--- a/マニュアル/ModeColle_Manual_EN.docx
+++ b/マニュアル/ModeColle_Manual_EN.docx
@@ -5,7 +5,6 @@
     <w:p>
       <w:pPr>
         <w:pStyle w:val="1"/>
-        <w:divId w:val="389618325"/>
         <w:rPr>
           <w:rFonts w:ascii="Yu Gothic UI" w:eastAsia="Yu Gothic UI" w:hAnsi="Yu Gothic UI"/>
         </w:rPr>
@@ -26,7 +25,6 @@
     <w:p>
       <w:pPr>
         <w:pStyle w:val="2"/>
-        <w:divId w:val="389618325"/>
         <w:rPr>
           <w:rFonts w:ascii="Yu Gothic UI" w:eastAsia="Yu Gothic UI" w:hAnsi="Yu Gothic UI" w:hint="eastAsia"/>
         </w:rPr>
@@ -59,18 +57,17 @@
     <w:p>
       <w:pPr>
         <w:pStyle w:val="Web"/>
-        <w:divId w:val="389618325"/>
-        <w:rPr>
-          <w:rFonts w:ascii="Yu Gothic UI" w:eastAsia="Yu Gothic UI" w:hAnsi="Yu Gothic UI" w:hint="eastAsia"/>
-          <w:color w:val="1E1E2E"/>
-          <w:sz w:val="22"/>
-          <w:szCs w:val="22"/>
-        </w:rPr>
-      </w:pPr>
-      <w:r>
-        <w:rPr>
-          <w:rFonts w:ascii="Yu Gothic UI" w:eastAsia="Yu Gothic UI" w:hAnsi="Yu Gothic UI" w:hint="eastAsia"/>
-          <w:color w:val="1E1E2E"/>
+        <w:rPr>
+          <w:rFonts w:ascii="Yu Gothic UI" w:eastAsia="Yu Gothic UI" w:hAnsi="Yu Gothic UI" w:hint="eastAsia"/>
+          <w:color w:val="3D3447"/>
+          <w:sz w:val="22"/>
+          <w:szCs w:val="22"/>
+        </w:rPr>
+      </w:pPr>
+      <w:r>
+        <w:rPr>
+          <w:rFonts w:ascii="Yu Gothic UI" w:eastAsia="Yu Gothic UI" w:hAnsi="Yu Gothic UI" w:hint="eastAsia"/>
+          <w:color w:val="3D3447"/>
           <w:sz w:val="22"/>
           <w:szCs w:val="22"/>
         </w:rPr>
@@ -80,7 +77,7 @@
         <w:rPr>
           <w:rStyle w:val="a5"/>
           <w:rFonts w:ascii="Yu Gothic UI" w:eastAsia="Yu Gothic UI" w:hAnsi="Yu Gothic UI" w:hint="eastAsia"/>
-          <w:color w:val="1E1E2E"/>
+          <w:color w:val="3D3447"/>
           <w:sz w:val="22"/>
           <w:szCs w:val="22"/>
         </w:rPr>
@@ -89,7 +86,7 @@
       <w:r>
         <w:rPr>
           <w:rFonts w:ascii="Yu Gothic UI" w:eastAsia="Yu Gothic UI" w:hAnsi="Yu Gothic UI" w:hint="eastAsia"/>
-          <w:color w:val="1E1E2E"/>
+          <w:color w:val="3D3447"/>
           <w:sz w:val="22"/>
           <w:szCs w:val="22"/>
         </w:rPr>
@@ -98,7 +95,7 @@
       <w:r>
         <w:rPr>
           <w:rFonts w:ascii="Yu Gothic UI" w:eastAsia="Yu Gothic UI" w:hAnsi="Yu Gothic UI" w:hint="eastAsia"/>
-          <w:color w:val="1E1E2E"/>
+          <w:color w:val="3D3447"/>
           <w:sz w:val="22"/>
           <w:szCs w:val="22"/>
         </w:rPr>
@@ -107,7 +104,7 @@
       <w:r>
         <w:rPr>
           <w:rFonts w:ascii="Yu Gothic UI" w:eastAsia="Yu Gothic UI" w:hAnsi="Yu Gothic UI" w:hint="eastAsia"/>
-          <w:color w:val="1E1E2E"/>
+          <w:color w:val="3D3447"/>
           <w:sz w:val="22"/>
           <w:szCs w:val="22"/>
         </w:rPr>
@@ -117,18 +114,17 @@
     <w:p>
       <w:pPr>
         <w:pStyle w:val="Web"/>
-        <w:divId w:val="389618325"/>
-        <w:rPr>
-          <w:rFonts w:ascii="Yu Gothic UI" w:eastAsia="Yu Gothic UI" w:hAnsi="Yu Gothic UI" w:hint="eastAsia"/>
-          <w:color w:val="1E1E2E"/>
-          <w:sz w:val="22"/>
-          <w:szCs w:val="22"/>
-        </w:rPr>
-      </w:pPr>
-      <w:r>
-        <w:rPr>
-          <w:rFonts w:ascii="Yu Gothic UI" w:eastAsia="Yu Gothic UI" w:hAnsi="Yu Gothic UI" w:hint="eastAsia"/>
-          <w:color w:val="1E1E2E"/>
+        <w:rPr>
+          <w:rFonts w:ascii="Yu Gothic UI" w:eastAsia="Yu Gothic UI" w:hAnsi="Yu Gothic UI" w:hint="eastAsia"/>
+          <w:color w:val="3D3447"/>
+          <w:sz w:val="22"/>
+          <w:szCs w:val="22"/>
+        </w:rPr>
+      </w:pPr>
+      <w:r>
+        <w:rPr>
+          <w:rFonts w:ascii="Yu Gothic UI" w:eastAsia="Yu Gothic UI" w:hAnsi="Yu Gothic UI" w:hint="eastAsia"/>
+          <w:color w:val="3D3447"/>
           <w:sz w:val="22"/>
           <w:szCs w:val="22"/>
         </w:rPr>
@@ -138,7 +134,7 @@
         <w:rPr>
           <w:rStyle w:val="a5"/>
           <w:rFonts w:ascii="Yu Gothic UI" w:eastAsia="Yu Gothic UI" w:hAnsi="Yu Gothic UI" w:hint="eastAsia"/>
-          <w:color w:val="1E1E2E"/>
+          <w:color w:val="3D3447"/>
           <w:sz w:val="22"/>
           <w:szCs w:val="22"/>
         </w:rPr>
@@ -147,7 +143,7 @@
       <w:r>
         <w:rPr>
           <w:rFonts w:ascii="Yu Gothic UI" w:eastAsia="Yu Gothic UI" w:hAnsi="Yu Gothic UI" w:hint="eastAsia"/>
-          <w:color w:val="1E1E2E"/>
+          <w:color w:val="3D3447"/>
           <w:sz w:val="22"/>
           <w:szCs w:val="22"/>
         </w:rPr>
@@ -157,7 +153,7 @@
         <w:rPr>
           <w:rStyle w:val="a5"/>
           <w:rFonts w:ascii="Yu Gothic UI" w:eastAsia="Yu Gothic UI" w:hAnsi="Yu Gothic UI" w:hint="eastAsia"/>
-          <w:color w:val="1E1E2E"/>
+          <w:color w:val="3D3447"/>
           <w:sz w:val="22"/>
           <w:szCs w:val="22"/>
         </w:rPr>
@@ -166,7 +162,7 @@
       <w:r>
         <w:rPr>
           <w:rFonts w:ascii="Yu Gothic UI" w:eastAsia="Yu Gothic UI" w:hAnsi="Yu Gothic UI" w:hint="eastAsia"/>
-          <w:color w:val="1E1E2E"/>
+          <w:color w:val="3D3447"/>
           <w:sz w:val="22"/>
           <w:szCs w:val="22"/>
         </w:rPr>
@@ -176,18 +172,17 @@
     <w:p>
       <w:pPr>
         <w:pStyle w:val="Web"/>
-        <w:divId w:val="389618325"/>
-        <w:rPr>
-          <w:rFonts w:ascii="Yu Gothic UI" w:eastAsia="Yu Gothic UI" w:hAnsi="Yu Gothic UI" w:hint="eastAsia"/>
-          <w:color w:val="1E1E2E"/>
-          <w:sz w:val="22"/>
-          <w:szCs w:val="22"/>
-        </w:rPr>
-      </w:pPr>
-      <w:r>
-        <w:rPr>
-          <w:rFonts w:ascii="Yu Gothic UI" w:eastAsia="Yu Gothic UI" w:hAnsi="Yu Gothic UI" w:hint="eastAsia"/>
-          <w:color w:val="1E1E2E"/>
+        <w:rPr>
+          <w:rFonts w:ascii="Yu Gothic UI" w:eastAsia="Yu Gothic UI" w:hAnsi="Yu Gothic UI" w:hint="eastAsia"/>
+          <w:color w:val="3D3447"/>
+          <w:sz w:val="22"/>
+          <w:szCs w:val="22"/>
+        </w:rPr>
+      </w:pPr>
+      <w:r>
+        <w:rPr>
+          <w:rFonts w:ascii="Yu Gothic UI" w:eastAsia="Yu Gothic UI" w:hAnsi="Yu Gothic UI" w:hint="eastAsia"/>
+          <w:color w:val="3D3447"/>
           <w:sz w:val="22"/>
           <w:szCs w:val="22"/>
         </w:rPr>
@@ -197,7 +192,7 @@
         <w:rPr>
           <w:rStyle w:val="a5"/>
           <w:rFonts w:ascii="Yu Gothic UI" w:eastAsia="Yu Gothic UI" w:hAnsi="Yu Gothic UI" w:hint="eastAsia"/>
-          <w:color w:val="1E1E2E"/>
+          <w:color w:val="3D3447"/>
           <w:sz w:val="22"/>
           <w:szCs w:val="22"/>
         </w:rPr>
@@ -206,7 +201,7 @@
       <w:r>
         <w:rPr>
           <w:rFonts w:ascii="Yu Gothic UI" w:eastAsia="Yu Gothic UI" w:hAnsi="Yu Gothic UI" w:hint="eastAsia"/>
-          <w:color w:val="1E1E2E"/>
+          <w:color w:val="3D3447"/>
           <w:sz w:val="22"/>
           <w:szCs w:val="22"/>
         </w:rPr>
@@ -215,7 +210,7 @@
       <w:r>
         <w:rPr>
           <w:rFonts w:ascii="Segoe UI Emoji" w:eastAsia="Yu Gothic UI" w:hAnsi="Segoe UI Emoji" w:cs="Segoe UI Emoji"/>
-          <w:color w:val="1E1E2E"/>
+          <w:color w:val="3D3447"/>
           <w:sz w:val="22"/>
           <w:szCs w:val="22"/>
         </w:rPr>
@@ -224,7 +219,7 @@
       <w:r>
         <w:rPr>
           <w:rFonts w:ascii="Yu Gothic UI" w:eastAsia="Yu Gothic UI" w:hAnsi="Yu Gothic UI" w:hint="eastAsia"/>
-          <w:color w:val="1E1E2E"/>
+          <w:color w:val="3D3447"/>
           <w:sz w:val="22"/>
           <w:szCs w:val="22"/>
         </w:rPr>
@@ -233,7 +228,7 @@
       <w:r>
         <w:rPr>
           <w:rFonts w:ascii="Yu Gothic UI" w:eastAsia="Yu Gothic UI" w:hAnsi="Yu Gothic UI" w:hint="eastAsia"/>
-          <w:color w:val="1E1E2E"/>
+          <w:color w:val="3D3447"/>
           <w:sz w:val="22"/>
           <w:szCs w:val="22"/>
         </w:rPr>
@@ -242,7 +237,7 @@
       <w:r>
         <w:rPr>
           <w:rFonts w:ascii="Yu Gothic UI" w:eastAsia="Yu Gothic UI" w:hAnsi="Yu Gothic UI" w:hint="eastAsia"/>
-          <w:color w:val="1E1E2E"/>
+          <w:color w:val="3D3447"/>
           <w:sz w:val="22"/>
           <w:szCs w:val="22"/>
         </w:rPr>
@@ -252,7 +247,7 @@
         <w:rPr>
           <w:rStyle w:val="a5"/>
           <w:rFonts w:ascii="Yu Gothic UI" w:eastAsia="Yu Gothic UI" w:hAnsi="Yu Gothic UI" w:hint="eastAsia"/>
-          <w:color w:val="1E1E2E"/>
+          <w:color w:val="3D3447"/>
           <w:sz w:val="22"/>
           <w:szCs w:val="22"/>
         </w:rPr>
@@ -261,7 +256,7 @@
       <w:r>
         <w:rPr>
           <w:rFonts w:ascii="Yu Gothic UI" w:eastAsia="Yu Gothic UI" w:hAnsi="Yu Gothic UI" w:hint="eastAsia"/>
-          <w:color w:val="1E1E2E"/>
+          <w:color w:val="3D3447"/>
           <w:sz w:val="22"/>
           <w:szCs w:val="22"/>
         </w:rPr>
@@ -270,19 +265,18 @@
     </w:p>
     <w:p>
       <w:pPr>
-        <w:spacing w:before="330" w:after="330"/>
-        <w:divId w:val="389618325"/>
-        <w:rPr>
-          <w:rFonts w:ascii="Yu Gothic UI" w:eastAsia="Yu Gothic UI" w:hAnsi="Yu Gothic UI" w:hint="eastAsia"/>
-          <w:color w:val="1E1E2E"/>
-          <w:sz w:val="22"/>
-          <w:szCs w:val="22"/>
-        </w:rPr>
-      </w:pPr>
-      <w:r>
-        <w:rPr>
-          <w:rFonts w:ascii="Yu Gothic UI" w:eastAsia="Yu Gothic UI" w:hAnsi="Yu Gothic UI" w:hint="eastAsia"/>
-          <w:color w:val="1E1E2E"/>
+        <w:spacing w:before="300" w:after="300"/>
+        <w:rPr>
+          <w:rFonts w:ascii="Yu Gothic UI" w:eastAsia="Yu Gothic UI" w:hAnsi="Yu Gothic UI" w:hint="eastAsia"/>
+          <w:color w:val="3D3447"/>
+          <w:sz w:val="22"/>
+          <w:szCs w:val="22"/>
+        </w:rPr>
+      </w:pPr>
+      <w:r>
+        <w:rPr>
+          <w:rFonts w:ascii="Yu Gothic UI" w:eastAsia="Yu Gothic UI" w:hAnsi="Yu Gothic UI" w:hint="eastAsia"/>
+          <w:color w:val="3D3447"/>
           <w:sz w:val="22"/>
           <w:szCs w:val="22"/>
         </w:rPr>
@@ -296,10 +290,9 @@
     <w:p>
       <w:pPr>
         <w:pStyle w:val="Web"/>
-        <w:divId w:val="389618325"/>
-        <w:rPr>
-          <w:rFonts w:ascii="Yu Gothic UI" w:eastAsia="Yu Gothic UI" w:hAnsi="Yu Gothic UI" w:hint="eastAsia"/>
-          <w:color w:val="1E1E2E"/>
+        <w:rPr>
+          <w:rFonts w:ascii="Yu Gothic UI" w:eastAsia="Yu Gothic UI" w:hAnsi="Yu Gothic UI" w:hint="eastAsia"/>
+          <w:color w:val="3D3447"/>
           <w:sz w:val="22"/>
           <w:szCs w:val="22"/>
         </w:rPr>
@@ -308,7 +301,7 @@
         <w:rPr>
           <w:rStyle w:val="a5"/>
           <w:rFonts w:ascii="Yu Gothic UI" w:eastAsia="Yu Gothic UI" w:hAnsi="Yu Gothic UI" w:hint="eastAsia"/>
-          <w:color w:val="1E1E2E"/>
+          <w:color w:val="3D3447"/>
           <w:sz w:val="22"/>
           <w:szCs w:val="22"/>
         </w:rPr>
@@ -317,7 +310,7 @@
       <w:r>
         <w:rPr>
           <w:rFonts w:ascii="Yu Gothic UI" w:eastAsia="Yu Gothic UI" w:hAnsi="Yu Gothic UI" w:hint="eastAsia"/>
-          <w:color w:val="1E1E2E"/>
+          <w:color w:val="3D3447"/>
           <w:sz w:val="22"/>
           <w:szCs w:val="22"/>
         </w:rPr>
@@ -327,7 +320,7 @@
         <w:rPr>
           <w:rStyle w:val="a5"/>
           <w:rFonts w:ascii="Yu Gothic UI" w:eastAsia="Yu Gothic UI" w:hAnsi="Yu Gothic UI" w:hint="eastAsia"/>
-          <w:color w:val="1E1E2E"/>
+          <w:color w:val="3D3447"/>
           <w:sz w:val="22"/>
           <w:szCs w:val="22"/>
         </w:rPr>
@@ -336,7 +329,7 @@
       <w:r>
         <w:rPr>
           <w:rFonts w:ascii="Yu Gothic UI" w:eastAsia="Yu Gothic UI" w:hAnsi="Yu Gothic UI" w:hint="eastAsia"/>
-          <w:color w:val="1E1E2E"/>
+          <w:color w:val="3D3447"/>
           <w:sz w:val="22"/>
           <w:szCs w:val="22"/>
         </w:rPr>
@@ -346,18 +339,17 @@
     <w:p>
       <w:pPr>
         <w:pStyle w:val="Web"/>
-        <w:divId w:val="389618325"/>
-        <w:rPr>
-          <w:rFonts w:ascii="Yu Gothic UI" w:eastAsia="Yu Gothic UI" w:hAnsi="Yu Gothic UI" w:hint="eastAsia"/>
-          <w:color w:val="1E1E2E"/>
-          <w:sz w:val="22"/>
-          <w:szCs w:val="22"/>
-        </w:rPr>
-      </w:pPr>
-      <w:r>
-        <w:rPr>
-          <w:rFonts w:ascii="Yu Gothic UI" w:eastAsia="Yu Gothic UI" w:hAnsi="Yu Gothic UI" w:hint="eastAsia"/>
-          <w:color w:val="1E1E2E"/>
+        <w:rPr>
+          <w:rFonts w:ascii="Yu Gothic UI" w:eastAsia="Yu Gothic UI" w:hAnsi="Yu Gothic UI" w:hint="eastAsia"/>
+          <w:color w:val="3D3447"/>
+          <w:sz w:val="22"/>
+          <w:szCs w:val="22"/>
+        </w:rPr>
+      </w:pPr>
+      <w:r>
+        <w:rPr>
+          <w:rFonts w:ascii="Yu Gothic UI" w:eastAsia="Yu Gothic UI" w:hAnsi="Yu Gothic UI" w:hint="eastAsia"/>
+          <w:color w:val="3D3447"/>
           <w:sz w:val="22"/>
           <w:szCs w:val="22"/>
         </w:rPr>
@@ -366,7 +358,7 @@
       <w:r>
         <w:rPr>
           <w:rFonts w:ascii="Yu Gothic UI" w:eastAsia="Yu Gothic UI" w:hAnsi="Yu Gothic UI" w:hint="eastAsia"/>
-          <w:color w:val="1E1E2E"/>
+          <w:color w:val="3D3447"/>
           <w:sz w:val="22"/>
           <w:szCs w:val="22"/>
         </w:rPr>
@@ -375,7 +367,7 @@
       <w:r>
         <w:rPr>
           <w:rFonts w:ascii="Yu Gothic UI" w:eastAsia="Yu Gothic UI" w:hAnsi="Yu Gothic UI" w:hint="eastAsia"/>
-          <w:color w:val="1E1E2E"/>
+          <w:color w:val="3D3447"/>
           <w:sz w:val="22"/>
           <w:szCs w:val="22"/>
         </w:rPr>
@@ -384,19 +376,18 @@
     </w:p>
     <w:p>
       <w:pPr>
-        <w:spacing w:before="330" w:after="330"/>
-        <w:divId w:val="389618325"/>
-        <w:rPr>
-          <w:rFonts w:ascii="Yu Gothic UI" w:eastAsia="Yu Gothic UI" w:hAnsi="Yu Gothic UI" w:hint="eastAsia"/>
-          <w:color w:val="1E1E2E"/>
-          <w:sz w:val="22"/>
-          <w:szCs w:val="22"/>
-        </w:rPr>
-      </w:pPr>
-      <w:r>
-        <w:rPr>
-          <w:rFonts w:ascii="Yu Gothic UI" w:eastAsia="Yu Gothic UI" w:hAnsi="Yu Gothic UI" w:hint="eastAsia"/>
-          <w:color w:val="1E1E2E"/>
+        <w:spacing w:before="300" w:after="300"/>
+        <w:rPr>
+          <w:rFonts w:ascii="Yu Gothic UI" w:eastAsia="Yu Gothic UI" w:hAnsi="Yu Gothic UI" w:hint="eastAsia"/>
+          <w:color w:val="3D3447"/>
+          <w:sz w:val="22"/>
+          <w:szCs w:val="22"/>
+        </w:rPr>
+      </w:pPr>
+      <w:r>
+        <w:rPr>
+          <w:rFonts w:ascii="Yu Gothic UI" w:eastAsia="Yu Gothic UI" w:hAnsi="Yu Gothic UI" w:hint="eastAsia"/>
+          <w:color w:val="3D3447"/>
           <w:sz w:val="22"/>
           <w:szCs w:val="22"/>
         </w:rPr>
@@ -410,7 +401,6 @@
     <w:p>
       <w:pPr>
         <w:pStyle w:val="2"/>
-        <w:divId w:val="389618325"/>
         <w:rPr>
           <w:rFonts w:ascii="Yu Gothic UI" w:eastAsia="Yu Gothic UI" w:hAnsi="Yu Gothic UI" w:hint="eastAsia"/>
         </w:rPr>
@@ -428,11 +418,10 @@
           <w:ilvl w:val="0"/>
           <w:numId w:val="1"/>
         </w:numPr>
-        <w:spacing w:before="45" w:after="45"/>
-        <w:divId w:val="389618325"/>
-        <w:rPr>
-          <w:rFonts w:ascii="Yu Gothic UI" w:eastAsia="Yu Gothic UI" w:hAnsi="Yu Gothic UI" w:hint="eastAsia"/>
-          <w:color w:val="1E1E2E"/>
+        <w:spacing w:before="100" w:beforeAutospacing="1" w:after="100" w:afterAutospacing="1"/>
+        <w:rPr>
+          <w:rFonts w:ascii="Yu Gothic UI" w:eastAsia="Yu Gothic UI" w:hAnsi="Yu Gothic UI" w:hint="eastAsia"/>
+          <w:color w:val="3D3447"/>
           <w:sz w:val="22"/>
           <w:szCs w:val="22"/>
         </w:rPr>
@@ -455,11 +444,10 @@
           <w:ilvl w:val="0"/>
           <w:numId w:val="1"/>
         </w:numPr>
-        <w:spacing w:before="45" w:after="45"/>
-        <w:divId w:val="389618325"/>
-        <w:rPr>
-          <w:rFonts w:ascii="Yu Gothic UI" w:eastAsia="Yu Gothic UI" w:hAnsi="Yu Gothic UI" w:hint="eastAsia"/>
-          <w:color w:val="1E1E2E"/>
+        <w:spacing w:before="100" w:beforeAutospacing="1" w:after="100" w:afterAutospacing="1"/>
+        <w:rPr>
+          <w:rFonts w:ascii="Yu Gothic UI" w:eastAsia="Yu Gothic UI" w:hAnsi="Yu Gothic UI" w:hint="eastAsia"/>
+          <w:color w:val="3D3447"/>
           <w:sz w:val="22"/>
           <w:szCs w:val="22"/>
         </w:rPr>
@@ -482,11 +470,10 @@
           <w:ilvl w:val="0"/>
           <w:numId w:val="1"/>
         </w:numPr>
-        <w:spacing w:before="45" w:after="45"/>
-        <w:divId w:val="389618325"/>
-        <w:rPr>
-          <w:rFonts w:ascii="Yu Gothic UI" w:eastAsia="Yu Gothic UI" w:hAnsi="Yu Gothic UI" w:hint="eastAsia"/>
-          <w:color w:val="1E1E2E"/>
+        <w:spacing w:before="100" w:beforeAutospacing="1" w:after="100" w:afterAutospacing="1"/>
+        <w:rPr>
+          <w:rFonts w:ascii="Yu Gothic UI" w:eastAsia="Yu Gothic UI" w:hAnsi="Yu Gothic UI" w:hint="eastAsia"/>
+          <w:color w:val="3D3447"/>
           <w:sz w:val="22"/>
           <w:szCs w:val="22"/>
         </w:rPr>
@@ -509,11 +496,10 @@
           <w:ilvl w:val="0"/>
           <w:numId w:val="1"/>
         </w:numPr>
-        <w:spacing w:before="45" w:after="45"/>
-        <w:divId w:val="389618325"/>
-        <w:rPr>
-          <w:rFonts w:ascii="Yu Gothic UI" w:eastAsia="Yu Gothic UI" w:hAnsi="Yu Gothic UI" w:hint="eastAsia"/>
-          <w:color w:val="1E1E2E"/>
+        <w:spacing w:before="100" w:beforeAutospacing="1" w:after="100" w:afterAutospacing="1"/>
+        <w:rPr>
+          <w:rFonts w:ascii="Yu Gothic UI" w:eastAsia="Yu Gothic UI" w:hAnsi="Yu Gothic UI" w:hint="eastAsia"/>
+          <w:color w:val="3D3447"/>
           <w:sz w:val="22"/>
           <w:szCs w:val="22"/>
         </w:rPr>
@@ -536,11 +522,10 @@
           <w:ilvl w:val="0"/>
           <w:numId w:val="1"/>
         </w:numPr>
-        <w:spacing w:before="45" w:after="45"/>
-        <w:divId w:val="389618325"/>
-        <w:rPr>
-          <w:rFonts w:ascii="Yu Gothic UI" w:eastAsia="Yu Gothic UI" w:hAnsi="Yu Gothic UI" w:hint="eastAsia"/>
-          <w:color w:val="1E1E2E"/>
+        <w:spacing w:before="100" w:beforeAutospacing="1" w:after="100" w:afterAutospacing="1"/>
+        <w:rPr>
+          <w:rFonts w:ascii="Yu Gothic UI" w:eastAsia="Yu Gothic UI" w:hAnsi="Yu Gothic UI" w:hint="eastAsia"/>
+          <w:color w:val="3D3447"/>
           <w:sz w:val="22"/>
           <w:szCs w:val="22"/>
         </w:rPr>
@@ -563,11 +548,10 @@
           <w:ilvl w:val="0"/>
           <w:numId w:val="1"/>
         </w:numPr>
-        <w:spacing w:before="45" w:after="45"/>
-        <w:divId w:val="389618325"/>
-        <w:rPr>
-          <w:rFonts w:ascii="Yu Gothic UI" w:eastAsia="Yu Gothic UI" w:hAnsi="Yu Gothic UI" w:hint="eastAsia"/>
-          <w:color w:val="1E1E2E"/>
+        <w:spacing w:before="100" w:beforeAutospacing="1" w:after="100" w:afterAutospacing="1"/>
+        <w:rPr>
+          <w:rFonts w:ascii="Yu Gothic UI" w:eastAsia="Yu Gothic UI" w:hAnsi="Yu Gothic UI" w:hint="eastAsia"/>
+          <w:color w:val="3D3447"/>
           <w:sz w:val="22"/>
           <w:szCs w:val="22"/>
         </w:rPr>
@@ -590,11 +574,10 @@
           <w:ilvl w:val="0"/>
           <w:numId w:val="1"/>
         </w:numPr>
-        <w:spacing w:before="45" w:after="45"/>
-        <w:divId w:val="389618325"/>
-        <w:rPr>
-          <w:rFonts w:ascii="Yu Gothic UI" w:eastAsia="Yu Gothic UI" w:hAnsi="Yu Gothic UI" w:hint="eastAsia"/>
-          <w:color w:val="1E1E2E"/>
+        <w:spacing w:before="100" w:beforeAutospacing="1" w:after="100" w:afterAutospacing="1"/>
+        <w:rPr>
+          <w:rFonts w:ascii="Yu Gothic UI" w:eastAsia="Yu Gothic UI" w:hAnsi="Yu Gothic UI" w:hint="eastAsia"/>
+          <w:color w:val="3D3447"/>
           <w:sz w:val="22"/>
           <w:szCs w:val="22"/>
         </w:rPr>
@@ -617,11 +600,10 @@
           <w:ilvl w:val="0"/>
           <w:numId w:val="1"/>
         </w:numPr>
-        <w:spacing w:before="45" w:after="45"/>
-        <w:divId w:val="389618325"/>
-        <w:rPr>
-          <w:rFonts w:ascii="Yu Gothic UI" w:eastAsia="Yu Gothic UI" w:hAnsi="Yu Gothic UI" w:hint="eastAsia"/>
-          <w:color w:val="1E1E2E"/>
+        <w:spacing w:before="100" w:beforeAutospacing="1" w:after="100" w:afterAutospacing="1"/>
+        <w:rPr>
+          <w:rFonts w:ascii="Yu Gothic UI" w:eastAsia="Yu Gothic UI" w:hAnsi="Yu Gothic UI" w:hint="eastAsia"/>
+          <w:color w:val="3D3447"/>
           <w:sz w:val="22"/>
           <w:szCs w:val="22"/>
         </w:rPr>
@@ -644,11 +626,10 @@
           <w:ilvl w:val="0"/>
           <w:numId w:val="1"/>
         </w:numPr>
-        <w:spacing w:before="45" w:after="45"/>
-        <w:divId w:val="389618325"/>
-        <w:rPr>
-          <w:rFonts w:ascii="Yu Gothic UI" w:eastAsia="Yu Gothic UI" w:hAnsi="Yu Gothic UI" w:hint="eastAsia"/>
-          <w:color w:val="1E1E2E"/>
+        <w:spacing w:before="100" w:beforeAutospacing="1" w:after="100" w:afterAutospacing="1"/>
+        <w:rPr>
+          <w:rFonts w:ascii="Yu Gothic UI" w:eastAsia="Yu Gothic UI" w:hAnsi="Yu Gothic UI" w:hint="eastAsia"/>
+          <w:color w:val="3D3447"/>
           <w:sz w:val="22"/>
           <w:szCs w:val="22"/>
         </w:rPr>
@@ -671,11 +652,10 @@
           <w:ilvl w:val="0"/>
           <w:numId w:val="1"/>
         </w:numPr>
-        <w:spacing w:before="45" w:after="45"/>
-        <w:divId w:val="389618325"/>
-        <w:rPr>
-          <w:rFonts w:ascii="Yu Gothic UI" w:eastAsia="Yu Gothic UI" w:hAnsi="Yu Gothic UI" w:hint="eastAsia"/>
-          <w:color w:val="1E1E2E"/>
+        <w:spacing w:before="100" w:beforeAutospacing="1" w:after="100" w:afterAutospacing="1"/>
+        <w:rPr>
+          <w:rFonts w:ascii="Yu Gothic UI" w:eastAsia="Yu Gothic UI" w:hAnsi="Yu Gothic UI" w:hint="eastAsia"/>
+          <w:color w:val="3D3447"/>
           <w:sz w:val="22"/>
           <w:szCs w:val="22"/>
         </w:rPr>
@@ -694,19 +674,18 @@
     </w:p>
     <w:p>
       <w:pPr>
-        <w:spacing w:before="330" w:after="330"/>
-        <w:divId w:val="389618325"/>
-        <w:rPr>
-          <w:rFonts w:ascii="Yu Gothic UI" w:eastAsia="Yu Gothic UI" w:hAnsi="Yu Gothic UI" w:hint="eastAsia"/>
-          <w:color w:val="1E1E2E"/>
-          <w:sz w:val="22"/>
-          <w:szCs w:val="22"/>
-        </w:rPr>
-      </w:pPr>
-      <w:r>
-        <w:rPr>
-          <w:rFonts w:ascii="Yu Gothic UI" w:eastAsia="Yu Gothic UI" w:hAnsi="Yu Gothic UI" w:hint="eastAsia"/>
-          <w:color w:val="1E1E2E"/>
+        <w:spacing w:before="300" w:after="300"/>
+        <w:rPr>
+          <w:rFonts w:ascii="Yu Gothic UI" w:eastAsia="Yu Gothic UI" w:hAnsi="Yu Gothic UI" w:hint="eastAsia"/>
+          <w:color w:val="3D3447"/>
+          <w:sz w:val="22"/>
+          <w:szCs w:val="22"/>
+        </w:rPr>
+      </w:pPr>
+      <w:r>
+        <w:rPr>
+          <w:rFonts w:ascii="Yu Gothic UI" w:eastAsia="Yu Gothic UI" w:hAnsi="Yu Gothic UI" w:hint="eastAsia"/>
+          <w:color w:val="3D3447"/>
           <w:sz w:val="22"/>
           <w:szCs w:val="22"/>
         </w:rPr>
@@ -720,7 +699,6 @@
     <w:p>
       <w:pPr>
         <w:pStyle w:val="2"/>
-        <w:divId w:val="389618325"/>
         <w:rPr>
           <w:rFonts w:ascii="Yu Gothic UI" w:eastAsia="Yu Gothic UI" w:hAnsi="Yu Gothic UI" w:hint="eastAsia"/>
         </w:rPr>
@@ -749,30 +727,30 @@
       </w:tblGrid>
       <w:tr>
         <w:trPr>
-          <w:divId w:val="389618325"/>
           <w:tblHeader/>
         </w:trPr>
         <w:tc>
           <w:tcPr>
             <w:tcW w:w="0" w:type="auto"/>
             <w:tcBorders>
-              <w:top w:val="single" w:sz="6" w:space="0" w:color="9CA0B0"/>
-              <w:left w:val="single" w:sz="6" w:space="0" w:color="9CA0B0"/>
-              <w:bottom w:val="single" w:sz="6" w:space="0" w:color="9CA0B0"/>
-              <w:right w:val="single" w:sz="6" w:space="0" w:color="9CA0B0"/>
+              <w:top w:val="single" w:sz="6" w:space="0" w:color="C9BDF0"/>
+              <w:left w:val="single" w:sz="6" w:space="0" w:color="C9BDF0"/>
+              <w:bottom w:val="single" w:sz="6" w:space="0" w:color="C9BDF0"/>
+              <w:right w:val="single" w:sz="6" w:space="0" w:color="C9BDF0"/>
             </w:tcBorders>
-            <w:shd w:val="clear" w:color="auto" w:fill="1E66F5"/>
+            <w:shd w:val="clear" w:color="auto" w:fill="8B7EE8"/>
             <w:tcMar>
               <w:top w:w="105" w:type="dxa"/>
               <w:left w:w="150" w:type="dxa"/>
               <w:bottom w:w="105" w:type="dxa"/>
               <w:right w:w="150" w:type="dxa"/>
             </w:tcMar>
+            <w:vAlign w:val="center"/>
             <w:hideMark/>
           </w:tcPr>
           <w:p>
             <w:pPr>
-              <w:spacing w:before="180" w:after="180"/>
+              <w:spacing w:before="150" w:after="150"/>
               <w:rPr>
                 <w:rFonts w:ascii="Yu Gothic UI" w:eastAsia="Yu Gothic UI" w:hAnsi="Yu Gothic UI" w:hint="eastAsia"/>
                 <w:b/>
@@ -799,23 +777,24 @@
           <w:tcPr>
             <w:tcW w:w="0" w:type="auto"/>
             <w:tcBorders>
-              <w:top w:val="single" w:sz="6" w:space="0" w:color="9CA0B0"/>
-              <w:left w:val="single" w:sz="6" w:space="0" w:color="9CA0B0"/>
-              <w:bottom w:val="single" w:sz="6" w:space="0" w:color="9CA0B0"/>
-              <w:right w:val="single" w:sz="6" w:space="0" w:color="9CA0B0"/>
+              <w:top w:val="single" w:sz="6" w:space="0" w:color="C9BDF0"/>
+              <w:left w:val="single" w:sz="6" w:space="0" w:color="C9BDF0"/>
+              <w:bottom w:val="single" w:sz="6" w:space="0" w:color="C9BDF0"/>
+              <w:right w:val="single" w:sz="6" w:space="0" w:color="C9BDF0"/>
             </w:tcBorders>
-            <w:shd w:val="clear" w:color="auto" w:fill="1E66F5"/>
+            <w:shd w:val="clear" w:color="auto" w:fill="8B7EE8"/>
             <w:tcMar>
               <w:top w:w="105" w:type="dxa"/>
               <w:left w:w="150" w:type="dxa"/>
               <w:bottom w:w="105" w:type="dxa"/>
               <w:right w:w="150" w:type="dxa"/>
             </w:tcMar>
+            <w:vAlign w:val="center"/>
             <w:hideMark/>
           </w:tcPr>
           <w:p>
             <w:pPr>
-              <w:spacing w:before="180" w:after="180"/>
+              <w:spacing w:before="150" w:after="150"/>
               <w:rPr>
                 <w:rFonts w:ascii="Yu Gothic UI" w:eastAsia="Yu Gothic UI" w:hAnsi="Yu Gothic UI" w:hint="eastAsia"/>
                 <w:b/>
@@ -840,17 +819,14 @@
         </w:tc>
       </w:tr>
       <w:tr>
-        <w:trPr>
-          <w:divId w:val="389618325"/>
-        </w:trPr>
         <w:tc>
           <w:tcPr>
             <w:tcW w:w="0" w:type="auto"/>
             <w:tcBorders>
-              <w:top w:val="single" w:sz="6" w:space="0" w:color="9CA0B0"/>
-              <w:left w:val="single" w:sz="6" w:space="0" w:color="9CA0B0"/>
-              <w:bottom w:val="single" w:sz="6" w:space="0" w:color="9CA0B0"/>
-              <w:right w:val="single" w:sz="6" w:space="0" w:color="9CA0B0"/>
+              <w:top w:val="single" w:sz="6" w:space="0" w:color="E0D8EE"/>
+              <w:left w:val="single" w:sz="6" w:space="0" w:color="E0D8EE"/>
+              <w:bottom w:val="single" w:sz="6" w:space="0" w:color="E0D8EE"/>
+              <w:right w:val="single" w:sz="6" w:space="0" w:color="E0D8EE"/>
             </w:tcBorders>
             <w:tcMar>
               <w:top w:w="105" w:type="dxa"/>
@@ -862,10 +838,10 @@
           </w:tcPr>
           <w:p>
             <w:pPr>
-              <w:spacing w:before="180" w:after="180"/>
-              <w:rPr>
-                <w:rFonts w:ascii="Yu Gothic UI" w:eastAsia="Yu Gothic UI" w:hAnsi="Yu Gothic UI" w:hint="eastAsia"/>
-                <w:color w:val="1E1E2E"/>
+              <w:spacing w:before="150" w:after="150"/>
+              <w:rPr>
+                <w:rFonts w:ascii="Yu Gothic UI" w:eastAsia="Yu Gothic UI" w:hAnsi="Yu Gothic UI" w:hint="eastAsia"/>
+                <w:color w:val="3D3447"/>
                 <w:sz w:val="22"/>
                 <w:szCs w:val="22"/>
               </w:rPr>
@@ -873,7 +849,7 @@
             <w:r>
               <w:rPr>
                 <w:rFonts w:ascii="Segoe UI Emoji" w:eastAsia="Yu Gothic UI" w:hAnsi="Segoe UI Emoji" w:cs="Segoe UI Emoji"/>
-                <w:color w:val="1E1E2E"/>
+                <w:color w:val="3D3447"/>
                 <w:sz w:val="22"/>
                 <w:szCs w:val="22"/>
               </w:rPr>
@@ -882,7 +858,7 @@
             <w:r>
               <w:rPr>
                 <w:rFonts w:ascii="Yu Gothic UI" w:eastAsia="Yu Gothic UI" w:hAnsi="Yu Gothic UI" w:hint="eastAsia"/>
-                <w:color w:val="1E1E2E"/>
+                <w:color w:val="3D3447"/>
                 <w:sz w:val="22"/>
                 <w:szCs w:val="22"/>
               </w:rPr>
@@ -892,7 +868,7 @@
               <w:rPr>
                 <w:rStyle w:val="a5"/>
                 <w:rFonts w:ascii="Yu Gothic UI" w:eastAsia="Yu Gothic UI" w:hAnsi="Yu Gothic UI" w:hint="eastAsia"/>
-                <w:color w:val="1E1E2E"/>
+                <w:color w:val="3D3447"/>
                 <w:sz w:val="22"/>
                 <w:szCs w:val="22"/>
               </w:rPr>
@@ -904,10 +880,10 @@
           <w:tcPr>
             <w:tcW w:w="0" w:type="auto"/>
             <w:tcBorders>
-              <w:top w:val="single" w:sz="6" w:space="0" w:color="9CA0B0"/>
-              <w:left w:val="single" w:sz="6" w:space="0" w:color="9CA0B0"/>
-              <w:bottom w:val="single" w:sz="6" w:space="0" w:color="9CA0B0"/>
-              <w:right w:val="single" w:sz="6" w:space="0" w:color="9CA0B0"/>
+              <w:top w:val="single" w:sz="6" w:space="0" w:color="E0D8EE"/>
+              <w:left w:val="single" w:sz="6" w:space="0" w:color="E0D8EE"/>
+              <w:bottom w:val="single" w:sz="6" w:space="0" w:color="E0D8EE"/>
+              <w:right w:val="single" w:sz="6" w:space="0" w:color="E0D8EE"/>
             </w:tcBorders>
             <w:tcMar>
               <w:top w:w="105" w:type="dxa"/>
@@ -919,10 +895,10 @@
           </w:tcPr>
           <w:p>
             <w:pPr>
-              <w:spacing w:before="180" w:after="180"/>
-              <w:rPr>
-                <w:rFonts w:ascii="Yu Gothic UI" w:eastAsia="Yu Gothic UI" w:hAnsi="Yu Gothic UI" w:hint="eastAsia"/>
-                <w:color w:val="1E1E2E"/>
+              <w:spacing w:before="150" w:after="150"/>
+              <w:rPr>
+                <w:rFonts w:ascii="Yu Gothic UI" w:eastAsia="Yu Gothic UI" w:hAnsi="Yu Gothic UI" w:hint="eastAsia"/>
+                <w:color w:val="3D3447"/>
                 <w:sz w:val="22"/>
                 <w:szCs w:val="22"/>
               </w:rPr>
@@ -930,7 +906,7 @@
             <w:r>
               <w:rPr>
                 <w:rFonts w:ascii="Yu Gothic UI" w:eastAsia="Yu Gothic UI" w:hAnsi="Yu Gothic UI" w:hint="eastAsia"/>
-                <w:color w:val="1E1E2E"/>
+                <w:color w:val="3D3447"/>
                 <w:sz w:val="22"/>
                 <w:szCs w:val="22"/>
               </w:rPr>
@@ -940,17 +916,14 @@
         </w:tc>
       </w:tr>
       <w:tr>
-        <w:trPr>
-          <w:divId w:val="389618325"/>
-        </w:trPr>
         <w:tc>
           <w:tcPr>
             <w:tcW w:w="0" w:type="auto"/>
             <w:tcBorders>
-              <w:top w:val="single" w:sz="6" w:space="0" w:color="9CA0B0"/>
-              <w:left w:val="single" w:sz="6" w:space="0" w:color="9CA0B0"/>
-              <w:bottom w:val="single" w:sz="6" w:space="0" w:color="9CA0B0"/>
-              <w:right w:val="single" w:sz="6" w:space="0" w:color="9CA0B0"/>
+              <w:top w:val="single" w:sz="6" w:space="0" w:color="E0D8EE"/>
+              <w:left w:val="single" w:sz="6" w:space="0" w:color="E0D8EE"/>
+              <w:bottom w:val="single" w:sz="6" w:space="0" w:color="E0D8EE"/>
+              <w:right w:val="single" w:sz="6" w:space="0" w:color="E0D8EE"/>
             </w:tcBorders>
             <w:tcMar>
               <w:top w:w="105" w:type="dxa"/>
@@ -962,10 +935,10 @@
           </w:tcPr>
           <w:p>
             <w:pPr>
-              <w:spacing w:before="180" w:after="180"/>
-              <w:rPr>
-                <w:rFonts w:ascii="Yu Gothic UI" w:eastAsia="Yu Gothic UI" w:hAnsi="Yu Gothic UI" w:hint="eastAsia"/>
-                <w:color w:val="1E1E2E"/>
+              <w:spacing w:before="150" w:after="150"/>
+              <w:rPr>
+                <w:rFonts w:ascii="Yu Gothic UI" w:eastAsia="Yu Gothic UI" w:hAnsi="Yu Gothic UI" w:hint="eastAsia"/>
+                <w:color w:val="3D3447"/>
                 <w:sz w:val="22"/>
                 <w:szCs w:val="22"/>
               </w:rPr>
@@ -973,7 +946,7 @@
             <w:r>
               <w:rPr>
                 <w:rFonts w:ascii="Segoe UI Emoji" w:eastAsia="Yu Gothic UI" w:hAnsi="Segoe UI Emoji" w:cs="Segoe UI Emoji"/>
-                <w:color w:val="1E1E2E"/>
+                <w:color w:val="3D3447"/>
                 <w:sz w:val="22"/>
                 <w:szCs w:val="22"/>
               </w:rPr>
@@ -982,7 +955,7 @@
             <w:r>
               <w:rPr>
                 <w:rFonts w:ascii="Yu Gothic UI" w:eastAsia="Yu Gothic UI" w:hAnsi="Yu Gothic UI" w:hint="eastAsia"/>
-                <w:color w:val="1E1E2E"/>
+                <w:color w:val="3D3447"/>
                 <w:sz w:val="22"/>
                 <w:szCs w:val="22"/>
               </w:rPr>
@@ -992,7 +965,7 @@
               <w:rPr>
                 <w:rStyle w:val="a5"/>
                 <w:rFonts w:ascii="Yu Gothic UI" w:eastAsia="Yu Gothic UI" w:hAnsi="Yu Gothic UI" w:hint="eastAsia"/>
-                <w:color w:val="1E1E2E"/>
+                <w:color w:val="3D3447"/>
                 <w:sz w:val="22"/>
                 <w:szCs w:val="22"/>
               </w:rPr>
@@ -1004,10 +977,10 @@
           <w:tcPr>
             <w:tcW w:w="0" w:type="auto"/>
             <w:tcBorders>
-              <w:top w:val="single" w:sz="6" w:space="0" w:color="9CA0B0"/>
-              <w:left w:val="single" w:sz="6" w:space="0" w:color="9CA0B0"/>
-              <w:bottom w:val="single" w:sz="6" w:space="0" w:color="9CA0B0"/>
-              <w:right w:val="single" w:sz="6" w:space="0" w:color="9CA0B0"/>
+              <w:top w:val="single" w:sz="6" w:space="0" w:color="E0D8EE"/>
+              <w:left w:val="single" w:sz="6" w:space="0" w:color="E0D8EE"/>
+              <w:bottom w:val="single" w:sz="6" w:space="0" w:color="E0D8EE"/>
+              <w:right w:val="single" w:sz="6" w:space="0" w:color="E0D8EE"/>
             </w:tcBorders>
             <w:tcMar>
               <w:top w:w="105" w:type="dxa"/>
@@ -1019,10 +992,10 @@
           </w:tcPr>
           <w:p>
             <w:pPr>
-              <w:spacing w:before="180" w:after="180"/>
-              <w:rPr>
-                <w:rFonts w:ascii="Yu Gothic UI" w:eastAsia="Yu Gothic UI" w:hAnsi="Yu Gothic UI" w:hint="eastAsia"/>
-                <w:color w:val="1E1E2E"/>
+              <w:spacing w:before="150" w:after="150"/>
+              <w:rPr>
+                <w:rFonts w:ascii="Yu Gothic UI" w:eastAsia="Yu Gothic UI" w:hAnsi="Yu Gothic UI" w:hint="eastAsia"/>
+                <w:color w:val="3D3447"/>
                 <w:sz w:val="22"/>
                 <w:szCs w:val="22"/>
               </w:rPr>
@@ -1030,7 +1003,7 @@
             <w:r>
               <w:rPr>
                 <w:rFonts w:ascii="Yu Gothic UI" w:eastAsia="Yu Gothic UI" w:hAnsi="Yu Gothic UI" w:hint="eastAsia"/>
-                <w:color w:val="1E1E2E"/>
+                <w:color w:val="3D3447"/>
                 <w:sz w:val="22"/>
                 <w:szCs w:val="22"/>
               </w:rPr>
@@ -1040,17 +1013,14 @@
         </w:tc>
       </w:tr>
       <w:tr>
-        <w:trPr>
-          <w:divId w:val="389618325"/>
-        </w:trPr>
         <w:tc>
           <w:tcPr>
             <w:tcW w:w="0" w:type="auto"/>
             <w:tcBorders>
-              <w:top w:val="single" w:sz="6" w:space="0" w:color="9CA0B0"/>
-              <w:left w:val="single" w:sz="6" w:space="0" w:color="9CA0B0"/>
-              <w:bottom w:val="single" w:sz="6" w:space="0" w:color="9CA0B0"/>
-              <w:right w:val="single" w:sz="6" w:space="0" w:color="9CA0B0"/>
+              <w:top w:val="single" w:sz="6" w:space="0" w:color="E0D8EE"/>
+              <w:left w:val="single" w:sz="6" w:space="0" w:color="E0D8EE"/>
+              <w:bottom w:val="single" w:sz="6" w:space="0" w:color="E0D8EE"/>
+              <w:right w:val="single" w:sz="6" w:space="0" w:color="E0D8EE"/>
             </w:tcBorders>
             <w:tcMar>
               <w:top w:w="105" w:type="dxa"/>
@@ -1062,10 +1032,10 @@
           </w:tcPr>
           <w:p>
             <w:pPr>
-              <w:spacing w:before="180" w:after="180"/>
-              <w:rPr>
-                <w:rFonts w:ascii="Yu Gothic UI" w:eastAsia="Yu Gothic UI" w:hAnsi="Yu Gothic UI" w:hint="eastAsia"/>
-                <w:color w:val="1E1E2E"/>
+              <w:spacing w:before="150" w:after="150"/>
+              <w:rPr>
+                <w:rFonts w:ascii="Yu Gothic UI" w:eastAsia="Yu Gothic UI" w:hAnsi="Yu Gothic UI" w:hint="eastAsia"/>
+                <w:color w:val="3D3447"/>
                 <w:sz w:val="22"/>
                 <w:szCs w:val="22"/>
               </w:rPr>
@@ -1073,7 +1043,7 @@
             <w:r>
               <w:rPr>
                 <w:rFonts w:ascii="Segoe UI Emoji" w:eastAsia="Yu Gothic UI" w:hAnsi="Segoe UI Emoji" w:cs="Segoe UI Emoji"/>
-                <w:color w:val="1E1E2E"/>
+                <w:color w:val="3D3447"/>
                 <w:sz w:val="22"/>
                 <w:szCs w:val="22"/>
               </w:rPr>
@@ -1082,7 +1052,7 @@
             <w:r>
               <w:rPr>
                 <w:rFonts w:ascii="Yu Gothic UI" w:eastAsia="Yu Gothic UI" w:hAnsi="Yu Gothic UI" w:hint="eastAsia"/>
-                <w:color w:val="1E1E2E"/>
+                <w:color w:val="3D3447"/>
                 <w:sz w:val="22"/>
                 <w:szCs w:val="22"/>
               </w:rPr>
@@ -1092,7 +1062,7 @@
               <w:rPr>
                 <w:rStyle w:val="a5"/>
                 <w:rFonts w:ascii="Yu Gothic UI" w:eastAsia="Yu Gothic UI" w:hAnsi="Yu Gothic UI" w:hint="eastAsia"/>
-                <w:color w:val="1E1E2E"/>
+                <w:color w:val="3D3447"/>
                 <w:sz w:val="22"/>
                 <w:szCs w:val="22"/>
               </w:rPr>
@@ -1104,10 +1074,10 @@
           <w:tcPr>
             <w:tcW w:w="0" w:type="auto"/>
             <w:tcBorders>
-              <w:top w:val="single" w:sz="6" w:space="0" w:color="9CA0B0"/>
-              <w:left w:val="single" w:sz="6" w:space="0" w:color="9CA0B0"/>
-              <w:bottom w:val="single" w:sz="6" w:space="0" w:color="9CA0B0"/>
-              <w:right w:val="single" w:sz="6" w:space="0" w:color="9CA0B0"/>
+              <w:top w:val="single" w:sz="6" w:space="0" w:color="E0D8EE"/>
+              <w:left w:val="single" w:sz="6" w:space="0" w:color="E0D8EE"/>
+              <w:bottom w:val="single" w:sz="6" w:space="0" w:color="E0D8EE"/>
+              <w:right w:val="single" w:sz="6" w:space="0" w:color="E0D8EE"/>
             </w:tcBorders>
             <w:tcMar>
               <w:top w:w="105" w:type="dxa"/>
@@ -1119,10 +1089,10 @@
           </w:tcPr>
           <w:p>
             <w:pPr>
-              <w:spacing w:before="180" w:after="180"/>
-              <w:rPr>
-                <w:rFonts w:ascii="Yu Gothic UI" w:eastAsia="Yu Gothic UI" w:hAnsi="Yu Gothic UI" w:hint="eastAsia"/>
-                <w:color w:val="1E1E2E"/>
+              <w:spacing w:before="150" w:after="150"/>
+              <w:rPr>
+                <w:rFonts w:ascii="Yu Gothic UI" w:eastAsia="Yu Gothic UI" w:hAnsi="Yu Gothic UI" w:hint="eastAsia"/>
+                <w:color w:val="3D3447"/>
                 <w:sz w:val="22"/>
                 <w:szCs w:val="22"/>
               </w:rPr>
@@ -1130,7 +1100,7 @@
             <w:r>
               <w:rPr>
                 <w:rFonts w:ascii="Yu Gothic UI" w:eastAsia="Yu Gothic UI" w:hAnsi="Yu Gothic UI" w:hint="eastAsia"/>
-                <w:color w:val="1E1E2E"/>
+                <w:color w:val="3D3447"/>
                 <w:sz w:val="22"/>
                 <w:szCs w:val="22"/>
               </w:rPr>
@@ -1140,17 +1110,14 @@
         </w:tc>
       </w:tr>
       <w:tr>
-        <w:trPr>
-          <w:divId w:val="389618325"/>
-        </w:trPr>
         <w:tc>
           <w:tcPr>
             <w:tcW w:w="0" w:type="auto"/>
             <w:tcBorders>
-              <w:top w:val="single" w:sz="6" w:space="0" w:color="9CA0B0"/>
-              <w:left w:val="single" w:sz="6" w:space="0" w:color="9CA0B0"/>
-              <w:bottom w:val="single" w:sz="6" w:space="0" w:color="9CA0B0"/>
-              <w:right w:val="single" w:sz="6" w:space="0" w:color="9CA0B0"/>
+              <w:top w:val="single" w:sz="6" w:space="0" w:color="E0D8EE"/>
+              <w:left w:val="single" w:sz="6" w:space="0" w:color="E0D8EE"/>
+              <w:bottom w:val="single" w:sz="6" w:space="0" w:color="E0D8EE"/>
+              <w:right w:val="single" w:sz="6" w:space="0" w:color="E0D8EE"/>
             </w:tcBorders>
             <w:tcMar>
               <w:top w:w="105" w:type="dxa"/>
@@ -1162,10 +1129,10 @@
           </w:tcPr>
           <w:p>
             <w:pPr>
-              <w:spacing w:before="180" w:after="180"/>
-              <w:rPr>
-                <w:rFonts w:ascii="Yu Gothic UI" w:eastAsia="Yu Gothic UI" w:hAnsi="Yu Gothic UI" w:hint="eastAsia"/>
-                <w:color w:val="1E1E2E"/>
+              <w:spacing w:before="150" w:after="150"/>
+              <w:rPr>
+                <w:rFonts w:ascii="Yu Gothic UI" w:eastAsia="Yu Gothic UI" w:hAnsi="Yu Gothic UI" w:hint="eastAsia"/>
+                <w:color w:val="3D3447"/>
                 <w:sz w:val="22"/>
                 <w:szCs w:val="22"/>
               </w:rPr>
@@ -1173,7 +1140,7 @@
             <w:r>
               <w:rPr>
                 <w:rFonts w:ascii="Segoe UI Emoji" w:eastAsia="Yu Gothic UI" w:hAnsi="Segoe UI Emoji" w:cs="Segoe UI Emoji"/>
-                <w:color w:val="1E1E2E"/>
+                <w:color w:val="3D3447"/>
                 <w:sz w:val="22"/>
                 <w:szCs w:val="22"/>
               </w:rPr>
@@ -1182,7 +1149,7 @@
             <w:r>
               <w:rPr>
                 <w:rFonts w:ascii="Yu Gothic UI" w:eastAsia="Yu Gothic UI" w:hAnsi="Yu Gothic UI" w:hint="eastAsia"/>
-                <w:color w:val="1E1E2E"/>
+                <w:color w:val="3D3447"/>
                 <w:sz w:val="22"/>
                 <w:szCs w:val="22"/>
               </w:rPr>
@@ -1192,7 +1159,7 @@
               <w:rPr>
                 <w:rStyle w:val="a5"/>
                 <w:rFonts w:ascii="Yu Gothic UI" w:eastAsia="Yu Gothic UI" w:hAnsi="Yu Gothic UI" w:hint="eastAsia"/>
-                <w:color w:val="1E1E2E"/>
+                <w:color w:val="3D3447"/>
                 <w:sz w:val="22"/>
                 <w:szCs w:val="22"/>
               </w:rPr>
@@ -1204,10 +1171,10 @@
           <w:tcPr>
             <w:tcW w:w="0" w:type="auto"/>
             <w:tcBorders>
-              <w:top w:val="single" w:sz="6" w:space="0" w:color="9CA0B0"/>
-              <w:left w:val="single" w:sz="6" w:space="0" w:color="9CA0B0"/>
-              <w:bottom w:val="single" w:sz="6" w:space="0" w:color="9CA0B0"/>
-              <w:right w:val="single" w:sz="6" w:space="0" w:color="9CA0B0"/>
+              <w:top w:val="single" w:sz="6" w:space="0" w:color="E0D8EE"/>
+              <w:left w:val="single" w:sz="6" w:space="0" w:color="E0D8EE"/>
+              <w:bottom w:val="single" w:sz="6" w:space="0" w:color="E0D8EE"/>
+              <w:right w:val="single" w:sz="6" w:space="0" w:color="E0D8EE"/>
             </w:tcBorders>
             <w:tcMar>
               <w:top w:w="105" w:type="dxa"/>
@@ -1219,10 +1186,10 @@
           </w:tcPr>
           <w:p>
             <w:pPr>
-              <w:spacing w:before="180" w:after="180"/>
-              <w:rPr>
-                <w:rFonts w:ascii="Yu Gothic UI" w:eastAsia="Yu Gothic UI" w:hAnsi="Yu Gothic UI" w:hint="eastAsia"/>
-                <w:color w:val="1E1E2E"/>
+              <w:spacing w:before="150" w:after="150"/>
+              <w:rPr>
+                <w:rFonts w:ascii="Yu Gothic UI" w:eastAsia="Yu Gothic UI" w:hAnsi="Yu Gothic UI" w:hint="eastAsia"/>
+                <w:color w:val="3D3447"/>
                 <w:sz w:val="22"/>
                 <w:szCs w:val="22"/>
               </w:rPr>
@@ -1230,7 +1197,7 @@
             <w:r>
               <w:rPr>
                 <w:rFonts w:ascii="Yu Gothic UI" w:eastAsia="Yu Gothic UI" w:hAnsi="Yu Gothic UI" w:hint="eastAsia"/>
-                <w:color w:val="1E1E2E"/>
+                <w:color w:val="3D3447"/>
                 <w:sz w:val="22"/>
                 <w:szCs w:val="22"/>
               </w:rPr>
@@ -1240,17 +1207,14 @@
         </w:tc>
       </w:tr>
       <w:tr>
-        <w:trPr>
-          <w:divId w:val="389618325"/>
-        </w:trPr>
         <w:tc>
           <w:tcPr>
             <w:tcW w:w="0" w:type="auto"/>
             <w:tcBorders>
-              <w:top w:val="single" w:sz="6" w:space="0" w:color="9CA0B0"/>
-              <w:left w:val="single" w:sz="6" w:space="0" w:color="9CA0B0"/>
-              <w:bottom w:val="single" w:sz="6" w:space="0" w:color="9CA0B0"/>
-              <w:right w:val="single" w:sz="6" w:space="0" w:color="9CA0B0"/>
+              <w:top w:val="single" w:sz="6" w:space="0" w:color="E0D8EE"/>
+              <w:left w:val="single" w:sz="6" w:space="0" w:color="E0D8EE"/>
+              <w:bottom w:val="single" w:sz="6" w:space="0" w:color="E0D8EE"/>
+              <w:right w:val="single" w:sz="6" w:space="0" w:color="E0D8EE"/>
             </w:tcBorders>
             <w:tcMar>
               <w:top w:w="105" w:type="dxa"/>
@@ -1262,10 +1226,10 @@
           </w:tcPr>
           <w:p>
             <w:pPr>
-              <w:spacing w:before="180" w:after="180"/>
-              <w:rPr>
-                <w:rFonts w:ascii="Yu Gothic UI" w:eastAsia="Yu Gothic UI" w:hAnsi="Yu Gothic UI" w:hint="eastAsia"/>
-                <w:color w:val="1E1E2E"/>
+              <w:spacing w:before="150" w:after="150"/>
+              <w:rPr>
+                <w:rFonts w:ascii="Yu Gothic UI" w:eastAsia="Yu Gothic UI" w:hAnsi="Yu Gothic UI" w:hint="eastAsia"/>
+                <w:color w:val="3D3447"/>
                 <w:sz w:val="22"/>
                 <w:szCs w:val="22"/>
               </w:rPr>
@@ -1273,17 +1237,16 @@
             <w:r>
               <w:rPr>
                 <w:rFonts w:ascii="Segoe UI Emoji" w:eastAsia="Yu Gothic UI" w:hAnsi="Segoe UI Emoji" w:cs="Segoe UI Emoji"/>
-                <w:color w:val="1E1E2E"/>
-                <w:sz w:val="22"/>
-                <w:szCs w:val="22"/>
-              </w:rPr>
-              <w:lastRenderedPageBreak/>
+                <w:color w:val="3D3447"/>
+                <w:sz w:val="22"/>
+                <w:szCs w:val="22"/>
+              </w:rPr>
               <w:t>🗑</w:t>
             </w:r>
             <w:r>
               <w:rPr>
                 <w:rFonts w:ascii="Segoe UI Emoji" w:eastAsia="Yu Gothic UI" w:hAnsi="Segoe UI Emoji" w:cs="Segoe UI Emoji"/>
-                <w:color w:val="1E1E2E"/>
+                <w:color w:val="3D3447"/>
                 <w:sz w:val="22"/>
                 <w:szCs w:val="22"/>
               </w:rPr>
@@ -1292,7 +1255,7 @@
             <w:r>
               <w:rPr>
                 <w:rFonts w:ascii="Yu Gothic UI" w:eastAsia="Yu Gothic UI" w:hAnsi="Yu Gothic UI" w:hint="eastAsia"/>
-                <w:color w:val="1E1E2E"/>
+                <w:color w:val="3D3447"/>
                 <w:sz w:val="22"/>
                 <w:szCs w:val="22"/>
               </w:rPr>
@@ -1302,7 +1265,7 @@
               <w:rPr>
                 <w:rStyle w:val="a5"/>
                 <w:rFonts w:ascii="Yu Gothic UI" w:eastAsia="Yu Gothic UI" w:hAnsi="Yu Gothic UI" w:hint="eastAsia"/>
-                <w:color w:val="1E1E2E"/>
+                <w:color w:val="3D3447"/>
                 <w:sz w:val="22"/>
                 <w:szCs w:val="22"/>
               </w:rPr>
@@ -1314,10 +1277,10 @@
           <w:tcPr>
             <w:tcW w:w="0" w:type="auto"/>
             <w:tcBorders>
-              <w:top w:val="single" w:sz="6" w:space="0" w:color="9CA0B0"/>
-              <w:left w:val="single" w:sz="6" w:space="0" w:color="9CA0B0"/>
-              <w:bottom w:val="single" w:sz="6" w:space="0" w:color="9CA0B0"/>
-              <w:right w:val="single" w:sz="6" w:space="0" w:color="9CA0B0"/>
+              <w:top w:val="single" w:sz="6" w:space="0" w:color="E0D8EE"/>
+              <w:left w:val="single" w:sz="6" w:space="0" w:color="E0D8EE"/>
+              <w:bottom w:val="single" w:sz="6" w:space="0" w:color="E0D8EE"/>
+              <w:right w:val="single" w:sz="6" w:space="0" w:color="E0D8EE"/>
             </w:tcBorders>
             <w:tcMar>
               <w:top w:w="105" w:type="dxa"/>
@@ -1329,10 +1292,10 @@
           </w:tcPr>
           <w:p>
             <w:pPr>
-              <w:spacing w:before="180" w:after="180"/>
-              <w:rPr>
-                <w:rFonts w:ascii="Yu Gothic UI" w:eastAsia="Yu Gothic UI" w:hAnsi="Yu Gothic UI" w:hint="eastAsia"/>
-                <w:color w:val="1E1E2E"/>
+              <w:spacing w:before="150" w:after="150"/>
+              <w:rPr>
+                <w:rFonts w:ascii="Yu Gothic UI" w:eastAsia="Yu Gothic UI" w:hAnsi="Yu Gothic UI" w:hint="eastAsia"/>
+                <w:color w:val="3D3447"/>
                 <w:sz w:val="22"/>
                 <w:szCs w:val="22"/>
               </w:rPr>
@@ -1340,7 +1303,7 @@
             <w:r>
               <w:rPr>
                 <w:rFonts w:ascii="Yu Gothic UI" w:eastAsia="Yu Gothic UI" w:hAnsi="Yu Gothic UI" w:hint="eastAsia"/>
-                <w:color w:val="1E1E2E"/>
+                <w:color w:val="3D3447"/>
                 <w:sz w:val="22"/>
                 <w:szCs w:val="22"/>
               </w:rPr>
@@ -1350,17 +1313,14 @@
         </w:tc>
       </w:tr>
       <w:tr>
-        <w:trPr>
-          <w:divId w:val="389618325"/>
-        </w:trPr>
         <w:tc>
           <w:tcPr>
             <w:tcW w:w="0" w:type="auto"/>
             <w:tcBorders>
-              <w:top w:val="single" w:sz="6" w:space="0" w:color="9CA0B0"/>
-              <w:left w:val="single" w:sz="6" w:space="0" w:color="9CA0B0"/>
-              <w:bottom w:val="single" w:sz="6" w:space="0" w:color="9CA0B0"/>
-              <w:right w:val="single" w:sz="6" w:space="0" w:color="9CA0B0"/>
+              <w:top w:val="single" w:sz="6" w:space="0" w:color="E0D8EE"/>
+              <w:left w:val="single" w:sz="6" w:space="0" w:color="E0D8EE"/>
+              <w:bottom w:val="single" w:sz="6" w:space="0" w:color="E0D8EE"/>
+              <w:right w:val="single" w:sz="6" w:space="0" w:color="E0D8EE"/>
             </w:tcBorders>
             <w:tcMar>
               <w:top w:w="105" w:type="dxa"/>
@@ -1372,10 +1332,10 @@
           </w:tcPr>
           <w:p>
             <w:pPr>
-              <w:spacing w:before="180" w:after="180"/>
-              <w:rPr>
-                <w:rFonts w:ascii="Yu Gothic UI" w:eastAsia="Yu Gothic UI" w:hAnsi="Yu Gothic UI" w:hint="eastAsia"/>
-                <w:color w:val="1E1E2E"/>
+              <w:spacing w:before="150" w:after="150"/>
+              <w:rPr>
+                <w:rFonts w:ascii="Yu Gothic UI" w:eastAsia="Yu Gothic UI" w:hAnsi="Yu Gothic UI" w:hint="eastAsia"/>
+                <w:color w:val="3D3447"/>
                 <w:sz w:val="22"/>
                 <w:szCs w:val="22"/>
               </w:rPr>
@@ -1383,7 +1343,7 @@
             <w:r>
               <w:rPr>
                 <w:rFonts w:ascii="Segoe UI Emoji" w:eastAsia="Yu Gothic UI" w:hAnsi="Segoe UI Emoji" w:cs="Segoe UI Emoji"/>
-                <w:color w:val="1E1E2E"/>
+                <w:color w:val="3D3447"/>
                 <w:sz w:val="22"/>
                 <w:szCs w:val="22"/>
               </w:rPr>
@@ -1392,7 +1352,7 @@
             <w:r>
               <w:rPr>
                 <w:rFonts w:ascii="Yu Gothic UI" w:eastAsia="Yu Gothic UI" w:hAnsi="Yu Gothic UI" w:hint="eastAsia"/>
-                <w:color w:val="1E1E2E"/>
+                <w:color w:val="3D3447"/>
                 <w:sz w:val="22"/>
                 <w:szCs w:val="22"/>
               </w:rPr>
@@ -1402,7 +1362,7 @@
               <w:rPr>
                 <w:rStyle w:val="a5"/>
                 <w:rFonts w:ascii="Yu Gothic UI" w:eastAsia="Yu Gothic UI" w:hAnsi="Yu Gothic UI" w:hint="eastAsia"/>
-                <w:color w:val="1E1E2E"/>
+                <w:color w:val="3D3447"/>
                 <w:sz w:val="22"/>
                 <w:szCs w:val="22"/>
               </w:rPr>
@@ -1414,10 +1374,10 @@
           <w:tcPr>
             <w:tcW w:w="0" w:type="auto"/>
             <w:tcBorders>
-              <w:top w:val="single" w:sz="6" w:space="0" w:color="9CA0B0"/>
-              <w:left w:val="single" w:sz="6" w:space="0" w:color="9CA0B0"/>
-              <w:bottom w:val="single" w:sz="6" w:space="0" w:color="9CA0B0"/>
-              <w:right w:val="single" w:sz="6" w:space="0" w:color="9CA0B0"/>
+              <w:top w:val="single" w:sz="6" w:space="0" w:color="E0D8EE"/>
+              <w:left w:val="single" w:sz="6" w:space="0" w:color="E0D8EE"/>
+              <w:bottom w:val="single" w:sz="6" w:space="0" w:color="E0D8EE"/>
+              <w:right w:val="single" w:sz="6" w:space="0" w:color="E0D8EE"/>
             </w:tcBorders>
             <w:tcMar>
               <w:top w:w="105" w:type="dxa"/>
@@ -1429,10 +1389,10 @@
           </w:tcPr>
           <w:p>
             <w:pPr>
-              <w:spacing w:before="180" w:after="180"/>
-              <w:rPr>
-                <w:rFonts w:ascii="Yu Gothic UI" w:eastAsia="Yu Gothic UI" w:hAnsi="Yu Gothic UI" w:hint="eastAsia"/>
-                <w:color w:val="1E1E2E"/>
+              <w:spacing w:before="150" w:after="150"/>
+              <w:rPr>
+                <w:rFonts w:ascii="Yu Gothic UI" w:eastAsia="Yu Gothic UI" w:hAnsi="Yu Gothic UI" w:hint="eastAsia"/>
+                <w:color w:val="3D3447"/>
                 <w:sz w:val="22"/>
                 <w:szCs w:val="22"/>
               </w:rPr>
@@ -1440,7 +1400,7 @@
             <w:r>
               <w:rPr>
                 <w:rFonts w:ascii="Yu Gothic UI" w:eastAsia="Yu Gothic UI" w:hAnsi="Yu Gothic UI" w:hint="eastAsia"/>
-                <w:color w:val="1E1E2E"/>
+                <w:color w:val="3D3447"/>
                 <w:sz w:val="22"/>
                 <w:szCs w:val="22"/>
               </w:rPr>
@@ -1450,17 +1410,14 @@
         </w:tc>
       </w:tr>
       <w:tr>
-        <w:trPr>
-          <w:divId w:val="389618325"/>
-        </w:trPr>
         <w:tc>
           <w:tcPr>
             <w:tcW w:w="0" w:type="auto"/>
             <w:tcBorders>
-              <w:top w:val="single" w:sz="6" w:space="0" w:color="9CA0B0"/>
-              <w:left w:val="single" w:sz="6" w:space="0" w:color="9CA0B0"/>
-              <w:bottom w:val="single" w:sz="6" w:space="0" w:color="9CA0B0"/>
-              <w:right w:val="single" w:sz="6" w:space="0" w:color="9CA0B0"/>
+              <w:top w:val="single" w:sz="6" w:space="0" w:color="E0D8EE"/>
+              <w:left w:val="single" w:sz="6" w:space="0" w:color="E0D8EE"/>
+              <w:bottom w:val="single" w:sz="6" w:space="0" w:color="E0D8EE"/>
+              <w:right w:val="single" w:sz="6" w:space="0" w:color="E0D8EE"/>
             </w:tcBorders>
             <w:tcMar>
               <w:top w:w="105" w:type="dxa"/>
@@ -1472,10 +1429,10 @@
           </w:tcPr>
           <w:p>
             <w:pPr>
-              <w:spacing w:before="180" w:after="180"/>
-              <w:rPr>
-                <w:rFonts w:ascii="Yu Gothic UI" w:eastAsia="Yu Gothic UI" w:hAnsi="Yu Gothic UI" w:hint="eastAsia"/>
-                <w:color w:val="1E1E2E"/>
+              <w:spacing w:before="150" w:after="150"/>
+              <w:rPr>
+                <w:rFonts w:ascii="Yu Gothic UI" w:eastAsia="Yu Gothic UI" w:hAnsi="Yu Gothic UI" w:hint="eastAsia"/>
+                <w:color w:val="3D3447"/>
                 <w:sz w:val="22"/>
                 <w:szCs w:val="22"/>
               </w:rPr>
@@ -1483,16 +1440,17 @@
             <w:r>
               <w:rPr>
                 <w:rFonts w:ascii="Segoe UI Emoji" w:eastAsia="Yu Gothic UI" w:hAnsi="Segoe UI Emoji" w:cs="Segoe UI Emoji"/>
-                <w:color w:val="1E1E2E"/>
-                <w:sz w:val="22"/>
-                <w:szCs w:val="22"/>
-              </w:rPr>
+                <w:color w:val="3D3447"/>
+                <w:sz w:val="22"/>
+                <w:szCs w:val="22"/>
+              </w:rPr>
+              <w:lastRenderedPageBreak/>
               <w:t>✏</w:t>
             </w:r>
             <w:r>
               <w:rPr>
                 <w:rFonts w:ascii="Segoe UI Emoji" w:eastAsia="Yu Gothic UI" w:hAnsi="Segoe UI Emoji" w:cs="Segoe UI Emoji"/>
-                <w:color w:val="1E1E2E"/>
+                <w:color w:val="3D3447"/>
                 <w:sz w:val="22"/>
                 <w:szCs w:val="22"/>
               </w:rPr>
@@ -1501,7 +1459,7 @@
             <w:r>
               <w:rPr>
                 <w:rFonts w:ascii="Yu Gothic UI" w:eastAsia="Yu Gothic UI" w:hAnsi="Yu Gothic UI" w:hint="eastAsia"/>
-                <w:color w:val="1E1E2E"/>
+                <w:color w:val="3D3447"/>
                 <w:sz w:val="22"/>
                 <w:szCs w:val="22"/>
               </w:rPr>
@@ -1511,7 +1469,7 @@
               <w:rPr>
                 <w:rStyle w:val="a5"/>
                 <w:rFonts w:ascii="Yu Gothic UI" w:eastAsia="Yu Gothic UI" w:hAnsi="Yu Gothic UI" w:hint="eastAsia"/>
-                <w:color w:val="1E1E2E"/>
+                <w:color w:val="3D3447"/>
                 <w:sz w:val="22"/>
                 <w:szCs w:val="22"/>
               </w:rPr>
@@ -1523,10 +1481,10 @@
           <w:tcPr>
             <w:tcW w:w="0" w:type="auto"/>
             <w:tcBorders>
-              <w:top w:val="single" w:sz="6" w:space="0" w:color="9CA0B0"/>
-              <w:left w:val="single" w:sz="6" w:space="0" w:color="9CA0B0"/>
-              <w:bottom w:val="single" w:sz="6" w:space="0" w:color="9CA0B0"/>
-              <w:right w:val="single" w:sz="6" w:space="0" w:color="9CA0B0"/>
+              <w:top w:val="single" w:sz="6" w:space="0" w:color="E0D8EE"/>
+              <w:left w:val="single" w:sz="6" w:space="0" w:color="E0D8EE"/>
+              <w:bottom w:val="single" w:sz="6" w:space="0" w:color="E0D8EE"/>
+              <w:right w:val="single" w:sz="6" w:space="0" w:color="E0D8EE"/>
             </w:tcBorders>
             <w:tcMar>
               <w:top w:w="105" w:type="dxa"/>
@@ -1538,10 +1496,10 @@
           </w:tcPr>
           <w:p>
             <w:pPr>
-              <w:spacing w:before="180" w:after="180"/>
-              <w:rPr>
-                <w:rFonts w:ascii="Yu Gothic UI" w:eastAsia="Yu Gothic UI" w:hAnsi="Yu Gothic UI" w:hint="eastAsia"/>
-                <w:color w:val="1E1E2E"/>
+              <w:spacing w:before="150" w:after="150"/>
+              <w:rPr>
+                <w:rFonts w:ascii="Yu Gothic UI" w:eastAsia="Yu Gothic UI" w:hAnsi="Yu Gothic UI" w:hint="eastAsia"/>
+                <w:color w:val="3D3447"/>
                 <w:sz w:val="22"/>
                 <w:szCs w:val="22"/>
               </w:rPr>
@@ -1549,7 +1507,7 @@
             <w:r>
               <w:rPr>
                 <w:rFonts w:ascii="Yu Gothic UI" w:eastAsia="Yu Gothic UI" w:hAnsi="Yu Gothic UI" w:hint="eastAsia"/>
-                <w:color w:val="1E1E2E"/>
+                <w:color w:val="3D3447"/>
                 <w:sz w:val="22"/>
                 <w:szCs w:val="22"/>
               </w:rPr>
@@ -1558,7 +1516,7 @@
             <w:r>
               <w:rPr>
                 <w:rFonts w:ascii="Yu Gothic UI" w:eastAsia="Yu Gothic UI" w:hAnsi="Yu Gothic UI" w:hint="eastAsia"/>
-                <w:color w:val="1E1E2E"/>
+                <w:color w:val="3D3447"/>
                 <w:sz w:val="22"/>
                 <w:szCs w:val="22"/>
               </w:rPr>
@@ -1567,7 +1525,7 @@
             <w:r>
               <w:rPr>
                 <w:rFonts w:ascii="Yu Gothic UI" w:eastAsia="Yu Gothic UI" w:hAnsi="Yu Gothic UI" w:hint="eastAsia"/>
-                <w:color w:val="1E1E2E"/>
+                <w:color w:val="3D3447"/>
                 <w:sz w:val="22"/>
                 <w:szCs w:val="22"/>
               </w:rPr>
@@ -1576,7 +1534,7 @@
             <w:r>
               <w:rPr>
                 <w:rFonts w:ascii="Yu Gothic UI" w:eastAsia="Yu Gothic UI" w:hAnsi="Yu Gothic UI" w:hint="eastAsia"/>
-                <w:color w:val="1E1E2E"/>
+                <w:color w:val="3D3447"/>
                 <w:sz w:val="22"/>
                 <w:szCs w:val="22"/>
               </w:rPr>
@@ -1585,7 +1543,7 @@
             <w:r>
               <w:rPr>
                 <w:rFonts w:ascii="Yu Gothic UI" w:eastAsia="Yu Gothic UI" w:hAnsi="Yu Gothic UI" w:hint="eastAsia"/>
-                <w:color w:val="1E1E2E"/>
+                <w:color w:val="3D3447"/>
                 <w:sz w:val="22"/>
                 <w:szCs w:val="22"/>
               </w:rPr>
@@ -1595,17 +1553,14 @@
         </w:tc>
       </w:tr>
       <w:tr>
-        <w:trPr>
-          <w:divId w:val="389618325"/>
-        </w:trPr>
         <w:tc>
           <w:tcPr>
             <w:tcW w:w="0" w:type="auto"/>
             <w:tcBorders>
-              <w:top w:val="single" w:sz="6" w:space="0" w:color="9CA0B0"/>
-              <w:left w:val="single" w:sz="6" w:space="0" w:color="9CA0B0"/>
-              <w:bottom w:val="single" w:sz="6" w:space="0" w:color="9CA0B0"/>
-              <w:right w:val="single" w:sz="6" w:space="0" w:color="9CA0B0"/>
+              <w:top w:val="single" w:sz="6" w:space="0" w:color="E0D8EE"/>
+              <w:left w:val="single" w:sz="6" w:space="0" w:color="E0D8EE"/>
+              <w:bottom w:val="single" w:sz="6" w:space="0" w:color="E0D8EE"/>
+              <w:right w:val="single" w:sz="6" w:space="0" w:color="E0D8EE"/>
             </w:tcBorders>
             <w:tcMar>
               <w:top w:w="105" w:type="dxa"/>
@@ -1617,10 +1572,10 @@
           </w:tcPr>
           <w:p>
             <w:pPr>
-              <w:spacing w:before="180" w:after="180"/>
-              <w:rPr>
-                <w:rFonts w:ascii="Yu Gothic UI" w:eastAsia="Yu Gothic UI" w:hAnsi="Yu Gothic UI" w:hint="eastAsia"/>
-                <w:color w:val="1E1E2E"/>
+              <w:spacing w:before="150" w:after="150"/>
+              <w:rPr>
+                <w:rFonts w:ascii="Yu Gothic UI" w:eastAsia="Yu Gothic UI" w:hAnsi="Yu Gothic UI" w:hint="eastAsia"/>
+                <w:color w:val="3D3447"/>
                 <w:sz w:val="22"/>
                 <w:szCs w:val="22"/>
               </w:rPr>
@@ -1628,7 +1583,7 @@
             <w:r>
               <w:rPr>
                 <w:rFonts w:ascii="Segoe UI Emoji" w:eastAsia="Yu Gothic UI" w:hAnsi="Segoe UI Emoji" w:cs="Segoe UI Emoji"/>
-                <w:color w:val="1E1E2E"/>
+                <w:color w:val="3D3447"/>
                 <w:sz w:val="22"/>
                 <w:szCs w:val="22"/>
               </w:rPr>
@@ -1637,7 +1592,7 @@
             <w:r>
               <w:rPr>
                 <w:rFonts w:ascii="Yu Gothic UI" w:eastAsia="Yu Gothic UI" w:hAnsi="Yu Gothic UI" w:hint="eastAsia"/>
-                <w:color w:val="1E1E2E"/>
+                <w:color w:val="3D3447"/>
                 <w:sz w:val="22"/>
                 <w:szCs w:val="22"/>
               </w:rPr>
@@ -1647,7 +1602,7 @@
               <w:rPr>
                 <w:rStyle w:val="a5"/>
                 <w:rFonts w:ascii="Yu Gothic UI" w:eastAsia="Yu Gothic UI" w:hAnsi="Yu Gothic UI" w:hint="eastAsia"/>
-                <w:color w:val="1E1E2E"/>
+                <w:color w:val="3D3447"/>
                 <w:sz w:val="22"/>
                 <w:szCs w:val="22"/>
               </w:rPr>
@@ -1659,10 +1614,10 @@
           <w:tcPr>
             <w:tcW w:w="0" w:type="auto"/>
             <w:tcBorders>
-              <w:top w:val="single" w:sz="6" w:space="0" w:color="9CA0B0"/>
-              <w:left w:val="single" w:sz="6" w:space="0" w:color="9CA0B0"/>
-              <w:bottom w:val="single" w:sz="6" w:space="0" w:color="9CA0B0"/>
-              <w:right w:val="single" w:sz="6" w:space="0" w:color="9CA0B0"/>
+              <w:top w:val="single" w:sz="6" w:space="0" w:color="E0D8EE"/>
+              <w:left w:val="single" w:sz="6" w:space="0" w:color="E0D8EE"/>
+              <w:bottom w:val="single" w:sz="6" w:space="0" w:color="E0D8EE"/>
+              <w:right w:val="single" w:sz="6" w:space="0" w:color="E0D8EE"/>
             </w:tcBorders>
             <w:tcMar>
               <w:top w:w="105" w:type="dxa"/>
@@ -1674,10 +1629,10 @@
           </w:tcPr>
           <w:p>
             <w:pPr>
-              <w:spacing w:before="180" w:after="180"/>
-              <w:rPr>
-                <w:rFonts w:ascii="Yu Gothic UI" w:eastAsia="Yu Gothic UI" w:hAnsi="Yu Gothic UI" w:hint="eastAsia"/>
-                <w:color w:val="1E1E2E"/>
+              <w:spacing w:before="150" w:after="150"/>
+              <w:rPr>
+                <w:rFonts w:ascii="Yu Gothic UI" w:eastAsia="Yu Gothic UI" w:hAnsi="Yu Gothic UI" w:hint="eastAsia"/>
+                <w:color w:val="3D3447"/>
                 <w:sz w:val="22"/>
                 <w:szCs w:val="22"/>
               </w:rPr>
@@ -1685,7 +1640,7 @@
             <w:r>
               <w:rPr>
                 <w:rFonts w:ascii="Yu Gothic UI" w:eastAsia="Yu Gothic UI" w:hAnsi="Yu Gothic UI" w:hint="eastAsia"/>
-                <w:color w:val="1E1E2E"/>
+                <w:color w:val="3D3447"/>
                 <w:sz w:val="22"/>
                 <w:szCs w:val="22"/>
               </w:rPr>
@@ -1695,17 +1650,14 @@
         </w:tc>
       </w:tr>
       <w:tr>
-        <w:trPr>
-          <w:divId w:val="389618325"/>
-        </w:trPr>
         <w:tc>
           <w:tcPr>
             <w:tcW w:w="0" w:type="auto"/>
             <w:tcBorders>
-              <w:top w:val="single" w:sz="6" w:space="0" w:color="9CA0B0"/>
-              <w:left w:val="single" w:sz="6" w:space="0" w:color="9CA0B0"/>
-              <w:bottom w:val="single" w:sz="6" w:space="0" w:color="9CA0B0"/>
-              <w:right w:val="single" w:sz="6" w:space="0" w:color="9CA0B0"/>
+              <w:top w:val="single" w:sz="6" w:space="0" w:color="E0D8EE"/>
+              <w:left w:val="single" w:sz="6" w:space="0" w:color="E0D8EE"/>
+              <w:bottom w:val="single" w:sz="6" w:space="0" w:color="E0D8EE"/>
+              <w:right w:val="single" w:sz="6" w:space="0" w:color="E0D8EE"/>
             </w:tcBorders>
             <w:tcMar>
               <w:top w:w="105" w:type="dxa"/>
@@ -1717,10 +1669,10 @@
           </w:tcPr>
           <w:p>
             <w:pPr>
-              <w:spacing w:before="180" w:after="180"/>
-              <w:rPr>
-                <w:rFonts w:ascii="Yu Gothic UI" w:eastAsia="Yu Gothic UI" w:hAnsi="Yu Gothic UI" w:hint="eastAsia"/>
-                <w:color w:val="1E1E2E"/>
+              <w:spacing w:before="150" w:after="150"/>
+              <w:rPr>
+                <w:rFonts w:ascii="Yu Gothic UI" w:eastAsia="Yu Gothic UI" w:hAnsi="Yu Gothic UI" w:hint="eastAsia"/>
+                <w:color w:val="3D3447"/>
                 <w:sz w:val="22"/>
                 <w:szCs w:val="22"/>
               </w:rPr>
@@ -1728,7 +1680,7 @@
             <w:r>
               <w:rPr>
                 <w:rFonts w:ascii="Segoe UI Emoji" w:eastAsia="Yu Gothic UI" w:hAnsi="Segoe UI Emoji" w:cs="Segoe UI Emoji"/>
-                <w:color w:val="1E1E2E"/>
+                <w:color w:val="3D3447"/>
                 <w:sz w:val="22"/>
                 <w:szCs w:val="22"/>
               </w:rPr>
@@ -1737,7 +1689,7 @@
             <w:r>
               <w:rPr>
                 <w:rFonts w:ascii="Segoe UI Emoji" w:eastAsia="Yu Gothic UI" w:hAnsi="Segoe UI Emoji" w:cs="Segoe UI Emoji"/>
-                <w:color w:val="1E1E2E"/>
+                <w:color w:val="3D3447"/>
                 <w:sz w:val="22"/>
                 <w:szCs w:val="22"/>
               </w:rPr>
@@ -1746,7 +1698,7 @@
             <w:r>
               <w:rPr>
                 <w:rFonts w:ascii="Yu Gothic UI" w:eastAsia="Yu Gothic UI" w:hAnsi="Yu Gothic UI" w:hint="eastAsia"/>
-                <w:color w:val="1E1E2E"/>
+                <w:color w:val="3D3447"/>
                 <w:sz w:val="22"/>
                 <w:szCs w:val="22"/>
               </w:rPr>
@@ -1756,7 +1708,7 @@
               <w:rPr>
                 <w:rStyle w:val="a5"/>
                 <w:rFonts w:ascii="Yu Gothic UI" w:eastAsia="Yu Gothic UI" w:hAnsi="Yu Gothic UI" w:hint="eastAsia"/>
-                <w:color w:val="1E1E2E"/>
+                <w:color w:val="3D3447"/>
                 <w:sz w:val="22"/>
                 <w:szCs w:val="22"/>
               </w:rPr>
@@ -1768,10 +1720,10 @@
           <w:tcPr>
             <w:tcW w:w="0" w:type="auto"/>
             <w:tcBorders>
-              <w:top w:val="single" w:sz="6" w:space="0" w:color="9CA0B0"/>
-              <w:left w:val="single" w:sz="6" w:space="0" w:color="9CA0B0"/>
-              <w:bottom w:val="single" w:sz="6" w:space="0" w:color="9CA0B0"/>
-              <w:right w:val="single" w:sz="6" w:space="0" w:color="9CA0B0"/>
+              <w:top w:val="single" w:sz="6" w:space="0" w:color="E0D8EE"/>
+              <w:left w:val="single" w:sz="6" w:space="0" w:color="E0D8EE"/>
+              <w:bottom w:val="single" w:sz="6" w:space="0" w:color="E0D8EE"/>
+              <w:right w:val="single" w:sz="6" w:space="0" w:color="E0D8EE"/>
             </w:tcBorders>
             <w:tcMar>
               <w:top w:w="105" w:type="dxa"/>
@@ -1783,10 +1735,10 @@
           </w:tcPr>
           <w:p>
             <w:pPr>
-              <w:spacing w:before="180" w:after="180"/>
-              <w:rPr>
-                <w:rFonts w:ascii="Yu Gothic UI" w:eastAsia="Yu Gothic UI" w:hAnsi="Yu Gothic UI" w:hint="eastAsia"/>
-                <w:color w:val="1E1E2E"/>
+              <w:spacing w:before="150" w:after="150"/>
+              <w:rPr>
+                <w:rFonts w:ascii="Yu Gothic UI" w:eastAsia="Yu Gothic UI" w:hAnsi="Yu Gothic UI" w:hint="eastAsia"/>
+                <w:color w:val="3D3447"/>
                 <w:sz w:val="22"/>
                 <w:szCs w:val="22"/>
               </w:rPr>
@@ -1794,7 +1746,7 @@
             <w:r>
               <w:rPr>
                 <w:rFonts w:ascii="Yu Gothic UI" w:eastAsia="Yu Gothic UI" w:hAnsi="Yu Gothic UI" w:hint="eastAsia"/>
-                <w:color w:val="1E1E2E"/>
+                <w:color w:val="3D3447"/>
                 <w:sz w:val="22"/>
                 <w:szCs w:val="22"/>
               </w:rPr>
@@ -1804,17 +1756,14 @@
         </w:tc>
       </w:tr>
       <w:tr>
-        <w:trPr>
-          <w:divId w:val="389618325"/>
-        </w:trPr>
         <w:tc>
           <w:tcPr>
             <w:tcW w:w="0" w:type="auto"/>
             <w:tcBorders>
-              <w:top w:val="single" w:sz="6" w:space="0" w:color="9CA0B0"/>
-              <w:left w:val="single" w:sz="6" w:space="0" w:color="9CA0B0"/>
-              <w:bottom w:val="single" w:sz="6" w:space="0" w:color="9CA0B0"/>
-              <w:right w:val="single" w:sz="6" w:space="0" w:color="9CA0B0"/>
+              <w:top w:val="single" w:sz="6" w:space="0" w:color="E0D8EE"/>
+              <w:left w:val="single" w:sz="6" w:space="0" w:color="E0D8EE"/>
+              <w:bottom w:val="single" w:sz="6" w:space="0" w:color="E0D8EE"/>
+              <w:right w:val="single" w:sz="6" w:space="0" w:color="E0D8EE"/>
             </w:tcBorders>
             <w:tcMar>
               <w:top w:w="105" w:type="dxa"/>
@@ -1826,10 +1775,10 @@
           </w:tcPr>
           <w:p>
             <w:pPr>
-              <w:spacing w:before="180" w:after="180"/>
-              <w:rPr>
-                <w:rFonts w:ascii="Yu Gothic UI" w:eastAsia="Yu Gothic UI" w:hAnsi="Yu Gothic UI" w:hint="eastAsia"/>
-                <w:color w:val="1E1E2E"/>
+              <w:spacing w:before="150" w:after="150"/>
+              <w:rPr>
+                <w:rFonts w:ascii="Yu Gothic UI" w:eastAsia="Yu Gothic UI" w:hAnsi="Yu Gothic UI" w:hint="eastAsia"/>
+                <w:color w:val="3D3447"/>
                 <w:sz w:val="22"/>
                 <w:szCs w:val="22"/>
               </w:rPr>
@@ -1837,7 +1786,7 @@
             <w:r>
               <w:rPr>
                 <w:rFonts w:ascii="Segoe UI Emoji" w:eastAsia="Yu Gothic UI" w:hAnsi="Segoe UI Emoji" w:cs="Segoe UI Emoji"/>
-                <w:color w:val="1E1E2E"/>
+                <w:color w:val="3D3447"/>
                 <w:sz w:val="22"/>
                 <w:szCs w:val="22"/>
               </w:rPr>
@@ -1846,7 +1795,7 @@
             <w:r>
               <w:rPr>
                 <w:rFonts w:ascii="Yu Gothic UI" w:eastAsia="Yu Gothic UI" w:hAnsi="Yu Gothic UI" w:hint="eastAsia"/>
-                <w:color w:val="1E1E2E"/>
+                <w:color w:val="3D3447"/>
                 <w:sz w:val="22"/>
                 <w:szCs w:val="22"/>
               </w:rPr>
@@ -1856,7 +1805,7 @@
               <w:rPr>
                 <w:rStyle w:val="a5"/>
                 <w:rFonts w:ascii="Yu Gothic UI" w:eastAsia="Yu Gothic UI" w:hAnsi="Yu Gothic UI" w:hint="eastAsia"/>
-                <w:color w:val="1E1E2E"/>
+                <w:color w:val="3D3447"/>
                 <w:sz w:val="22"/>
                 <w:szCs w:val="22"/>
               </w:rPr>
@@ -1868,10 +1817,10 @@
           <w:tcPr>
             <w:tcW w:w="0" w:type="auto"/>
             <w:tcBorders>
-              <w:top w:val="single" w:sz="6" w:space="0" w:color="9CA0B0"/>
-              <w:left w:val="single" w:sz="6" w:space="0" w:color="9CA0B0"/>
-              <w:bottom w:val="single" w:sz="6" w:space="0" w:color="9CA0B0"/>
-              <w:right w:val="single" w:sz="6" w:space="0" w:color="9CA0B0"/>
+              <w:top w:val="single" w:sz="6" w:space="0" w:color="E0D8EE"/>
+              <w:left w:val="single" w:sz="6" w:space="0" w:color="E0D8EE"/>
+              <w:bottom w:val="single" w:sz="6" w:space="0" w:color="E0D8EE"/>
+              <w:right w:val="single" w:sz="6" w:space="0" w:color="E0D8EE"/>
             </w:tcBorders>
             <w:tcMar>
               <w:top w:w="105" w:type="dxa"/>
@@ -1883,10 +1832,10 @@
           </w:tcPr>
           <w:p>
             <w:pPr>
-              <w:spacing w:before="180" w:after="180"/>
-              <w:rPr>
-                <w:rFonts w:ascii="Yu Gothic UI" w:eastAsia="Yu Gothic UI" w:hAnsi="Yu Gothic UI" w:hint="eastAsia"/>
-                <w:color w:val="1E1E2E"/>
+              <w:spacing w:before="150" w:after="150"/>
+              <w:rPr>
+                <w:rFonts w:ascii="Yu Gothic UI" w:eastAsia="Yu Gothic UI" w:hAnsi="Yu Gothic UI" w:hint="eastAsia"/>
+                <w:color w:val="3D3447"/>
                 <w:sz w:val="22"/>
                 <w:szCs w:val="22"/>
               </w:rPr>
@@ -1894,7 +1843,7 @@
             <w:r>
               <w:rPr>
                 <w:rFonts w:ascii="Yu Gothic UI" w:eastAsia="Yu Gothic UI" w:hAnsi="Yu Gothic UI" w:hint="eastAsia"/>
-                <w:color w:val="1E1E2E"/>
+                <w:color w:val="3D3447"/>
                 <w:sz w:val="22"/>
                 <w:szCs w:val="22"/>
               </w:rPr>
@@ -1904,17 +1853,14 @@
         </w:tc>
       </w:tr>
       <w:tr>
-        <w:trPr>
-          <w:divId w:val="389618325"/>
-        </w:trPr>
         <w:tc>
           <w:tcPr>
             <w:tcW w:w="0" w:type="auto"/>
             <w:tcBorders>
-              <w:top w:val="single" w:sz="6" w:space="0" w:color="9CA0B0"/>
-              <w:left w:val="single" w:sz="6" w:space="0" w:color="9CA0B0"/>
-              <w:bottom w:val="single" w:sz="6" w:space="0" w:color="9CA0B0"/>
-              <w:right w:val="single" w:sz="6" w:space="0" w:color="9CA0B0"/>
+              <w:top w:val="single" w:sz="6" w:space="0" w:color="E0D8EE"/>
+              <w:left w:val="single" w:sz="6" w:space="0" w:color="E0D8EE"/>
+              <w:bottom w:val="single" w:sz="6" w:space="0" w:color="E0D8EE"/>
+              <w:right w:val="single" w:sz="6" w:space="0" w:color="E0D8EE"/>
             </w:tcBorders>
             <w:tcMar>
               <w:top w:w="105" w:type="dxa"/>
@@ -1926,10 +1872,10 @@
           </w:tcPr>
           <w:p>
             <w:pPr>
-              <w:spacing w:before="180" w:after="180"/>
-              <w:rPr>
-                <w:rFonts w:ascii="Yu Gothic UI" w:eastAsia="Yu Gothic UI" w:hAnsi="Yu Gothic UI" w:hint="eastAsia"/>
-                <w:color w:val="1E1E2E"/>
+              <w:spacing w:before="150" w:after="150"/>
+              <w:rPr>
+                <w:rFonts w:ascii="Yu Gothic UI" w:eastAsia="Yu Gothic UI" w:hAnsi="Yu Gothic UI" w:hint="eastAsia"/>
+                <w:color w:val="3D3447"/>
                 <w:sz w:val="22"/>
                 <w:szCs w:val="22"/>
               </w:rPr>
@@ -1937,25 +1883,16 @@
             <w:r>
               <w:rPr>
                 <w:rFonts w:ascii="Segoe UI Emoji" w:eastAsia="Yu Gothic UI" w:hAnsi="Segoe UI Emoji" w:cs="Segoe UI Emoji"/>
-                <w:color w:val="1E1E2E"/>
-                <w:sz w:val="22"/>
-                <w:szCs w:val="22"/>
-              </w:rPr>
-              <w:t>🗣</w:t>
-            </w:r>
-            <w:r>
-              <w:rPr>
-                <w:rFonts w:ascii="Segoe UI Emoji" w:eastAsia="Yu Gothic UI" w:hAnsi="Segoe UI Emoji" w:cs="Segoe UI Emoji"/>
-                <w:color w:val="1E1E2E"/>
-                <w:sz w:val="22"/>
-                <w:szCs w:val="22"/>
-              </w:rPr>
-              <w:t>️</w:t>
-            </w:r>
-            <w:r>
-              <w:rPr>
-                <w:rFonts w:ascii="Yu Gothic UI" w:eastAsia="Yu Gothic UI" w:hAnsi="Yu Gothic UI" w:hint="eastAsia"/>
-                <w:color w:val="1E1E2E"/>
+                <w:color w:val="3D3447"/>
+                <w:sz w:val="22"/>
+                <w:szCs w:val="22"/>
+              </w:rPr>
+              <w:t>❓</w:t>
+            </w:r>
+            <w:r>
+              <w:rPr>
+                <w:rFonts w:ascii="Yu Gothic UI" w:eastAsia="Yu Gothic UI" w:hAnsi="Yu Gothic UI" w:hint="eastAsia"/>
+                <w:color w:val="3D3447"/>
                 <w:sz w:val="22"/>
                 <w:szCs w:val="22"/>
               </w:rPr>
@@ -1965,11 +1902,11 @@
               <w:rPr>
                 <w:rStyle w:val="a5"/>
                 <w:rFonts w:ascii="Yu Gothic UI" w:eastAsia="Yu Gothic UI" w:hAnsi="Yu Gothic UI" w:hint="eastAsia"/>
-                <w:color w:val="1E1E2E"/>
-                <w:sz w:val="22"/>
-                <w:szCs w:val="22"/>
-              </w:rPr>
-              <w:t>Japanese / English toggle</w:t>
+                <w:color w:val="3D3447"/>
+                <w:sz w:val="22"/>
+                <w:szCs w:val="22"/>
+              </w:rPr>
+              <w:t>In-app help</w:t>
             </w:r>
           </w:p>
         </w:tc>
@@ -1977,10 +1914,10 @@
           <w:tcPr>
             <w:tcW w:w="0" w:type="auto"/>
             <w:tcBorders>
-              <w:top w:val="single" w:sz="6" w:space="0" w:color="9CA0B0"/>
-              <w:left w:val="single" w:sz="6" w:space="0" w:color="9CA0B0"/>
-              <w:bottom w:val="single" w:sz="6" w:space="0" w:color="9CA0B0"/>
-              <w:right w:val="single" w:sz="6" w:space="0" w:color="9CA0B0"/>
+              <w:top w:val="single" w:sz="6" w:space="0" w:color="E0D8EE"/>
+              <w:left w:val="single" w:sz="6" w:space="0" w:color="E0D8EE"/>
+              <w:bottom w:val="single" w:sz="6" w:space="0" w:color="E0D8EE"/>
+              <w:right w:val="single" w:sz="6" w:space="0" w:color="E0D8EE"/>
             </w:tcBorders>
             <w:tcMar>
               <w:top w:w="105" w:type="dxa"/>
@@ -1992,10 +1929,10 @@
           </w:tcPr>
           <w:p>
             <w:pPr>
-              <w:spacing w:before="180" w:after="180"/>
-              <w:rPr>
-                <w:rFonts w:ascii="Yu Gothic UI" w:eastAsia="Yu Gothic UI" w:hAnsi="Yu Gothic UI" w:hint="eastAsia"/>
-                <w:color w:val="1E1E2E"/>
+              <w:spacing w:before="150" w:after="150"/>
+              <w:rPr>
+                <w:rFonts w:ascii="Yu Gothic UI" w:eastAsia="Yu Gothic UI" w:hAnsi="Yu Gothic UI" w:hint="eastAsia"/>
+                <w:color w:val="3D3447"/>
                 <w:sz w:val="22"/>
                 <w:szCs w:val="22"/>
               </w:rPr>
@@ -2003,7 +1940,131 @@
             <w:r>
               <w:rPr>
                 <w:rFonts w:ascii="Yu Gothic UI" w:eastAsia="Yu Gothic UI" w:hAnsi="Yu Gothic UI" w:hint="eastAsia"/>
-                <w:color w:val="1E1E2E"/>
+                <w:color w:val="3D3447"/>
+                <w:sz w:val="22"/>
+                <w:szCs w:val="22"/>
+              </w:rPr>
+              <w:t>A "</w:t>
+            </w:r>
+            <w:r>
+              <w:rPr>
+                <w:rFonts w:ascii="Segoe UI Emoji" w:eastAsia="Yu Gothic UI" w:hAnsi="Segoe UI Emoji" w:cs="Segoe UI Emoji"/>
+                <w:color w:val="3D3447"/>
+                <w:sz w:val="22"/>
+                <w:szCs w:val="22"/>
+              </w:rPr>
+              <w:t>❓</w:t>
+            </w:r>
+            <w:r>
+              <w:rPr>
+                <w:rFonts w:ascii="Yu Gothic UI" w:eastAsia="Yu Gothic UI" w:hAnsi="Yu Gothic UI" w:hint="eastAsia"/>
+                <w:color w:val="3D3447"/>
+                <w:sz w:val="22"/>
+                <w:szCs w:val="22"/>
+              </w:rPr>
+              <w:t xml:space="preserve"> Help" button in the header shows how to use the app on the spot (JA/EN)</w:t>
+            </w:r>
+          </w:p>
+        </w:tc>
+      </w:tr>
+      <w:tr>
+        <w:tc>
+          <w:tcPr>
+            <w:tcW w:w="0" w:type="auto"/>
+            <w:tcBorders>
+              <w:top w:val="single" w:sz="6" w:space="0" w:color="E0D8EE"/>
+              <w:left w:val="single" w:sz="6" w:space="0" w:color="E0D8EE"/>
+              <w:bottom w:val="single" w:sz="6" w:space="0" w:color="E0D8EE"/>
+              <w:right w:val="single" w:sz="6" w:space="0" w:color="E0D8EE"/>
+            </w:tcBorders>
+            <w:tcMar>
+              <w:top w:w="105" w:type="dxa"/>
+              <w:left w:w="150" w:type="dxa"/>
+              <w:bottom w:w="105" w:type="dxa"/>
+              <w:right w:w="150" w:type="dxa"/>
+            </w:tcMar>
+            <w:hideMark/>
+          </w:tcPr>
+          <w:p>
+            <w:pPr>
+              <w:spacing w:before="150" w:after="150"/>
+              <w:rPr>
+                <w:rFonts w:ascii="Yu Gothic UI" w:eastAsia="Yu Gothic UI" w:hAnsi="Yu Gothic UI" w:hint="eastAsia"/>
+                <w:color w:val="3D3447"/>
+                <w:sz w:val="22"/>
+                <w:szCs w:val="22"/>
+              </w:rPr>
+            </w:pPr>
+            <w:r>
+              <w:rPr>
+                <w:rFonts w:ascii="Segoe UI Emoji" w:eastAsia="Yu Gothic UI" w:hAnsi="Segoe UI Emoji" w:cs="Segoe UI Emoji"/>
+                <w:color w:val="3D3447"/>
+                <w:sz w:val="22"/>
+                <w:szCs w:val="22"/>
+              </w:rPr>
+              <w:t>🗣</w:t>
+            </w:r>
+            <w:r>
+              <w:rPr>
+                <w:rFonts w:ascii="Segoe UI Emoji" w:eastAsia="Yu Gothic UI" w:hAnsi="Segoe UI Emoji" w:cs="Segoe UI Emoji"/>
+                <w:color w:val="3D3447"/>
+                <w:sz w:val="22"/>
+                <w:szCs w:val="22"/>
+              </w:rPr>
+              <w:t>️</w:t>
+            </w:r>
+            <w:r>
+              <w:rPr>
+                <w:rFonts w:ascii="Yu Gothic UI" w:eastAsia="Yu Gothic UI" w:hAnsi="Yu Gothic UI" w:hint="eastAsia"/>
+                <w:color w:val="3D3447"/>
+                <w:sz w:val="22"/>
+                <w:szCs w:val="22"/>
+              </w:rPr>
+              <w:t xml:space="preserve"> </w:t>
+            </w:r>
+            <w:r>
+              <w:rPr>
+                <w:rStyle w:val="a5"/>
+                <w:rFonts w:ascii="Yu Gothic UI" w:eastAsia="Yu Gothic UI" w:hAnsi="Yu Gothic UI" w:hint="eastAsia"/>
+                <w:color w:val="3D3447"/>
+                <w:sz w:val="22"/>
+                <w:szCs w:val="22"/>
+              </w:rPr>
+              <w:t>Japanese / English toggle</w:t>
+            </w:r>
+          </w:p>
+        </w:tc>
+        <w:tc>
+          <w:tcPr>
+            <w:tcW w:w="0" w:type="auto"/>
+            <w:tcBorders>
+              <w:top w:val="single" w:sz="6" w:space="0" w:color="E0D8EE"/>
+              <w:left w:val="single" w:sz="6" w:space="0" w:color="E0D8EE"/>
+              <w:bottom w:val="single" w:sz="6" w:space="0" w:color="E0D8EE"/>
+              <w:right w:val="single" w:sz="6" w:space="0" w:color="E0D8EE"/>
+            </w:tcBorders>
+            <w:tcMar>
+              <w:top w:w="105" w:type="dxa"/>
+              <w:left w:w="150" w:type="dxa"/>
+              <w:bottom w:w="105" w:type="dxa"/>
+              <w:right w:w="150" w:type="dxa"/>
+            </w:tcMar>
+            <w:hideMark/>
+          </w:tcPr>
+          <w:p>
+            <w:pPr>
+              <w:spacing w:before="150" w:after="150"/>
+              <w:rPr>
+                <w:rFonts w:ascii="Yu Gothic UI" w:eastAsia="Yu Gothic UI" w:hAnsi="Yu Gothic UI" w:hint="eastAsia"/>
+                <w:color w:val="3D3447"/>
+                <w:sz w:val="22"/>
+                <w:szCs w:val="22"/>
+              </w:rPr>
+            </w:pPr>
+            <w:r>
+              <w:rPr>
+                <w:rFonts w:ascii="Yu Gothic UI" w:eastAsia="Yu Gothic UI" w:hAnsi="Yu Gothic UI" w:hint="eastAsia"/>
+                <w:color w:val="3D3447"/>
                 <w:sz w:val="22"/>
                 <w:szCs w:val="22"/>
               </w:rPr>
@@ -2015,19 +2076,18 @@
     </w:tbl>
     <w:p>
       <w:pPr>
-        <w:spacing w:before="330" w:after="330"/>
-        <w:divId w:val="389618325"/>
-        <w:rPr>
-          <w:rFonts w:ascii="Yu Gothic UI" w:eastAsia="Yu Gothic UI" w:hAnsi="Yu Gothic UI" w:hint="eastAsia"/>
-          <w:color w:val="1E1E2E"/>
-          <w:sz w:val="22"/>
-          <w:szCs w:val="22"/>
-        </w:rPr>
-      </w:pPr>
-      <w:r>
-        <w:rPr>
-          <w:rFonts w:ascii="Yu Gothic UI" w:eastAsia="Yu Gothic UI" w:hAnsi="Yu Gothic UI" w:hint="eastAsia"/>
-          <w:color w:val="1E1E2E"/>
+        <w:spacing w:before="300" w:after="300"/>
+        <w:rPr>
+          <w:rFonts w:ascii="Yu Gothic UI" w:eastAsia="Yu Gothic UI" w:hAnsi="Yu Gothic UI" w:hint="eastAsia"/>
+          <w:color w:val="3D3447"/>
+          <w:sz w:val="22"/>
+          <w:szCs w:val="22"/>
+        </w:rPr>
+      </w:pPr>
+      <w:r>
+        <w:rPr>
+          <w:rFonts w:ascii="Yu Gothic UI" w:eastAsia="Yu Gothic UI" w:hAnsi="Yu Gothic UI" w:hint="eastAsia"/>
+          <w:color w:val="3D3447"/>
           <w:sz w:val="22"/>
           <w:szCs w:val="22"/>
         </w:rPr>
@@ -2041,7 +2101,6 @@
     <w:p>
       <w:pPr>
         <w:pStyle w:val="2"/>
-        <w:divId w:val="389618325"/>
         <w:rPr>
           <w:rFonts w:ascii="Yu Gothic UI" w:eastAsia="Yu Gothic UI" w:hAnsi="Yu Gothic UI" w:hint="eastAsia"/>
         </w:rPr>
@@ -2065,35 +2124,35 @@
         <w:tblLook w:val="04A0" w:firstRow="1" w:lastRow="0" w:firstColumn="1" w:lastColumn="0" w:noHBand="0" w:noVBand="1"/>
       </w:tblPr>
       <w:tblGrid>
-        <w:gridCol w:w="2224"/>
-        <w:gridCol w:w="6264"/>
+        <w:gridCol w:w="2081"/>
+        <w:gridCol w:w="6407"/>
       </w:tblGrid>
       <w:tr>
         <w:trPr>
-          <w:divId w:val="389618325"/>
           <w:tblHeader/>
         </w:trPr>
         <w:tc>
           <w:tcPr>
             <w:tcW w:w="0" w:type="auto"/>
             <w:tcBorders>
-              <w:top w:val="single" w:sz="6" w:space="0" w:color="9CA0B0"/>
-              <w:left w:val="single" w:sz="6" w:space="0" w:color="9CA0B0"/>
-              <w:bottom w:val="single" w:sz="6" w:space="0" w:color="9CA0B0"/>
-              <w:right w:val="single" w:sz="6" w:space="0" w:color="9CA0B0"/>
+              <w:top w:val="single" w:sz="6" w:space="0" w:color="C9BDF0"/>
+              <w:left w:val="single" w:sz="6" w:space="0" w:color="C9BDF0"/>
+              <w:bottom w:val="single" w:sz="6" w:space="0" w:color="C9BDF0"/>
+              <w:right w:val="single" w:sz="6" w:space="0" w:color="C9BDF0"/>
             </w:tcBorders>
-            <w:shd w:val="clear" w:color="auto" w:fill="1E66F5"/>
+            <w:shd w:val="clear" w:color="auto" w:fill="8B7EE8"/>
             <w:tcMar>
               <w:top w:w="105" w:type="dxa"/>
               <w:left w:w="150" w:type="dxa"/>
               <w:bottom w:w="105" w:type="dxa"/>
               <w:right w:w="150" w:type="dxa"/>
             </w:tcMar>
+            <w:vAlign w:val="center"/>
             <w:hideMark/>
           </w:tcPr>
           <w:p>
             <w:pPr>
-              <w:spacing w:before="180" w:after="180"/>
+              <w:spacing w:before="150" w:after="150"/>
               <w:rPr>
                 <w:rFonts w:ascii="Yu Gothic UI" w:eastAsia="Yu Gothic UI" w:hAnsi="Yu Gothic UI" w:hint="eastAsia"/>
                 <w:b/>
@@ -2112,7 +2171,6 @@
                 <w:sz w:val="22"/>
                 <w:szCs w:val="22"/>
               </w:rPr>
-              <w:lastRenderedPageBreak/>
               <w:t>Requirement</w:t>
             </w:r>
           </w:p>
@@ -2121,23 +2179,24 @@
           <w:tcPr>
             <w:tcW w:w="0" w:type="auto"/>
             <w:tcBorders>
-              <w:top w:val="single" w:sz="6" w:space="0" w:color="9CA0B0"/>
-              <w:left w:val="single" w:sz="6" w:space="0" w:color="9CA0B0"/>
-              <w:bottom w:val="single" w:sz="6" w:space="0" w:color="9CA0B0"/>
-              <w:right w:val="single" w:sz="6" w:space="0" w:color="9CA0B0"/>
+              <w:top w:val="single" w:sz="6" w:space="0" w:color="C9BDF0"/>
+              <w:left w:val="single" w:sz="6" w:space="0" w:color="C9BDF0"/>
+              <w:bottom w:val="single" w:sz="6" w:space="0" w:color="C9BDF0"/>
+              <w:right w:val="single" w:sz="6" w:space="0" w:color="C9BDF0"/>
             </w:tcBorders>
-            <w:shd w:val="clear" w:color="auto" w:fill="1E66F5"/>
+            <w:shd w:val="clear" w:color="auto" w:fill="8B7EE8"/>
             <w:tcMar>
               <w:top w:w="105" w:type="dxa"/>
               <w:left w:w="150" w:type="dxa"/>
               <w:bottom w:w="105" w:type="dxa"/>
               <w:right w:w="150" w:type="dxa"/>
             </w:tcMar>
+            <w:vAlign w:val="center"/>
             <w:hideMark/>
           </w:tcPr>
           <w:p>
             <w:pPr>
-              <w:spacing w:before="180" w:after="180"/>
+              <w:spacing w:before="150" w:after="150"/>
               <w:rPr>
                 <w:rFonts w:ascii="Yu Gothic UI" w:eastAsia="Yu Gothic UI" w:hAnsi="Yu Gothic UI" w:hint="eastAsia"/>
                 <w:b/>
@@ -2162,17 +2221,14 @@
         </w:tc>
       </w:tr>
       <w:tr>
-        <w:trPr>
-          <w:divId w:val="389618325"/>
-        </w:trPr>
         <w:tc>
           <w:tcPr>
             <w:tcW w:w="0" w:type="auto"/>
             <w:tcBorders>
-              <w:top w:val="single" w:sz="6" w:space="0" w:color="9CA0B0"/>
-              <w:left w:val="single" w:sz="6" w:space="0" w:color="9CA0B0"/>
-              <w:bottom w:val="single" w:sz="6" w:space="0" w:color="9CA0B0"/>
-              <w:right w:val="single" w:sz="6" w:space="0" w:color="9CA0B0"/>
+              <w:top w:val="single" w:sz="6" w:space="0" w:color="E0D8EE"/>
+              <w:left w:val="single" w:sz="6" w:space="0" w:color="E0D8EE"/>
+              <w:bottom w:val="single" w:sz="6" w:space="0" w:color="E0D8EE"/>
+              <w:right w:val="single" w:sz="6" w:space="0" w:color="E0D8EE"/>
             </w:tcBorders>
             <w:tcMar>
               <w:top w:w="105" w:type="dxa"/>
@@ -2184,10 +2240,10 @@
           </w:tcPr>
           <w:p>
             <w:pPr>
-              <w:spacing w:before="180" w:after="180"/>
-              <w:rPr>
-                <w:rFonts w:ascii="Yu Gothic UI" w:eastAsia="Yu Gothic UI" w:hAnsi="Yu Gothic UI" w:hint="eastAsia"/>
-                <w:color w:val="1E1E2E"/>
+              <w:spacing w:before="150" w:after="150"/>
+              <w:rPr>
+                <w:rFonts w:ascii="Yu Gothic UI" w:eastAsia="Yu Gothic UI" w:hAnsi="Yu Gothic UI" w:hint="eastAsia"/>
+                <w:color w:val="3D3447"/>
                 <w:sz w:val="22"/>
                 <w:szCs w:val="22"/>
               </w:rPr>
@@ -2196,7 +2252,7 @@
               <w:rPr>
                 <w:rStyle w:val="a5"/>
                 <w:rFonts w:ascii="Yu Gothic UI" w:eastAsia="Yu Gothic UI" w:hAnsi="Yu Gothic UI" w:hint="eastAsia"/>
-                <w:color w:val="1E1E2E"/>
+                <w:color w:val="3D3447"/>
                 <w:sz w:val="22"/>
                 <w:szCs w:val="22"/>
               </w:rPr>
@@ -2208,10 +2264,10 @@
           <w:tcPr>
             <w:tcW w:w="0" w:type="auto"/>
             <w:tcBorders>
-              <w:top w:val="single" w:sz="6" w:space="0" w:color="9CA0B0"/>
-              <w:left w:val="single" w:sz="6" w:space="0" w:color="9CA0B0"/>
-              <w:bottom w:val="single" w:sz="6" w:space="0" w:color="9CA0B0"/>
-              <w:right w:val="single" w:sz="6" w:space="0" w:color="9CA0B0"/>
+              <w:top w:val="single" w:sz="6" w:space="0" w:color="E0D8EE"/>
+              <w:left w:val="single" w:sz="6" w:space="0" w:color="E0D8EE"/>
+              <w:bottom w:val="single" w:sz="6" w:space="0" w:color="E0D8EE"/>
+              <w:right w:val="single" w:sz="6" w:space="0" w:color="E0D8EE"/>
             </w:tcBorders>
             <w:tcMar>
               <w:top w:w="105" w:type="dxa"/>
@@ -2223,10 +2279,10 @@
           </w:tcPr>
           <w:p>
             <w:pPr>
-              <w:spacing w:before="180" w:after="180"/>
-              <w:rPr>
-                <w:rFonts w:ascii="Yu Gothic UI" w:eastAsia="Yu Gothic UI" w:hAnsi="Yu Gothic UI" w:hint="eastAsia"/>
-                <w:color w:val="1E1E2E"/>
+              <w:spacing w:before="150" w:after="150"/>
+              <w:rPr>
+                <w:rFonts w:ascii="Yu Gothic UI" w:eastAsia="Yu Gothic UI" w:hAnsi="Yu Gothic UI" w:hint="eastAsia"/>
+                <w:color w:val="3D3447"/>
                 <w:sz w:val="22"/>
                 <w:szCs w:val="22"/>
               </w:rPr>
@@ -2234,7 +2290,7 @@
             <w:r>
               <w:rPr>
                 <w:rFonts w:ascii="Yu Gothic UI" w:eastAsia="Yu Gothic UI" w:hAnsi="Yu Gothic UI" w:hint="eastAsia"/>
-                <w:color w:val="1E1E2E"/>
+                <w:color w:val="3D3447"/>
                 <w:sz w:val="22"/>
                 <w:szCs w:val="22"/>
               </w:rPr>
@@ -2244,17 +2300,14 @@
         </w:tc>
       </w:tr>
       <w:tr>
-        <w:trPr>
-          <w:divId w:val="389618325"/>
-        </w:trPr>
         <w:tc>
           <w:tcPr>
             <w:tcW w:w="0" w:type="auto"/>
             <w:tcBorders>
-              <w:top w:val="single" w:sz="6" w:space="0" w:color="9CA0B0"/>
-              <w:left w:val="single" w:sz="6" w:space="0" w:color="9CA0B0"/>
-              <w:bottom w:val="single" w:sz="6" w:space="0" w:color="9CA0B0"/>
-              <w:right w:val="single" w:sz="6" w:space="0" w:color="9CA0B0"/>
+              <w:top w:val="single" w:sz="6" w:space="0" w:color="E0D8EE"/>
+              <w:left w:val="single" w:sz="6" w:space="0" w:color="E0D8EE"/>
+              <w:bottom w:val="single" w:sz="6" w:space="0" w:color="E0D8EE"/>
+              <w:right w:val="single" w:sz="6" w:space="0" w:color="E0D8EE"/>
             </w:tcBorders>
             <w:tcMar>
               <w:top w:w="105" w:type="dxa"/>
@@ -2266,10 +2319,10 @@
           </w:tcPr>
           <w:p>
             <w:pPr>
-              <w:spacing w:before="180" w:after="180"/>
-              <w:rPr>
-                <w:rFonts w:ascii="Yu Gothic UI" w:eastAsia="Yu Gothic UI" w:hAnsi="Yu Gothic UI" w:hint="eastAsia"/>
-                <w:color w:val="1E1E2E"/>
+              <w:spacing w:before="150" w:after="150"/>
+              <w:rPr>
+                <w:rFonts w:ascii="Yu Gothic UI" w:eastAsia="Yu Gothic UI" w:hAnsi="Yu Gothic UI" w:hint="eastAsia"/>
+                <w:color w:val="3D3447"/>
                 <w:sz w:val="22"/>
                 <w:szCs w:val="22"/>
               </w:rPr>
@@ -2278,7 +2331,7 @@
               <w:rPr>
                 <w:rStyle w:val="a5"/>
                 <w:rFonts w:ascii="Yu Gothic UI" w:eastAsia="Yu Gothic UI" w:hAnsi="Yu Gothic UI" w:hint="eastAsia"/>
-                <w:color w:val="1E1E2E"/>
+                <w:color w:val="3D3447"/>
                 <w:sz w:val="22"/>
                 <w:szCs w:val="22"/>
               </w:rPr>
@@ -2290,10 +2343,10 @@
           <w:tcPr>
             <w:tcW w:w="0" w:type="auto"/>
             <w:tcBorders>
-              <w:top w:val="single" w:sz="6" w:space="0" w:color="9CA0B0"/>
-              <w:left w:val="single" w:sz="6" w:space="0" w:color="9CA0B0"/>
-              <w:bottom w:val="single" w:sz="6" w:space="0" w:color="9CA0B0"/>
-              <w:right w:val="single" w:sz="6" w:space="0" w:color="9CA0B0"/>
+              <w:top w:val="single" w:sz="6" w:space="0" w:color="E0D8EE"/>
+              <w:left w:val="single" w:sz="6" w:space="0" w:color="E0D8EE"/>
+              <w:bottom w:val="single" w:sz="6" w:space="0" w:color="E0D8EE"/>
+              <w:right w:val="single" w:sz="6" w:space="0" w:color="E0D8EE"/>
             </w:tcBorders>
             <w:tcMar>
               <w:top w:w="105" w:type="dxa"/>
@@ -2305,10 +2358,10 @@
           </w:tcPr>
           <w:p>
             <w:pPr>
-              <w:spacing w:before="180" w:after="180"/>
-              <w:rPr>
-                <w:rFonts w:ascii="Yu Gothic UI" w:eastAsia="Yu Gothic UI" w:hAnsi="Yu Gothic UI" w:hint="eastAsia"/>
-                <w:color w:val="1E1E2E"/>
+              <w:spacing w:before="150" w:after="150"/>
+              <w:rPr>
+                <w:rFonts w:ascii="Yu Gothic UI" w:eastAsia="Yu Gothic UI" w:hAnsi="Yu Gothic UI" w:hint="eastAsia"/>
+                <w:color w:val="3D3447"/>
                 <w:sz w:val="22"/>
                 <w:szCs w:val="22"/>
               </w:rPr>
@@ -2316,7 +2369,7 @@
             <w:r>
               <w:rPr>
                 <w:rFonts w:ascii="Yu Gothic UI" w:eastAsia="Yu Gothic UI" w:hAnsi="Yu Gothic UI" w:hint="eastAsia"/>
-                <w:color w:val="1E1E2E"/>
+                <w:color w:val="3D3447"/>
                 <w:sz w:val="22"/>
                 <w:szCs w:val="22"/>
               </w:rPr>
@@ -2336,7 +2389,7 @@
             <w:r>
               <w:rPr>
                 <w:rFonts w:ascii="Yu Gothic UI" w:eastAsia="Yu Gothic UI" w:hAnsi="Yu Gothic UI" w:hint="eastAsia"/>
-                <w:color w:val="1E1E2E"/>
+                <w:color w:val="3D3447"/>
                 <w:sz w:val="22"/>
                 <w:szCs w:val="22"/>
               </w:rPr>
@@ -2351,27 +2404,24 @@
             <w:r>
               <w:rPr>
                 <w:rFonts w:ascii="Yu Gothic UI" w:eastAsia="Yu Gothic UI" w:hAnsi="Yu Gothic UI" w:hint="eastAsia"/>
-                <w:color w:val="1E1E2E"/>
-                <w:sz w:val="22"/>
-                <w:szCs w:val="22"/>
-              </w:rPr>
-              <w:t xml:space="preserve"> is bundled by default (no extra install needed)</w:t>
+                <w:color w:val="3D3447"/>
+                <w:sz w:val="22"/>
+                <w:szCs w:val="22"/>
+              </w:rPr>
+              <w:t xml:space="preserve"> is bundled with Python by default</w:t>
             </w:r>
           </w:p>
         </w:tc>
       </w:tr>
       <w:tr>
-        <w:trPr>
-          <w:divId w:val="389618325"/>
-        </w:trPr>
         <w:tc>
           <w:tcPr>
             <w:tcW w:w="0" w:type="auto"/>
             <w:tcBorders>
-              <w:top w:val="single" w:sz="6" w:space="0" w:color="9CA0B0"/>
-              <w:left w:val="single" w:sz="6" w:space="0" w:color="9CA0B0"/>
-              <w:bottom w:val="single" w:sz="6" w:space="0" w:color="9CA0B0"/>
-              <w:right w:val="single" w:sz="6" w:space="0" w:color="9CA0B0"/>
+              <w:top w:val="single" w:sz="6" w:space="0" w:color="E0D8EE"/>
+              <w:left w:val="single" w:sz="6" w:space="0" w:color="E0D8EE"/>
+              <w:bottom w:val="single" w:sz="6" w:space="0" w:color="E0D8EE"/>
+              <w:right w:val="single" w:sz="6" w:space="0" w:color="E0D8EE"/>
             </w:tcBorders>
             <w:tcMar>
               <w:top w:w="105" w:type="dxa"/>
@@ -2383,10 +2433,10 @@
           </w:tcPr>
           <w:p>
             <w:pPr>
-              <w:spacing w:before="180" w:after="180"/>
-              <w:rPr>
-                <w:rFonts w:ascii="Yu Gothic UI" w:eastAsia="Yu Gothic UI" w:hAnsi="Yu Gothic UI" w:hint="eastAsia"/>
-                <w:color w:val="1E1E2E"/>
+              <w:spacing w:before="150" w:after="150"/>
+              <w:rPr>
+                <w:rFonts w:ascii="Yu Gothic UI" w:eastAsia="Yu Gothic UI" w:hAnsi="Yu Gothic UI" w:hint="eastAsia"/>
+                <w:color w:val="3D3447"/>
                 <w:sz w:val="22"/>
                 <w:szCs w:val="22"/>
               </w:rPr>
@@ -2395,11 +2445,12 @@
               <w:rPr>
                 <w:rStyle w:val="a5"/>
                 <w:rFonts w:ascii="Yu Gothic UI" w:eastAsia="Yu Gothic UI" w:hAnsi="Yu Gothic UI" w:hint="eastAsia"/>
-                <w:color w:val="1E1E2E"/>
-                <w:sz w:val="22"/>
-                <w:szCs w:val="22"/>
-              </w:rPr>
-              <w:t>Ollama</w:t>
+                <w:color w:val="3D3447"/>
+                <w:sz w:val="22"/>
+                <w:szCs w:val="22"/>
+              </w:rPr>
+              <w:lastRenderedPageBreak/>
+              <w:t>CustomTkinter</w:t>
             </w:r>
           </w:p>
         </w:tc>
@@ -2407,10 +2458,10 @@
           <w:tcPr>
             <w:tcW w:w="0" w:type="auto"/>
             <w:tcBorders>
-              <w:top w:val="single" w:sz="6" w:space="0" w:color="9CA0B0"/>
-              <w:left w:val="single" w:sz="6" w:space="0" w:color="9CA0B0"/>
-              <w:bottom w:val="single" w:sz="6" w:space="0" w:color="9CA0B0"/>
-              <w:right w:val="single" w:sz="6" w:space="0" w:color="9CA0B0"/>
+              <w:top w:val="single" w:sz="6" w:space="0" w:color="E0D8EE"/>
+              <w:left w:val="single" w:sz="6" w:space="0" w:color="E0D8EE"/>
+              <w:bottom w:val="single" w:sz="6" w:space="0" w:color="E0D8EE"/>
+              <w:right w:val="single" w:sz="6" w:space="0" w:color="E0D8EE"/>
             </w:tcBorders>
             <w:tcMar>
               <w:top w:w="105" w:type="dxa"/>
@@ -2422,10 +2473,10 @@
           </w:tcPr>
           <w:p>
             <w:pPr>
-              <w:spacing w:before="180" w:after="180"/>
-              <w:rPr>
-                <w:rFonts w:ascii="Yu Gothic UI" w:eastAsia="Yu Gothic UI" w:hAnsi="Yu Gothic UI" w:hint="eastAsia"/>
-                <w:color w:val="1E1E2E"/>
+              <w:spacing w:before="150" w:after="150"/>
+              <w:rPr>
+                <w:rFonts w:ascii="Yu Gothic UI" w:eastAsia="Yu Gothic UI" w:hAnsi="Yu Gothic UI" w:hint="eastAsia"/>
+                <w:color w:val="3D3447"/>
                 <w:sz w:val="22"/>
                 <w:szCs w:val="22"/>
               </w:rPr>
@@ -2433,22 +2484,37 @@
             <w:r>
               <w:rPr>
                 <w:rFonts w:ascii="Yu Gothic UI" w:eastAsia="Yu Gothic UI" w:hAnsi="Yu Gothic UI" w:hint="eastAsia"/>
-                <w:color w:val="1E1E2E"/>
-                <w:sz w:val="22"/>
-                <w:szCs w:val="22"/>
-              </w:rPr>
-              <w:t xml:space="preserve">Must be running on your PC (listening on </w:t>
+                <w:color w:val="3D3447"/>
+                <w:sz w:val="22"/>
+                <w:szCs w:val="22"/>
+              </w:rPr>
+              <w:t xml:space="preserve">Used to draw the UI. Run </w:t>
             </w:r>
             <w:r>
               <w:rPr>
                 <w:rStyle w:val="HTML"/>
               </w:rPr>
-              <w:t>http://localhost:11434</w:t>
-            </w:r>
-            <w:r>
-              <w:rPr>
-                <w:rFonts w:ascii="Yu Gothic UI" w:eastAsia="Yu Gothic UI" w:hAnsi="Yu Gothic UI" w:hint="eastAsia"/>
-                <w:color w:val="1E1E2E"/>
+              <w:t>pip install customtkinter</w:t>
+            </w:r>
+            <w:r>
+              <w:rPr>
+                <w:rFonts w:ascii="Yu Gothic UI" w:eastAsia="Yu Gothic UI" w:hAnsi="Yu Gothic UI" w:hint="eastAsia"/>
+                <w:color w:val="3D3447"/>
+                <w:sz w:val="22"/>
+                <w:szCs w:val="22"/>
+              </w:rPr>
+              <w:t xml:space="preserve"> once (or use the bundled </w:t>
+            </w:r>
+            <w:r>
+              <w:rPr>
+                <w:rStyle w:val="HTML"/>
+              </w:rPr>
+              <w:t>requirements.txt</w:t>
+            </w:r>
+            <w:r>
+              <w:rPr>
+                <w:rFonts w:ascii="Yu Gothic UI" w:eastAsia="Yu Gothic UI" w:hAnsi="Yu Gothic UI" w:hint="eastAsia"/>
+                <w:color w:val="3D3447"/>
                 <w:sz w:val="22"/>
                 <w:szCs w:val="22"/>
               </w:rPr>
@@ -2458,17 +2524,14 @@
         </w:tc>
       </w:tr>
       <w:tr>
-        <w:trPr>
-          <w:divId w:val="389618325"/>
-        </w:trPr>
         <w:tc>
           <w:tcPr>
             <w:tcW w:w="0" w:type="auto"/>
             <w:tcBorders>
-              <w:top w:val="single" w:sz="6" w:space="0" w:color="9CA0B0"/>
-              <w:left w:val="single" w:sz="6" w:space="0" w:color="9CA0B0"/>
-              <w:bottom w:val="single" w:sz="6" w:space="0" w:color="9CA0B0"/>
-              <w:right w:val="single" w:sz="6" w:space="0" w:color="9CA0B0"/>
+              <w:top w:val="single" w:sz="6" w:space="0" w:color="E0D8EE"/>
+              <w:left w:val="single" w:sz="6" w:space="0" w:color="E0D8EE"/>
+              <w:bottom w:val="single" w:sz="6" w:space="0" w:color="E0D8EE"/>
+              <w:right w:val="single" w:sz="6" w:space="0" w:color="E0D8EE"/>
             </w:tcBorders>
             <w:tcMar>
               <w:top w:w="105" w:type="dxa"/>
@@ -2480,10 +2543,10 @@
           </w:tcPr>
           <w:p>
             <w:pPr>
-              <w:spacing w:before="180" w:after="180"/>
-              <w:rPr>
-                <w:rFonts w:ascii="Yu Gothic UI" w:eastAsia="Yu Gothic UI" w:hAnsi="Yu Gothic UI" w:hint="eastAsia"/>
-                <w:color w:val="1E1E2E"/>
+              <w:spacing w:before="150" w:after="150"/>
+              <w:rPr>
+                <w:rFonts w:ascii="Yu Gothic UI" w:eastAsia="Yu Gothic UI" w:hAnsi="Yu Gothic UI" w:hint="eastAsia"/>
+                <w:color w:val="3D3447"/>
                 <w:sz w:val="22"/>
                 <w:szCs w:val="22"/>
               </w:rPr>
@@ -2492,20 +2555,11 @@
               <w:rPr>
                 <w:rStyle w:val="a5"/>
                 <w:rFonts w:ascii="Yu Gothic UI" w:eastAsia="Yu Gothic UI" w:hAnsi="Yu Gothic UI" w:hint="eastAsia"/>
-                <w:color w:val="1E1E2E"/>
-                <w:sz w:val="22"/>
-                <w:szCs w:val="22"/>
-              </w:rPr>
-              <w:t>OpenWebUI</w:t>
-            </w:r>
-            <w:r>
-              <w:rPr>
-                <w:rFonts w:ascii="Yu Gothic UI" w:eastAsia="Yu Gothic UI" w:hAnsi="Yu Gothic UI" w:hint="eastAsia"/>
-                <w:color w:val="1E1E2E"/>
-                <w:sz w:val="22"/>
-                <w:szCs w:val="22"/>
-              </w:rPr>
-              <w:t xml:space="preserve"> (optional)</w:t>
+                <w:color w:val="3D3447"/>
+                <w:sz w:val="22"/>
+                <w:szCs w:val="22"/>
+              </w:rPr>
+              <w:t>Ollama</w:t>
             </w:r>
           </w:p>
         </w:tc>
@@ -2513,10 +2567,10 @@
           <w:tcPr>
             <w:tcW w:w="0" w:type="auto"/>
             <w:tcBorders>
-              <w:top w:val="single" w:sz="6" w:space="0" w:color="9CA0B0"/>
-              <w:left w:val="single" w:sz="6" w:space="0" w:color="9CA0B0"/>
-              <w:bottom w:val="single" w:sz="6" w:space="0" w:color="9CA0B0"/>
-              <w:right w:val="single" w:sz="6" w:space="0" w:color="9CA0B0"/>
+              <w:top w:val="single" w:sz="6" w:space="0" w:color="E0D8EE"/>
+              <w:left w:val="single" w:sz="6" w:space="0" w:color="E0D8EE"/>
+              <w:bottom w:val="single" w:sz="6" w:space="0" w:color="E0D8EE"/>
+              <w:right w:val="single" w:sz="6" w:space="0" w:color="E0D8EE"/>
             </w:tcBorders>
             <w:tcMar>
               <w:top w:w="105" w:type="dxa"/>
@@ -2528,10 +2582,10 @@
           </w:tcPr>
           <w:p>
             <w:pPr>
-              <w:spacing w:before="180" w:after="180"/>
-              <w:rPr>
-                <w:rFonts w:ascii="Yu Gothic UI" w:eastAsia="Yu Gothic UI" w:hAnsi="Yu Gothic UI" w:hint="eastAsia"/>
-                <w:color w:val="1E1E2E"/>
+              <w:spacing w:before="150" w:after="150"/>
+              <w:rPr>
+                <w:rFonts w:ascii="Yu Gothic UI" w:eastAsia="Yu Gothic UI" w:hAnsi="Yu Gothic UI" w:hint="eastAsia"/>
+                <w:color w:val="3D3447"/>
                 <w:sz w:val="22"/>
                 <w:szCs w:val="22"/>
               </w:rPr>
@@ -2539,7 +2593,110 @@
             <w:r>
               <w:rPr>
                 <w:rFonts w:ascii="Yu Gothic UI" w:eastAsia="Yu Gothic UI" w:hAnsi="Yu Gothic UI" w:hint="eastAsia"/>
-                <w:color w:val="1E1E2E"/>
+                <w:color w:val="3D3447"/>
+                <w:sz w:val="22"/>
+                <w:szCs w:val="22"/>
+              </w:rPr>
+              <w:t xml:space="preserve">Must be running on your PC (listening on </w:t>
+            </w:r>
+            <w:r>
+              <w:rPr>
+                <w:rStyle w:val="HTML"/>
+              </w:rPr>
+              <w:t>http://localhost:11434</w:t>
+            </w:r>
+            <w:r>
+              <w:rPr>
+                <w:rFonts w:ascii="Yu Gothic UI" w:eastAsia="Yu Gothic UI" w:hAnsi="Yu Gothic UI" w:hint="eastAsia"/>
+                <w:color w:val="3D3447"/>
+                <w:sz w:val="22"/>
+                <w:szCs w:val="22"/>
+              </w:rPr>
+              <w:t>)</w:t>
+            </w:r>
+          </w:p>
+        </w:tc>
+      </w:tr>
+      <w:tr>
+        <w:tc>
+          <w:tcPr>
+            <w:tcW w:w="0" w:type="auto"/>
+            <w:tcBorders>
+              <w:top w:val="single" w:sz="6" w:space="0" w:color="E0D8EE"/>
+              <w:left w:val="single" w:sz="6" w:space="0" w:color="E0D8EE"/>
+              <w:bottom w:val="single" w:sz="6" w:space="0" w:color="E0D8EE"/>
+              <w:right w:val="single" w:sz="6" w:space="0" w:color="E0D8EE"/>
+            </w:tcBorders>
+            <w:tcMar>
+              <w:top w:w="105" w:type="dxa"/>
+              <w:left w:w="150" w:type="dxa"/>
+              <w:bottom w:w="105" w:type="dxa"/>
+              <w:right w:w="150" w:type="dxa"/>
+            </w:tcMar>
+            <w:hideMark/>
+          </w:tcPr>
+          <w:p>
+            <w:pPr>
+              <w:spacing w:before="150" w:after="150"/>
+              <w:rPr>
+                <w:rFonts w:ascii="Yu Gothic UI" w:eastAsia="Yu Gothic UI" w:hAnsi="Yu Gothic UI" w:hint="eastAsia"/>
+                <w:color w:val="3D3447"/>
+                <w:sz w:val="22"/>
+                <w:szCs w:val="22"/>
+              </w:rPr>
+            </w:pPr>
+            <w:r>
+              <w:rPr>
+                <w:rStyle w:val="a5"/>
+                <w:rFonts w:ascii="Yu Gothic UI" w:eastAsia="Yu Gothic UI" w:hAnsi="Yu Gothic UI" w:hint="eastAsia"/>
+                <w:color w:val="3D3447"/>
+                <w:sz w:val="22"/>
+                <w:szCs w:val="22"/>
+              </w:rPr>
+              <w:t>OpenWebUI</w:t>
+            </w:r>
+            <w:r>
+              <w:rPr>
+                <w:rFonts w:ascii="Yu Gothic UI" w:eastAsia="Yu Gothic UI" w:hAnsi="Yu Gothic UI" w:hint="eastAsia"/>
+                <w:color w:val="3D3447"/>
+                <w:sz w:val="22"/>
+                <w:szCs w:val="22"/>
+              </w:rPr>
+              <w:t xml:space="preserve"> (optional)</w:t>
+            </w:r>
+          </w:p>
+        </w:tc>
+        <w:tc>
+          <w:tcPr>
+            <w:tcW w:w="0" w:type="auto"/>
+            <w:tcBorders>
+              <w:top w:val="single" w:sz="6" w:space="0" w:color="E0D8EE"/>
+              <w:left w:val="single" w:sz="6" w:space="0" w:color="E0D8EE"/>
+              <w:bottom w:val="single" w:sz="6" w:space="0" w:color="E0D8EE"/>
+              <w:right w:val="single" w:sz="6" w:space="0" w:color="E0D8EE"/>
+            </w:tcBorders>
+            <w:tcMar>
+              <w:top w:w="105" w:type="dxa"/>
+              <w:left w:w="150" w:type="dxa"/>
+              <w:bottom w:w="105" w:type="dxa"/>
+              <w:right w:w="150" w:type="dxa"/>
+            </w:tcMar>
+            <w:hideMark/>
+          </w:tcPr>
+          <w:p>
+            <w:pPr>
+              <w:spacing w:before="150" w:after="150"/>
+              <w:rPr>
+                <w:rFonts w:ascii="Yu Gothic UI" w:eastAsia="Yu Gothic UI" w:hAnsi="Yu Gothic UI" w:hint="eastAsia"/>
+                <w:color w:val="3D3447"/>
+                <w:sz w:val="22"/>
+                <w:szCs w:val="22"/>
+              </w:rPr>
+            </w:pPr>
+            <w:r>
+              <w:rPr>
+                <w:rFonts w:ascii="Yu Gothic UI" w:eastAsia="Yu Gothic UI" w:hAnsi="Yu Gothic UI" w:hint="eastAsia"/>
+                <w:color w:val="3D3447"/>
                 <w:sz w:val="22"/>
                 <w:szCs w:val="22"/>
               </w:rPr>
@@ -2552,11 +2709,11 @@
     <w:p>
       <w:pPr>
         <w:pStyle w:val="Web"/>
-        <w:shd w:val="clear" w:color="auto" w:fill="FEF9F3"/>
-        <w:divId w:val="1063716328"/>
-        <w:rPr>
-          <w:rFonts w:ascii="Yu Gothic UI" w:eastAsia="Yu Gothic UI" w:hAnsi="Yu Gothic UI" w:hint="eastAsia"/>
-          <w:color w:val="4C4F69"/>
+        <w:shd w:val="clear" w:color="auto" w:fill="FBE3F1"/>
+        <w:divId w:val="916011412"/>
+        <w:rPr>
+          <w:rFonts w:ascii="Yu Gothic UI" w:eastAsia="Yu Gothic UI" w:hAnsi="Yu Gothic UI" w:hint="eastAsia"/>
+          <w:color w:val="3D3447"/>
           <w:sz w:val="22"/>
           <w:szCs w:val="22"/>
         </w:rPr>
@@ -2564,7 +2721,7 @@
       <w:r>
         <w:rPr>
           <w:rFonts w:ascii="Segoe UI Emoji" w:eastAsia="Yu Gothic UI" w:hAnsi="Segoe UI Emoji" w:cs="Segoe UI Emoji"/>
-          <w:color w:val="4C4F69"/>
+          <w:color w:val="3D3447"/>
           <w:sz w:val="22"/>
           <w:szCs w:val="22"/>
         </w:rPr>
@@ -2573,7 +2730,7 @@
       <w:r>
         <w:rPr>
           <w:rFonts w:ascii="Yu Gothic UI" w:eastAsia="Yu Gothic UI" w:hAnsi="Yu Gothic UI" w:hint="eastAsia"/>
-          <w:color w:val="4C4F69"/>
+          <w:color w:val="3D3447"/>
           <w:sz w:val="22"/>
           <w:szCs w:val="22"/>
         </w:rPr>
@@ -2583,52 +2740,69 @@
         <w:rPr>
           <w:rStyle w:val="a5"/>
           <w:rFonts w:ascii="Yu Gothic UI" w:eastAsia="Yu Gothic UI" w:hAnsi="Yu Gothic UI" w:hint="eastAsia"/>
-          <w:color w:val="4C4F69"/>
-          <w:sz w:val="22"/>
-          <w:szCs w:val="22"/>
-        </w:rPr>
-        <w:t>No extra libraries to install.</w:t>
-      </w:r>
-      <w:r>
-        <w:rPr>
-          <w:rFonts w:ascii="Yu Gothic UI" w:eastAsia="Yu Gothic UI" w:hAnsi="Yu Gothic UI" w:hint="eastAsia"/>
-          <w:color w:val="4C4F69"/>
-          <w:sz w:val="22"/>
-          <w:szCs w:val="22"/>
-        </w:rPr>
-        <w:t xml:space="preserve"> This tool runs purely on what Python ships with (no </w:t>
+          <w:color w:val="3D3447"/>
+          <w:sz w:val="22"/>
+          <w:szCs w:val="22"/>
+        </w:rPr>
+        <w:t xml:space="preserve">Run </w:t>
       </w:r>
       <w:r>
         <w:rPr>
           <w:rStyle w:val="HTML"/>
-        </w:rPr>
-        <w:t>pip install</w:t>
-      </w:r>
-      <w:r>
-        <w:rPr>
-          <w:rFonts w:ascii="Yu Gothic UI" w:eastAsia="Yu Gothic UI" w:hAnsi="Yu Gothic UI" w:hint="eastAsia"/>
-          <w:color w:val="4C4F69"/>
-          <w:sz w:val="22"/>
-          <w:szCs w:val="22"/>
-        </w:rPr>
-        <w:t xml:space="preserve"> required).</w:t>
-      </w:r>
-    </w:p>
-    <w:p>
-      <w:pPr>
-        <w:spacing w:before="330" w:after="330"/>
-        <w:divId w:val="389618325"/>
-        <w:rPr>
-          <w:rFonts w:ascii="Yu Gothic UI" w:eastAsia="Yu Gothic UI" w:hAnsi="Yu Gothic UI" w:hint="eastAsia"/>
-          <w:color w:val="1E1E2E"/>
-          <w:sz w:val="22"/>
-          <w:szCs w:val="22"/>
-        </w:rPr>
-      </w:pPr>
-      <w:r>
-        <w:rPr>
-          <w:rFonts w:ascii="Yu Gothic UI" w:eastAsia="Yu Gothic UI" w:hAnsi="Yu Gothic UI" w:hint="eastAsia"/>
-          <w:color w:val="1E1E2E"/>
+          <w:b/>
+          <w:bCs/>
+        </w:rPr>
+        <w:t>pip install customtkinter</w:t>
+      </w:r>
+      <w:r>
+        <w:rPr>
+          <w:rStyle w:val="a5"/>
+          <w:rFonts w:ascii="Yu Gothic UI" w:eastAsia="Yu Gothic UI" w:hAnsi="Yu Gothic UI" w:hint="eastAsia"/>
+          <w:color w:val="3D3447"/>
+          <w:sz w:val="22"/>
+          <w:szCs w:val="22"/>
+        </w:rPr>
+        <w:t xml:space="preserve"> once before the first launch.</w:t>
+      </w:r>
+      <w:r>
+        <w:rPr>
+          <w:rFonts w:ascii="Yu Gothic UI" w:eastAsia="Yu Gothic UI" w:hAnsi="Yu Gothic UI" w:hint="eastAsia"/>
+          <w:color w:val="3D3447"/>
+          <w:sz w:val="22"/>
+          <w:szCs w:val="22"/>
+        </w:rPr>
+        <w:t xml:space="preserve"> This tool uses CustomTkinter to draw its UI (the standard </w:t>
+      </w:r>
+      <w:r>
+        <w:rPr>
+          <w:rStyle w:val="HTML"/>
+        </w:rPr>
+        <w:t>tkinter</w:t>
+      </w:r>
+      <w:r>
+        <w:rPr>
+          <w:rFonts w:ascii="Yu Gothic UI" w:eastAsia="Yu Gothic UI" w:hAnsi="Yu Gothic UI" w:hint="eastAsia"/>
+          <w:color w:val="3D3447"/>
+          <w:sz w:val="22"/>
+          <w:szCs w:val="22"/>
+        </w:rPr>
+        <w:t xml:space="preserve"> ships with Python, so it needs no separate install).</w:t>
+      </w:r>
+    </w:p>
+    <w:p>
+      <w:pPr>
+        <w:spacing w:before="300" w:after="300"/>
+        <w:rPr>
+          <w:rFonts w:ascii="Yu Gothic UI" w:eastAsia="Yu Gothic UI" w:hAnsi="Yu Gothic UI" w:hint="eastAsia"/>
+          <w:color w:val="3D3447"/>
+          <w:sz w:val="22"/>
+          <w:szCs w:val="22"/>
+        </w:rPr>
+      </w:pPr>
+      <w:r>
+        <w:rPr>
+          <w:rFonts w:ascii="Yu Gothic UI" w:eastAsia="Yu Gothic UI" w:hAnsi="Yu Gothic UI" w:hint="eastAsia"/>
+          <w:color w:val="3D3447"/>
           <w:sz w:val="22"/>
           <w:szCs w:val="22"/>
         </w:rPr>
@@ -2642,7 +2816,6 @@
     <w:p>
       <w:pPr>
         <w:pStyle w:val="2"/>
-        <w:divId w:val="389618325"/>
         <w:rPr>
           <w:rFonts w:ascii="Yu Gothic UI" w:eastAsia="Yu Gothic UI" w:hAnsi="Yu Gothic UI" w:hint="eastAsia"/>
         </w:rPr>
@@ -2661,10 +2834,9 @@
           <w:ilvl w:val="0"/>
           <w:numId w:val="2"/>
         </w:numPr>
-        <w:divId w:val="389618325"/>
-        <w:rPr>
-          <w:rFonts w:ascii="Yu Gothic UI" w:eastAsia="Yu Gothic UI" w:hAnsi="Yu Gothic UI" w:hint="eastAsia"/>
-          <w:color w:val="1E1E2E"/>
+        <w:rPr>
+          <w:rFonts w:ascii="Yu Gothic UI" w:eastAsia="Yu Gothic UI" w:hAnsi="Yu Gothic UI" w:hint="eastAsia"/>
+          <w:color w:val="3D3447"/>
           <w:sz w:val="22"/>
           <w:szCs w:val="22"/>
         </w:rPr>
@@ -2673,7 +2845,7 @@
         <w:rPr>
           <w:rStyle w:val="a5"/>
           <w:rFonts w:ascii="Yu Gothic UI" w:eastAsia="Yu Gothic UI" w:hAnsi="Yu Gothic UI" w:hint="eastAsia"/>
-          <w:color w:val="1E1E2E"/>
+          <w:color w:val="3D3447"/>
           <w:sz w:val="22"/>
           <w:szCs w:val="22"/>
         </w:rPr>
@@ -2682,7 +2854,7 @@
       <w:r>
         <w:rPr>
           <w:rFonts w:ascii="Yu Gothic UI" w:eastAsia="Yu Gothic UI" w:hAnsi="Yu Gothic UI" w:hint="eastAsia"/>
-          <w:color w:val="1E1E2E"/>
+          <w:color w:val="3D3447"/>
           <w:sz w:val="22"/>
           <w:szCs w:val="22"/>
         </w:rPr>
@@ -2702,7 +2874,7 @@
       <w:r>
         <w:rPr>
           <w:rFonts w:ascii="Yu Gothic UI" w:eastAsia="Yu Gothic UI" w:hAnsi="Yu Gothic UI" w:hint="eastAsia"/>
-          <w:color w:val="1E1E2E"/>
+          <w:color w:val="3D3447"/>
           <w:sz w:val="22"/>
           <w:szCs w:val="22"/>
         </w:rPr>
@@ -2712,7 +2884,7 @@
         <w:rPr>
           <w:rStyle w:val="a5"/>
           <w:rFonts w:ascii="Yu Gothic UI" w:eastAsia="Yu Gothic UI" w:hAnsi="Yu Gothic UI" w:hint="eastAsia"/>
-          <w:color w:val="1E1E2E"/>
+          <w:color w:val="3D3447"/>
           <w:sz w:val="22"/>
           <w:szCs w:val="22"/>
         </w:rPr>
@@ -2721,7 +2893,7 @@
       <w:r>
         <w:rPr>
           <w:rFonts w:ascii="Yu Gothic UI" w:eastAsia="Yu Gothic UI" w:hAnsi="Yu Gothic UI" w:hint="eastAsia"/>
-          <w:color w:val="1E1E2E"/>
+          <w:color w:val="3D3447"/>
           <w:sz w:val="22"/>
           <w:szCs w:val="22"/>
         </w:rPr>
@@ -2730,7 +2902,7 @@
       <w:r>
         <w:rPr>
           <w:rFonts w:ascii="Yu Gothic UI" w:eastAsia="Yu Gothic UI" w:hAnsi="Yu Gothic UI" w:hint="eastAsia"/>
-          <w:color w:val="1E1E2E"/>
+          <w:color w:val="3D3447"/>
           <w:sz w:val="22"/>
           <w:szCs w:val="22"/>
         </w:rPr>
@@ -2739,7 +2911,7 @@
       <w:r>
         <w:rPr>
           <w:rFonts w:ascii="Yu Gothic UI" w:eastAsia="Yu Gothic UI" w:hAnsi="Yu Gothic UI" w:hint="eastAsia"/>
-          <w:color w:val="1E1E2E"/>
+          <w:color w:val="3D3447"/>
           <w:sz w:val="22"/>
           <w:szCs w:val="22"/>
         </w:rPr>
@@ -2753,10 +2925,9 @@
           <w:ilvl w:val="0"/>
           <w:numId w:val="2"/>
         </w:numPr>
-        <w:divId w:val="389618325"/>
-        <w:rPr>
-          <w:rFonts w:ascii="Yu Gothic UI" w:eastAsia="Yu Gothic UI" w:hAnsi="Yu Gothic UI" w:hint="eastAsia"/>
-          <w:color w:val="1E1E2E"/>
+        <w:rPr>
+          <w:rFonts w:ascii="Yu Gothic UI" w:eastAsia="Yu Gothic UI" w:hAnsi="Yu Gothic UI" w:hint="eastAsia"/>
+          <w:color w:val="3D3447"/>
           <w:sz w:val="22"/>
           <w:szCs w:val="22"/>
         </w:rPr>
@@ -2765,7 +2936,80 @@
         <w:rPr>
           <w:rStyle w:val="a5"/>
           <w:rFonts w:ascii="Yu Gothic UI" w:eastAsia="Yu Gothic UI" w:hAnsi="Yu Gothic UI" w:hint="eastAsia"/>
-          <w:color w:val="1E1E2E"/>
+          <w:color w:val="3D3447"/>
+          <w:sz w:val="22"/>
+          <w:szCs w:val="22"/>
+        </w:rPr>
+        <w:t>Install CustomTkinter</w:t>
+      </w:r>
+      <w:r>
+        <w:rPr>
+          <w:rFonts w:ascii="Yu Gothic UI" w:eastAsia="Yu Gothic UI" w:hAnsi="Yu Gothic UI" w:hint="eastAsia"/>
+          <w:color w:val="3D3447"/>
+          <w:sz w:val="22"/>
+          <w:szCs w:val="22"/>
+        </w:rPr>
+        <w:t xml:space="preserve"> </w:t>
+      </w:r>
+      <w:r>
+        <w:rPr>
+          <w:rFonts w:ascii="Yu Gothic UI" w:eastAsia="Yu Gothic UI" w:hAnsi="Yu Gothic UI" w:hint="eastAsia"/>
+          <w:color w:val="3D3447"/>
+          <w:sz w:val="22"/>
+          <w:szCs w:val="22"/>
+        </w:rPr>
+        <w:t xml:space="preserve">In Command Prompt (or PowerShell), run this once: </w:t>
+      </w:r>
+      <w:r>
+        <w:rPr>
+          <w:rStyle w:val="HTML"/>
+        </w:rPr>
+        <w:t>pip install customtkinter</w:t>
+      </w:r>
+      <w:r>
+        <w:rPr>
+          <w:rFonts w:ascii="Yu Gothic UI" w:eastAsia="Yu Gothic UI" w:hAnsi="Yu Gothic UI" w:hint="eastAsia"/>
+          <w:color w:val="3D3447"/>
+          <w:sz w:val="22"/>
+          <w:szCs w:val="22"/>
+        </w:rPr>
+        <w:t xml:space="preserve"> (Or, using the bundled file: </w:t>
+      </w:r>
+      <w:r>
+        <w:rPr>
+          <w:rStyle w:val="HTML"/>
+        </w:rPr>
+        <w:t>pip install -r requirements.txt</w:t>
+      </w:r>
+      <w:r>
+        <w:rPr>
+          <w:rFonts w:ascii="Yu Gothic UI" w:eastAsia="Yu Gothic UI" w:hAnsi="Yu Gothic UI" w:hint="eastAsia"/>
+          <w:color w:val="3D3447"/>
+          <w:sz w:val="22"/>
+          <w:szCs w:val="22"/>
+        </w:rPr>
+        <w:t>)</w:t>
+      </w:r>
+    </w:p>
+    <w:p>
+      <w:pPr>
+        <w:pStyle w:val="Web"/>
+        <w:numPr>
+          <w:ilvl w:val="0"/>
+          <w:numId w:val="2"/>
+        </w:numPr>
+        <w:rPr>
+          <w:rFonts w:ascii="Yu Gothic UI" w:eastAsia="Yu Gothic UI" w:hAnsi="Yu Gothic UI" w:hint="eastAsia"/>
+          <w:color w:val="3D3447"/>
+          <w:sz w:val="22"/>
+          <w:szCs w:val="22"/>
+        </w:rPr>
+      </w:pPr>
+      <w:r>
+        <w:rPr>
+          <w:rStyle w:val="a5"/>
+          <w:rFonts w:ascii="Yu Gothic UI" w:eastAsia="Yu Gothic UI" w:hAnsi="Yu Gothic UI" w:hint="eastAsia"/>
+          <w:color w:val="3D3447"/>
           <w:sz w:val="22"/>
           <w:szCs w:val="22"/>
         </w:rPr>
@@ -2774,7 +3018,7 @@
       <w:r>
         <w:rPr>
           <w:rFonts w:ascii="Yu Gothic UI" w:eastAsia="Yu Gothic UI" w:hAnsi="Yu Gothic UI" w:hint="eastAsia"/>
-          <w:color w:val="1E1E2E"/>
+          <w:color w:val="3D3447"/>
           <w:sz w:val="22"/>
           <w:szCs w:val="22"/>
         </w:rPr>
@@ -2794,7 +3038,7 @@
       <w:r>
         <w:rPr>
           <w:rFonts w:ascii="Yu Gothic UI" w:eastAsia="Yu Gothic UI" w:hAnsi="Yu Gothic UI" w:hint="eastAsia"/>
-          <w:color w:val="1E1E2E"/>
+          <w:color w:val="3D3447"/>
           <w:sz w:val="22"/>
           <w:szCs w:val="22"/>
         </w:rPr>
@@ -2808,10 +3052,9 @@
           <w:ilvl w:val="0"/>
           <w:numId w:val="2"/>
         </w:numPr>
-        <w:divId w:val="389618325"/>
-        <w:rPr>
-          <w:rFonts w:ascii="Yu Gothic UI" w:eastAsia="Yu Gothic UI" w:hAnsi="Yu Gothic UI" w:hint="eastAsia"/>
-          <w:color w:val="1E1E2E"/>
+        <w:rPr>
+          <w:rFonts w:ascii="Yu Gothic UI" w:eastAsia="Yu Gothic UI" w:hAnsi="Yu Gothic UI" w:hint="eastAsia"/>
+          <w:color w:val="3D3447"/>
           <w:sz w:val="22"/>
           <w:szCs w:val="22"/>
         </w:rPr>
@@ -2820,7 +3063,7 @@
         <w:rPr>
           <w:rStyle w:val="a5"/>
           <w:rFonts w:ascii="Yu Gothic UI" w:eastAsia="Yu Gothic UI" w:hAnsi="Yu Gothic UI" w:hint="eastAsia"/>
-          <w:color w:val="1E1E2E"/>
+          <w:color w:val="3D3447"/>
           <w:sz w:val="22"/>
           <w:szCs w:val="22"/>
         </w:rPr>
@@ -2829,7 +3072,7 @@
       <w:r>
         <w:rPr>
           <w:rFonts w:ascii="Yu Gothic UI" w:eastAsia="Yu Gothic UI" w:hAnsi="Yu Gothic UI" w:hint="eastAsia"/>
-          <w:color w:val="1E1E2E"/>
+          <w:color w:val="3D3447"/>
           <w:sz w:val="22"/>
           <w:szCs w:val="22"/>
         </w:rPr>
@@ -2844,7 +3087,7 @@
       <w:r>
         <w:rPr>
           <w:rFonts w:ascii="Yu Gothic UI" w:eastAsia="Yu Gothic UI" w:hAnsi="Yu Gothic UI" w:hint="eastAsia"/>
-          <w:color w:val="1E1E2E"/>
+          <w:color w:val="3D3447"/>
           <w:sz w:val="22"/>
           <w:szCs w:val="22"/>
         </w:rPr>
@@ -2859,7 +3102,7 @@
       <w:r>
         <w:rPr>
           <w:rFonts w:ascii="Yu Gothic UI" w:eastAsia="Yu Gothic UI" w:hAnsi="Yu Gothic UI" w:hint="eastAsia"/>
-          <w:color w:val="1E1E2E"/>
+          <w:color w:val="3D3447"/>
           <w:sz w:val="22"/>
           <w:szCs w:val="22"/>
         </w:rPr>
@@ -2873,10 +3116,9 @@
           <w:ilvl w:val="0"/>
           <w:numId w:val="2"/>
         </w:numPr>
-        <w:divId w:val="389618325"/>
-        <w:rPr>
-          <w:rFonts w:ascii="Yu Gothic UI" w:eastAsia="Yu Gothic UI" w:hAnsi="Yu Gothic UI" w:hint="eastAsia"/>
-          <w:color w:val="1E1E2E"/>
+        <w:rPr>
+          <w:rFonts w:ascii="Yu Gothic UI" w:eastAsia="Yu Gothic UI" w:hAnsi="Yu Gothic UI" w:hint="eastAsia"/>
+          <w:color w:val="3D3447"/>
           <w:sz w:val="22"/>
           <w:szCs w:val="22"/>
         </w:rPr>
@@ -2885,7 +3127,7 @@
         <w:rPr>
           <w:rStyle w:val="a5"/>
           <w:rFonts w:ascii="Yu Gothic UI" w:eastAsia="Yu Gothic UI" w:hAnsi="Yu Gothic UI" w:hint="eastAsia"/>
-          <w:color w:val="1E1E2E"/>
+          <w:color w:val="3D3447"/>
           <w:sz w:val="22"/>
           <w:szCs w:val="22"/>
         </w:rPr>
@@ -2894,7 +3136,7 @@
       <w:r>
         <w:rPr>
           <w:rFonts w:ascii="Yu Gothic UI" w:eastAsia="Yu Gothic UI" w:hAnsi="Yu Gothic UI" w:hint="eastAsia"/>
-          <w:color w:val="1E1E2E"/>
+          <w:color w:val="3D3447"/>
           <w:sz w:val="22"/>
           <w:szCs w:val="22"/>
         </w:rPr>
@@ -2903,7 +3145,7 @@
       <w:r>
         <w:rPr>
           <w:rFonts w:ascii="Yu Gothic UI" w:eastAsia="Yu Gothic UI" w:hAnsi="Yu Gothic UI" w:hint="eastAsia"/>
-          <w:color w:val="1E1E2E"/>
+          <w:color w:val="3D3447"/>
           <w:sz w:val="22"/>
           <w:szCs w:val="22"/>
         </w:rPr>
@@ -2912,7 +3154,7 @@
       <w:r>
         <w:rPr>
           <w:rFonts w:ascii="Yu Gothic UI" w:eastAsia="Yu Gothic UI" w:hAnsi="Yu Gothic UI" w:hint="eastAsia"/>
-          <w:color w:val="1E1E2E"/>
+          <w:color w:val="3D3447"/>
           <w:sz w:val="22"/>
           <w:szCs w:val="22"/>
         </w:rPr>
@@ -2932,7 +3174,7 @@
       <w:r>
         <w:rPr>
           <w:rFonts w:ascii="Yu Gothic UI" w:eastAsia="Yu Gothic UI" w:hAnsi="Yu Gothic UI" w:hint="eastAsia"/>
-          <w:color w:val="1E1E2E"/>
+          <w:color w:val="3D3447"/>
           <w:sz w:val="22"/>
           <w:szCs w:val="22"/>
         </w:rPr>
@@ -2941,23 +3183,21 @@
     </w:p>
     <w:p>
       <w:pPr>
-        <w:spacing w:before="330" w:after="330"/>
-        <w:divId w:val="389618325"/>
-        <w:rPr>
-          <w:rFonts w:ascii="Yu Gothic UI" w:eastAsia="Yu Gothic UI" w:hAnsi="Yu Gothic UI" w:hint="eastAsia"/>
-          <w:color w:val="1E1E2E"/>
-          <w:sz w:val="22"/>
-          <w:szCs w:val="22"/>
-        </w:rPr>
-      </w:pPr>
-      <w:r>
-        <w:rPr>
-          <w:rFonts w:ascii="Yu Gothic UI" w:eastAsia="Yu Gothic UI" w:hAnsi="Yu Gothic UI" w:hint="eastAsia"/>
-          <w:color w:val="1E1E2E"/>
-          <w:sz w:val="22"/>
-          <w:szCs w:val="22"/>
-        </w:rPr>
-        <w:lastRenderedPageBreak/>
+        <w:spacing w:before="300" w:after="300"/>
+        <w:rPr>
+          <w:rFonts w:ascii="Yu Gothic UI" w:eastAsia="Yu Gothic UI" w:hAnsi="Yu Gothic UI" w:hint="eastAsia"/>
+          <w:color w:val="3D3447"/>
+          <w:sz w:val="22"/>
+          <w:szCs w:val="22"/>
+        </w:rPr>
+      </w:pPr>
+      <w:r>
+        <w:rPr>
+          <w:rFonts w:ascii="Yu Gothic UI" w:eastAsia="Yu Gothic UI" w:hAnsi="Yu Gothic UI" w:hint="eastAsia"/>
+          <w:color w:val="3D3447"/>
+          <w:sz w:val="22"/>
+          <w:szCs w:val="22"/>
+        </w:rPr>
         <w:pict>
           <v:rect id="_x0000_i1030" style="width:0;height:1.5pt" o:hralign="center" o:hrstd="t" o:hr="t" fillcolor="#a0a0a0" stroked="f">
             <v:textbox inset="5.85pt,.7pt,5.85pt,.7pt"/>
@@ -2968,33 +3208,32 @@
     <w:p>
       <w:pPr>
         <w:pStyle w:val="2"/>
-        <w:divId w:val="389618325"/>
-        <w:rPr>
-          <w:rFonts w:ascii="Yu Gothic UI" w:eastAsia="Yu Gothic UI" w:hAnsi="Yu Gothic UI" w:hint="eastAsia"/>
-        </w:rPr>
-      </w:pPr>
-      <w:r>
-        <w:rPr>
-          <w:rFonts w:ascii="Yu Gothic UI" w:eastAsia="Yu Gothic UI" w:hAnsi="Yu Gothic UI" w:hint="eastAsia"/>
-        </w:rPr>
+        <w:rPr>
+          <w:rFonts w:ascii="Yu Gothic UI" w:eastAsia="Yu Gothic UI" w:hAnsi="Yu Gothic UI" w:hint="eastAsia"/>
+        </w:rPr>
+      </w:pPr>
+      <w:r>
+        <w:rPr>
+          <w:rFonts w:ascii="Yu Gothic UI" w:eastAsia="Yu Gothic UI" w:hAnsi="Yu Gothic UI" w:hint="eastAsia"/>
+        </w:rPr>
+        <w:lastRenderedPageBreak/>
         <w:t>How to launch</w:t>
       </w:r>
     </w:p>
     <w:p>
       <w:pPr>
         <w:pStyle w:val="Web"/>
-        <w:divId w:val="389618325"/>
-        <w:rPr>
-          <w:rFonts w:ascii="Yu Gothic UI" w:eastAsia="Yu Gothic UI" w:hAnsi="Yu Gothic UI" w:hint="eastAsia"/>
-          <w:color w:val="1E1E2E"/>
-          <w:sz w:val="22"/>
-          <w:szCs w:val="22"/>
-        </w:rPr>
-      </w:pPr>
-      <w:r>
-        <w:rPr>
-          <w:rFonts w:ascii="Yu Gothic UI" w:eastAsia="Yu Gothic UI" w:hAnsi="Yu Gothic UI" w:hint="eastAsia"/>
-          <w:color w:val="1E1E2E"/>
+        <w:rPr>
+          <w:rFonts w:ascii="Yu Gothic UI" w:eastAsia="Yu Gothic UI" w:hAnsi="Yu Gothic UI" w:hint="eastAsia"/>
+          <w:color w:val="3D3447"/>
+          <w:sz w:val="22"/>
+          <w:szCs w:val="22"/>
+        </w:rPr>
+      </w:pPr>
+      <w:r>
+        <w:rPr>
+          <w:rFonts w:ascii="Yu Gothic UI" w:eastAsia="Yu Gothic UI" w:hAnsi="Yu Gothic UI" w:hint="eastAsia"/>
+          <w:color w:val="3D3447"/>
           <w:sz w:val="22"/>
           <w:szCs w:val="22"/>
         </w:rPr>
@@ -3011,7 +3250,7 @@
       <w:r>
         <w:rPr>
           <w:rFonts w:ascii="Yu Gothic UI" w:eastAsia="Yu Gothic UI" w:hAnsi="Yu Gothic UI" w:hint="eastAsia"/>
-          <w:color w:val="1E1E2E"/>
+          <w:color w:val="3D3447"/>
           <w:sz w:val="22"/>
           <w:szCs w:val="22"/>
         </w:rPr>
@@ -3026,99 +3265,77 @@
       <w:r>
         <w:rPr>
           <w:rFonts w:ascii="Yu Gothic UI" w:eastAsia="Yu Gothic UI" w:hAnsi="Yu Gothic UI" w:hint="eastAsia"/>
-          <w:color w:val="1E1E2E"/>
-          <w:sz w:val="22"/>
-          <w:szCs w:val="22"/>
-        </w:rPr>
-        <w:t>.</w:t>
+          <w:color w:val="3D3447"/>
+          <w:sz w:val="22"/>
+          <w:szCs w:val="22"/>
+        </w:rPr>
+        <w:t xml:space="preserve"> without showing a black console window.</w:t>
       </w:r>
     </w:p>
     <w:p>
       <w:pPr>
         <w:pStyle w:val="Web"/>
-        <w:divId w:val="389618325"/>
-        <w:rPr>
-          <w:rFonts w:ascii="Yu Gothic UI" w:eastAsia="Yu Gothic UI" w:hAnsi="Yu Gothic UI" w:hint="eastAsia"/>
-          <w:color w:val="1E1E2E"/>
-          <w:sz w:val="22"/>
-          <w:szCs w:val="22"/>
-        </w:rPr>
-      </w:pPr>
-      <w:r>
-        <w:rPr>
-          <w:rFonts w:ascii="Yu Gothic UI" w:eastAsia="Yu Gothic UI" w:hAnsi="Yu Gothic UI" w:hint="eastAsia"/>
-          <w:color w:val="1E1E2E"/>
-          <w:sz w:val="22"/>
-          <w:szCs w:val="22"/>
-        </w:rPr>
-        <w:t>If it fails to start, the window stays open showing the error (</w:t>
+        <w:rPr>
+          <w:rFonts w:ascii="Yu Gothic UI" w:eastAsia="Yu Gothic UI" w:hAnsi="Yu Gothic UI" w:hint="eastAsia"/>
+          <w:color w:val="3D3447"/>
+          <w:sz w:val="22"/>
+          <w:szCs w:val="22"/>
+        </w:rPr>
+      </w:pPr>
+      <w:r>
+        <w:rPr>
+          <w:rFonts w:ascii="Yu Gothic UI" w:eastAsia="Yu Gothic UI" w:hAnsi="Yu Gothic UI" w:hint="eastAsia"/>
+          <w:color w:val="3D3447"/>
+          <w:sz w:val="22"/>
+          <w:szCs w:val="22"/>
+        </w:rPr>
+        <w:t>Once it starts, it automatically begins loading your model list.</w:t>
+      </w:r>
+    </w:p>
+    <w:p>
+      <w:pPr>
+        <w:pStyle w:val="Web"/>
+        <w:shd w:val="clear" w:color="auto" w:fill="FBE3F1"/>
+        <w:divId w:val="1389961116"/>
+        <w:rPr>
+          <w:rFonts w:ascii="Yu Gothic UI" w:eastAsia="Yu Gothic UI" w:hAnsi="Yu Gothic UI" w:hint="eastAsia"/>
+          <w:color w:val="3D3447"/>
+          <w:sz w:val="22"/>
+          <w:szCs w:val="22"/>
+        </w:rPr>
+      </w:pPr>
+      <w:r>
+        <w:rPr>
+          <w:rFonts w:ascii="Segoe UI Emoji" w:eastAsia="Yu Gothic UI" w:hAnsi="Segoe UI Emoji" w:cs="Segoe UI Emoji"/>
+          <w:color w:val="3D3447"/>
+          <w:sz w:val="22"/>
+          <w:szCs w:val="22"/>
+        </w:rPr>
+        <w:t>💡</w:t>
+      </w:r>
+      <w:r>
+        <w:rPr>
+          <w:rFonts w:ascii="Yu Gothic UI" w:eastAsia="Yu Gothic UI" w:hAnsi="Yu Gothic UI" w:hint="eastAsia"/>
+          <w:color w:val="3D3447"/>
+          <w:sz w:val="22"/>
+          <w:szCs w:val="22"/>
+        </w:rPr>
+        <w:t xml:space="preserve"> If the window doesn't appear, make sure you ran </w:t>
       </w:r>
       <w:r>
         <w:rPr>
           <w:rStyle w:val="HTML"/>
         </w:rPr>
-        <w:t>pause</w:t>
-      </w:r>
-      <w:r>
-        <w:rPr>
-          <w:rFonts w:ascii="Yu Gothic UI" w:eastAsia="Yu Gothic UI" w:hAnsi="Yu Gothic UI" w:hint="eastAsia"/>
-          <w:color w:val="1E1E2E"/>
-          <w:sz w:val="22"/>
-          <w:szCs w:val="22"/>
-        </w:rPr>
-        <w:t>), so you can read what went wrong.</w:t>
-      </w:r>
-    </w:p>
-    <w:p>
-      <w:pPr>
-        <w:pStyle w:val="Web"/>
-        <w:divId w:val="389618325"/>
-        <w:rPr>
-          <w:rFonts w:ascii="Yu Gothic UI" w:eastAsia="Yu Gothic UI" w:hAnsi="Yu Gothic UI" w:hint="eastAsia"/>
-          <w:color w:val="1E1E2E"/>
-          <w:sz w:val="22"/>
-          <w:szCs w:val="22"/>
-        </w:rPr>
-      </w:pPr>
-      <w:r>
-        <w:rPr>
-          <w:rFonts w:ascii="Yu Gothic UI" w:eastAsia="Yu Gothic UI" w:hAnsi="Yu Gothic UI" w:hint="eastAsia"/>
-          <w:color w:val="1E1E2E"/>
-          <w:sz w:val="22"/>
-          <w:szCs w:val="22"/>
-        </w:rPr>
-        <w:t>Once it starts, it automatically begins loading your model list.</w:t>
-      </w:r>
-    </w:p>
-    <w:p>
-      <w:pPr>
-        <w:pStyle w:val="Web"/>
-        <w:shd w:val="clear" w:color="auto" w:fill="FEF9F3"/>
-        <w:divId w:val="1757629739"/>
-        <w:rPr>
-          <w:rFonts w:ascii="Yu Gothic UI" w:eastAsia="Yu Gothic UI" w:hAnsi="Yu Gothic UI" w:hint="eastAsia"/>
-          <w:color w:val="4C4F69"/>
-          <w:sz w:val="22"/>
-          <w:szCs w:val="22"/>
-        </w:rPr>
-      </w:pPr>
-      <w:r>
-        <w:rPr>
-          <w:rFonts w:ascii="Segoe UI Emoji" w:eastAsia="Yu Gothic UI" w:hAnsi="Segoe UI Emoji" w:cs="Segoe UI Emoji"/>
-          <w:color w:val="4C4F69"/>
-          <w:sz w:val="22"/>
-          <w:szCs w:val="22"/>
-        </w:rPr>
-        <w:t>💡</w:t>
-      </w:r>
-      <w:r>
-        <w:rPr>
-          <w:rFonts w:ascii="Yu Gothic UI" w:eastAsia="Yu Gothic UI" w:hAnsi="Yu Gothic UI" w:hint="eastAsia"/>
-          <w:color w:val="4C4F69"/>
-          <w:sz w:val="22"/>
-          <w:szCs w:val="22"/>
-        </w:rPr>
-        <w:t xml:space="preserve"> </w:t>
+        <w:t>pip install customtkinter</w:t>
+      </w:r>
+      <w:r>
+        <w:rPr>
+          <w:rFonts w:ascii="Yu Gothic UI" w:eastAsia="Yu Gothic UI" w:hAnsi="Yu Gothic UI" w:hint="eastAsia"/>
+          <w:color w:val="3D3447"/>
+          <w:sz w:val="22"/>
+          <w:szCs w:val="22"/>
+        </w:rPr>
+        <w:t xml:space="preserve"> (without it, the app exits silently). </w:t>
       </w:r>
       <w:r>
         <w:rPr>
@@ -3129,37 +3346,27 @@
       <w:r>
         <w:rPr>
           <w:rFonts w:ascii="Yu Gothic UI" w:eastAsia="Yu Gothic UI" w:hAnsi="Yu Gothic UI" w:hint="eastAsia"/>
-          <w:color w:val="4C4F69"/>
-          <w:sz w:val="22"/>
-          <w:szCs w:val="22"/>
-        </w:rPr>
-        <w:t xml:space="preserve"> </w:t>
-      </w:r>
-      <w:r>
-        <w:rPr>
-          <w:rFonts w:ascii="Yu Gothic UI" w:eastAsia="Yu Gothic UI" w:hAnsi="Yu Gothic UI" w:hint="eastAsia"/>
-          <w:color w:val="4C4F69"/>
-          <w:sz w:val="22"/>
-          <w:szCs w:val="22"/>
-        </w:rPr>
-        <w:t>has a plain ASCII filename, so it launches fine even on systems that can't display Japanese.</w:t>
-      </w:r>
-    </w:p>
-    <w:p>
-      <w:pPr>
-        <w:spacing w:before="330" w:after="330"/>
-        <w:divId w:val="389618325"/>
-        <w:rPr>
-          <w:rFonts w:ascii="Yu Gothic UI" w:eastAsia="Yu Gothic UI" w:hAnsi="Yu Gothic UI" w:hint="eastAsia"/>
-          <w:color w:val="1E1E2E"/>
-          <w:sz w:val="22"/>
-          <w:szCs w:val="22"/>
-        </w:rPr>
-      </w:pPr>
-      <w:r>
-        <w:rPr>
-          <w:rFonts w:ascii="Yu Gothic UI" w:eastAsia="Yu Gothic UI" w:hAnsi="Yu Gothic UI" w:hint="eastAsia"/>
-          <w:color w:val="1E1E2E"/>
+          <w:color w:val="3D3447"/>
+          <w:sz w:val="22"/>
+          <w:szCs w:val="22"/>
+        </w:rPr>
+        <w:t xml:space="preserve"> has a plain ASCII filename, so it launches fine even on systems that can't display Japanese.</w:t>
+      </w:r>
+    </w:p>
+    <w:p>
+      <w:pPr>
+        <w:spacing w:before="300" w:after="300"/>
+        <w:rPr>
+          <w:rFonts w:ascii="Yu Gothic UI" w:eastAsia="Yu Gothic UI" w:hAnsi="Yu Gothic UI" w:hint="eastAsia"/>
+          <w:color w:val="3D3447"/>
+          <w:sz w:val="22"/>
+          <w:szCs w:val="22"/>
+        </w:rPr>
+      </w:pPr>
+      <w:r>
+        <w:rPr>
+          <w:rFonts w:ascii="Yu Gothic UI" w:eastAsia="Yu Gothic UI" w:hAnsi="Yu Gothic UI" w:hint="eastAsia"/>
+          <w:color w:val="3D3447"/>
           <w:sz w:val="22"/>
           <w:szCs w:val="22"/>
         </w:rPr>
@@ -3173,7 +3380,6 @@
     <w:p>
       <w:pPr>
         <w:pStyle w:val="2"/>
-        <w:divId w:val="389618325"/>
         <w:rPr>
           <w:rFonts w:ascii="Yu Gothic UI" w:eastAsia="Yu Gothic UI" w:hAnsi="Yu Gothic UI" w:hint="eastAsia"/>
         </w:rPr>
@@ -3188,18 +3394,17 @@
     <w:p>
       <w:pPr>
         <w:pStyle w:val="Web"/>
-        <w:divId w:val="389618325"/>
-        <w:rPr>
-          <w:rFonts w:ascii="Yu Gothic UI" w:eastAsia="Yu Gothic UI" w:hAnsi="Yu Gothic UI" w:hint="eastAsia"/>
-          <w:color w:val="1E1E2E"/>
-          <w:sz w:val="22"/>
-          <w:szCs w:val="22"/>
-        </w:rPr>
-      </w:pPr>
-      <w:r>
-        <w:rPr>
-          <w:rFonts w:ascii="Yu Gothic UI" w:eastAsia="Yu Gothic UI" w:hAnsi="Yu Gothic UI" w:hint="eastAsia"/>
-          <w:color w:val="1E1E2E"/>
+        <w:rPr>
+          <w:rFonts w:ascii="Yu Gothic UI" w:eastAsia="Yu Gothic UI" w:hAnsi="Yu Gothic UI" w:hint="eastAsia"/>
+          <w:color w:val="3D3447"/>
+          <w:sz w:val="22"/>
+          <w:szCs w:val="22"/>
+        </w:rPr>
+      </w:pPr>
+      <w:r>
+        <w:rPr>
+          <w:rFonts w:ascii="Yu Gothic UI" w:eastAsia="Yu Gothic UI" w:hAnsi="Yu Gothic UI" w:hint="eastAsia"/>
+          <w:color w:val="3D3447"/>
           <w:sz w:val="22"/>
           <w:szCs w:val="22"/>
         </w:rPr>
@@ -3209,7 +3414,7 @@
         <w:rPr>
           <w:rStyle w:val="a5"/>
           <w:rFonts w:ascii="Yu Gothic UI" w:eastAsia="Yu Gothic UI" w:hAnsi="Yu Gothic UI" w:hint="eastAsia"/>
-          <w:color w:val="1E1E2E"/>
+          <w:color w:val="3D3447"/>
           <w:sz w:val="22"/>
           <w:szCs w:val="22"/>
         </w:rPr>
@@ -3218,7 +3423,7 @@
       <w:r>
         <w:rPr>
           <w:rFonts w:ascii="Yu Gothic UI" w:eastAsia="Yu Gothic UI" w:hAnsi="Yu Gothic UI" w:hint="eastAsia"/>
-          <w:color w:val="1E1E2E"/>
+          <w:color w:val="3D3447"/>
           <w:sz w:val="22"/>
           <w:szCs w:val="22"/>
         </w:rPr>
@@ -3228,7 +3433,7 @@
         <w:rPr>
           <w:rStyle w:val="a5"/>
           <w:rFonts w:ascii="Yu Gothic UI" w:eastAsia="Yu Gothic UI" w:hAnsi="Yu Gothic UI" w:hint="eastAsia"/>
-          <w:color w:val="1E1E2E"/>
+          <w:color w:val="3D3447"/>
           <w:sz w:val="22"/>
           <w:szCs w:val="22"/>
         </w:rPr>
@@ -3237,7 +3442,7 @@
       <w:r>
         <w:rPr>
           <w:rFonts w:ascii="Yu Gothic UI" w:eastAsia="Yu Gothic UI" w:hAnsi="Yu Gothic UI" w:hint="eastAsia"/>
-          <w:color w:val="1E1E2E"/>
+          <w:color w:val="3D3447"/>
           <w:sz w:val="22"/>
           <w:szCs w:val="22"/>
         </w:rPr>
@@ -3247,7 +3452,7 @@
         <w:rPr>
           <w:rStyle w:val="a5"/>
           <w:rFonts w:ascii="Yu Gothic UI" w:eastAsia="Yu Gothic UI" w:hAnsi="Yu Gothic UI" w:hint="eastAsia"/>
-          <w:color w:val="1E1E2E"/>
+          <w:color w:val="3D3447"/>
           <w:sz w:val="22"/>
           <w:szCs w:val="22"/>
         </w:rPr>
@@ -3256,7 +3461,7 @@
       <w:r>
         <w:rPr>
           <w:rFonts w:ascii="Yu Gothic UI" w:eastAsia="Yu Gothic UI" w:hAnsi="Yu Gothic UI" w:hint="eastAsia"/>
-          <w:color w:val="1E1E2E"/>
+          <w:color w:val="3D3447"/>
           <w:sz w:val="22"/>
           <w:szCs w:val="22"/>
         </w:rPr>
@@ -3266,7 +3471,6 @@
     <w:p>
       <w:pPr>
         <w:pStyle w:val="3"/>
-        <w:divId w:val="389618325"/>
         <w:rPr>
           <w:rFonts w:ascii="Yu Gothic UI" w:eastAsia="Yu Gothic UI" w:hAnsi="Yu Gothic UI" w:hint="eastAsia"/>
         </w:rPr>
@@ -3284,11 +3488,10 @@
           <w:ilvl w:val="0"/>
           <w:numId w:val="3"/>
         </w:numPr>
-        <w:spacing w:before="45" w:after="45"/>
-        <w:divId w:val="389618325"/>
-        <w:rPr>
-          <w:rFonts w:ascii="Yu Gothic UI" w:eastAsia="Yu Gothic UI" w:hAnsi="Yu Gothic UI" w:hint="eastAsia"/>
-          <w:color w:val="1E1E2E"/>
+        <w:spacing w:before="100" w:beforeAutospacing="1" w:after="100" w:afterAutospacing="1"/>
+        <w:rPr>
+          <w:rFonts w:ascii="Yu Gothic UI" w:eastAsia="Yu Gothic UI" w:hAnsi="Yu Gothic UI" w:hint="eastAsia"/>
+          <w:color w:val="3D3447"/>
           <w:sz w:val="22"/>
           <w:szCs w:val="22"/>
         </w:rPr>
@@ -3297,7 +3500,7 @@
         <w:rPr>
           <w:rStyle w:val="a5"/>
           <w:rFonts w:ascii="Segoe UI Emoji" w:eastAsia="Yu Gothic UI" w:hAnsi="Segoe UI Emoji" w:cs="Segoe UI Emoji"/>
-          <w:color w:val="1E1E2E"/>
+          <w:color w:val="3D3447"/>
           <w:sz w:val="22"/>
           <w:szCs w:val="22"/>
         </w:rPr>
@@ -3307,7 +3510,7 @@
         <w:rPr>
           <w:rStyle w:val="a5"/>
           <w:rFonts w:ascii="Yu Gothic UI" w:eastAsia="Yu Gothic UI" w:hAnsi="Yu Gothic UI" w:hint="eastAsia"/>
-          <w:color w:val="1E1E2E"/>
+          <w:color w:val="3D3447"/>
           <w:sz w:val="22"/>
           <w:szCs w:val="22"/>
         </w:rPr>
@@ -3316,7 +3519,7 @@
       <w:r>
         <w:rPr>
           <w:rFonts w:ascii="Yu Gothic UI" w:eastAsia="Yu Gothic UI" w:hAnsi="Yu Gothic UI" w:hint="eastAsia"/>
-          <w:color w:val="1E1E2E"/>
+          <w:color w:val="3D3447"/>
           <w:sz w:val="22"/>
           <w:szCs w:val="22"/>
         </w:rPr>
@@ -3325,7 +3528,7 @@
       <w:r>
         <w:rPr>
           <w:rFonts w:ascii="Yu Gothic UI" w:eastAsia="Yu Gothic UI" w:hAnsi="Yu Gothic UI" w:hint="eastAsia"/>
-          <w:color w:val="1E1E2E"/>
+          <w:color w:val="3D3447"/>
           <w:sz w:val="22"/>
           <w:szCs w:val="22"/>
         </w:rPr>
@@ -3334,7 +3537,7 @@
       <w:r>
         <w:rPr>
           <w:rFonts w:ascii="Yu Gothic UI" w:eastAsia="Yu Gothic UI" w:hAnsi="Yu Gothic UI" w:hint="eastAsia"/>
-          <w:color w:val="1E1E2E"/>
+          <w:color w:val="3D3447"/>
           <w:sz w:val="22"/>
           <w:szCs w:val="22"/>
         </w:rPr>
@@ -3347,11 +3550,10 @@
           <w:ilvl w:val="0"/>
           <w:numId w:val="3"/>
         </w:numPr>
-        <w:spacing w:before="45" w:after="45"/>
-        <w:divId w:val="389618325"/>
-        <w:rPr>
-          <w:rFonts w:ascii="Yu Gothic UI" w:eastAsia="Yu Gothic UI" w:hAnsi="Yu Gothic UI" w:hint="eastAsia"/>
-          <w:color w:val="1E1E2E"/>
+        <w:spacing w:before="100" w:beforeAutospacing="1" w:after="100" w:afterAutospacing="1"/>
+        <w:rPr>
+          <w:rFonts w:ascii="Yu Gothic UI" w:eastAsia="Yu Gothic UI" w:hAnsi="Yu Gothic UI" w:hint="eastAsia"/>
+          <w:color w:val="3D3447"/>
           <w:sz w:val="22"/>
           <w:szCs w:val="22"/>
         </w:rPr>
@@ -3360,7 +3562,7 @@
         <w:rPr>
           <w:rStyle w:val="a5"/>
           <w:rFonts w:ascii="Yu Gothic UI" w:eastAsia="Yu Gothic UI" w:hAnsi="Yu Gothic UI" w:hint="eastAsia"/>
-          <w:color w:val="1E1E2E"/>
+          <w:color w:val="3D3447"/>
           <w:sz w:val="22"/>
           <w:szCs w:val="22"/>
         </w:rPr>
@@ -3369,7 +3571,7 @@
       <w:r>
         <w:rPr>
           <w:rFonts w:ascii="Yu Gothic UI" w:eastAsia="Yu Gothic UI" w:hAnsi="Yu Gothic UI" w:hint="eastAsia"/>
-          <w:color w:val="1E1E2E"/>
+          <w:color w:val="3D3447"/>
           <w:sz w:val="22"/>
           <w:szCs w:val="22"/>
         </w:rPr>
@@ -3378,7 +3580,7 @@
       <w:r>
         <w:rPr>
           <w:rFonts w:ascii="Yu Gothic UI" w:eastAsia="Yu Gothic UI" w:hAnsi="Yu Gothic UI" w:hint="eastAsia"/>
-          <w:color w:val="1E1E2E"/>
+          <w:color w:val="3D3447"/>
           <w:sz w:val="22"/>
           <w:szCs w:val="22"/>
         </w:rPr>
@@ -3387,7 +3589,7 @@
       <w:r>
         <w:rPr>
           <w:rFonts w:ascii="Yu Gothic UI" w:eastAsia="Yu Gothic UI" w:hAnsi="Yu Gothic UI" w:hint="eastAsia"/>
-          <w:color w:val="1E1E2E"/>
+          <w:color w:val="3D3447"/>
           <w:sz w:val="22"/>
           <w:szCs w:val="22"/>
         </w:rPr>
@@ -3400,11 +3602,10 @@
           <w:ilvl w:val="0"/>
           <w:numId w:val="3"/>
         </w:numPr>
-        <w:spacing w:before="45" w:after="45"/>
-        <w:divId w:val="389618325"/>
-        <w:rPr>
-          <w:rFonts w:ascii="Yu Gothic UI" w:eastAsia="Yu Gothic UI" w:hAnsi="Yu Gothic UI" w:hint="eastAsia"/>
-          <w:color w:val="1E1E2E"/>
+        <w:spacing w:before="100" w:beforeAutospacing="1" w:after="100" w:afterAutospacing="1"/>
+        <w:rPr>
+          <w:rFonts w:ascii="Yu Gothic UI" w:eastAsia="Yu Gothic UI" w:hAnsi="Yu Gothic UI" w:hint="eastAsia"/>
+          <w:color w:val="3D3447"/>
           <w:sz w:val="22"/>
           <w:szCs w:val="22"/>
         </w:rPr>
@@ -3413,7 +3614,7 @@
         <w:rPr>
           <w:rStyle w:val="a5"/>
           <w:rFonts w:ascii="Segoe UI Emoji" w:eastAsia="Yu Gothic UI" w:hAnsi="Segoe UI Emoji" w:cs="Segoe UI Emoji"/>
-          <w:color w:val="1E1E2E"/>
+          <w:color w:val="3D3447"/>
           <w:sz w:val="22"/>
           <w:szCs w:val="22"/>
         </w:rPr>
@@ -3423,7 +3624,7 @@
         <w:rPr>
           <w:rStyle w:val="a5"/>
           <w:rFonts w:ascii="Yu Gothic UI" w:eastAsia="Yu Gothic UI" w:hAnsi="Yu Gothic UI" w:hint="eastAsia"/>
-          <w:color w:val="1E1E2E"/>
+          <w:color w:val="3D3447"/>
           <w:sz w:val="22"/>
           <w:szCs w:val="22"/>
         </w:rPr>
@@ -3433,7 +3634,7 @@
         <w:rPr>
           <w:rStyle w:val="a5"/>
           <w:rFonts w:ascii="Yu Gothic UI" w:eastAsia="Yu Gothic UI" w:hAnsi="Yu Gothic UI" w:hint="eastAsia"/>
-          <w:color w:val="1E1E2E"/>
+          <w:color w:val="3D3447"/>
           <w:sz w:val="22"/>
           <w:szCs w:val="22"/>
         </w:rPr>
@@ -3442,7 +3643,7 @@
       <w:r>
         <w:rPr>
           <w:rFonts w:ascii="Yu Gothic UI" w:eastAsia="Yu Gothic UI" w:hAnsi="Yu Gothic UI" w:hint="eastAsia"/>
-          <w:color w:val="1E1E2E"/>
+          <w:color w:val="3D3447"/>
           <w:sz w:val="22"/>
           <w:szCs w:val="22"/>
         </w:rPr>
@@ -3451,7 +3652,7 @@
       <w:r>
         <w:rPr>
           <w:rFonts w:ascii="Yu Gothic UI" w:eastAsia="Yu Gothic UI" w:hAnsi="Yu Gothic UI" w:hint="eastAsia"/>
-          <w:color w:val="1E1E2E"/>
+          <w:color w:val="3D3447"/>
           <w:sz w:val="22"/>
           <w:szCs w:val="22"/>
         </w:rPr>
@@ -3460,7 +3661,7 @@
       <w:r>
         <w:rPr>
           <w:rFonts w:ascii="Yu Gothic UI" w:eastAsia="Yu Gothic UI" w:hAnsi="Yu Gothic UI" w:hint="eastAsia"/>
-          <w:color w:val="1E1E2E"/>
+          <w:color w:val="3D3447"/>
           <w:sz w:val="22"/>
           <w:szCs w:val="22"/>
         </w:rPr>
@@ -3473,11 +3674,10 @@
           <w:ilvl w:val="0"/>
           <w:numId w:val="3"/>
         </w:numPr>
-        <w:spacing w:before="45" w:after="45"/>
-        <w:divId w:val="389618325"/>
-        <w:rPr>
-          <w:rFonts w:ascii="Yu Gothic UI" w:eastAsia="Yu Gothic UI" w:hAnsi="Yu Gothic UI" w:hint="eastAsia"/>
-          <w:color w:val="1E1E2E"/>
+        <w:spacing w:before="100" w:beforeAutospacing="1" w:after="100" w:afterAutospacing="1"/>
+        <w:rPr>
+          <w:rFonts w:ascii="Yu Gothic UI" w:eastAsia="Yu Gothic UI" w:hAnsi="Yu Gothic UI" w:hint="eastAsia"/>
+          <w:color w:val="3D3447"/>
           <w:sz w:val="22"/>
           <w:szCs w:val="22"/>
         </w:rPr>
@@ -3486,7 +3686,7 @@
         <w:rPr>
           <w:rStyle w:val="a5"/>
           <w:rFonts w:ascii="Segoe UI Emoji" w:eastAsia="Yu Gothic UI" w:hAnsi="Segoe UI Emoji" w:cs="Segoe UI Emoji"/>
-          <w:color w:val="1E1E2E"/>
+          <w:color w:val="3D3447"/>
           <w:sz w:val="22"/>
           <w:szCs w:val="22"/>
         </w:rPr>
@@ -3496,7 +3696,7 @@
         <w:rPr>
           <w:rStyle w:val="a5"/>
           <w:rFonts w:ascii="Yu Gothic UI" w:eastAsia="Yu Gothic UI" w:hAnsi="Yu Gothic UI" w:hint="eastAsia"/>
-          <w:color w:val="1E1E2E"/>
+          <w:color w:val="3D3447"/>
           <w:sz w:val="22"/>
           <w:szCs w:val="22"/>
         </w:rPr>
@@ -3505,7 +3705,7 @@
       <w:r>
         <w:rPr>
           <w:rFonts w:ascii="Yu Gothic UI" w:eastAsia="Yu Gothic UI" w:hAnsi="Yu Gothic UI" w:hint="eastAsia"/>
-          <w:color w:val="1E1E2E"/>
+          <w:color w:val="3D3447"/>
           <w:sz w:val="22"/>
           <w:szCs w:val="22"/>
         </w:rPr>
@@ -3514,7 +3714,7 @@
       <w:r>
         <w:rPr>
           <w:rFonts w:ascii="Yu Gothic UI" w:eastAsia="Yu Gothic UI" w:hAnsi="Yu Gothic UI" w:hint="eastAsia"/>
-          <w:color w:val="1E1E2E"/>
+          <w:color w:val="3D3447"/>
           <w:sz w:val="22"/>
           <w:szCs w:val="22"/>
         </w:rPr>
@@ -3523,7 +3723,7 @@
       <w:r>
         <w:rPr>
           <w:rFonts w:ascii="Yu Gothic UI" w:eastAsia="Yu Gothic UI" w:hAnsi="Yu Gothic UI" w:hint="eastAsia"/>
-          <w:color w:val="1E1E2E"/>
+          <w:color w:val="3D3447"/>
           <w:sz w:val="22"/>
           <w:szCs w:val="22"/>
         </w:rPr>
@@ -3536,11 +3736,10 @@
           <w:ilvl w:val="0"/>
           <w:numId w:val="3"/>
         </w:numPr>
-        <w:spacing w:before="45" w:after="45"/>
-        <w:divId w:val="389618325"/>
-        <w:rPr>
-          <w:rFonts w:ascii="Yu Gothic UI" w:eastAsia="Yu Gothic UI" w:hAnsi="Yu Gothic UI" w:hint="eastAsia"/>
-          <w:color w:val="1E1E2E"/>
+        <w:spacing w:before="100" w:beforeAutospacing="1" w:after="100" w:afterAutospacing="1"/>
+        <w:rPr>
+          <w:rFonts w:ascii="Yu Gothic UI" w:eastAsia="Yu Gothic UI" w:hAnsi="Yu Gothic UI" w:hint="eastAsia"/>
+          <w:color w:val="3D3447"/>
           <w:sz w:val="22"/>
           <w:szCs w:val="22"/>
         </w:rPr>
@@ -3549,7 +3748,7 @@
         <w:rPr>
           <w:rStyle w:val="a5"/>
           <w:rFonts w:ascii="Yu Gothic UI" w:eastAsia="Yu Gothic UI" w:hAnsi="Yu Gothic UI" w:hint="eastAsia"/>
-          <w:color w:val="1E1E2E"/>
+          <w:color w:val="3D3447"/>
           <w:sz w:val="22"/>
           <w:szCs w:val="22"/>
         </w:rPr>
@@ -3562,11 +3761,10 @@
           <w:ilvl w:val="0"/>
           <w:numId w:val="3"/>
         </w:numPr>
-        <w:spacing w:before="45" w:after="45"/>
-        <w:divId w:val="389618325"/>
-        <w:rPr>
-          <w:rFonts w:ascii="Yu Gothic UI" w:eastAsia="Yu Gothic UI" w:hAnsi="Yu Gothic UI" w:hint="eastAsia"/>
-          <w:color w:val="1E1E2E"/>
+        <w:spacing w:before="100" w:beforeAutospacing="1" w:after="100" w:afterAutospacing="1"/>
+        <w:rPr>
+          <w:rFonts w:ascii="Yu Gothic UI" w:eastAsia="Yu Gothic UI" w:hAnsi="Yu Gothic UI" w:hint="eastAsia"/>
+          <w:color w:val="3D3447"/>
           <w:sz w:val="22"/>
           <w:szCs w:val="22"/>
         </w:rPr>
@@ -3574,7 +3772,7 @@
       <w:r>
         <w:rPr>
           <w:rFonts w:ascii="Segoe UI Emoji" w:eastAsia="Yu Gothic UI" w:hAnsi="Segoe UI Emoji" w:cs="Segoe UI Emoji"/>
-          <w:color w:val="1E1E2E"/>
+          <w:color w:val="3D3447"/>
           <w:sz w:val="22"/>
           <w:szCs w:val="22"/>
         </w:rPr>
@@ -3583,7 +3781,7 @@
       <w:r>
         <w:rPr>
           <w:rFonts w:ascii="Yu Gothic UI" w:eastAsia="Yu Gothic UI" w:hAnsi="Yu Gothic UI" w:hint="eastAsia"/>
-          <w:color w:val="1E1E2E"/>
+          <w:color w:val="3D3447"/>
           <w:sz w:val="22"/>
           <w:szCs w:val="22"/>
         </w:rPr>
@@ -3596,19 +3794,18 @@
           <w:ilvl w:val="0"/>
           <w:numId w:val="3"/>
         </w:numPr>
-        <w:spacing w:before="45" w:after="45"/>
-        <w:divId w:val="389618325"/>
-        <w:rPr>
-          <w:rFonts w:ascii="Yu Gothic UI" w:eastAsia="Yu Gothic UI" w:hAnsi="Yu Gothic UI" w:hint="eastAsia"/>
-          <w:color w:val="1E1E2E"/>
-          <w:sz w:val="22"/>
-          <w:szCs w:val="22"/>
-        </w:rPr>
-      </w:pPr>
-      <w:r>
-        <w:rPr>
-          <w:rFonts w:ascii="Yu Gothic UI" w:eastAsia="Yu Gothic UI" w:hAnsi="Yu Gothic UI" w:hint="eastAsia"/>
-          <w:color w:val="1E1E2E"/>
+        <w:spacing w:before="100" w:beforeAutospacing="1" w:after="100" w:afterAutospacing="1"/>
+        <w:rPr>
+          <w:rFonts w:ascii="Yu Gothic UI" w:eastAsia="Yu Gothic UI" w:hAnsi="Yu Gothic UI" w:hint="eastAsia"/>
+          <w:color w:val="3D3447"/>
+          <w:sz w:val="22"/>
+          <w:szCs w:val="22"/>
+        </w:rPr>
+      </w:pPr>
+      <w:r>
+        <w:rPr>
+          <w:rFonts w:ascii="Yu Gothic UI" w:eastAsia="Yu Gothic UI" w:hAnsi="Yu Gothic UI" w:hint="eastAsia"/>
+          <w:color w:val="3D3447"/>
           <w:sz w:val="22"/>
           <w:szCs w:val="22"/>
         </w:rPr>
@@ -3617,7 +3814,7 @@
       <w:r>
         <w:rPr>
           <w:rFonts w:ascii="Yu Gothic UI" w:eastAsia="Yu Gothic UI" w:hAnsi="Yu Gothic UI" w:hint="eastAsia"/>
-          <w:color w:val="1E1E2E"/>
+          <w:color w:val="3D3447"/>
           <w:sz w:val="22"/>
           <w:szCs w:val="22"/>
         </w:rPr>
@@ -3627,16 +3824,14 @@
     <w:p>
       <w:pPr>
         <w:pStyle w:val="3"/>
-        <w:divId w:val="389618325"/>
-        <w:rPr>
-          <w:rFonts w:ascii="Yu Gothic UI" w:eastAsia="Yu Gothic UI" w:hAnsi="Yu Gothic UI" w:hint="eastAsia"/>
-        </w:rPr>
-      </w:pPr>
-      <w:r>
-        <w:rPr>
-          <w:rFonts w:ascii="Yu Gothic UI" w:eastAsia="Yu Gothic UI" w:hAnsi="Yu Gothic UI" w:hint="eastAsia"/>
-        </w:rPr>
-        <w:lastRenderedPageBreak/>
+        <w:rPr>
+          <w:rFonts w:ascii="Yu Gothic UI" w:eastAsia="Yu Gothic UI" w:hAnsi="Yu Gothic UI" w:hint="eastAsia"/>
+        </w:rPr>
+      </w:pPr>
+      <w:r>
+        <w:rPr>
+          <w:rFonts w:ascii="Yu Gothic UI" w:eastAsia="Yu Gothic UI" w:hAnsi="Yu Gothic UI" w:hint="eastAsia"/>
+        </w:rPr>
         <w:t>Left: Registered model list</w:t>
       </w:r>
     </w:p>
@@ -3657,30 +3852,30 @@
       </w:tblGrid>
       <w:tr>
         <w:trPr>
-          <w:divId w:val="389618325"/>
           <w:tblHeader/>
         </w:trPr>
         <w:tc>
           <w:tcPr>
             <w:tcW w:w="0" w:type="auto"/>
             <w:tcBorders>
-              <w:top w:val="single" w:sz="6" w:space="0" w:color="9CA0B0"/>
-              <w:left w:val="single" w:sz="6" w:space="0" w:color="9CA0B0"/>
-              <w:bottom w:val="single" w:sz="6" w:space="0" w:color="9CA0B0"/>
-              <w:right w:val="single" w:sz="6" w:space="0" w:color="9CA0B0"/>
+              <w:top w:val="single" w:sz="6" w:space="0" w:color="C9BDF0"/>
+              <w:left w:val="single" w:sz="6" w:space="0" w:color="C9BDF0"/>
+              <w:bottom w:val="single" w:sz="6" w:space="0" w:color="C9BDF0"/>
+              <w:right w:val="single" w:sz="6" w:space="0" w:color="C9BDF0"/>
             </w:tcBorders>
-            <w:shd w:val="clear" w:color="auto" w:fill="1E66F5"/>
+            <w:shd w:val="clear" w:color="auto" w:fill="8B7EE8"/>
             <w:tcMar>
               <w:top w:w="105" w:type="dxa"/>
               <w:left w:w="150" w:type="dxa"/>
               <w:bottom w:w="105" w:type="dxa"/>
               <w:right w:w="150" w:type="dxa"/>
             </w:tcMar>
+            <w:vAlign w:val="center"/>
             <w:hideMark/>
           </w:tcPr>
           <w:p>
             <w:pPr>
-              <w:spacing w:before="180" w:after="180"/>
+              <w:spacing w:before="150" w:after="150"/>
               <w:rPr>
                 <w:rFonts w:ascii="Yu Gothic UI" w:eastAsia="Yu Gothic UI" w:hAnsi="Yu Gothic UI" w:hint="eastAsia"/>
                 <w:b/>
@@ -3699,6 +3894,7 @@
                 <w:sz w:val="22"/>
                 <w:szCs w:val="22"/>
               </w:rPr>
+              <w:lastRenderedPageBreak/>
               <w:t>Column</w:t>
             </w:r>
           </w:p>
@@ -3707,23 +3903,24 @@
           <w:tcPr>
             <w:tcW w:w="0" w:type="auto"/>
             <w:tcBorders>
-              <w:top w:val="single" w:sz="6" w:space="0" w:color="9CA0B0"/>
-              <w:left w:val="single" w:sz="6" w:space="0" w:color="9CA0B0"/>
-              <w:bottom w:val="single" w:sz="6" w:space="0" w:color="9CA0B0"/>
-              <w:right w:val="single" w:sz="6" w:space="0" w:color="9CA0B0"/>
+              <w:top w:val="single" w:sz="6" w:space="0" w:color="C9BDF0"/>
+              <w:left w:val="single" w:sz="6" w:space="0" w:color="C9BDF0"/>
+              <w:bottom w:val="single" w:sz="6" w:space="0" w:color="C9BDF0"/>
+              <w:right w:val="single" w:sz="6" w:space="0" w:color="C9BDF0"/>
             </w:tcBorders>
-            <w:shd w:val="clear" w:color="auto" w:fill="1E66F5"/>
+            <w:shd w:val="clear" w:color="auto" w:fill="8B7EE8"/>
             <w:tcMar>
               <w:top w:w="105" w:type="dxa"/>
               <w:left w:w="150" w:type="dxa"/>
               <w:bottom w:w="105" w:type="dxa"/>
               <w:right w:w="150" w:type="dxa"/>
             </w:tcMar>
+            <w:vAlign w:val="center"/>
             <w:hideMark/>
           </w:tcPr>
           <w:p>
             <w:pPr>
-              <w:spacing w:before="180" w:after="180"/>
+              <w:spacing w:before="150" w:after="150"/>
               <w:rPr>
                 <w:rFonts w:ascii="Yu Gothic UI" w:eastAsia="Yu Gothic UI" w:hAnsi="Yu Gothic UI" w:hint="eastAsia"/>
                 <w:b/>
@@ -3748,17 +3945,14 @@
         </w:tc>
       </w:tr>
       <w:tr>
-        <w:trPr>
-          <w:divId w:val="389618325"/>
-        </w:trPr>
         <w:tc>
           <w:tcPr>
             <w:tcW w:w="0" w:type="auto"/>
             <w:tcBorders>
-              <w:top w:val="single" w:sz="6" w:space="0" w:color="9CA0B0"/>
-              <w:left w:val="single" w:sz="6" w:space="0" w:color="9CA0B0"/>
-              <w:bottom w:val="single" w:sz="6" w:space="0" w:color="9CA0B0"/>
-              <w:right w:val="single" w:sz="6" w:space="0" w:color="9CA0B0"/>
+              <w:top w:val="single" w:sz="6" w:space="0" w:color="E0D8EE"/>
+              <w:left w:val="single" w:sz="6" w:space="0" w:color="E0D8EE"/>
+              <w:bottom w:val="single" w:sz="6" w:space="0" w:color="E0D8EE"/>
+              <w:right w:val="single" w:sz="6" w:space="0" w:color="E0D8EE"/>
             </w:tcBorders>
             <w:tcMar>
               <w:top w:w="105" w:type="dxa"/>
@@ -3770,10 +3964,10 @@
           </w:tcPr>
           <w:p>
             <w:pPr>
-              <w:spacing w:before="180" w:after="180"/>
-              <w:rPr>
-                <w:rFonts w:ascii="Yu Gothic UI" w:eastAsia="Yu Gothic UI" w:hAnsi="Yu Gothic UI" w:hint="eastAsia"/>
-                <w:color w:val="1E1E2E"/>
+              <w:spacing w:before="150" w:after="150"/>
+              <w:rPr>
+                <w:rFonts w:ascii="Yu Gothic UI" w:eastAsia="Yu Gothic UI" w:hAnsi="Yu Gothic UI" w:hint="eastAsia"/>
+                <w:color w:val="3D3447"/>
                 <w:sz w:val="22"/>
                 <w:szCs w:val="22"/>
               </w:rPr>
@@ -3782,7 +3976,7 @@
               <w:rPr>
                 <w:rStyle w:val="a5"/>
                 <w:rFonts w:ascii="Yu Gothic UI" w:eastAsia="Yu Gothic UI" w:hAnsi="Yu Gothic UI" w:hint="eastAsia"/>
-                <w:color w:val="1E1E2E"/>
+                <w:color w:val="3D3447"/>
                 <w:sz w:val="22"/>
                 <w:szCs w:val="22"/>
               </w:rPr>
@@ -3794,10 +3988,10 @@
           <w:tcPr>
             <w:tcW w:w="0" w:type="auto"/>
             <w:tcBorders>
-              <w:top w:val="single" w:sz="6" w:space="0" w:color="9CA0B0"/>
-              <w:left w:val="single" w:sz="6" w:space="0" w:color="9CA0B0"/>
-              <w:bottom w:val="single" w:sz="6" w:space="0" w:color="9CA0B0"/>
-              <w:right w:val="single" w:sz="6" w:space="0" w:color="9CA0B0"/>
+              <w:top w:val="single" w:sz="6" w:space="0" w:color="E0D8EE"/>
+              <w:left w:val="single" w:sz="6" w:space="0" w:color="E0D8EE"/>
+              <w:bottom w:val="single" w:sz="6" w:space="0" w:color="E0D8EE"/>
+              <w:right w:val="single" w:sz="6" w:space="0" w:color="E0D8EE"/>
             </w:tcBorders>
             <w:tcMar>
               <w:top w:w="105" w:type="dxa"/>
@@ -3809,10 +4003,10 @@
           </w:tcPr>
           <w:p>
             <w:pPr>
-              <w:spacing w:before="180" w:after="180"/>
-              <w:rPr>
-                <w:rFonts w:ascii="Yu Gothic UI" w:eastAsia="Yu Gothic UI" w:hAnsi="Yu Gothic UI" w:hint="eastAsia"/>
-                <w:color w:val="1E1E2E"/>
+              <w:spacing w:before="150" w:after="150"/>
+              <w:rPr>
+                <w:rFonts w:ascii="Yu Gothic UI" w:eastAsia="Yu Gothic UI" w:hAnsi="Yu Gothic UI" w:hint="eastAsia"/>
+                <w:color w:val="3D3447"/>
                 <w:sz w:val="22"/>
                 <w:szCs w:val="22"/>
               </w:rPr>
@@ -3820,7 +4014,7 @@
             <w:r>
               <w:rPr>
                 <w:rFonts w:ascii="Yu Gothic UI" w:eastAsia="Yu Gothic UI" w:hAnsi="Yu Gothic UI" w:hint="eastAsia"/>
-                <w:color w:val="1E1E2E"/>
+                <w:color w:val="3D3447"/>
                 <w:sz w:val="22"/>
                 <w:szCs w:val="22"/>
               </w:rPr>
@@ -3830,17 +4024,14 @@
         </w:tc>
       </w:tr>
       <w:tr>
-        <w:trPr>
-          <w:divId w:val="389618325"/>
-        </w:trPr>
         <w:tc>
           <w:tcPr>
             <w:tcW w:w="0" w:type="auto"/>
             <w:tcBorders>
-              <w:top w:val="single" w:sz="6" w:space="0" w:color="9CA0B0"/>
-              <w:left w:val="single" w:sz="6" w:space="0" w:color="9CA0B0"/>
-              <w:bottom w:val="single" w:sz="6" w:space="0" w:color="9CA0B0"/>
-              <w:right w:val="single" w:sz="6" w:space="0" w:color="9CA0B0"/>
+              <w:top w:val="single" w:sz="6" w:space="0" w:color="E0D8EE"/>
+              <w:left w:val="single" w:sz="6" w:space="0" w:color="E0D8EE"/>
+              <w:bottom w:val="single" w:sz="6" w:space="0" w:color="E0D8EE"/>
+              <w:right w:val="single" w:sz="6" w:space="0" w:color="E0D8EE"/>
             </w:tcBorders>
             <w:tcMar>
               <w:top w:w="105" w:type="dxa"/>
@@ -3852,10 +4043,10 @@
           </w:tcPr>
           <w:p>
             <w:pPr>
-              <w:spacing w:before="180" w:after="180"/>
-              <w:rPr>
-                <w:rFonts w:ascii="Yu Gothic UI" w:eastAsia="Yu Gothic UI" w:hAnsi="Yu Gothic UI" w:hint="eastAsia"/>
-                <w:color w:val="1E1E2E"/>
+              <w:spacing w:before="150" w:after="150"/>
+              <w:rPr>
+                <w:rFonts w:ascii="Yu Gothic UI" w:eastAsia="Yu Gothic UI" w:hAnsi="Yu Gothic UI" w:hint="eastAsia"/>
+                <w:color w:val="3D3447"/>
                 <w:sz w:val="22"/>
                 <w:szCs w:val="22"/>
               </w:rPr>
@@ -3864,7 +4055,7 @@
               <w:rPr>
                 <w:rStyle w:val="a5"/>
                 <w:rFonts w:ascii="Yu Gothic UI" w:eastAsia="Yu Gothic UI" w:hAnsi="Yu Gothic UI" w:hint="eastAsia"/>
-                <w:color w:val="1E1E2E"/>
+                <w:color w:val="3D3447"/>
                 <w:sz w:val="22"/>
                 <w:szCs w:val="22"/>
               </w:rPr>
@@ -3876,10 +4067,10 @@
           <w:tcPr>
             <w:tcW w:w="0" w:type="auto"/>
             <w:tcBorders>
-              <w:top w:val="single" w:sz="6" w:space="0" w:color="9CA0B0"/>
-              <w:left w:val="single" w:sz="6" w:space="0" w:color="9CA0B0"/>
-              <w:bottom w:val="single" w:sz="6" w:space="0" w:color="9CA0B0"/>
-              <w:right w:val="single" w:sz="6" w:space="0" w:color="9CA0B0"/>
+              <w:top w:val="single" w:sz="6" w:space="0" w:color="E0D8EE"/>
+              <w:left w:val="single" w:sz="6" w:space="0" w:color="E0D8EE"/>
+              <w:bottom w:val="single" w:sz="6" w:space="0" w:color="E0D8EE"/>
+              <w:right w:val="single" w:sz="6" w:space="0" w:color="E0D8EE"/>
             </w:tcBorders>
             <w:tcMar>
               <w:top w:w="105" w:type="dxa"/>
@@ -3891,10 +4082,10 @@
           </w:tcPr>
           <w:p>
             <w:pPr>
-              <w:spacing w:before="180" w:after="180"/>
-              <w:rPr>
-                <w:rFonts w:ascii="Yu Gothic UI" w:eastAsia="Yu Gothic UI" w:hAnsi="Yu Gothic UI" w:hint="eastAsia"/>
-                <w:color w:val="1E1E2E"/>
+              <w:spacing w:before="150" w:after="150"/>
+              <w:rPr>
+                <w:rFonts w:ascii="Yu Gothic UI" w:eastAsia="Yu Gothic UI" w:hAnsi="Yu Gothic UI" w:hint="eastAsia"/>
+                <w:color w:val="3D3447"/>
                 <w:sz w:val="22"/>
                 <w:szCs w:val="22"/>
               </w:rPr>
@@ -3902,7 +4093,7 @@
             <w:r>
               <w:rPr>
                 <w:rFonts w:ascii="Yu Gothic UI" w:eastAsia="Yu Gothic UI" w:hAnsi="Yu Gothic UI" w:hint="eastAsia"/>
-                <w:color w:val="1E1E2E"/>
+                <w:color w:val="3D3447"/>
                 <w:sz w:val="22"/>
                 <w:szCs w:val="22"/>
               </w:rPr>
@@ -3912,17 +4103,14 @@
         </w:tc>
       </w:tr>
       <w:tr>
-        <w:trPr>
-          <w:divId w:val="389618325"/>
-        </w:trPr>
         <w:tc>
           <w:tcPr>
             <w:tcW w:w="0" w:type="auto"/>
             <w:tcBorders>
-              <w:top w:val="single" w:sz="6" w:space="0" w:color="9CA0B0"/>
-              <w:left w:val="single" w:sz="6" w:space="0" w:color="9CA0B0"/>
-              <w:bottom w:val="single" w:sz="6" w:space="0" w:color="9CA0B0"/>
-              <w:right w:val="single" w:sz="6" w:space="0" w:color="9CA0B0"/>
+              <w:top w:val="single" w:sz="6" w:space="0" w:color="E0D8EE"/>
+              <w:left w:val="single" w:sz="6" w:space="0" w:color="E0D8EE"/>
+              <w:bottom w:val="single" w:sz="6" w:space="0" w:color="E0D8EE"/>
+              <w:right w:val="single" w:sz="6" w:space="0" w:color="E0D8EE"/>
             </w:tcBorders>
             <w:tcMar>
               <w:top w:w="105" w:type="dxa"/>
@@ -3934,10 +4122,10 @@
           </w:tcPr>
           <w:p>
             <w:pPr>
-              <w:spacing w:before="180" w:after="180"/>
-              <w:rPr>
-                <w:rFonts w:ascii="Yu Gothic UI" w:eastAsia="Yu Gothic UI" w:hAnsi="Yu Gothic UI" w:hint="eastAsia"/>
-                <w:color w:val="1E1E2E"/>
+              <w:spacing w:before="150" w:after="150"/>
+              <w:rPr>
+                <w:rFonts w:ascii="Yu Gothic UI" w:eastAsia="Yu Gothic UI" w:hAnsi="Yu Gothic UI" w:hint="eastAsia"/>
+                <w:color w:val="3D3447"/>
                 <w:sz w:val="22"/>
                 <w:szCs w:val="22"/>
               </w:rPr>
@@ -3946,7 +4134,7 @@
               <w:rPr>
                 <w:rStyle w:val="a5"/>
                 <w:rFonts w:ascii="Yu Gothic UI" w:eastAsia="Yu Gothic UI" w:hAnsi="Yu Gothic UI" w:hint="eastAsia"/>
-                <w:color w:val="1E1E2E"/>
+                <w:color w:val="3D3447"/>
                 <w:sz w:val="22"/>
                 <w:szCs w:val="22"/>
               </w:rPr>
@@ -3958,10 +4146,10 @@
           <w:tcPr>
             <w:tcW w:w="0" w:type="auto"/>
             <w:tcBorders>
-              <w:top w:val="single" w:sz="6" w:space="0" w:color="9CA0B0"/>
-              <w:left w:val="single" w:sz="6" w:space="0" w:color="9CA0B0"/>
-              <w:bottom w:val="single" w:sz="6" w:space="0" w:color="9CA0B0"/>
-              <w:right w:val="single" w:sz="6" w:space="0" w:color="9CA0B0"/>
+              <w:top w:val="single" w:sz="6" w:space="0" w:color="E0D8EE"/>
+              <w:left w:val="single" w:sz="6" w:space="0" w:color="E0D8EE"/>
+              <w:bottom w:val="single" w:sz="6" w:space="0" w:color="E0D8EE"/>
+              <w:right w:val="single" w:sz="6" w:space="0" w:color="E0D8EE"/>
             </w:tcBorders>
             <w:tcMar>
               <w:top w:w="105" w:type="dxa"/>
@@ -3973,10 +4161,10 @@
           </w:tcPr>
           <w:p>
             <w:pPr>
-              <w:spacing w:before="180" w:after="180"/>
-              <w:rPr>
-                <w:rFonts w:ascii="Yu Gothic UI" w:eastAsia="Yu Gothic UI" w:hAnsi="Yu Gothic UI" w:hint="eastAsia"/>
-                <w:color w:val="1E1E2E"/>
+              <w:spacing w:before="150" w:after="150"/>
+              <w:rPr>
+                <w:rFonts w:ascii="Yu Gothic UI" w:eastAsia="Yu Gothic UI" w:hAnsi="Yu Gothic UI" w:hint="eastAsia"/>
+                <w:color w:val="3D3447"/>
                 <w:sz w:val="22"/>
                 <w:szCs w:val="22"/>
               </w:rPr>
@@ -3984,7 +4172,7 @@
             <w:r>
               <w:rPr>
                 <w:rFonts w:ascii="Yu Gothic UI" w:eastAsia="Yu Gothic UI" w:hAnsi="Yu Gothic UI" w:hint="eastAsia"/>
-                <w:color w:val="1E1E2E"/>
+                <w:color w:val="3D3447"/>
                 <w:sz w:val="22"/>
                 <w:szCs w:val="22"/>
               </w:rPr>
@@ -3994,7 +4182,7 @@
               <w:rPr>
                 <w:rStyle w:val="a5"/>
                 <w:rFonts w:ascii="Yu Gothic UI" w:eastAsia="Yu Gothic UI" w:hAnsi="Yu Gothic UI" w:hint="eastAsia"/>
-                <w:color w:val="1E1E2E"/>
+                <w:color w:val="3D3447"/>
                 <w:sz w:val="22"/>
                 <w:szCs w:val="22"/>
               </w:rPr>
@@ -4004,17 +4192,14 @@
         </w:tc>
       </w:tr>
       <w:tr>
-        <w:trPr>
-          <w:divId w:val="389618325"/>
-        </w:trPr>
         <w:tc>
           <w:tcPr>
             <w:tcW w:w="0" w:type="auto"/>
             <w:tcBorders>
-              <w:top w:val="single" w:sz="6" w:space="0" w:color="9CA0B0"/>
-              <w:left w:val="single" w:sz="6" w:space="0" w:color="9CA0B0"/>
-              <w:bottom w:val="single" w:sz="6" w:space="0" w:color="9CA0B0"/>
-              <w:right w:val="single" w:sz="6" w:space="0" w:color="9CA0B0"/>
+              <w:top w:val="single" w:sz="6" w:space="0" w:color="E0D8EE"/>
+              <w:left w:val="single" w:sz="6" w:space="0" w:color="E0D8EE"/>
+              <w:bottom w:val="single" w:sz="6" w:space="0" w:color="E0D8EE"/>
+              <w:right w:val="single" w:sz="6" w:space="0" w:color="E0D8EE"/>
             </w:tcBorders>
             <w:tcMar>
               <w:top w:w="105" w:type="dxa"/>
@@ -4026,10 +4211,10 @@
           </w:tcPr>
           <w:p>
             <w:pPr>
-              <w:spacing w:before="180" w:after="180"/>
-              <w:rPr>
-                <w:rFonts w:ascii="Yu Gothic UI" w:eastAsia="Yu Gothic UI" w:hAnsi="Yu Gothic UI" w:hint="eastAsia"/>
-                <w:color w:val="1E1E2E"/>
+              <w:spacing w:before="150" w:after="150"/>
+              <w:rPr>
+                <w:rFonts w:ascii="Yu Gothic UI" w:eastAsia="Yu Gothic UI" w:hAnsi="Yu Gothic UI" w:hint="eastAsia"/>
+                <w:color w:val="3D3447"/>
                 <w:sz w:val="22"/>
                 <w:szCs w:val="22"/>
               </w:rPr>
@@ -4038,7 +4223,7 @@
               <w:rPr>
                 <w:rStyle w:val="a5"/>
                 <w:rFonts w:ascii="Yu Gothic UI" w:eastAsia="Yu Gothic UI" w:hAnsi="Yu Gothic UI" w:hint="eastAsia"/>
-                <w:color w:val="1E1E2E"/>
+                <w:color w:val="3D3447"/>
                 <w:sz w:val="22"/>
                 <w:szCs w:val="22"/>
               </w:rPr>
@@ -4050,10 +4235,10 @@
           <w:tcPr>
             <w:tcW w:w="0" w:type="auto"/>
             <w:tcBorders>
-              <w:top w:val="single" w:sz="6" w:space="0" w:color="9CA0B0"/>
-              <w:left w:val="single" w:sz="6" w:space="0" w:color="9CA0B0"/>
-              <w:bottom w:val="single" w:sz="6" w:space="0" w:color="9CA0B0"/>
-              <w:right w:val="single" w:sz="6" w:space="0" w:color="9CA0B0"/>
+              <w:top w:val="single" w:sz="6" w:space="0" w:color="E0D8EE"/>
+              <w:left w:val="single" w:sz="6" w:space="0" w:color="E0D8EE"/>
+              <w:bottom w:val="single" w:sz="6" w:space="0" w:color="E0D8EE"/>
+              <w:right w:val="single" w:sz="6" w:space="0" w:color="E0D8EE"/>
             </w:tcBorders>
             <w:tcMar>
               <w:top w:w="105" w:type="dxa"/>
@@ -4065,10 +4250,10 @@
           </w:tcPr>
           <w:p>
             <w:pPr>
-              <w:spacing w:before="180" w:after="180"/>
-              <w:rPr>
-                <w:rFonts w:ascii="Yu Gothic UI" w:eastAsia="Yu Gothic UI" w:hAnsi="Yu Gothic UI" w:hint="eastAsia"/>
-                <w:color w:val="1E1E2E"/>
+              <w:spacing w:before="150" w:after="150"/>
+              <w:rPr>
+                <w:rFonts w:ascii="Yu Gothic UI" w:eastAsia="Yu Gothic UI" w:hAnsi="Yu Gothic UI" w:hint="eastAsia"/>
+                <w:color w:val="3D3447"/>
                 <w:sz w:val="22"/>
                 <w:szCs w:val="22"/>
               </w:rPr>
@@ -4076,7 +4261,7 @@
             <w:r>
               <w:rPr>
                 <w:rFonts w:ascii="Yu Gothic UI" w:eastAsia="Yu Gothic UI" w:hAnsi="Yu Gothic UI" w:hint="eastAsia"/>
-                <w:color w:val="1E1E2E"/>
+                <w:color w:val="3D3447"/>
                 <w:sz w:val="22"/>
                 <w:szCs w:val="22"/>
               </w:rPr>
@@ -4085,7 +4270,7 @@
             <w:r>
               <w:rPr>
                 <w:rFonts w:ascii="Segoe UI Emoji" w:eastAsia="Yu Gothic UI" w:hAnsi="Segoe UI Emoji" w:cs="Segoe UI Emoji"/>
-                <w:color w:val="1E1E2E"/>
+                <w:color w:val="3D3447"/>
                 <w:sz w:val="22"/>
                 <w:szCs w:val="22"/>
               </w:rPr>
@@ -4094,7 +4279,7 @@
             <w:r>
               <w:rPr>
                 <w:rFonts w:ascii="Yu Gothic UI" w:eastAsia="Yu Gothic UI" w:hAnsi="Yu Gothic UI" w:hint="eastAsia"/>
-                <w:color w:val="1E1E2E"/>
+                <w:color w:val="3D3447"/>
                 <w:sz w:val="22"/>
                 <w:szCs w:val="22"/>
               </w:rPr>
@@ -4107,19 +4292,17 @@
     <w:p>
       <w:pPr>
         <w:pStyle w:val="Web"/>
-        <w:ind w:left="540" w:right="540"/>
-        <w:divId w:val="389618325"/>
-        <w:rPr>
-          <w:rFonts w:ascii="Yu Gothic UI" w:eastAsia="Yu Gothic UI" w:hAnsi="Yu Gothic UI" w:hint="eastAsia"/>
-          <w:color w:val="1E1E2E"/>
-          <w:sz w:val="22"/>
-          <w:szCs w:val="22"/>
-        </w:rPr>
-      </w:pPr>
-      <w:r>
-        <w:rPr>
-          <w:rFonts w:ascii="Yu Gothic UI" w:eastAsia="Yu Gothic UI" w:hAnsi="Yu Gothic UI" w:hint="eastAsia"/>
-          <w:color w:val="1E1E2E"/>
+        <w:rPr>
+          <w:rFonts w:ascii="Yu Gothic UI" w:eastAsia="Yu Gothic UI" w:hAnsi="Yu Gothic UI" w:hint="eastAsia"/>
+          <w:color w:val="3D3447"/>
+          <w:sz w:val="22"/>
+          <w:szCs w:val="22"/>
+        </w:rPr>
+      </w:pPr>
+      <w:r>
+        <w:rPr>
+          <w:rFonts w:ascii="Yu Gothic UI" w:eastAsia="Yu Gothic UI" w:hAnsi="Yu Gothic UI" w:hint="eastAsia"/>
+          <w:color w:val="3D3447"/>
           <w:sz w:val="22"/>
           <w:szCs w:val="22"/>
         </w:rPr>
@@ -4129,7 +4312,6 @@
     <w:p>
       <w:pPr>
         <w:pStyle w:val="3"/>
-        <w:divId w:val="389618325"/>
         <w:rPr>
           <w:rFonts w:ascii="Yu Gothic UI" w:eastAsia="Yu Gothic UI" w:hAnsi="Yu Gothic UI" w:hint="eastAsia"/>
         </w:rPr>
@@ -4147,12 +4329,10 @@
           <w:ilvl w:val="0"/>
           <w:numId w:val="4"/>
         </w:numPr>
-        <w:spacing w:before="45" w:after="45"/>
-        <w:ind w:left="1260" w:right="540"/>
-        <w:divId w:val="389618325"/>
-        <w:rPr>
-          <w:rFonts w:ascii="Yu Gothic UI" w:eastAsia="Yu Gothic UI" w:hAnsi="Yu Gothic UI" w:hint="eastAsia"/>
-          <w:color w:val="1E1E2E"/>
+        <w:spacing w:before="100" w:beforeAutospacing="1" w:after="100" w:afterAutospacing="1"/>
+        <w:rPr>
+          <w:rFonts w:ascii="Yu Gothic UI" w:eastAsia="Yu Gothic UI" w:hAnsi="Yu Gothic UI" w:hint="eastAsia"/>
+          <w:color w:val="3D3447"/>
           <w:sz w:val="22"/>
           <w:szCs w:val="22"/>
         </w:rPr>
@@ -4160,7 +4340,7 @@
       <w:r>
         <w:rPr>
           <w:rFonts w:ascii="Segoe UI Emoji" w:eastAsia="Yu Gothic UI" w:hAnsi="Segoe UI Emoji" w:cs="Segoe UI Emoji"/>
-          <w:color w:val="1E1E2E"/>
+          <w:color w:val="3D3447"/>
           <w:sz w:val="22"/>
           <w:szCs w:val="22"/>
         </w:rPr>
@@ -4169,7 +4349,7 @@
       <w:r>
         <w:rPr>
           <w:rFonts w:ascii="Yu Gothic UI" w:eastAsia="Yu Gothic UI" w:hAnsi="Yu Gothic UI" w:hint="eastAsia"/>
-          <w:color w:val="1E1E2E"/>
+          <w:color w:val="3D3447"/>
           <w:sz w:val="22"/>
           <w:szCs w:val="22"/>
         </w:rPr>
@@ -4179,7 +4359,7 @@
         <w:rPr>
           <w:rStyle w:val="a5"/>
           <w:rFonts w:ascii="Yu Gothic UI" w:eastAsia="Yu Gothic UI" w:hAnsi="Yu Gothic UI" w:hint="eastAsia"/>
-          <w:color w:val="1E1E2E"/>
+          <w:color w:val="3D3447"/>
           <w:sz w:val="22"/>
           <w:szCs w:val="22"/>
         </w:rPr>
@@ -4192,12 +4372,10 @@
           <w:ilvl w:val="0"/>
           <w:numId w:val="4"/>
         </w:numPr>
-        <w:spacing w:before="45" w:after="45"/>
-        <w:ind w:left="1260" w:right="540"/>
-        <w:divId w:val="389618325"/>
-        <w:rPr>
-          <w:rFonts w:ascii="Yu Gothic UI" w:eastAsia="Yu Gothic UI" w:hAnsi="Yu Gothic UI" w:hint="eastAsia"/>
-          <w:color w:val="1E1E2E"/>
+        <w:spacing w:before="100" w:beforeAutospacing="1" w:after="100" w:afterAutospacing="1"/>
+        <w:rPr>
+          <w:rFonts w:ascii="Yu Gothic UI" w:eastAsia="Yu Gothic UI" w:hAnsi="Yu Gothic UI" w:hint="eastAsia"/>
+          <w:color w:val="3D3447"/>
           <w:sz w:val="22"/>
           <w:szCs w:val="22"/>
         </w:rPr>
@@ -4205,7 +4383,7 @@
       <w:r>
         <w:rPr>
           <w:rFonts w:ascii="Segoe UI Emoji" w:eastAsia="Yu Gothic UI" w:hAnsi="Segoe UI Emoji" w:cs="Segoe UI Emoji"/>
-          <w:color w:val="1E1E2E"/>
+          <w:color w:val="3D3447"/>
           <w:sz w:val="22"/>
           <w:szCs w:val="22"/>
         </w:rPr>
@@ -4214,7 +4392,7 @@
       <w:r>
         <w:rPr>
           <w:rFonts w:ascii="Yu Gothic UI" w:eastAsia="Yu Gothic UI" w:hAnsi="Yu Gothic UI" w:hint="eastAsia"/>
-          <w:color w:val="1E1E2E"/>
+          <w:color w:val="3D3447"/>
           <w:sz w:val="22"/>
           <w:szCs w:val="22"/>
         </w:rPr>
@@ -4224,7 +4402,7 @@
         <w:rPr>
           <w:rStyle w:val="a5"/>
           <w:rFonts w:ascii="Yu Gothic UI" w:eastAsia="Yu Gothic UI" w:hAnsi="Yu Gothic UI" w:hint="eastAsia"/>
-          <w:color w:val="1E1E2E"/>
+          <w:color w:val="3D3447"/>
           <w:sz w:val="22"/>
           <w:szCs w:val="22"/>
         </w:rPr>
@@ -4237,12 +4415,10 @@
           <w:ilvl w:val="0"/>
           <w:numId w:val="4"/>
         </w:numPr>
-        <w:spacing w:before="45" w:after="45"/>
-        <w:ind w:left="1260" w:right="540"/>
-        <w:divId w:val="389618325"/>
-        <w:rPr>
-          <w:rFonts w:ascii="Yu Gothic UI" w:eastAsia="Yu Gothic UI" w:hAnsi="Yu Gothic UI" w:hint="eastAsia"/>
-          <w:color w:val="1E1E2E"/>
+        <w:spacing w:before="100" w:beforeAutospacing="1" w:after="100" w:afterAutospacing="1"/>
+        <w:rPr>
+          <w:rFonts w:ascii="Yu Gothic UI" w:eastAsia="Yu Gothic UI" w:hAnsi="Yu Gothic UI" w:hint="eastAsia"/>
+          <w:color w:val="3D3447"/>
           <w:sz w:val="22"/>
           <w:szCs w:val="22"/>
         </w:rPr>
@@ -4250,7 +4426,7 @@
       <w:r>
         <w:rPr>
           <w:rFonts w:ascii="Segoe UI Emoji" w:eastAsia="Yu Gothic UI" w:hAnsi="Segoe UI Emoji" w:cs="Segoe UI Emoji"/>
-          <w:color w:val="1E1E2E"/>
+          <w:color w:val="3D3447"/>
           <w:sz w:val="22"/>
           <w:szCs w:val="22"/>
         </w:rPr>
@@ -4259,7 +4435,7 @@
       <w:r>
         <w:rPr>
           <w:rFonts w:ascii="Yu Gothic UI" w:eastAsia="Yu Gothic UI" w:hAnsi="Yu Gothic UI" w:hint="eastAsia"/>
-          <w:color w:val="1E1E2E"/>
+          <w:color w:val="3D3447"/>
           <w:sz w:val="22"/>
           <w:szCs w:val="22"/>
         </w:rPr>
@@ -4269,7 +4445,7 @@
         <w:rPr>
           <w:rStyle w:val="a5"/>
           <w:rFonts w:ascii="Yu Gothic UI" w:eastAsia="Yu Gothic UI" w:hAnsi="Yu Gothic UI" w:hint="eastAsia"/>
-          <w:color w:val="1E1E2E"/>
+          <w:color w:val="3D3447"/>
           <w:sz w:val="22"/>
           <w:szCs w:val="22"/>
         </w:rPr>
@@ -4278,7 +4454,7 @@
       <w:r>
         <w:rPr>
           <w:rFonts w:ascii="Yu Gothic UI" w:eastAsia="Yu Gothic UI" w:hAnsi="Yu Gothic UI" w:hint="eastAsia"/>
-          <w:color w:val="1E1E2E"/>
+          <w:color w:val="3D3447"/>
           <w:sz w:val="22"/>
           <w:szCs w:val="22"/>
         </w:rPr>
@@ -4291,12 +4467,10 @@
           <w:ilvl w:val="0"/>
           <w:numId w:val="4"/>
         </w:numPr>
-        <w:spacing w:before="45" w:after="45"/>
-        <w:ind w:left="1260" w:right="540"/>
-        <w:divId w:val="389618325"/>
-        <w:rPr>
-          <w:rFonts w:ascii="Yu Gothic UI" w:eastAsia="Yu Gothic UI" w:hAnsi="Yu Gothic UI" w:hint="eastAsia"/>
-          <w:color w:val="1E1E2E"/>
+        <w:spacing w:before="100" w:beforeAutospacing="1" w:after="100" w:afterAutospacing="1"/>
+        <w:rPr>
+          <w:rFonts w:ascii="Yu Gothic UI" w:eastAsia="Yu Gothic UI" w:hAnsi="Yu Gothic UI" w:hint="eastAsia"/>
+          <w:color w:val="3D3447"/>
           <w:sz w:val="22"/>
           <w:szCs w:val="22"/>
         </w:rPr>
@@ -4304,7 +4478,7 @@
       <w:r>
         <w:rPr>
           <w:rFonts w:ascii="Segoe UI Emoji" w:eastAsia="Yu Gothic UI" w:hAnsi="Segoe UI Emoji" w:cs="Segoe UI Emoji"/>
-          <w:color w:val="1E1E2E"/>
+          <w:color w:val="3D3447"/>
           <w:sz w:val="22"/>
           <w:szCs w:val="22"/>
         </w:rPr>
@@ -4313,7 +4487,7 @@
       <w:r>
         <w:rPr>
           <w:rFonts w:ascii="Yu Gothic UI" w:eastAsia="Yu Gothic UI" w:hAnsi="Yu Gothic UI" w:hint="eastAsia"/>
-          <w:color w:val="1E1E2E"/>
+          <w:color w:val="3D3447"/>
           <w:sz w:val="22"/>
           <w:szCs w:val="22"/>
         </w:rPr>
@@ -4323,7 +4497,7 @@
         <w:rPr>
           <w:rStyle w:val="a5"/>
           <w:rFonts w:ascii="Yu Gothic UI" w:eastAsia="Yu Gothic UI" w:hAnsi="Yu Gothic UI" w:hint="eastAsia"/>
-          <w:color w:val="1E1E2E"/>
+          <w:color w:val="3D3447"/>
           <w:sz w:val="22"/>
           <w:szCs w:val="22"/>
         </w:rPr>
@@ -4332,7 +4506,7 @@
       <w:r>
         <w:rPr>
           <w:rFonts w:ascii="Yu Gothic UI" w:eastAsia="Yu Gothic UI" w:hAnsi="Yu Gothic UI" w:hint="eastAsia"/>
-          <w:color w:val="1E1E2E"/>
+          <w:color w:val="3D3447"/>
           <w:sz w:val="22"/>
           <w:szCs w:val="22"/>
         </w:rPr>
@@ -4345,12 +4519,10 @@
           <w:ilvl w:val="0"/>
           <w:numId w:val="4"/>
         </w:numPr>
-        <w:spacing w:before="45" w:after="45"/>
-        <w:ind w:left="1260" w:right="540"/>
-        <w:divId w:val="389618325"/>
-        <w:rPr>
-          <w:rFonts w:ascii="Yu Gothic UI" w:eastAsia="Yu Gothic UI" w:hAnsi="Yu Gothic UI" w:hint="eastAsia"/>
-          <w:color w:val="1E1E2E"/>
+        <w:spacing w:before="100" w:beforeAutospacing="1" w:after="100" w:afterAutospacing="1"/>
+        <w:rPr>
+          <w:rFonts w:ascii="Yu Gothic UI" w:eastAsia="Yu Gothic UI" w:hAnsi="Yu Gothic UI" w:hint="eastAsia"/>
+          <w:color w:val="3D3447"/>
           <w:sz w:val="22"/>
           <w:szCs w:val="22"/>
         </w:rPr>
@@ -4358,7 +4530,7 @@
       <w:r>
         <w:rPr>
           <w:rFonts w:ascii="Segoe UI Emoji" w:eastAsia="Yu Gothic UI" w:hAnsi="Segoe UI Emoji" w:cs="Segoe UI Emoji"/>
-          <w:color w:val="1E1E2E"/>
+          <w:color w:val="3D3447"/>
           <w:sz w:val="22"/>
           <w:szCs w:val="22"/>
         </w:rPr>
@@ -4367,7 +4539,7 @@
       <w:r>
         <w:rPr>
           <w:rFonts w:ascii="Yu Gothic UI" w:eastAsia="Yu Gothic UI" w:hAnsi="Yu Gothic UI" w:hint="eastAsia"/>
-          <w:color w:val="1E1E2E"/>
+          <w:color w:val="3D3447"/>
           <w:sz w:val="22"/>
           <w:szCs w:val="22"/>
         </w:rPr>
@@ -4377,7 +4549,7 @@
         <w:rPr>
           <w:rStyle w:val="a5"/>
           <w:rFonts w:ascii="Yu Gothic UI" w:eastAsia="Yu Gothic UI" w:hAnsi="Yu Gothic UI" w:hint="eastAsia"/>
-          <w:color w:val="1E1E2E"/>
+          <w:color w:val="3D3447"/>
           <w:sz w:val="22"/>
           <w:szCs w:val="22"/>
         </w:rPr>
@@ -4386,7 +4558,7 @@
       <w:r>
         <w:rPr>
           <w:rFonts w:ascii="Yu Gothic UI" w:eastAsia="Yu Gothic UI" w:hAnsi="Yu Gothic UI" w:hint="eastAsia"/>
-          <w:color w:val="1E1E2E"/>
+          <w:color w:val="3D3447"/>
           <w:sz w:val="22"/>
           <w:szCs w:val="22"/>
         </w:rPr>
@@ -4399,12 +4571,10 @@
           <w:ilvl w:val="0"/>
           <w:numId w:val="4"/>
         </w:numPr>
-        <w:spacing w:before="45" w:after="45"/>
-        <w:ind w:left="1260" w:right="540"/>
-        <w:divId w:val="389618325"/>
-        <w:rPr>
-          <w:rFonts w:ascii="Yu Gothic UI" w:eastAsia="Yu Gothic UI" w:hAnsi="Yu Gothic UI" w:hint="eastAsia"/>
-          <w:color w:val="1E1E2E"/>
+        <w:spacing w:before="100" w:beforeAutospacing="1" w:after="100" w:afterAutospacing="1"/>
+        <w:rPr>
+          <w:rFonts w:ascii="Yu Gothic UI" w:eastAsia="Yu Gothic UI" w:hAnsi="Yu Gothic UI" w:hint="eastAsia"/>
+          <w:color w:val="3D3447"/>
           <w:sz w:val="22"/>
           <w:szCs w:val="22"/>
         </w:rPr>
@@ -4412,7 +4582,7 @@
       <w:r>
         <w:rPr>
           <w:rFonts w:ascii="Segoe UI Emoji" w:eastAsia="Yu Gothic UI" w:hAnsi="Segoe UI Emoji" w:cs="Segoe UI Emoji"/>
-          <w:color w:val="1E1E2E"/>
+          <w:color w:val="3D3447"/>
           <w:sz w:val="22"/>
           <w:szCs w:val="22"/>
         </w:rPr>
@@ -4421,7 +4591,7 @@
       <w:r>
         <w:rPr>
           <w:rFonts w:ascii="Yu Gothic UI" w:eastAsia="Yu Gothic UI" w:hAnsi="Yu Gothic UI" w:hint="eastAsia"/>
-          <w:color w:val="1E1E2E"/>
+          <w:color w:val="3D3447"/>
           <w:sz w:val="22"/>
           <w:szCs w:val="22"/>
         </w:rPr>
@@ -4431,7 +4601,7 @@
         <w:rPr>
           <w:rStyle w:val="a5"/>
           <w:rFonts w:ascii="Yu Gothic UI" w:eastAsia="Yu Gothic UI" w:hAnsi="Yu Gothic UI" w:hint="eastAsia"/>
-          <w:color w:val="1E1E2E"/>
+          <w:color w:val="3D3447"/>
           <w:sz w:val="22"/>
           <w:szCs w:val="22"/>
         </w:rPr>
@@ -4440,7 +4610,7 @@
       <w:r>
         <w:rPr>
           <w:rFonts w:ascii="Yu Gothic UI" w:eastAsia="Yu Gothic UI" w:hAnsi="Yu Gothic UI" w:hint="eastAsia"/>
-          <w:color w:val="1E1E2E"/>
+          <w:color w:val="3D3447"/>
           <w:sz w:val="22"/>
           <w:szCs w:val="22"/>
         </w:rPr>
@@ -4449,20 +4619,18 @@
     </w:p>
     <w:p>
       <w:pPr>
-        <w:spacing w:before="330" w:after="330"/>
-        <w:ind w:left="540" w:right="540"/>
-        <w:divId w:val="389618325"/>
-        <w:rPr>
-          <w:rFonts w:ascii="Yu Gothic UI" w:eastAsia="Yu Gothic UI" w:hAnsi="Yu Gothic UI" w:hint="eastAsia"/>
-          <w:color w:val="1E1E2E"/>
-          <w:sz w:val="22"/>
-          <w:szCs w:val="22"/>
-        </w:rPr>
-      </w:pPr>
-      <w:r>
-        <w:rPr>
-          <w:rFonts w:ascii="Yu Gothic UI" w:eastAsia="Yu Gothic UI" w:hAnsi="Yu Gothic UI" w:hint="eastAsia"/>
-          <w:color w:val="1E1E2E"/>
+        <w:spacing w:before="300" w:after="300"/>
+        <w:rPr>
+          <w:rFonts w:ascii="Yu Gothic UI" w:eastAsia="Yu Gothic UI" w:hAnsi="Yu Gothic UI" w:hint="eastAsia"/>
+          <w:color w:val="3D3447"/>
+          <w:sz w:val="22"/>
+          <w:szCs w:val="22"/>
+        </w:rPr>
+      </w:pPr>
+      <w:r>
+        <w:rPr>
+          <w:rFonts w:ascii="Yu Gothic UI" w:eastAsia="Yu Gothic UI" w:hAnsi="Yu Gothic UI" w:hint="eastAsia"/>
+          <w:color w:val="3D3447"/>
           <w:sz w:val="22"/>
           <w:szCs w:val="22"/>
         </w:rPr>
@@ -4476,7 +4644,6 @@
     <w:p>
       <w:pPr>
         <w:pStyle w:val="2"/>
-        <w:divId w:val="389618325"/>
         <w:rPr>
           <w:rFonts w:ascii="Yu Gothic UI" w:eastAsia="Yu Gothic UI" w:hAnsi="Yu Gothic UI" w:hint="eastAsia"/>
         </w:rPr>
@@ -4491,19 +4658,17 @@
     <w:p>
       <w:pPr>
         <w:pStyle w:val="Web"/>
-        <w:ind w:left="540" w:right="540"/>
-        <w:divId w:val="389618325"/>
-        <w:rPr>
-          <w:rFonts w:ascii="Yu Gothic UI" w:eastAsia="Yu Gothic UI" w:hAnsi="Yu Gothic UI" w:hint="eastAsia"/>
-          <w:color w:val="1E1E2E"/>
-          <w:sz w:val="22"/>
-          <w:szCs w:val="22"/>
-        </w:rPr>
-      </w:pPr>
-      <w:r>
-        <w:rPr>
-          <w:rFonts w:ascii="Yu Gothic UI" w:eastAsia="Yu Gothic UI" w:hAnsi="Yu Gothic UI" w:hint="eastAsia"/>
-          <w:color w:val="1E1E2E"/>
+        <w:rPr>
+          <w:rFonts w:ascii="Yu Gothic UI" w:eastAsia="Yu Gothic UI" w:hAnsi="Yu Gothic UI" w:hint="eastAsia"/>
+          <w:color w:val="3D3447"/>
+          <w:sz w:val="22"/>
+          <w:szCs w:val="22"/>
+        </w:rPr>
+      </w:pPr>
+      <w:r>
+        <w:rPr>
+          <w:rFonts w:ascii="Yu Gothic UI" w:eastAsia="Yu Gothic UI" w:hAnsi="Yu Gothic UI" w:hint="eastAsia"/>
+          <w:color w:val="3D3447"/>
           <w:sz w:val="22"/>
           <w:szCs w:val="22"/>
         </w:rPr>
@@ -4513,7 +4678,7 @@
         <w:rPr>
           <w:rStyle w:val="a5"/>
           <w:rFonts w:ascii="Yu Gothic UI" w:eastAsia="Yu Gothic UI" w:hAnsi="Yu Gothic UI" w:hint="eastAsia"/>
-          <w:color w:val="1E1E2E"/>
+          <w:color w:val="3D3447"/>
           <w:sz w:val="22"/>
           <w:szCs w:val="22"/>
         </w:rPr>
@@ -4522,7 +4687,7 @@
       <w:r>
         <w:rPr>
           <w:rFonts w:ascii="Yu Gothic UI" w:eastAsia="Yu Gothic UI" w:hAnsi="Yu Gothic UI" w:hint="eastAsia"/>
-          <w:color w:val="1E1E2E"/>
+          <w:color w:val="3D3447"/>
           <w:sz w:val="22"/>
           <w:szCs w:val="22"/>
         </w:rPr>
@@ -4532,7 +4697,6 @@
     <w:p>
       <w:pPr>
         <w:pStyle w:val="3"/>
-        <w:divId w:val="389618325"/>
         <w:rPr>
           <w:rFonts w:ascii="Yu Gothic UI" w:eastAsia="Yu Gothic UI" w:hAnsi="Yu Gothic UI" w:hint="eastAsia"/>
         </w:rPr>
@@ -4559,19 +4723,17 @@
     <w:p>
       <w:pPr>
         <w:pStyle w:val="Web"/>
-        <w:ind w:left="540" w:right="540"/>
-        <w:divId w:val="389618325"/>
-        <w:rPr>
-          <w:rFonts w:ascii="Yu Gothic UI" w:eastAsia="Yu Gothic UI" w:hAnsi="Yu Gothic UI" w:hint="eastAsia"/>
-          <w:color w:val="1E1E2E"/>
-          <w:sz w:val="22"/>
-          <w:szCs w:val="22"/>
-        </w:rPr>
-      </w:pPr>
-      <w:r>
-        <w:rPr>
-          <w:rFonts w:ascii="Yu Gothic UI" w:eastAsia="Yu Gothic UI" w:hAnsi="Yu Gothic UI" w:hint="eastAsia"/>
-          <w:color w:val="1E1E2E"/>
+        <w:rPr>
+          <w:rFonts w:ascii="Yu Gothic UI" w:eastAsia="Yu Gothic UI" w:hAnsi="Yu Gothic UI" w:hint="eastAsia"/>
+          <w:color w:val="3D3447"/>
+          <w:sz w:val="22"/>
+          <w:szCs w:val="22"/>
+        </w:rPr>
+      </w:pPr>
+      <w:r>
+        <w:rPr>
+          <w:rFonts w:ascii="Yu Gothic UI" w:eastAsia="Yu Gothic UI" w:hAnsi="Yu Gothic UI" w:hint="eastAsia"/>
+          <w:color w:val="3D3447"/>
           <w:sz w:val="22"/>
           <w:szCs w:val="22"/>
         </w:rPr>
@@ -4581,7 +4743,7 @@
         <w:rPr>
           <w:rStyle w:val="a5"/>
           <w:rFonts w:ascii="Yu Gothic UI" w:eastAsia="Yu Gothic UI" w:hAnsi="Yu Gothic UI" w:hint="eastAsia"/>
-          <w:color w:val="1E1E2E"/>
+          <w:color w:val="3D3447"/>
           <w:sz w:val="22"/>
           <w:szCs w:val="22"/>
         </w:rPr>
@@ -4590,7 +4752,7 @@
       <w:r>
         <w:rPr>
           <w:rFonts w:ascii="Yu Gothic UI" w:eastAsia="Yu Gothic UI" w:hAnsi="Yu Gothic UI" w:hint="eastAsia"/>
-          <w:color w:val="1E1E2E"/>
+          <w:color w:val="3D3447"/>
           <w:sz w:val="22"/>
           <w:szCs w:val="22"/>
         </w:rPr>
@@ -4600,7 +4762,6 @@
     <w:p>
       <w:pPr>
         <w:pStyle w:val="3"/>
-        <w:divId w:val="389618325"/>
         <w:rPr>
           <w:rFonts w:ascii="Yu Gothic UI" w:eastAsia="Yu Gothic UI" w:hAnsi="Yu Gothic UI" w:hint="eastAsia"/>
         </w:rPr>
@@ -4621,19 +4782,17 @@
     <w:p>
       <w:pPr>
         <w:pStyle w:val="Web"/>
-        <w:ind w:left="540" w:right="540"/>
-        <w:divId w:val="389618325"/>
-        <w:rPr>
-          <w:rFonts w:ascii="Yu Gothic UI" w:eastAsia="Yu Gothic UI" w:hAnsi="Yu Gothic UI" w:hint="eastAsia"/>
-          <w:color w:val="1E1E2E"/>
-          <w:sz w:val="22"/>
-          <w:szCs w:val="22"/>
-        </w:rPr>
-      </w:pPr>
-      <w:r>
-        <w:rPr>
-          <w:rFonts w:ascii="Yu Gothic UI" w:eastAsia="Yu Gothic UI" w:hAnsi="Yu Gothic UI" w:hint="eastAsia"/>
-          <w:color w:val="1E1E2E"/>
+        <w:rPr>
+          <w:rFonts w:ascii="Yu Gothic UI" w:eastAsia="Yu Gothic UI" w:hAnsi="Yu Gothic UI" w:hint="eastAsia"/>
+          <w:color w:val="3D3447"/>
+          <w:sz w:val="22"/>
+          <w:szCs w:val="22"/>
+        </w:rPr>
+      </w:pPr>
+      <w:r>
+        <w:rPr>
+          <w:rFonts w:ascii="Yu Gothic UI" w:eastAsia="Yu Gothic UI" w:hAnsi="Yu Gothic UI" w:hint="eastAsia"/>
+          <w:color w:val="3D3447"/>
           <w:sz w:val="22"/>
           <w:szCs w:val="22"/>
         </w:rPr>
@@ -4643,7 +4802,7 @@
         <w:rPr>
           <w:rStyle w:val="a5"/>
           <w:rFonts w:ascii="Yu Gothic UI" w:eastAsia="Yu Gothic UI" w:hAnsi="Yu Gothic UI" w:hint="eastAsia"/>
-          <w:color w:val="1E1E2E"/>
+          <w:color w:val="3D3447"/>
           <w:sz w:val="22"/>
           <w:szCs w:val="22"/>
         </w:rPr>
@@ -4652,17 +4811,26 @@
       <w:r>
         <w:rPr>
           <w:rFonts w:ascii="Yu Gothic UI" w:eastAsia="Yu Gothic UI" w:hAnsi="Yu Gothic UI" w:hint="eastAsia"/>
-          <w:color w:val="1E1E2E"/>
-          <w:sz w:val="22"/>
-          <w:szCs w:val="22"/>
-        </w:rPr>
-        <w:t xml:space="preserve"> with the same contents. The contents are shared, so </w:t>
+          <w:color w:val="3D3447"/>
+          <w:sz w:val="22"/>
+          <w:szCs w:val="22"/>
+        </w:rPr>
+        <w:t xml:space="preserve"> </w:t>
+      </w:r>
+      <w:r>
+        <w:rPr>
+          <w:rFonts w:ascii="Yu Gothic UI" w:eastAsia="Yu Gothic UI" w:hAnsi="Yu Gothic UI" w:hint="eastAsia"/>
+          <w:color w:val="3D3447"/>
+          <w:sz w:val="22"/>
+          <w:szCs w:val="22"/>
+        </w:rPr>
+        <w:t xml:space="preserve">with the same contents. The contents are shared, so </w:t>
       </w:r>
       <w:r>
         <w:rPr>
           <w:rStyle w:val="a5"/>
           <w:rFonts w:ascii="Yu Gothic UI" w:eastAsia="Yu Gothic UI" w:hAnsi="Yu Gothic UI" w:hint="eastAsia"/>
-          <w:color w:val="1E1E2E"/>
+          <w:color w:val="3D3447"/>
           <w:sz w:val="22"/>
           <w:szCs w:val="22"/>
         </w:rPr>
@@ -4671,7 +4839,7 @@
       <w:r>
         <w:rPr>
           <w:rFonts w:ascii="Yu Gothic UI" w:eastAsia="Yu Gothic UI" w:hAnsi="Yu Gothic UI" w:hint="eastAsia"/>
-          <w:color w:val="1E1E2E"/>
+          <w:color w:val="3D3447"/>
           <w:sz w:val="22"/>
           <w:szCs w:val="22"/>
         </w:rPr>
@@ -4686,7 +4854,7 @@
       <w:r>
         <w:rPr>
           <w:rFonts w:ascii="Yu Gothic UI" w:eastAsia="Yu Gothic UI" w:hAnsi="Yu Gothic UI" w:hint="eastAsia"/>
-          <w:color w:val="1E1E2E"/>
+          <w:color w:val="3D3447"/>
           <w:sz w:val="22"/>
           <w:szCs w:val="22"/>
         </w:rPr>
@@ -4696,7 +4864,6 @@
     <w:p>
       <w:pPr>
         <w:pStyle w:val="3"/>
-        <w:divId w:val="389618325"/>
         <w:rPr>
           <w:rFonts w:ascii="Yu Gothic UI" w:eastAsia="Yu Gothic UI" w:hAnsi="Yu Gothic UI" w:hint="eastAsia"/>
         </w:rPr>
@@ -4723,19 +4890,17 @@
     <w:p>
       <w:pPr>
         <w:pStyle w:val="Web"/>
-        <w:ind w:left="540" w:right="540"/>
-        <w:divId w:val="389618325"/>
-        <w:rPr>
-          <w:rFonts w:ascii="Yu Gothic UI" w:eastAsia="Yu Gothic UI" w:hAnsi="Yu Gothic UI" w:hint="eastAsia"/>
-          <w:color w:val="1E1E2E"/>
-          <w:sz w:val="22"/>
-          <w:szCs w:val="22"/>
-        </w:rPr>
-      </w:pPr>
-      <w:r>
-        <w:rPr>
-          <w:rFonts w:ascii="Yu Gothic UI" w:eastAsia="Yu Gothic UI" w:hAnsi="Yu Gothic UI" w:hint="eastAsia"/>
-          <w:color w:val="1E1E2E"/>
+        <w:rPr>
+          <w:rFonts w:ascii="Yu Gothic UI" w:eastAsia="Yu Gothic UI" w:hAnsi="Yu Gothic UI" w:hint="eastAsia"/>
+          <w:color w:val="3D3447"/>
+          <w:sz w:val="22"/>
+          <w:szCs w:val="22"/>
+        </w:rPr>
+      </w:pPr>
+      <w:r>
+        <w:rPr>
+          <w:rFonts w:ascii="Yu Gothic UI" w:eastAsia="Yu Gothic UI" w:hAnsi="Yu Gothic UI" w:hint="eastAsia"/>
+          <w:color w:val="3D3447"/>
           <w:sz w:val="22"/>
           <w:szCs w:val="22"/>
         </w:rPr>
@@ -4748,20 +4913,18 @@
           <w:ilvl w:val="0"/>
           <w:numId w:val="5"/>
         </w:numPr>
-        <w:spacing w:before="45" w:after="45"/>
-        <w:ind w:left="1260" w:right="540"/>
-        <w:divId w:val="389618325"/>
-        <w:rPr>
-          <w:rFonts w:ascii="Yu Gothic UI" w:eastAsia="Yu Gothic UI" w:hAnsi="Yu Gothic UI" w:hint="eastAsia"/>
-          <w:color w:val="1E1E2E"/>
-          <w:sz w:val="22"/>
-          <w:szCs w:val="22"/>
-        </w:rPr>
-      </w:pPr>
-      <w:r>
-        <w:rPr>
-          <w:rFonts w:ascii="Yu Gothic UI" w:eastAsia="Yu Gothic UI" w:hAnsi="Yu Gothic UI" w:hint="eastAsia"/>
-          <w:color w:val="1E1E2E"/>
+        <w:spacing w:before="100" w:beforeAutospacing="1" w:after="100" w:afterAutospacing="1"/>
+        <w:rPr>
+          <w:rFonts w:ascii="Yu Gothic UI" w:eastAsia="Yu Gothic UI" w:hAnsi="Yu Gothic UI" w:hint="eastAsia"/>
+          <w:color w:val="3D3447"/>
+          <w:sz w:val="22"/>
+          <w:szCs w:val="22"/>
+        </w:rPr>
+      </w:pPr>
+      <w:r>
+        <w:rPr>
+          <w:rFonts w:ascii="Yu Gothic UI" w:eastAsia="Yu Gothic UI" w:hAnsi="Yu Gothic UI" w:hint="eastAsia"/>
+          <w:color w:val="3D3447"/>
           <w:sz w:val="22"/>
           <w:szCs w:val="22"/>
         </w:rPr>
@@ -4774,20 +4937,18 @@
           <w:ilvl w:val="0"/>
           <w:numId w:val="5"/>
         </w:numPr>
-        <w:spacing w:before="45" w:after="45"/>
-        <w:ind w:left="1260" w:right="540"/>
-        <w:divId w:val="389618325"/>
-        <w:rPr>
-          <w:rFonts w:ascii="Yu Gothic UI" w:eastAsia="Yu Gothic UI" w:hAnsi="Yu Gothic UI" w:hint="eastAsia"/>
-          <w:color w:val="1E1E2E"/>
-          <w:sz w:val="22"/>
-          <w:szCs w:val="22"/>
-        </w:rPr>
-      </w:pPr>
-      <w:r>
-        <w:rPr>
-          <w:rFonts w:ascii="Yu Gothic UI" w:eastAsia="Yu Gothic UI" w:hAnsi="Yu Gothic UI" w:hint="eastAsia"/>
-          <w:color w:val="1E1E2E"/>
+        <w:spacing w:before="100" w:beforeAutospacing="1" w:after="100" w:afterAutospacing="1"/>
+        <w:rPr>
+          <w:rFonts w:ascii="Yu Gothic UI" w:eastAsia="Yu Gothic UI" w:hAnsi="Yu Gothic UI" w:hint="eastAsia"/>
+          <w:color w:val="3D3447"/>
+          <w:sz w:val="22"/>
+          <w:szCs w:val="22"/>
+        </w:rPr>
+      </w:pPr>
+      <w:r>
+        <w:rPr>
+          <w:rFonts w:ascii="Yu Gothic UI" w:eastAsia="Yu Gothic UI" w:hAnsi="Yu Gothic UI" w:hint="eastAsia"/>
+          <w:color w:val="3D3447"/>
           <w:sz w:val="22"/>
           <w:szCs w:val="22"/>
         </w:rPr>
@@ -4800,20 +4961,18 @@
           <w:ilvl w:val="0"/>
           <w:numId w:val="5"/>
         </w:numPr>
-        <w:spacing w:before="45" w:after="45"/>
-        <w:ind w:left="1260" w:right="540"/>
-        <w:divId w:val="389618325"/>
-        <w:rPr>
-          <w:rFonts w:ascii="Yu Gothic UI" w:eastAsia="Yu Gothic UI" w:hAnsi="Yu Gothic UI" w:hint="eastAsia"/>
-          <w:color w:val="1E1E2E"/>
-          <w:sz w:val="22"/>
-          <w:szCs w:val="22"/>
-        </w:rPr>
-      </w:pPr>
-      <w:r>
-        <w:rPr>
-          <w:rFonts w:ascii="Yu Gothic UI" w:eastAsia="Yu Gothic UI" w:hAnsi="Yu Gothic UI" w:hint="eastAsia"/>
-          <w:color w:val="1E1E2E"/>
+        <w:spacing w:before="100" w:beforeAutospacing="1" w:after="100" w:afterAutospacing="1"/>
+        <w:rPr>
+          <w:rFonts w:ascii="Yu Gothic UI" w:eastAsia="Yu Gothic UI" w:hAnsi="Yu Gothic UI" w:hint="eastAsia"/>
+          <w:color w:val="3D3447"/>
+          <w:sz w:val="22"/>
+          <w:szCs w:val="22"/>
+        </w:rPr>
+      </w:pPr>
+      <w:r>
+        <w:rPr>
+          <w:rFonts w:ascii="Yu Gothic UI" w:eastAsia="Yu Gothic UI" w:hAnsi="Yu Gothic UI" w:hint="eastAsia"/>
+          <w:color w:val="3D3447"/>
           <w:sz w:val="22"/>
           <w:szCs w:val="22"/>
         </w:rPr>
@@ -4826,20 +4985,18 @@
           <w:ilvl w:val="0"/>
           <w:numId w:val="5"/>
         </w:numPr>
-        <w:spacing w:before="45" w:after="45"/>
-        <w:ind w:left="1260" w:right="540"/>
-        <w:divId w:val="389618325"/>
-        <w:rPr>
-          <w:rFonts w:ascii="Yu Gothic UI" w:eastAsia="Yu Gothic UI" w:hAnsi="Yu Gothic UI" w:hint="eastAsia"/>
-          <w:color w:val="1E1E2E"/>
-          <w:sz w:val="22"/>
-          <w:szCs w:val="22"/>
-        </w:rPr>
-      </w:pPr>
-      <w:r>
-        <w:rPr>
-          <w:rFonts w:ascii="Yu Gothic UI" w:eastAsia="Yu Gothic UI" w:hAnsi="Yu Gothic UI" w:hint="eastAsia"/>
-          <w:color w:val="1E1E2E"/>
+        <w:spacing w:before="100" w:beforeAutospacing="1" w:after="100" w:afterAutospacing="1"/>
+        <w:rPr>
+          <w:rFonts w:ascii="Yu Gothic UI" w:eastAsia="Yu Gothic UI" w:hAnsi="Yu Gothic UI" w:hint="eastAsia"/>
+          <w:color w:val="3D3447"/>
+          <w:sz w:val="22"/>
+          <w:szCs w:val="22"/>
+        </w:rPr>
+      </w:pPr>
+      <w:r>
+        <w:rPr>
+          <w:rFonts w:ascii="Yu Gothic UI" w:eastAsia="Yu Gothic UI" w:hAnsi="Yu Gothic UI" w:hint="eastAsia"/>
+          <w:color w:val="3D3447"/>
           <w:sz w:val="22"/>
           <w:szCs w:val="22"/>
         </w:rPr>
@@ -4849,19 +5006,17 @@
     <w:p>
       <w:pPr>
         <w:pStyle w:val="Web"/>
-        <w:ind w:left="540" w:right="540"/>
-        <w:divId w:val="389618325"/>
-        <w:rPr>
-          <w:rFonts w:ascii="Yu Gothic UI" w:eastAsia="Yu Gothic UI" w:hAnsi="Yu Gothic UI" w:hint="eastAsia"/>
-          <w:color w:val="1E1E2E"/>
-          <w:sz w:val="22"/>
-          <w:szCs w:val="22"/>
-        </w:rPr>
-      </w:pPr>
-      <w:r>
-        <w:rPr>
-          <w:rFonts w:ascii="Yu Gothic UI" w:eastAsia="Yu Gothic UI" w:hAnsi="Yu Gothic UI" w:hint="eastAsia"/>
-          <w:color w:val="1E1E2E"/>
+        <w:rPr>
+          <w:rFonts w:ascii="Yu Gothic UI" w:eastAsia="Yu Gothic UI" w:hAnsi="Yu Gothic UI" w:hint="eastAsia"/>
+          <w:color w:val="3D3447"/>
+          <w:sz w:val="22"/>
+          <w:szCs w:val="22"/>
+        </w:rPr>
+      </w:pPr>
+      <w:r>
+        <w:rPr>
+          <w:rFonts w:ascii="Yu Gothic UI" w:eastAsia="Yu Gothic UI" w:hAnsi="Yu Gothic UI" w:hint="eastAsia"/>
+          <w:color w:val="3D3447"/>
           <w:sz w:val="22"/>
           <w:szCs w:val="22"/>
         </w:rPr>
@@ -4871,7 +5026,6 @@
     <w:p>
       <w:pPr>
         <w:pStyle w:val="3"/>
-        <w:divId w:val="389618325"/>
         <w:rPr>
           <w:rFonts w:ascii="Yu Gothic UI" w:eastAsia="Yu Gothic UI" w:hAnsi="Yu Gothic UI" w:hint="eastAsia"/>
         </w:rPr>
@@ -4892,19 +5046,17 @@
     <w:p>
       <w:pPr>
         <w:pStyle w:val="Web"/>
-        <w:ind w:left="540" w:right="540"/>
-        <w:divId w:val="389618325"/>
-        <w:rPr>
-          <w:rFonts w:ascii="Yu Gothic UI" w:eastAsia="Yu Gothic UI" w:hAnsi="Yu Gothic UI" w:hint="eastAsia"/>
-          <w:color w:val="1E1E2E"/>
-          <w:sz w:val="22"/>
-          <w:szCs w:val="22"/>
-        </w:rPr>
-      </w:pPr>
-      <w:r>
-        <w:rPr>
-          <w:rFonts w:ascii="Yu Gothic UI" w:eastAsia="Yu Gothic UI" w:hAnsi="Yu Gothic UI" w:hint="eastAsia"/>
-          <w:color w:val="1E1E2E"/>
+        <w:rPr>
+          <w:rFonts w:ascii="Yu Gothic UI" w:eastAsia="Yu Gothic UI" w:hAnsi="Yu Gothic UI" w:hint="eastAsia"/>
+          <w:color w:val="3D3447"/>
+          <w:sz w:val="22"/>
+          <w:szCs w:val="22"/>
+        </w:rPr>
+      </w:pPr>
+      <w:r>
+        <w:rPr>
+          <w:rFonts w:ascii="Yu Gothic UI" w:eastAsia="Yu Gothic UI" w:hAnsi="Yu Gothic UI" w:hint="eastAsia"/>
+          <w:color w:val="3D3447"/>
           <w:sz w:val="22"/>
           <w:szCs w:val="22"/>
         </w:rPr>
@@ -4914,7 +5066,7 @@
         <w:rPr>
           <w:rStyle w:val="a5"/>
           <w:rFonts w:ascii="Yu Gothic UI" w:eastAsia="Yu Gothic UI" w:hAnsi="Yu Gothic UI" w:hint="eastAsia"/>
-          <w:color w:val="1E1E2E"/>
+          <w:color w:val="3D3447"/>
           <w:sz w:val="22"/>
           <w:szCs w:val="22"/>
         </w:rPr>
@@ -4923,7 +5075,7 @@
       <w:r>
         <w:rPr>
           <w:rFonts w:ascii="Yu Gothic UI" w:eastAsia="Yu Gothic UI" w:hAnsi="Yu Gothic UI" w:hint="eastAsia"/>
-          <w:color w:val="1E1E2E"/>
+          <w:color w:val="3D3447"/>
           <w:sz w:val="22"/>
           <w:szCs w:val="22"/>
         </w:rPr>
@@ -4936,20 +5088,18 @@
           <w:ilvl w:val="0"/>
           <w:numId w:val="6"/>
         </w:numPr>
-        <w:spacing w:before="45" w:after="45"/>
-        <w:ind w:left="1260" w:right="540"/>
-        <w:divId w:val="389618325"/>
-        <w:rPr>
-          <w:rFonts w:ascii="Yu Gothic UI" w:eastAsia="Yu Gothic UI" w:hAnsi="Yu Gothic UI" w:hint="eastAsia"/>
-          <w:color w:val="1E1E2E"/>
-          <w:sz w:val="22"/>
-          <w:szCs w:val="22"/>
-        </w:rPr>
-      </w:pPr>
-      <w:r>
-        <w:rPr>
-          <w:rFonts w:ascii="Yu Gothic UI" w:eastAsia="Yu Gothic UI" w:hAnsi="Yu Gothic UI" w:hint="eastAsia"/>
-          <w:color w:val="1E1E2E"/>
+        <w:spacing w:before="100" w:beforeAutospacing="1" w:after="100" w:afterAutospacing="1"/>
+        <w:rPr>
+          <w:rFonts w:ascii="Yu Gothic UI" w:eastAsia="Yu Gothic UI" w:hAnsi="Yu Gothic UI" w:hint="eastAsia"/>
+          <w:color w:val="3D3447"/>
+          <w:sz w:val="22"/>
+          <w:szCs w:val="22"/>
+        </w:rPr>
+      </w:pPr>
+      <w:r>
+        <w:rPr>
+          <w:rFonts w:ascii="Yu Gothic UI" w:eastAsia="Yu Gothic UI" w:hAnsi="Yu Gothic UI" w:hint="eastAsia"/>
+          <w:color w:val="3D3447"/>
           <w:sz w:val="22"/>
           <w:szCs w:val="22"/>
         </w:rPr>
@@ -4958,7 +5108,7 @@
       <w:r>
         <w:rPr>
           <w:rFonts w:ascii="Yu Gothic UI" w:eastAsia="Yu Gothic UI" w:hAnsi="Yu Gothic UI" w:hint="eastAsia"/>
-          <w:color w:val="1E1E2E"/>
+          <w:color w:val="3D3447"/>
           <w:sz w:val="22"/>
           <w:szCs w:val="22"/>
         </w:rPr>
@@ -4967,7 +5117,7 @@
       <w:r>
         <w:rPr>
           <w:rFonts w:ascii="Yu Gothic UI" w:eastAsia="Yu Gothic UI" w:hAnsi="Yu Gothic UI" w:hint="eastAsia"/>
-          <w:color w:val="1E1E2E"/>
+          <w:color w:val="3D3447"/>
           <w:sz w:val="22"/>
           <w:szCs w:val="22"/>
         </w:rPr>
@@ -4980,20 +5130,18 @@
           <w:ilvl w:val="0"/>
           <w:numId w:val="6"/>
         </w:numPr>
-        <w:spacing w:before="45" w:after="45"/>
-        <w:ind w:left="1260" w:right="540"/>
-        <w:divId w:val="389618325"/>
-        <w:rPr>
-          <w:rFonts w:ascii="Yu Gothic UI" w:eastAsia="Yu Gothic UI" w:hAnsi="Yu Gothic UI" w:hint="eastAsia"/>
-          <w:color w:val="1E1E2E"/>
-          <w:sz w:val="22"/>
-          <w:szCs w:val="22"/>
-        </w:rPr>
-      </w:pPr>
-      <w:r>
-        <w:rPr>
-          <w:rFonts w:ascii="Yu Gothic UI" w:eastAsia="Yu Gothic UI" w:hAnsi="Yu Gothic UI" w:hint="eastAsia"/>
-          <w:color w:val="1E1E2E"/>
+        <w:spacing w:before="100" w:beforeAutospacing="1" w:after="100" w:afterAutospacing="1"/>
+        <w:rPr>
+          <w:rFonts w:ascii="Yu Gothic UI" w:eastAsia="Yu Gothic UI" w:hAnsi="Yu Gothic UI" w:hint="eastAsia"/>
+          <w:color w:val="3D3447"/>
+          <w:sz w:val="22"/>
+          <w:szCs w:val="22"/>
+        </w:rPr>
+      </w:pPr>
+      <w:r>
+        <w:rPr>
+          <w:rFonts w:ascii="Yu Gothic UI" w:eastAsia="Yu Gothic UI" w:hAnsi="Yu Gothic UI" w:hint="eastAsia"/>
+          <w:color w:val="3D3447"/>
           <w:sz w:val="22"/>
           <w:szCs w:val="22"/>
         </w:rPr>
@@ -5002,7 +5150,7 @@
       <w:r>
         <w:rPr>
           <w:rFonts w:ascii="Yu Gothic UI" w:eastAsia="Yu Gothic UI" w:hAnsi="Yu Gothic UI" w:hint="eastAsia"/>
-          <w:color w:val="1E1E2E"/>
+          <w:color w:val="3D3447"/>
           <w:sz w:val="22"/>
           <w:szCs w:val="22"/>
         </w:rPr>
@@ -5011,7 +5159,7 @@
       <w:r>
         <w:rPr>
           <w:rFonts w:ascii="Yu Gothic UI" w:eastAsia="Yu Gothic UI" w:hAnsi="Yu Gothic UI" w:hint="eastAsia"/>
-          <w:color w:val="1E1E2E"/>
+          <w:color w:val="3D3447"/>
           <w:sz w:val="22"/>
           <w:szCs w:val="22"/>
         </w:rPr>
@@ -5026,7 +5174,7 @@
       <w:r>
         <w:rPr>
           <w:rFonts w:ascii="Yu Gothic UI" w:eastAsia="Yu Gothic UI" w:hAnsi="Yu Gothic UI" w:hint="eastAsia"/>
-          <w:color w:val="1E1E2E"/>
+          <w:color w:val="3D3447"/>
           <w:sz w:val="22"/>
           <w:szCs w:val="22"/>
         </w:rPr>
@@ -5039,20 +5187,18 @@
           <w:ilvl w:val="0"/>
           <w:numId w:val="6"/>
         </w:numPr>
-        <w:spacing w:before="45" w:after="45"/>
-        <w:ind w:left="1260" w:right="540"/>
-        <w:divId w:val="389618325"/>
-        <w:rPr>
-          <w:rFonts w:ascii="Yu Gothic UI" w:eastAsia="Yu Gothic UI" w:hAnsi="Yu Gothic UI" w:hint="eastAsia"/>
-          <w:color w:val="1E1E2E"/>
-          <w:sz w:val="22"/>
-          <w:szCs w:val="22"/>
-        </w:rPr>
-      </w:pPr>
-      <w:r>
-        <w:rPr>
-          <w:rFonts w:ascii="Yu Gothic UI" w:eastAsia="Yu Gothic UI" w:hAnsi="Yu Gothic UI" w:hint="eastAsia"/>
-          <w:color w:val="1E1E2E"/>
+        <w:spacing w:before="100" w:beforeAutospacing="1" w:after="100" w:afterAutospacing="1"/>
+        <w:rPr>
+          <w:rFonts w:ascii="Yu Gothic UI" w:eastAsia="Yu Gothic UI" w:hAnsi="Yu Gothic UI" w:hint="eastAsia"/>
+          <w:color w:val="3D3447"/>
+          <w:sz w:val="22"/>
+          <w:szCs w:val="22"/>
+        </w:rPr>
+      </w:pPr>
+      <w:r>
+        <w:rPr>
+          <w:rFonts w:ascii="Yu Gothic UI" w:eastAsia="Yu Gothic UI" w:hAnsi="Yu Gothic UI" w:hint="eastAsia"/>
+          <w:color w:val="3D3447"/>
           <w:sz w:val="22"/>
           <w:szCs w:val="22"/>
         </w:rPr>
@@ -5061,7 +5207,7 @@
       <w:r>
         <w:rPr>
           <w:rFonts w:ascii="Yu Gothic UI" w:eastAsia="Yu Gothic UI" w:hAnsi="Yu Gothic UI" w:hint="eastAsia"/>
-          <w:color w:val="1E1E2E"/>
+          <w:color w:val="3D3447"/>
           <w:sz w:val="22"/>
           <w:szCs w:val="22"/>
         </w:rPr>
@@ -5070,7 +5216,7 @@
       <w:r>
         <w:rPr>
           <w:rFonts w:ascii="Yu Gothic UI" w:eastAsia="Yu Gothic UI" w:hAnsi="Yu Gothic UI" w:hint="eastAsia"/>
-          <w:color w:val="1E1E2E"/>
+          <w:color w:val="3D3447"/>
           <w:sz w:val="22"/>
           <w:szCs w:val="22"/>
         </w:rPr>
@@ -5094,20 +5240,18 @@
           <w:ilvl w:val="0"/>
           <w:numId w:val="6"/>
         </w:numPr>
-        <w:spacing w:before="45" w:after="45"/>
-        <w:ind w:left="1260" w:right="540"/>
-        <w:divId w:val="389618325"/>
-        <w:rPr>
-          <w:rFonts w:ascii="Yu Gothic UI" w:eastAsia="Yu Gothic UI" w:hAnsi="Yu Gothic UI" w:hint="eastAsia"/>
-          <w:color w:val="1E1E2E"/>
-          <w:sz w:val="22"/>
-          <w:szCs w:val="22"/>
-        </w:rPr>
-      </w:pPr>
-      <w:r>
-        <w:rPr>
-          <w:rFonts w:ascii="Yu Gothic UI" w:eastAsia="Yu Gothic UI" w:hAnsi="Yu Gothic UI" w:hint="eastAsia"/>
-          <w:color w:val="1E1E2E"/>
+        <w:spacing w:before="100" w:beforeAutospacing="1" w:after="100" w:afterAutospacing="1"/>
+        <w:rPr>
+          <w:rFonts w:ascii="Yu Gothic UI" w:eastAsia="Yu Gothic UI" w:hAnsi="Yu Gothic UI" w:hint="eastAsia"/>
+          <w:color w:val="3D3447"/>
+          <w:sz w:val="22"/>
+          <w:szCs w:val="22"/>
+        </w:rPr>
+      </w:pPr>
+      <w:r>
+        <w:rPr>
+          <w:rFonts w:ascii="Yu Gothic UI" w:eastAsia="Yu Gothic UI" w:hAnsi="Yu Gothic UI" w:hint="eastAsia"/>
+          <w:color w:val="3D3447"/>
           <w:sz w:val="22"/>
           <w:szCs w:val="22"/>
         </w:rPr>
@@ -5116,7 +5260,7 @@
       <w:r>
         <w:rPr>
           <w:rFonts w:ascii="Yu Gothic UI" w:eastAsia="Yu Gothic UI" w:hAnsi="Yu Gothic UI" w:hint="eastAsia"/>
-          <w:color w:val="1E1E2E"/>
+          <w:color w:val="3D3447"/>
           <w:sz w:val="22"/>
           <w:szCs w:val="22"/>
         </w:rPr>
@@ -5125,7 +5269,7 @@
       <w:r>
         <w:rPr>
           <w:rFonts w:ascii="Yu Gothic UI" w:eastAsia="Yu Gothic UI" w:hAnsi="Yu Gothic UI" w:hint="eastAsia"/>
-          <w:color w:val="1E1E2E"/>
+          <w:color w:val="3D3447"/>
           <w:sz w:val="22"/>
           <w:szCs w:val="22"/>
         </w:rPr>
@@ -5135,7 +5279,6 @@
     <w:p>
       <w:pPr>
         <w:pStyle w:val="3"/>
-        <w:divId w:val="389618325"/>
         <w:rPr>
           <w:rFonts w:ascii="Yu Gothic UI" w:eastAsia="Yu Gothic UI" w:hAnsi="Yu Gothic UI" w:hint="eastAsia"/>
         </w:rPr>
@@ -5162,19 +5305,17 @@
     <w:p>
       <w:pPr>
         <w:pStyle w:val="Web"/>
-        <w:ind w:left="540" w:right="540"/>
-        <w:divId w:val="389618325"/>
-        <w:rPr>
-          <w:rFonts w:ascii="Yu Gothic UI" w:eastAsia="Yu Gothic UI" w:hAnsi="Yu Gothic UI" w:hint="eastAsia"/>
-          <w:color w:val="1E1E2E"/>
-          <w:sz w:val="22"/>
-          <w:szCs w:val="22"/>
-        </w:rPr>
-      </w:pPr>
-      <w:r>
-        <w:rPr>
-          <w:rFonts w:ascii="Yu Gothic UI" w:eastAsia="Yu Gothic UI" w:hAnsi="Yu Gothic UI" w:hint="eastAsia"/>
-          <w:color w:val="1E1E2E"/>
+        <w:rPr>
+          <w:rFonts w:ascii="Yu Gothic UI" w:eastAsia="Yu Gothic UI" w:hAnsi="Yu Gothic UI" w:hint="eastAsia"/>
+          <w:color w:val="3D3447"/>
+          <w:sz w:val="22"/>
+          <w:szCs w:val="22"/>
+        </w:rPr>
+      </w:pPr>
+      <w:r>
+        <w:rPr>
+          <w:rFonts w:ascii="Yu Gothic UI" w:eastAsia="Yu Gothic UI" w:hAnsi="Yu Gothic UI" w:hint="eastAsia"/>
+          <w:color w:val="3D3447"/>
           <w:sz w:val="22"/>
           <w:szCs w:val="22"/>
         </w:rPr>
@@ -5184,7 +5325,7 @@
         <w:rPr>
           <w:rStyle w:val="a5"/>
           <w:rFonts w:ascii="Yu Gothic UI" w:eastAsia="Yu Gothic UI" w:hAnsi="Yu Gothic UI" w:hint="eastAsia"/>
-          <w:color w:val="1E1E2E"/>
+          <w:color w:val="3D3447"/>
           <w:sz w:val="22"/>
           <w:szCs w:val="22"/>
         </w:rPr>
@@ -5193,29 +5334,36 @@
       <w:r>
         <w:rPr>
           <w:rFonts w:ascii="Yu Gothic UI" w:eastAsia="Yu Gothic UI" w:hAnsi="Yu Gothic UI" w:hint="eastAsia"/>
-          <w:color w:val="1E1E2E"/>
-          <w:sz w:val="22"/>
-          <w:szCs w:val="22"/>
-        </w:rPr>
-        <w:t>. The name does not change. You can choose Ollama / OpenWebUI as the save target.</w:t>
-      </w:r>
-    </w:p>
-    <w:p>
-      <w:pPr>
-        <w:spacing w:before="330" w:after="330"/>
-        <w:ind w:left="540" w:right="540"/>
-        <w:divId w:val="389618325"/>
-        <w:rPr>
-          <w:rFonts w:ascii="Yu Gothic UI" w:eastAsia="Yu Gothic UI" w:hAnsi="Yu Gothic UI" w:hint="eastAsia"/>
-          <w:color w:val="1E1E2E"/>
-          <w:sz w:val="22"/>
-          <w:szCs w:val="22"/>
-        </w:rPr>
-      </w:pPr>
-      <w:r>
-        <w:rPr>
-          <w:rFonts w:ascii="Yu Gothic UI" w:eastAsia="Yu Gothic UI" w:hAnsi="Yu Gothic UI" w:hint="eastAsia"/>
-          <w:color w:val="1E1E2E"/>
+          <w:color w:val="3D3447"/>
+          <w:sz w:val="22"/>
+          <w:szCs w:val="22"/>
+        </w:rPr>
+        <w:t xml:space="preserve">. </w:t>
+      </w:r>
+      <w:r>
+        <w:rPr>
+          <w:rFonts w:ascii="Yu Gothic UI" w:eastAsia="Yu Gothic UI" w:hAnsi="Yu Gothic UI" w:hint="eastAsia"/>
+          <w:color w:val="3D3447"/>
+          <w:sz w:val="22"/>
+          <w:szCs w:val="22"/>
+        </w:rPr>
+        <w:t>The name does not change. You can choose Ollama / OpenWebUI as the save target.</w:t>
+      </w:r>
+    </w:p>
+    <w:p>
+      <w:pPr>
+        <w:spacing w:before="300" w:after="300"/>
+        <w:rPr>
+          <w:rFonts w:ascii="Yu Gothic UI" w:eastAsia="Yu Gothic UI" w:hAnsi="Yu Gothic UI" w:hint="eastAsia"/>
+          <w:color w:val="3D3447"/>
+          <w:sz w:val="22"/>
+          <w:szCs w:val="22"/>
+        </w:rPr>
+      </w:pPr>
+      <w:r>
+        <w:rPr>
+          <w:rFonts w:ascii="Yu Gothic UI" w:eastAsia="Yu Gothic UI" w:hAnsi="Yu Gothic UI" w:hint="eastAsia"/>
+          <w:color w:val="3D3447"/>
           <w:sz w:val="22"/>
           <w:szCs w:val="22"/>
         </w:rPr>
@@ -5229,7 +5377,6 @@
     <w:p>
       <w:pPr>
         <w:pStyle w:val="2"/>
-        <w:divId w:val="389618325"/>
         <w:rPr>
           <w:rFonts w:ascii="Yu Gothic UI" w:eastAsia="Yu Gothic UI" w:hAnsi="Yu Gothic UI" w:hint="eastAsia"/>
         </w:rPr>
@@ -5244,7 +5391,6 @@
     <w:p>
       <w:pPr>
         <w:pStyle w:val="3"/>
-        <w:divId w:val="389618325"/>
         <w:rPr>
           <w:rFonts w:ascii="Yu Gothic UI" w:eastAsia="Yu Gothic UI" w:hAnsi="Yu Gothic UI" w:hint="eastAsia"/>
         </w:rPr>
@@ -5259,11 +5405,9 @@
     <w:p>
       <w:pPr>
         <w:pStyle w:val="Web"/>
-        <w:ind w:left="540" w:right="540"/>
-        <w:divId w:val="389618325"/>
-        <w:rPr>
-          <w:rFonts w:ascii="Yu Gothic UI" w:eastAsia="Yu Gothic UI" w:hAnsi="Yu Gothic UI" w:hint="eastAsia"/>
-          <w:color w:val="1E1E2E"/>
+        <w:rPr>
+          <w:rFonts w:ascii="Yu Gothic UI" w:eastAsia="Yu Gothic UI" w:hAnsi="Yu Gothic UI" w:hint="eastAsia"/>
+          <w:color w:val="3D3447"/>
           <w:sz w:val="22"/>
           <w:szCs w:val="22"/>
         </w:rPr>
@@ -5272,7 +5416,7 @@
         <w:rPr>
           <w:rStyle w:val="a5"/>
           <w:rFonts w:ascii="Yu Gothic UI" w:eastAsia="Yu Gothic UI" w:hAnsi="Yu Gothic UI" w:hint="eastAsia"/>
-          <w:color w:val="1E1E2E"/>
+          <w:color w:val="3D3447"/>
           <w:sz w:val="22"/>
           <w:szCs w:val="22"/>
         </w:rPr>
@@ -5282,19 +5426,17 @@
     <w:p>
       <w:pPr>
         <w:pStyle w:val="Web"/>
-        <w:ind w:left="540" w:right="540"/>
-        <w:divId w:val="389618325"/>
-        <w:rPr>
-          <w:rFonts w:ascii="Yu Gothic UI" w:eastAsia="Yu Gothic UI" w:hAnsi="Yu Gothic UI" w:hint="eastAsia"/>
-          <w:color w:val="1E1E2E"/>
-          <w:sz w:val="22"/>
-          <w:szCs w:val="22"/>
-        </w:rPr>
-      </w:pPr>
-      <w:r>
-        <w:rPr>
-          <w:rFonts w:ascii="Yu Gothic UI" w:eastAsia="Yu Gothic UI" w:hAnsi="Yu Gothic UI" w:hint="eastAsia"/>
-          <w:color w:val="1E1E2E"/>
+        <w:rPr>
+          <w:rFonts w:ascii="Yu Gothic UI" w:eastAsia="Yu Gothic UI" w:hAnsi="Yu Gothic UI" w:hint="eastAsia"/>
+          <w:color w:val="3D3447"/>
+          <w:sz w:val="22"/>
+          <w:szCs w:val="22"/>
+        </w:rPr>
+      </w:pPr>
+      <w:r>
+        <w:rPr>
+          <w:rFonts w:ascii="Yu Gothic UI" w:eastAsia="Yu Gothic UI" w:hAnsi="Yu Gothic UI" w:hint="eastAsia"/>
+          <w:color w:val="3D3447"/>
           <w:sz w:val="22"/>
           <w:szCs w:val="22"/>
         </w:rPr>
@@ -5304,7 +5446,7 @@
         <w:rPr>
           <w:rStyle w:val="a5"/>
           <w:rFonts w:ascii="Yu Gothic UI" w:eastAsia="Yu Gothic UI" w:hAnsi="Yu Gothic UI" w:hint="eastAsia"/>
-          <w:color w:val="1E1E2E"/>
+          <w:color w:val="3D3447"/>
           <w:sz w:val="22"/>
           <w:szCs w:val="22"/>
         </w:rPr>
@@ -5313,7 +5455,7 @@
       <w:r>
         <w:rPr>
           <w:rFonts w:ascii="Yu Gothic UI" w:eastAsia="Yu Gothic UI" w:hAnsi="Yu Gothic UI" w:hint="eastAsia"/>
-          <w:color w:val="1E1E2E"/>
+          <w:color w:val="3D3447"/>
           <w:sz w:val="22"/>
           <w:szCs w:val="22"/>
         </w:rPr>
@@ -5323,19 +5465,17 @@
     <w:p>
       <w:pPr>
         <w:pStyle w:val="Web"/>
-        <w:ind w:left="540" w:right="540"/>
-        <w:divId w:val="389618325"/>
-        <w:rPr>
-          <w:rFonts w:ascii="Yu Gothic UI" w:eastAsia="Yu Gothic UI" w:hAnsi="Yu Gothic UI" w:hint="eastAsia"/>
-          <w:color w:val="1E1E2E"/>
-          <w:sz w:val="22"/>
-          <w:szCs w:val="22"/>
-        </w:rPr>
-      </w:pPr>
-      <w:r>
-        <w:rPr>
-          <w:rFonts w:ascii="Yu Gothic UI" w:eastAsia="Yu Gothic UI" w:hAnsi="Yu Gothic UI" w:hint="eastAsia"/>
-          <w:color w:val="1E1E2E"/>
+        <w:rPr>
+          <w:rFonts w:ascii="Yu Gothic UI" w:eastAsia="Yu Gothic UI" w:hAnsi="Yu Gothic UI" w:hint="eastAsia"/>
+          <w:color w:val="3D3447"/>
+          <w:sz w:val="22"/>
+          <w:szCs w:val="22"/>
+        </w:rPr>
+      </w:pPr>
+      <w:r>
+        <w:rPr>
+          <w:rFonts w:ascii="Yu Gothic UI" w:eastAsia="Yu Gothic UI" w:hAnsi="Yu Gothic UI" w:hint="eastAsia"/>
+          <w:color w:val="3D3447"/>
           <w:sz w:val="22"/>
           <w:szCs w:val="22"/>
         </w:rPr>
@@ -5345,7 +5485,7 @@
         <w:rPr>
           <w:rStyle w:val="a5"/>
           <w:rFonts w:ascii="Yu Gothic UI" w:eastAsia="Yu Gothic UI" w:hAnsi="Yu Gothic UI" w:hint="eastAsia"/>
-          <w:color w:val="1E1E2E"/>
+          <w:color w:val="3D3447"/>
           <w:sz w:val="22"/>
           <w:szCs w:val="22"/>
         </w:rPr>
@@ -5355,7 +5495,6 @@
     <w:p>
       <w:pPr>
         <w:pStyle w:val="3"/>
-        <w:divId w:val="389618325"/>
         <w:rPr>
           <w:rFonts w:ascii="Yu Gothic UI" w:eastAsia="Yu Gothic UI" w:hAnsi="Yu Gothic UI" w:hint="eastAsia"/>
         </w:rPr>
@@ -5370,19 +5509,17 @@
     <w:p>
       <w:pPr>
         <w:pStyle w:val="Web"/>
-        <w:ind w:left="540" w:right="540"/>
-        <w:divId w:val="389618325"/>
-        <w:rPr>
-          <w:rFonts w:ascii="Yu Gothic UI" w:eastAsia="Yu Gothic UI" w:hAnsi="Yu Gothic UI" w:hint="eastAsia"/>
-          <w:color w:val="1E1E2E"/>
-          <w:sz w:val="22"/>
-          <w:szCs w:val="22"/>
-        </w:rPr>
-      </w:pPr>
-      <w:r>
-        <w:rPr>
-          <w:rFonts w:ascii="Yu Gothic UI" w:eastAsia="Yu Gothic UI" w:hAnsi="Yu Gothic UI" w:hint="eastAsia"/>
-          <w:color w:val="1E1E2E"/>
+        <w:rPr>
+          <w:rFonts w:ascii="Yu Gothic UI" w:eastAsia="Yu Gothic UI" w:hAnsi="Yu Gothic UI" w:hint="eastAsia"/>
+          <w:color w:val="3D3447"/>
+          <w:sz w:val="22"/>
+          <w:szCs w:val="22"/>
+        </w:rPr>
+      </w:pPr>
+      <w:r>
+        <w:rPr>
+          <w:rFonts w:ascii="Yu Gothic UI" w:eastAsia="Yu Gothic UI" w:hAnsi="Yu Gothic UI" w:hint="eastAsia"/>
+          <w:color w:val="3D3447"/>
           <w:sz w:val="22"/>
           <w:szCs w:val="22"/>
         </w:rPr>
@@ -5391,7 +5528,7 @@
       <w:r>
         <w:rPr>
           <w:rFonts w:ascii="Segoe UI Emoji" w:eastAsia="Yu Gothic UI" w:hAnsi="Segoe UI Emoji" w:cs="Segoe UI Emoji"/>
-          <w:color w:val="1E1E2E"/>
+          <w:color w:val="3D3447"/>
           <w:sz w:val="22"/>
           <w:szCs w:val="22"/>
         </w:rPr>
@@ -5400,7 +5537,7 @@
       <w:r>
         <w:rPr>
           <w:rFonts w:ascii="Yu Gothic UI" w:eastAsia="Yu Gothic UI" w:hAnsi="Yu Gothic UI" w:hint="eastAsia"/>
-          <w:color w:val="1E1E2E"/>
+          <w:color w:val="3D3447"/>
           <w:sz w:val="22"/>
           <w:szCs w:val="22"/>
         </w:rPr>
@@ -5409,7 +5546,7 @@
       <w:r>
         <w:rPr>
           <w:rFonts w:ascii="Segoe UI Emoji" w:eastAsia="Yu Gothic UI" w:hAnsi="Segoe UI Emoji" w:cs="Segoe UI Emoji"/>
-          <w:color w:val="1E1E2E"/>
+          <w:color w:val="3D3447"/>
           <w:sz w:val="22"/>
           <w:szCs w:val="22"/>
         </w:rPr>
@@ -5418,7 +5555,7 @@
       <w:r>
         <w:rPr>
           <w:rFonts w:ascii="Segoe UI Emoji" w:eastAsia="Yu Gothic UI" w:hAnsi="Segoe UI Emoji" w:cs="Segoe UI Emoji"/>
-          <w:color w:val="1E1E2E"/>
+          <w:color w:val="3D3447"/>
           <w:sz w:val="22"/>
           <w:szCs w:val="22"/>
         </w:rPr>
@@ -5427,7 +5564,7 @@
       <w:r>
         <w:rPr>
           <w:rFonts w:ascii="Yu Gothic UI" w:eastAsia="Yu Gothic UI" w:hAnsi="Yu Gothic UI" w:hint="eastAsia"/>
-          <w:color w:val="1E1E2E"/>
+          <w:color w:val="3D3447"/>
           <w:sz w:val="22"/>
           <w:szCs w:val="22"/>
         </w:rPr>
@@ -5440,12 +5577,10 @@
           <w:ilvl w:val="0"/>
           <w:numId w:val="7"/>
         </w:numPr>
-        <w:spacing w:before="45" w:after="45"/>
-        <w:ind w:left="1260" w:right="540"/>
-        <w:divId w:val="389618325"/>
-        <w:rPr>
-          <w:rFonts w:ascii="Yu Gothic UI" w:eastAsia="Yu Gothic UI" w:hAnsi="Yu Gothic UI" w:hint="eastAsia"/>
-          <w:color w:val="1E1E2E"/>
+        <w:spacing w:before="100" w:beforeAutospacing="1" w:after="100" w:afterAutospacing="1"/>
+        <w:rPr>
+          <w:rFonts w:ascii="Yu Gothic UI" w:eastAsia="Yu Gothic UI" w:hAnsi="Yu Gothic UI" w:hint="eastAsia"/>
+          <w:color w:val="3D3447"/>
           <w:sz w:val="22"/>
           <w:szCs w:val="22"/>
         </w:rPr>
@@ -5453,7 +5588,7 @@
       <w:r>
         <w:rPr>
           <w:rFonts w:ascii="Segoe UI Symbol" w:eastAsia="Yu Gothic UI" w:hAnsi="Segoe UI Symbol" w:cs="Segoe UI Symbol"/>
-          <w:color w:val="1E1E2E"/>
+          <w:color w:val="3D3447"/>
           <w:sz w:val="22"/>
           <w:szCs w:val="22"/>
         </w:rPr>
@@ -5462,7 +5597,7 @@
       <w:r>
         <w:rPr>
           <w:rFonts w:ascii="Yu Gothic UI" w:eastAsia="Yu Gothic UI" w:hAnsi="Yu Gothic UI" w:hint="eastAsia"/>
-          <w:color w:val="1E1E2E"/>
+          <w:color w:val="3D3447"/>
           <w:sz w:val="22"/>
           <w:szCs w:val="22"/>
         </w:rPr>
@@ -5472,7 +5607,7 @@
         <w:rPr>
           <w:rStyle w:val="a5"/>
           <w:rFonts w:ascii="Yu Gothic UI" w:eastAsia="Yu Gothic UI" w:hAnsi="Yu Gothic UI" w:hint="eastAsia"/>
-          <w:color w:val="1E1E2E"/>
+          <w:color w:val="3D3447"/>
           <w:sz w:val="22"/>
           <w:szCs w:val="22"/>
         </w:rPr>
@@ -5485,12 +5620,10 @@
           <w:ilvl w:val="0"/>
           <w:numId w:val="7"/>
         </w:numPr>
-        <w:spacing w:before="45" w:after="45"/>
-        <w:ind w:left="1260" w:right="540"/>
-        <w:divId w:val="389618325"/>
-        <w:rPr>
-          <w:rFonts w:ascii="Yu Gothic UI" w:eastAsia="Yu Gothic UI" w:hAnsi="Yu Gothic UI" w:hint="eastAsia"/>
-          <w:color w:val="1E1E2E"/>
+        <w:spacing w:before="100" w:beforeAutospacing="1" w:after="100" w:afterAutospacing="1"/>
+        <w:rPr>
+          <w:rFonts w:ascii="Yu Gothic UI" w:eastAsia="Yu Gothic UI" w:hAnsi="Yu Gothic UI" w:hint="eastAsia"/>
+          <w:color w:val="3D3447"/>
           <w:sz w:val="22"/>
           <w:szCs w:val="22"/>
         </w:rPr>
@@ -5498,7 +5631,7 @@
       <w:r>
         <w:rPr>
           <w:rFonts w:ascii="Segoe UI Symbol" w:eastAsia="Yu Gothic UI" w:hAnsi="Segoe UI Symbol" w:cs="Segoe UI Symbol"/>
-          <w:color w:val="1E1E2E"/>
+          <w:color w:val="3D3447"/>
           <w:sz w:val="22"/>
           <w:szCs w:val="22"/>
         </w:rPr>
@@ -5507,7 +5640,7 @@
       <w:r>
         <w:rPr>
           <w:rFonts w:ascii="Yu Gothic UI" w:eastAsia="Yu Gothic UI" w:hAnsi="Yu Gothic UI" w:hint="eastAsia"/>
-          <w:color w:val="1E1E2E"/>
+          <w:color w:val="3D3447"/>
           <w:sz w:val="22"/>
           <w:szCs w:val="22"/>
         </w:rPr>
@@ -5517,7 +5650,7 @@
         <w:rPr>
           <w:rStyle w:val="a5"/>
           <w:rFonts w:ascii="Yu Gothic UI" w:eastAsia="Yu Gothic UI" w:hAnsi="Yu Gothic UI" w:hint="eastAsia"/>
-          <w:color w:val="1E1E2E"/>
+          <w:color w:val="3D3447"/>
           <w:sz w:val="22"/>
           <w:szCs w:val="22"/>
         </w:rPr>
@@ -5527,19 +5660,17 @@
     <w:p>
       <w:pPr>
         <w:pStyle w:val="Web"/>
-        <w:ind w:left="540" w:right="540"/>
-        <w:divId w:val="389618325"/>
-        <w:rPr>
-          <w:rFonts w:ascii="Yu Gothic UI" w:eastAsia="Yu Gothic UI" w:hAnsi="Yu Gothic UI" w:hint="eastAsia"/>
-          <w:color w:val="1E1E2E"/>
-          <w:sz w:val="22"/>
-          <w:szCs w:val="22"/>
-        </w:rPr>
-      </w:pPr>
-      <w:r>
-        <w:rPr>
-          <w:rFonts w:ascii="Yu Gothic UI" w:eastAsia="Yu Gothic UI" w:hAnsi="Yu Gothic UI" w:hint="eastAsia"/>
-          <w:color w:val="1E1E2E"/>
+        <w:rPr>
+          <w:rFonts w:ascii="Yu Gothic UI" w:eastAsia="Yu Gothic UI" w:hAnsi="Yu Gothic UI" w:hint="eastAsia"/>
+          <w:color w:val="3D3447"/>
+          <w:sz w:val="22"/>
+          <w:szCs w:val="22"/>
+        </w:rPr>
+      </w:pPr>
+      <w:r>
+        <w:rPr>
+          <w:rFonts w:ascii="Yu Gothic UI" w:eastAsia="Yu Gothic UI" w:hAnsi="Yu Gothic UI" w:hint="eastAsia"/>
+          <w:color w:val="3D3447"/>
           <w:sz w:val="22"/>
           <w:szCs w:val="22"/>
         </w:rPr>
@@ -5549,7 +5680,7 @@
         <w:rPr>
           <w:rStyle w:val="a5"/>
           <w:rFonts w:ascii="Yu Gothic UI" w:eastAsia="Yu Gothic UI" w:hAnsi="Yu Gothic UI" w:hint="eastAsia"/>
-          <w:color w:val="1E1E2E"/>
+          <w:color w:val="3D3447"/>
           <w:sz w:val="22"/>
           <w:szCs w:val="22"/>
         </w:rPr>
@@ -5558,7 +5689,179 @@
       <w:r>
         <w:rPr>
           <w:rFonts w:ascii="Yu Gothic UI" w:eastAsia="Yu Gothic UI" w:hAnsi="Yu Gothic UI" w:hint="eastAsia"/>
-          <w:color w:val="1E1E2E"/>
+          <w:color w:val="3D3447"/>
+          <w:sz w:val="22"/>
+          <w:szCs w:val="22"/>
+        </w:rPr>
+        <w:t xml:space="preserve"> (It processes Ollama </w:t>
+      </w:r>
+      <w:r>
+        <w:rPr>
+          <w:rFonts w:ascii="Yu Gothic UI" w:eastAsia="Yu Gothic UI" w:hAnsi="Yu Gothic UI" w:hint="eastAsia"/>
+          <w:color w:val="3D3447"/>
+          <w:sz w:val="22"/>
+          <w:szCs w:val="22"/>
+        </w:rPr>
+        <w:t>→</w:t>
+      </w:r>
+      <w:r>
+        <w:rPr>
+          <w:rFonts w:ascii="Yu Gothic UI" w:eastAsia="Yu Gothic UI" w:hAnsi="Yu Gothic UI" w:hint="eastAsia"/>
+          <w:color w:val="3D3447"/>
+          <w:sz w:val="22"/>
+          <w:szCs w:val="22"/>
+        </w:rPr>
+        <w:t xml:space="preserve"> OpenWebUI in order, and if one fails it still reports the other's result clearly.)</w:t>
+      </w:r>
+    </w:p>
+    <w:p>
+      <w:pPr>
+        <w:pStyle w:val="Web"/>
+        <w:shd w:val="clear" w:color="auto" w:fill="FBE3F1"/>
+        <w:divId w:val="1994479973"/>
+        <w:rPr>
+          <w:rFonts w:ascii="Yu Gothic UI" w:eastAsia="Yu Gothic UI" w:hAnsi="Yu Gothic UI" w:hint="eastAsia"/>
+          <w:color w:val="3D3447"/>
+          <w:sz w:val="22"/>
+          <w:szCs w:val="22"/>
+        </w:rPr>
+      </w:pPr>
+      <w:r>
+        <w:rPr>
+          <w:rFonts w:ascii="Yu Gothic UI" w:eastAsia="Yu Gothic UI" w:hAnsi="Yu Gothic UI" w:hint="eastAsia"/>
+          <w:color w:val="3D3447"/>
+          <w:sz w:val="22"/>
+          <w:szCs w:val="22"/>
+        </w:rPr>
+        <w:t>In "Create variant" (new creation), saving to Ollama is mandatory, so "Save to Ollama" is always ON (shown grayed out).</w:t>
+      </w:r>
+    </w:p>
+    <w:p>
+      <w:pPr>
+        <w:pStyle w:val="3"/>
+        <w:rPr>
+          <w:rFonts w:ascii="Yu Gothic UI" w:eastAsia="Yu Gothic UI" w:hAnsi="Yu Gothic UI" w:hint="eastAsia"/>
+        </w:rPr>
+      </w:pPr>
+      <w:r>
+        <w:rPr>
+          <w:rFonts w:ascii="Yu Gothic UI" w:eastAsia="Yu Gothic UI" w:hAnsi="Yu Gothic UI" w:hint="eastAsia"/>
+        </w:rPr>
+        <w:t>Models brand-new to OpenWebUI are registered automatically</w:t>
+      </w:r>
+    </w:p>
+    <w:p>
+      <w:pPr>
+        <w:pStyle w:val="Web"/>
+        <w:rPr>
+          <w:rFonts w:ascii="Yu Gothic UI" w:eastAsia="Yu Gothic UI" w:hAnsi="Yu Gothic UI" w:hint="eastAsia"/>
+          <w:color w:val="3D3447"/>
+          <w:sz w:val="22"/>
+          <w:szCs w:val="22"/>
+        </w:rPr>
+      </w:pPr>
+      <w:r>
+        <w:rPr>
+          <w:rFonts w:ascii="Yu Gothic UI" w:eastAsia="Yu Gothic UI" w:hAnsi="Yu Gothic UI" w:hint="eastAsia"/>
+          <w:color w:val="3D3447"/>
+          <w:sz w:val="22"/>
+          <w:szCs w:val="22"/>
+        </w:rPr>
+        <w:t xml:space="preserve">OpenWebUI treats any model you've never touched in its admin panel as an "unknown model." Because of this, you previously had to </w:t>
+      </w:r>
+      <w:r>
+        <w:rPr>
+          <w:rStyle w:val="a5"/>
+          <w:rFonts w:ascii="Yu Gothic UI" w:eastAsia="Yu Gothic UI" w:hAnsi="Yu Gothic UI" w:hint="eastAsia"/>
+          <w:color w:val="3D3447"/>
+          <w:sz w:val="22"/>
+          <w:szCs w:val="22"/>
+        </w:rPr>
+        <w:t>manually save the model once in the OpenWebUI admin panel</w:t>
+      </w:r>
+      <w:r>
+        <w:rPr>
+          <w:rFonts w:ascii="Yu Gothic UI" w:eastAsia="Yu Gothic UI" w:hAnsi="Yu Gothic UI" w:hint="eastAsia"/>
+          <w:color w:val="3D3447"/>
+          <w:sz w:val="22"/>
+          <w:szCs w:val="22"/>
+        </w:rPr>
+        <w:t xml:space="preserve"> before sending it a prompt for the first time (a so-called "first-time registration").</w:t>
+      </w:r>
+    </w:p>
+    <w:p>
+      <w:pPr>
+        <w:pStyle w:val="Web"/>
+        <w:rPr>
+          <w:rFonts w:ascii="Yu Gothic UI" w:eastAsia="Yu Gothic UI" w:hAnsi="Yu Gothic UI" w:hint="eastAsia"/>
+          <w:color w:val="3D3447"/>
+          <w:sz w:val="22"/>
+          <w:szCs w:val="22"/>
+        </w:rPr>
+      </w:pPr>
+      <w:r>
+        <w:rPr>
+          <w:rStyle w:val="a5"/>
+          <w:rFonts w:ascii="Yu Gothic UI" w:eastAsia="Yu Gothic UI" w:hAnsi="Yu Gothic UI" w:hint="eastAsia"/>
+          <w:color w:val="3D3447"/>
+          <w:sz w:val="22"/>
+          <w:szCs w:val="22"/>
+        </w:rPr>
+        <w:t>ModeColle automates this step.</w:t>
+      </w:r>
+      <w:r>
+        <w:rPr>
+          <w:rFonts w:ascii="Yu Gothic UI" w:eastAsia="Yu Gothic UI" w:hAnsi="Yu Gothic UI" w:hint="eastAsia"/>
+          <w:color w:val="3D3447"/>
+          <w:sz w:val="22"/>
+          <w:szCs w:val="22"/>
+        </w:rPr>
+        <w:t xml:space="preserve"> If the model you're saving doesn't exist on the OpenWebUI side yet, ModeColle registers it automatically and then writes the prompt. You don't need to open the admin panel to prepare anything. Just check the box and save </w:t>
+      </w:r>
+      <w:r>
+        <w:rPr>
+          <w:rFonts w:ascii="Yu Gothic UI" w:eastAsia="Yu Gothic UI" w:hAnsi="Yu Gothic UI" w:hint="eastAsia"/>
+          <w:color w:val="3D3447"/>
+          <w:sz w:val="22"/>
+          <w:szCs w:val="22"/>
+        </w:rPr>
+        <w:t>—</w:t>
+      </w:r>
+      <w:r>
+        <w:rPr>
+          <w:rFonts w:ascii="Yu Gothic UI" w:eastAsia="Yu Gothic UI" w:hAnsi="Yu Gothic UI" w:hint="eastAsia"/>
+          <w:color w:val="3D3447"/>
+          <w:sz w:val="22"/>
+          <w:szCs w:val="22"/>
+        </w:rPr>
+        <w:t xml:space="preserve"> done.</w:t>
+      </w:r>
+    </w:p>
+    <w:p>
+      <w:pPr>
+        <w:pStyle w:val="Web"/>
+        <w:shd w:val="clear" w:color="auto" w:fill="FBE3F1"/>
+        <w:divId w:val="483812551"/>
+        <w:rPr>
+          <w:rFonts w:ascii="Yu Gothic UI" w:eastAsia="Yu Gothic UI" w:hAnsi="Yu Gothic UI" w:hint="eastAsia"/>
+          <w:color w:val="3D3447"/>
+          <w:sz w:val="22"/>
+          <w:szCs w:val="22"/>
+        </w:rPr>
+      </w:pPr>
+      <w:r>
+        <w:rPr>
+          <w:rFonts w:ascii="Segoe UI Emoji" w:eastAsia="Yu Gothic UI" w:hAnsi="Segoe UI Emoji" w:cs="Segoe UI Emoji"/>
+          <w:color w:val="3D3447"/>
+          <w:sz w:val="22"/>
+          <w:szCs w:val="22"/>
+        </w:rPr>
+        <w:t>💡</w:t>
+      </w:r>
+      <w:r>
+        <w:rPr>
+          <w:rFonts w:ascii="Yu Gothic UI" w:eastAsia="Yu Gothic UI" w:hAnsi="Yu Gothic UI" w:hint="eastAsia"/>
+          <w:color w:val="3D3447"/>
           <w:sz w:val="22"/>
           <w:szCs w:val="22"/>
         </w:rPr>
@@ -5566,17 +5869,19 @@
       </w:r>
       <w:r>
         <w:rPr>
-          <w:rFonts w:ascii="Yu Gothic UI" w:eastAsia="Yu Gothic UI" w:hAnsi="Yu Gothic UI" w:hint="eastAsia"/>
-          <w:color w:val="1E1E2E"/>
-          <w:sz w:val="22"/>
-          <w:szCs w:val="22"/>
-        </w:rPr>
-        <w:t xml:space="preserve">(It processes Ollama </w:t>
-      </w:r>
-      <w:r>
-        <w:rPr>
-          <w:rFonts w:ascii="Yu Gothic UI" w:eastAsia="Yu Gothic UI" w:hAnsi="Yu Gothic UI" w:hint="eastAsia"/>
-          <w:color w:val="1E1E2E"/>
+          <w:rStyle w:val="a5"/>
+          <w:rFonts w:ascii="Yu Gothic UI" w:eastAsia="Yu Gothic UI" w:hAnsi="Yu Gothic UI" w:hint="eastAsia"/>
+          <w:color w:val="3D3447"/>
+          <w:sz w:val="22"/>
+          <w:szCs w:val="22"/>
+        </w:rPr>
+        <w:t xml:space="preserve">Saved it, but it doesn't show up in OpenWebUI? </w:t>
+      </w:r>
+      <w:r>
+        <w:rPr>
+          <w:rStyle w:val="a5"/>
+          <w:rFonts w:ascii="Yu Gothic UI" w:eastAsia="Yu Gothic UI" w:hAnsi="Yu Gothic UI" w:hint="eastAsia"/>
+          <w:color w:val="3D3447"/>
           <w:sz w:val="22"/>
           <w:szCs w:val="22"/>
         </w:rPr>
@@ -5584,340 +5889,156 @@
       </w:r>
       <w:r>
         <w:rPr>
-          <w:rFonts w:ascii="Yu Gothic UI" w:eastAsia="Yu Gothic UI" w:hAnsi="Yu Gothic UI" w:hint="eastAsia"/>
-          <w:color w:val="1E1E2E"/>
-          <w:sz w:val="22"/>
-          <w:szCs w:val="22"/>
-        </w:rPr>
-        <w:t xml:space="preserve"> OpenWebUI in order, and if one fails it still reports the other's result clearly.)</w:t>
+          <w:rStyle w:val="a5"/>
+          <w:rFonts w:ascii="Yu Gothic UI" w:eastAsia="Yu Gothic UI" w:hAnsi="Yu Gothic UI" w:hint="eastAsia"/>
+          <w:color w:val="3D3447"/>
+          <w:sz w:val="22"/>
+          <w:szCs w:val="22"/>
+        </w:rPr>
+        <w:t xml:space="preserve"> Refresh the page with F5 </w:t>
+      </w:r>
+      <w:r>
+        <w:rPr>
+          <w:rStyle w:val="a5"/>
+          <w:rFonts w:ascii="Yu Gothic UI" w:eastAsia="Yu Gothic UI" w:hAnsi="Yu Gothic UI" w:hint="eastAsia"/>
+          <w:color w:val="3D3447"/>
+          <w:sz w:val="22"/>
+          <w:szCs w:val="22"/>
+        </w:rPr>
+        <w:t>♡</w:t>
+      </w:r>
+      <w:r>
+        <w:rPr>
+          <w:rFonts w:ascii="Yu Gothic UI" w:eastAsia="Yu Gothic UI" w:hAnsi="Yu Gothic UI" w:hint="eastAsia"/>
+          <w:color w:val="3D3447"/>
+          <w:sz w:val="22"/>
+          <w:szCs w:val="22"/>
+        </w:rPr>
+        <w:t xml:space="preserve"> </w:t>
+      </w:r>
+      <w:r>
+        <w:rPr>
+          <w:rFonts w:ascii="Yu Gothic UI" w:eastAsia="Yu Gothic UI" w:hAnsi="Yu Gothic UI" w:hint="eastAsia"/>
+          <w:color w:val="3D3447"/>
+          <w:sz w:val="22"/>
+          <w:szCs w:val="22"/>
+        </w:rPr>
+        <w:t xml:space="preserve">OpenWebUI's web page does </w:t>
+      </w:r>
+      <w:r>
+        <w:rPr>
+          <w:rStyle w:val="a5"/>
+          <w:rFonts w:ascii="Yu Gothic UI" w:eastAsia="Yu Gothic UI" w:hAnsi="Yu Gothic UI" w:hint="eastAsia"/>
+          <w:color w:val="3D3447"/>
+          <w:sz w:val="22"/>
+          <w:szCs w:val="22"/>
+        </w:rPr>
+        <w:t>not automatically re-display</w:t>
+      </w:r>
+      <w:r>
+        <w:rPr>
+          <w:rFonts w:ascii="Yu Gothic UI" w:eastAsia="Yu Gothic UI" w:hAnsi="Yu Gothic UI" w:hint="eastAsia"/>
+          <w:color w:val="3D3447"/>
+          <w:sz w:val="22"/>
+          <w:szCs w:val="22"/>
+        </w:rPr>
+        <w:t xml:space="preserve"> content written by an external tool like ModeColle. The moment ModeColle saves it and </w:t>
+      </w:r>
+      <w:r>
+        <w:rPr>
+          <w:rFonts w:ascii="Segoe UI Emoji" w:eastAsia="Yu Gothic UI" w:hAnsi="Segoe UI Emoji" w:cs="Segoe UI Emoji"/>
+          <w:color w:val="3D3447"/>
+          <w:sz w:val="22"/>
+          <w:szCs w:val="22"/>
+        </w:rPr>
+        <w:t>🌐</w:t>
+      </w:r>
+      <w:r>
+        <w:rPr>
+          <w:rFonts w:ascii="Yu Gothic UI" w:eastAsia="Yu Gothic UI" w:hAnsi="Yu Gothic UI" w:hint="eastAsia"/>
+          <w:color w:val="3D3447"/>
+          <w:sz w:val="22"/>
+          <w:szCs w:val="22"/>
+        </w:rPr>
+        <w:t xml:space="preserve"> appears, the data is already inside OpenWebUI. To check the contents in the admin panel, </w:t>
+      </w:r>
+      <w:r>
+        <w:rPr>
+          <w:rStyle w:val="a5"/>
+          <w:rFonts w:ascii="Yu Gothic UI" w:eastAsia="Yu Gothic UI" w:hAnsi="Yu Gothic UI" w:hint="eastAsia"/>
+          <w:color w:val="3D3447"/>
+          <w:sz w:val="22"/>
+          <w:szCs w:val="22"/>
+        </w:rPr>
+        <w:t>reload the page (F5, or reopen the model)</w:t>
+      </w:r>
+      <w:r>
+        <w:rPr>
+          <w:rFonts w:ascii="Yu Gothic UI" w:eastAsia="Yu Gothic UI" w:hAnsi="Yu Gothic UI" w:hint="eastAsia"/>
+          <w:color w:val="3D3447"/>
+          <w:sz w:val="22"/>
+          <w:szCs w:val="22"/>
+        </w:rPr>
+        <w:t xml:space="preserve"> and the latest content will be there.</w:t>
+      </w:r>
+    </w:p>
+    <w:p>
+      <w:pPr>
+        <w:pStyle w:val="3"/>
+        <w:rPr>
+          <w:rFonts w:ascii="Yu Gothic UI" w:eastAsia="Yu Gothic UI" w:hAnsi="Yu Gothic UI" w:hint="eastAsia"/>
+        </w:rPr>
+      </w:pPr>
+      <w:r>
+        <w:rPr>
+          <w:rFonts w:ascii="Yu Gothic UI" w:eastAsia="Yu Gothic UI" w:hAnsi="Yu Gothic UI" w:hint="eastAsia"/>
+        </w:rPr>
+        <w:t>Automatic name tags (when creating new)</w:t>
       </w:r>
     </w:p>
     <w:p>
       <w:pPr>
         <w:pStyle w:val="Web"/>
-        <w:shd w:val="clear" w:color="auto" w:fill="FEF9F3"/>
-        <w:ind w:left="540" w:right="540"/>
-        <w:divId w:val="9915199"/>
-        <w:rPr>
-          <w:rFonts w:ascii="Yu Gothic UI" w:eastAsia="Yu Gothic UI" w:hAnsi="Yu Gothic UI" w:hint="eastAsia"/>
-          <w:color w:val="4C4F69"/>
-          <w:sz w:val="22"/>
-          <w:szCs w:val="22"/>
-        </w:rPr>
-      </w:pPr>
-      <w:r>
-        <w:rPr>
-          <w:rFonts w:ascii="Yu Gothic UI" w:eastAsia="Yu Gothic UI" w:hAnsi="Yu Gothic UI" w:hint="eastAsia"/>
-          <w:color w:val="4C4F69"/>
-          <w:sz w:val="22"/>
-          <w:szCs w:val="22"/>
-        </w:rPr>
-        <w:t>In "Create variant" (new creation), saving to Ollama is mandatory, so "Save to Ollama" is always ON (shown grayed out).</w:t>
-      </w:r>
-    </w:p>
-    <w:p>
-      <w:pPr>
-        <w:pStyle w:val="3"/>
-        <w:divId w:val="389618325"/>
-        <w:rPr>
-          <w:rFonts w:ascii="Yu Gothic UI" w:eastAsia="Yu Gothic UI" w:hAnsi="Yu Gothic UI" w:hint="eastAsia"/>
-        </w:rPr>
-      </w:pPr>
-      <w:r>
-        <w:rPr>
-          <w:rFonts w:ascii="Yu Gothic UI" w:eastAsia="Yu Gothic UI" w:hAnsi="Yu Gothic UI" w:hint="eastAsia"/>
-        </w:rPr>
-        <w:t>Models brand-new to OpenWebUI are registered automatically</w:t>
-      </w:r>
-    </w:p>
-    <w:p>
-      <w:pPr>
-        <w:pStyle w:val="Web"/>
-        <w:ind w:left="540" w:right="540"/>
-        <w:divId w:val="389618325"/>
-        <w:rPr>
-          <w:rFonts w:ascii="Yu Gothic UI" w:eastAsia="Yu Gothic UI" w:hAnsi="Yu Gothic UI" w:hint="eastAsia"/>
-          <w:color w:val="1E1E2E"/>
-          <w:sz w:val="22"/>
-          <w:szCs w:val="22"/>
-        </w:rPr>
-      </w:pPr>
-      <w:r>
-        <w:rPr>
-          <w:rFonts w:ascii="Yu Gothic UI" w:eastAsia="Yu Gothic UI" w:hAnsi="Yu Gothic UI" w:hint="eastAsia"/>
-          <w:color w:val="1E1E2E"/>
-          <w:sz w:val="22"/>
-          <w:szCs w:val="22"/>
-        </w:rPr>
-        <w:t xml:space="preserve">OpenWebUI treats any model you've never touched in its admin panel as an "unknown model." Because of this, you previously had to </w:t>
+        <w:rPr>
+          <w:rFonts w:ascii="Yu Gothic UI" w:eastAsia="Yu Gothic UI" w:hAnsi="Yu Gothic UI" w:hint="eastAsia"/>
+          <w:color w:val="3D3447"/>
+          <w:sz w:val="22"/>
+          <w:szCs w:val="22"/>
+        </w:rPr>
+      </w:pPr>
+      <w:r>
+        <w:rPr>
+          <w:rFonts w:ascii="Yu Gothic UI" w:eastAsia="Yu Gothic UI" w:hAnsi="Yu Gothic UI" w:hint="eastAsia"/>
+          <w:color w:val="3D3447"/>
+          <w:sz w:val="22"/>
+          <w:szCs w:val="22"/>
+        </w:rPr>
+        <w:t xml:space="preserve">When you </w:t>
       </w:r>
       <w:r>
         <w:rPr>
           <w:rStyle w:val="a5"/>
           <w:rFonts w:ascii="Yu Gothic UI" w:eastAsia="Yu Gothic UI" w:hAnsi="Yu Gothic UI" w:hint="eastAsia"/>
-          <w:color w:val="1E1E2E"/>
-          <w:sz w:val="22"/>
-          <w:szCs w:val="22"/>
-        </w:rPr>
-        <w:t>manually save the model once in the OpenWebUI admin panel</w:t>
-      </w:r>
-      <w:r>
-        <w:rPr>
-          <w:rFonts w:ascii="Yu Gothic UI" w:eastAsia="Yu Gothic UI" w:hAnsi="Yu Gothic UI" w:hint="eastAsia"/>
-          <w:color w:val="1E1E2E"/>
-          <w:sz w:val="22"/>
-          <w:szCs w:val="22"/>
-        </w:rPr>
-        <w:t xml:space="preserve"> before sending it a prompt for the first time (a so-called "first-time registration").</w:t>
-      </w:r>
-    </w:p>
-    <w:p>
-      <w:pPr>
-        <w:pStyle w:val="Web"/>
-        <w:ind w:left="540" w:right="540"/>
-        <w:divId w:val="389618325"/>
-        <w:rPr>
-          <w:rFonts w:ascii="Yu Gothic UI" w:eastAsia="Yu Gothic UI" w:hAnsi="Yu Gothic UI" w:hint="eastAsia"/>
-          <w:color w:val="1E1E2E"/>
-          <w:sz w:val="22"/>
-          <w:szCs w:val="22"/>
-        </w:rPr>
-      </w:pPr>
+          <w:color w:val="3D3447"/>
+          <w:sz w:val="22"/>
+          <w:szCs w:val="22"/>
+        </w:rPr>
+        <w:t>create a new</w:t>
+      </w:r>
+      <w:r>
+        <w:rPr>
+          <w:rFonts w:ascii="Yu Gothic UI" w:eastAsia="Yu Gothic UI" w:hAnsi="Yu Gothic UI" w:hint="eastAsia"/>
+          <w:color w:val="3D3447"/>
+          <w:sz w:val="22"/>
+          <w:szCs w:val="22"/>
+        </w:rPr>
+        <w:t xml:space="preserve"> model via "Create variant," a </w:t>
+      </w:r>
       <w:r>
         <w:rPr>
           <w:rStyle w:val="a5"/>
           <w:rFonts w:ascii="Yu Gothic UI" w:eastAsia="Yu Gothic UI" w:hAnsi="Yu Gothic UI" w:hint="eastAsia"/>
-          <w:color w:val="1E1E2E"/>
-          <w:sz w:val="22"/>
-          <w:szCs w:val="22"/>
-        </w:rPr>
-        <w:t>ModeColle automates this step.</w:t>
-      </w:r>
-      <w:r>
-        <w:rPr>
-          <w:rFonts w:ascii="Yu Gothic UI" w:eastAsia="Yu Gothic UI" w:hAnsi="Yu Gothic UI" w:hint="eastAsia"/>
-          <w:color w:val="1E1E2E"/>
-          <w:sz w:val="22"/>
-          <w:szCs w:val="22"/>
-        </w:rPr>
-        <w:t xml:space="preserve"> If the model you're saving doesn't exist on the OpenWebUI side yet, ModeColle registers it automatically and then writes the prompt. You don't need to open the admin panel to prepare anything. Just check the box and save </w:t>
-      </w:r>
-      <w:r>
-        <w:rPr>
-          <w:rFonts w:ascii="Yu Gothic UI" w:eastAsia="Yu Gothic UI" w:hAnsi="Yu Gothic UI" w:hint="eastAsia"/>
-          <w:color w:val="1E1E2E"/>
-          <w:sz w:val="22"/>
-          <w:szCs w:val="22"/>
-        </w:rPr>
-        <w:t>—</w:t>
-      </w:r>
-      <w:r>
-        <w:rPr>
-          <w:rFonts w:ascii="Yu Gothic UI" w:eastAsia="Yu Gothic UI" w:hAnsi="Yu Gothic UI" w:hint="eastAsia"/>
-          <w:color w:val="1E1E2E"/>
-          <w:sz w:val="22"/>
-          <w:szCs w:val="22"/>
-        </w:rPr>
-        <w:t xml:space="preserve"> done.</w:t>
-      </w:r>
-    </w:p>
-    <w:p>
-      <w:pPr>
-        <w:pStyle w:val="Web"/>
-        <w:shd w:val="clear" w:color="auto" w:fill="FEF9F3"/>
-        <w:ind w:left="540" w:right="540"/>
-        <w:divId w:val="1457991475"/>
-        <w:rPr>
-          <w:rFonts w:ascii="Yu Gothic UI" w:eastAsia="Yu Gothic UI" w:hAnsi="Yu Gothic UI" w:hint="eastAsia"/>
-          <w:color w:val="4C4F69"/>
-          <w:sz w:val="22"/>
-          <w:szCs w:val="22"/>
-        </w:rPr>
-      </w:pPr>
-      <w:r>
-        <w:rPr>
-          <w:rFonts w:ascii="Segoe UI Emoji" w:eastAsia="Yu Gothic UI" w:hAnsi="Segoe UI Emoji" w:cs="Segoe UI Emoji"/>
-          <w:color w:val="4C4F69"/>
-          <w:sz w:val="22"/>
-          <w:szCs w:val="22"/>
-        </w:rPr>
-        <w:t>💡</w:t>
-      </w:r>
-      <w:r>
-        <w:rPr>
-          <w:rFonts w:ascii="Yu Gothic UI" w:eastAsia="Yu Gothic UI" w:hAnsi="Yu Gothic UI" w:hint="eastAsia"/>
-          <w:color w:val="4C4F69"/>
-          <w:sz w:val="22"/>
-          <w:szCs w:val="22"/>
-        </w:rPr>
-        <w:t xml:space="preserve"> </w:t>
-      </w:r>
-      <w:r>
-        <w:rPr>
-          <w:rStyle w:val="a5"/>
-          <w:rFonts w:ascii="Yu Gothic UI" w:eastAsia="Yu Gothic UI" w:hAnsi="Yu Gothic UI" w:hint="eastAsia"/>
-          <w:color w:val="4C4F69"/>
-          <w:sz w:val="22"/>
-          <w:szCs w:val="22"/>
-        </w:rPr>
-        <w:t xml:space="preserve">Saved it, but it doesn't show up in OpenWebUI? </w:t>
-      </w:r>
-      <w:r>
-        <w:rPr>
-          <w:rStyle w:val="a5"/>
-          <w:rFonts w:ascii="Yu Gothic UI" w:eastAsia="Yu Gothic UI" w:hAnsi="Yu Gothic UI" w:hint="eastAsia"/>
-          <w:color w:val="4C4F69"/>
-          <w:sz w:val="22"/>
-          <w:szCs w:val="22"/>
-        </w:rPr>
-        <w:t>→</w:t>
-      </w:r>
-      <w:r>
-        <w:rPr>
-          <w:rStyle w:val="a5"/>
-          <w:rFonts w:ascii="Yu Gothic UI" w:eastAsia="Yu Gothic UI" w:hAnsi="Yu Gothic UI" w:hint="eastAsia"/>
-          <w:color w:val="4C4F69"/>
-          <w:sz w:val="22"/>
-          <w:szCs w:val="22"/>
-        </w:rPr>
-        <w:t xml:space="preserve"> Refresh the page with F5 </w:t>
-      </w:r>
-      <w:r>
-        <w:rPr>
-          <w:rStyle w:val="a5"/>
-          <w:rFonts w:ascii="Yu Gothic UI" w:eastAsia="Yu Gothic UI" w:hAnsi="Yu Gothic UI" w:hint="eastAsia"/>
-          <w:color w:val="4C4F69"/>
-          <w:sz w:val="22"/>
-          <w:szCs w:val="22"/>
-        </w:rPr>
-        <w:t>♡</w:t>
-      </w:r>
-      <w:r>
-        <w:rPr>
-          <w:rFonts w:ascii="Yu Gothic UI" w:eastAsia="Yu Gothic UI" w:hAnsi="Yu Gothic UI" w:hint="eastAsia"/>
-          <w:color w:val="4C4F69"/>
-          <w:sz w:val="22"/>
-          <w:szCs w:val="22"/>
-        </w:rPr>
-        <w:t xml:space="preserve"> OpenWebUI's web page does </w:t>
-      </w:r>
-      <w:r>
-        <w:rPr>
-          <w:rStyle w:val="a5"/>
-          <w:rFonts w:ascii="Yu Gothic UI" w:eastAsia="Yu Gothic UI" w:hAnsi="Yu Gothic UI" w:hint="eastAsia"/>
-          <w:color w:val="4C4F69"/>
-          <w:sz w:val="22"/>
-          <w:szCs w:val="22"/>
-        </w:rPr>
-        <w:t>not automatically re-display</w:t>
-      </w:r>
-      <w:r>
-        <w:rPr>
-          <w:rFonts w:ascii="Yu Gothic UI" w:eastAsia="Yu Gothic UI" w:hAnsi="Yu Gothic UI" w:hint="eastAsia"/>
-          <w:color w:val="4C4F69"/>
-          <w:sz w:val="22"/>
-          <w:szCs w:val="22"/>
-        </w:rPr>
-        <w:t xml:space="preserve"> content written by an external tool like ModeColle. The moment ModeColle saves it and </w:t>
-      </w:r>
-      <w:r>
-        <w:rPr>
-          <w:rFonts w:ascii="Segoe UI Emoji" w:eastAsia="Yu Gothic UI" w:hAnsi="Segoe UI Emoji" w:cs="Segoe UI Emoji"/>
-          <w:color w:val="4C4F69"/>
-          <w:sz w:val="22"/>
-          <w:szCs w:val="22"/>
-        </w:rPr>
-        <w:t>🌐</w:t>
-      </w:r>
-      <w:r>
-        <w:rPr>
-          <w:rFonts w:ascii="Yu Gothic UI" w:eastAsia="Yu Gothic UI" w:hAnsi="Yu Gothic UI" w:hint="eastAsia"/>
-          <w:color w:val="4C4F69"/>
-          <w:sz w:val="22"/>
-          <w:szCs w:val="22"/>
-        </w:rPr>
-        <w:t xml:space="preserve"> appears, the data is already inside OpenWebUI. To check the contents in the admin panel, </w:t>
-      </w:r>
-      <w:r>
-        <w:rPr>
-          <w:rStyle w:val="a5"/>
-          <w:rFonts w:ascii="Yu Gothic UI" w:eastAsia="Yu Gothic UI" w:hAnsi="Yu Gothic UI" w:hint="eastAsia"/>
-          <w:color w:val="4C4F69"/>
-          <w:sz w:val="22"/>
-          <w:szCs w:val="22"/>
-        </w:rPr>
-        <w:t>reload the page (F5, or reopen the model)</w:t>
-      </w:r>
-      <w:r>
-        <w:rPr>
-          <w:rFonts w:ascii="Yu Gothic UI" w:eastAsia="Yu Gothic UI" w:hAnsi="Yu Gothic UI" w:hint="eastAsia"/>
-          <w:color w:val="4C4F69"/>
-          <w:sz w:val="22"/>
-          <w:szCs w:val="22"/>
-        </w:rPr>
-        <w:t xml:space="preserve"> and the latest content will be there.</w:t>
-      </w:r>
-    </w:p>
-    <w:p>
-      <w:pPr>
-        <w:pStyle w:val="3"/>
-        <w:divId w:val="389618325"/>
-        <w:rPr>
-          <w:rFonts w:ascii="Yu Gothic UI" w:eastAsia="Yu Gothic UI" w:hAnsi="Yu Gothic UI" w:hint="eastAsia"/>
-        </w:rPr>
-      </w:pPr>
-      <w:r>
-        <w:rPr>
-          <w:rFonts w:ascii="Yu Gothic UI" w:eastAsia="Yu Gothic UI" w:hAnsi="Yu Gothic UI" w:hint="eastAsia"/>
-        </w:rPr>
-        <w:t>Automatic name tags (when creating new)</w:t>
-      </w:r>
-    </w:p>
-    <w:p>
-      <w:pPr>
-        <w:pStyle w:val="Web"/>
-        <w:ind w:left="540" w:right="540"/>
-        <w:divId w:val="389618325"/>
-        <w:rPr>
-          <w:rFonts w:ascii="Yu Gothic UI" w:eastAsia="Yu Gothic UI" w:hAnsi="Yu Gothic UI" w:hint="eastAsia"/>
-          <w:color w:val="1E1E2E"/>
-          <w:sz w:val="22"/>
-          <w:szCs w:val="22"/>
-        </w:rPr>
-      </w:pPr>
-      <w:r>
-        <w:rPr>
-          <w:rFonts w:ascii="Yu Gothic UI" w:eastAsia="Yu Gothic UI" w:hAnsi="Yu Gothic UI" w:hint="eastAsia"/>
-          <w:color w:val="1E1E2E"/>
-          <w:sz w:val="22"/>
-          <w:szCs w:val="22"/>
-        </w:rPr>
-        <w:t xml:space="preserve">When you </w:t>
-      </w:r>
-      <w:r>
-        <w:rPr>
-          <w:rStyle w:val="a5"/>
-          <w:rFonts w:ascii="Yu Gothic UI" w:eastAsia="Yu Gothic UI" w:hAnsi="Yu Gothic UI" w:hint="eastAsia"/>
-          <w:color w:val="1E1E2E"/>
-          <w:sz w:val="22"/>
-          <w:szCs w:val="22"/>
-        </w:rPr>
-        <w:t>create a new</w:t>
-      </w:r>
-      <w:r>
-        <w:rPr>
-          <w:rFonts w:ascii="Yu Gothic UI" w:eastAsia="Yu Gothic UI" w:hAnsi="Yu Gothic UI" w:hint="eastAsia"/>
-          <w:color w:val="1E1E2E"/>
-          <w:sz w:val="22"/>
-          <w:szCs w:val="22"/>
-        </w:rPr>
-        <w:t xml:space="preserve"> model via "Create variant," a </w:t>
-      </w:r>
-      <w:r>
-        <w:rPr>
-          <w:rStyle w:val="a5"/>
-          <w:rFonts w:ascii="Yu Gothic UI" w:eastAsia="Yu Gothic UI" w:hAnsi="Yu Gothic UI" w:hint="eastAsia"/>
-          <w:color w:val="1E1E2E"/>
+          <w:color w:val="3D3447"/>
           <w:sz w:val="22"/>
           <w:szCs w:val="22"/>
         </w:rPr>
@@ -5926,7 +6047,7 @@
       <w:r>
         <w:rPr>
           <w:rFonts w:ascii="Yu Gothic UI" w:eastAsia="Yu Gothic UI" w:hAnsi="Yu Gothic UI" w:hint="eastAsia"/>
-          <w:color w:val="1E1E2E"/>
+          <w:color w:val="3D3447"/>
           <w:sz w:val="22"/>
           <w:szCs w:val="22"/>
         </w:rPr>
@@ -5945,36 +6066,36 @@
         <w:tblLook w:val="04A0" w:firstRow="1" w:lastRow="0" w:firstColumn="1" w:lastColumn="0" w:noHBand="0" w:noVBand="1"/>
       </w:tblPr>
       <w:tblGrid>
-        <w:gridCol w:w="2665"/>
-        <w:gridCol w:w="1841"/>
-        <w:gridCol w:w="3982"/>
+        <w:gridCol w:w="2459"/>
+        <w:gridCol w:w="1698"/>
+        <w:gridCol w:w="4331"/>
       </w:tblGrid>
       <w:tr>
         <w:trPr>
-          <w:divId w:val="389618325"/>
           <w:tblHeader/>
         </w:trPr>
         <w:tc>
           <w:tcPr>
             <w:tcW w:w="0" w:type="auto"/>
             <w:tcBorders>
-              <w:top w:val="single" w:sz="6" w:space="0" w:color="9CA0B0"/>
-              <w:left w:val="single" w:sz="6" w:space="0" w:color="9CA0B0"/>
-              <w:bottom w:val="single" w:sz="6" w:space="0" w:color="9CA0B0"/>
-              <w:right w:val="single" w:sz="6" w:space="0" w:color="9CA0B0"/>
+              <w:top w:val="single" w:sz="6" w:space="0" w:color="C9BDF0"/>
+              <w:left w:val="single" w:sz="6" w:space="0" w:color="C9BDF0"/>
+              <w:bottom w:val="single" w:sz="6" w:space="0" w:color="C9BDF0"/>
+              <w:right w:val="single" w:sz="6" w:space="0" w:color="C9BDF0"/>
             </w:tcBorders>
-            <w:shd w:val="clear" w:color="auto" w:fill="1E66F5"/>
+            <w:shd w:val="clear" w:color="auto" w:fill="8B7EE8"/>
             <w:tcMar>
               <w:top w:w="105" w:type="dxa"/>
               <w:left w:w="150" w:type="dxa"/>
               <w:bottom w:w="105" w:type="dxa"/>
               <w:right w:w="150" w:type="dxa"/>
             </w:tcMar>
+            <w:vAlign w:val="center"/>
             <w:hideMark/>
           </w:tcPr>
           <w:p>
             <w:pPr>
-              <w:spacing w:before="180" w:after="180"/>
+              <w:spacing w:before="150" w:after="150"/>
               <w:rPr>
                 <w:rFonts w:ascii="Yu Gothic UI" w:eastAsia="Yu Gothic UI" w:hAnsi="Yu Gothic UI" w:hint="eastAsia"/>
                 <w:b/>
@@ -6001,23 +6122,24 @@
           <w:tcPr>
             <w:tcW w:w="0" w:type="auto"/>
             <w:tcBorders>
-              <w:top w:val="single" w:sz="6" w:space="0" w:color="9CA0B0"/>
-              <w:left w:val="single" w:sz="6" w:space="0" w:color="9CA0B0"/>
-              <w:bottom w:val="single" w:sz="6" w:space="0" w:color="9CA0B0"/>
-              <w:right w:val="single" w:sz="6" w:space="0" w:color="9CA0B0"/>
+              <w:top w:val="single" w:sz="6" w:space="0" w:color="C9BDF0"/>
+              <w:left w:val="single" w:sz="6" w:space="0" w:color="C9BDF0"/>
+              <w:bottom w:val="single" w:sz="6" w:space="0" w:color="C9BDF0"/>
+              <w:right w:val="single" w:sz="6" w:space="0" w:color="C9BDF0"/>
             </w:tcBorders>
-            <w:shd w:val="clear" w:color="auto" w:fill="1E66F5"/>
+            <w:shd w:val="clear" w:color="auto" w:fill="8B7EE8"/>
             <w:tcMar>
               <w:top w:w="105" w:type="dxa"/>
               <w:left w:w="150" w:type="dxa"/>
               <w:bottom w:w="105" w:type="dxa"/>
               <w:right w:w="150" w:type="dxa"/>
             </w:tcMar>
+            <w:vAlign w:val="center"/>
             <w:hideMark/>
           </w:tcPr>
           <w:p>
             <w:pPr>
-              <w:spacing w:before="180" w:after="180"/>
+              <w:spacing w:before="150" w:after="150"/>
               <w:rPr>
                 <w:rFonts w:ascii="Yu Gothic UI" w:eastAsia="Yu Gothic UI" w:hAnsi="Yu Gothic UI" w:hint="eastAsia"/>
                 <w:b/>
@@ -6044,23 +6166,24 @@
           <w:tcPr>
             <w:tcW w:w="0" w:type="auto"/>
             <w:tcBorders>
-              <w:top w:val="single" w:sz="6" w:space="0" w:color="9CA0B0"/>
-              <w:left w:val="single" w:sz="6" w:space="0" w:color="9CA0B0"/>
-              <w:bottom w:val="single" w:sz="6" w:space="0" w:color="9CA0B0"/>
-              <w:right w:val="single" w:sz="6" w:space="0" w:color="9CA0B0"/>
+              <w:top w:val="single" w:sz="6" w:space="0" w:color="C9BDF0"/>
+              <w:left w:val="single" w:sz="6" w:space="0" w:color="C9BDF0"/>
+              <w:bottom w:val="single" w:sz="6" w:space="0" w:color="C9BDF0"/>
+              <w:right w:val="single" w:sz="6" w:space="0" w:color="C9BDF0"/>
             </w:tcBorders>
-            <w:shd w:val="clear" w:color="auto" w:fill="1E66F5"/>
+            <w:shd w:val="clear" w:color="auto" w:fill="8B7EE8"/>
             <w:tcMar>
               <w:top w:w="105" w:type="dxa"/>
               <w:left w:w="150" w:type="dxa"/>
               <w:bottom w:w="105" w:type="dxa"/>
               <w:right w:w="150" w:type="dxa"/>
             </w:tcMar>
+            <w:vAlign w:val="center"/>
             <w:hideMark/>
           </w:tcPr>
           <w:p>
             <w:pPr>
-              <w:spacing w:before="180" w:after="180"/>
+              <w:spacing w:before="150" w:after="150"/>
               <w:rPr>
                 <w:rFonts w:ascii="Yu Gothic UI" w:eastAsia="Yu Gothic UI" w:hAnsi="Yu Gothic UI" w:hint="eastAsia"/>
                 <w:b/>
@@ -6085,17 +6208,14 @@
         </w:tc>
       </w:tr>
       <w:tr>
-        <w:trPr>
-          <w:divId w:val="389618325"/>
-        </w:trPr>
         <w:tc>
           <w:tcPr>
             <w:tcW w:w="0" w:type="auto"/>
             <w:tcBorders>
-              <w:top w:val="single" w:sz="6" w:space="0" w:color="9CA0B0"/>
-              <w:left w:val="single" w:sz="6" w:space="0" w:color="9CA0B0"/>
-              <w:bottom w:val="single" w:sz="6" w:space="0" w:color="9CA0B0"/>
-              <w:right w:val="single" w:sz="6" w:space="0" w:color="9CA0B0"/>
+              <w:top w:val="single" w:sz="6" w:space="0" w:color="E0D8EE"/>
+              <w:left w:val="single" w:sz="6" w:space="0" w:color="E0D8EE"/>
+              <w:bottom w:val="single" w:sz="6" w:space="0" w:color="E0D8EE"/>
+              <w:right w:val="single" w:sz="6" w:space="0" w:color="E0D8EE"/>
             </w:tcBorders>
             <w:tcMar>
               <w:top w:w="105" w:type="dxa"/>
@@ -6107,10 +6227,10 @@
           </w:tcPr>
           <w:p>
             <w:pPr>
-              <w:spacing w:before="180" w:after="180"/>
-              <w:rPr>
-                <w:rFonts w:ascii="Yu Gothic UI" w:eastAsia="Yu Gothic UI" w:hAnsi="Yu Gothic UI" w:hint="eastAsia"/>
-                <w:color w:val="1E1E2E"/>
+              <w:spacing w:before="150" w:after="150"/>
+              <w:rPr>
+                <w:rFonts w:ascii="Yu Gothic UI" w:eastAsia="Yu Gothic UI" w:hAnsi="Yu Gothic UI" w:hint="eastAsia"/>
+                <w:color w:val="3D3447"/>
                 <w:sz w:val="22"/>
                 <w:szCs w:val="22"/>
               </w:rPr>
@@ -6118,7 +6238,7 @@
             <w:r>
               <w:rPr>
                 <w:rFonts w:ascii="Yu Gothic UI" w:eastAsia="Yu Gothic UI" w:hAnsi="Yu Gothic UI" w:hint="eastAsia"/>
-                <w:color w:val="1E1E2E"/>
+                <w:color w:val="3D3447"/>
                 <w:sz w:val="22"/>
                 <w:szCs w:val="22"/>
               </w:rPr>
@@ -6130,10 +6250,10 @@
           <w:tcPr>
             <w:tcW w:w="0" w:type="auto"/>
             <w:tcBorders>
-              <w:top w:val="single" w:sz="6" w:space="0" w:color="9CA0B0"/>
-              <w:left w:val="single" w:sz="6" w:space="0" w:color="9CA0B0"/>
-              <w:bottom w:val="single" w:sz="6" w:space="0" w:color="9CA0B0"/>
-              <w:right w:val="single" w:sz="6" w:space="0" w:color="9CA0B0"/>
+              <w:top w:val="single" w:sz="6" w:space="0" w:color="E0D8EE"/>
+              <w:left w:val="single" w:sz="6" w:space="0" w:color="E0D8EE"/>
+              <w:bottom w:val="single" w:sz="6" w:space="0" w:color="E0D8EE"/>
+              <w:right w:val="single" w:sz="6" w:space="0" w:color="E0D8EE"/>
             </w:tcBorders>
             <w:tcMar>
               <w:top w:w="105" w:type="dxa"/>
@@ -6145,10 +6265,10 @@
           </w:tcPr>
           <w:p>
             <w:pPr>
-              <w:spacing w:before="180" w:after="180"/>
-              <w:rPr>
-                <w:rFonts w:ascii="Yu Gothic UI" w:eastAsia="Yu Gothic UI" w:hAnsi="Yu Gothic UI" w:hint="eastAsia"/>
-                <w:color w:val="1E1E2E"/>
+              <w:spacing w:before="150" w:after="150"/>
+              <w:rPr>
+                <w:rFonts w:ascii="Yu Gothic UI" w:eastAsia="Yu Gothic UI" w:hAnsi="Yu Gothic UI" w:hint="eastAsia"/>
+                <w:color w:val="3D3447"/>
                 <w:sz w:val="22"/>
                 <w:szCs w:val="22"/>
               </w:rPr>
@@ -6165,10 +6285,10 @@
           <w:tcPr>
             <w:tcW w:w="0" w:type="auto"/>
             <w:tcBorders>
-              <w:top w:val="single" w:sz="6" w:space="0" w:color="9CA0B0"/>
-              <w:left w:val="single" w:sz="6" w:space="0" w:color="9CA0B0"/>
-              <w:bottom w:val="single" w:sz="6" w:space="0" w:color="9CA0B0"/>
-              <w:right w:val="single" w:sz="6" w:space="0" w:color="9CA0B0"/>
+              <w:top w:val="single" w:sz="6" w:space="0" w:color="E0D8EE"/>
+              <w:left w:val="single" w:sz="6" w:space="0" w:color="E0D8EE"/>
+              <w:bottom w:val="single" w:sz="6" w:space="0" w:color="E0D8EE"/>
+              <w:right w:val="single" w:sz="6" w:space="0" w:color="E0D8EE"/>
             </w:tcBorders>
             <w:tcMar>
               <w:top w:w="105" w:type="dxa"/>
@@ -6180,10 +6300,10 @@
           </w:tcPr>
           <w:p>
             <w:pPr>
-              <w:spacing w:before="180" w:after="180"/>
-              <w:rPr>
-                <w:rFonts w:ascii="Yu Gothic UI" w:eastAsia="Yu Gothic UI" w:hAnsi="Yu Gothic UI" w:hint="eastAsia"/>
-                <w:color w:val="1E1E2E"/>
+              <w:spacing w:before="150" w:after="150"/>
+              <w:rPr>
+                <w:rFonts w:ascii="Yu Gothic UI" w:eastAsia="Yu Gothic UI" w:hAnsi="Yu Gothic UI" w:hint="eastAsia"/>
+                <w:color w:val="3D3447"/>
                 <w:sz w:val="22"/>
                 <w:szCs w:val="22"/>
               </w:rPr>
@@ -6198,17 +6318,14 @@
         </w:tc>
       </w:tr>
       <w:tr>
-        <w:trPr>
-          <w:divId w:val="389618325"/>
-        </w:trPr>
         <w:tc>
           <w:tcPr>
             <w:tcW w:w="0" w:type="auto"/>
             <w:tcBorders>
-              <w:top w:val="single" w:sz="6" w:space="0" w:color="9CA0B0"/>
-              <w:left w:val="single" w:sz="6" w:space="0" w:color="9CA0B0"/>
-              <w:bottom w:val="single" w:sz="6" w:space="0" w:color="9CA0B0"/>
-              <w:right w:val="single" w:sz="6" w:space="0" w:color="9CA0B0"/>
+              <w:top w:val="single" w:sz="6" w:space="0" w:color="E0D8EE"/>
+              <w:left w:val="single" w:sz="6" w:space="0" w:color="E0D8EE"/>
+              <w:bottom w:val="single" w:sz="6" w:space="0" w:color="E0D8EE"/>
+              <w:right w:val="single" w:sz="6" w:space="0" w:color="E0D8EE"/>
             </w:tcBorders>
             <w:tcMar>
               <w:top w:w="105" w:type="dxa"/>
@@ -6220,10 +6337,10 @@
           </w:tcPr>
           <w:p>
             <w:pPr>
-              <w:spacing w:before="180" w:after="180"/>
-              <w:rPr>
-                <w:rFonts w:ascii="Yu Gothic UI" w:eastAsia="Yu Gothic UI" w:hAnsi="Yu Gothic UI" w:hint="eastAsia"/>
-                <w:color w:val="1E1E2E"/>
+              <w:spacing w:before="150" w:after="150"/>
+              <w:rPr>
+                <w:rFonts w:ascii="Yu Gothic UI" w:eastAsia="Yu Gothic UI" w:hAnsi="Yu Gothic UI" w:hint="eastAsia"/>
+                <w:color w:val="3D3447"/>
                 <w:sz w:val="22"/>
                 <w:szCs w:val="22"/>
               </w:rPr>
@@ -6231,7 +6348,7 @@
             <w:r>
               <w:rPr>
                 <w:rFonts w:ascii="Yu Gothic UI" w:eastAsia="Yu Gothic UI" w:hAnsi="Yu Gothic UI" w:hint="eastAsia"/>
-                <w:color w:val="1E1E2E"/>
+                <w:color w:val="3D3447"/>
                 <w:sz w:val="22"/>
                 <w:szCs w:val="22"/>
               </w:rPr>
@@ -6243,10 +6360,10 @@
           <w:tcPr>
             <w:tcW w:w="0" w:type="auto"/>
             <w:tcBorders>
-              <w:top w:val="single" w:sz="6" w:space="0" w:color="9CA0B0"/>
-              <w:left w:val="single" w:sz="6" w:space="0" w:color="9CA0B0"/>
-              <w:bottom w:val="single" w:sz="6" w:space="0" w:color="9CA0B0"/>
-              <w:right w:val="single" w:sz="6" w:space="0" w:color="9CA0B0"/>
+              <w:top w:val="single" w:sz="6" w:space="0" w:color="E0D8EE"/>
+              <w:left w:val="single" w:sz="6" w:space="0" w:color="E0D8EE"/>
+              <w:bottom w:val="single" w:sz="6" w:space="0" w:color="E0D8EE"/>
+              <w:right w:val="single" w:sz="6" w:space="0" w:color="E0D8EE"/>
             </w:tcBorders>
             <w:tcMar>
               <w:top w:w="105" w:type="dxa"/>
@@ -6258,10 +6375,10 @@
           </w:tcPr>
           <w:p>
             <w:pPr>
-              <w:spacing w:before="180" w:after="180"/>
-              <w:rPr>
-                <w:rFonts w:ascii="Yu Gothic UI" w:eastAsia="Yu Gothic UI" w:hAnsi="Yu Gothic UI" w:hint="eastAsia"/>
-                <w:color w:val="1E1E2E"/>
+              <w:spacing w:before="150" w:after="150"/>
+              <w:rPr>
+                <w:rFonts w:ascii="Yu Gothic UI" w:eastAsia="Yu Gothic UI" w:hAnsi="Yu Gothic UI" w:hint="eastAsia"/>
+                <w:color w:val="3D3447"/>
                 <w:sz w:val="22"/>
                 <w:szCs w:val="22"/>
               </w:rPr>
@@ -6278,10 +6395,10 @@
           <w:tcPr>
             <w:tcW w:w="0" w:type="auto"/>
             <w:tcBorders>
-              <w:top w:val="single" w:sz="6" w:space="0" w:color="9CA0B0"/>
-              <w:left w:val="single" w:sz="6" w:space="0" w:color="9CA0B0"/>
-              <w:bottom w:val="single" w:sz="6" w:space="0" w:color="9CA0B0"/>
-              <w:right w:val="single" w:sz="6" w:space="0" w:color="9CA0B0"/>
+              <w:top w:val="single" w:sz="6" w:space="0" w:color="E0D8EE"/>
+              <w:left w:val="single" w:sz="6" w:space="0" w:color="E0D8EE"/>
+              <w:bottom w:val="single" w:sz="6" w:space="0" w:color="E0D8EE"/>
+              <w:right w:val="single" w:sz="6" w:space="0" w:color="E0D8EE"/>
             </w:tcBorders>
             <w:tcMar>
               <w:top w:w="105" w:type="dxa"/>
@@ -6293,10 +6410,10 @@
           </w:tcPr>
           <w:p>
             <w:pPr>
-              <w:spacing w:before="180" w:after="180"/>
-              <w:rPr>
-                <w:rFonts w:ascii="Yu Gothic UI" w:eastAsia="Yu Gothic UI" w:hAnsi="Yu Gothic UI" w:hint="eastAsia"/>
-                <w:color w:val="1E1E2E"/>
+              <w:spacing w:before="150" w:after="150"/>
+              <w:rPr>
+                <w:rFonts w:ascii="Yu Gothic UI" w:eastAsia="Yu Gothic UI" w:hAnsi="Yu Gothic UI" w:hint="eastAsia"/>
+                <w:color w:val="3D3447"/>
                 <w:sz w:val="22"/>
                 <w:szCs w:val="22"/>
               </w:rPr>
@@ -6311,17 +6428,14 @@
         </w:tc>
       </w:tr>
       <w:tr>
-        <w:trPr>
-          <w:divId w:val="389618325"/>
-        </w:trPr>
         <w:tc>
           <w:tcPr>
             <w:tcW w:w="0" w:type="auto"/>
             <w:tcBorders>
-              <w:top w:val="single" w:sz="6" w:space="0" w:color="9CA0B0"/>
-              <w:left w:val="single" w:sz="6" w:space="0" w:color="9CA0B0"/>
-              <w:bottom w:val="single" w:sz="6" w:space="0" w:color="9CA0B0"/>
-              <w:right w:val="single" w:sz="6" w:space="0" w:color="9CA0B0"/>
+              <w:top w:val="single" w:sz="6" w:space="0" w:color="E0D8EE"/>
+              <w:left w:val="single" w:sz="6" w:space="0" w:color="E0D8EE"/>
+              <w:bottom w:val="single" w:sz="6" w:space="0" w:color="E0D8EE"/>
+              <w:right w:val="single" w:sz="6" w:space="0" w:color="E0D8EE"/>
             </w:tcBorders>
             <w:tcMar>
               <w:top w:w="105" w:type="dxa"/>
@@ -6333,10 +6447,10 @@
           </w:tcPr>
           <w:p>
             <w:pPr>
-              <w:spacing w:before="180" w:after="180"/>
-              <w:rPr>
-                <w:rFonts w:ascii="Yu Gothic UI" w:eastAsia="Yu Gothic UI" w:hAnsi="Yu Gothic UI" w:hint="eastAsia"/>
-                <w:color w:val="1E1E2E"/>
+              <w:spacing w:before="150" w:after="150"/>
+              <w:rPr>
+                <w:rFonts w:ascii="Yu Gothic UI" w:eastAsia="Yu Gothic UI" w:hAnsi="Yu Gothic UI" w:hint="eastAsia"/>
+                <w:color w:val="3D3447"/>
                 <w:sz w:val="22"/>
                 <w:szCs w:val="22"/>
               </w:rPr>
@@ -6344,7 +6458,7 @@
             <w:r>
               <w:rPr>
                 <w:rFonts w:ascii="Yu Gothic UI" w:eastAsia="Yu Gothic UI" w:hAnsi="Yu Gothic UI" w:hint="eastAsia"/>
-                <w:color w:val="1E1E2E"/>
+                <w:color w:val="3D3447"/>
                 <w:sz w:val="22"/>
                 <w:szCs w:val="22"/>
               </w:rPr>
@@ -6356,10 +6470,10 @@
           <w:tcPr>
             <w:tcW w:w="0" w:type="auto"/>
             <w:tcBorders>
-              <w:top w:val="single" w:sz="6" w:space="0" w:color="9CA0B0"/>
-              <w:left w:val="single" w:sz="6" w:space="0" w:color="9CA0B0"/>
-              <w:bottom w:val="single" w:sz="6" w:space="0" w:color="9CA0B0"/>
-              <w:right w:val="single" w:sz="6" w:space="0" w:color="9CA0B0"/>
+              <w:top w:val="single" w:sz="6" w:space="0" w:color="E0D8EE"/>
+              <w:left w:val="single" w:sz="6" w:space="0" w:color="E0D8EE"/>
+              <w:bottom w:val="single" w:sz="6" w:space="0" w:color="E0D8EE"/>
+              <w:right w:val="single" w:sz="6" w:space="0" w:color="E0D8EE"/>
             </w:tcBorders>
             <w:tcMar>
               <w:top w:w="105" w:type="dxa"/>
@@ -6371,10 +6485,10 @@
           </w:tcPr>
           <w:p>
             <w:pPr>
-              <w:spacing w:before="180" w:after="180"/>
-              <w:rPr>
-                <w:rFonts w:ascii="Yu Gothic UI" w:eastAsia="Yu Gothic UI" w:hAnsi="Yu Gothic UI" w:hint="eastAsia"/>
-                <w:color w:val="1E1E2E"/>
+              <w:spacing w:before="150" w:after="150"/>
+              <w:rPr>
+                <w:rFonts w:ascii="Yu Gothic UI" w:eastAsia="Yu Gothic UI" w:hAnsi="Yu Gothic UI" w:hint="eastAsia"/>
+                <w:color w:val="3D3447"/>
                 <w:sz w:val="22"/>
                 <w:szCs w:val="22"/>
               </w:rPr>
@@ -6391,10 +6505,10 @@
           <w:tcPr>
             <w:tcW w:w="0" w:type="auto"/>
             <w:tcBorders>
-              <w:top w:val="single" w:sz="6" w:space="0" w:color="9CA0B0"/>
-              <w:left w:val="single" w:sz="6" w:space="0" w:color="9CA0B0"/>
-              <w:bottom w:val="single" w:sz="6" w:space="0" w:color="9CA0B0"/>
-              <w:right w:val="single" w:sz="6" w:space="0" w:color="9CA0B0"/>
+              <w:top w:val="single" w:sz="6" w:space="0" w:color="E0D8EE"/>
+              <w:left w:val="single" w:sz="6" w:space="0" w:color="E0D8EE"/>
+              <w:bottom w:val="single" w:sz="6" w:space="0" w:color="E0D8EE"/>
+              <w:right w:val="single" w:sz="6" w:space="0" w:color="E0D8EE"/>
             </w:tcBorders>
             <w:tcMar>
               <w:top w:w="105" w:type="dxa"/>
@@ -6406,10 +6520,10 @@
           </w:tcPr>
           <w:p>
             <w:pPr>
-              <w:spacing w:before="180" w:after="180"/>
-              <w:rPr>
-                <w:rFonts w:ascii="Yu Gothic UI" w:eastAsia="Yu Gothic UI" w:hAnsi="Yu Gothic UI" w:hint="eastAsia"/>
-                <w:color w:val="1E1E2E"/>
+              <w:spacing w:before="150" w:after="150"/>
+              <w:rPr>
+                <w:rFonts w:ascii="Yu Gothic UI" w:eastAsia="Yu Gothic UI" w:hAnsi="Yu Gothic UI" w:hint="eastAsia"/>
+                <w:color w:val="3D3447"/>
                 <w:sz w:val="22"/>
                 <w:szCs w:val="22"/>
               </w:rPr>
@@ -6427,19 +6541,17 @@
     <w:p>
       <w:pPr>
         <w:pStyle w:val="Web"/>
-        <w:ind w:left="540" w:right="540"/>
-        <w:divId w:val="389618325"/>
-        <w:rPr>
-          <w:rFonts w:ascii="Yu Gothic UI" w:eastAsia="Yu Gothic UI" w:hAnsi="Yu Gothic UI" w:hint="eastAsia"/>
-          <w:color w:val="1E1E2E"/>
-          <w:sz w:val="22"/>
-          <w:szCs w:val="22"/>
-        </w:rPr>
-      </w:pPr>
-      <w:r>
-        <w:rPr>
-          <w:rFonts w:ascii="Yu Gothic UI" w:eastAsia="Yu Gothic UI" w:hAnsi="Yu Gothic UI" w:hint="eastAsia"/>
-          <w:color w:val="1E1E2E"/>
+        <w:rPr>
+          <w:rFonts w:ascii="Yu Gothic UI" w:eastAsia="Yu Gothic UI" w:hAnsi="Yu Gothic UI" w:hint="eastAsia"/>
+          <w:color w:val="3D3447"/>
+          <w:sz w:val="22"/>
+          <w:szCs w:val="22"/>
+        </w:rPr>
+      </w:pPr>
+      <w:r>
+        <w:rPr>
+          <w:rFonts w:ascii="Yu Gothic UI" w:eastAsia="Yu Gothic UI" w:hAnsi="Yu Gothic UI" w:hint="eastAsia"/>
+          <w:color w:val="3D3447"/>
           <w:sz w:val="22"/>
           <w:szCs w:val="22"/>
         </w:rPr>
@@ -6454,16 +6566,25 @@
       <w:r>
         <w:rPr>
           <w:rFonts w:ascii="Yu Gothic UI" w:eastAsia="Yu Gothic UI" w:hAnsi="Yu Gothic UI" w:hint="eastAsia"/>
-          <w:color w:val="1E1E2E"/>
-          <w:sz w:val="22"/>
-          <w:szCs w:val="22"/>
-        </w:rPr>
-        <w:t xml:space="preserve"> are handled too </w:t>
-      </w:r>
-      <w:r>
-        <w:rPr>
-          <w:rFonts w:ascii="Yu Gothic UI" w:eastAsia="Yu Gothic UI" w:hAnsi="Yu Gothic UI" w:hint="eastAsia"/>
-          <w:color w:val="1E1E2E"/>
+          <w:color w:val="3D3447"/>
+          <w:sz w:val="22"/>
+          <w:szCs w:val="22"/>
+        </w:rPr>
+        <w:t xml:space="preserve"> </w:t>
+      </w:r>
+      <w:r>
+        <w:rPr>
+          <w:rFonts w:ascii="Yu Gothic UI" w:eastAsia="Yu Gothic UI" w:hAnsi="Yu Gothic UI" w:hint="eastAsia"/>
+          <w:color w:val="3D3447"/>
+          <w:sz w:val="22"/>
+          <w:szCs w:val="22"/>
+        </w:rPr>
+        <w:t xml:space="preserve">are handled too </w:t>
+      </w:r>
+      <w:r>
+        <w:rPr>
+          <w:rFonts w:ascii="Yu Gothic UI" w:eastAsia="Yu Gothic UI" w:hAnsi="Yu Gothic UI" w:hint="eastAsia"/>
+          <w:color w:val="3D3447"/>
           <w:sz w:val="22"/>
           <w:szCs w:val="22"/>
         </w:rPr>
@@ -6472,7 +6593,7 @@
       <w:r>
         <w:rPr>
           <w:rFonts w:ascii="Yu Gothic UI" w:eastAsia="Yu Gothic UI" w:hAnsi="Yu Gothic UI" w:hint="eastAsia"/>
-          <w:color w:val="1E1E2E"/>
+          <w:color w:val="3D3447"/>
           <w:sz w:val="22"/>
           <w:szCs w:val="22"/>
         </w:rPr>
@@ -6482,7 +6603,7 @@
         <w:rPr>
           <w:rStyle w:val="a5"/>
           <w:rFonts w:ascii="Yu Gothic UI" w:eastAsia="Yu Gothic UI" w:hAnsi="Yu Gothic UI" w:hint="eastAsia"/>
-          <w:color w:val="1E1E2E"/>
+          <w:color w:val="3D3447"/>
           <w:sz w:val="22"/>
           <w:szCs w:val="22"/>
         </w:rPr>
@@ -6491,7 +6612,7 @@
       <w:r>
         <w:rPr>
           <w:rFonts w:ascii="Yu Gothic UI" w:eastAsia="Yu Gothic UI" w:hAnsi="Yu Gothic UI" w:hint="eastAsia"/>
-          <w:color w:val="1E1E2E"/>
+          <w:color w:val="3D3447"/>
           <w:sz w:val="22"/>
           <w:szCs w:val="22"/>
         </w:rPr>
@@ -6501,20 +6622,19 @@
     <w:p>
       <w:pPr>
         <w:pStyle w:val="Web"/>
-        <w:shd w:val="clear" w:color="auto" w:fill="FEF9F3"/>
-        <w:ind w:left="540" w:right="540"/>
-        <w:divId w:val="956721907"/>
-        <w:rPr>
-          <w:rFonts w:ascii="Yu Gothic UI" w:eastAsia="Yu Gothic UI" w:hAnsi="Yu Gothic UI" w:hint="eastAsia"/>
-          <w:color w:val="4C4F69"/>
-          <w:sz w:val="22"/>
-          <w:szCs w:val="22"/>
-        </w:rPr>
-      </w:pPr>
-      <w:r>
-        <w:rPr>
-          <w:rFonts w:ascii="Yu Gothic UI" w:eastAsia="Yu Gothic UI" w:hAnsi="Yu Gothic UI" w:hint="eastAsia"/>
-          <w:color w:val="4C4F69"/>
+        <w:shd w:val="clear" w:color="auto" w:fill="FBE3F1"/>
+        <w:divId w:val="1167592006"/>
+        <w:rPr>
+          <w:rFonts w:ascii="Yu Gothic UI" w:eastAsia="Yu Gothic UI" w:hAnsi="Yu Gothic UI" w:hint="eastAsia"/>
+          <w:color w:val="3D3447"/>
+          <w:sz w:val="22"/>
+          <w:szCs w:val="22"/>
+        </w:rPr>
+      </w:pPr>
+      <w:r>
+        <w:rPr>
+          <w:rFonts w:ascii="Yu Gothic UI" w:eastAsia="Yu Gothic UI" w:hAnsi="Yu Gothic UI" w:hint="eastAsia"/>
+          <w:color w:val="3D3447"/>
           <w:sz w:val="22"/>
           <w:szCs w:val="22"/>
         </w:rPr>
@@ -6523,7 +6643,7 @@
       <w:r>
         <w:rPr>
           <w:rFonts w:ascii="Segoe UI Emoji" w:eastAsia="Yu Gothic UI" w:hAnsi="Segoe UI Emoji" w:cs="Segoe UI Emoji"/>
-          <w:color w:val="4C4F69"/>
+          <w:color w:val="3D3447"/>
           <w:sz w:val="22"/>
           <w:szCs w:val="22"/>
         </w:rPr>
@@ -6532,7 +6652,7 @@
       <w:r>
         <w:rPr>
           <w:rFonts w:ascii="Segoe UI Emoji" w:eastAsia="Yu Gothic UI" w:hAnsi="Segoe UI Emoji" w:cs="Segoe UI Emoji"/>
-          <w:color w:val="4C4F69"/>
+          <w:color w:val="3D3447"/>
           <w:sz w:val="22"/>
           <w:szCs w:val="22"/>
         </w:rPr>
@@ -6541,7 +6661,7 @@
       <w:r>
         <w:rPr>
           <w:rFonts w:ascii="Yu Gothic UI" w:eastAsia="Yu Gothic UI" w:hAnsi="Yu Gothic UI" w:hint="eastAsia"/>
-          <w:color w:val="4C4F69"/>
+          <w:color w:val="3D3447"/>
           <w:sz w:val="22"/>
           <w:szCs w:val="22"/>
         </w:rPr>
@@ -6551,7 +6671,7 @@
         <w:rPr>
           <w:rStyle w:val="a5"/>
           <w:rFonts w:ascii="Yu Gothic UI" w:eastAsia="Yu Gothic UI" w:hAnsi="Yu Gothic UI" w:hint="eastAsia"/>
-          <w:color w:val="4C4F69"/>
+          <w:color w:val="3D3447"/>
           <w:sz w:val="22"/>
           <w:szCs w:val="22"/>
         </w:rPr>
@@ -6560,7 +6680,7 @@
       <w:r>
         <w:rPr>
           <w:rFonts w:ascii="Yu Gothic UI" w:eastAsia="Yu Gothic UI" w:hAnsi="Yu Gothic UI" w:hint="eastAsia"/>
-          <w:color w:val="4C4F69"/>
+          <w:color w:val="3D3447"/>
           <w:sz w:val="22"/>
           <w:szCs w:val="22"/>
         </w:rPr>
@@ -6569,7 +6689,7 @@
       <w:r>
         <w:rPr>
           <w:rFonts w:ascii="Segoe UI Emoji" w:eastAsia="Yu Gothic UI" w:hAnsi="Segoe UI Emoji" w:cs="Segoe UI Emoji"/>
-          <w:color w:val="4C4F69"/>
+          <w:color w:val="3D3447"/>
           <w:sz w:val="22"/>
           <w:szCs w:val="22"/>
         </w:rPr>
@@ -6578,7 +6698,7 @@
       <w:r>
         <w:rPr>
           <w:rFonts w:ascii="Yu Gothic UI" w:eastAsia="Yu Gothic UI" w:hAnsi="Yu Gothic UI" w:hint="eastAsia"/>
-          <w:color w:val="4C4F69"/>
+          <w:color w:val="3D3447"/>
           <w:sz w:val="22"/>
           <w:szCs w:val="22"/>
         </w:rPr>
@@ -6588,7 +6708,7 @@
         <w:rPr>
           <w:rStyle w:val="a5"/>
           <w:rFonts w:ascii="Yu Gothic UI" w:eastAsia="Yu Gothic UI" w:hAnsi="Yu Gothic UI" w:hint="eastAsia"/>
-          <w:color w:val="4C4F69"/>
+          <w:color w:val="3D3447"/>
           <w:sz w:val="22"/>
           <w:szCs w:val="22"/>
         </w:rPr>
@@ -6597,7 +6717,7 @@
       <w:r>
         <w:rPr>
           <w:rFonts w:ascii="Yu Gothic UI" w:eastAsia="Yu Gothic UI" w:hAnsi="Yu Gothic UI" w:hint="eastAsia"/>
-          <w:color w:val="4C4F69"/>
+          <w:color w:val="3D3447"/>
           <w:sz w:val="22"/>
           <w:szCs w:val="22"/>
         </w:rPr>
@@ -6607,7 +6727,6 @@
     <w:p>
       <w:pPr>
         <w:pStyle w:val="3"/>
-        <w:divId w:val="389618325"/>
         <w:rPr>
           <w:rFonts w:ascii="Yu Gothic UI" w:eastAsia="Yu Gothic UI" w:hAnsi="Yu Gothic UI" w:hint="eastAsia"/>
         </w:rPr>
@@ -6622,19 +6741,17 @@
     <w:p>
       <w:pPr>
         <w:pStyle w:val="Web"/>
-        <w:ind w:left="540" w:right="540"/>
-        <w:divId w:val="389618325"/>
-        <w:rPr>
-          <w:rFonts w:ascii="Yu Gothic UI" w:eastAsia="Yu Gothic UI" w:hAnsi="Yu Gothic UI" w:hint="eastAsia"/>
-          <w:color w:val="1E1E2E"/>
-          <w:sz w:val="22"/>
-          <w:szCs w:val="22"/>
-        </w:rPr>
-      </w:pPr>
-      <w:r>
-        <w:rPr>
-          <w:rFonts w:ascii="Yu Gothic UI" w:eastAsia="Yu Gothic UI" w:hAnsi="Yu Gothic UI" w:hint="eastAsia"/>
-          <w:color w:val="1E1E2E"/>
+        <w:rPr>
+          <w:rFonts w:ascii="Yu Gothic UI" w:eastAsia="Yu Gothic UI" w:hAnsi="Yu Gothic UI" w:hint="eastAsia"/>
+          <w:color w:val="3D3447"/>
+          <w:sz w:val="22"/>
+          <w:szCs w:val="22"/>
+        </w:rPr>
+      </w:pPr>
+      <w:r>
+        <w:rPr>
+          <w:rFonts w:ascii="Yu Gothic UI" w:eastAsia="Yu Gothic UI" w:hAnsi="Yu Gothic UI" w:hint="eastAsia"/>
+          <w:color w:val="3D3447"/>
           <w:sz w:val="22"/>
           <w:szCs w:val="22"/>
         </w:rPr>
@@ -6651,38 +6768,25 @@
       <w:r>
         <w:rPr>
           <w:rFonts w:ascii="Yu Gothic UI" w:eastAsia="Yu Gothic UI" w:hAnsi="Yu Gothic UI" w:hint="eastAsia"/>
-          <w:color w:val="1E1E2E"/>
-          <w:sz w:val="22"/>
-          <w:szCs w:val="22"/>
-        </w:rPr>
-        <w:t xml:space="preserve"> </w:t>
-      </w:r>
-      <w:r>
-        <w:rPr>
-          <w:rFonts w:ascii="Yu Gothic UI" w:eastAsia="Yu Gothic UI" w:hAnsi="Yu Gothic UI" w:hint="eastAsia"/>
-          <w:color w:val="1E1E2E"/>
-          <w:sz w:val="22"/>
-          <w:szCs w:val="22"/>
-        </w:rPr>
-        <w:t>in the same folder as the tool:</w:t>
+          <w:color w:val="3D3447"/>
+          <w:sz w:val="22"/>
+          <w:szCs w:val="22"/>
+        </w:rPr>
+        <w:t xml:space="preserve"> in the same folder as the tool:</w:t>
       </w:r>
     </w:p>
     <w:p>
       <w:pPr>
         <w:pStyle w:val="HTML0"/>
-        <w:ind w:left="540" w:right="540"/>
-        <w:divId w:val="389618325"/>
         <w:rPr>
           <w:rFonts w:ascii="Consolas" w:hAnsi="Consolas"/>
-          <w:sz w:val="20"/>
-          <w:szCs w:val="20"/>
+          <w:color w:val="3D3447"/>
         </w:rPr>
       </w:pPr>
       <w:r>
         <w:rPr>
           <w:rFonts w:ascii="Consolas" w:hAnsi="Consolas"/>
-          <w:sz w:val="20"/>
-          <w:szCs w:val="20"/>
+          <w:color w:val="3D3447"/>
         </w:rPr>
         <w:t>{</w:t>
       </w:r>
@@ -6690,19 +6794,15 @@
     <w:p>
       <w:pPr>
         <w:pStyle w:val="HTML0"/>
-        <w:ind w:left="540" w:right="540"/>
-        <w:divId w:val="389618325"/>
         <w:rPr>
           <w:rFonts w:ascii="Consolas" w:hAnsi="Consolas"/>
-          <w:sz w:val="20"/>
-          <w:szCs w:val="20"/>
+          <w:color w:val="3D3447"/>
         </w:rPr>
       </w:pPr>
       <w:r>
         <w:rPr>
           <w:rFonts w:ascii="Consolas" w:hAnsi="Consolas"/>
-          <w:sz w:val="20"/>
-          <w:szCs w:val="20"/>
+          <w:color w:val="3D3447"/>
         </w:rPr>
         <w:t xml:space="preserve">  "base_url": "http://localhost:3000",</w:t>
       </w:r>
@@ -6710,19 +6810,15 @@
     <w:p>
       <w:pPr>
         <w:pStyle w:val="HTML0"/>
-        <w:ind w:left="540" w:right="540"/>
-        <w:divId w:val="389618325"/>
         <w:rPr>
           <w:rFonts w:ascii="Consolas" w:hAnsi="Consolas"/>
-          <w:sz w:val="20"/>
-          <w:szCs w:val="20"/>
+          <w:color w:val="3D3447"/>
         </w:rPr>
       </w:pPr>
       <w:r>
         <w:rPr>
           <w:rFonts w:ascii="Consolas" w:hAnsi="Consolas"/>
-          <w:sz w:val="20"/>
-          <w:szCs w:val="20"/>
+          <w:color w:val="3D3447"/>
         </w:rPr>
         <w:t xml:space="preserve">  "api_key": "sk-your-api-key-here"</w:t>
       </w:r>
@@ -6730,19 +6826,15 @@
     <w:p>
       <w:pPr>
         <w:pStyle w:val="HTML0"/>
-        <w:ind w:left="540" w:right="540"/>
-        <w:divId w:val="389618325"/>
         <w:rPr>
           <w:rFonts w:ascii="Consolas" w:hAnsi="Consolas"/>
-          <w:sz w:val="20"/>
-          <w:szCs w:val="20"/>
+          <w:color w:val="3D3447"/>
         </w:rPr>
       </w:pPr>
       <w:r>
         <w:rPr>
           <w:rFonts w:ascii="Consolas" w:hAnsi="Consolas"/>
-          <w:sz w:val="20"/>
-          <w:szCs w:val="20"/>
+          <w:color w:val="3D3447"/>
         </w:rPr>
         <w:t>}</w:t>
       </w:r>
@@ -6753,12 +6845,10 @@
           <w:ilvl w:val="0"/>
           <w:numId w:val="8"/>
         </w:numPr>
-        <w:spacing w:before="45" w:after="45"/>
-        <w:ind w:left="1260" w:right="540"/>
-        <w:divId w:val="389618325"/>
-        <w:rPr>
-          <w:rFonts w:ascii="Yu Gothic UI" w:eastAsia="Yu Gothic UI" w:hAnsi="Yu Gothic UI" w:hint="eastAsia"/>
-          <w:color w:val="1E1E2E"/>
+        <w:spacing w:before="100" w:beforeAutospacing="1" w:after="100" w:afterAutospacing="1"/>
+        <w:rPr>
+          <w:rFonts w:ascii="Yu Gothic UI" w:eastAsia="Yu Gothic UI" w:hAnsi="Yu Gothic UI" w:hint="eastAsia"/>
+          <w:color w:val="3D3447"/>
           <w:sz w:val="22"/>
           <w:szCs w:val="22"/>
         </w:rPr>
@@ -6767,7 +6857,7 @@
         <w:rPr>
           <w:rStyle w:val="a5"/>
           <w:rFonts w:ascii="Yu Gothic UI" w:eastAsia="Yu Gothic UI" w:hAnsi="Yu Gothic UI" w:hint="eastAsia"/>
-          <w:color w:val="1E1E2E"/>
+          <w:color w:val="3D3447"/>
           <w:sz w:val="22"/>
           <w:szCs w:val="22"/>
         </w:rPr>
@@ -6776,7 +6866,7 @@
       <w:r>
         <w:rPr>
           <w:rFonts w:ascii="Yu Gothic UI" w:eastAsia="Yu Gothic UI" w:hAnsi="Yu Gothic UI" w:hint="eastAsia"/>
-          <w:color w:val="1E1E2E"/>
+          <w:color w:val="3D3447"/>
           <w:sz w:val="22"/>
           <w:szCs w:val="22"/>
         </w:rPr>
@@ -6785,7 +6875,7 @@
       <w:r>
         <w:rPr>
           <w:rFonts w:ascii="Yu Gothic UI" w:eastAsia="Yu Gothic UI" w:hAnsi="Yu Gothic UI" w:hint="eastAsia"/>
-          <w:color w:val="1E1E2E"/>
+          <w:color w:val="3D3447"/>
           <w:sz w:val="22"/>
           <w:szCs w:val="22"/>
         </w:rPr>
@@ -6794,7 +6884,7 @@
       <w:r>
         <w:rPr>
           <w:rFonts w:ascii="Yu Gothic UI" w:eastAsia="Yu Gothic UI" w:hAnsi="Yu Gothic UI" w:hint="eastAsia"/>
-          <w:color w:val="1E1E2E"/>
+          <w:color w:val="3D3447"/>
           <w:sz w:val="22"/>
           <w:szCs w:val="22"/>
         </w:rPr>
@@ -6809,7 +6899,7 @@
       <w:r>
         <w:rPr>
           <w:rFonts w:ascii="Yu Gothic UI" w:eastAsia="Yu Gothic UI" w:hAnsi="Yu Gothic UI" w:hint="eastAsia"/>
-          <w:color w:val="1E1E2E"/>
+          <w:color w:val="3D3447"/>
           <w:sz w:val="22"/>
           <w:szCs w:val="22"/>
         </w:rPr>
@@ -6822,12 +6912,10 @@
           <w:ilvl w:val="0"/>
           <w:numId w:val="8"/>
         </w:numPr>
-        <w:spacing w:before="45" w:after="45"/>
-        <w:ind w:left="1260" w:right="540"/>
-        <w:divId w:val="389618325"/>
-        <w:rPr>
-          <w:rFonts w:ascii="Yu Gothic UI" w:eastAsia="Yu Gothic UI" w:hAnsi="Yu Gothic UI" w:hint="eastAsia"/>
-          <w:color w:val="1E1E2E"/>
+        <w:spacing w:before="100" w:beforeAutospacing="1" w:after="100" w:afterAutospacing="1"/>
+        <w:rPr>
+          <w:rFonts w:ascii="Yu Gothic UI" w:eastAsia="Yu Gothic UI" w:hAnsi="Yu Gothic UI" w:hint="eastAsia"/>
+          <w:color w:val="3D3447"/>
           <w:sz w:val="22"/>
           <w:szCs w:val="22"/>
         </w:rPr>
@@ -6836,7 +6924,7 @@
         <w:rPr>
           <w:rStyle w:val="a5"/>
           <w:rFonts w:ascii="Yu Gothic UI" w:eastAsia="Yu Gothic UI" w:hAnsi="Yu Gothic UI" w:hint="eastAsia"/>
-          <w:color w:val="1E1E2E"/>
+          <w:color w:val="3D3447"/>
           <w:sz w:val="22"/>
           <w:szCs w:val="22"/>
         </w:rPr>
@@ -6845,7 +6933,7 @@
       <w:r>
         <w:rPr>
           <w:rFonts w:ascii="Yu Gothic UI" w:eastAsia="Yu Gothic UI" w:hAnsi="Yu Gothic UI" w:hint="eastAsia"/>
-          <w:color w:val="1E1E2E"/>
+          <w:color w:val="3D3447"/>
           <w:sz w:val="22"/>
           <w:szCs w:val="22"/>
         </w:rPr>
@@ -6854,7 +6942,7 @@
       <w:r>
         <w:rPr>
           <w:rFonts w:ascii="Yu Gothic UI" w:eastAsia="Yu Gothic UI" w:hAnsi="Yu Gothic UI" w:hint="eastAsia"/>
-          <w:color w:val="1E1E2E"/>
+          <w:color w:val="3D3447"/>
           <w:sz w:val="22"/>
           <w:szCs w:val="22"/>
         </w:rPr>
@@ -6863,7 +6951,7 @@
       <w:r>
         <w:rPr>
           <w:rFonts w:ascii="Yu Gothic UI" w:eastAsia="Yu Gothic UI" w:hAnsi="Yu Gothic UI" w:hint="eastAsia"/>
-          <w:color w:val="1E1E2E"/>
+          <w:color w:val="3D3447"/>
           <w:sz w:val="22"/>
           <w:szCs w:val="22"/>
         </w:rPr>
@@ -6873,11 +6961,9 @@
     <w:p>
       <w:pPr>
         <w:pStyle w:val="Web"/>
-        <w:ind w:left="540" w:right="540"/>
-        <w:divId w:val="389618325"/>
-        <w:rPr>
-          <w:rFonts w:ascii="Yu Gothic UI" w:eastAsia="Yu Gothic UI" w:hAnsi="Yu Gothic UI" w:hint="eastAsia"/>
-          <w:color w:val="1E1E2E"/>
+        <w:rPr>
+          <w:rFonts w:ascii="Yu Gothic UI" w:eastAsia="Yu Gothic UI" w:hAnsi="Yu Gothic UI" w:hint="eastAsia"/>
+          <w:color w:val="3D3447"/>
           <w:sz w:val="22"/>
           <w:szCs w:val="22"/>
         </w:rPr>
@@ -6886,7 +6972,7 @@
         <w:rPr>
           <w:rStyle w:val="a5"/>
           <w:rFonts w:ascii="Yu Gothic UI" w:eastAsia="Yu Gothic UI" w:hAnsi="Yu Gothic UI" w:hint="eastAsia"/>
-          <w:color w:val="1E1E2E"/>
+          <w:color w:val="3D3447"/>
           <w:sz w:val="22"/>
           <w:szCs w:val="22"/>
         </w:rPr>
@@ -6895,7 +6981,7 @@
       <w:r>
         <w:rPr>
           <w:rFonts w:ascii="Yu Gothic UI" w:eastAsia="Yu Gothic UI" w:hAnsi="Yu Gothic UI" w:hint="eastAsia"/>
-          <w:color w:val="1E1E2E"/>
+          <w:color w:val="3D3447"/>
           <w:sz w:val="22"/>
           <w:szCs w:val="22"/>
         </w:rPr>
@@ -6904,7 +6990,7 @@
       <w:r>
         <w:rPr>
           <w:rFonts w:ascii="Yu Gothic UI" w:eastAsia="Yu Gothic UI" w:hAnsi="Yu Gothic UI" w:hint="eastAsia"/>
-          <w:color w:val="1E1E2E"/>
+          <w:color w:val="3D3447"/>
           <w:sz w:val="22"/>
           <w:szCs w:val="22"/>
         </w:rPr>
@@ -6913,7 +6999,7 @@
       <w:r>
         <w:rPr>
           <w:rFonts w:ascii="Yu Gothic UI" w:eastAsia="Yu Gothic UI" w:hAnsi="Yu Gothic UI" w:hint="eastAsia"/>
-          <w:color w:val="1E1E2E"/>
+          <w:color w:val="3D3447"/>
           <w:sz w:val="22"/>
           <w:szCs w:val="22"/>
         </w:rPr>
@@ -6922,7 +7008,7 @@
       <w:r>
         <w:rPr>
           <w:rFonts w:ascii="Yu Gothic UI" w:eastAsia="Yu Gothic UI" w:hAnsi="Yu Gothic UI" w:hint="eastAsia"/>
-          <w:color w:val="1E1E2E"/>
+          <w:color w:val="3D3447"/>
           <w:sz w:val="22"/>
           <w:szCs w:val="22"/>
         </w:rPr>
@@ -6931,7 +7017,7 @@
       <w:r>
         <w:rPr>
           <w:rFonts w:ascii="Yu Gothic UI" w:eastAsia="Yu Gothic UI" w:hAnsi="Yu Gothic UI" w:hint="eastAsia"/>
-          <w:color w:val="1E1E2E"/>
+          <w:color w:val="3D3447"/>
           <w:sz w:val="22"/>
           <w:szCs w:val="22"/>
         </w:rPr>
@@ -6941,12 +7027,11 @@
     <w:p>
       <w:pPr>
         <w:pStyle w:val="Web"/>
-        <w:shd w:val="clear" w:color="auto" w:fill="FEF9F3"/>
-        <w:ind w:left="540" w:right="540"/>
-        <w:divId w:val="909576219"/>
-        <w:rPr>
-          <w:rFonts w:ascii="Yu Gothic UI" w:eastAsia="Yu Gothic UI" w:hAnsi="Yu Gothic UI" w:hint="eastAsia"/>
-          <w:color w:val="4C4F69"/>
+        <w:shd w:val="clear" w:color="auto" w:fill="FBE3F1"/>
+        <w:divId w:val="1332488470"/>
+        <w:rPr>
+          <w:rFonts w:ascii="Yu Gothic UI" w:eastAsia="Yu Gothic UI" w:hAnsi="Yu Gothic UI" w:hint="eastAsia"/>
+          <w:color w:val="3D3447"/>
           <w:sz w:val="22"/>
           <w:szCs w:val="22"/>
         </w:rPr>
@@ -6954,7 +7039,7 @@
       <w:r>
         <w:rPr>
           <w:rFonts w:ascii="Segoe UI Emoji" w:eastAsia="Yu Gothic UI" w:hAnsi="Segoe UI Emoji" w:cs="Segoe UI Emoji"/>
-          <w:color w:val="4C4F69"/>
+          <w:color w:val="3D3447"/>
           <w:sz w:val="22"/>
           <w:szCs w:val="22"/>
         </w:rPr>
@@ -6963,7 +7048,7 @@
       <w:r>
         <w:rPr>
           <w:rFonts w:ascii="Segoe UI Emoji" w:eastAsia="Yu Gothic UI" w:hAnsi="Segoe UI Emoji" w:cs="Segoe UI Emoji"/>
-          <w:color w:val="4C4F69"/>
+          <w:color w:val="3D3447"/>
           <w:sz w:val="22"/>
           <w:szCs w:val="22"/>
         </w:rPr>
@@ -6972,7 +7057,7 @@
       <w:r>
         <w:rPr>
           <w:rFonts w:ascii="Yu Gothic UI" w:eastAsia="Yu Gothic UI" w:hAnsi="Yu Gothic UI" w:hint="eastAsia"/>
-          <w:color w:val="4C4F69"/>
+          <w:color w:val="3D3447"/>
           <w:sz w:val="22"/>
           <w:szCs w:val="22"/>
         </w:rPr>
@@ -6982,7 +7067,7 @@
         <w:rPr>
           <w:rStyle w:val="a5"/>
           <w:rFonts w:ascii="Yu Gothic UI" w:eastAsia="Yu Gothic UI" w:hAnsi="Yu Gothic UI" w:hint="eastAsia"/>
-          <w:color w:val="4C4F69"/>
+          <w:color w:val="3D3447"/>
           <w:sz w:val="22"/>
           <w:szCs w:val="22"/>
         </w:rPr>
@@ -6991,7 +7076,7 @@
       <w:r>
         <w:rPr>
           <w:rFonts w:ascii="Yu Gothic UI" w:eastAsia="Yu Gothic UI" w:hAnsi="Yu Gothic UI" w:hint="eastAsia"/>
-          <w:color w:val="4C4F69"/>
+          <w:color w:val="3D3447"/>
           <w:sz w:val="22"/>
           <w:szCs w:val="22"/>
         </w:rPr>
@@ -7001,7 +7086,7 @@
         <w:rPr>
           <w:rStyle w:val="a5"/>
           <w:rFonts w:ascii="Yu Gothic UI" w:eastAsia="Yu Gothic UI" w:hAnsi="Yu Gothic UI" w:hint="eastAsia"/>
-          <w:color w:val="4C4F69"/>
+          <w:color w:val="3D3447"/>
           <w:sz w:val="22"/>
           <w:szCs w:val="22"/>
         </w:rPr>
@@ -7010,7 +7095,7 @@
       <w:r>
         <w:rPr>
           <w:rFonts w:ascii="Yu Gothic UI" w:eastAsia="Yu Gothic UI" w:hAnsi="Yu Gothic UI" w:hint="eastAsia"/>
-          <w:color w:val="4C4F69"/>
+          <w:color w:val="3D3447"/>
           <w:sz w:val="22"/>
           <w:szCs w:val="22"/>
         </w:rPr>
@@ -7019,7 +7104,7 @@
       <w:r>
         <w:rPr>
           <w:rFonts w:ascii="Yu Gothic UI" w:eastAsia="Yu Gothic UI" w:hAnsi="Yu Gothic UI" w:hint="eastAsia"/>
-          <w:color w:val="4C4F69"/>
+          <w:color w:val="3D3447"/>
           <w:sz w:val="22"/>
           <w:szCs w:val="22"/>
         </w:rPr>
@@ -7028,7 +7113,7 @@
       <w:r>
         <w:rPr>
           <w:rFonts w:ascii="Yu Gothic UI" w:eastAsia="Yu Gothic UI" w:hAnsi="Yu Gothic UI" w:hint="eastAsia"/>
-          <w:color w:val="4C4F69"/>
+          <w:color w:val="3D3447"/>
           <w:sz w:val="22"/>
           <w:szCs w:val="22"/>
         </w:rPr>
@@ -7037,7 +7122,7 @@
       <w:r>
         <w:rPr>
           <w:rFonts w:ascii="Yu Gothic UI" w:eastAsia="Yu Gothic UI" w:hAnsi="Yu Gothic UI" w:hint="eastAsia"/>
-          <w:color w:val="4C4F69"/>
+          <w:color w:val="3D3447"/>
           <w:sz w:val="22"/>
           <w:szCs w:val="22"/>
         </w:rPr>
@@ -7046,7 +7131,7 @@
       <w:r>
         <w:rPr>
           <w:rFonts w:ascii="Yu Gothic UI" w:eastAsia="Yu Gothic UI" w:hAnsi="Yu Gothic UI" w:hint="eastAsia"/>
-          <w:color w:val="4C4F69"/>
+          <w:color w:val="3D3447"/>
           <w:sz w:val="22"/>
           <w:szCs w:val="22"/>
         </w:rPr>
@@ -7056,12 +7141,11 @@
     <w:p>
       <w:pPr>
         <w:pStyle w:val="Web"/>
-        <w:shd w:val="clear" w:color="auto" w:fill="FEF9F3"/>
-        <w:ind w:left="540" w:right="540"/>
-        <w:divId w:val="909576219"/>
-        <w:rPr>
-          <w:rFonts w:ascii="Yu Gothic UI" w:eastAsia="Yu Gothic UI" w:hAnsi="Yu Gothic UI" w:hint="eastAsia"/>
-          <w:color w:val="4C4F69"/>
+        <w:shd w:val="clear" w:color="auto" w:fill="FBE3F1"/>
+        <w:divId w:val="1332488470"/>
+        <w:rPr>
+          <w:rFonts w:ascii="Yu Gothic UI" w:eastAsia="Yu Gothic UI" w:hAnsi="Yu Gothic UI" w:hint="eastAsia"/>
+          <w:color w:val="3D3447"/>
           <w:sz w:val="22"/>
           <w:szCs w:val="22"/>
         </w:rPr>
@@ -7069,7 +7153,7 @@
       <w:r>
         <w:rPr>
           <w:rFonts w:ascii="Segoe UI Emoji" w:eastAsia="Yu Gothic UI" w:hAnsi="Segoe UI Emoji" w:cs="Segoe UI Emoji"/>
-          <w:color w:val="4C4F69"/>
+          <w:color w:val="3D3447"/>
           <w:sz w:val="22"/>
           <w:szCs w:val="22"/>
         </w:rPr>
@@ -7078,7 +7162,7 @@
       <w:r>
         <w:rPr>
           <w:rFonts w:ascii="Yu Gothic UI" w:eastAsia="Yu Gothic UI" w:hAnsi="Yu Gothic UI" w:hint="eastAsia"/>
-          <w:color w:val="4C4F69"/>
+          <w:color w:val="3D3447"/>
           <w:sz w:val="22"/>
           <w:szCs w:val="22"/>
         </w:rPr>
@@ -7096,7 +7180,7 @@
         <w:rPr>
           <w:rStyle w:val="a5"/>
           <w:rFonts w:ascii="Yu Gothic UI" w:eastAsia="Yu Gothic UI" w:hAnsi="Yu Gothic UI" w:hint="eastAsia"/>
-          <w:color w:val="4C4F69"/>
+          <w:color w:val="3D3447"/>
           <w:sz w:val="22"/>
           <w:szCs w:val="22"/>
         </w:rPr>
@@ -7105,7 +7189,7 @@
       <w:r>
         <w:rPr>
           <w:rFonts w:ascii="Yu Gothic UI" w:eastAsia="Yu Gothic UI" w:hAnsi="Yu Gothic UI" w:hint="eastAsia"/>
-          <w:color w:val="4C4F69"/>
+          <w:color w:val="3D3447"/>
           <w:sz w:val="22"/>
           <w:szCs w:val="22"/>
         </w:rPr>
@@ -7115,7 +7199,7 @@
         <w:rPr>
           <w:rStyle w:val="a5"/>
           <w:rFonts w:ascii="Yu Gothic UI" w:eastAsia="Yu Gothic UI" w:hAnsi="Yu Gothic UI" w:hint="eastAsia"/>
-          <w:color w:val="4C4F69"/>
+          <w:color w:val="3D3447"/>
           <w:sz w:val="22"/>
           <w:szCs w:val="22"/>
         </w:rPr>
@@ -7124,7 +7208,7 @@
       <w:r>
         <w:rPr>
           <w:rFonts w:ascii="Yu Gothic UI" w:eastAsia="Yu Gothic UI" w:hAnsi="Yu Gothic UI" w:hint="eastAsia"/>
-          <w:color w:val="4C4F69"/>
+          <w:color w:val="3D3447"/>
           <w:sz w:val="22"/>
           <w:szCs w:val="22"/>
         </w:rPr>
@@ -7144,7 +7228,7 @@
       <w:r>
         <w:rPr>
           <w:rFonts w:ascii="Yu Gothic UI" w:eastAsia="Yu Gothic UI" w:hAnsi="Yu Gothic UI" w:hint="eastAsia"/>
-          <w:color w:val="4C4F69"/>
+          <w:color w:val="3D3447"/>
           <w:sz w:val="22"/>
           <w:szCs w:val="22"/>
         </w:rPr>
@@ -7153,20 +7237,18 @@
     </w:p>
     <w:p>
       <w:pPr>
-        <w:spacing w:before="330" w:after="330"/>
-        <w:ind w:left="540" w:right="540"/>
-        <w:divId w:val="389618325"/>
-        <w:rPr>
-          <w:rFonts w:ascii="Yu Gothic UI" w:eastAsia="Yu Gothic UI" w:hAnsi="Yu Gothic UI" w:hint="eastAsia"/>
-          <w:color w:val="1E1E2E"/>
-          <w:sz w:val="22"/>
-          <w:szCs w:val="22"/>
-        </w:rPr>
-      </w:pPr>
-      <w:r>
-        <w:rPr>
-          <w:rFonts w:ascii="Yu Gothic UI" w:eastAsia="Yu Gothic UI" w:hAnsi="Yu Gothic UI" w:hint="eastAsia"/>
-          <w:color w:val="1E1E2E"/>
+        <w:spacing w:before="300" w:after="300"/>
+        <w:rPr>
+          <w:rFonts w:ascii="Yu Gothic UI" w:eastAsia="Yu Gothic UI" w:hAnsi="Yu Gothic UI" w:hint="eastAsia"/>
+          <w:color w:val="3D3447"/>
+          <w:sz w:val="22"/>
+          <w:szCs w:val="22"/>
+        </w:rPr>
+      </w:pPr>
+      <w:r>
+        <w:rPr>
+          <w:rFonts w:ascii="Yu Gothic UI" w:eastAsia="Yu Gothic UI" w:hAnsi="Yu Gothic UI" w:hint="eastAsia"/>
+          <w:color w:val="3D3447"/>
           <w:sz w:val="22"/>
           <w:szCs w:val="22"/>
         </w:rPr>
@@ -7180,7 +7262,6 @@
     <w:p>
       <w:pPr>
         <w:pStyle w:val="2"/>
-        <w:divId w:val="389618325"/>
         <w:rPr>
           <w:rFonts w:ascii="Yu Gothic UI" w:eastAsia="Yu Gothic UI" w:hAnsi="Yu Gothic UI" w:hint="eastAsia"/>
         </w:rPr>
@@ -7195,19 +7276,17 @@
     <w:p>
       <w:pPr>
         <w:pStyle w:val="Web"/>
-        <w:ind w:left="540" w:right="540"/>
-        <w:divId w:val="389618325"/>
-        <w:rPr>
-          <w:rFonts w:ascii="Yu Gothic UI" w:eastAsia="Yu Gothic UI" w:hAnsi="Yu Gothic UI" w:hint="eastAsia"/>
-          <w:color w:val="1E1E2E"/>
-          <w:sz w:val="22"/>
-          <w:szCs w:val="22"/>
-        </w:rPr>
-      </w:pPr>
-      <w:r>
-        <w:rPr>
-          <w:rFonts w:ascii="Yu Gothic UI" w:eastAsia="Yu Gothic UI" w:hAnsi="Yu Gothic UI" w:hint="eastAsia"/>
-          <w:color w:val="1E1E2E"/>
+        <w:rPr>
+          <w:rFonts w:ascii="Yu Gothic UI" w:eastAsia="Yu Gothic UI" w:hAnsi="Yu Gothic UI" w:hint="eastAsia"/>
+          <w:color w:val="3D3447"/>
+          <w:sz w:val="22"/>
+          <w:szCs w:val="22"/>
+        </w:rPr>
+      </w:pPr>
+      <w:r>
+        <w:rPr>
+          <w:rFonts w:ascii="Yu Gothic UI" w:eastAsia="Yu Gothic UI" w:hAnsi="Yu Gothic UI" w:hint="eastAsia"/>
+          <w:color w:val="3D3447"/>
           <w:sz w:val="22"/>
           <w:szCs w:val="22"/>
         </w:rPr>
@@ -7217,19 +7296,17 @@
     <w:p>
       <w:pPr>
         <w:pStyle w:val="Web"/>
-        <w:ind w:left="540" w:right="540"/>
-        <w:divId w:val="389618325"/>
-        <w:rPr>
-          <w:rFonts w:ascii="Yu Gothic UI" w:eastAsia="Yu Gothic UI" w:hAnsi="Yu Gothic UI" w:hint="eastAsia"/>
-          <w:color w:val="1E1E2E"/>
-          <w:sz w:val="22"/>
-          <w:szCs w:val="22"/>
-        </w:rPr>
-      </w:pPr>
-      <w:r>
-        <w:rPr>
-          <w:rFonts w:ascii="Yu Gothic UI" w:eastAsia="Yu Gothic UI" w:hAnsi="Yu Gothic UI" w:hint="eastAsia"/>
-          <w:color w:val="1E1E2E"/>
+        <w:rPr>
+          <w:rFonts w:ascii="Yu Gothic UI" w:eastAsia="Yu Gothic UI" w:hAnsi="Yu Gothic UI" w:hint="eastAsia"/>
+          <w:color w:val="3D3447"/>
+          <w:sz w:val="22"/>
+          <w:szCs w:val="22"/>
+        </w:rPr>
+      </w:pPr>
+      <w:r>
+        <w:rPr>
+          <w:rFonts w:ascii="Yu Gothic UI" w:eastAsia="Yu Gothic UI" w:hAnsi="Yu Gothic UI" w:hint="eastAsia"/>
+          <w:color w:val="3D3447"/>
           <w:sz w:val="22"/>
           <w:szCs w:val="22"/>
         </w:rPr>
@@ -7239,7 +7316,7 @@
         <w:rPr>
           <w:rStyle w:val="a5"/>
           <w:rFonts w:ascii="Yu Gothic UI" w:eastAsia="Yu Gothic UI" w:hAnsi="Yu Gothic UI" w:hint="eastAsia"/>
-          <w:color w:val="1E1E2E"/>
+          <w:color w:val="3D3447"/>
           <w:sz w:val="22"/>
           <w:szCs w:val="22"/>
         </w:rPr>
@@ -7248,7 +7325,7 @@
       <w:r>
         <w:rPr>
           <w:rFonts w:ascii="Yu Gothic UI" w:eastAsia="Yu Gothic UI" w:hAnsi="Yu Gothic UI" w:hint="eastAsia"/>
-          <w:color w:val="1E1E2E"/>
+          <w:color w:val="3D3447"/>
           <w:sz w:val="22"/>
           <w:szCs w:val="22"/>
         </w:rPr>
@@ -7258,19 +7335,17 @@
     <w:p>
       <w:pPr>
         <w:pStyle w:val="Web"/>
-        <w:ind w:left="540" w:right="540"/>
-        <w:divId w:val="389618325"/>
-        <w:rPr>
-          <w:rFonts w:ascii="Yu Gothic UI" w:eastAsia="Yu Gothic UI" w:hAnsi="Yu Gothic UI" w:hint="eastAsia"/>
-          <w:color w:val="1E1E2E"/>
-          <w:sz w:val="22"/>
-          <w:szCs w:val="22"/>
-        </w:rPr>
-      </w:pPr>
-      <w:r>
-        <w:rPr>
-          <w:rFonts w:ascii="Yu Gothic UI" w:eastAsia="Yu Gothic UI" w:hAnsi="Yu Gothic UI" w:hint="eastAsia"/>
-          <w:color w:val="1E1E2E"/>
+        <w:rPr>
+          <w:rFonts w:ascii="Yu Gothic UI" w:eastAsia="Yu Gothic UI" w:hAnsi="Yu Gothic UI" w:hint="eastAsia"/>
+          <w:color w:val="3D3447"/>
+          <w:sz w:val="22"/>
+          <w:szCs w:val="22"/>
+        </w:rPr>
+      </w:pPr>
+      <w:r>
+        <w:rPr>
+          <w:rFonts w:ascii="Yu Gothic UI" w:eastAsia="Yu Gothic UI" w:hAnsi="Yu Gothic UI" w:hint="eastAsia"/>
+          <w:color w:val="3D3447"/>
           <w:sz w:val="22"/>
           <w:szCs w:val="22"/>
         </w:rPr>
@@ -7279,20 +7354,18 @@
     </w:p>
     <w:p>
       <w:pPr>
-        <w:spacing w:before="330" w:after="330"/>
-        <w:ind w:left="540" w:right="540"/>
-        <w:divId w:val="389618325"/>
-        <w:rPr>
-          <w:rFonts w:ascii="Yu Gothic UI" w:eastAsia="Yu Gothic UI" w:hAnsi="Yu Gothic UI" w:hint="eastAsia"/>
-          <w:color w:val="1E1E2E"/>
-          <w:sz w:val="22"/>
-          <w:szCs w:val="22"/>
-        </w:rPr>
-      </w:pPr>
-      <w:r>
-        <w:rPr>
-          <w:rFonts w:ascii="Yu Gothic UI" w:eastAsia="Yu Gothic UI" w:hAnsi="Yu Gothic UI" w:hint="eastAsia"/>
-          <w:color w:val="1E1E2E"/>
+        <w:spacing w:before="300" w:after="300"/>
+        <w:rPr>
+          <w:rFonts w:ascii="Yu Gothic UI" w:eastAsia="Yu Gothic UI" w:hAnsi="Yu Gothic UI" w:hint="eastAsia"/>
+          <w:color w:val="3D3447"/>
+          <w:sz w:val="22"/>
+          <w:szCs w:val="22"/>
+        </w:rPr>
+      </w:pPr>
+      <w:r>
+        <w:rPr>
+          <w:rFonts w:ascii="Yu Gothic UI" w:eastAsia="Yu Gothic UI" w:hAnsi="Yu Gothic UI" w:hint="eastAsia"/>
+          <w:color w:val="3D3447"/>
           <w:sz w:val="22"/>
           <w:szCs w:val="22"/>
         </w:rPr>
@@ -7306,7 +7379,6 @@
     <w:p>
       <w:pPr>
         <w:pStyle w:val="2"/>
-        <w:divId w:val="389618325"/>
         <w:rPr>
           <w:rFonts w:ascii="Yu Gothic UI" w:eastAsia="Yu Gothic UI" w:hAnsi="Yu Gothic UI" w:hint="eastAsia"/>
         </w:rPr>
@@ -7321,11 +7393,9 @@
     <w:p>
       <w:pPr>
         <w:pStyle w:val="Web"/>
-        <w:ind w:left="540" w:right="540"/>
-        <w:divId w:val="389618325"/>
-        <w:rPr>
-          <w:rFonts w:ascii="Yu Gothic UI" w:eastAsia="Yu Gothic UI" w:hAnsi="Yu Gothic UI" w:hint="eastAsia"/>
-          <w:color w:val="1E1E2E"/>
+        <w:rPr>
+          <w:rFonts w:ascii="Yu Gothic UI" w:eastAsia="Yu Gothic UI" w:hAnsi="Yu Gothic UI" w:hint="eastAsia"/>
+          <w:color w:val="3D3447"/>
           <w:sz w:val="22"/>
           <w:szCs w:val="22"/>
         </w:rPr>
@@ -7334,7 +7404,7 @@
         <w:rPr>
           <w:rStyle w:val="a5"/>
           <w:rFonts w:ascii="Yu Gothic UI" w:eastAsia="Yu Gothic UI" w:hAnsi="Yu Gothic UI" w:hint="eastAsia"/>
-          <w:color w:val="1E1E2E"/>
+          <w:color w:val="3D3447"/>
           <w:sz w:val="22"/>
           <w:szCs w:val="22"/>
         </w:rPr>
@@ -7343,7 +7413,7 @@
       <w:r>
         <w:rPr>
           <w:rFonts w:ascii="Yu Gothic UI" w:eastAsia="Yu Gothic UI" w:hAnsi="Yu Gothic UI" w:hint="eastAsia"/>
-          <w:color w:val="1E1E2E"/>
+          <w:color w:val="3D3447"/>
           <w:sz w:val="22"/>
           <w:szCs w:val="22"/>
         </w:rPr>
@@ -7358,7 +7428,7 @@
       <w:r>
         <w:rPr>
           <w:rFonts w:ascii="Yu Gothic UI" w:eastAsia="Yu Gothic UI" w:hAnsi="Yu Gothic UI" w:hint="eastAsia"/>
-          <w:color w:val="1E1E2E"/>
+          <w:color w:val="3D3447"/>
           <w:sz w:val="22"/>
           <w:szCs w:val="22"/>
         </w:rPr>
@@ -7373,7 +7443,7 @@
       <w:r>
         <w:rPr>
           <w:rFonts w:ascii="Yu Gothic UI" w:eastAsia="Yu Gothic UI" w:hAnsi="Yu Gothic UI" w:hint="eastAsia"/>
-          <w:color w:val="1E1E2E"/>
+          <w:color w:val="3D3447"/>
           <w:sz w:val="22"/>
           <w:szCs w:val="22"/>
         </w:rPr>
@@ -7383,11 +7453,9 @@
     <w:p>
       <w:pPr>
         <w:pStyle w:val="Web"/>
-        <w:ind w:left="540" w:right="540"/>
-        <w:divId w:val="389618325"/>
-        <w:rPr>
-          <w:rFonts w:ascii="Yu Gothic UI" w:eastAsia="Yu Gothic UI" w:hAnsi="Yu Gothic UI" w:hint="eastAsia"/>
-          <w:color w:val="1E1E2E"/>
+        <w:rPr>
+          <w:rFonts w:ascii="Yu Gothic UI" w:eastAsia="Yu Gothic UI" w:hAnsi="Yu Gothic UI" w:hint="eastAsia"/>
+          <w:color w:val="3D3447"/>
           <w:sz w:val="22"/>
           <w:szCs w:val="22"/>
         </w:rPr>
@@ -7396,7 +7464,7 @@
         <w:rPr>
           <w:rStyle w:val="a5"/>
           <w:rFonts w:ascii="Yu Gothic UI" w:eastAsia="Yu Gothic UI" w:hAnsi="Yu Gothic UI" w:hint="eastAsia"/>
-          <w:color w:val="1E1E2E"/>
+          <w:color w:val="3D3447"/>
           <w:sz w:val="22"/>
           <w:szCs w:val="22"/>
         </w:rPr>
@@ -7405,7 +7473,7 @@
       <w:r>
         <w:rPr>
           <w:rFonts w:ascii="Yu Gothic UI" w:eastAsia="Yu Gothic UI" w:hAnsi="Yu Gothic UI" w:hint="eastAsia"/>
-          <w:color w:val="1E1E2E"/>
+          <w:color w:val="3D3447"/>
           <w:sz w:val="22"/>
           <w:szCs w:val="22"/>
         </w:rPr>
@@ -7415,7 +7483,7 @@
         <w:rPr>
           <w:rStyle w:val="a5"/>
           <w:rFonts w:ascii="Segoe UI Emoji" w:eastAsia="Yu Gothic UI" w:hAnsi="Segoe UI Emoji" w:cs="Segoe UI Emoji"/>
-          <w:color w:val="1E1E2E"/>
+          <w:color w:val="3D3447"/>
           <w:sz w:val="22"/>
           <w:szCs w:val="22"/>
         </w:rPr>
@@ -7425,7 +7493,7 @@
         <w:rPr>
           <w:rStyle w:val="a5"/>
           <w:rFonts w:ascii="Yu Gothic UI" w:eastAsia="Yu Gothic UI" w:hAnsi="Yu Gothic UI" w:hint="eastAsia"/>
-          <w:color w:val="1E1E2E"/>
+          <w:color w:val="3D3447"/>
           <w:sz w:val="22"/>
           <w:szCs w:val="22"/>
         </w:rPr>
@@ -7434,7 +7502,7 @@
       <w:r>
         <w:rPr>
           <w:rFonts w:ascii="Yu Gothic UI" w:eastAsia="Yu Gothic UI" w:hAnsi="Yu Gothic UI" w:hint="eastAsia"/>
-          <w:color w:val="1E1E2E"/>
+          <w:color w:val="3D3447"/>
           <w:sz w:val="22"/>
           <w:szCs w:val="22"/>
         </w:rPr>
@@ -7443,7 +7511,7 @@
       <w:r>
         <w:rPr>
           <w:rFonts w:ascii="Yu Gothic UI" w:eastAsia="Yu Gothic UI" w:hAnsi="Yu Gothic UI" w:hint="eastAsia"/>
-          <w:color w:val="1E1E2E"/>
+          <w:color w:val="3D3447"/>
           <w:sz w:val="22"/>
           <w:szCs w:val="22"/>
         </w:rPr>
@@ -7452,7 +7520,7 @@
       <w:r>
         <w:rPr>
           <w:rFonts w:ascii="Yu Gothic UI" w:eastAsia="Yu Gothic UI" w:hAnsi="Yu Gothic UI" w:hint="eastAsia"/>
-          <w:color w:val="1E1E2E"/>
+          <w:color w:val="3D3447"/>
           <w:sz w:val="22"/>
           <w:szCs w:val="22"/>
         </w:rPr>
@@ -7462,11 +7530,9 @@
     <w:p>
       <w:pPr>
         <w:pStyle w:val="Web"/>
-        <w:ind w:left="540" w:right="540"/>
-        <w:divId w:val="389618325"/>
-        <w:rPr>
-          <w:rFonts w:ascii="Yu Gothic UI" w:eastAsia="Yu Gothic UI" w:hAnsi="Yu Gothic UI" w:hint="eastAsia"/>
-          <w:color w:val="1E1E2E"/>
+        <w:rPr>
+          <w:rFonts w:ascii="Yu Gothic UI" w:eastAsia="Yu Gothic UI" w:hAnsi="Yu Gothic UI" w:hint="eastAsia"/>
+          <w:color w:val="3D3447"/>
           <w:sz w:val="22"/>
           <w:szCs w:val="22"/>
         </w:rPr>
@@ -7475,7 +7541,7 @@
         <w:rPr>
           <w:rStyle w:val="a5"/>
           <w:rFonts w:ascii="Yu Gothic UI" w:eastAsia="Yu Gothic UI" w:hAnsi="Yu Gothic UI" w:hint="eastAsia"/>
-          <w:color w:val="1E1E2E"/>
+          <w:color w:val="3D3447"/>
           <w:sz w:val="22"/>
           <w:szCs w:val="22"/>
         </w:rPr>
@@ -7484,7 +7550,7 @@
       <w:r>
         <w:rPr>
           <w:rFonts w:ascii="Yu Gothic UI" w:eastAsia="Yu Gothic UI" w:hAnsi="Yu Gothic UI" w:hint="eastAsia"/>
-          <w:color w:val="1E1E2E"/>
+          <w:color w:val="3D3447"/>
           <w:sz w:val="22"/>
           <w:szCs w:val="22"/>
         </w:rPr>
@@ -7499,7 +7565,7 @@
       <w:r>
         <w:rPr>
           <w:rFonts w:ascii="Yu Gothic UI" w:eastAsia="Yu Gothic UI" w:hAnsi="Yu Gothic UI" w:hint="eastAsia"/>
-          <w:color w:val="1E1E2E"/>
+          <w:color w:val="3D3447"/>
           <w:sz w:val="22"/>
           <w:szCs w:val="22"/>
         </w:rPr>
@@ -7509,11 +7575,9 @@
     <w:p>
       <w:pPr>
         <w:pStyle w:val="Web"/>
-        <w:ind w:left="540" w:right="540"/>
-        <w:divId w:val="389618325"/>
-        <w:rPr>
-          <w:rFonts w:ascii="Yu Gothic UI" w:eastAsia="Yu Gothic UI" w:hAnsi="Yu Gothic UI" w:hint="eastAsia"/>
-          <w:color w:val="1E1E2E"/>
+        <w:rPr>
+          <w:rFonts w:ascii="Yu Gothic UI" w:eastAsia="Yu Gothic UI" w:hAnsi="Yu Gothic UI" w:hint="eastAsia"/>
+          <w:color w:val="3D3447"/>
           <w:sz w:val="22"/>
           <w:szCs w:val="22"/>
         </w:rPr>
@@ -7522,7 +7586,7 @@
         <w:rPr>
           <w:rStyle w:val="a5"/>
           <w:rFonts w:ascii="Yu Gothic UI" w:eastAsia="Yu Gothic UI" w:hAnsi="Yu Gothic UI" w:hint="eastAsia"/>
-          <w:color w:val="1E1E2E"/>
+          <w:color w:val="3D3447"/>
           <w:sz w:val="22"/>
           <w:szCs w:val="22"/>
         </w:rPr>
@@ -7532,7 +7596,7 @@
         <w:rPr>
           <w:rStyle w:val="a5"/>
           <w:rFonts w:ascii="Segoe UI Emoji" w:eastAsia="Yu Gothic UI" w:hAnsi="Segoe UI Emoji" w:cs="Segoe UI Emoji"/>
-          <w:color w:val="1E1E2E"/>
+          <w:color w:val="3D3447"/>
           <w:sz w:val="22"/>
           <w:szCs w:val="22"/>
         </w:rPr>
@@ -7542,7 +7606,7 @@
         <w:rPr>
           <w:rStyle w:val="a5"/>
           <w:rFonts w:ascii="Yu Gothic UI" w:eastAsia="Yu Gothic UI" w:hAnsi="Yu Gothic UI" w:hint="eastAsia"/>
-          <w:color w:val="1E1E2E"/>
+          <w:color w:val="3D3447"/>
           <w:sz w:val="22"/>
           <w:szCs w:val="22"/>
         </w:rPr>
@@ -7551,7 +7615,7 @@
       <w:r>
         <w:rPr>
           <w:rFonts w:ascii="Yu Gothic UI" w:eastAsia="Yu Gothic UI" w:hAnsi="Yu Gothic UI" w:hint="eastAsia"/>
-          <w:color w:val="1E1E2E"/>
+          <w:color w:val="3D3447"/>
           <w:sz w:val="22"/>
           <w:szCs w:val="22"/>
         </w:rPr>
@@ -7566,7 +7630,7 @@
       <w:r>
         <w:rPr>
           <w:rFonts w:ascii="Yu Gothic UI" w:eastAsia="Yu Gothic UI" w:hAnsi="Yu Gothic UI" w:hint="eastAsia"/>
-          <w:color w:val="1E1E2E"/>
+          <w:color w:val="3D3447"/>
           <w:sz w:val="22"/>
           <w:szCs w:val="22"/>
         </w:rPr>
@@ -7576,11 +7640,9 @@
     <w:p>
       <w:pPr>
         <w:pStyle w:val="Web"/>
-        <w:ind w:left="540" w:right="540"/>
-        <w:divId w:val="389618325"/>
-        <w:rPr>
-          <w:rFonts w:ascii="Yu Gothic UI" w:eastAsia="Yu Gothic UI" w:hAnsi="Yu Gothic UI" w:hint="eastAsia"/>
-          <w:color w:val="1E1E2E"/>
+        <w:rPr>
+          <w:rFonts w:ascii="Yu Gothic UI" w:eastAsia="Yu Gothic UI" w:hAnsi="Yu Gothic UI" w:hint="eastAsia"/>
+          <w:color w:val="3D3447"/>
           <w:sz w:val="22"/>
           <w:szCs w:val="22"/>
         </w:rPr>
@@ -7589,7 +7651,7 @@
         <w:rPr>
           <w:rStyle w:val="a5"/>
           <w:rFonts w:ascii="Yu Gothic UI" w:eastAsia="Yu Gothic UI" w:hAnsi="Yu Gothic UI" w:hint="eastAsia"/>
-          <w:color w:val="1E1E2E"/>
+          <w:color w:val="3D3447"/>
           <w:sz w:val="22"/>
           <w:szCs w:val="22"/>
         </w:rPr>
@@ -7599,7 +7661,7 @@
         <w:rPr>
           <w:rStyle w:val="a5"/>
           <w:rFonts w:ascii="Segoe UI Emoji" w:eastAsia="Yu Gothic UI" w:hAnsi="Segoe UI Emoji" w:cs="Segoe UI Emoji"/>
-          <w:color w:val="1E1E2E"/>
+          <w:color w:val="3D3447"/>
           <w:sz w:val="22"/>
           <w:szCs w:val="22"/>
         </w:rPr>
@@ -7609,7 +7671,7 @@
         <w:rPr>
           <w:rStyle w:val="a5"/>
           <w:rFonts w:ascii="Yu Gothic UI" w:eastAsia="Yu Gothic UI" w:hAnsi="Yu Gothic UI" w:hint="eastAsia"/>
-          <w:color w:val="1E1E2E"/>
+          <w:color w:val="3D3447"/>
           <w:sz w:val="22"/>
           <w:szCs w:val="22"/>
         </w:rPr>
@@ -7618,7 +7680,7 @@
       <w:r>
         <w:rPr>
           <w:rFonts w:ascii="Yu Gothic UI" w:eastAsia="Yu Gothic UI" w:hAnsi="Yu Gothic UI" w:hint="eastAsia"/>
-          <w:color w:val="1E1E2E"/>
+          <w:color w:val="3D3447"/>
           <w:sz w:val="22"/>
           <w:szCs w:val="22"/>
         </w:rPr>
@@ -7628,7 +7690,7 @@
         <w:rPr>
           <w:rStyle w:val="a5"/>
           <w:rFonts w:ascii="Yu Gothic UI" w:eastAsia="Yu Gothic UI" w:hAnsi="Yu Gothic UI" w:hint="eastAsia"/>
-          <w:color w:val="1E1E2E"/>
+          <w:color w:val="3D3447"/>
           <w:sz w:val="22"/>
           <w:szCs w:val="22"/>
         </w:rPr>
@@ -7638,7 +7700,7 @@
         <w:rPr>
           <w:rStyle w:val="a5"/>
           <w:rFonts w:ascii="Yu Gothic UI" w:eastAsia="Yu Gothic UI" w:hAnsi="Yu Gothic UI" w:hint="eastAsia"/>
-          <w:color w:val="1E1E2E"/>
+          <w:color w:val="3D3447"/>
           <w:sz w:val="22"/>
           <w:szCs w:val="22"/>
         </w:rPr>
@@ -7647,7 +7709,7 @@
       <w:r>
         <w:rPr>
           <w:rFonts w:ascii="Yu Gothic UI" w:eastAsia="Yu Gothic UI" w:hAnsi="Yu Gothic UI" w:hint="eastAsia"/>
-          <w:color w:val="1E1E2E"/>
+          <w:color w:val="3D3447"/>
           <w:sz w:val="22"/>
           <w:szCs w:val="22"/>
         </w:rPr>
@@ -7656,7 +7718,7 @@
       <w:r>
         <w:rPr>
           <w:rFonts w:ascii="Segoe UI Emoji" w:eastAsia="Yu Gothic UI" w:hAnsi="Segoe UI Emoji" w:cs="Segoe UI Emoji"/>
-          <w:color w:val="1E1E2E"/>
+          <w:color w:val="3D3447"/>
           <w:sz w:val="22"/>
           <w:szCs w:val="22"/>
         </w:rPr>
@@ -7665,7 +7727,7 @@
       <w:r>
         <w:rPr>
           <w:rFonts w:ascii="Yu Gothic UI" w:eastAsia="Yu Gothic UI" w:hAnsi="Yu Gothic UI" w:hint="eastAsia"/>
-          <w:color w:val="1E1E2E"/>
+          <w:color w:val="3D3447"/>
           <w:sz w:val="22"/>
           <w:szCs w:val="22"/>
         </w:rPr>
@@ -7675,7 +7737,7 @@
         <w:rPr>
           <w:rStyle w:val="a5"/>
           <w:rFonts w:ascii="Yu Gothic UI" w:eastAsia="Yu Gothic UI" w:hAnsi="Yu Gothic UI" w:hint="eastAsia"/>
-          <w:color w:val="1E1E2E"/>
+          <w:color w:val="3D3447"/>
           <w:sz w:val="22"/>
           <w:szCs w:val="22"/>
         </w:rPr>
@@ -7685,11 +7747,9 @@
     <w:p>
       <w:pPr>
         <w:pStyle w:val="Web"/>
-        <w:ind w:left="540" w:right="540"/>
-        <w:divId w:val="389618325"/>
-        <w:rPr>
-          <w:rFonts w:ascii="Yu Gothic UI" w:eastAsia="Yu Gothic UI" w:hAnsi="Yu Gothic UI" w:hint="eastAsia"/>
-          <w:color w:val="1E1E2E"/>
+        <w:rPr>
+          <w:rFonts w:ascii="Yu Gothic UI" w:eastAsia="Yu Gothic UI" w:hAnsi="Yu Gothic UI" w:hint="eastAsia"/>
+          <w:color w:val="3D3447"/>
           <w:sz w:val="22"/>
           <w:szCs w:val="22"/>
         </w:rPr>
@@ -7698,7 +7758,7 @@
         <w:rPr>
           <w:rStyle w:val="a5"/>
           <w:rFonts w:ascii="Yu Gothic UI" w:eastAsia="Yu Gothic UI" w:hAnsi="Yu Gothic UI" w:hint="eastAsia"/>
-          <w:color w:val="1E1E2E"/>
+          <w:color w:val="3D3447"/>
           <w:sz w:val="22"/>
           <w:szCs w:val="22"/>
         </w:rPr>
@@ -7707,7 +7767,7 @@
       <w:r>
         <w:rPr>
           <w:rFonts w:ascii="Yu Gothic UI" w:eastAsia="Yu Gothic UI" w:hAnsi="Yu Gothic UI" w:hint="eastAsia"/>
-          <w:color w:val="1E1E2E"/>
+          <w:color w:val="3D3447"/>
           <w:sz w:val="22"/>
           <w:szCs w:val="22"/>
         </w:rPr>
@@ -7722,7 +7782,7 @@
       <w:r>
         <w:rPr>
           <w:rFonts w:ascii="Yu Gothic UI" w:eastAsia="Yu Gothic UI" w:hAnsi="Yu Gothic UI" w:hint="eastAsia"/>
-          <w:color w:val="1E1E2E"/>
+          <w:color w:val="3D3447"/>
           <w:sz w:val="22"/>
           <w:szCs w:val="22"/>
         </w:rPr>
@@ -7732,11 +7792,9 @@
     <w:p>
       <w:pPr>
         <w:pStyle w:val="Web"/>
-        <w:ind w:left="540" w:right="540"/>
-        <w:divId w:val="389618325"/>
-        <w:rPr>
-          <w:rFonts w:ascii="Yu Gothic UI" w:eastAsia="Yu Gothic UI" w:hAnsi="Yu Gothic UI" w:hint="eastAsia"/>
-          <w:color w:val="1E1E2E"/>
+        <w:rPr>
+          <w:rFonts w:ascii="Yu Gothic UI" w:eastAsia="Yu Gothic UI" w:hAnsi="Yu Gothic UI" w:hint="eastAsia"/>
+          <w:color w:val="3D3447"/>
           <w:sz w:val="22"/>
           <w:szCs w:val="22"/>
         </w:rPr>
@@ -7745,7 +7803,7 @@
         <w:rPr>
           <w:rStyle w:val="a5"/>
           <w:rFonts w:ascii="Yu Gothic UI" w:eastAsia="Yu Gothic UI" w:hAnsi="Yu Gothic UI" w:hint="eastAsia"/>
-          <w:color w:val="1E1E2E"/>
+          <w:color w:val="3D3447"/>
           <w:sz w:val="22"/>
           <w:szCs w:val="22"/>
         </w:rPr>
@@ -7754,7 +7812,7 @@
       <w:r>
         <w:rPr>
           <w:rFonts w:ascii="Yu Gothic UI" w:eastAsia="Yu Gothic UI" w:hAnsi="Yu Gothic UI" w:hint="eastAsia"/>
-          <w:color w:val="1E1E2E"/>
+          <w:color w:val="3D3447"/>
           <w:sz w:val="22"/>
           <w:szCs w:val="22"/>
         </w:rPr>
@@ -7769,7 +7827,7 @@
       <w:r>
         <w:rPr>
           <w:rFonts w:ascii="Yu Gothic UI" w:eastAsia="Yu Gothic UI" w:hAnsi="Yu Gothic UI" w:hint="eastAsia"/>
-          <w:color w:val="1E1E2E"/>
+          <w:color w:val="3D3447"/>
           <w:sz w:val="22"/>
           <w:szCs w:val="22"/>
         </w:rPr>
@@ -7778,20 +7836,18 @@
     </w:p>
     <w:p>
       <w:pPr>
-        <w:spacing w:before="330" w:after="330"/>
-        <w:ind w:left="540" w:right="540"/>
-        <w:divId w:val="389618325"/>
-        <w:rPr>
-          <w:rFonts w:ascii="Yu Gothic UI" w:eastAsia="Yu Gothic UI" w:hAnsi="Yu Gothic UI" w:hint="eastAsia"/>
-          <w:color w:val="1E1E2E"/>
-          <w:sz w:val="22"/>
-          <w:szCs w:val="22"/>
-        </w:rPr>
-      </w:pPr>
-      <w:r>
-        <w:rPr>
-          <w:rFonts w:ascii="Yu Gothic UI" w:eastAsia="Yu Gothic UI" w:hAnsi="Yu Gothic UI" w:hint="eastAsia"/>
-          <w:color w:val="1E1E2E"/>
+        <w:spacing w:before="300" w:after="300"/>
+        <w:rPr>
+          <w:rFonts w:ascii="Yu Gothic UI" w:eastAsia="Yu Gothic UI" w:hAnsi="Yu Gothic UI" w:hint="eastAsia"/>
+          <w:color w:val="3D3447"/>
+          <w:sz w:val="22"/>
+          <w:szCs w:val="22"/>
+        </w:rPr>
+      </w:pPr>
+      <w:r>
+        <w:rPr>
+          <w:rFonts w:ascii="Yu Gothic UI" w:eastAsia="Yu Gothic UI" w:hAnsi="Yu Gothic UI" w:hint="eastAsia"/>
+          <w:color w:val="3D3447"/>
           <w:sz w:val="22"/>
           <w:szCs w:val="22"/>
         </w:rPr>
@@ -7805,7 +7861,6 @@
     <w:p>
       <w:pPr>
         <w:pStyle w:val="2"/>
-        <w:divId w:val="389618325"/>
         <w:rPr>
           <w:rFonts w:ascii="Yu Gothic UI" w:eastAsia="Yu Gothic UI" w:hAnsi="Yu Gothic UI" w:hint="eastAsia"/>
         </w:rPr>
@@ -7820,19 +7875,17 @@
     <w:p>
       <w:pPr>
         <w:pStyle w:val="Web"/>
-        <w:ind w:left="540" w:right="540"/>
-        <w:divId w:val="389618325"/>
-        <w:rPr>
-          <w:rFonts w:ascii="Yu Gothic UI" w:eastAsia="Yu Gothic UI" w:hAnsi="Yu Gothic UI" w:hint="eastAsia"/>
-          <w:color w:val="1E1E2E"/>
-          <w:sz w:val="22"/>
-          <w:szCs w:val="22"/>
-        </w:rPr>
-      </w:pPr>
-      <w:r>
-        <w:rPr>
-          <w:rFonts w:ascii="Yu Gothic UI" w:eastAsia="Yu Gothic UI" w:hAnsi="Yu Gothic UI" w:hint="eastAsia"/>
-          <w:color w:val="1E1E2E"/>
+        <w:rPr>
+          <w:rFonts w:ascii="Yu Gothic UI" w:eastAsia="Yu Gothic UI" w:hAnsi="Yu Gothic UI" w:hint="eastAsia"/>
+          <w:color w:val="3D3447"/>
+          <w:sz w:val="22"/>
+          <w:szCs w:val="22"/>
+        </w:rPr>
+      </w:pPr>
+      <w:r>
+        <w:rPr>
+          <w:rFonts w:ascii="Yu Gothic UI" w:eastAsia="Yu Gothic UI" w:hAnsi="Yu Gothic UI" w:hint="eastAsia"/>
+          <w:color w:val="3D3447"/>
           <w:sz w:val="22"/>
           <w:szCs w:val="22"/>
         </w:rPr>
@@ -7842,7 +7895,7 @@
         <w:rPr>
           <w:rStyle w:val="a5"/>
           <w:rFonts w:ascii="Yu Gothic UI" w:eastAsia="Yu Gothic UI" w:hAnsi="Yu Gothic UI" w:hint="eastAsia"/>
-          <w:color w:val="1E1E2E"/>
+          <w:color w:val="3D3447"/>
           <w:sz w:val="22"/>
           <w:szCs w:val="22"/>
         </w:rPr>
@@ -7855,12 +7908,10 @@
           <w:ilvl w:val="0"/>
           <w:numId w:val="9"/>
         </w:numPr>
-        <w:spacing w:before="45" w:after="45"/>
-        <w:ind w:left="1260" w:right="540"/>
-        <w:divId w:val="389618325"/>
-        <w:rPr>
-          <w:rFonts w:ascii="Yu Gothic UI" w:eastAsia="Yu Gothic UI" w:hAnsi="Yu Gothic UI" w:hint="eastAsia"/>
-          <w:color w:val="1E1E2E"/>
+        <w:spacing w:before="100" w:beforeAutospacing="1" w:after="100" w:afterAutospacing="1"/>
+        <w:rPr>
+          <w:rFonts w:ascii="Yu Gothic UI" w:eastAsia="Yu Gothic UI" w:hAnsi="Yu Gothic UI" w:hint="eastAsia"/>
+          <w:color w:val="3D3447"/>
           <w:sz w:val="22"/>
           <w:szCs w:val="22"/>
         </w:rPr>
@@ -7868,7 +7919,7 @@
       <w:r>
         <w:rPr>
           <w:rFonts w:ascii="Segoe UI Emoji" w:eastAsia="Yu Gothic UI" w:hAnsi="Segoe UI Emoji" w:cs="Segoe UI Emoji"/>
-          <w:color w:val="1E1E2E"/>
+          <w:color w:val="3D3447"/>
           <w:sz w:val="22"/>
           <w:szCs w:val="22"/>
         </w:rPr>
@@ -7877,7 +7928,7 @@
       <w:r>
         <w:rPr>
           <w:rFonts w:ascii="Yu Gothic UI" w:eastAsia="Yu Gothic UI" w:hAnsi="Yu Gothic UI" w:hint="eastAsia"/>
-          <w:color w:val="1E1E2E"/>
+          <w:color w:val="3D3447"/>
           <w:sz w:val="22"/>
           <w:szCs w:val="22"/>
         </w:rPr>
@@ -7894,7 +7945,7 @@
       <w:r>
         <w:rPr>
           <w:rFonts w:ascii="Yu Gothic UI" w:eastAsia="Yu Gothic UI" w:hAnsi="Yu Gothic UI" w:hint="eastAsia"/>
-          <w:color w:val="1E1E2E"/>
+          <w:color w:val="3D3447"/>
           <w:sz w:val="22"/>
           <w:szCs w:val="22"/>
         </w:rPr>
@@ -7903,7 +7954,7 @@
       <w:r>
         <w:rPr>
           <w:rFonts w:ascii="Yu Gothic UI" w:eastAsia="Yu Gothic UI" w:hAnsi="Yu Gothic UI" w:hint="eastAsia"/>
-          <w:color w:val="1E1E2E"/>
+          <w:color w:val="3D3447"/>
           <w:sz w:val="22"/>
           <w:szCs w:val="22"/>
         </w:rPr>
@@ -7912,7 +7963,7 @@
       <w:r>
         <w:rPr>
           <w:rFonts w:ascii="Yu Gothic UI" w:eastAsia="Yu Gothic UI" w:hAnsi="Yu Gothic UI" w:hint="eastAsia"/>
-          <w:color w:val="1E1E2E"/>
+          <w:color w:val="3D3447"/>
           <w:sz w:val="22"/>
           <w:szCs w:val="22"/>
         </w:rPr>
@@ -7922,7 +7973,7 @@
         <w:rPr>
           <w:rStyle w:val="a5"/>
           <w:rFonts w:ascii="Yu Gothic UI" w:eastAsia="Yu Gothic UI" w:hAnsi="Yu Gothic UI" w:hint="eastAsia"/>
-          <w:color w:val="1E1E2E"/>
+          <w:color w:val="3D3447"/>
           <w:sz w:val="22"/>
           <w:szCs w:val="22"/>
         </w:rPr>
@@ -7932,19 +7983,17 @@
     <w:p>
       <w:pPr>
         <w:pStyle w:val="Web"/>
-        <w:ind w:left="540" w:right="540"/>
-        <w:divId w:val="389618325"/>
-        <w:rPr>
-          <w:rFonts w:ascii="Yu Gothic UI" w:eastAsia="Yu Gothic UI" w:hAnsi="Yu Gothic UI" w:hint="eastAsia"/>
-          <w:color w:val="1E1E2E"/>
-          <w:sz w:val="22"/>
-          <w:szCs w:val="22"/>
-        </w:rPr>
-      </w:pPr>
-      <w:r>
-        <w:rPr>
-          <w:rFonts w:ascii="Yu Gothic UI" w:eastAsia="Yu Gothic UI" w:hAnsi="Yu Gothic UI" w:hint="eastAsia"/>
-          <w:color w:val="1E1E2E"/>
+        <w:rPr>
+          <w:rFonts w:ascii="Yu Gothic UI" w:eastAsia="Yu Gothic UI" w:hAnsi="Yu Gothic UI" w:hint="eastAsia"/>
+          <w:color w:val="3D3447"/>
+          <w:sz w:val="22"/>
+          <w:szCs w:val="22"/>
+        </w:rPr>
+      </w:pPr>
+      <w:r>
+        <w:rPr>
+          <w:rFonts w:ascii="Yu Gothic UI" w:eastAsia="Yu Gothic UI" w:hAnsi="Yu Gothic UI" w:hint="eastAsia"/>
+          <w:color w:val="3D3447"/>
           <w:sz w:val="22"/>
           <w:szCs w:val="22"/>
         </w:rPr>
@@ -7961,7 +8010,7 @@
       <w:r>
         <w:rPr>
           <w:rFonts w:ascii="Yu Gothic UI" w:eastAsia="Yu Gothic UI" w:hAnsi="Yu Gothic UI" w:hint="eastAsia"/>
-          <w:color w:val="1E1E2E"/>
+          <w:color w:val="3D3447"/>
           <w:sz w:val="22"/>
           <w:szCs w:val="22"/>
         </w:rPr>
@@ -7978,7 +8027,7 @@
       <w:r>
         <w:rPr>
           <w:rFonts w:ascii="Yu Gothic UI" w:eastAsia="Yu Gothic UI" w:hAnsi="Yu Gothic UI" w:hint="eastAsia"/>
-          <w:color w:val="1E1E2E"/>
+          <w:color w:val="3D3447"/>
           <w:sz w:val="22"/>
           <w:szCs w:val="22"/>
         </w:rPr>
@@ -7993,7 +8042,7 @@
       <w:r>
         <w:rPr>
           <w:rFonts w:ascii="Yu Gothic UI" w:eastAsia="Yu Gothic UI" w:hAnsi="Yu Gothic UI" w:hint="eastAsia"/>
-          <w:color w:val="1E1E2E"/>
+          <w:color w:val="3D3447"/>
           <w:sz w:val="22"/>
           <w:szCs w:val="22"/>
         </w:rPr>
@@ -8002,20 +8051,18 @@
     </w:p>
     <w:p>
       <w:pPr>
-        <w:spacing w:before="330" w:after="330"/>
-        <w:ind w:left="540" w:right="540"/>
-        <w:divId w:val="389618325"/>
-        <w:rPr>
-          <w:rFonts w:ascii="Yu Gothic UI" w:eastAsia="Yu Gothic UI" w:hAnsi="Yu Gothic UI" w:hint="eastAsia"/>
-          <w:color w:val="1E1E2E"/>
-          <w:sz w:val="22"/>
-          <w:szCs w:val="22"/>
-        </w:rPr>
-      </w:pPr>
-      <w:r>
-        <w:rPr>
-          <w:rFonts w:ascii="Yu Gothic UI" w:eastAsia="Yu Gothic UI" w:hAnsi="Yu Gothic UI" w:hint="eastAsia"/>
-          <w:color w:val="1E1E2E"/>
+        <w:spacing w:before="300" w:after="300"/>
+        <w:rPr>
+          <w:rFonts w:ascii="Yu Gothic UI" w:eastAsia="Yu Gothic UI" w:hAnsi="Yu Gothic UI" w:hint="eastAsia"/>
+          <w:color w:val="3D3447"/>
+          <w:sz w:val="22"/>
+          <w:szCs w:val="22"/>
+        </w:rPr>
+      </w:pPr>
+      <w:r>
+        <w:rPr>
+          <w:rFonts w:ascii="Yu Gothic UI" w:eastAsia="Yu Gothic UI" w:hAnsi="Yu Gothic UI" w:hint="eastAsia"/>
+          <w:color w:val="3D3447"/>
           <w:sz w:val="22"/>
           <w:szCs w:val="22"/>
         </w:rPr>
@@ -8029,11 +8076,9 @@
     <w:p>
       <w:pPr>
         <w:pStyle w:val="Web"/>
-        <w:ind w:left="540" w:right="540"/>
-        <w:divId w:val="389618325"/>
-        <w:rPr>
-          <w:rFonts w:ascii="Yu Gothic UI" w:eastAsia="Yu Gothic UI" w:hAnsi="Yu Gothic UI" w:hint="eastAsia"/>
-          <w:color w:val="1E1E2E"/>
+        <w:rPr>
+          <w:rFonts w:ascii="Yu Gothic UI" w:eastAsia="Yu Gothic UI" w:hAnsi="Yu Gothic UI" w:hint="eastAsia"/>
+          <w:color w:val="3D3447"/>
           <w:sz w:val="22"/>
           <w:szCs w:val="22"/>
         </w:rPr>
@@ -8041,7 +8086,7 @@
       <w:r>
         <w:rPr>
           <w:rFonts w:ascii="Segoe UI Emoji" w:eastAsia="Yu Gothic UI" w:hAnsi="Segoe UI Emoji" w:cs="Segoe UI Emoji"/>
-          <w:color w:val="1E1E2E"/>
+          <w:color w:val="3D3447"/>
           <w:sz w:val="22"/>
           <w:szCs w:val="22"/>
         </w:rPr>
@@ -8050,7 +8095,7 @@
       <w:r>
         <w:rPr>
           <w:rFonts w:ascii="Yu Gothic UI" w:eastAsia="Yu Gothic UI" w:hAnsi="Yu Gothic UI" w:hint="eastAsia"/>
-          <w:color w:val="1E1E2E"/>
+          <w:color w:val="3D3447"/>
           <w:sz w:val="22"/>
           <w:szCs w:val="22"/>
         </w:rPr>
@@ -8060,7 +8105,7 @@
         <w:rPr>
           <w:rStyle w:val="a6"/>
           <w:rFonts w:ascii="Yu Gothic UI" w:eastAsia="Yu Gothic UI" w:hAnsi="Yu Gothic UI" w:hint="eastAsia"/>
-          <w:color w:val="1E1E2E"/>
+          <w:color w:val="3D3447"/>
           <w:sz w:val="22"/>
           <w:szCs w:val="22"/>
         </w:rPr>
@@ -8070,7 +8115,7 @@
         <w:rPr>
           <w:rStyle w:val="a6"/>
           <w:rFonts w:ascii="Yu Gothic UI" w:eastAsia="Yu Gothic UI" w:hAnsi="Yu Gothic UI" w:hint="eastAsia"/>
-          <w:color w:val="1E1E2E"/>
+          <w:color w:val="3D3447"/>
           <w:sz w:val="22"/>
           <w:szCs w:val="22"/>
         </w:rPr>
@@ -8080,7 +8125,7 @@
         <w:rPr>
           <w:rStyle w:val="a6"/>
           <w:rFonts w:ascii="Yu Gothic UI" w:eastAsia="Yu Gothic UI" w:hAnsi="Yu Gothic UI" w:hint="eastAsia"/>
-          <w:color w:val="1E1E2E"/>
+          <w:color w:val="3D3447"/>
           <w:sz w:val="22"/>
           <w:szCs w:val="22"/>
         </w:rPr>
@@ -8090,7 +8135,7 @@
         <w:rPr>
           <w:rStyle w:val="a6"/>
           <w:rFonts w:ascii="Yu Gothic UI" w:eastAsia="Yu Gothic UI" w:hAnsi="Yu Gothic UI" w:hint="eastAsia"/>
-          <w:color w:val="1E1E2E"/>
+          <w:color w:val="3D3447"/>
           <w:sz w:val="22"/>
           <w:szCs w:val="22"/>
         </w:rPr>
@@ -8100,7 +8145,7 @@
         <w:rPr>
           <w:rStyle w:val="a6"/>
           <w:rFonts w:ascii="Yu Gothic UI" w:eastAsia="Yu Gothic UI" w:hAnsi="Yu Gothic UI" w:hint="eastAsia"/>
-          <w:color w:val="1E1E2E"/>
+          <w:color w:val="3D3447"/>
           <w:sz w:val="22"/>
           <w:szCs w:val="22"/>
         </w:rPr>
@@ -8158,9 +8203,9 @@
 <file path=word/numbering.xml><?xml version="1.0" encoding="utf-8"?>
 <w:numbering xmlns:wpc="http://schemas.microsoft.com/office/word/2010/wordprocessingCanvas" xmlns:cx="http://schemas.microsoft.com/office/drawing/2014/chartex" xmlns:cx1="http://schemas.microsoft.com/office/drawing/2015/9/8/chartex" xmlns:cx2="http://schemas.microsoft.com/office/drawing/2015/10/21/chartex" xmlns:cx3="http://schemas.microsoft.com/office/drawing/2016/5/9/chartex" xmlns:cx4="http://schemas.microsoft.com/office/drawing/2016/5/10/chartex" xmlns:cx5="http://schemas.microsoft.com/office/drawing/2016/5/11/chartex" xmlns:cx6="http://schemas.microsoft.com/office/drawing/2016/5/12/chartex" xmlns:cx7="http://schemas.microsoft.com/office/drawing/2016/5/13/chartex" xmlns:cx8="http://schemas.microsoft.com/office/drawing/2016/5/14/chartex" xmlns:mc="http://schemas.openxmlformats.org/markup-compatibility/2006" xmlns:aink="http://schemas.microsoft.com/office/drawing/2016/ink" xmlns:am3d="http://schemas.microsoft.com/office/drawing/2017/model3d" xmlns:o="urn:schemas-microsoft-com:office:office" xmlns:oel="http://schemas.microsoft.com/office/2019/extlst" xmlns:r="http://schemas.openxmlformats.org/officeDocument/2006/relationships" xmlns:m="http://schemas.openxmlformats.org/officeDocument/2006/math" xmlns:v="urn:schemas-microsoft-com:vml" xmlns:wp14="http://schemas.microsoft.com/office/word/2010/wordprocessingDrawing" xmlns:wp="http://schemas.openxmlformats.org/drawingml/2006/wordprocessingDrawing" xmlns:w10="urn:schemas-microsoft-com:office:word" xmlns:w="http://schemas.openxmlformats.org/wordprocessingml/2006/main" xmlns:w14="http://schemas.microsoft.com/office/word/2010/wordml" xmlns:w15="http://schemas.microsoft.com/office/word/2012/wordml" xmlns:w16cex="http://schemas.microsoft.com/office/word/2018/wordml/cex" xmlns:w16cid="http://schemas.microsoft.com/office/word/2016/wordml/cid" xmlns:w16="http://schemas.microsoft.com/office/word/2018/wordml" xmlns:w16du="http://schemas.microsoft.com/office/word/2023/wordml/word16du" xmlns:w16sdtdh="http://schemas.microsoft.com/office/word/2020/wordml/sdtdatahash" xmlns:w16sdtfl="http://schemas.microsoft.com/office/word/2024/wordml/sdtformatlock" xmlns:w16se="http://schemas.microsoft.com/office/word/2015/wordml/symex" xmlns:wpg="http://schemas.microsoft.com/office/word/2010/wordprocessingGroup" xmlns:wpi="http://schemas.microsoft.com/office/word/2010/wordprocessingInk" xmlns:wne="http://schemas.microsoft.com/office/word/2006/wordml" xmlns:wps="http://schemas.microsoft.com/office/word/2010/wordprocessingShape" mc:Ignorable="w14 w15 w16se w16cid w16 w16cex w16sdtdh w16sdtfl w16du wp14">
   <w:abstractNum w:abstractNumId="0" w15:restartNumberingAfterBreak="0">
-    <w:nsid w:val="047E0EDF"/>
+    <w:nsid w:val="01C33208"/>
     <w:multiLevelType w:val="multilevel"/>
-    <w:tmpl w:val="82A0B38E"/>
+    <w:tmpl w:val="1E0CF886"/>
     <w:lvl w:ilvl="0">
       <w:start w:val="1"/>
       <w:numFmt w:val="bullet"/>
@@ -8307,9 +8352,9 @@
     </w:lvl>
   </w:abstractNum>
   <w:abstractNum w:abstractNumId="1" w15:restartNumberingAfterBreak="0">
-    <w:nsid w:val="051B1B88"/>
+    <w:nsid w:val="19336B8B"/>
     <w:multiLevelType w:val="multilevel"/>
-    <w:tmpl w:val="E1A62B0C"/>
+    <w:tmpl w:val="EE62BE1A"/>
     <w:lvl w:ilvl="0">
       <w:start w:val="1"/>
       <w:numFmt w:val="bullet"/>
@@ -8456,122 +8501,9 @@
     </w:lvl>
   </w:abstractNum>
   <w:abstractNum w:abstractNumId="2" w15:restartNumberingAfterBreak="0">
-    <w:nsid w:val="0F3A5813"/>
+    <w:nsid w:val="29FC71DD"/>
     <w:multiLevelType w:val="multilevel"/>
-    <w:tmpl w:val="155009BE"/>
-    <w:lvl w:ilvl="0">
-      <w:start w:val="1"/>
-      <w:numFmt w:val="decimal"/>
-      <w:lvlText w:val="%1."/>
-      <w:lvlJc w:val="left"/>
-      <w:pPr>
-        <w:tabs>
-          <w:tab w:val="num" w:pos="720"/>
-        </w:tabs>
-        <w:ind w:left="720" w:hanging="360"/>
-      </w:pPr>
-    </w:lvl>
-    <w:lvl w:ilvl="1" w:tentative="1">
-      <w:start w:val="1"/>
-      <w:numFmt w:val="decimal"/>
-      <w:lvlText w:val="%2."/>
-      <w:lvlJc w:val="left"/>
-      <w:pPr>
-        <w:tabs>
-          <w:tab w:val="num" w:pos="1440"/>
-        </w:tabs>
-        <w:ind w:left="1440" w:hanging="360"/>
-      </w:pPr>
-    </w:lvl>
-    <w:lvl w:ilvl="2" w:tentative="1">
-      <w:start w:val="1"/>
-      <w:numFmt w:val="decimal"/>
-      <w:lvlText w:val="%3."/>
-      <w:lvlJc w:val="left"/>
-      <w:pPr>
-        <w:tabs>
-          <w:tab w:val="num" w:pos="2160"/>
-        </w:tabs>
-        <w:ind w:left="2160" w:hanging="360"/>
-      </w:pPr>
-    </w:lvl>
-    <w:lvl w:ilvl="3" w:tentative="1">
-      <w:start w:val="1"/>
-      <w:numFmt w:val="decimal"/>
-      <w:lvlText w:val="%4."/>
-      <w:lvlJc w:val="left"/>
-      <w:pPr>
-        <w:tabs>
-          <w:tab w:val="num" w:pos="2880"/>
-        </w:tabs>
-        <w:ind w:left="2880" w:hanging="360"/>
-      </w:pPr>
-    </w:lvl>
-    <w:lvl w:ilvl="4" w:tentative="1">
-      <w:start w:val="1"/>
-      <w:numFmt w:val="decimal"/>
-      <w:lvlText w:val="%5."/>
-      <w:lvlJc w:val="left"/>
-      <w:pPr>
-        <w:tabs>
-          <w:tab w:val="num" w:pos="3600"/>
-        </w:tabs>
-        <w:ind w:left="3600" w:hanging="360"/>
-      </w:pPr>
-    </w:lvl>
-    <w:lvl w:ilvl="5" w:tentative="1">
-      <w:start w:val="1"/>
-      <w:numFmt w:val="decimal"/>
-      <w:lvlText w:val="%6."/>
-      <w:lvlJc w:val="left"/>
-      <w:pPr>
-        <w:tabs>
-          <w:tab w:val="num" w:pos="4320"/>
-        </w:tabs>
-        <w:ind w:left="4320" w:hanging="360"/>
-      </w:pPr>
-    </w:lvl>
-    <w:lvl w:ilvl="6" w:tentative="1">
-      <w:start w:val="1"/>
-      <w:numFmt w:val="decimal"/>
-      <w:lvlText w:val="%7."/>
-      <w:lvlJc w:val="left"/>
-      <w:pPr>
-        <w:tabs>
-          <w:tab w:val="num" w:pos="5040"/>
-        </w:tabs>
-        <w:ind w:left="5040" w:hanging="360"/>
-      </w:pPr>
-    </w:lvl>
-    <w:lvl w:ilvl="7" w:tentative="1">
-      <w:start w:val="1"/>
-      <w:numFmt w:val="decimal"/>
-      <w:lvlText w:val="%8."/>
-      <w:lvlJc w:val="left"/>
-      <w:pPr>
-        <w:tabs>
-          <w:tab w:val="num" w:pos="5760"/>
-        </w:tabs>
-        <w:ind w:left="5760" w:hanging="360"/>
-      </w:pPr>
-    </w:lvl>
-    <w:lvl w:ilvl="8" w:tentative="1">
-      <w:start w:val="1"/>
-      <w:numFmt w:val="decimal"/>
-      <w:lvlText w:val="%9."/>
-      <w:lvlJc w:val="left"/>
-      <w:pPr>
-        <w:tabs>
-          <w:tab w:val="num" w:pos="6480"/>
-        </w:tabs>
-        <w:ind w:left="6480" w:hanging="360"/>
-      </w:pPr>
-    </w:lvl>
-  </w:abstractNum>
-  <w:abstractNum w:abstractNumId="3" w15:restartNumberingAfterBreak="0">
-    <w:nsid w:val="15B203FD"/>
-    <w:multiLevelType w:val="multilevel"/>
-    <w:tmpl w:val="496AB628"/>
+    <w:tmpl w:val="FD16C2F6"/>
     <w:lvl w:ilvl="0">
       <w:start w:val="1"/>
       <w:numFmt w:val="bullet"/>
@@ -8717,10 +8649,10 @@
       </w:rPr>
     </w:lvl>
   </w:abstractNum>
-  <w:abstractNum w:abstractNumId="4" w15:restartNumberingAfterBreak="0">
-    <w:nsid w:val="2FE17910"/>
+  <w:abstractNum w:abstractNumId="3" w15:restartNumberingAfterBreak="0">
+    <w:nsid w:val="3C9B3FB1"/>
     <w:multiLevelType w:val="multilevel"/>
-    <w:tmpl w:val="4B16F378"/>
+    <w:tmpl w:val="76762F88"/>
     <w:lvl w:ilvl="0">
       <w:start w:val="1"/>
       <w:numFmt w:val="bullet"/>
@@ -8866,123 +8798,10 @@
       </w:rPr>
     </w:lvl>
   </w:abstractNum>
-  <w:abstractNum w:abstractNumId="5" w15:restartNumberingAfterBreak="0">
-    <w:nsid w:val="48BF01E6"/>
+  <w:abstractNum w:abstractNumId="4" w15:restartNumberingAfterBreak="0">
+    <w:nsid w:val="41911040"/>
     <w:multiLevelType w:val="multilevel"/>
-    <w:tmpl w:val="E962FB4A"/>
-    <w:lvl w:ilvl="0">
-      <w:start w:val="1"/>
-      <w:numFmt w:val="decimal"/>
-      <w:lvlText w:val="%1."/>
-      <w:lvlJc w:val="left"/>
-      <w:pPr>
-        <w:tabs>
-          <w:tab w:val="num" w:pos="720"/>
-        </w:tabs>
-        <w:ind w:left="720" w:hanging="360"/>
-      </w:pPr>
-    </w:lvl>
-    <w:lvl w:ilvl="1" w:tentative="1">
-      <w:start w:val="1"/>
-      <w:numFmt w:val="decimal"/>
-      <w:lvlText w:val="%2."/>
-      <w:lvlJc w:val="left"/>
-      <w:pPr>
-        <w:tabs>
-          <w:tab w:val="num" w:pos="1440"/>
-        </w:tabs>
-        <w:ind w:left="1440" w:hanging="360"/>
-      </w:pPr>
-    </w:lvl>
-    <w:lvl w:ilvl="2" w:tentative="1">
-      <w:start w:val="1"/>
-      <w:numFmt w:val="decimal"/>
-      <w:lvlText w:val="%3."/>
-      <w:lvlJc w:val="left"/>
-      <w:pPr>
-        <w:tabs>
-          <w:tab w:val="num" w:pos="2160"/>
-        </w:tabs>
-        <w:ind w:left="2160" w:hanging="360"/>
-      </w:pPr>
-    </w:lvl>
-    <w:lvl w:ilvl="3" w:tentative="1">
-      <w:start w:val="1"/>
-      <w:numFmt w:val="decimal"/>
-      <w:lvlText w:val="%4."/>
-      <w:lvlJc w:val="left"/>
-      <w:pPr>
-        <w:tabs>
-          <w:tab w:val="num" w:pos="2880"/>
-        </w:tabs>
-        <w:ind w:left="2880" w:hanging="360"/>
-      </w:pPr>
-    </w:lvl>
-    <w:lvl w:ilvl="4" w:tentative="1">
-      <w:start w:val="1"/>
-      <w:numFmt w:val="decimal"/>
-      <w:lvlText w:val="%5."/>
-      <w:lvlJc w:val="left"/>
-      <w:pPr>
-        <w:tabs>
-          <w:tab w:val="num" w:pos="3600"/>
-        </w:tabs>
-        <w:ind w:left="3600" w:hanging="360"/>
-      </w:pPr>
-    </w:lvl>
-    <w:lvl w:ilvl="5" w:tentative="1">
-      <w:start w:val="1"/>
-      <w:numFmt w:val="decimal"/>
-      <w:lvlText w:val="%6."/>
-      <w:lvlJc w:val="left"/>
-      <w:pPr>
-        <w:tabs>
-          <w:tab w:val="num" w:pos="4320"/>
-        </w:tabs>
-        <w:ind w:left="4320" w:hanging="360"/>
-      </w:pPr>
-    </w:lvl>
-    <w:lvl w:ilvl="6" w:tentative="1">
-      <w:start w:val="1"/>
-      <w:numFmt w:val="decimal"/>
-      <w:lvlText w:val="%7."/>
-      <w:lvlJc w:val="left"/>
-      <w:pPr>
-        <w:tabs>
-          <w:tab w:val="num" w:pos="5040"/>
-        </w:tabs>
-        <w:ind w:left="5040" w:hanging="360"/>
-      </w:pPr>
-    </w:lvl>
-    <w:lvl w:ilvl="7" w:tentative="1">
-      <w:start w:val="1"/>
-      <w:numFmt w:val="decimal"/>
-      <w:lvlText w:val="%8."/>
-      <w:lvlJc w:val="left"/>
-      <w:pPr>
-        <w:tabs>
-          <w:tab w:val="num" w:pos="5760"/>
-        </w:tabs>
-        <w:ind w:left="5760" w:hanging="360"/>
-      </w:pPr>
-    </w:lvl>
-    <w:lvl w:ilvl="8" w:tentative="1">
-      <w:start w:val="1"/>
-      <w:numFmt w:val="decimal"/>
-      <w:lvlText w:val="%9."/>
-      <w:lvlJc w:val="left"/>
-      <w:pPr>
-        <w:tabs>
-          <w:tab w:val="num" w:pos="6480"/>
-        </w:tabs>
-        <w:ind w:left="6480" w:hanging="360"/>
-      </w:pPr>
-    </w:lvl>
-  </w:abstractNum>
-  <w:abstractNum w:abstractNumId="6" w15:restartNumberingAfterBreak="0">
-    <w:nsid w:val="49AF1439"/>
-    <w:multiLevelType w:val="multilevel"/>
-    <w:tmpl w:val="242063E0"/>
+    <w:tmpl w:val="568CA46A"/>
     <w:lvl w:ilvl="0">
       <w:start w:val="1"/>
       <w:numFmt w:val="bullet"/>
@@ -9128,10 +8947,10 @@
       </w:rPr>
     </w:lvl>
   </w:abstractNum>
-  <w:abstractNum w:abstractNumId="7" w15:restartNumberingAfterBreak="0">
-    <w:nsid w:val="49E62F38"/>
+  <w:abstractNum w:abstractNumId="5" w15:restartNumberingAfterBreak="0">
+    <w:nsid w:val="46725453"/>
     <w:multiLevelType w:val="multilevel"/>
-    <w:tmpl w:val="85B86030"/>
+    <w:tmpl w:val="5B1498B8"/>
     <w:lvl w:ilvl="0">
       <w:start w:val="1"/>
       <w:numFmt w:val="bullet"/>
@@ -9277,10 +9096,123 @@
       </w:rPr>
     </w:lvl>
   </w:abstractNum>
-  <w:abstractNum w:abstractNumId="8" w15:restartNumberingAfterBreak="0">
-    <w:nsid w:val="74B048CA"/>
+  <w:abstractNum w:abstractNumId="6" w15:restartNumberingAfterBreak="0">
+    <w:nsid w:val="4773410A"/>
     <w:multiLevelType w:val="multilevel"/>
-    <w:tmpl w:val="42CAC158"/>
+    <w:tmpl w:val="AE3CC97A"/>
+    <w:lvl w:ilvl="0">
+      <w:start w:val="1"/>
+      <w:numFmt w:val="decimal"/>
+      <w:lvlText w:val="%1."/>
+      <w:lvlJc w:val="left"/>
+      <w:pPr>
+        <w:tabs>
+          <w:tab w:val="num" w:pos="720"/>
+        </w:tabs>
+        <w:ind w:left="720" w:hanging="360"/>
+      </w:pPr>
+    </w:lvl>
+    <w:lvl w:ilvl="1" w:tentative="1">
+      <w:start w:val="1"/>
+      <w:numFmt w:val="decimal"/>
+      <w:lvlText w:val="%2."/>
+      <w:lvlJc w:val="left"/>
+      <w:pPr>
+        <w:tabs>
+          <w:tab w:val="num" w:pos="1440"/>
+        </w:tabs>
+        <w:ind w:left="1440" w:hanging="360"/>
+      </w:pPr>
+    </w:lvl>
+    <w:lvl w:ilvl="2" w:tentative="1">
+      <w:start w:val="1"/>
+      <w:numFmt w:val="decimal"/>
+      <w:lvlText w:val="%3."/>
+      <w:lvlJc w:val="left"/>
+      <w:pPr>
+        <w:tabs>
+          <w:tab w:val="num" w:pos="2160"/>
+        </w:tabs>
+        <w:ind w:left="2160" w:hanging="360"/>
+      </w:pPr>
+    </w:lvl>
+    <w:lvl w:ilvl="3" w:tentative="1">
+      <w:start w:val="1"/>
+      <w:numFmt w:val="decimal"/>
+      <w:lvlText w:val="%4."/>
+      <w:lvlJc w:val="left"/>
+      <w:pPr>
+        <w:tabs>
+          <w:tab w:val="num" w:pos="2880"/>
+        </w:tabs>
+        <w:ind w:left="2880" w:hanging="360"/>
+      </w:pPr>
+    </w:lvl>
+    <w:lvl w:ilvl="4" w:tentative="1">
+      <w:start w:val="1"/>
+      <w:numFmt w:val="decimal"/>
+      <w:lvlText w:val="%5."/>
+      <w:lvlJc w:val="left"/>
+      <w:pPr>
+        <w:tabs>
+          <w:tab w:val="num" w:pos="3600"/>
+        </w:tabs>
+        <w:ind w:left="3600" w:hanging="360"/>
+      </w:pPr>
+    </w:lvl>
+    <w:lvl w:ilvl="5" w:tentative="1">
+      <w:start w:val="1"/>
+      <w:numFmt w:val="decimal"/>
+      <w:lvlText w:val="%6."/>
+      <w:lvlJc w:val="left"/>
+      <w:pPr>
+        <w:tabs>
+          <w:tab w:val="num" w:pos="4320"/>
+        </w:tabs>
+        <w:ind w:left="4320" w:hanging="360"/>
+      </w:pPr>
+    </w:lvl>
+    <w:lvl w:ilvl="6" w:tentative="1">
+      <w:start w:val="1"/>
+      <w:numFmt w:val="decimal"/>
+      <w:lvlText w:val="%7."/>
+      <w:lvlJc w:val="left"/>
+      <w:pPr>
+        <w:tabs>
+          <w:tab w:val="num" w:pos="5040"/>
+        </w:tabs>
+        <w:ind w:left="5040" w:hanging="360"/>
+      </w:pPr>
+    </w:lvl>
+    <w:lvl w:ilvl="7" w:tentative="1">
+      <w:start w:val="1"/>
+      <w:numFmt w:val="decimal"/>
+      <w:lvlText w:val="%8."/>
+      <w:lvlJc w:val="left"/>
+      <w:pPr>
+        <w:tabs>
+          <w:tab w:val="num" w:pos="5760"/>
+        </w:tabs>
+        <w:ind w:left="5760" w:hanging="360"/>
+      </w:pPr>
+    </w:lvl>
+    <w:lvl w:ilvl="8" w:tentative="1">
+      <w:start w:val="1"/>
+      <w:numFmt w:val="decimal"/>
+      <w:lvlText w:val="%9."/>
+      <w:lvlJc w:val="left"/>
+      <w:pPr>
+        <w:tabs>
+          <w:tab w:val="num" w:pos="6480"/>
+        </w:tabs>
+        <w:ind w:left="6480" w:hanging="360"/>
+      </w:pPr>
+    </w:lvl>
+  </w:abstractNum>
+  <w:abstractNum w:abstractNumId="7" w15:restartNumberingAfterBreak="0">
+    <w:nsid w:val="5C031FCF"/>
+    <w:multiLevelType w:val="multilevel"/>
+    <w:tmpl w:val="219EF6C2"/>
     <w:lvl w:ilvl="0">
       <w:start w:val="1"/>
       <w:numFmt w:val="bullet"/>
@@ -9426,32 +9358,145 @@
       </w:rPr>
     </w:lvl>
   </w:abstractNum>
-  <w:num w:numId="1" w16cid:durableId="1995909626">
+  <w:abstractNum w:abstractNumId="8" w15:restartNumberingAfterBreak="0">
+    <w:nsid w:val="71DD7DE3"/>
+    <w:multiLevelType w:val="multilevel"/>
+    <w:tmpl w:val="69F453F8"/>
+    <w:lvl w:ilvl="0">
+      <w:start w:val="1"/>
+      <w:numFmt w:val="decimal"/>
+      <w:lvlText w:val="%1."/>
+      <w:lvlJc w:val="left"/>
+      <w:pPr>
+        <w:tabs>
+          <w:tab w:val="num" w:pos="720"/>
+        </w:tabs>
+        <w:ind w:left="720" w:hanging="360"/>
+      </w:pPr>
+    </w:lvl>
+    <w:lvl w:ilvl="1" w:tentative="1">
+      <w:start w:val="1"/>
+      <w:numFmt w:val="decimal"/>
+      <w:lvlText w:val="%2."/>
+      <w:lvlJc w:val="left"/>
+      <w:pPr>
+        <w:tabs>
+          <w:tab w:val="num" w:pos="1440"/>
+        </w:tabs>
+        <w:ind w:left="1440" w:hanging="360"/>
+      </w:pPr>
+    </w:lvl>
+    <w:lvl w:ilvl="2" w:tentative="1">
+      <w:start w:val="1"/>
+      <w:numFmt w:val="decimal"/>
+      <w:lvlText w:val="%3."/>
+      <w:lvlJc w:val="left"/>
+      <w:pPr>
+        <w:tabs>
+          <w:tab w:val="num" w:pos="2160"/>
+        </w:tabs>
+        <w:ind w:left="2160" w:hanging="360"/>
+      </w:pPr>
+    </w:lvl>
+    <w:lvl w:ilvl="3" w:tentative="1">
+      <w:start w:val="1"/>
+      <w:numFmt w:val="decimal"/>
+      <w:lvlText w:val="%4."/>
+      <w:lvlJc w:val="left"/>
+      <w:pPr>
+        <w:tabs>
+          <w:tab w:val="num" w:pos="2880"/>
+        </w:tabs>
+        <w:ind w:left="2880" w:hanging="360"/>
+      </w:pPr>
+    </w:lvl>
+    <w:lvl w:ilvl="4" w:tentative="1">
+      <w:start w:val="1"/>
+      <w:numFmt w:val="decimal"/>
+      <w:lvlText w:val="%5."/>
+      <w:lvlJc w:val="left"/>
+      <w:pPr>
+        <w:tabs>
+          <w:tab w:val="num" w:pos="3600"/>
+        </w:tabs>
+        <w:ind w:left="3600" w:hanging="360"/>
+      </w:pPr>
+    </w:lvl>
+    <w:lvl w:ilvl="5" w:tentative="1">
+      <w:start w:val="1"/>
+      <w:numFmt w:val="decimal"/>
+      <w:lvlText w:val="%6."/>
+      <w:lvlJc w:val="left"/>
+      <w:pPr>
+        <w:tabs>
+          <w:tab w:val="num" w:pos="4320"/>
+        </w:tabs>
+        <w:ind w:left="4320" w:hanging="360"/>
+      </w:pPr>
+    </w:lvl>
+    <w:lvl w:ilvl="6" w:tentative="1">
+      <w:start w:val="1"/>
+      <w:numFmt w:val="decimal"/>
+      <w:lvlText w:val="%7."/>
+      <w:lvlJc w:val="left"/>
+      <w:pPr>
+        <w:tabs>
+          <w:tab w:val="num" w:pos="5040"/>
+        </w:tabs>
+        <w:ind w:left="5040" w:hanging="360"/>
+      </w:pPr>
+    </w:lvl>
+    <w:lvl w:ilvl="7" w:tentative="1">
+      <w:start w:val="1"/>
+      <w:numFmt w:val="decimal"/>
+      <w:lvlText w:val="%8."/>
+      <w:lvlJc w:val="left"/>
+      <w:pPr>
+        <w:tabs>
+          <w:tab w:val="num" w:pos="5760"/>
+        </w:tabs>
+        <w:ind w:left="5760" w:hanging="360"/>
+      </w:pPr>
+    </w:lvl>
+    <w:lvl w:ilvl="8" w:tentative="1">
+      <w:start w:val="1"/>
+      <w:numFmt w:val="decimal"/>
+      <w:lvlText w:val="%9."/>
+      <w:lvlJc w:val="left"/>
+      <w:pPr>
+        <w:tabs>
+          <w:tab w:val="num" w:pos="6480"/>
+        </w:tabs>
+        <w:ind w:left="6480" w:hanging="360"/>
+      </w:pPr>
+    </w:lvl>
+  </w:abstractNum>
+  <w:num w:numId="1" w16cid:durableId="1529444517">
     <w:abstractNumId w:val="0"/>
   </w:num>
-  <w:num w:numId="2" w16cid:durableId="115569974">
+  <w:num w:numId="2" w16cid:durableId="1771075310">
+    <w:abstractNumId w:val="8"/>
+  </w:num>
+  <w:num w:numId="3" w16cid:durableId="110445167">
     <w:abstractNumId w:val="2"/>
   </w:num>
-  <w:num w:numId="3" w16cid:durableId="1453864412">
+  <w:num w:numId="4" w16cid:durableId="507141501">
+    <w:abstractNumId w:val="7"/>
+  </w:num>
+  <w:num w:numId="5" w16cid:durableId="83378975">
+    <w:abstractNumId w:val="6"/>
+  </w:num>
+  <w:num w:numId="6" w16cid:durableId="2136825343">
+    <w:abstractNumId w:val="4"/>
+  </w:num>
+  <w:num w:numId="7" w16cid:durableId="1695761758">
     <w:abstractNumId w:val="3"/>
   </w:num>
-  <w:num w:numId="4" w16cid:durableId="59251414">
-    <w:abstractNumId w:val="4"/>
-  </w:num>
-  <w:num w:numId="5" w16cid:durableId="2139952717">
-    <w:abstractNumId w:val="5"/>
-  </w:num>
-  <w:num w:numId="6" w16cid:durableId="116529471">
-    <w:abstractNumId w:val="6"/>
-  </w:num>
-  <w:num w:numId="7" w16cid:durableId="1152789372">
-    <w:abstractNumId w:val="7"/>
-  </w:num>
-  <w:num w:numId="8" w16cid:durableId="1608660065">
+  <w:num w:numId="8" w16cid:durableId="1033265777">
     <w:abstractNumId w:val="1"/>
   </w:num>
-  <w:num w:numId="9" w16cid:durableId="1933658453">
-    <w:abstractNumId w:val="8"/>
+  <w:num w:numId="9" w16cid:durableId="417020531">
+    <w:abstractNumId w:val="5"/>
   </w:num>
 </w:numbering>
 </file>
@@ -9862,15 +9907,15 @@
     <w:qFormat/>
     <w:pPr>
       <w:pBdr>
-        <w:bottom w:val="single" w:sz="18" w:space="6" w:color="1E66F5"/>
+        <w:bottom w:val="single" w:sz="18" w:space="5" w:color="FBE3F1"/>
       </w:pBdr>
-      <w:spacing w:before="120" w:after="100" w:afterAutospacing="1"/>
+      <w:spacing w:before="100" w:beforeAutospacing="1" w:after="100" w:afterAutospacing="1"/>
       <w:outlineLvl w:val="0"/>
     </w:pPr>
     <w:rPr>
       <w:b/>
       <w:bCs/>
-      <w:color w:val="1E66F5"/>
+      <w:color w:val="EA4C9D"/>
       <w:kern w:val="36"/>
       <w:sz w:val="48"/>
       <w:szCs w:val="48"/>
@@ -9884,17 +9929,17 @@
     <w:qFormat/>
     <w:pPr>
       <w:pBdr>
-        <w:bottom w:val="single" w:sz="6" w:space="3" w:color="BCC0CC"/>
+        <w:bottom w:val="single" w:sz="6" w:space="3" w:color="ECE4F0"/>
       </w:pBdr>
-      <w:spacing w:before="390" w:after="100" w:afterAutospacing="1"/>
+      <w:spacing w:before="420" w:after="100" w:afterAutospacing="1"/>
       <w:outlineLvl w:val="1"/>
     </w:pPr>
     <w:rPr>
       <w:b/>
       <w:bCs/>
-      <w:color w:val="7287FD"/>
-      <w:sz w:val="34"/>
-      <w:szCs w:val="34"/>
+      <w:color w:val="6E5FD0"/>
+      <w:sz w:val="36"/>
+      <w:szCs w:val="36"/>
     </w:rPr>
   </w:style>
   <w:style w:type="paragraph" w:styleId="3">
@@ -9904,15 +9949,15 @@
     <w:uiPriority w:val="9"/>
     <w:qFormat/>
     <w:pPr>
-      <w:spacing w:before="270" w:after="100" w:afterAutospacing="1"/>
+      <w:spacing w:before="300" w:after="100" w:afterAutospacing="1"/>
       <w:outlineLvl w:val="2"/>
     </w:pPr>
     <w:rPr>
       <w:b/>
       <w:bCs/>
-      <w:color w:val="8839EF"/>
-      <w:sz w:val="26"/>
-      <w:szCs w:val="26"/>
+      <w:color w:val="D43A87"/>
+      <w:sz w:val="27"/>
+      <w:szCs w:val="27"/>
     </w:rPr>
   </w:style>
   <w:style w:type="character" w:default="1" w:styleId="a0">
@@ -9949,11 +9994,8 @@
     <w:semiHidden/>
     <w:unhideWhenUsed/>
     <w:rPr>
-      <w:strike w:val="0"/>
-      <w:dstrike w:val="0"/>
-      <w:color w:val="1E66F5"/>
-      <w:u w:val="none"/>
-      <w:effect w:val="none"/>
+      <w:color w:val="6E5FD0"/>
+      <w:u w:val="single"/>
     </w:rPr>
   </w:style>
   <w:style w:type="character" w:styleId="a4">
@@ -9963,11 +10005,8 @@
     <w:semiHidden/>
     <w:unhideWhenUsed/>
     <w:rPr>
-      <w:strike w:val="0"/>
-      <w:dstrike w:val="0"/>
-      <w:color w:val="1E66F5"/>
-      <w:u w:val="none"/>
-      <w:effect w:val="none"/>
+      <w:color w:val="6E5FD0"/>
+      <w:u w:val="single"/>
     </w:rPr>
   </w:style>
   <w:style w:type="character" w:styleId="HTML">
@@ -9978,10 +10017,10 @@
     <w:unhideWhenUsed/>
     <w:rPr>
       <w:rFonts w:ascii="Consolas" w:eastAsia="ＭＳ ゴシック" w:hAnsi="Consolas" w:cs="ＭＳ ゴシック" w:hint="default"/>
-      <w:color w:val="D20F39"/>
-      <w:sz w:val="20"/>
-      <w:szCs w:val="20"/>
-      <w:shd w:val="clear" w:color="auto" w:fill="E6E9EF"/>
+      <w:color w:val="6E5FD0"/>
+      <w:sz w:val="24"/>
+      <w:szCs w:val="24"/>
+      <w:shd w:val="clear" w:color="auto" w:fill="F3EFFC"/>
     </w:rPr>
   </w:style>
   <w:style w:type="character" w:customStyle="1" w:styleId="10">
@@ -10030,7 +10069,13 @@
     <w:semiHidden/>
     <w:unhideWhenUsed/>
     <w:pPr>
-      <w:shd w:val="clear" w:color="auto" w:fill="1E1E2E"/>
+      <w:pBdr>
+        <w:top w:val="single" w:sz="6" w:space="8" w:color="ECE4F0"/>
+        <w:left w:val="single" w:sz="6" w:space="8" w:color="ECE4F0"/>
+        <w:bottom w:val="single" w:sz="6" w:space="8" w:color="ECE4F0"/>
+        <w:right w:val="single" w:sz="6" w:space="8" w:color="ECE4F0"/>
+      </w:pBdr>
+      <w:shd w:val="clear" w:color="auto" w:fill="FAF7FD"/>
       <w:tabs>
         <w:tab w:val="left" w:pos="916"/>
         <w:tab w:val="left" w:pos="1832"/>
@@ -10052,7 +10097,6 @@
     </w:pPr>
     <w:rPr>
       <w:rFonts w:ascii="ＭＳ ゴシック" w:eastAsia="ＭＳ ゴシック" w:hAnsi="ＭＳ ゴシック" w:cs="ＭＳ ゴシック"/>
-      <w:color w:val="CDD6F4"/>
     </w:rPr>
   </w:style>
   <w:style w:type="character" w:customStyle="1" w:styleId="HTML1">
@@ -10108,7 +10152,7 @@
     <w:link w:val="a8"/>
     <w:uiPriority w:val="99"/>
     <w:unhideWhenUsed/>
-    <w:rsid w:val="000B1A15"/>
+    <w:rsid w:val="00B44278"/>
     <w:pPr>
       <w:tabs>
         <w:tab w:val="center" w:pos="4252"/>
@@ -10122,7 +10166,7 @@
     <w:basedOn w:val="a0"/>
     <w:link w:val="a7"/>
     <w:uiPriority w:val="99"/>
-    <w:rsid w:val="000B1A15"/>
+    <w:rsid w:val="00B44278"/>
     <w:rPr>
       <w:rFonts w:ascii="ＭＳ Ｐゴシック" w:eastAsia="ＭＳ Ｐゴシック" w:hAnsi="ＭＳ Ｐゴシック" w:cs="ＭＳ Ｐゴシック"/>
       <w:sz w:val="24"/>
@@ -10135,7 +10179,7 @@
     <w:link w:val="aa"/>
     <w:uiPriority w:val="99"/>
     <w:unhideWhenUsed/>
-    <w:rsid w:val="000B1A15"/>
+    <w:rsid w:val="00B44278"/>
     <w:pPr>
       <w:tabs>
         <w:tab w:val="center" w:pos="4252"/>
@@ -10149,7 +10193,7 @@
     <w:basedOn w:val="a0"/>
     <w:link w:val="a9"/>
     <w:uiPriority w:val="99"/>
-    <w:rsid w:val="000B1A15"/>
+    <w:rsid w:val="00B44278"/>
     <w:rPr>
       <w:rFonts w:ascii="ＭＳ Ｐゴシック" w:eastAsia="ＭＳ Ｐゴシック" w:hAnsi="ＭＳ Ｐゴシック" w:cs="ＭＳ Ｐゴシック"/>
       <w:sz w:val="24"/>

--- a/マニュアル/ModeColle_Manual_EN.docx
+++ b/マニュアル/ModeColle_Manual_EN.docx
@@ -24,34 +24,263 @@
     </w:p>
     <w:p>
       <w:pPr>
-        <w:pStyle w:val="2"/>
-        <w:rPr>
-          <w:rFonts w:ascii="Yu Gothic UI" w:eastAsia="Yu Gothic UI" w:hAnsi="Yu Gothic UI" w:hint="eastAsia"/>
-        </w:rPr>
-      </w:pPr>
-      <w:r>
-        <w:rPr>
-          <w:rFonts w:ascii="Yu Gothic UI" w:eastAsia="Yu Gothic UI" w:hAnsi="Yu Gothic UI" w:hint="eastAsia"/>
-        </w:rPr>
-        <w:t>"I set the system prompt</w:t>
-      </w:r>
-      <w:r>
-        <w:rPr>
-          <w:rFonts w:ascii="Yu Gothic UI" w:eastAsia="Yu Gothic UI" w:hAnsi="Yu Gothic UI" w:hint="eastAsia"/>
-        </w:rPr>
-        <w:t>…</w:t>
-      </w:r>
-      <w:r>
-        <w:rPr>
-          <w:rFonts w:ascii="Yu Gothic UI" w:eastAsia="Yu Gothic UI" w:hAnsi="Yu Gothic UI" w:hint="eastAsia"/>
-        </w:rPr>
-        <w:t xml:space="preserve"> so why isn't it working?" </w:t>
-      </w:r>
+        <w:pStyle w:val="Web"/>
+        <w:rPr>
+          <w:rFonts w:ascii="Yu Gothic UI" w:eastAsia="Yu Gothic UI" w:hAnsi="Yu Gothic UI" w:hint="eastAsia"/>
+          <w:color w:val="3D3447"/>
+          <w:sz w:val="22"/>
+          <w:szCs w:val="22"/>
+        </w:rPr>
+      </w:pPr>
+      <w:r>
+        <w:rPr>
+          <w:rStyle w:val="a5"/>
+          <w:rFonts w:ascii="Yu Gothic UI" w:eastAsia="Yu Gothic UI" w:hAnsi="Yu Gothic UI" w:hint="eastAsia"/>
+          <w:color w:val="3D3447"/>
+          <w:sz w:val="22"/>
+          <w:szCs w:val="22"/>
+        </w:rPr>
+        <w:t>A Windows GUI tool for managing your Ollama models with just the mouse.</w:t>
+      </w:r>
+      <w:r>
+        <w:rPr>
+          <w:rFonts w:ascii="Yu Gothic UI" w:eastAsia="Yu Gothic UI" w:hAnsi="Yu Gothic UI" w:hint="eastAsia"/>
+          <w:color w:val="3D3447"/>
+          <w:sz w:val="22"/>
+          <w:szCs w:val="22"/>
+        </w:rPr>
+        <w:t xml:space="preserve"> </w:t>
+      </w:r>
+      <w:r>
+        <w:rPr>
+          <w:rFonts w:ascii="Yu Gothic UI" w:eastAsia="Yu Gothic UI" w:hAnsi="Yu Gothic UI" w:hint="eastAsia"/>
+          <w:color w:val="3D3447"/>
+          <w:sz w:val="22"/>
+          <w:szCs w:val="22"/>
+        </w:rPr>
+        <w:t xml:space="preserve">Without memorizing any commands (typing into that scary black terminal window), you can </w:t>
+      </w:r>
+      <w:r>
+        <w:rPr>
+          <w:rStyle w:val="a5"/>
+          <w:rFonts w:ascii="Yu Gothic UI" w:eastAsia="Yu Gothic UI" w:hAnsi="Yu Gothic UI" w:hint="eastAsia"/>
+          <w:color w:val="3D3447"/>
+          <w:sz w:val="22"/>
+          <w:szCs w:val="22"/>
+        </w:rPr>
+        <w:t>list, inspect, delete, copy, rename, and edit the prompts</w:t>
+      </w:r>
+      <w:r>
+        <w:rPr>
+          <w:rFonts w:ascii="Yu Gothic UI" w:eastAsia="Yu Gothic UI" w:hAnsi="Yu Gothic UI" w:hint="eastAsia"/>
+          <w:color w:val="3D3447"/>
+          <w:sz w:val="22"/>
+          <w:szCs w:val="22"/>
+        </w:rPr>
+        <w:t xml:space="preserve"> of your models </w:t>
+      </w:r>
+      <w:r>
+        <w:rPr>
+          <w:rFonts w:ascii="Yu Gothic UI" w:eastAsia="Yu Gothic UI" w:hAnsi="Yu Gothic UI" w:hint="eastAsia"/>
+          <w:color w:val="3D3447"/>
+          <w:sz w:val="22"/>
+          <w:szCs w:val="22"/>
+        </w:rPr>
+        <w:t>—</w:t>
+      </w:r>
+      <w:r>
+        <w:rPr>
+          <w:rFonts w:ascii="Yu Gothic UI" w:eastAsia="Yu Gothic UI" w:hAnsi="Yu Gothic UI" w:hint="eastAsia"/>
+          <w:color w:val="3D3447"/>
+          <w:sz w:val="22"/>
+          <w:szCs w:val="22"/>
+        </w:rPr>
+        <w:t xml:space="preserve"> just pick one and click.</w:t>
+      </w:r>
+    </w:p>
+    <w:p>
+      <w:pPr>
+        <w:pStyle w:val="Web"/>
+        <w:rPr>
+          <w:rFonts w:ascii="Yu Gothic UI" w:eastAsia="Yu Gothic UI" w:hAnsi="Yu Gothic UI" w:hint="eastAsia"/>
+          <w:color w:val="3D3447"/>
+          <w:sz w:val="22"/>
+          <w:szCs w:val="22"/>
+        </w:rPr>
+      </w:pPr>
+      <w:r>
+        <w:rPr>
+          <w:rFonts w:ascii="Yu Gothic UI" w:eastAsia="Yu Gothic UI" w:hAnsi="Yu Gothic UI" w:hint="eastAsia"/>
+          <w:color w:val="3D3447"/>
+          <w:sz w:val="22"/>
+          <w:szCs w:val="22"/>
+        </w:rPr>
+        <w:t xml:space="preserve">On top of that </w:t>
+      </w:r>
+      <w:r>
+        <w:rPr>
+          <w:rFonts w:ascii="Yu Gothic UI" w:eastAsia="Yu Gothic UI" w:hAnsi="Yu Gothic UI" w:hint="eastAsia"/>
+          <w:color w:val="3D3447"/>
+          <w:sz w:val="22"/>
+          <w:szCs w:val="22"/>
+        </w:rPr>
+        <w:t>—</w:t>
+      </w:r>
+    </w:p>
+    <w:p>
+      <w:pPr>
+        <w:numPr>
+          <w:ilvl w:val="0"/>
+          <w:numId w:val="1"/>
+        </w:numPr>
+        <w:spacing w:before="100" w:beforeAutospacing="1" w:after="100" w:afterAutospacing="1"/>
+        <w:rPr>
+          <w:rFonts w:ascii="Yu Gothic UI" w:eastAsia="Yu Gothic UI" w:hAnsi="Yu Gothic UI" w:hint="eastAsia"/>
+          <w:color w:val="3D3447"/>
+          <w:sz w:val="22"/>
+          <w:szCs w:val="22"/>
+        </w:rPr>
+      </w:pPr>
       <w:r>
         <w:rPr>
           <w:rFonts w:ascii="Segoe UI Emoji" w:eastAsia="Yu Gothic UI" w:hAnsi="Segoe UI Emoji" w:cs="Segoe UI Emoji"/>
-        </w:rPr>
-        <w:t>🤔</w:t>
+          <w:color w:val="3D3447"/>
+          <w:sz w:val="22"/>
+          <w:szCs w:val="22"/>
+        </w:rPr>
+        <w:t>🌐</w:t>
+      </w:r>
+      <w:r>
+        <w:rPr>
+          <w:rFonts w:ascii="Yu Gothic UI" w:eastAsia="Yu Gothic UI" w:hAnsi="Yu Gothic UI" w:hint="eastAsia"/>
+          <w:color w:val="3D3447"/>
+          <w:sz w:val="22"/>
+          <w:szCs w:val="22"/>
+        </w:rPr>
+        <w:t xml:space="preserve"> Push the same prompt to </w:t>
+      </w:r>
+      <w:r>
+        <w:rPr>
+          <w:rStyle w:val="a5"/>
+          <w:rFonts w:ascii="Yu Gothic UI" w:eastAsia="Yu Gothic UI" w:hAnsi="Yu Gothic UI" w:hint="eastAsia"/>
+          <w:color w:val="3D3447"/>
+          <w:sz w:val="22"/>
+          <w:szCs w:val="22"/>
+        </w:rPr>
+        <w:t>OpenWebUI</w:t>
+      </w:r>
+      <w:r>
+        <w:rPr>
+          <w:rFonts w:ascii="Yu Gothic UI" w:eastAsia="Yu Gothic UI" w:hAnsi="Yu Gothic UI" w:hint="eastAsia"/>
+          <w:color w:val="3D3447"/>
+          <w:sz w:val="22"/>
+          <w:szCs w:val="22"/>
+        </w:rPr>
+        <w:t xml:space="preserve"> in one click (solves the "prompt won't take effect" problem below)</w:t>
+      </w:r>
+    </w:p>
+    <w:p>
+      <w:pPr>
+        <w:numPr>
+          <w:ilvl w:val="0"/>
+          <w:numId w:val="1"/>
+        </w:numPr>
+        <w:spacing w:before="100" w:beforeAutospacing="1" w:after="100" w:afterAutospacing="1"/>
+        <w:rPr>
+          <w:rFonts w:ascii="Yu Gothic UI" w:eastAsia="Yu Gothic UI" w:hAnsi="Yu Gothic UI" w:hint="eastAsia"/>
+          <w:color w:val="3D3447"/>
+          <w:sz w:val="22"/>
+          <w:szCs w:val="22"/>
+        </w:rPr>
+      </w:pPr>
+      <w:r>
+        <w:rPr>
+          <w:rFonts w:ascii="Segoe UI Emoji" w:eastAsia="Yu Gothic UI" w:hAnsi="Segoe UI Emoji" w:cs="Segoe UI Emoji"/>
+          <w:color w:val="3D3447"/>
+          <w:sz w:val="22"/>
+          <w:szCs w:val="22"/>
+        </w:rPr>
+        <w:t>📥</w:t>
+      </w:r>
+      <w:r>
+        <w:rPr>
+          <w:rFonts w:ascii="Yu Gothic UI" w:eastAsia="Yu Gothic UI" w:hAnsi="Yu Gothic UI" w:hint="eastAsia"/>
+          <w:color w:val="3D3447"/>
+          <w:sz w:val="22"/>
+          <w:szCs w:val="22"/>
+        </w:rPr>
+        <w:t xml:space="preserve"> Import models you downloaded in </w:t>
+      </w:r>
+      <w:r>
+        <w:rPr>
+          <w:rStyle w:val="a5"/>
+          <w:rFonts w:ascii="Yu Gothic UI" w:eastAsia="Yu Gothic UI" w:hAnsi="Yu Gothic UI" w:hint="eastAsia"/>
+          <w:color w:val="3D3447"/>
+          <w:sz w:val="22"/>
+          <w:szCs w:val="22"/>
+        </w:rPr>
+        <w:t>LM Studio</w:t>
+      </w:r>
+      <w:r>
+        <w:rPr>
+          <w:rFonts w:ascii="Yu Gothic UI" w:eastAsia="Yu Gothic UI" w:hAnsi="Yu Gothic UI" w:hint="eastAsia"/>
+          <w:color w:val="3D3447"/>
+          <w:sz w:val="22"/>
+          <w:szCs w:val="22"/>
+        </w:rPr>
+        <w:t xml:space="preserve"> so they show up in the list</w:t>
+      </w:r>
+    </w:p>
+    <w:p>
+      <w:pPr>
+        <w:numPr>
+          <w:ilvl w:val="0"/>
+          <w:numId w:val="1"/>
+        </w:numPr>
+        <w:spacing w:before="100" w:beforeAutospacing="1" w:after="100" w:afterAutospacing="1"/>
+        <w:rPr>
+          <w:rFonts w:ascii="Yu Gothic UI" w:eastAsia="Yu Gothic UI" w:hAnsi="Yu Gothic UI" w:hint="eastAsia"/>
+          <w:color w:val="3D3447"/>
+          <w:sz w:val="22"/>
+          <w:szCs w:val="22"/>
+        </w:rPr>
+      </w:pPr>
+      <w:r>
+        <w:rPr>
+          <w:rFonts w:ascii="Segoe UI Emoji" w:eastAsia="Yu Gothic UI" w:hAnsi="Segoe UI Emoji" w:cs="Segoe UI Emoji"/>
+          <w:color w:val="3D3447"/>
+          <w:sz w:val="22"/>
+          <w:szCs w:val="22"/>
+        </w:rPr>
+        <w:t>🎨</w:t>
+      </w:r>
+      <w:r>
+        <w:rPr>
+          <w:rFonts w:ascii="Yu Gothic UI" w:eastAsia="Yu Gothic UI" w:hAnsi="Yu Gothic UI" w:hint="eastAsia"/>
+          <w:color w:val="3D3447"/>
+          <w:sz w:val="22"/>
+          <w:szCs w:val="22"/>
+        </w:rPr>
+        <w:t xml:space="preserve"> Spot </w:t>
+      </w:r>
+      <w:r>
+        <w:rPr>
+          <w:rStyle w:val="a5"/>
+          <w:rFonts w:ascii="Yu Gothic UI" w:eastAsia="Yu Gothic UI" w:hAnsi="Yu Gothic UI" w:hint="eastAsia"/>
+          <w:color w:val="3D3447"/>
+          <w:sz w:val="22"/>
+          <w:szCs w:val="22"/>
+        </w:rPr>
+        <w:t>duplicate models</w:t>
+      </w:r>
+      <w:r>
+        <w:rPr>
+          <w:rFonts w:ascii="Yu Gothic UI" w:eastAsia="Yu Gothic UI" w:hAnsi="Yu Gothic UI" w:hint="eastAsia"/>
+          <w:color w:val="3D3447"/>
+          <w:sz w:val="22"/>
+          <w:szCs w:val="22"/>
+        </w:rPr>
+        <w:t xml:space="preserve"> (identical contents) at a glance via color coding</w:t>
       </w:r>
     </w:p>
     <w:p>
@@ -66,332 +295,81 @@
       </w:pPr>
       <w:r>
         <w:rPr>
-          <w:rFonts w:ascii="Yu Gothic UI" w:eastAsia="Yu Gothic UI" w:hAnsi="Yu Gothic UI" w:hint="eastAsia"/>
-          <w:color w:val="3D3447"/>
-          <w:sz w:val="22"/>
-          <w:szCs w:val="22"/>
-        </w:rPr>
-        <w:t xml:space="preserve">If you've ever edited a model's system prompt in Ollama, opened Open WebUI, and found your prompt </w:t>
-      </w:r>
-      <w:r>
-        <w:rPr>
-          <w:rStyle w:val="a5"/>
-          <w:rFonts w:ascii="Yu Gothic UI" w:eastAsia="Yu Gothic UI" w:hAnsi="Yu Gothic UI" w:hint="eastAsia"/>
-          <w:color w:val="3D3447"/>
-          <w:sz w:val="22"/>
-          <w:szCs w:val="22"/>
-        </w:rPr>
-        <w:t>completely ignored</w:t>
-      </w:r>
-      <w:r>
-        <w:rPr>
-          <w:rFonts w:ascii="Yu Gothic UI" w:eastAsia="Yu Gothic UI" w:hAnsi="Yu Gothic UI" w:hint="eastAsia"/>
-          <w:color w:val="3D3447"/>
-          <w:sz w:val="22"/>
-          <w:szCs w:val="22"/>
-        </w:rPr>
-        <w:t xml:space="preserve"> </w:t>
-      </w:r>
-      <w:r>
-        <w:rPr>
-          <w:rFonts w:ascii="Yu Gothic UI" w:eastAsia="Yu Gothic UI" w:hAnsi="Yu Gothic UI" w:hint="eastAsia"/>
-          <w:color w:val="3D3447"/>
-          <w:sz w:val="22"/>
-          <w:szCs w:val="22"/>
-        </w:rPr>
-        <w:t>—</w:t>
-      </w:r>
-      <w:r>
-        <w:rPr>
-          <w:rFonts w:ascii="Yu Gothic UI" w:eastAsia="Yu Gothic UI" w:hAnsi="Yu Gothic UI" w:hint="eastAsia"/>
-          <w:color w:val="3D3447"/>
-          <w:sz w:val="22"/>
-          <w:szCs w:val="22"/>
-        </w:rPr>
-        <w:t xml:space="preserve"> you're not imagining it.</w:t>
-      </w:r>
-    </w:p>
-    <w:p>
-      <w:pPr>
-        <w:pStyle w:val="Web"/>
-        <w:rPr>
-          <w:rFonts w:ascii="Yu Gothic UI" w:eastAsia="Yu Gothic UI" w:hAnsi="Yu Gothic UI" w:hint="eastAsia"/>
-          <w:color w:val="3D3447"/>
-          <w:sz w:val="22"/>
-          <w:szCs w:val="22"/>
-        </w:rPr>
-      </w:pPr>
-      <w:r>
-        <w:rPr>
-          <w:rFonts w:ascii="Yu Gothic UI" w:eastAsia="Yu Gothic UI" w:hAnsi="Yu Gothic UI" w:hint="eastAsia"/>
-          <w:color w:val="3D3447"/>
-          <w:sz w:val="22"/>
-          <w:szCs w:val="22"/>
-        </w:rPr>
-        <w:t xml:space="preserve">Open WebUI (v0.4+) doesn't read the system prompt baked into an Ollama model. It keeps its </w:t>
-      </w:r>
-      <w:r>
-        <w:rPr>
-          <w:rStyle w:val="a5"/>
-          <w:rFonts w:ascii="Yu Gothic UI" w:eastAsia="Yu Gothic UI" w:hAnsi="Yu Gothic UI" w:hint="eastAsia"/>
-          <w:color w:val="3D3447"/>
-          <w:sz w:val="22"/>
-          <w:szCs w:val="22"/>
-        </w:rPr>
-        <w:t>own</w:t>
-      </w:r>
-      <w:r>
-        <w:rPr>
-          <w:rFonts w:ascii="Yu Gothic UI" w:eastAsia="Yu Gothic UI" w:hAnsi="Yu Gothic UI" w:hint="eastAsia"/>
-          <w:color w:val="3D3447"/>
-          <w:sz w:val="22"/>
-          <w:szCs w:val="22"/>
-        </w:rPr>
-        <w:t xml:space="preserve"> copy, in its </w:t>
-      </w:r>
-      <w:r>
-        <w:rPr>
-          <w:rStyle w:val="a5"/>
-          <w:rFonts w:ascii="Yu Gothic UI" w:eastAsia="Yu Gothic UI" w:hAnsi="Yu Gothic UI" w:hint="eastAsia"/>
-          <w:color w:val="3D3447"/>
-          <w:sz w:val="22"/>
-          <w:szCs w:val="22"/>
-        </w:rPr>
-        <w:t>own</w:t>
-      </w:r>
-      <w:r>
-        <w:rPr>
-          <w:rFonts w:ascii="Yu Gothic UI" w:eastAsia="Yu Gothic UI" w:hAnsi="Yu Gothic UI" w:hint="eastAsia"/>
-          <w:color w:val="3D3447"/>
-          <w:sz w:val="22"/>
-          <w:szCs w:val="22"/>
-        </w:rPr>
-        <w:t xml:space="preserve"> database. So your carefully written prompt just sits in Ollama, doing nothing.</w:t>
-      </w:r>
-    </w:p>
-    <w:p>
-      <w:pPr>
-        <w:pStyle w:val="Web"/>
-        <w:rPr>
-          <w:rFonts w:ascii="Yu Gothic UI" w:eastAsia="Yu Gothic UI" w:hAnsi="Yu Gothic UI" w:hint="eastAsia"/>
-          <w:color w:val="3D3447"/>
-          <w:sz w:val="22"/>
-          <w:szCs w:val="22"/>
-        </w:rPr>
-      </w:pPr>
-      <w:r>
-        <w:rPr>
-          <w:rFonts w:ascii="Yu Gothic UI" w:eastAsia="Yu Gothic UI" w:hAnsi="Yu Gothic UI" w:hint="eastAsia"/>
-          <w:color w:val="3D3447"/>
-          <w:sz w:val="22"/>
-          <w:szCs w:val="22"/>
-        </w:rPr>
-        <w:t xml:space="preserve">I lost an evening to this. Even asking AI chatbots didn't surface the real reason. So I built </w:t>
-      </w:r>
-      <w:r>
-        <w:rPr>
-          <w:rStyle w:val="a5"/>
-          <w:rFonts w:ascii="Yu Gothic UI" w:eastAsia="Yu Gothic UI" w:hAnsi="Yu Gothic UI" w:hint="eastAsia"/>
-          <w:color w:val="3D3447"/>
-          <w:sz w:val="22"/>
-          <w:szCs w:val="22"/>
-        </w:rPr>
-        <w:t>ModeColle</w:t>
-      </w:r>
-      <w:r>
-        <w:rPr>
-          <w:rFonts w:ascii="Yu Gothic UI" w:eastAsia="Yu Gothic UI" w:hAnsi="Yu Gothic UI" w:hint="eastAsia"/>
-          <w:color w:val="3D3447"/>
-          <w:sz w:val="22"/>
-          <w:szCs w:val="22"/>
-        </w:rPr>
-        <w:t xml:space="preserve"> </w:t>
-      </w:r>
-      <w:r>
-        <w:rPr>
-          <w:rFonts w:ascii="Segoe UI Emoji" w:eastAsia="Yu Gothic UI" w:hAnsi="Segoe UI Emoji" w:cs="Segoe UI Emoji"/>
-          <w:color w:val="3D3447"/>
-          <w:sz w:val="22"/>
-          <w:szCs w:val="22"/>
-        </w:rPr>
-        <w:t>🦙</w:t>
-      </w:r>
-      <w:r>
-        <w:rPr>
-          <w:rFonts w:ascii="Yu Gothic UI" w:eastAsia="Yu Gothic UI" w:hAnsi="Yu Gothic UI" w:hint="eastAsia"/>
-          <w:color w:val="3D3447"/>
-          <w:sz w:val="22"/>
-          <w:szCs w:val="22"/>
-        </w:rPr>
-        <w:t xml:space="preserve"> </w:t>
-      </w:r>
-      <w:r>
-        <w:rPr>
-          <w:rFonts w:ascii="Yu Gothic UI" w:eastAsia="Yu Gothic UI" w:hAnsi="Yu Gothic UI" w:hint="eastAsia"/>
-          <w:color w:val="3D3447"/>
-          <w:sz w:val="22"/>
-          <w:szCs w:val="22"/>
-        </w:rPr>
-        <w:t>—</w:t>
-      </w:r>
-      <w:r>
-        <w:rPr>
-          <w:rFonts w:ascii="Yu Gothic UI" w:eastAsia="Yu Gothic UI" w:hAnsi="Yu Gothic UI" w:hint="eastAsia"/>
-          <w:color w:val="3D3447"/>
-          <w:sz w:val="22"/>
-          <w:szCs w:val="22"/>
-        </w:rPr>
-        <w:t xml:space="preserve"> a small, free Windows tool that writes your system prompt to </w:t>
-      </w:r>
-      <w:r>
-        <w:rPr>
-          <w:rStyle w:val="a5"/>
-          <w:rFonts w:ascii="Yu Gothic UI" w:eastAsia="Yu Gothic UI" w:hAnsi="Yu Gothic UI" w:hint="eastAsia"/>
-          <w:color w:val="3D3447"/>
-          <w:sz w:val="22"/>
-          <w:szCs w:val="22"/>
-        </w:rPr>
-        <w:t>both Ollama and Open WebUI in one click</w:t>
-      </w:r>
-      <w:r>
-        <w:rPr>
-          <w:rFonts w:ascii="Yu Gothic UI" w:eastAsia="Yu Gothic UI" w:hAnsi="Yu Gothic UI" w:hint="eastAsia"/>
-          <w:color w:val="3D3447"/>
-          <w:sz w:val="22"/>
-          <w:szCs w:val="22"/>
-        </w:rPr>
-        <w:t>, so what you set is what you get.</w:t>
-      </w:r>
-    </w:p>
-    <w:p>
-      <w:pPr>
-        <w:spacing w:before="300" w:after="300"/>
-        <w:rPr>
-          <w:rFonts w:ascii="Yu Gothic UI" w:eastAsia="Yu Gothic UI" w:hAnsi="Yu Gothic UI" w:hint="eastAsia"/>
-          <w:color w:val="3D3447"/>
-          <w:sz w:val="22"/>
-          <w:szCs w:val="22"/>
-        </w:rPr>
-      </w:pPr>
-      <w:r>
-        <w:rPr>
-          <w:rFonts w:ascii="Yu Gothic UI" w:eastAsia="Yu Gothic UI" w:hAnsi="Yu Gothic UI" w:hint="eastAsia"/>
-          <w:color w:val="3D3447"/>
-          <w:sz w:val="22"/>
-          <w:szCs w:val="22"/>
-        </w:rPr>
-        <w:pict>
-          <v:rect id="_x0000_i1025" style="width:0;height:1.5pt" o:hralign="center" o:hrstd="t" o:hr="t" fillcolor="#a0a0a0" stroked="f">
-            <v:textbox inset="5.85pt,.7pt,5.85pt,.7pt"/>
-          </v:rect>
-        </w:pict>
-      </w:r>
-    </w:p>
-    <w:p>
-      <w:pPr>
-        <w:pStyle w:val="Web"/>
-        <w:rPr>
-          <w:rFonts w:ascii="Yu Gothic UI" w:eastAsia="Yu Gothic UI" w:hAnsi="Yu Gothic UI" w:hint="eastAsia"/>
-          <w:color w:val="3D3447"/>
-          <w:sz w:val="22"/>
-          <w:szCs w:val="22"/>
-        </w:rPr>
-      </w:pPr>
-      <w:r>
-        <w:rPr>
-          <w:rStyle w:val="a5"/>
-          <w:rFonts w:ascii="Yu Gothic UI" w:eastAsia="Yu Gothic UI" w:hAnsi="Yu Gothic UI" w:hint="eastAsia"/>
-          <w:color w:val="3D3447"/>
-          <w:sz w:val="22"/>
-          <w:szCs w:val="22"/>
-        </w:rPr>
-        <w:t>A Windows GUI tool for managing your Ollama models with just the mouse.</w:t>
-      </w:r>
-      <w:r>
-        <w:rPr>
-          <w:rFonts w:ascii="Yu Gothic UI" w:eastAsia="Yu Gothic UI" w:hAnsi="Yu Gothic UI" w:hint="eastAsia"/>
-          <w:color w:val="3D3447"/>
-          <w:sz w:val="22"/>
-          <w:szCs w:val="22"/>
-        </w:rPr>
-        <w:t xml:space="preserve"> On top of that, you can read and write </w:t>
-      </w:r>
-      <w:r>
-        <w:rPr>
-          <w:rStyle w:val="a5"/>
-          <w:rFonts w:ascii="Yu Gothic UI" w:eastAsia="Yu Gothic UI" w:hAnsi="Yu Gothic UI" w:hint="eastAsia"/>
-          <w:color w:val="3D3447"/>
-          <w:sz w:val="22"/>
-          <w:szCs w:val="22"/>
-        </w:rPr>
-        <w:t>OpenWebUI system prompts</w:t>
-      </w:r>
-      <w:r>
-        <w:rPr>
-          <w:rFonts w:ascii="Yu Gothic UI" w:eastAsia="Yu Gothic UI" w:hAnsi="Yu Gothic UI" w:hint="eastAsia"/>
-          <w:color w:val="3D3447"/>
-          <w:sz w:val="22"/>
-          <w:szCs w:val="22"/>
-        </w:rPr>
-        <w:t xml:space="preserve"> directly from the same screen.</w:t>
-      </w:r>
-    </w:p>
-    <w:p>
-      <w:pPr>
-        <w:pStyle w:val="Web"/>
-        <w:rPr>
-          <w:rFonts w:ascii="Yu Gothic UI" w:eastAsia="Yu Gothic UI" w:hAnsi="Yu Gothic UI" w:hint="eastAsia"/>
-          <w:color w:val="3D3447"/>
-          <w:sz w:val="22"/>
-          <w:szCs w:val="22"/>
-        </w:rPr>
-      </w:pPr>
-      <w:r>
-        <w:rPr>
-          <w:rFonts w:ascii="Yu Gothic UI" w:eastAsia="Yu Gothic UI" w:hAnsi="Yu Gothic UI" w:hint="eastAsia"/>
-          <w:color w:val="3D3447"/>
-          <w:sz w:val="22"/>
-          <w:szCs w:val="22"/>
-        </w:rPr>
-        <w:t xml:space="preserve">Without memorizing any commands (typing into that scary black terminal window), you can delete, copy, rename models and edit their prompts </w:t>
-      </w:r>
-      <w:r>
-        <w:rPr>
-          <w:rFonts w:ascii="Yu Gothic UI" w:eastAsia="Yu Gothic UI" w:hAnsi="Yu Gothic UI" w:hint="eastAsia"/>
-          <w:color w:val="3D3447"/>
-          <w:sz w:val="22"/>
-          <w:szCs w:val="22"/>
-        </w:rPr>
-        <w:t>—</w:t>
-      </w:r>
-      <w:r>
-        <w:rPr>
-          <w:rFonts w:ascii="Yu Gothic UI" w:eastAsia="Yu Gothic UI" w:hAnsi="Yu Gothic UI" w:hint="eastAsia"/>
-          <w:color w:val="3D3447"/>
-          <w:sz w:val="22"/>
-          <w:szCs w:val="22"/>
-        </w:rPr>
-        <w:t xml:space="preserve"> just pick one from the list and click a button.</w:t>
-      </w:r>
-    </w:p>
-    <w:p>
-      <w:pPr>
-        <w:spacing w:before="300" w:after="300"/>
-        <w:rPr>
-          <w:rFonts w:ascii="Yu Gothic UI" w:eastAsia="Yu Gothic UI" w:hAnsi="Yu Gothic UI" w:hint="eastAsia"/>
-          <w:color w:val="3D3447"/>
-          <w:sz w:val="22"/>
-          <w:szCs w:val="22"/>
-        </w:rPr>
-      </w:pPr>
-      <w:r>
-        <w:rPr>
-          <w:rFonts w:ascii="Yu Gothic UI" w:eastAsia="Yu Gothic UI" w:hAnsi="Yu Gothic UI" w:hint="eastAsia"/>
-          <w:color w:val="3D3447"/>
-          <w:sz w:val="22"/>
-          <w:szCs w:val="22"/>
-        </w:rPr>
-        <w:pict>
+          <w:rFonts w:ascii="Yu Gothic UI" w:eastAsia="Yu Gothic UI" w:hAnsi="Yu Gothic UI"/>
+          <w:noProof/>
+          <w:color w:val="3D3447"/>
+          <w:sz w:val="22"/>
+          <w:szCs w:val="22"/>
+        </w:rPr>
+        <w:lastRenderedPageBreak/>
+        <w:drawing>
+          <wp:inline distT="0" distB="0" distL="0" distR="0" wp14:anchorId="05D66CE1" wp14:editId="378848D3">
+            <wp:extent cx="11241069" cy="7621064"/>
+            <wp:effectExtent l="0" t="0" r="0" b="0"/>
+            <wp:docPr id="1" name="図 1" descr="ModeColle screen"/>
+            <wp:cNvGraphicFramePr>
+              <a:graphicFrameLocks xmlns:a="http://schemas.openxmlformats.org/drawingml/2006/main" noChangeAspect="1"/>
+            </wp:cNvGraphicFramePr>
+            <a:graphic xmlns:a="http://schemas.openxmlformats.org/drawingml/2006/main">
+              <a:graphicData uri="http://schemas.openxmlformats.org/drawingml/2006/picture">
+                <pic:pic xmlns:pic="http://schemas.openxmlformats.org/drawingml/2006/picture">
+                  <pic:nvPicPr>
+                    <pic:cNvPr id="0" name="Picture 1" descr="ModeColle screen"/>
+                    <pic:cNvPicPr>
+                      <a:picLocks noChangeAspect="1" noChangeArrowheads="1"/>
+                    </pic:cNvPicPr>
+                  </pic:nvPicPr>
+                  <pic:blipFill>
+                    <a:blip r:embed="rId7">
+                      <a:extLst>
+                        <a:ext uri="{28A0092B-C50C-407E-A947-70E740481C1C}">
+                          <a14:useLocalDpi xmlns:a14="http://schemas.microsoft.com/office/drawing/2010/main" val="0"/>
+                        </a:ext>
+                      </a:extLst>
+                    </a:blip>
+                    <a:srcRect/>
+                    <a:stretch>
+                      <a:fillRect/>
+                    </a:stretch>
+                  </pic:blipFill>
+                  <pic:spPr bwMode="auto">
+                    <a:xfrm>
+                      <a:off x="0" y="0"/>
+                      <a:ext cx="11241069" cy="7621064"/>
+                    </a:xfrm>
+                    <a:prstGeom prst="rect">
+                      <a:avLst/>
+                    </a:prstGeom>
+                    <a:noFill/>
+                    <a:ln>
+                      <a:noFill/>
+                    </a:ln>
+                  </pic:spPr>
+                </pic:pic>
+              </a:graphicData>
+            </a:graphic>
+          </wp:inline>
+        </w:drawing>
+      </w:r>
+    </w:p>
+    <w:p>
+      <w:pPr>
+        <w:spacing w:before="270" w:after="270"/>
+        <w:rPr>
+          <w:rFonts w:ascii="Yu Gothic UI" w:eastAsia="Yu Gothic UI" w:hAnsi="Yu Gothic UI" w:hint="eastAsia"/>
+          <w:color w:val="3D3447"/>
+          <w:sz w:val="22"/>
+          <w:szCs w:val="22"/>
+        </w:rPr>
+      </w:pPr>
+      <w:r>
+        <w:rPr>
+          <w:rFonts w:ascii="Yu Gothic UI" w:eastAsia="Yu Gothic UI" w:hAnsi="Yu Gothic UI" w:hint="eastAsia"/>
+          <w:color w:val="3D3447"/>
+          <w:sz w:val="22"/>
+          <w:szCs w:val="22"/>
+        </w:rPr>
+        <w:pict w14:anchorId="563B3708">
           <v:rect id="_x0000_i1026" style="width:0;height:1.5pt" o:hralign="center" o:hrstd="t" o:hr="t" fillcolor="#a0a0a0" stroked="f">
             <v:textbox inset="5.85pt,.7pt,5.85pt,.7pt"/>
           </v:rect>
@@ -409,14 +387,801 @@
         <w:rPr>
           <w:rFonts w:ascii="Yu Gothic UI" w:eastAsia="Yu Gothic UI" w:hAnsi="Yu Gothic UI" w:hint="eastAsia"/>
         </w:rPr>
-        <w:t>Table of Contents</w:t>
+        <w:lastRenderedPageBreak/>
+        <w:t>Try it in 30 seconds (Quick start)</w:t>
+      </w:r>
+    </w:p>
+    <w:p>
+      <w:pPr>
+        <w:pStyle w:val="Web"/>
+        <w:shd w:val="clear" w:color="auto" w:fill="FBE3F1"/>
+        <w:divId w:val="1579093482"/>
+        <w:rPr>
+          <w:rFonts w:ascii="Yu Gothic UI" w:eastAsia="Yu Gothic UI" w:hAnsi="Yu Gothic UI" w:hint="eastAsia"/>
+          <w:color w:val="3D3447"/>
+          <w:sz w:val="22"/>
+          <w:szCs w:val="22"/>
+        </w:rPr>
+      </w:pPr>
+      <w:r>
+        <w:rPr>
+          <w:rFonts w:ascii="Yu Gothic UI" w:eastAsia="Yu Gothic UI" w:hAnsi="Yu Gothic UI" w:hint="eastAsia"/>
+          <w:color w:val="3D3447"/>
+          <w:sz w:val="22"/>
+          <w:szCs w:val="22"/>
+        </w:rPr>
+        <w:t xml:space="preserve">Assumes </w:t>
+      </w:r>
+      <w:r>
+        <w:rPr>
+          <w:rStyle w:val="a5"/>
+          <w:rFonts w:ascii="Yu Gothic UI" w:eastAsia="Yu Gothic UI" w:hAnsi="Yu Gothic UI" w:hint="eastAsia"/>
+          <w:color w:val="3D3447"/>
+          <w:sz w:val="22"/>
+          <w:szCs w:val="22"/>
+        </w:rPr>
+        <w:t>Python</w:t>
+      </w:r>
+      <w:r>
+        <w:rPr>
+          <w:rFonts w:ascii="Yu Gothic UI" w:eastAsia="Yu Gothic UI" w:hAnsi="Yu Gothic UI" w:hint="eastAsia"/>
+          <w:color w:val="3D3447"/>
+          <w:sz w:val="22"/>
+          <w:szCs w:val="22"/>
+        </w:rPr>
+        <w:t xml:space="preserve"> and </w:t>
+      </w:r>
+      <w:r>
+        <w:rPr>
+          <w:rStyle w:val="a5"/>
+          <w:rFonts w:ascii="Yu Gothic UI" w:eastAsia="Yu Gothic UI" w:hAnsi="Yu Gothic UI" w:hint="eastAsia"/>
+          <w:color w:val="3D3447"/>
+          <w:sz w:val="22"/>
+          <w:szCs w:val="22"/>
+        </w:rPr>
+        <w:t>Ollama</w:t>
+      </w:r>
+      <w:r>
+        <w:rPr>
+          <w:rFonts w:ascii="Yu Gothic UI" w:eastAsia="Yu Gothic UI" w:hAnsi="Yu Gothic UI" w:hint="eastAsia"/>
+          <w:color w:val="3D3447"/>
+          <w:sz w:val="22"/>
+          <w:szCs w:val="22"/>
+        </w:rPr>
+        <w:t xml:space="preserve"> are installed (</w:t>
+      </w:r>
+      <w:r>
+        <w:rPr>
+          <w:rFonts w:ascii="Yu Gothic UI" w:eastAsia="Yu Gothic UI" w:hAnsi="Yu Gothic UI" w:hint="eastAsia"/>
+          <w:color w:val="3D3447"/>
+          <w:sz w:val="22"/>
+          <w:szCs w:val="22"/>
+        </w:rPr>
+        <w:t>→</w:t>
+      </w:r>
+      <w:r>
+        <w:rPr>
+          <w:rFonts w:ascii="Yu Gothic UI" w:eastAsia="Yu Gothic UI" w:hAnsi="Yu Gothic UI" w:hint="eastAsia"/>
+          <w:color w:val="3D3447"/>
+          <w:sz w:val="22"/>
+          <w:szCs w:val="22"/>
+        </w:rPr>
+        <w:t xml:space="preserve"> see </w:t>
+      </w:r>
+      <w:hyperlink w:anchor="how-to-install" w:history="1">
+        <w:r>
+          <w:rPr>
+            <w:rStyle w:val="a3"/>
+            <w:rFonts w:ascii="Yu Gothic UI" w:eastAsia="Yu Gothic UI" w:hAnsi="Yu Gothic UI" w:hint="eastAsia"/>
+            <w:sz w:val="22"/>
+            <w:szCs w:val="22"/>
+          </w:rPr>
+          <w:t>How to install</w:t>
+        </w:r>
+      </w:hyperlink>
+      <w:r>
+        <w:rPr>
+          <w:rFonts w:ascii="Yu Gothic UI" w:eastAsia="Yu Gothic UI" w:hAnsi="Yu Gothic UI" w:hint="eastAsia"/>
+          <w:color w:val="3D3447"/>
+          <w:sz w:val="22"/>
+          <w:szCs w:val="22"/>
+        </w:rPr>
+        <w:t xml:space="preserve"> for details)</w:t>
       </w:r>
     </w:p>
     <w:p>
       <w:pPr>
         <w:numPr>
           <w:ilvl w:val="0"/>
-          <w:numId w:val="1"/>
+          <w:numId w:val="2"/>
+        </w:numPr>
+        <w:spacing w:before="100" w:beforeAutospacing="1" w:after="100" w:afterAutospacing="1"/>
+        <w:rPr>
+          <w:rFonts w:ascii="Yu Gothic UI" w:eastAsia="Yu Gothic UI" w:hAnsi="Yu Gothic UI" w:hint="eastAsia"/>
+          <w:color w:val="3D3447"/>
+          <w:sz w:val="22"/>
+          <w:szCs w:val="22"/>
+        </w:rPr>
+      </w:pPr>
+      <w:r>
+        <w:rPr>
+          <w:rFonts w:ascii="Yu Gothic UI" w:eastAsia="Yu Gothic UI" w:hAnsi="Yu Gothic UI" w:hint="eastAsia"/>
+          <w:color w:val="3D3447"/>
+          <w:sz w:val="22"/>
+          <w:szCs w:val="22"/>
+        </w:rPr>
+        <w:t xml:space="preserve">In Command Prompt, run </w:t>
+      </w:r>
+      <w:r>
+        <w:rPr>
+          <w:rStyle w:val="HTML"/>
+        </w:rPr>
+        <w:t>pip install customtkinter</w:t>
+      </w:r>
+      <w:r>
+        <w:rPr>
+          <w:rFonts w:ascii="Yu Gothic UI" w:eastAsia="Yu Gothic UI" w:hAnsi="Yu Gothic UI" w:hint="eastAsia"/>
+          <w:color w:val="3D3447"/>
+          <w:sz w:val="22"/>
+          <w:szCs w:val="22"/>
+        </w:rPr>
+        <w:t xml:space="preserve"> </w:t>
+      </w:r>
+      <w:r>
+        <w:rPr>
+          <w:rStyle w:val="a5"/>
+          <w:rFonts w:ascii="Yu Gothic UI" w:eastAsia="Yu Gothic UI" w:hAnsi="Yu Gothic UI" w:hint="eastAsia"/>
+          <w:color w:val="3D3447"/>
+          <w:sz w:val="22"/>
+          <w:szCs w:val="22"/>
+        </w:rPr>
+        <w:t>once</w:t>
+      </w:r>
+    </w:p>
+    <w:p>
+      <w:pPr>
+        <w:numPr>
+          <w:ilvl w:val="0"/>
+          <w:numId w:val="2"/>
+        </w:numPr>
+        <w:spacing w:before="100" w:beforeAutospacing="1" w:after="100" w:afterAutospacing="1"/>
+        <w:rPr>
+          <w:rFonts w:ascii="Yu Gothic UI" w:eastAsia="Yu Gothic UI" w:hAnsi="Yu Gothic UI" w:hint="eastAsia"/>
+          <w:color w:val="3D3447"/>
+          <w:sz w:val="22"/>
+          <w:szCs w:val="22"/>
+        </w:rPr>
+      </w:pPr>
+      <w:r>
+        <w:rPr>
+          <w:rStyle w:val="a5"/>
+          <w:rFonts w:ascii="Yu Gothic UI" w:eastAsia="Yu Gothic UI" w:hAnsi="Yu Gothic UI" w:hint="eastAsia"/>
+          <w:color w:val="3D3447"/>
+          <w:sz w:val="22"/>
+          <w:szCs w:val="22"/>
+        </w:rPr>
+        <w:t>Double-click</w:t>
+      </w:r>
+      <w:r>
+        <w:rPr>
+          <w:rFonts w:ascii="Yu Gothic UI" w:eastAsia="Yu Gothic UI" w:hAnsi="Yu Gothic UI" w:hint="eastAsia"/>
+          <w:color w:val="3D3447"/>
+          <w:sz w:val="22"/>
+          <w:szCs w:val="22"/>
+        </w:rPr>
+        <w:t xml:space="preserve"> </w:t>
+      </w:r>
+      <w:r>
+        <w:rPr>
+          <w:rStyle w:val="HTML"/>
+        </w:rPr>
+        <w:t>run.bat</w:t>
+      </w:r>
+      <w:r>
+        <w:rPr>
+          <w:rFonts w:ascii="Yu Gothic UI" w:eastAsia="Yu Gothic UI" w:hAnsi="Yu Gothic UI" w:hint="eastAsia"/>
+          <w:color w:val="3D3447"/>
+          <w:sz w:val="22"/>
+          <w:szCs w:val="22"/>
+        </w:rPr>
+        <w:t xml:space="preserve"> to launch</w:t>
+      </w:r>
+    </w:p>
+    <w:p>
+      <w:pPr>
+        <w:numPr>
+          <w:ilvl w:val="0"/>
+          <w:numId w:val="2"/>
+        </w:numPr>
+        <w:spacing w:before="100" w:beforeAutospacing="1" w:after="100" w:afterAutospacing="1"/>
+        <w:rPr>
+          <w:rFonts w:ascii="Yu Gothic UI" w:eastAsia="Yu Gothic UI" w:hAnsi="Yu Gothic UI" w:hint="eastAsia"/>
+          <w:color w:val="3D3447"/>
+          <w:sz w:val="22"/>
+          <w:szCs w:val="22"/>
+        </w:rPr>
+      </w:pPr>
+      <w:r>
+        <w:rPr>
+          <w:rStyle w:val="a5"/>
+          <w:rFonts w:ascii="Yu Gothic UI" w:eastAsia="Yu Gothic UI" w:hAnsi="Yu Gothic UI" w:hint="eastAsia"/>
+          <w:color w:val="3D3447"/>
+          <w:sz w:val="22"/>
+          <w:szCs w:val="22"/>
+        </w:rPr>
+        <w:t>Click a model</w:t>
+      </w:r>
+      <w:r>
+        <w:rPr>
+          <w:rFonts w:ascii="Yu Gothic UI" w:eastAsia="Yu Gothic UI" w:hAnsi="Yu Gothic UI" w:hint="eastAsia"/>
+          <w:color w:val="3D3447"/>
+          <w:sz w:val="22"/>
+          <w:szCs w:val="22"/>
+        </w:rPr>
+        <w:t xml:space="preserve"> in the left list </w:t>
+      </w:r>
+      <w:r>
+        <w:rPr>
+          <w:rFonts w:ascii="Yu Gothic UI" w:eastAsia="Yu Gothic UI" w:hAnsi="Yu Gothic UI" w:hint="eastAsia"/>
+          <w:color w:val="3D3447"/>
+          <w:sz w:val="22"/>
+          <w:szCs w:val="22"/>
+        </w:rPr>
+        <w:t>→</w:t>
+      </w:r>
+      <w:r>
+        <w:rPr>
+          <w:rFonts w:ascii="Yu Gothic UI" w:eastAsia="Yu Gothic UI" w:hAnsi="Yu Gothic UI" w:hint="eastAsia"/>
+          <w:color w:val="3D3447"/>
+          <w:sz w:val="22"/>
+          <w:szCs w:val="22"/>
+        </w:rPr>
+        <w:t xml:space="preserve"> details (size, suggested use, built-in prompt) appear on the right </w:t>
+      </w:r>
+      <w:r>
+        <w:rPr>
+          <w:rFonts w:ascii="Yu Gothic UI" w:eastAsia="Yu Gothic UI" w:hAnsi="Yu Gothic UI" w:hint="eastAsia"/>
+          <w:color w:val="3D3447"/>
+          <w:sz w:val="22"/>
+          <w:szCs w:val="22"/>
+        </w:rPr>
+        <w:t>—</w:t>
+      </w:r>
+      <w:r>
+        <w:rPr>
+          <w:rFonts w:ascii="Yu Gothic UI" w:eastAsia="Yu Gothic UI" w:hAnsi="Yu Gothic UI" w:hint="eastAsia"/>
+          <w:color w:val="3D3447"/>
+          <w:sz w:val="22"/>
+          <w:szCs w:val="22"/>
+        </w:rPr>
+        <w:t xml:space="preserve"> that alone already lets you read what's inside each model</w:t>
+      </w:r>
+    </w:p>
+    <w:p>
+      <w:pPr>
+        <w:numPr>
+          <w:ilvl w:val="0"/>
+          <w:numId w:val="2"/>
+        </w:numPr>
+        <w:spacing w:before="100" w:beforeAutospacing="1" w:after="100" w:afterAutospacing="1"/>
+        <w:rPr>
+          <w:rFonts w:ascii="Yu Gothic UI" w:eastAsia="Yu Gothic UI" w:hAnsi="Yu Gothic UI" w:hint="eastAsia"/>
+          <w:color w:val="3D3447"/>
+          <w:sz w:val="22"/>
+          <w:szCs w:val="22"/>
+        </w:rPr>
+      </w:pPr>
+      <w:r>
+        <w:rPr>
+          <w:rFonts w:ascii="Yu Gothic UI" w:eastAsia="Yu Gothic UI" w:hAnsi="Yu Gothic UI" w:hint="eastAsia"/>
+          <w:color w:val="3D3447"/>
+          <w:sz w:val="22"/>
+          <w:szCs w:val="22"/>
+        </w:rPr>
+        <w:t xml:space="preserve">From there, use the bottom-right buttons to </w:t>
+      </w:r>
+      <w:r>
+        <w:rPr>
+          <w:rStyle w:val="a5"/>
+          <w:rFonts w:ascii="Yu Gothic UI" w:eastAsia="Yu Gothic UI" w:hAnsi="Yu Gothic UI" w:hint="eastAsia"/>
+          <w:color w:val="3D3447"/>
+          <w:sz w:val="22"/>
+          <w:szCs w:val="22"/>
+        </w:rPr>
+        <w:t>copy, rename, edit the prompt</w:t>
+      </w:r>
+      <w:r>
+        <w:rPr>
+          <w:rFonts w:ascii="Yu Gothic UI" w:eastAsia="Yu Gothic UI" w:hAnsi="Yu Gothic UI" w:hint="eastAsia"/>
+          <w:color w:val="3D3447"/>
+          <w:sz w:val="22"/>
+          <w:szCs w:val="22"/>
+        </w:rPr>
+        <w:t>, and so on</w:t>
+      </w:r>
+    </w:p>
+    <w:p>
+      <w:pPr>
+        <w:pStyle w:val="Web"/>
+        <w:rPr>
+          <w:rFonts w:ascii="Yu Gothic UI" w:eastAsia="Yu Gothic UI" w:hAnsi="Yu Gothic UI" w:hint="eastAsia"/>
+          <w:color w:val="3D3447"/>
+          <w:sz w:val="22"/>
+          <w:szCs w:val="22"/>
+        </w:rPr>
+      </w:pPr>
+      <w:r>
+        <w:rPr>
+          <w:rFonts w:ascii="Yu Gothic UI" w:eastAsia="Yu Gothic UI" w:hAnsi="Yu Gothic UI" w:hint="eastAsia"/>
+          <w:color w:val="3D3447"/>
+          <w:sz w:val="22"/>
+          <w:szCs w:val="22"/>
+        </w:rPr>
+        <w:t>No commands, ever.</w:t>
+      </w:r>
+    </w:p>
+    <w:p>
+      <w:pPr>
+        <w:pStyle w:val="Web"/>
+        <w:shd w:val="clear" w:color="auto" w:fill="FBE3F1"/>
+        <w:divId w:val="530724836"/>
+        <w:rPr>
+          <w:rFonts w:ascii="Yu Gothic UI" w:eastAsia="Yu Gothic UI" w:hAnsi="Yu Gothic UI" w:hint="eastAsia"/>
+          <w:color w:val="3D3447"/>
+          <w:sz w:val="22"/>
+          <w:szCs w:val="22"/>
+        </w:rPr>
+      </w:pPr>
+      <w:r>
+        <w:rPr>
+          <w:rFonts w:ascii="Segoe UI Emoji" w:eastAsia="Yu Gothic UI" w:hAnsi="Segoe UI Emoji" w:cs="Segoe UI Emoji"/>
+          <w:color w:val="3D3447"/>
+          <w:sz w:val="22"/>
+          <w:szCs w:val="22"/>
+        </w:rPr>
+        <w:t>💡</w:t>
+      </w:r>
+      <w:r>
+        <w:rPr>
+          <w:rFonts w:ascii="Yu Gothic UI" w:eastAsia="Yu Gothic UI" w:hAnsi="Yu Gothic UI" w:hint="eastAsia"/>
+          <w:color w:val="3D3447"/>
+          <w:sz w:val="22"/>
+          <w:szCs w:val="22"/>
+        </w:rPr>
+        <w:t xml:space="preserve"> Stuck? The </w:t>
+      </w:r>
+      <w:r>
+        <w:rPr>
+          <w:rStyle w:val="a5"/>
+          <w:rFonts w:ascii="Yu Gothic UI" w:eastAsia="Yu Gothic UI" w:hAnsi="Yu Gothic UI" w:hint="eastAsia"/>
+          <w:color w:val="3D3447"/>
+          <w:sz w:val="22"/>
+          <w:szCs w:val="22"/>
+        </w:rPr>
+        <w:t>"</w:t>
+      </w:r>
+      <w:r>
+        <w:rPr>
+          <w:rStyle w:val="a5"/>
+          <w:rFonts w:ascii="Segoe UI Emoji" w:eastAsia="Yu Gothic UI" w:hAnsi="Segoe UI Emoji" w:cs="Segoe UI Emoji"/>
+          <w:color w:val="3D3447"/>
+          <w:sz w:val="22"/>
+          <w:szCs w:val="22"/>
+        </w:rPr>
+        <w:t>❓</w:t>
+      </w:r>
+      <w:r>
+        <w:rPr>
+          <w:rStyle w:val="a5"/>
+          <w:rFonts w:ascii="Yu Gothic UI" w:eastAsia="Yu Gothic UI" w:hAnsi="Yu Gothic UI" w:hint="eastAsia"/>
+          <w:color w:val="3D3447"/>
+          <w:sz w:val="22"/>
+          <w:szCs w:val="22"/>
+        </w:rPr>
+        <w:t xml:space="preserve"> Help"</w:t>
+      </w:r>
+      <w:r>
+        <w:rPr>
+          <w:rFonts w:ascii="Yu Gothic UI" w:eastAsia="Yu Gothic UI" w:hAnsi="Yu Gothic UI" w:hint="eastAsia"/>
+          <w:color w:val="3D3447"/>
+          <w:sz w:val="22"/>
+          <w:szCs w:val="22"/>
+        </w:rPr>
+        <w:t xml:space="preserve"> button in the header shows how to use the app, right inside it (JA / EN).</w:t>
+      </w:r>
+    </w:p>
+    <w:p>
+      <w:pPr>
+        <w:pStyle w:val="Web"/>
+        <w:shd w:val="clear" w:color="auto" w:fill="FBE3F1"/>
+        <w:divId w:val="530724836"/>
+        <w:rPr>
+          <w:rFonts w:ascii="Yu Gothic UI" w:eastAsia="Yu Gothic UI" w:hAnsi="Yu Gothic UI" w:hint="eastAsia"/>
+          <w:color w:val="3D3447"/>
+          <w:sz w:val="22"/>
+          <w:szCs w:val="22"/>
+        </w:rPr>
+      </w:pPr>
+      <w:r>
+        <w:rPr>
+          <w:rFonts w:ascii="Yu Gothic UI" w:eastAsia="Yu Gothic UI" w:hAnsi="Yu Gothic UI"/>
+          <w:noProof/>
+          <w:color w:val="3D3447"/>
+          <w:sz w:val="22"/>
+          <w:szCs w:val="22"/>
+        </w:rPr>
+        <w:lastRenderedPageBreak/>
+        <w:drawing>
+          <wp:inline distT="0" distB="0" distL="0" distR="0" wp14:anchorId="38BB06FF" wp14:editId="4E734C14">
+            <wp:extent cx="6249272" cy="6849431"/>
+            <wp:effectExtent l="0" t="0" r="0" b="8890"/>
+            <wp:docPr id="3" name="図 3" descr="In-app help"/>
+            <wp:cNvGraphicFramePr>
+              <a:graphicFrameLocks xmlns:a="http://schemas.openxmlformats.org/drawingml/2006/main" noChangeAspect="1"/>
+            </wp:cNvGraphicFramePr>
+            <a:graphic xmlns:a="http://schemas.openxmlformats.org/drawingml/2006/main">
+              <a:graphicData uri="http://schemas.openxmlformats.org/drawingml/2006/picture">
+                <pic:pic xmlns:pic="http://schemas.openxmlformats.org/drawingml/2006/picture">
+                  <pic:nvPicPr>
+                    <pic:cNvPr id="0" name="Picture 3" descr="In-app help"/>
+                    <pic:cNvPicPr>
+                      <a:picLocks noChangeAspect="1" noChangeArrowheads="1"/>
+                    </pic:cNvPicPr>
+                  </pic:nvPicPr>
+                  <pic:blipFill>
+                    <a:blip r:embed="rId8">
+                      <a:extLst>
+                        <a:ext uri="{28A0092B-C50C-407E-A947-70E740481C1C}">
+                          <a14:useLocalDpi xmlns:a14="http://schemas.microsoft.com/office/drawing/2010/main" val="0"/>
+                        </a:ext>
+                      </a:extLst>
+                    </a:blip>
+                    <a:srcRect/>
+                    <a:stretch>
+                      <a:fillRect/>
+                    </a:stretch>
+                  </pic:blipFill>
+                  <pic:spPr bwMode="auto">
+                    <a:xfrm>
+                      <a:off x="0" y="0"/>
+                      <a:ext cx="6249272" cy="6849431"/>
+                    </a:xfrm>
+                    <a:prstGeom prst="rect">
+                      <a:avLst/>
+                    </a:prstGeom>
+                    <a:noFill/>
+                    <a:ln>
+                      <a:noFill/>
+                    </a:ln>
+                  </pic:spPr>
+                </pic:pic>
+              </a:graphicData>
+            </a:graphic>
+          </wp:inline>
+        </w:drawing>
+      </w:r>
+    </w:p>
+    <w:p>
+      <w:pPr>
+        <w:spacing w:before="270" w:after="270"/>
+        <w:rPr>
+          <w:rFonts w:ascii="Yu Gothic UI" w:eastAsia="Yu Gothic UI" w:hAnsi="Yu Gothic UI" w:hint="eastAsia"/>
+          <w:color w:val="3D3447"/>
+          <w:sz w:val="22"/>
+          <w:szCs w:val="22"/>
+        </w:rPr>
+      </w:pPr>
+      <w:r>
+        <w:rPr>
+          <w:rFonts w:ascii="Yu Gothic UI" w:eastAsia="Yu Gothic UI" w:hAnsi="Yu Gothic UI" w:hint="eastAsia"/>
+          <w:color w:val="3D3447"/>
+          <w:sz w:val="22"/>
+          <w:szCs w:val="22"/>
+        </w:rPr>
+        <w:pict w14:anchorId="292681EF">
+          <v:rect id="_x0000_i1028" style="width:0;height:1.5pt" o:hralign="center" o:hrstd="t" o:hr="t" fillcolor="#a0a0a0" stroked="f">
+            <v:textbox inset="5.85pt,.7pt,5.85pt,.7pt"/>
+          </v:rect>
+        </w:pict>
+      </w:r>
+    </w:p>
+    <w:p>
+      <w:pPr>
+        <w:pStyle w:val="2"/>
+        <w:rPr>
+          <w:rFonts w:ascii="Yu Gothic UI" w:eastAsia="Yu Gothic UI" w:hAnsi="Yu Gothic UI" w:hint="eastAsia"/>
+        </w:rPr>
+      </w:pPr>
+      <w:r>
+        <w:rPr>
+          <w:rFonts w:ascii="Yu Gothic UI" w:eastAsia="Yu Gothic UI" w:hAnsi="Yu Gothic UI" w:hint="eastAsia"/>
+        </w:rPr>
+        <w:lastRenderedPageBreak/>
+        <w:t xml:space="preserve">Why I made it </w:t>
+      </w:r>
+      <w:r>
+        <w:rPr>
+          <w:rFonts w:ascii="Yu Gothic UI" w:eastAsia="Yu Gothic UI" w:hAnsi="Yu Gothic UI" w:hint="eastAsia"/>
+        </w:rPr>
+        <w:t>—</w:t>
+      </w:r>
+      <w:r>
+        <w:rPr>
+          <w:rFonts w:ascii="Yu Gothic UI" w:eastAsia="Yu Gothic UI" w:hAnsi="Yu Gothic UI" w:hint="eastAsia"/>
+        </w:rPr>
+        <w:t xml:space="preserve"> "I set the system prompt</w:t>
+      </w:r>
+      <w:r>
+        <w:rPr>
+          <w:rFonts w:ascii="Yu Gothic UI" w:eastAsia="Yu Gothic UI" w:hAnsi="Yu Gothic UI" w:hint="eastAsia"/>
+        </w:rPr>
+        <w:t>…</w:t>
+      </w:r>
+      <w:r>
+        <w:rPr>
+          <w:rFonts w:ascii="Yu Gothic UI" w:eastAsia="Yu Gothic UI" w:hAnsi="Yu Gothic UI" w:hint="eastAsia"/>
+        </w:rPr>
+        <w:t xml:space="preserve"> so why isn't it working?" </w:t>
+      </w:r>
+      <w:r>
+        <w:rPr>
+          <w:rFonts w:ascii="Segoe UI Emoji" w:eastAsia="Yu Gothic UI" w:hAnsi="Segoe UI Emoji" w:cs="Segoe UI Emoji"/>
+        </w:rPr>
+        <w:t>🤔</w:t>
+      </w:r>
+    </w:p>
+    <w:p>
+      <w:pPr>
+        <w:pStyle w:val="Web"/>
+        <w:rPr>
+          <w:rFonts w:ascii="Yu Gothic UI" w:eastAsia="Yu Gothic UI" w:hAnsi="Yu Gothic UI" w:hint="eastAsia"/>
+          <w:color w:val="3D3447"/>
+          <w:sz w:val="22"/>
+          <w:szCs w:val="22"/>
+        </w:rPr>
+      </w:pPr>
+      <w:r>
+        <w:rPr>
+          <w:rFonts w:ascii="Yu Gothic UI" w:eastAsia="Yu Gothic UI" w:hAnsi="Yu Gothic UI" w:hint="eastAsia"/>
+          <w:color w:val="3D3447"/>
+          <w:sz w:val="22"/>
+          <w:szCs w:val="22"/>
+        </w:rPr>
+        <w:t xml:space="preserve">If you've ever edited a model's system prompt in Ollama, opened OpenWebUI, and found your prompt </w:t>
+      </w:r>
+      <w:r>
+        <w:rPr>
+          <w:rStyle w:val="a5"/>
+          <w:rFonts w:ascii="Yu Gothic UI" w:eastAsia="Yu Gothic UI" w:hAnsi="Yu Gothic UI" w:hint="eastAsia"/>
+          <w:color w:val="3D3447"/>
+          <w:sz w:val="22"/>
+          <w:szCs w:val="22"/>
+        </w:rPr>
+        <w:t>completely ignored</w:t>
+      </w:r>
+      <w:r>
+        <w:rPr>
+          <w:rFonts w:ascii="Yu Gothic UI" w:eastAsia="Yu Gothic UI" w:hAnsi="Yu Gothic UI" w:hint="eastAsia"/>
+          <w:color w:val="3D3447"/>
+          <w:sz w:val="22"/>
+          <w:szCs w:val="22"/>
+        </w:rPr>
+        <w:t xml:space="preserve"> </w:t>
+      </w:r>
+      <w:r>
+        <w:rPr>
+          <w:rFonts w:ascii="Yu Gothic UI" w:eastAsia="Yu Gothic UI" w:hAnsi="Yu Gothic UI" w:hint="eastAsia"/>
+          <w:color w:val="3D3447"/>
+          <w:sz w:val="22"/>
+          <w:szCs w:val="22"/>
+        </w:rPr>
+        <w:t>—</w:t>
+      </w:r>
+      <w:r>
+        <w:rPr>
+          <w:rFonts w:ascii="Yu Gothic UI" w:eastAsia="Yu Gothic UI" w:hAnsi="Yu Gothic UI" w:hint="eastAsia"/>
+          <w:color w:val="3D3447"/>
+          <w:sz w:val="22"/>
+          <w:szCs w:val="22"/>
+        </w:rPr>
+        <w:t xml:space="preserve"> you're not imagining it.</w:t>
+      </w:r>
+    </w:p>
+    <w:p>
+      <w:pPr>
+        <w:pStyle w:val="Web"/>
+        <w:rPr>
+          <w:rFonts w:ascii="Yu Gothic UI" w:eastAsia="Yu Gothic UI" w:hAnsi="Yu Gothic UI" w:hint="eastAsia"/>
+          <w:color w:val="3D3447"/>
+          <w:sz w:val="22"/>
+          <w:szCs w:val="22"/>
+        </w:rPr>
+      </w:pPr>
+      <w:r>
+        <w:rPr>
+          <w:rFonts w:ascii="Yu Gothic UI" w:eastAsia="Yu Gothic UI" w:hAnsi="Yu Gothic UI" w:hint="eastAsia"/>
+          <w:color w:val="3D3447"/>
+          <w:sz w:val="22"/>
+          <w:szCs w:val="22"/>
+        </w:rPr>
+        <w:t xml:space="preserve">OpenWebUI (v0.4+) doesn't read the system prompt baked into an Ollama model. It keeps its </w:t>
+      </w:r>
+      <w:r>
+        <w:rPr>
+          <w:rStyle w:val="a5"/>
+          <w:rFonts w:ascii="Yu Gothic UI" w:eastAsia="Yu Gothic UI" w:hAnsi="Yu Gothic UI" w:hint="eastAsia"/>
+          <w:color w:val="3D3447"/>
+          <w:sz w:val="22"/>
+          <w:szCs w:val="22"/>
+        </w:rPr>
+        <w:t>own</w:t>
+      </w:r>
+      <w:r>
+        <w:rPr>
+          <w:rFonts w:ascii="Yu Gothic UI" w:eastAsia="Yu Gothic UI" w:hAnsi="Yu Gothic UI" w:hint="eastAsia"/>
+          <w:color w:val="3D3447"/>
+          <w:sz w:val="22"/>
+          <w:szCs w:val="22"/>
+        </w:rPr>
+        <w:t xml:space="preserve"> copy, in its </w:t>
+      </w:r>
+      <w:r>
+        <w:rPr>
+          <w:rStyle w:val="a5"/>
+          <w:rFonts w:ascii="Yu Gothic UI" w:eastAsia="Yu Gothic UI" w:hAnsi="Yu Gothic UI" w:hint="eastAsia"/>
+          <w:color w:val="3D3447"/>
+          <w:sz w:val="22"/>
+          <w:szCs w:val="22"/>
+        </w:rPr>
+        <w:t>own</w:t>
+      </w:r>
+      <w:r>
+        <w:rPr>
+          <w:rFonts w:ascii="Yu Gothic UI" w:eastAsia="Yu Gothic UI" w:hAnsi="Yu Gothic UI" w:hint="eastAsia"/>
+          <w:color w:val="3D3447"/>
+          <w:sz w:val="22"/>
+          <w:szCs w:val="22"/>
+        </w:rPr>
+        <w:t xml:space="preserve"> database. So your carefully written prompt just sits in Ollama, doing nothing.</w:t>
+      </w:r>
+    </w:p>
+    <w:p>
+      <w:pPr>
+        <w:pStyle w:val="Web"/>
+        <w:rPr>
+          <w:rFonts w:ascii="Yu Gothic UI" w:eastAsia="Yu Gothic UI" w:hAnsi="Yu Gothic UI" w:hint="eastAsia"/>
+          <w:color w:val="3D3447"/>
+          <w:sz w:val="22"/>
+          <w:szCs w:val="22"/>
+        </w:rPr>
+      </w:pPr>
+      <w:r>
+        <w:rPr>
+          <w:rFonts w:ascii="Yu Gothic UI" w:eastAsia="Yu Gothic UI" w:hAnsi="Yu Gothic UI" w:hint="eastAsia"/>
+          <w:color w:val="3D3447"/>
+          <w:sz w:val="22"/>
+          <w:szCs w:val="22"/>
+        </w:rPr>
+        <w:t xml:space="preserve">I lost an evening to this. Even asking AI chatbots didn't surface the real reason. So I built </w:t>
+      </w:r>
+      <w:r>
+        <w:rPr>
+          <w:rStyle w:val="a5"/>
+          <w:rFonts w:ascii="Yu Gothic UI" w:eastAsia="Yu Gothic UI" w:hAnsi="Yu Gothic UI" w:hint="eastAsia"/>
+          <w:color w:val="3D3447"/>
+          <w:sz w:val="22"/>
+          <w:szCs w:val="22"/>
+        </w:rPr>
+        <w:t>ModeColle</w:t>
+      </w:r>
+      <w:r>
+        <w:rPr>
+          <w:rFonts w:ascii="Yu Gothic UI" w:eastAsia="Yu Gothic UI" w:hAnsi="Yu Gothic UI" w:hint="eastAsia"/>
+          <w:color w:val="3D3447"/>
+          <w:sz w:val="22"/>
+          <w:szCs w:val="22"/>
+        </w:rPr>
+        <w:t xml:space="preserve"> </w:t>
+      </w:r>
+      <w:r>
+        <w:rPr>
+          <w:rFonts w:ascii="Segoe UI Emoji" w:eastAsia="Yu Gothic UI" w:hAnsi="Segoe UI Emoji" w:cs="Segoe UI Emoji"/>
+          <w:color w:val="3D3447"/>
+          <w:sz w:val="22"/>
+          <w:szCs w:val="22"/>
+        </w:rPr>
+        <w:t>🦙</w:t>
+      </w:r>
+      <w:r>
+        <w:rPr>
+          <w:rFonts w:ascii="Yu Gothic UI" w:eastAsia="Yu Gothic UI" w:hAnsi="Yu Gothic UI" w:hint="eastAsia"/>
+          <w:color w:val="3D3447"/>
+          <w:sz w:val="22"/>
+          <w:szCs w:val="22"/>
+        </w:rPr>
+        <w:t xml:space="preserve"> </w:t>
+      </w:r>
+      <w:r>
+        <w:rPr>
+          <w:rFonts w:ascii="Yu Gothic UI" w:eastAsia="Yu Gothic UI" w:hAnsi="Yu Gothic UI" w:hint="eastAsia"/>
+          <w:color w:val="3D3447"/>
+          <w:sz w:val="22"/>
+          <w:szCs w:val="22"/>
+        </w:rPr>
+        <w:t>—</w:t>
+      </w:r>
+      <w:r>
+        <w:rPr>
+          <w:rFonts w:ascii="Yu Gothic UI" w:eastAsia="Yu Gothic UI" w:hAnsi="Yu Gothic UI" w:hint="eastAsia"/>
+          <w:color w:val="3D3447"/>
+          <w:sz w:val="22"/>
+          <w:szCs w:val="22"/>
+        </w:rPr>
+        <w:t xml:space="preserve"> a small, free Windows tool that writes your system prompt to </w:t>
+      </w:r>
+      <w:r>
+        <w:rPr>
+          <w:rStyle w:val="a5"/>
+          <w:rFonts w:ascii="Yu Gothic UI" w:eastAsia="Yu Gothic UI" w:hAnsi="Yu Gothic UI" w:hint="eastAsia"/>
+          <w:color w:val="3D3447"/>
+          <w:sz w:val="22"/>
+          <w:szCs w:val="22"/>
+        </w:rPr>
+        <w:t>both Ollama and OpenWebUI in one click</w:t>
+      </w:r>
+      <w:r>
+        <w:rPr>
+          <w:rFonts w:ascii="Yu Gothic UI" w:eastAsia="Yu Gothic UI" w:hAnsi="Yu Gothic UI" w:hint="eastAsia"/>
+          <w:color w:val="3D3447"/>
+          <w:sz w:val="22"/>
+          <w:szCs w:val="22"/>
+        </w:rPr>
+        <w:t>, so what you set is what you get.</w:t>
+      </w:r>
+    </w:p>
+    <w:p>
+      <w:pPr>
+        <w:spacing w:before="270" w:after="270"/>
+        <w:rPr>
+          <w:rFonts w:ascii="Yu Gothic UI" w:eastAsia="Yu Gothic UI" w:hAnsi="Yu Gothic UI" w:hint="eastAsia"/>
+          <w:color w:val="3D3447"/>
+          <w:sz w:val="22"/>
+          <w:szCs w:val="22"/>
+        </w:rPr>
+      </w:pPr>
+      <w:r>
+        <w:rPr>
+          <w:rFonts w:ascii="Yu Gothic UI" w:eastAsia="Yu Gothic UI" w:hAnsi="Yu Gothic UI" w:hint="eastAsia"/>
+          <w:color w:val="3D3447"/>
+          <w:sz w:val="22"/>
+          <w:szCs w:val="22"/>
+        </w:rPr>
+        <w:pict w14:anchorId="45537861">
+          <v:rect id="_x0000_i1029" style="width:0;height:1.5pt" o:hralign="center" o:hrstd="t" o:hr="t" fillcolor="#a0a0a0" stroked="f">
+            <v:textbox inset="5.85pt,.7pt,5.85pt,.7pt"/>
+          </v:rect>
+        </w:pict>
+      </w:r>
+    </w:p>
+    <w:p>
+      <w:pPr>
+        <w:pStyle w:val="2"/>
+        <w:rPr>
+          <w:rFonts w:ascii="Yu Gothic UI" w:eastAsia="Yu Gothic UI" w:hAnsi="Yu Gothic UI" w:hint="eastAsia"/>
+        </w:rPr>
+      </w:pPr>
+      <w:r>
+        <w:rPr>
+          <w:rFonts w:ascii="Yu Gothic UI" w:eastAsia="Yu Gothic UI" w:hAnsi="Yu Gothic UI" w:hint="eastAsia"/>
+        </w:rPr>
+        <w:t>Table of Contents</w:t>
+      </w:r>
+    </w:p>
+    <w:p>
+      <w:pPr>
+        <w:numPr>
+          <w:ilvl w:val="0"/>
+          <w:numId w:val="3"/>
         </w:numPr>
         <w:spacing w:before="100" w:beforeAutospacing="1" w:after="100" w:afterAutospacing="1"/>
         <w:rPr>
@@ -442,7 +1207,7 @@
       <w:pPr>
         <w:numPr>
           <w:ilvl w:val="0"/>
-          <w:numId w:val="1"/>
+          <w:numId w:val="3"/>
         </w:numPr>
         <w:spacing w:before="100" w:beforeAutospacing="1" w:after="100" w:afterAutospacing="1"/>
         <w:rPr>
@@ -468,7 +1233,7 @@
       <w:pPr>
         <w:numPr>
           <w:ilvl w:val="0"/>
-          <w:numId w:val="1"/>
+          <w:numId w:val="3"/>
         </w:numPr>
         <w:spacing w:before="100" w:beforeAutospacing="1" w:after="100" w:afterAutospacing="1"/>
         <w:rPr>
@@ -494,7 +1259,7 @@
       <w:pPr>
         <w:numPr>
           <w:ilvl w:val="0"/>
-          <w:numId w:val="1"/>
+          <w:numId w:val="3"/>
         </w:numPr>
         <w:spacing w:before="100" w:beforeAutospacing="1" w:after="100" w:afterAutospacing="1"/>
         <w:rPr>
@@ -520,7 +1285,7 @@
       <w:pPr>
         <w:numPr>
           <w:ilvl w:val="0"/>
-          <w:numId w:val="1"/>
+          <w:numId w:val="3"/>
         </w:numPr>
         <w:spacing w:before="100" w:beforeAutospacing="1" w:after="100" w:afterAutospacing="1"/>
         <w:rPr>
@@ -546,7 +1311,7 @@
       <w:pPr>
         <w:numPr>
           <w:ilvl w:val="0"/>
-          <w:numId w:val="1"/>
+          <w:numId w:val="3"/>
         </w:numPr>
         <w:spacing w:before="100" w:beforeAutospacing="1" w:after="100" w:afterAutospacing="1"/>
         <w:rPr>
@@ -572,7 +1337,33 @@
       <w:pPr>
         <w:numPr>
           <w:ilvl w:val="0"/>
-          <w:numId w:val="1"/>
+          <w:numId w:val="3"/>
+        </w:numPr>
+        <w:spacing w:before="100" w:beforeAutospacing="1" w:after="100" w:afterAutospacing="1"/>
+        <w:rPr>
+          <w:rFonts w:ascii="Yu Gothic UI" w:eastAsia="Yu Gothic UI" w:hAnsi="Yu Gothic UI" w:hint="eastAsia"/>
+          <w:color w:val="3D3447"/>
+          <w:sz w:val="22"/>
+          <w:szCs w:val="22"/>
+        </w:rPr>
+      </w:pPr>
+      <w:hyperlink w:anchor="-import-from-lm-studio" w:history="1">
+        <w:r>
+          <w:rPr>
+            <w:rStyle w:val="a3"/>
+            <w:rFonts w:ascii="Yu Gothic UI" w:eastAsia="Yu Gothic UI" w:hAnsi="Yu Gothic UI" w:hint="eastAsia"/>
+            <w:sz w:val="22"/>
+            <w:szCs w:val="22"/>
+          </w:rPr>
+          <w:t>Import from LM Studio</w:t>
+        </w:r>
+      </w:hyperlink>
+    </w:p>
+    <w:p>
+      <w:pPr>
+        <w:numPr>
+          <w:ilvl w:val="0"/>
+          <w:numId w:val="3"/>
         </w:numPr>
         <w:spacing w:before="100" w:beforeAutospacing="1" w:after="100" w:afterAutospacing="1"/>
         <w:rPr>
@@ -598,7 +1389,7 @@
       <w:pPr>
         <w:numPr>
           <w:ilvl w:val="0"/>
-          <w:numId w:val="1"/>
+          <w:numId w:val="3"/>
         </w:numPr>
         <w:spacing w:before="100" w:beforeAutospacing="1" w:after="100" w:afterAutospacing="1"/>
         <w:rPr>
@@ -624,7 +1415,7 @@
       <w:pPr>
         <w:numPr>
           <w:ilvl w:val="0"/>
-          <w:numId w:val="1"/>
+          <w:numId w:val="3"/>
         </w:numPr>
         <w:spacing w:before="100" w:beforeAutospacing="1" w:after="100" w:afterAutospacing="1"/>
         <w:rPr>
@@ -650,7 +1441,7 @@
       <w:pPr>
         <w:numPr>
           <w:ilvl w:val="0"/>
-          <w:numId w:val="1"/>
+          <w:numId w:val="3"/>
         </w:numPr>
         <w:spacing w:before="100" w:beforeAutospacing="1" w:after="100" w:afterAutospacing="1"/>
         <w:rPr>
@@ -674,23 +1465,23 @@
     </w:p>
     <w:p>
       <w:pPr>
-        <w:spacing w:before="300" w:after="300"/>
-        <w:rPr>
-          <w:rFonts w:ascii="Yu Gothic UI" w:eastAsia="Yu Gothic UI" w:hAnsi="Yu Gothic UI" w:hint="eastAsia"/>
-          <w:color w:val="3D3447"/>
-          <w:sz w:val="22"/>
-          <w:szCs w:val="22"/>
-        </w:rPr>
-      </w:pPr>
-      <w:r>
-        <w:rPr>
-          <w:rFonts w:ascii="Yu Gothic UI" w:eastAsia="Yu Gothic UI" w:hAnsi="Yu Gothic UI" w:hint="eastAsia"/>
-          <w:color w:val="3D3447"/>
-          <w:sz w:val="22"/>
-          <w:szCs w:val="22"/>
-        </w:rPr>
-        <w:pict>
-          <v:rect id="_x0000_i1027" style="width:0;height:1.5pt" o:hralign="center" o:hrstd="t" o:hr="t" fillcolor="#a0a0a0" stroked="f">
+        <w:spacing w:before="270" w:after="270"/>
+        <w:rPr>
+          <w:rFonts w:ascii="Yu Gothic UI" w:eastAsia="Yu Gothic UI" w:hAnsi="Yu Gothic UI" w:hint="eastAsia"/>
+          <w:color w:val="3D3447"/>
+          <w:sz w:val="22"/>
+          <w:szCs w:val="22"/>
+        </w:rPr>
+      </w:pPr>
+      <w:r>
+        <w:rPr>
+          <w:rFonts w:ascii="Yu Gothic UI" w:eastAsia="Yu Gothic UI" w:hAnsi="Yu Gothic UI" w:hint="eastAsia"/>
+          <w:color w:val="3D3447"/>
+          <w:sz w:val="22"/>
+          <w:szCs w:val="22"/>
+        </w:rPr>
+        <w:pict w14:anchorId="2E3DF0D0">
+          <v:rect id="_x0000_i1030" style="width:0;height:1.5pt" o:hralign="center" o:hrstd="t" o:hr="t" fillcolor="#a0a0a0" stroked="f">
             <v:textbox inset="5.85pt,.7pt,5.85pt,.7pt"/>
           </v:rect>
         </w:pict>
@@ -707,6 +1498,7 @@
         <w:rPr>
           <w:rFonts w:ascii="Yu Gothic UI" w:eastAsia="Yu Gothic UI" w:hAnsi="Yu Gothic UI" w:hint="eastAsia"/>
         </w:rPr>
+        <w:lastRenderedPageBreak/>
         <w:t>What can it do?</w:t>
       </w:r>
     </w:p>
@@ -1444,7 +2236,6 @@
                 <w:sz w:val="22"/>
                 <w:szCs w:val="22"/>
               </w:rPr>
-              <w:lastRenderedPageBreak/>
               <w:t>✏</w:t>
             </w:r>
             <w:r>
@@ -1790,6 +2581,118 @@
                 <w:sz w:val="22"/>
                 <w:szCs w:val="22"/>
               </w:rPr>
+              <w:t>📥</w:t>
+            </w:r>
+            <w:r>
+              <w:rPr>
+                <w:rFonts w:ascii="Yu Gothic UI" w:eastAsia="Yu Gothic UI" w:hAnsi="Yu Gothic UI" w:hint="eastAsia"/>
+                <w:color w:val="3D3447"/>
+                <w:sz w:val="22"/>
+                <w:szCs w:val="22"/>
+              </w:rPr>
+              <w:t xml:space="preserve"> </w:t>
+            </w:r>
+            <w:r>
+              <w:rPr>
+                <w:rStyle w:val="a5"/>
+                <w:rFonts w:ascii="Yu Gothic UI" w:eastAsia="Yu Gothic UI" w:hAnsi="Yu Gothic UI" w:hint="eastAsia"/>
+                <w:color w:val="3D3447"/>
+                <w:sz w:val="22"/>
+                <w:szCs w:val="22"/>
+              </w:rPr>
+              <w:t>LM Studio import</w:t>
+            </w:r>
+          </w:p>
+        </w:tc>
+        <w:tc>
+          <w:tcPr>
+            <w:tcW w:w="0" w:type="auto"/>
+            <w:tcBorders>
+              <w:top w:val="single" w:sz="6" w:space="0" w:color="E0D8EE"/>
+              <w:left w:val="single" w:sz="6" w:space="0" w:color="E0D8EE"/>
+              <w:bottom w:val="single" w:sz="6" w:space="0" w:color="E0D8EE"/>
+              <w:right w:val="single" w:sz="6" w:space="0" w:color="E0D8EE"/>
+            </w:tcBorders>
+            <w:tcMar>
+              <w:top w:w="105" w:type="dxa"/>
+              <w:left w:w="150" w:type="dxa"/>
+              <w:bottom w:w="105" w:type="dxa"/>
+              <w:right w:w="150" w:type="dxa"/>
+            </w:tcMar>
+            <w:hideMark/>
+          </w:tcPr>
+          <w:p>
+            <w:pPr>
+              <w:spacing w:before="150" w:after="150"/>
+              <w:rPr>
+                <w:rFonts w:ascii="Yu Gothic UI" w:eastAsia="Yu Gothic UI" w:hAnsi="Yu Gothic UI" w:hint="eastAsia"/>
+                <w:color w:val="3D3447"/>
+                <w:sz w:val="22"/>
+                <w:szCs w:val="22"/>
+              </w:rPr>
+            </w:pPr>
+            <w:r>
+              <w:rPr>
+                <w:rFonts w:ascii="Yu Gothic UI" w:eastAsia="Yu Gothic UI" w:hAnsi="Yu Gothic UI" w:hint="eastAsia"/>
+                <w:color w:val="3D3447"/>
+                <w:sz w:val="22"/>
+                <w:szCs w:val="22"/>
+              </w:rPr>
+              <w:t xml:space="preserve">Bring </w:t>
+            </w:r>
+            <w:r>
+              <w:rPr>
+                <w:rStyle w:val="HTML"/>
+              </w:rPr>
+              <w:t>.gguf</w:t>
+            </w:r>
+            <w:r>
+              <w:rPr>
+                <w:rFonts w:ascii="Yu Gothic UI" w:eastAsia="Yu Gothic UI" w:hAnsi="Yu Gothic UI" w:hint="eastAsia"/>
+                <w:color w:val="3D3447"/>
+                <w:sz w:val="22"/>
+                <w:szCs w:val="22"/>
+              </w:rPr>
+              <w:t xml:space="preserve"> files downloaded in LM Studio into Ollama and the list</w:t>
+            </w:r>
+          </w:p>
+        </w:tc>
+      </w:tr>
+      <w:tr>
+        <w:tc>
+          <w:tcPr>
+            <w:tcW w:w="0" w:type="auto"/>
+            <w:tcBorders>
+              <w:top w:val="single" w:sz="6" w:space="0" w:color="E0D8EE"/>
+              <w:left w:val="single" w:sz="6" w:space="0" w:color="E0D8EE"/>
+              <w:bottom w:val="single" w:sz="6" w:space="0" w:color="E0D8EE"/>
+              <w:right w:val="single" w:sz="6" w:space="0" w:color="E0D8EE"/>
+            </w:tcBorders>
+            <w:tcMar>
+              <w:top w:w="105" w:type="dxa"/>
+              <w:left w:w="150" w:type="dxa"/>
+              <w:bottom w:w="105" w:type="dxa"/>
+              <w:right w:w="150" w:type="dxa"/>
+            </w:tcMar>
+            <w:hideMark/>
+          </w:tcPr>
+          <w:p>
+            <w:pPr>
+              <w:spacing w:before="150" w:after="150"/>
+              <w:rPr>
+                <w:rFonts w:ascii="Yu Gothic UI" w:eastAsia="Yu Gothic UI" w:hAnsi="Yu Gothic UI" w:hint="eastAsia"/>
+                <w:color w:val="3D3447"/>
+                <w:sz w:val="22"/>
+                <w:szCs w:val="22"/>
+              </w:rPr>
+            </w:pPr>
+            <w:r>
+              <w:rPr>
+                <w:rFonts w:ascii="Segoe UI Emoji" w:eastAsia="Yu Gothic UI" w:hAnsi="Segoe UI Emoji" w:cs="Segoe UI Emoji"/>
+                <w:color w:val="3D3447"/>
+                <w:sz w:val="22"/>
+                <w:szCs w:val="22"/>
+              </w:rPr>
               <w:t>🌐</w:t>
             </w:r>
             <w:r>
@@ -2076,23 +2979,23 @@
     </w:tbl>
     <w:p>
       <w:pPr>
-        <w:spacing w:before="300" w:after="300"/>
-        <w:rPr>
-          <w:rFonts w:ascii="Yu Gothic UI" w:eastAsia="Yu Gothic UI" w:hAnsi="Yu Gothic UI" w:hint="eastAsia"/>
-          <w:color w:val="3D3447"/>
-          <w:sz w:val="22"/>
-          <w:szCs w:val="22"/>
-        </w:rPr>
-      </w:pPr>
-      <w:r>
-        <w:rPr>
-          <w:rFonts w:ascii="Yu Gothic UI" w:eastAsia="Yu Gothic UI" w:hAnsi="Yu Gothic UI" w:hint="eastAsia"/>
-          <w:color w:val="3D3447"/>
-          <w:sz w:val="22"/>
-          <w:szCs w:val="22"/>
-        </w:rPr>
-        <w:pict>
-          <v:rect id="_x0000_i1028" style="width:0;height:1.5pt" o:hralign="center" o:hrstd="t" o:hr="t" fillcolor="#a0a0a0" stroked="f">
+        <w:spacing w:before="270" w:after="270"/>
+        <w:rPr>
+          <w:rFonts w:ascii="Yu Gothic UI" w:eastAsia="Yu Gothic UI" w:hAnsi="Yu Gothic UI" w:hint="eastAsia"/>
+          <w:color w:val="3D3447"/>
+          <w:sz w:val="22"/>
+          <w:szCs w:val="22"/>
+        </w:rPr>
+      </w:pPr>
+      <w:r>
+        <w:rPr>
+          <w:rFonts w:ascii="Yu Gothic UI" w:eastAsia="Yu Gothic UI" w:hAnsi="Yu Gothic UI" w:hint="eastAsia"/>
+          <w:color w:val="3D3447"/>
+          <w:sz w:val="22"/>
+          <w:szCs w:val="22"/>
+        </w:rPr>
+        <w:pict w14:anchorId="194C31A8">
+          <v:rect id="_x0000_i1031" style="width:0;height:1.5pt" o:hralign="center" o:hrstd="t" o:hr="t" fillcolor="#a0a0a0" stroked="f">
             <v:textbox inset="5.85pt,.7pt,5.85pt,.7pt"/>
           </v:rect>
         </w:pict>
@@ -2375,7 +3278,7 @@
               </w:rPr>
               <w:t xml:space="preserve">Install from </w:t>
             </w:r>
-            <w:hyperlink r:id="rId7" w:history="1">
+            <w:hyperlink r:id="rId9" w:history="1">
               <w:r>
                 <w:rPr>
                   <w:rStyle w:val="a3"/>
@@ -2449,7 +3352,6 @@
                 <w:sz w:val="22"/>
                 <w:szCs w:val="22"/>
               </w:rPr>
-              <w:lastRenderedPageBreak/>
               <w:t>CustomTkinter</w:t>
             </w:r>
           </w:p>
@@ -2710,7 +3612,7 @@
       <w:pPr>
         <w:pStyle w:val="Web"/>
         <w:shd w:val="clear" w:color="auto" w:fill="FBE3F1"/>
-        <w:divId w:val="916011412"/>
+        <w:divId w:val="1557929080"/>
         <w:rPr>
           <w:rFonts w:ascii="Yu Gothic UI" w:eastAsia="Yu Gothic UI" w:hAnsi="Yu Gothic UI" w:hint="eastAsia"/>
           <w:color w:val="3D3447"/>
@@ -2791,23 +3693,23 @@
     </w:p>
     <w:p>
       <w:pPr>
-        <w:spacing w:before="300" w:after="300"/>
-        <w:rPr>
-          <w:rFonts w:ascii="Yu Gothic UI" w:eastAsia="Yu Gothic UI" w:hAnsi="Yu Gothic UI" w:hint="eastAsia"/>
-          <w:color w:val="3D3447"/>
-          <w:sz w:val="22"/>
-          <w:szCs w:val="22"/>
-        </w:rPr>
-      </w:pPr>
-      <w:r>
-        <w:rPr>
-          <w:rFonts w:ascii="Yu Gothic UI" w:eastAsia="Yu Gothic UI" w:hAnsi="Yu Gothic UI" w:hint="eastAsia"/>
-          <w:color w:val="3D3447"/>
-          <w:sz w:val="22"/>
-          <w:szCs w:val="22"/>
-        </w:rPr>
-        <w:pict>
-          <v:rect id="_x0000_i1029" style="width:0;height:1.5pt" o:hralign="center" o:hrstd="t" o:hr="t" fillcolor="#a0a0a0" stroked="f">
+        <w:spacing w:before="270" w:after="270"/>
+        <w:rPr>
+          <w:rFonts w:ascii="Yu Gothic UI" w:eastAsia="Yu Gothic UI" w:hAnsi="Yu Gothic UI" w:hint="eastAsia"/>
+          <w:color w:val="3D3447"/>
+          <w:sz w:val="22"/>
+          <w:szCs w:val="22"/>
+        </w:rPr>
+      </w:pPr>
+      <w:r>
+        <w:rPr>
+          <w:rFonts w:ascii="Yu Gothic UI" w:eastAsia="Yu Gothic UI" w:hAnsi="Yu Gothic UI" w:hint="eastAsia"/>
+          <w:color w:val="3D3447"/>
+          <w:sz w:val="22"/>
+          <w:szCs w:val="22"/>
+        </w:rPr>
+        <w:pict w14:anchorId="1B19C88F">
+          <v:rect id="_x0000_i1032" style="width:0;height:1.5pt" o:hralign="center" o:hrstd="t" o:hr="t" fillcolor="#a0a0a0" stroked="f">
             <v:textbox inset="5.85pt,.7pt,5.85pt,.7pt"/>
           </v:rect>
         </w:pict>
@@ -2832,7 +3734,7 @@
         <w:pStyle w:val="Web"/>
         <w:numPr>
           <w:ilvl w:val="0"/>
-          <w:numId w:val="2"/>
+          <w:numId w:val="4"/>
         </w:numPr>
         <w:rPr>
           <w:rFonts w:ascii="Yu Gothic UI" w:eastAsia="Yu Gothic UI" w:hAnsi="Yu Gothic UI" w:hint="eastAsia"/>
@@ -2860,7 +3762,7 @@
         </w:rPr>
         <w:t xml:space="preserve"> Download from </w:t>
       </w:r>
-      <w:hyperlink r:id="rId8" w:history="1">
+      <w:hyperlink r:id="rId10" w:history="1">
         <w:r>
           <w:rPr>
             <w:rStyle w:val="a3"/>
@@ -2923,7 +3825,7 @@
         <w:pStyle w:val="Web"/>
         <w:numPr>
           <w:ilvl w:val="0"/>
-          <w:numId w:val="2"/>
+          <w:numId w:val="4"/>
         </w:numPr>
         <w:rPr>
           <w:rFonts w:ascii="Yu Gothic UI" w:eastAsia="Yu Gothic UI" w:hAnsi="Yu Gothic UI" w:hint="eastAsia"/>
@@ -2949,16 +3851,7 @@
           <w:sz w:val="22"/>
           <w:szCs w:val="22"/>
         </w:rPr>
-        <w:t xml:space="preserve"> </w:t>
-      </w:r>
-      <w:r>
-        <w:rPr>
-          <w:rFonts w:ascii="Yu Gothic UI" w:eastAsia="Yu Gothic UI" w:hAnsi="Yu Gothic UI" w:hint="eastAsia"/>
-          <w:color w:val="3D3447"/>
-          <w:sz w:val="22"/>
-          <w:szCs w:val="22"/>
-        </w:rPr>
-        <w:t xml:space="preserve">In Command Prompt (or PowerShell), run this once: </w:t>
+        <w:t xml:space="preserve"> In Command Prompt (or PowerShell), run this once: </w:t>
       </w:r>
       <w:r>
         <w:rPr>
@@ -2996,7 +3889,7 @@
         <w:pStyle w:val="Web"/>
         <w:numPr>
           <w:ilvl w:val="0"/>
-          <w:numId w:val="2"/>
+          <w:numId w:val="4"/>
         </w:numPr>
         <w:rPr>
           <w:rFonts w:ascii="Yu Gothic UI" w:eastAsia="Yu Gothic UI" w:hAnsi="Yu Gothic UI" w:hint="eastAsia"/>
@@ -3024,7 +3917,7 @@
         </w:rPr>
         <w:t xml:space="preserve"> Download from </w:t>
       </w:r>
-      <w:hyperlink r:id="rId9" w:history="1">
+      <w:hyperlink r:id="rId11" w:history="1">
         <w:r>
           <w:rPr>
             <w:rStyle w:val="a3"/>
@@ -3050,7 +3943,7 @@
         <w:pStyle w:val="Web"/>
         <w:numPr>
           <w:ilvl w:val="0"/>
-          <w:numId w:val="2"/>
+          <w:numId w:val="4"/>
         </w:numPr>
         <w:rPr>
           <w:rFonts w:ascii="Yu Gothic UI" w:eastAsia="Yu Gothic UI" w:hAnsi="Yu Gothic UI" w:hint="eastAsia"/>
@@ -3114,7 +4007,7 @@
         <w:pStyle w:val="Web"/>
         <w:numPr>
           <w:ilvl w:val="0"/>
-          <w:numId w:val="2"/>
+          <w:numId w:val="4"/>
         </w:numPr>
         <w:rPr>
           <w:rFonts w:ascii="Yu Gothic UI" w:eastAsia="Yu Gothic UI" w:hAnsi="Yu Gothic UI" w:hint="eastAsia"/>
@@ -3183,23 +4076,23 @@
     </w:p>
     <w:p>
       <w:pPr>
-        <w:spacing w:before="300" w:after="300"/>
-        <w:rPr>
-          <w:rFonts w:ascii="Yu Gothic UI" w:eastAsia="Yu Gothic UI" w:hAnsi="Yu Gothic UI" w:hint="eastAsia"/>
-          <w:color w:val="3D3447"/>
-          <w:sz w:val="22"/>
-          <w:szCs w:val="22"/>
-        </w:rPr>
-      </w:pPr>
-      <w:r>
-        <w:rPr>
-          <w:rFonts w:ascii="Yu Gothic UI" w:eastAsia="Yu Gothic UI" w:hAnsi="Yu Gothic UI" w:hint="eastAsia"/>
-          <w:color w:val="3D3447"/>
-          <w:sz w:val="22"/>
-          <w:szCs w:val="22"/>
-        </w:rPr>
-        <w:pict>
-          <v:rect id="_x0000_i1030" style="width:0;height:1.5pt" o:hralign="center" o:hrstd="t" o:hr="t" fillcolor="#a0a0a0" stroked="f">
+        <w:spacing w:before="270" w:after="270"/>
+        <w:rPr>
+          <w:rFonts w:ascii="Yu Gothic UI" w:eastAsia="Yu Gothic UI" w:hAnsi="Yu Gothic UI" w:hint="eastAsia"/>
+          <w:color w:val="3D3447"/>
+          <w:sz w:val="22"/>
+          <w:szCs w:val="22"/>
+        </w:rPr>
+      </w:pPr>
+      <w:r>
+        <w:rPr>
+          <w:rFonts w:ascii="Yu Gothic UI" w:eastAsia="Yu Gothic UI" w:hAnsi="Yu Gothic UI" w:hint="eastAsia"/>
+          <w:color w:val="3D3447"/>
+          <w:sz w:val="22"/>
+          <w:szCs w:val="22"/>
+        </w:rPr>
+        <w:pict w14:anchorId="472FD736">
+          <v:rect id="_x0000_i1033" style="width:0;height:1.5pt" o:hralign="center" o:hrstd="t" o:hr="t" fillcolor="#a0a0a0" stroked="f">
             <v:textbox inset="5.85pt,.7pt,5.85pt,.7pt"/>
           </v:rect>
         </w:pict>
@@ -3216,7 +4109,6 @@
         <w:rPr>
           <w:rFonts w:ascii="Yu Gothic UI" w:eastAsia="Yu Gothic UI" w:hAnsi="Yu Gothic UI" w:hint="eastAsia"/>
         </w:rPr>
-        <w:lastRenderedPageBreak/>
         <w:t>How to launch</w:t>
       </w:r>
     </w:p>
@@ -3296,7 +4188,7 @@
       <w:pPr>
         <w:pStyle w:val="Web"/>
         <w:shd w:val="clear" w:color="auto" w:fill="FBE3F1"/>
-        <w:divId w:val="1389961116"/>
+        <w:divId w:val="943151784"/>
         <w:rPr>
           <w:rFonts w:ascii="Yu Gothic UI" w:eastAsia="Yu Gothic UI" w:hAnsi="Yu Gothic UI" w:hint="eastAsia"/>
           <w:color w:val="3D3447"/>
@@ -3355,23 +4247,23 @@
     </w:p>
     <w:p>
       <w:pPr>
-        <w:spacing w:before="300" w:after="300"/>
-        <w:rPr>
-          <w:rFonts w:ascii="Yu Gothic UI" w:eastAsia="Yu Gothic UI" w:hAnsi="Yu Gothic UI" w:hint="eastAsia"/>
-          <w:color w:val="3D3447"/>
-          <w:sz w:val="22"/>
-          <w:szCs w:val="22"/>
-        </w:rPr>
-      </w:pPr>
-      <w:r>
-        <w:rPr>
-          <w:rFonts w:ascii="Yu Gothic UI" w:eastAsia="Yu Gothic UI" w:hAnsi="Yu Gothic UI" w:hint="eastAsia"/>
-          <w:color w:val="3D3447"/>
-          <w:sz w:val="22"/>
-          <w:szCs w:val="22"/>
-        </w:rPr>
-        <w:pict>
-          <v:rect id="_x0000_i1031" style="width:0;height:1.5pt" o:hralign="center" o:hrstd="t" o:hr="t" fillcolor="#a0a0a0" stroked="f">
+        <w:spacing w:before="270" w:after="270"/>
+        <w:rPr>
+          <w:rFonts w:ascii="Yu Gothic UI" w:eastAsia="Yu Gothic UI" w:hAnsi="Yu Gothic UI" w:hint="eastAsia"/>
+          <w:color w:val="3D3447"/>
+          <w:sz w:val="22"/>
+          <w:szCs w:val="22"/>
+        </w:rPr>
+      </w:pPr>
+      <w:r>
+        <w:rPr>
+          <w:rFonts w:ascii="Yu Gothic UI" w:eastAsia="Yu Gothic UI" w:hAnsi="Yu Gothic UI" w:hint="eastAsia"/>
+          <w:color w:val="3D3447"/>
+          <w:sz w:val="22"/>
+          <w:szCs w:val="22"/>
+        </w:rPr>
+        <w:pict w14:anchorId="1160147A">
+          <v:rect id="_x0000_i1034" style="width:0;height:1.5pt" o:hralign="center" o:hrstd="t" o:hr="t" fillcolor="#a0a0a0" stroked="f">
             <v:textbox inset="5.85pt,.7pt,5.85pt,.7pt"/>
           </v:rect>
         </w:pict>
@@ -3486,7 +4378,7 @@
       <w:pPr>
         <w:numPr>
           <w:ilvl w:val="0"/>
-          <w:numId w:val="3"/>
+          <w:numId w:val="5"/>
         </w:numPr>
         <w:spacing w:before="100" w:beforeAutospacing="1" w:after="100" w:afterAutospacing="1"/>
         <w:rPr>
@@ -3548,7 +4440,7 @@
       <w:pPr>
         <w:numPr>
           <w:ilvl w:val="0"/>
-          <w:numId w:val="3"/>
+          <w:numId w:val="5"/>
         </w:numPr>
         <w:spacing w:before="100" w:beforeAutospacing="1" w:after="100" w:afterAutospacing="1"/>
         <w:rPr>
@@ -3600,7 +4492,7 @@
       <w:pPr>
         <w:numPr>
           <w:ilvl w:val="0"/>
-          <w:numId w:val="3"/>
+          <w:numId w:val="5"/>
         </w:numPr>
         <w:spacing w:before="100" w:beforeAutospacing="1" w:after="100" w:afterAutospacing="1"/>
         <w:rPr>
@@ -3618,27 +4510,17 @@
           <w:sz w:val="22"/>
           <w:szCs w:val="22"/>
         </w:rPr>
-        <w:t>🌐</w:t>
-      </w:r>
-      <w:r>
-        <w:rPr>
-          <w:rStyle w:val="a5"/>
-          <w:rFonts w:ascii="Yu Gothic UI" w:eastAsia="Yu Gothic UI" w:hAnsi="Yu Gothic UI" w:hint="eastAsia"/>
-          <w:color w:val="3D3447"/>
-          <w:sz w:val="22"/>
-          <w:szCs w:val="22"/>
-        </w:rPr>
-        <w:t xml:space="preserve"> EN / </w:t>
-      </w:r>
-      <w:r>
-        <w:rPr>
-          <w:rStyle w:val="a5"/>
-          <w:rFonts w:ascii="Yu Gothic UI" w:eastAsia="Yu Gothic UI" w:hAnsi="Yu Gothic UI" w:hint="eastAsia"/>
-          <w:color w:val="3D3447"/>
-          <w:sz w:val="22"/>
-          <w:szCs w:val="22"/>
-        </w:rPr>
-        <w:t>日本語</w:t>
+        <w:t>📥</w:t>
+      </w:r>
+      <w:r>
+        <w:rPr>
+          <w:rStyle w:val="a5"/>
+          <w:rFonts w:ascii="Yu Gothic UI" w:eastAsia="Yu Gothic UI" w:hAnsi="Yu Gothic UI" w:hint="eastAsia"/>
+          <w:color w:val="3D3447"/>
+          <w:sz w:val="22"/>
+          <w:szCs w:val="22"/>
+        </w:rPr>
+        <w:t xml:space="preserve"> Import</w:t>
       </w:r>
       <w:r>
         <w:rPr>
@@ -3665,14 +4547,34 @@
           <w:sz w:val="22"/>
           <w:szCs w:val="22"/>
         </w:rPr>
-        <w:t xml:space="preserve"> toggles the UI language between Japanese and English (switches each time you press it)</w:t>
+        <w:t xml:space="preserve"> imports LM Studio models into Ollama (</w:t>
+      </w:r>
+      <w:hyperlink w:anchor="-import-from-lm-studio" w:history="1">
+        <w:r>
+          <w:rPr>
+            <w:rStyle w:val="a3"/>
+            <w:rFonts w:ascii="Yu Gothic UI" w:eastAsia="Yu Gothic UI" w:hAnsi="Yu Gothic UI" w:hint="eastAsia"/>
+            <w:sz w:val="22"/>
+            <w:szCs w:val="22"/>
+          </w:rPr>
+          <w:t>details here</w:t>
+        </w:r>
+      </w:hyperlink>
+      <w:r>
+        <w:rPr>
+          <w:rFonts w:ascii="Yu Gothic UI" w:eastAsia="Yu Gothic UI" w:hAnsi="Yu Gothic UI" w:hint="eastAsia"/>
+          <w:color w:val="3D3447"/>
+          <w:sz w:val="22"/>
+          <w:szCs w:val="22"/>
+        </w:rPr>
+        <w:t>)</w:t>
       </w:r>
     </w:p>
     <w:p>
       <w:pPr>
         <w:numPr>
           <w:ilvl w:val="0"/>
-          <w:numId w:val="3"/>
+          <w:numId w:val="5"/>
         </w:numPr>
         <w:spacing w:before="100" w:beforeAutospacing="1" w:after="100" w:afterAutospacing="1"/>
         <w:rPr>
@@ -3690,17 +4592,17 @@
           <w:sz w:val="22"/>
           <w:szCs w:val="22"/>
         </w:rPr>
-        <w:t>🔄</w:t>
-      </w:r>
-      <w:r>
-        <w:rPr>
-          <w:rStyle w:val="a5"/>
-          <w:rFonts w:ascii="Yu Gothic UI" w:eastAsia="Yu Gothic UI" w:hAnsi="Yu Gothic UI" w:hint="eastAsia"/>
-          <w:color w:val="3D3447"/>
-          <w:sz w:val="22"/>
-          <w:szCs w:val="22"/>
-        </w:rPr>
-        <w:t xml:space="preserve"> Refresh</w:t>
+        <w:t>❓</w:t>
+      </w:r>
+      <w:r>
+        <w:rPr>
+          <w:rStyle w:val="a5"/>
+          <w:rFonts w:ascii="Yu Gothic UI" w:eastAsia="Yu Gothic UI" w:hAnsi="Yu Gothic UI" w:hint="eastAsia"/>
+          <w:color w:val="3D3447"/>
+          <w:sz w:val="22"/>
+          <w:szCs w:val="22"/>
+        </w:rPr>
+        <w:t xml:space="preserve"> Help</w:t>
       </w:r>
       <w:r>
         <w:rPr>
@@ -3727,14 +4629,14 @@
           <w:sz w:val="22"/>
           <w:szCs w:val="22"/>
         </w:rPr>
-        <w:t xml:space="preserve"> reloads the list to the latest state</w:t>
+        <w:t xml:space="preserve"> shows how to use the app, inside the app</w:t>
       </w:r>
     </w:p>
     <w:p>
       <w:pPr>
         <w:numPr>
           <w:ilvl w:val="0"/>
-          <w:numId w:val="3"/>
+          <w:numId w:val="5"/>
         </w:numPr>
         <w:spacing w:before="100" w:beforeAutospacing="1" w:after="100" w:afterAutospacing="1"/>
         <w:rPr>
@@ -3747,19 +4649,66 @@
       <w:r>
         <w:rPr>
           <w:rStyle w:val="a5"/>
-          <w:rFonts w:ascii="Yu Gothic UI" w:eastAsia="Yu Gothic UI" w:hAnsi="Yu Gothic UI" w:hint="eastAsia"/>
-          <w:color w:val="3D3447"/>
-          <w:sz w:val="22"/>
-          <w:szCs w:val="22"/>
-        </w:rPr>
-        <w:t>Legend (right side)</w:t>
+          <w:rFonts w:ascii="Segoe UI Emoji" w:eastAsia="Yu Gothic UI" w:hAnsi="Segoe UI Emoji" w:cs="Segoe UI Emoji"/>
+          <w:color w:val="3D3447"/>
+          <w:sz w:val="22"/>
+          <w:szCs w:val="22"/>
+        </w:rPr>
+        <w:t>🌐</w:t>
+      </w:r>
+      <w:r>
+        <w:rPr>
+          <w:rStyle w:val="a5"/>
+          <w:rFonts w:ascii="Yu Gothic UI" w:eastAsia="Yu Gothic UI" w:hAnsi="Yu Gothic UI" w:hint="eastAsia"/>
+          <w:color w:val="3D3447"/>
+          <w:sz w:val="22"/>
+          <w:szCs w:val="22"/>
+        </w:rPr>
+        <w:t xml:space="preserve"> EN / </w:t>
+      </w:r>
+      <w:r>
+        <w:rPr>
+          <w:rStyle w:val="a5"/>
+          <w:rFonts w:ascii="Yu Gothic UI" w:eastAsia="Yu Gothic UI" w:hAnsi="Yu Gothic UI" w:hint="eastAsia"/>
+          <w:color w:val="3D3447"/>
+          <w:sz w:val="22"/>
+          <w:szCs w:val="22"/>
+        </w:rPr>
+        <w:t>日本語</w:t>
+      </w:r>
+      <w:r>
+        <w:rPr>
+          <w:rFonts w:ascii="Yu Gothic UI" w:eastAsia="Yu Gothic UI" w:hAnsi="Yu Gothic UI" w:hint="eastAsia"/>
+          <w:color w:val="3D3447"/>
+          <w:sz w:val="22"/>
+          <w:szCs w:val="22"/>
+        </w:rPr>
+        <w:t xml:space="preserve"> </w:t>
+      </w:r>
+      <w:r>
+        <w:rPr>
+          <w:rFonts w:ascii="Yu Gothic UI" w:eastAsia="Yu Gothic UI" w:hAnsi="Yu Gothic UI" w:hint="eastAsia"/>
+          <w:color w:val="3D3447"/>
+          <w:sz w:val="22"/>
+          <w:szCs w:val="22"/>
+        </w:rPr>
+        <w:t>…</w:t>
+      </w:r>
+      <w:r>
+        <w:rPr>
+          <w:rFonts w:ascii="Yu Gothic UI" w:eastAsia="Yu Gothic UI" w:hAnsi="Yu Gothic UI" w:hint="eastAsia"/>
+          <w:color w:val="3D3447"/>
+          <w:sz w:val="22"/>
+          <w:szCs w:val="22"/>
+        </w:rPr>
+        <w:t xml:space="preserve"> toggles the UI language between Japanese and English (switches each time you press it)</w:t>
       </w:r>
     </w:p>
     <w:p>
       <w:pPr>
         <w:numPr>
           <w:ilvl w:val="0"/>
-          <w:numId w:val="3"/>
+          <w:numId w:val="5"/>
         </w:numPr>
         <w:spacing w:before="100" w:beforeAutospacing="1" w:after="100" w:afterAutospacing="1"/>
         <w:rPr>
@@ -3771,28 +4720,57 @@
       </w:pPr>
       <w:r>
         <w:rPr>
+          <w:rStyle w:val="a5"/>
           <w:rFonts w:ascii="Segoe UI Emoji" w:eastAsia="Yu Gothic UI" w:hAnsi="Segoe UI Emoji" w:cs="Segoe UI Emoji"/>
           <w:color w:val="3D3447"/>
           <w:sz w:val="22"/>
           <w:szCs w:val="22"/>
         </w:rPr>
-        <w:t>🌐</w:t>
-      </w:r>
-      <w:r>
-        <w:rPr>
-          <w:rFonts w:ascii="Yu Gothic UI" w:eastAsia="Yu Gothic UI" w:hAnsi="Yu Gothic UI" w:hint="eastAsia"/>
-          <w:color w:val="3D3447"/>
-          <w:sz w:val="22"/>
-          <w:szCs w:val="22"/>
-        </w:rPr>
-        <w:t xml:space="preserve"> = a prompt is also set on the OpenWebUI side</w:t>
+        <w:t>🔄</w:t>
+      </w:r>
+      <w:r>
+        <w:rPr>
+          <w:rStyle w:val="a5"/>
+          <w:rFonts w:ascii="Yu Gothic UI" w:eastAsia="Yu Gothic UI" w:hAnsi="Yu Gothic UI" w:hint="eastAsia"/>
+          <w:color w:val="3D3447"/>
+          <w:sz w:val="22"/>
+          <w:szCs w:val="22"/>
+        </w:rPr>
+        <w:t xml:space="preserve"> Refresh</w:t>
+      </w:r>
+      <w:r>
+        <w:rPr>
+          <w:rFonts w:ascii="Yu Gothic UI" w:eastAsia="Yu Gothic UI" w:hAnsi="Yu Gothic UI" w:hint="eastAsia"/>
+          <w:color w:val="3D3447"/>
+          <w:sz w:val="22"/>
+          <w:szCs w:val="22"/>
+        </w:rPr>
+        <w:t xml:space="preserve"> </w:t>
+      </w:r>
+      <w:r>
+        <w:rPr>
+          <w:rFonts w:ascii="Yu Gothic UI" w:eastAsia="Yu Gothic UI" w:hAnsi="Yu Gothic UI" w:hint="eastAsia"/>
+          <w:color w:val="3D3447"/>
+          <w:sz w:val="22"/>
+          <w:szCs w:val="22"/>
+        </w:rPr>
+        <w:t>…</w:t>
+      </w:r>
+      <w:r>
+        <w:rPr>
+          <w:rFonts w:ascii="Yu Gothic UI" w:eastAsia="Yu Gothic UI" w:hAnsi="Yu Gothic UI" w:hint="eastAsia"/>
+          <w:color w:val="3D3447"/>
+          <w:sz w:val="22"/>
+          <w:szCs w:val="22"/>
+        </w:rPr>
+        <w:t xml:space="preserve"> reloads the list to the latest state</w:t>
       </w:r>
     </w:p>
     <w:p>
       <w:pPr>
         <w:numPr>
           <w:ilvl w:val="0"/>
-          <w:numId w:val="3"/>
+          <w:numId w:val="5"/>
         </w:numPr>
         <w:spacing w:before="100" w:beforeAutospacing="1" w:after="100" w:afterAutospacing="1"/>
         <w:rPr>
@@ -3804,21 +4782,70 @@
       </w:pPr>
       <w:r>
         <w:rPr>
-          <w:rFonts w:ascii="Yu Gothic UI" w:eastAsia="Yu Gothic UI" w:hAnsi="Yu Gothic UI" w:hint="eastAsia"/>
-          <w:color w:val="3D3447"/>
-          <w:sz w:val="22"/>
-          <w:szCs w:val="22"/>
-        </w:rPr>
-        <w:t>■</w:t>
-      </w:r>
-      <w:r>
-        <w:rPr>
-          <w:rFonts w:ascii="Yu Gothic UI" w:eastAsia="Yu Gothic UI" w:hAnsi="Yu Gothic UI" w:hint="eastAsia"/>
-          <w:color w:val="3D3447"/>
-          <w:sz w:val="22"/>
-          <w:szCs w:val="22"/>
-        </w:rPr>
-        <w:t xml:space="preserve"> rows with the same color = the same underlying model (duplicate contents)</w:t>
+          <w:rStyle w:val="a5"/>
+          <w:rFonts w:ascii="Yu Gothic UI" w:eastAsia="Yu Gothic UI" w:hAnsi="Yu Gothic UI" w:hint="eastAsia"/>
+          <w:color w:val="3D3447"/>
+          <w:sz w:val="22"/>
+          <w:szCs w:val="22"/>
+        </w:rPr>
+        <w:t>Legend (left side)</w:t>
+      </w:r>
+    </w:p>
+    <w:p>
+      <w:pPr>
+        <w:numPr>
+          <w:ilvl w:val="0"/>
+          <w:numId w:val="5"/>
+        </w:numPr>
+        <w:spacing w:before="100" w:beforeAutospacing="1" w:after="100" w:afterAutospacing="1"/>
+        <w:rPr>
+          <w:rFonts w:ascii="Yu Gothic UI" w:eastAsia="Yu Gothic UI" w:hAnsi="Yu Gothic UI" w:hint="eastAsia"/>
+          <w:color w:val="3D3447"/>
+          <w:sz w:val="22"/>
+          <w:szCs w:val="22"/>
+        </w:rPr>
+      </w:pPr>
+      <w:r>
+        <w:rPr>
+          <w:rFonts w:ascii="Segoe UI Emoji" w:eastAsia="Yu Gothic UI" w:hAnsi="Segoe UI Emoji" w:cs="Segoe UI Emoji"/>
+          <w:color w:val="3D3447"/>
+          <w:sz w:val="22"/>
+          <w:szCs w:val="22"/>
+        </w:rPr>
+        <w:t>🌐</w:t>
+      </w:r>
+      <w:r>
+        <w:rPr>
+          <w:rFonts w:ascii="Yu Gothic UI" w:eastAsia="Yu Gothic UI" w:hAnsi="Yu Gothic UI" w:hint="eastAsia"/>
+          <w:color w:val="3D3447"/>
+          <w:sz w:val="22"/>
+          <w:szCs w:val="22"/>
+        </w:rPr>
+        <w:t xml:space="preserve"> = a prompt is also set on the OpenWebUI side</w:t>
+      </w:r>
+    </w:p>
+    <w:p>
+      <w:pPr>
+        <w:numPr>
+          <w:ilvl w:val="0"/>
+          <w:numId w:val="5"/>
+        </w:numPr>
+        <w:spacing w:before="100" w:beforeAutospacing="1" w:after="100" w:afterAutospacing="1"/>
+        <w:rPr>
+          <w:rFonts w:ascii="Yu Gothic UI" w:eastAsia="Yu Gothic UI" w:hAnsi="Yu Gothic UI" w:hint="eastAsia"/>
+          <w:color w:val="3D3447"/>
+          <w:sz w:val="22"/>
+          <w:szCs w:val="22"/>
+        </w:rPr>
+      </w:pPr>
+      <w:r>
+        <w:rPr>
+          <w:rFonts w:ascii="Yu Gothic UI" w:eastAsia="Yu Gothic UI" w:hAnsi="Yu Gothic UI" w:hint="eastAsia"/>
+          <w:color w:val="3D3447"/>
+          <w:sz w:val="22"/>
+          <w:szCs w:val="22"/>
+        </w:rPr>
+        <w:t>colored rows = the same underlying model (duplicate contents)</w:t>
       </w:r>
     </w:p>
     <w:p>
@@ -3847,8 +4874,8 @@
         <w:tblLook w:val="04A0" w:firstRow="1" w:lastRow="0" w:firstColumn="1" w:lastColumn="0" w:noHBand="0" w:noVBand="1"/>
       </w:tblPr>
       <w:tblGrid>
-        <w:gridCol w:w="1667"/>
-        <w:gridCol w:w="6821"/>
+        <w:gridCol w:w="1578"/>
+        <w:gridCol w:w="6910"/>
       </w:tblGrid>
       <w:tr>
         <w:trPr>
@@ -3894,7 +4921,6 @@
                 <w:sz w:val="22"/>
                 <w:szCs w:val="22"/>
               </w:rPr>
-              <w:lastRenderedPageBreak/>
               <w:t>Column</w:t>
             </w:r>
           </w:p>
@@ -4059,7 +5085,7 @@
                 <w:sz w:val="22"/>
                 <w:szCs w:val="22"/>
               </w:rPr>
-              <w:t>Size</w:t>
+              <w:t>WebUI</w:t>
             </w:r>
           </w:p>
         </w:tc>
@@ -4097,7 +5123,25 @@
                 <w:sz w:val="22"/>
                 <w:szCs w:val="22"/>
               </w:rPr>
-              <w:t>Disk usage (GB / MB)</w:t>
+              <w:t xml:space="preserve">If </w:t>
+            </w:r>
+            <w:r>
+              <w:rPr>
+                <w:rFonts w:ascii="Segoe UI Emoji" w:eastAsia="Yu Gothic UI" w:hAnsi="Segoe UI Emoji" w:cs="Segoe UI Emoji"/>
+                <w:color w:val="3D3447"/>
+                <w:sz w:val="22"/>
+                <w:szCs w:val="22"/>
+              </w:rPr>
+              <w:t>🌐</w:t>
+            </w:r>
+            <w:r>
+              <w:rPr>
+                <w:rFonts w:ascii="Yu Gothic UI" w:eastAsia="Yu Gothic UI" w:hAnsi="Yu Gothic UI" w:hint="eastAsia"/>
+                <w:color w:val="3D3447"/>
+                <w:sz w:val="22"/>
+                <w:szCs w:val="22"/>
+              </w:rPr>
+              <w:t xml:space="preserve"> is shown, a system prompt is also set on the OpenWebUI side</w:t>
             </w:r>
           </w:p>
         </w:tc>
@@ -4138,7 +5182,7 @@
                 <w:sz w:val="22"/>
                 <w:szCs w:val="22"/>
               </w:rPr>
-              <w:t>Hash (first 12)</w:t>
+              <w:t>Size</w:t>
             </w:r>
           </w:p>
         </w:tc>
@@ -4176,114 +5220,7 @@
                 <w:sz w:val="22"/>
                 <w:szCs w:val="22"/>
               </w:rPr>
-              <w:t xml:space="preserve">First 12 chars of the content identifier. </w:t>
-            </w:r>
-            <w:r>
-              <w:rPr>
-                <w:rStyle w:val="a5"/>
-                <w:rFonts w:ascii="Yu Gothic UI" w:eastAsia="Yu Gothic UI" w:hAnsi="Yu Gothic UI" w:hint="eastAsia"/>
-                <w:color w:val="3D3447"/>
-                <w:sz w:val="22"/>
-                <w:szCs w:val="22"/>
-              </w:rPr>
-              <w:t>Same = identical contents</w:t>
-            </w:r>
-          </w:p>
-        </w:tc>
-      </w:tr>
-      <w:tr>
-        <w:tc>
-          <w:tcPr>
-            <w:tcW w:w="0" w:type="auto"/>
-            <w:tcBorders>
-              <w:top w:val="single" w:sz="6" w:space="0" w:color="E0D8EE"/>
-              <w:left w:val="single" w:sz="6" w:space="0" w:color="E0D8EE"/>
-              <w:bottom w:val="single" w:sz="6" w:space="0" w:color="E0D8EE"/>
-              <w:right w:val="single" w:sz="6" w:space="0" w:color="E0D8EE"/>
-            </w:tcBorders>
-            <w:tcMar>
-              <w:top w:w="105" w:type="dxa"/>
-              <w:left w:w="150" w:type="dxa"/>
-              <w:bottom w:w="105" w:type="dxa"/>
-              <w:right w:w="150" w:type="dxa"/>
-            </w:tcMar>
-            <w:hideMark/>
-          </w:tcPr>
-          <w:p>
-            <w:pPr>
-              <w:spacing w:before="150" w:after="150"/>
-              <w:rPr>
-                <w:rFonts w:ascii="Yu Gothic UI" w:eastAsia="Yu Gothic UI" w:hAnsi="Yu Gothic UI" w:hint="eastAsia"/>
-                <w:color w:val="3D3447"/>
-                <w:sz w:val="22"/>
-                <w:szCs w:val="22"/>
-              </w:rPr>
-            </w:pPr>
-            <w:r>
-              <w:rPr>
-                <w:rStyle w:val="a5"/>
-                <w:rFonts w:ascii="Yu Gothic UI" w:eastAsia="Yu Gothic UI" w:hAnsi="Yu Gothic UI" w:hint="eastAsia"/>
-                <w:color w:val="3D3447"/>
-                <w:sz w:val="22"/>
-                <w:szCs w:val="22"/>
-              </w:rPr>
-              <w:t>WebUI</w:t>
-            </w:r>
-          </w:p>
-        </w:tc>
-        <w:tc>
-          <w:tcPr>
-            <w:tcW w:w="0" w:type="auto"/>
-            <w:tcBorders>
-              <w:top w:val="single" w:sz="6" w:space="0" w:color="E0D8EE"/>
-              <w:left w:val="single" w:sz="6" w:space="0" w:color="E0D8EE"/>
-              <w:bottom w:val="single" w:sz="6" w:space="0" w:color="E0D8EE"/>
-              <w:right w:val="single" w:sz="6" w:space="0" w:color="E0D8EE"/>
-            </w:tcBorders>
-            <w:tcMar>
-              <w:top w:w="105" w:type="dxa"/>
-              <w:left w:w="150" w:type="dxa"/>
-              <w:bottom w:w="105" w:type="dxa"/>
-              <w:right w:w="150" w:type="dxa"/>
-            </w:tcMar>
-            <w:hideMark/>
-          </w:tcPr>
-          <w:p>
-            <w:pPr>
-              <w:spacing w:before="150" w:after="150"/>
-              <w:rPr>
-                <w:rFonts w:ascii="Yu Gothic UI" w:eastAsia="Yu Gothic UI" w:hAnsi="Yu Gothic UI" w:hint="eastAsia"/>
-                <w:color w:val="3D3447"/>
-                <w:sz w:val="22"/>
-                <w:szCs w:val="22"/>
-              </w:rPr>
-            </w:pPr>
-            <w:r>
-              <w:rPr>
-                <w:rFonts w:ascii="Yu Gothic UI" w:eastAsia="Yu Gothic UI" w:hAnsi="Yu Gothic UI" w:hint="eastAsia"/>
-                <w:color w:val="3D3447"/>
-                <w:sz w:val="22"/>
-                <w:szCs w:val="22"/>
-              </w:rPr>
-              <w:t xml:space="preserve">If </w:t>
-            </w:r>
-            <w:r>
-              <w:rPr>
-                <w:rFonts w:ascii="Segoe UI Emoji" w:eastAsia="Yu Gothic UI" w:hAnsi="Segoe UI Emoji" w:cs="Segoe UI Emoji"/>
-                <w:color w:val="3D3447"/>
-                <w:sz w:val="22"/>
-                <w:szCs w:val="22"/>
-              </w:rPr>
-              <w:t>🌐</w:t>
-            </w:r>
-            <w:r>
-              <w:rPr>
-                <w:rFonts w:ascii="Yu Gothic UI" w:eastAsia="Yu Gothic UI" w:hAnsi="Yu Gothic UI" w:hint="eastAsia"/>
-                <w:color w:val="3D3447"/>
-                <w:sz w:val="22"/>
-                <w:szCs w:val="22"/>
-              </w:rPr>
-              <w:t xml:space="preserve"> is shown, a system prompt is also set on the OpenWebUI side</w:t>
+              <w:t>Disk usage (GB / MB)</w:t>
             </w:r>
           </w:p>
         </w:tc>
@@ -4327,7 +5264,7 @@
       <w:pPr>
         <w:numPr>
           <w:ilvl w:val="0"/>
-          <w:numId w:val="4"/>
+          <w:numId w:val="6"/>
         </w:numPr>
         <w:spacing w:before="100" w:beforeAutospacing="1" w:after="100" w:afterAutospacing="1"/>
         <w:rPr>
@@ -4364,722 +5301,6 @@
           <w:szCs w:val="22"/>
         </w:rPr>
         <w:t>Full name</w:t>
-      </w:r>
-    </w:p>
-    <w:p>
-      <w:pPr>
-        <w:numPr>
-          <w:ilvl w:val="0"/>
-          <w:numId w:val="4"/>
-        </w:numPr>
-        <w:spacing w:before="100" w:beforeAutospacing="1" w:after="100" w:afterAutospacing="1"/>
-        <w:rPr>
-          <w:rFonts w:ascii="Yu Gothic UI" w:eastAsia="Yu Gothic UI" w:hAnsi="Yu Gothic UI" w:hint="eastAsia"/>
-          <w:color w:val="3D3447"/>
-          <w:sz w:val="22"/>
-          <w:szCs w:val="22"/>
-        </w:rPr>
-      </w:pPr>
-      <w:r>
-        <w:rPr>
-          <w:rFonts w:ascii="Segoe UI Emoji" w:eastAsia="Yu Gothic UI" w:hAnsi="Segoe UI Emoji" w:cs="Segoe UI Emoji"/>
-          <w:color w:val="3D3447"/>
-          <w:sz w:val="22"/>
-          <w:szCs w:val="22"/>
-        </w:rPr>
-        <w:t>💾</w:t>
-      </w:r>
-      <w:r>
-        <w:rPr>
-          <w:rFonts w:ascii="Yu Gothic UI" w:eastAsia="Yu Gothic UI" w:hAnsi="Yu Gothic UI" w:hint="eastAsia"/>
-          <w:color w:val="3D3447"/>
-          <w:sz w:val="22"/>
-          <w:szCs w:val="22"/>
-        </w:rPr>
-        <w:t xml:space="preserve"> </w:t>
-      </w:r>
-      <w:r>
-        <w:rPr>
-          <w:rStyle w:val="a5"/>
-          <w:rFonts w:ascii="Yu Gothic UI" w:eastAsia="Yu Gothic UI" w:hAnsi="Yu Gothic UI" w:hint="eastAsia"/>
-          <w:color w:val="3D3447"/>
-          <w:sz w:val="22"/>
-          <w:szCs w:val="22"/>
-        </w:rPr>
-        <w:t>Size</w:t>
-      </w:r>
-    </w:p>
-    <w:p>
-      <w:pPr>
-        <w:numPr>
-          <w:ilvl w:val="0"/>
-          <w:numId w:val="4"/>
-        </w:numPr>
-        <w:spacing w:before="100" w:beforeAutospacing="1" w:after="100" w:afterAutospacing="1"/>
-        <w:rPr>
-          <w:rFonts w:ascii="Yu Gothic UI" w:eastAsia="Yu Gothic UI" w:hAnsi="Yu Gothic UI" w:hint="eastAsia"/>
-          <w:color w:val="3D3447"/>
-          <w:sz w:val="22"/>
-          <w:szCs w:val="22"/>
-        </w:rPr>
-      </w:pPr>
-      <w:r>
-        <w:rPr>
-          <w:rFonts w:ascii="Segoe UI Emoji" w:eastAsia="Yu Gothic UI" w:hAnsi="Segoe UI Emoji" w:cs="Segoe UI Emoji"/>
-          <w:color w:val="3D3447"/>
-          <w:sz w:val="22"/>
-          <w:szCs w:val="22"/>
-        </w:rPr>
-        <w:t>🔑</w:t>
-      </w:r>
-      <w:r>
-        <w:rPr>
-          <w:rFonts w:ascii="Yu Gothic UI" w:eastAsia="Yu Gothic UI" w:hAnsi="Yu Gothic UI" w:hint="eastAsia"/>
-          <w:color w:val="3D3447"/>
-          <w:sz w:val="22"/>
-          <w:szCs w:val="22"/>
-        </w:rPr>
-        <w:t xml:space="preserve"> </w:t>
-      </w:r>
-      <w:r>
-        <w:rPr>
-          <w:rStyle w:val="a5"/>
-          <w:rFonts w:ascii="Yu Gothic UI" w:eastAsia="Yu Gothic UI" w:hAnsi="Yu Gothic UI" w:hint="eastAsia"/>
-          <w:color w:val="3D3447"/>
-          <w:sz w:val="22"/>
-          <w:szCs w:val="22"/>
-        </w:rPr>
-        <w:t>Hash</w:t>
-      </w:r>
-      <w:r>
-        <w:rPr>
-          <w:rFonts w:ascii="Yu Gothic UI" w:eastAsia="Yu Gothic UI" w:hAnsi="Yu Gothic UI" w:hint="eastAsia"/>
-          <w:color w:val="3D3447"/>
-          <w:sz w:val="22"/>
-          <w:szCs w:val="22"/>
-        </w:rPr>
-        <w:t xml:space="preserve"> (full)</w:t>
-      </w:r>
-    </w:p>
-    <w:p>
-      <w:pPr>
-        <w:numPr>
-          <w:ilvl w:val="0"/>
-          <w:numId w:val="4"/>
-        </w:numPr>
-        <w:spacing w:before="100" w:beforeAutospacing="1" w:after="100" w:afterAutospacing="1"/>
-        <w:rPr>
-          <w:rFonts w:ascii="Yu Gothic UI" w:eastAsia="Yu Gothic UI" w:hAnsi="Yu Gothic UI" w:hint="eastAsia"/>
-          <w:color w:val="3D3447"/>
-          <w:sz w:val="22"/>
-          <w:szCs w:val="22"/>
-        </w:rPr>
-      </w:pPr>
-      <w:r>
-        <w:rPr>
-          <w:rFonts w:ascii="Segoe UI Emoji" w:eastAsia="Yu Gothic UI" w:hAnsi="Segoe UI Emoji" w:cs="Segoe UI Emoji"/>
-          <w:color w:val="3D3447"/>
-          <w:sz w:val="22"/>
-          <w:szCs w:val="22"/>
-        </w:rPr>
-        <w:t>🎯</w:t>
-      </w:r>
-      <w:r>
-        <w:rPr>
-          <w:rFonts w:ascii="Yu Gothic UI" w:eastAsia="Yu Gothic UI" w:hAnsi="Yu Gothic UI" w:hint="eastAsia"/>
-          <w:color w:val="3D3447"/>
-          <w:sz w:val="22"/>
-          <w:szCs w:val="22"/>
-        </w:rPr>
-        <w:t xml:space="preserve"> </w:t>
-      </w:r>
-      <w:r>
-        <w:rPr>
-          <w:rStyle w:val="a5"/>
-          <w:rFonts w:ascii="Yu Gothic UI" w:eastAsia="Yu Gothic UI" w:hAnsi="Yu Gothic UI" w:hint="eastAsia"/>
-          <w:color w:val="3D3447"/>
-          <w:sz w:val="22"/>
-          <w:szCs w:val="22"/>
-        </w:rPr>
-        <w:t>Recommended use</w:t>
-      </w:r>
-      <w:r>
-        <w:rPr>
-          <w:rFonts w:ascii="Yu Gothic UI" w:eastAsia="Yu Gothic UI" w:hAnsi="Yu Gothic UI" w:hint="eastAsia"/>
-          <w:color w:val="3D3447"/>
-          <w:sz w:val="22"/>
-          <w:szCs w:val="22"/>
-        </w:rPr>
-        <w:t xml:space="preserve"> (auto-guessed from the name)</w:t>
-      </w:r>
-    </w:p>
-    <w:p>
-      <w:pPr>
-        <w:numPr>
-          <w:ilvl w:val="0"/>
-          <w:numId w:val="4"/>
-        </w:numPr>
-        <w:spacing w:before="100" w:beforeAutospacing="1" w:after="100" w:afterAutospacing="1"/>
-        <w:rPr>
-          <w:rFonts w:ascii="Yu Gothic UI" w:eastAsia="Yu Gothic UI" w:hAnsi="Yu Gothic UI" w:hint="eastAsia"/>
-          <w:color w:val="3D3447"/>
-          <w:sz w:val="22"/>
-          <w:szCs w:val="22"/>
-        </w:rPr>
-      </w:pPr>
-      <w:r>
-        <w:rPr>
-          <w:rFonts w:ascii="Segoe UI Emoji" w:eastAsia="Yu Gothic UI" w:hAnsi="Segoe UI Emoji" w:cs="Segoe UI Emoji"/>
-          <w:color w:val="3D3447"/>
-          <w:sz w:val="22"/>
-          <w:szCs w:val="22"/>
-        </w:rPr>
-        <w:t>📊</w:t>
-      </w:r>
-      <w:r>
-        <w:rPr>
-          <w:rFonts w:ascii="Yu Gothic UI" w:eastAsia="Yu Gothic UI" w:hAnsi="Yu Gothic UI" w:hint="eastAsia"/>
-          <w:color w:val="3D3447"/>
-          <w:sz w:val="22"/>
-          <w:szCs w:val="22"/>
-        </w:rPr>
-        <w:t xml:space="preserve"> </w:t>
-      </w:r>
-      <w:r>
-        <w:rPr>
-          <w:rStyle w:val="a5"/>
-          <w:rFonts w:ascii="Yu Gothic UI" w:eastAsia="Yu Gothic UI" w:hAnsi="Yu Gothic UI" w:hint="eastAsia"/>
-          <w:color w:val="3D3447"/>
-          <w:sz w:val="22"/>
-          <w:szCs w:val="22"/>
-        </w:rPr>
-        <w:t>Model info</w:t>
-      </w:r>
-      <w:r>
-        <w:rPr>
-          <w:rFonts w:ascii="Yu Gothic UI" w:eastAsia="Yu Gothic UI" w:hAnsi="Yu Gothic UI" w:hint="eastAsia"/>
-          <w:color w:val="3D3447"/>
-          <w:sz w:val="22"/>
-          <w:szCs w:val="22"/>
-        </w:rPr>
-        <w:t xml:space="preserve"> (family / parameter count / quantization / format)</w:t>
-      </w:r>
-    </w:p>
-    <w:p>
-      <w:pPr>
-        <w:numPr>
-          <w:ilvl w:val="0"/>
-          <w:numId w:val="4"/>
-        </w:numPr>
-        <w:spacing w:before="100" w:beforeAutospacing="1" w:after="100" w:afterAutospacing="1"/>
-        <w:rPr>
-          <w:rFonts w:ascii="Yu Gothic UI" w:eastAsia="Yu Gothic UI" w:hAnsi="Yu Gothic UI" w:hint="eastAsia"/>
-          <w:color w:val="3D3447"/>
-          <w:sz w:val="22"/>
-          <w:szCs w:val="22"/>
-        </w:rPr>
-      </w:pPr>
-      <w:r>
-        <w:rPr>
-          <w:rFonts w:ascii="Segoe UI Emoji" w:eastAsia="Yu Gothic UI" w:hAnsi="Segoe UI Emoji" w:cs="Segoe UI Emoji"/>
-          <w:color w:val="3D3447"/>
-          <w:sz w:val="22"/>
-          <w:szCs w:val="22"/>
-        </w:rPr>
-        <w:t>📋</w:t>
-      </w:r>
-      <w:r>
-        <w:rPr>
-          <w:rFonts w:ascii="Yu Gothic UI" w:eastAsia="Yu Gothic UI" w:hAnsi="Yu Gothic UI" w:hint="eastAsia"/>
-          <w:color w:val="3D3447"/>
-          <w:sz w:val="22"/>
-          <w:szCs w:val="22"/>
-        </w:rPr>
-        <w:t xml:space="preserve"> </w:t>
-      </w:r>
-      <w:r>
-        <w:rPr>
-          <w:rStyle w:val="a5"/>
-          <w:rFonts w:ascii="Yu Gothic UI" w:eastAsia="Yu Gothic UI" w:hAnsi="Yu Gothic UI" w:hint="eastAsia"/>
-          <w:color w:val="3D3447"/>
-          <w:sz w:val="22"/>
-          <w:szCs w:val="22"/>
-        </w:rPr>
-        <w:t>Built-in prompt</w:t>
-      </w:r>
-      <w:r>
-        <w:rPr>
-          <w:rFonts w:ascii="Yu Gothic UI" w:eastAsia="Yu Gothic UI" w:hAnsi="Yu Gothic UI" w:hint="eastAsia"/>
-          <w:color w:val="3D3447"/>
-          <w:sz w:val="22"/>
-          <w:szCs w:val="22"/>
-        </w:rPr>
-        <w:t xml:space="preserve"> (the system prompt embedded in that model)</w:t>
-      </w:r>
-    </w:p>
-    <w:p>
-      <w:pPr>
-        <w:spacing w:before="300" w:after="300"/>
-        <w:rPr>
-          <w:rFonts w:ascii="Yu Gothic UI" w:eastAsia="Yu Gothic UI" w:hAnsi="Yu Gothic UI" w:hint="eastAsia"/>
-          <w:color w:val="3D3447"/>
-          <w:sz w:val="22"/>
-          <w:szCs w:val="22"/>
-        </w:rPr>
-      </w:pPr>
-      <w:r>
-        <w:rPr>
-          <w:rFonts w:ascii="Yu Gothic UI" w:eastAsia="Yu Gothic UI" w:hAnsi="Yu Gothic UI" w:hint="eastAsia"/>
-          <w:color w:val="3D3447"/>
-          <w:sz w:val="22"/>
-          <w:szCs w:val="22"/>
-        </w:rPr>
-        <w:pict>
-          <v:rect id="_x0000_i1032" style="width:0;height:1.5pt" o:hralign="center" o:hrstd="t" o:hr="t" fillcolor="#a0a0a0" stroked="f">
-            <v:textbox inset="5.85pt,.7pt,5.85pt,.7pt"/>
-          </v:rect>
-        </w:pict>
-      </w:r>
-    </w:p>
-    <w:p>
-      <w:pPr>
-        <w:pStyle w:val="2"/>
-        <w:rPr>
-          <w:rFonts w:ascii="Yu Gothic UI" w:eastAsia="Yu Gothic UI" w:hAnsi="Yu Gothic UI" w:hint="eastAsia"/>
-        </w:rPr>
-      </w:pPr>
-      <w:r>
-        <w:rPr>
-          <w:rFonts w:ascii="Yu Gothic UI" w:eastAsia="Yu Gothic UI" w:hAnsi="Yu Gothic UI" w:hint="eastAsia"/>
-        </w:rPr>
-        <w:t>How to use the buttons</w:t>
-      </w:r>
-    </w:p>
-    <w:p>
-      <w:pPr>
-        <w:pStyle w:val="Web"/>
-        <w:rPr>
-          <w:rFonts w:ascii="Yu Gothic UI" w:eastAsia="Yu Gothic UI" w:hAnsi="Yu Gothic UI" w:hint="eastAsia"/>
-          <w:color w:val="3D3447"/>
-          <w:sz w:val="22"/>
-          <w:szCs w:val="22"/>
-        </w:rPr>
-      </w:pPr>
-      <w:r>
-        <w:rPr>
-          <w:rFonts w:ascii="Yu Gothic UI" w:eastAsia="Yu Gothic UI" w:hAnsi="Yu Gothic UI" w:hint="eastAsia"/>
-          <w:color w:val="3D3447"/>
-          <w:sz w:val="22"/>
-          <w:szCs w:val="22"/>
-        </w:rPr>
-        <w:t xml:space="preserve">The buttons are laid out in two rows at the bottom left. </w:t>
-      </w:r>
-      <w:r>
-        <w:rPr>
-          <w:rStyle w:val="a5"/>
-          <w:rFonts w:ascii="Yu Gothic UI" w:eastAsia="Yu Gothic UI" w:hAnsi="Yu Gothic UI" w:hint="eastAsia"/>
-          <w:color w:val="3D3447"/>
-          <w:sz w:val="22"/>
-          <w:szCs w:val="22"/>
-        </w:rPr>
-        <w:t>Select one model from the list first,</w:t>
-      </w:r>
-      <w:r>
-        <w:rPr>
-          <w:rFonts w:ascii="Yu Gothic UI" w:eastAsia="Yu Gothic UI" w:hAnsi="Yu Gothic UI" w:hint="eastAsia"/>
-          <w:color w:val="3D3447"/>
-          <w:sz w:val="22"/>
-          <w:szCs w:val="22"/>
-        </w:rPr>
-        <w:t xml:space="preserve"> then click.</w:t>
-      </w:r>
-    </w:p>
-    <w:p>
-      <w:pPr>
-        <w:pStyle w:val="3"/>
-        <w:rPr>
-          <w:rFonts w:ascii="Yu Gothic UI" w:eastAsia="Yu Gothic UI" w:hAnsi="Yu Gothic UI" w:hint="eastAsia"/>
-        </w:rPr>
-      </w:pPr>
-      <w:r>
-        <w:rPr>
-          <w:rFonts w:ascii="Segoe UI Emoji" w:eastAsia="Yu Gothic UI" w:hAnsi="Segoe UI Emoji" w:cs="Segoe UI Emoji"/>
-        </w:rPr>
-        <w:t>🗑</w:t>
-      </w:r>
-      <w:r>
-        <w:rPr>
-          <w:rFonts w:ascii="Segoe UI Emoji" w:eastAsia="Yu Gothic UI" w:hAnsi="Segoe UI Emoji" w:cs="Segoe UI Emoji"/>
-        </w:rPr>
-        <w:t>️</w:t>
-      </w:r>
-      <w:r>
-        <w:rPr>
-          <w:rFonts w:ascii="Yu Gothic UI" w:eastAsia="Yu Gothic UI" w:hAnsi="Yu Gothic UI" w:hint="eastAsia"/>
-        </w:rPr>
-        <w:t xml:space="preserve"> Delete</w:t>
-      </w:r>
-    </w:p>
-    <w:p>
-      <w:pPr>
-        <w:pStyle w:val="Web"/>
-        <w:rPr>
-          <w:rFonts w:ascii="Yu Gothic UI" w:eastAsia="Yu Gothic UI" w:hAnsi="Yu Gothic UI" w:hint="eastAsia"/>
-          <w:color w:val="3D3447"/>
-          <w:sz w:val="22"/>
-          <w:szCs w:val="22"/>
-        </w:rPr>
-      </w:pPr>
-      <w:r>
-        <w:rPr>
-          <w:rFonts w:ascii="Yu Gothic UI" w:eastAsia="Yu Gothic UI" w:hAnsi="Yu Gothic UI" w:hint="eastAsia"/>
-          <w:color w:val="3D3447"/>
-          <w:sz w:val="22"/>
-          <w:szCs w:val="22"/>
-        </w:rPr>
-        <w:t xml:space="preserve">Deletes the selected model. A confirmation dialog appears. </w:t>
-      </w:r>
-      <w:r>
-        <w:rPr>
-          <w:rStyle w:val="a5"/>
-          <w:rFonts w:ascii="Yu Gothic UI" w:eastAsia="Yu Gothic UI" w:hAnsi="Yu Gothic UI" w:hint="eastAsia"/>
-          <w:color w:val="3D3447"/>
-          <w:sz w:val="22"/>
-          <w:szCs w:val="22"/>
-        </w:rPr>
-        <w:t>This cannot be undone,</w:t>
-      </w:r>
-      <w:r>
-        <w:rPr>
-          <w:rFonts w:ascii="Yu Gothic UI" w:eastAsia="Yu Gothic UI" w:hAnsi="Yu Gothic UI" w:hint="eastAsia"/>
-          <w:color w:val="3D3447"/>
-          <w:sz w:val="22"/>
-          <w:szCs w:val="22"/>
-        </w:rPr>
-        <w:t xml:space="preserve"> so be careful.</w:t>
-      </w:r>
-    </w:p>
-    <w:p>
-      <w:pPr>
-        <w:pStyle w:val="3"/>
-        <w:rPr>
-          <w:rFonts w:ascii="Yu Gothic UI" w:eastAsia="Yu Gothic UI" w:hAnsi="Yu Gothic UI" w:hint="eastAsia"/>
-        </w:rPr>
-      </w:pPr>
-      <w:r>
-        <w:rPr>
-          <w:rFonts w:ascii="Segoe UI Emoji" w:eastAsia="Yu Gothic UI" w:hAnsi="Segoe UI Emoji" w:cs="Segoe UI Emoji"/>
-        </w:rPr>
-        <w:t>📋</w:t>
-      </w:r>
-      <w:r>
-        <w:rPr>
-          <w:rFonts w:ascii="Yu Gothic UI" w:eastAsia="Yu Gothic UI" w:hAnsi="Yu Gothic UI" w:hint="eastAsia"/>
-        </w:rPr>
-        <w:t xml:space="preserve"> Copy</w:t>
-      </w:r>
-    </w:p>
-    <w:p>
-      <w:pPr>
-        <w:pStyle w:val="Web"/>
-        <w:rPr>
-          <w:rFonts w:ascii="Yu Gothic UI" w:eastAsia="Yu Gothic UI" w:hAnsi="Yu Gothic UI" w:hint="eastAsia"/>
-          <w:color w:val="3D3447"/>
-          <w:sz w:val="22"/>
-          <w:szCs w:val="22"/>
-        </w:rPr>
-      </w:pPr>
-      <w:r>
-        <w:rPr>
-          <w:rFonts w:ascii="Yu Gothic UI" w:eastAsia="Yu Gothic UI" w:hAnsi="Yu Gothic UI" w:hint="eastAsia"/>
-          <w:color w:val="3D3447"/>
-          <w:sz w:val="22"/>
-          <w:szCs w:val="22"/>
-        </w:rPr>
-        <w:t xml:space="preserve">Makes </w:t>
-      </w:r>
-      <w:r>
-        <w:rPr>
-          <w:rStyle w:val="a5"/>
-          <w:rFonts w:ascii="Yu Gothic UI" w:eastAsia="Yu Gothic UI" w:hAnsi="Yu Gothic UI" w:hint="eastAsia"/>
-          <w:color w:val="3D3447"/>
-          <w:sz w:val="22"/>
-          <w:szCs w:val="22"/>
-        </w:rPr>
-        <w:t>another model under a different name</w:t>
-      </w:r>
-      <w:r>
-        <w:rPr>
-          <w:rFonts w:ascii="Yu Gothic UI" w:eastAsia="Yu Gothic UI" w:hAnsi="Yu Gothic UI" w:hint="eastAsia"/>
-          <w:color w:val="3D3447"/>
-          <w:sz w:val="22"/>
-          <w:szCs w:val="22"/>
-        </w:rPr>
-        <w:t xml:space="preserve"> </w:t>
-      </w:r>
-      <w:r>
-        <w:rPr>
-          <w:rFonts w:ascii="Yu Gothic UI" w:eastAsia="Yu Gothic UI" w:hAnsi="Yu Gothic UI" w:hint="eastAsia"/>
-          <w:color w:val="3D3447"/>
-          <w:sz w:val="22"/>
-          <w:szCs w:val="22"/>
-        </w:rPr>
-        <w:t xml:space="preserve">with the same contents. The contents are shared, so </w:t>
-      </w:r>
-      <w:r>
-        <w:rPr>
-          <w:rStyle w:val="a5"/>
-          <w:rFonts w:ascii="Yu Gothic UI" w:eastAsia="Yu Gothic UI" w:hAnsi="Yu Gothic UI" w:hint="eastAsia"/>
-          <w:color w:val="3D3447"/>
-          <w:sz w:val="22"/>
-          <w:szCs w:val="22"/>
-        </w:rPr>
-        <w:t>disk usage does not increase</w:t>
-      </w:r>
-      <w:r>
-        <w:rPr>
-          <w:rFonts w:ascii="Yu Gothic UI" w:eastAsia="Yu Gothic UI" w:hAnsi="Yu Gothic UI" w:hint="eastAsia"/>
-          <w:color w:val="3D3447"/>
-          <w:sz w:val="22"/>
-          <w:szCs w:val="22"/>
-        </w:rPr>
-        <w:t xml:space="preserve"> (it just references the same files under a new name). You'll be asked for the new name (e.g. </w:t>
-      </w:r>
-      <w:r>
-        <w:rPr>
-          <w:rStyle w:val="HTML"/>
-        </w:rPr>
-        <w:t>magnum-v2-SD:latest</w:t>
-      </w:r>
-      <w:r>
-        <w:rPr>
-          <w:rFonts w:ascii="Yu Gothic UI" w:eastAsia="Yu Gothic UI" w:hAnsi="Yu Gothic UI" w:hint="eastAsia"/>
-          <w:color w:val="3D3447"/>
-          <w:sz w:val="22"/>
-          <w:szCs w:val="22"/>
-        </w:rPr>
-        <w:t>).</w:t>
-      </w:r>
-    </w:p>
-    <w:p>
-      <w:pPr>
-        <w:pStyle w:val="3"/>
-        <w:rPr>
-          <w:rFonts w:ascii="Yu Gothic UI" w:eastAsia="Yu Gothic UI" w:hAnsi="Yu Gothic UI" w:hint="eastAsia"/>
-        </w:rPr>
-      </w:pPr>
-      <w:r>
-        <w:rPr>
-          <w:rFonts w:ascii="Segoe UI Emoji" w:eastAsia="Yu Gothic UI" w:hAnsi="Segoe UI Emoji" w:cs="Segoe UI Emoji"/>
-        </w:rPr>
-        <w:t>✏</w:t>
-      </w:r>
-      <w:r>
-        <w:rPr>
-          <w:rFonts w:ascii="Segoe UI Emoji" w:eastAsia="Yu Gothic UI" w:hAnsi="Segoe UI Emoji" w:cs="Segoe UI Emoji"/>
-        </w:rPr>
-        <w:t>️</w:t>
-      </w:r>
-      <w:r>
-        <w:rPr>
-          <w:rFonts w:ascii="Yu Gothic UI" w:eastAsia="Yu Gothic UI" w:hAnsi="Yu Gothic UI" w:hint="eastAsia"/>
-        </w:rPr>
-        <w:t xml:space="preserve"> Rename</w:t>
-      </w:r>
-    </w:p>
-    <w:p>
-      <w:pPr>
-        <w:pStyle w:val="Web"/>
-        <w:rPr>
-          <w:rFonts w:ascii="Yu Gothic UI" w:eastAsia="Yu Gothic UI" w:hAnsi="Yu Gothic UI" w:hint="eastAsia"/>
-          <w:color w:val="3D3447"/>
-          <w:sz w:val="22"/>
-          <w:szCs w:val="22"/>
-        </w:rPr>
-      </w:pPr>
-      <w:r>
-        <w:rPr>
-          <w:rFonts w:ascii="Yu Gothic UI" w:eastAsia="Yu Gothic UI" w:hAnsi="Yu Gothic UI" w:hint="eastAsia"/>
-          <w:color w:val="3D3447"/>
-          <w:sz w:val="22"/>
-          <w:szCs w:val="22"/>
-        </w:rPr>
-        <w:t>Renames a model. Ollama has no direct "rename" feature, so internally it runs this safe sequence automatically:</w:t>
-      </w:r>
-    </w:p>
-    <w:p>
-      <w:pPr>
-        <w:numPr>
-          <w:ilvl w:val="0"/>
-          <w:numId w:val="5"/>
-        </w:numPr>
-        <w:spacing w:before="100" w:beforeAutospacing="1" w:after="100" w:afterAutospacing="1"/>
-        <w:rPr>
-          <w:rFonts w:ascii="Yu Gothic UI" w:eastAsia="Yu Gothic UI" w:hAnsi="Yu Gothic UI" w:hint="eastAsia"/>
-          <w:color w:val="3D3447"/>
-          <w:sz w:val="22"/>
-          <w:szCs w:val="22"/>
-        </w:rPr>
-      </w:pPr>
-      <w:r>
-        <w:rPr>
-          <w:rFonts w:ascii="Yu Gothic UI" w:eastAsia="Yu Gothic UI" w:hAnsi="Yu Gothic UI" w:hint="eastAsia"/>
-          <w:color w:val="3D3447"/>
-          <w:sz w:val="22"/>
-          <w:szCs w:val="22"/>
-        </w:rPr>
-        <w:t>Copy to a backup name first</w:t>
-      </w:r>
-    </w:p>
-    <w:p>
-      <w:pPr>
-        <w:numPr>
-          <w:ilvl w:val="0"/>
-          <w:numId w:val="5"/>
-        </w:numPr>
-        <w:spacing w:before="100" w:beforeAutospacing="1" w:after="100" w:afterAutospacing="1"/>
-        <w:rPr>
-          <w:rFonts w:ascii="Yu Gothic UI" w:eastAsia="Yu Gothic UI" w:hAnsi="Yu Gothic UI" w:hint="eastAsia"/>
-          <w:color w:val="3D3447"/>
-          <w:sz w:val="22"/>
-          <w:szCs w:val="22"/>
-        </w:rPr>
-      </w:pPr>
-      <w:r>
-        <w:rPr>
-          <w:rFonts w:ascii="Yu Gothic UI" w:eastAsia="Yu Gothic UI" w:hAnsi="Yu Gothic UI" w:hint="eastAsia"/>
-          <w:color w:val="3D3447"/>
-          <w:sz w:val="22"/>
-          <w:szCs w:val="22"/>
-        </w:rPr>
-        <w:t>Delete the original</w:t>
-      </w:r>
-    </w:p>
-    <w:p>
-      <w:pPr>
-        <w:numPr>
-          <w:ilvl w:val="0"/>
-          <w:numId w:val="5"/>
-        </w:numPr>
-        <w:spacing w:before="100" w:beforeAutospacing="1" w:after="100" w:afterAutospacing="1"/>
-        <w:rPr>
-          <w:rFonts w:ascii="Yu Gothic UI" w:eastAsia="Yu Gothic UI" w:hAnsi="Yu Gothic UI" w:hint="eastAsia"/>
-          <w:color w:val="3D3447"/>
-          <w:sz w:val="22"/>
-          <w:szCs w:val="22"/>
-        </w:rPr>
-      </w:pPr>
-      <w:r>
-        <w:rPr>
-          <w:rFonts w:ascii="Yu Gothic UI" w:eastAsia="Yu Gothic UI" w:hAnsi="Yu Gothic UI" w:hint="eastAsia"/>
-          <w:color w:val="3D3447"/>
-          <w:sz w:val="22"/>
-          <w:szCs w:val="22"/>
-        </w:rPr>
-        <w:t>Copy the backup to the new name</w:t>
-      </w:r>
-    </w:p>
-    <w:p>
-      <w:pPr>
-        <w:numPr>
-          <w:ilvl w:val="0"/>
-          <w:numId w:val="5"/>
-        </w:numPr>
-        <w:spacing w:before="100" w:beforeAutospacing="1" w:after="100" w:afterAutospacing="1"/>
-        <w:rPr>
-          <w:rFonts w:ascii="Yu Gothic UI" w:eastAsia="Yu Gothic UI" w:hAnsi="Yu Gothic UI" w:hint="eastAsia"/>
-          <w:color w:val="3D3447"/>
-          <w:sz w:val="22"/>
-          <w:szCs w:val="22"/>
-        </w:rPr>
-      </w:pPr>
-      <w:r>
-        <w:rPr>
-          <w:rFonts w:ascii="Yu Gothic UI" w:eastAsia="Yu Gothic UI" w:hAnsi="Yu Gothic UI" w:hint="eastAsia"/>
-          <w:color w:val="3D3447"/>
-          <w:sz w:val="22"/>
-          <w:szCs w:val="22"/>
-        </w:rPr>
-        <w:t>Delete the backup once verified</w:t>
-      </w:r>
-    </w:p>
-    <w:p>
-      <w:pPr>
-        <w:pStyle w:val="Web"/>
-        <w:rPr>
-          <w:rFonts w:ascii="Yu Gothic UI" w:eastAsia="Yu Gothic UI" w:hAnsi="Yu Gothic UI" w:hint="eastAsia"/>
-          <w:color w:val="3D3447"/>
-          <w:sz w:val="22"/>
-          <w:szCs w:val="22"/>
-        </w:rPr>
-      </w:pPr>
-      <w:r>
-        <w:rPr>
-          <w:rFonts w:ascii="Yu Gothic UI" w:eastAsia="Yu Gothic UI" w:hAnsi="Yu Gothic UI" w:hint="eastAsia"/>
-          <w:color w:val="3D3447"/>
-          <w:sz w:val="22"/>
-          <w:szCs w:val="22"/>
-        </w:rPr>
-        <w:t>If something fails midway, the backup remains so you don't lose data.</w:t>
-      </w:r>
-    </w:p>
-    <w:p>
-      <w:pPr>
-        <w:pStyle w:val="3"/>
-        <w:rPr>
-          <w:rFonts w:ascii="Yu Gothic UI" w:eastAsia="Yu Gothic UI" w:hAnsi="Yu Gothic UI" w:hint="eastAsia"/>
-        </w:rPr>
-      </w:pPr>
-      <w:r>
-        <w:rPr>
-          <w:rFonts w:ascii="Segoe UI Emoji" w:eastAsia="Yu Gothic UI" w:hAnsi="Segoe UI Emoji" w:cs="Segoe UI Emoji"/>
-        </w:rPr>
-        <w:t>🆕</w:t>
-      </w:r>
-      <w:r>
-        <w:rPr>
-          <w:rFonts w:ascii="Yu Gothic UI" w:eastAsia="Yu Gothic UI" w:hAnsi="Yu Gothic UI" w:hint="eastAsia"/>
-        </w:rPr>
-        <w:t xml:space="preserve"> Create variant</w:t>
-      </w:r>
-    </w:p>
-    <w:p>
-      <w:pPr>
-        <w:pStyle w:val="Web"/>
-        <w:rPr>
-          <w:rFonts w:ascii="Yu Gothic UI" w:eastAsia="Yu Gothic UI" w:hAnsi="Yu Gothic UI" w:hint="eastAsia"/>
-          <w:color w:val="3D3447"/>
-          <w:sz w:val="22"/>
-          <w:szCs w:val="22"/>
-        </w:rPr>
-      </w:pPr>
-      <w:r>
-        <w:rPr>
-          <w:rFonts w:ascii="Yu Gothic UI" w:eastAsia="Yu Gothic UI" w:hAnsi="Yu Gothic UI" w:hint="eastAsia"/>
-          <w:color w:val="3D3447"/>
-          <w:sz w:val="22"/>
-          <w:szCs w:val="22"/>
-        </w:rPr>
-        <w:t xml:space="preserve">Creates a </w:t>
-      </w:r>
-      <w:r>
-        <w:rPr>
-          <w:rStyle w:val="a5"/>
-          <w:rFonts w:ascii="Yu Gothic UI" w:eastAsia="Yu Gothic UI" w:hAnsi="Yu Gothic UI" w:hint="eastAsia"/>
-          <w:color w:val="3D3447"/>
-          <w:sz w:val="22"/>
-          <w:szCs w:val="22"/>
-        </w:rPr>
-        <w:t>separate model</w:t>
-      </w:r>
-      <w:r>
-        <w:rPr>
-          <w:rFonts w:ascii="Yu Gothic UI" w:eastAsia="Yu Gothic UI" w:hAnsi="Yu Gothic UI" w:hint="eastAsia"/>
-          <w:color w:val="3D3447"/>
-          <w:sz w:val="22"/>
-          <w:szCs w:val="22"/>
-        </w:rPr>
-        <w:t xml:space="preserve"> based on an existing one, with a new system prompt.</w:t>
       </w:r>
     </w:p>
     <w:p>
@@ -5098,30 +5319,31 @@
       </w:pPr>
       <w:r>
         <w:rPr>
-          <w:rFonts w:ascii="Yu Gothic UI" w:eastAsia="Yu Gothic UI" w:hAnsi="Yu Gothic UI" w:hint="eastAsia"/>
-          <w:color w:val="3D3447"/>
-          <w:sz w:val="22"/>
-          <w:szCs w:val="22"/>
-        </w:rPr>
-        <w:t xml:space="preserve">Base model </w:t>
-      </w:r>
-      <w:r>
-        <w:rPr>
-          <w:rFonts w:ascii="Yu Gothic UI" w:eastAsia="Yu Gothic UI" w:hAnsi="Yu Gothic UI" w:hint="eastAsia"/>
-          <w:color w:val="3D3447"/>
-          <w:sz w:val="22"/>
-          <w:szCs w:val="22"/>
-        </w:rPr>
-        <w:t>…</w:t>
-      </w:r>
-      <w:r>
-        <w:rPr>
-          <w:rFonts w:ascii="Yu Gothic UI" w:eastAsia="Yu Gothic UI" w:hAnsi="Yu Gothic UI" w:hint="eastAsia"/>
-          <w:color w:val="3D3447"/>
-          <w:sz w:val="22"/>
-          <w:szCs w:val="22"/>
-        </w:rPr>
-        <w:t xml:space="preserve"> the model to build on</w:t>
+          <w:rFonts w:ascii="Segoe UI Emoji" w:eastAsia="Yu Gothic UI" w:hAnsi="Segoe UI Emoji" w:cs="Segoe UI Emoji"/>
+          <w:color w:val="3D3447"/>
+          <w:sz w:val="22"/>
+          <w:szCs w:val="22"/>
+        </w:rPr>
+        <w:t>💾</w:t>
+      </w:r>
+      <w:r>
+        <w:rPr>
+          <w:rFonts w:ascii="Yu Gothic UI" w:eastAsia="Yu Gothic UI" w:hAnsi="Yu Gothic UI" w:hint="eastAsia"/>
+          <w:color w:val="3D3447"/>
+          <w:sz w:val="22"/>
+          <w:szCs w:val="22"/>
+        </w:rPr>
+        <w:t xml:space="preserve"> </w:t>
+      </w:r>
+      <w:r>
+        <w:rPr>
+          <w:rStyle w:val="a5"/>
+          <w:rFonts w:ascii="Yu Gothic UI" w:eastAsia="Yu Gothic UI" w:hAnsi="Yu Gothic UI" w:hint="eastAsia"/>
+          <w:color w:val="3D3447"/>
+          <w:sz w:val="22"/>
+          <w:szCs w:val="22"/>
+        </w:rPr>
+        <w:t>Size</w:t>
       </w:r>
     </w:p>
     <w:p>
@@ -5140,45 +5362,40 @@
       </w:pPr>
       <w:r>
         <w:rPr>
-          <w:rFonts w:ascii="Yu Gothic UI" w:eastAsia="Yu Gothic UI" w:hAnsi="Yu Gothic UI" w:hint="eastAsia"/>
-          <w:color w:val="3D3447"/>
-          <w:sz w:val="22"/>
-          <w:szCs w:val="22"/>
-        </w:rPr>
-        <w:t xml:space="preserve">New model name </w:t>
-      </w:r>
-      <w:r>
-        <w:rPr>
-          <w:rFonts w:ascii="Yu Gothic UI" w:eastAsia="Yu Gothic UI" w:hAnsi="Yu Gothic UI" w:hint="eastAsia"/>
-          <w:color w:val="3D3447"/>
-          <w:sz w:val="22"/>
-          <w:szCs w:val="22"/>
-        </w:rPr>
-        <w:t>…</w:t>
-      </w:r>
-      <w:r>
-        <w:rPr>
-          <w:rFonts w:ascii="Yu Gothic UI" w:eastAsia="Yu Gothic UI" w:hAnsi="Yu Gothic UI" w:hint="eastAsia"/>
-          <w:color w:val="3D3447"/>
-          <w:sz w:val="22"/>
-          <w:szCs w:val="22"/>
-        </w:rPr>
-        <w:t xml:space="preserve"> the name to create (e.g. </w:t>
-      </w:r>
-      <w:r>
-        <w:rPr>
-          <w:rStyle w:val="HTML"/>
-        </w:rPr>
-        <w:t>magnum-v2-SD:latest</w:t>
-      </w:r>
-      <w:r>
-        <w:rPr>
-          <w:rFonts w:ascii="Yu Gothic UI" w:eastAsia="Yu Gothic UI" w:hAnsi="Yu Gothic UI" w:hint="eastAsia"/>
-          <w:color w:val="3D3447"/>
-          <w:sz w:val="22"/>
-          <w:szCs w:val="22"/>
-        </w:rPr>
-        <w:t>)</w:t>
+          <w:rFonts w:ascii="Segoe UI Emoji" w:eastAsia="Yu Gothic UI" w:hAnsi="Segoe UI Emoji" w:cs="Segoe UI Emoji"/>
+          <w:color w:val="3D3447"/>
+          <w:sz w:val="22"/>
+          <w:szCs w:val="22"/>
+        </w:rPr>
+        <w:t>🎯</w:t>
+      </w:r>
+      <w:r>
+        <w:rPr>
+          <w:rFonts w:ascii="Yu Gothic UI" w:eastAsia="Yu Gothic UI" w:hAnsi="Yu Gothic UI" w:hint="eastAsia"/>
+          <w:color w:val="3D3447"/>
+          <w:sz w:val="22"/>
+          <w:szCs w:val="22"/>
+        </w:rPr>
+        <w:t xml:space="preserve"> </w:t>
+      </w:r>
+      <w:r>
+        <w:rPr>
+          <w:rStyle w:val="a5"/>
+          <w:rFonts w:ascii="Yu Gothic UI" w:eastAsia="Yu Gothic UI" w:hAnsi="Yu Gothic UI" w:hint="eastAsia"/>
+          <w:color w:val="3D3447"/>
+          <w:sz w:val="22"/>
+          <w:szCs w:val="22"/>
+        </w:rPr>
+        <w:t>Recommended use</w:t>
+      </w:r>
+      <w:r>
+        <w:rPr>
+          <w:rFonts w:ascii="Yu Gothic UI" w:eastAsia="Yu Gothic UI" w:hAnsi="Yu Gothic UI" w:hint="eastAsia"/>
+          <w:color w:val="3D3447"/>
+          <w:sz w:val="22"/>
+          <w:szCs w:val="22"/>
+        </w:rPr>
+        <w:t xml:space="preserve"> (auto-guessed from the name)</w:t>
       </w:r>
     </w:p>
     <w:p>
@@ -5186,6 +5403,462 @@
         <w:numPr>
           <w:ilvl w:val="0"/>
           <w:numId w:val="6"/>
+        </w:numPr>
+        <w:spacing w:before="100" w:beforeAutospacing="1" w:after="100" w:afterAutospacing="1"/>
+        <w:rPr>
+          <w:rFonts w:ascii="Yu Gothic UI" w:eastAsia="Yu Gothic UI" w:hAnsi="Yu Gothic UI" w:hint="eastAsia"/>
+          <w:color w:val="3D3447"/>
+          <w:sz w:val="22"/>
+          <w:szCs w:val="22"/>
+        </w:rPr>
+      </w:pPr>
+      <w:r>
+        <w:rPr>
+          <w:rFonts w:ascii="Segoe UI Emoji" w:eastAsia="Yu Gothic UI" w:hAnsi="Segoe UI Emoji" w:cs="Segoe UI Emoji"/>
+          <w:color w:val="3D3447"/>
+          <w:sz w:val="22"/>
+          <w:szCs w:val="22"/>
+        </w:rPr>
+        <w:t>🌐</w:t>
+      </w:r>
+      <w:r>
+        <w:rPr>
+          <w:rFonts w:ascii="Yu Gothic UI" w:eastAsia="Yu Gothic UI" w:hAnsi="Yu Gothic UI" w:hint="eastAsia"/>
+          <w:color w:val="3D3447"/>
+          <w:sz w:val="22"/>
+          <w:szCs w:val="22"/>
+        </w:rPr>
+        <w:t xml:space="preserve"> </w:t>
+      </w:r>
+      <w:r>
+        <w:rPr>
+          <w:rStyle w:val="a5"/>
+          <w:rFonts w:ascii="Yu Gothic UI" w:eastAsia="Yu Gothic UI" w:hAnsi="Yu Gothic UI" w:hint="eastAsia"/>
+          <w:color w:val="3D3447"/>
+          <w:sz w:val="22"/>
+          <w:szCs w:val="22"/>
+        </w:rPr>
+        <w:t>OpenWebUI</w:t>
+      </w:r>
+      <w:r>
+        <w:rPr>
+          <w:rFonts w:ascii="Yu Gothic UI" w:eastAsia="Yu Gothic UI" w:hAnsi="Yu Gothic UI" w:hint="eastAsia"/>
+          <w:color w:val="3D3447"/>
+          <w:sz w:val="22"/>
+          <w:szCs w:val="22"/>
+        </w:rPr>
+        <w:t xml:space="preserve"> (whether it's set)</w:t>
+      </w:r>
+    </w:p>
+    <w:p>
+      <w:pPr>
+        <w:numPr>
+          <w:ilvl w:val="0"/>
+          <w:numId w:val="6"/>
+        </w:numPr>
+        <w:spacing w:before="100" w:beforeAutospacing="1" w:after="100" w:afterAutospacing="1"/>
+        <w:rPr>
+          <w:rFonts w:ascii="Yu Gothic UI" w:eastAsia="Yu Gothic UI" w:hAnsi="Yu Gothic UI" w:hint="eastAsia"/>
+          <w:color w:val="3D3447"/>
+          <w:sz w:val="22"/>
+          <w:szCs w:val="22"/>
+        </w:rPr>
+      </w:pPr>
+      <w:r>
+        <w:rPr>
+          <w:rFonts w:ascii="Segoe UI Emoji" w:eastAsia="Yu Gothic UI" w:hAnsi="Segoe UI Emoji" w:cs="Segoe UI Emoji"/>
+          <w:color w:val="3D3447"/>
+          <w:sz w:val="22"/>
+          <w:szCs w:val="22"/>
+        </w:rPr>
+        <w:t>🔑</w:t>
+      </w:r>
+      <w:r>
+        <w:rPr>
+          <w:rFonts w:ascii="Yu Gothic UI" w:eastAsia="Yu Gothic UI" w:hAnsi="Yu Gothic UI" w:hint="eastAsia"/>
+          <w:color w:val="3D3447"/>
+          <w:sz w:val="22"/>
+          <w:szCs w:val="22"/>
+        </w:rPr>
+        <w:t xml:space="preserve"> </w:t>
+      </w:r>
+      <w:r>
+        <w:rPr>
+          <w:rStyle w:val="a5"/>
+          <w:rFonts w:ascii="Yu Gothic UI" w:eastAsia="Yu Gothic UI" w:hAnsi="Yu Gothic UI" w:hint="eastAsia"/>
+          <w:color w:val="3D3447"/>
+          <w:sz w:val="22"/>
+          <w:szCs w:val="22"/>
+        </w:rPr>
+        <w:t>Hash</w:t>
+      </w:r>
+      <w:r>
+        <w:rPr>
+          <w:rFonts w:ascii="Yu Gothic UI" w:eastAsia="Yu Gothic UI" w:hAnsi="Yu Gothic UI" w:hint="eastAsia"/>
+          <w:color w:val="3D3447"/>
+          <w:sz w:val="22"/>
+          <w:szCs w:val="22"/>
+        </w:rPr>
+        <w:t xml:space="preserve"> (the content identifier)</w:t>
+      </w:r>
+    </w:p>
+    <w:p>
+      <w:pPr>
+        <w:numPr>
+          <w:ilvl w:val="0"/>
+          <w:numId w:val="6"/>
+        </w:numPr>
+        <w:spacing w:before="100" w:beforeAutospacing="1" w:after="100" w:afterAutospacing="1"/>
+        <w:rPr>
+          <w:rFonts w:ascii="Yu Gothic UI" w:eastAsia="Yu Gothic UI" w:hAnsi="Yu Gothic UI" w:hint="eastAsia"/>
+          <w:color w:val="3D3447"/>
+          <w:sz w:val="22"/>
+          <w:szCs w:val="22"/>
+        </w:rPr>
+      </w:pPr>
+      <w:r>
+        <w:rPr>
+          <w:rFonts w:ascii="Segoe UI Emoji" w:eastAsia="Yu Gothic UI" w:hAnsi="Segoe UI Emoji" w:cs="Segoe UI Emoji"/>
+          <w:color w:val="3D3447"/>
+          <w:sz w:val="22"/>
+          <w:szCs w:val="22"/>
+        </w:rPr>
+        <w:t>📋</w:t>
+      </w:r>
+      <w:r>
+        <w:rPr>
+          <w:rFonts w:ascii="Yu Gothic UI" w:eastAsia="Yu Gothic UI" w:hAnsi="Yu Gothic UI" w:hint="eastAsia"/>
+          <w:color w:val="3D3447"/>
+          <w:sz w:val="22"/>
+          <w:szCs w:val="22"/>
+        </w:rPr>
+        <w:t xml:space="preserve"> </w:t>
+      </w:r>
+      <w:r>
+        <w:rPr>
+          <w:rStyle w:val="a5"/>
+          <w:rFonts w:ascii="Yu Gothic UI" w:eastAsia="Yu Gothic UI" w:hAnsi="Yu Gothic UI" w:hint="eastAsia"/>
+          <w:color w:val="3D3447"/>
+          <w:sz w:val="22"/>
+          <w:szCs w:val="22"/>
+        </w:rPr>
+        <w:t>Built-in prompt</w:t>
+      </w:r>
+      <w:r>
+        <w:rPr>
+          <w:rFonts w:ascii="Yu Gothic UI" w:eastAsia="Yu Gothic UI" w:hAnsi="Yu Gothic UI" w:hint="eastAsia"/>
+          <w:color w:val="3D3447"/>
+          <w:sz w:val="22"/>
+          <w:szCs w:val="22"/>
+        </w:rPr>
+        <w:t xml:space="preserve"> (the system prompt embedded in that model)</w:t>
+      </w:r>
+    </w:p>
+    <w:p>
+      <w:pPr>
+        <w:spacing w:before="270" w:after="270"/>
+        <w:rPr>
+          <w:rFonts w:ascii="Yu Gothic UI" w:eastAsia="Yu Gothic UI" w:hAnsi="Yu Gothic UI" w:hint="eastAsia"/>
+          <w:color w:val="3D3447"/>
+          <w:sz w:val="22"/>
+          <w:szCs w:val="22"/>
+        </w:rPr>
+      </w:pPr>
+      <w:r>
+        <w:rPr>
+          <w:rFonts w:ascii="Yu Gothic UI" w:eastAsia="Yu Gothic UI" w:hAnsi="Yu Gothic UI" w:hint="eastAsia"/>
+          <w:color w:val="3D3447"/>
+          <w:sz w:val="22"/>
+          <w:szCs w:val="22"/>
+        </w:rPr>
+        <w:pict w14:anchorId="2DFE4857">
+          <v:rect id="_x0000_i1035" style="width:0;height:1.5pt" o:hralign="center" o:hrstd="t" o:hr="t" fillcolor="#a0a0a0" stroked="f">
+            <v:textbox inset="5.85pt,.7pt,5.85pt,.7pt"/>
+          </v:rect>
+        </w:pict>
+      </w:r>
+    </w:p>
+    <w:p>
+      <w:pPr>
+        <w:pStyle w:val="2"/>
+        <w:rPr>
+          <w:rFonts w:ascii="Yu Gothic UI" w:eastAsia="Yu Gothic UI" w:hAnsi="Yu Gothic UI" w:hint="eastAsia"/>
+        </w:rPr>
+      </w:pPr>
+      <w:r>
+        <w:rPr>
+          <w:rFonts w:ascii="Yu Gothic UI" w:eastAsia="Yu Gothic UI" w:hAnsi="Yu Gothic UI" w:hint="eastAsia"/>
+        </w:rPr>
+        <w:t>How to use the buttons</w:t>
+      </w:r>
+    </w:p>
+    <w:p>
+      <w:pPr>
+        <w:pStyle w:val="Web"/>
+        <w:rPr>
+          <w:rFonts w:ascii="Yu Gothic UI" w:eastAsia="Yu Gothic UI" w:hAnsi="Yu Gothic UI" w:hint="eastAsia"/>
+          <w:color w:val="3D3447"/>
+          <w:sz w:val="22"/>
+          <w:szCs w:val="22"/>
+        </w:rPr>
+      </w:pPr>
+      <w:r>
+        <w:rPr>
+          <w:rFonts w:ascii="Yu Gothic UI" w:eastAsia="Yu Gothic UI" w:hAnsi="Yu Gothic UI" w:hint="eastAsia"/>
+          <w:color w:val="3D3447"/>
+          <w:sz w:val="22"/>
+          <w:szCs w:val="22"/>
+        </w:rPr>
+        <w:t xml:space="preserve">The buttons are at the bottom right. </w:t>
+      </w:r>
+      <w:r>
+        <w:rPr>
+          <w:rStyle w:val="a5"/>
+          <w:rFonts w:ascii="Yu Gothic UI" w:eastAsia="Yu Gothic UI" w:hAnsi="Yu Gothic UI" w:hint="eastAsia"/>
+          <w:color w:val="3D3447"/>
+          <w:sz w:val="22"/>
+          <w:szCs w:val="22"/>
+        </w:rPr>
+        <w:t>Select one model from the list first,</w:t>
+      </w:r>
+      <w:r>
+        <w:rPr>
+          <w:rFonts w:ascii="Yu Gothic UI" w:eastAsia="Yu Gothic UI" w:hAnsi="Yu Gothic UI" w:hint="eastAsia"/>
+          <w:color w:val="3D3447"/>
+          <w:sz w:val="22"/>
+          <w:szCs w:val="22"/>
+        </w:rPr>
+        <w:t xml:space="preserve"> then click.</w:t>
+      </w:r>
+    </w:p>
+    <w:p>
+      <w:pPr>
+        <w:pStyle w:val="3"/>
+        <w:rPr>
+          <w:rFonts w:ascii="Yu Gothic UI" w:eastAsia="Yu Gothic UI" w:hAnsi="Yu Gothic UI" w:hint="eastAsia"/>
+        </w:rPr>
+      </w:pPr>
+      <w:r>
+        <w:rPr>
+          <w:rFonts w:ascii="Segoe UI Emoji" w:eastAsia="Yu Gothic UI" w:hAnsi="Segoe UI Emoji" w:cs="Segoe UI Emoji"/>
+        </w:rPr>
+        <w:t>🖊</w:t>
+      </w:r>
+      <w:r>
+        <w:rPr>
+          <w:rFonts w:ascii="Segoe UI Emoji" w:eastAsia="Yu Gothic UI" w:hAnsi="Segoe UI Emoji" w:cs="Segoe UI Emoji"/>
+        </w:rPr>
+        <w:t>️</w:t>
+      </w:r>
+      <w:r>
+        <w:rPr>
+          <w:rFonts w:ascii="Yu Gothic UI" w:eastAsia="Yu Gothic UI" w:hAnsi="Yu Gothic UI" w:hint="eastAsia"/>
+        </w:rPr>
+        <w:t xml:space="preserve"> Edit prompt</w:t>
+      </w:r>
+    </w:p>
+    <w:p>
+      <w:pPr>
+        <w:pStyle w:val="Web"/>
+        <w:rPr>
+          <w:rFonts w:ascii="Yu Gothic UI" w:eastAsia="Yu Gothic UI" w:hAnsi="Yu Gothic UI" w:hint="eastAsia"/>
+          <w:color w:val="3D3447"/>
+          <w:sz w:val="22"/>
+          <w:szCs w:val="22"/>
+        </w:rPr>
+      </w:pPr>
+      <w:r>
+        <w:rPr>
+          <w:rFonts w:ascii="Yu Gothic UI" w:eastAsia="Yu Gothic UI" w:hAnsi="Yu Gothic UI" w:hint="eastAsia"/>
+          <w:color w:val="3D3447"/>
+          <w:sz w:val="22"/>
+          <w:szCs w:val="22"/>
+        </w:rPr>
+        <w:t xml:space="preserve">Rewrites and overwrites the system prompt of </w:t>
+      </w:r>
+      <w:r>
+        <w:rPr>
+          <w:rStyle w:val="a5"/>
+          <w:rFonts w:ascii="Yu Gothic UI" w:eastAsia="Yu Gothic UI" w:hAnsi="Yu Gothic UI" w:hint="eastAsia"/>
+          <w:color w:val="3D3447"/>
+          <w:sz w:val="22"/>
+          <w:szCs w:val="22"/>
+        </w:rPr>
+        <w:t>the currently selected model itself</w:t>
+      </w:r>
+      <w:r>
+        <w:rPr>
+          <w:rFonts w:ascii="Yu Gothic UI" w:eastAsia="Yu Gothic UI" w:hAnsi="Yu Gothic UI" w:hint="eastAsia"/>
+          <w:color w:val="3D3447"/>
+          <w:sz w:val="22"/>
+          <w:szCs w:val="22"/>
+        </w:rPr>
+        <w:t>. The name does not change. You can choose Ollama / OpenWebUI as the save target.</w:t>
+      </w:r>
+    </w:p>
+    <w:p>
+      <w:pPr>
+        <w:pStyle w:val="3"/>
+        <w:rPr>
+          <w:rFonts w:ascii="Yu Gothic UI" w:eastAsia="Yu Gothic UI" w:hAnsi="Yu Gothic UI" w:hint="eastAsia"/>
+        </w:rPr>
+      </w:pPr>
+      <w:r>
+        <w:rPr>
+          <w:rFonts w:ascii="Segoe UI Emoji" w:eastAsia="Yu Gothic UI" w:hAnsi="Segoe UI Emoji" w:cs="Segoe UI Emoji"/>
+        </w:rPr>
+        <w:t>🆕</w:t>
+      </w:r>
+      <w:r>
+        <w:rPr>
+          <w:rFonts w:ascii="Yu Gothic UI" w:eastAsia="Yu Gothic UI" w:hAnsi="Yu Gothic UI" w:hint="eastAsia"/>
+        </w:rPr>
+        <w:t xml:space="preserve"> Create variant</w:t>
+      </w:r>
+    </w:p>
+    <w:p>
+      <w:pPr>
+        <w:pStyle w:val="Web"/>
+        <w:rPr>
+          <w:rFonts w:ascii="Yu Gothic UI" w:eastAsia="Yu Gothic UI" w:hAnsi="Yu Gothic UI" w:hint="eastAsia"/>
+          <w:color w:val="3D3447"/>
+          <w:sz w:val="22"/>
+          <w:szCs w:val="22"/>
+        </w:rPr>
+      </w:pPr>
+      <w:r>
+        <w:rPr>
+          <w:rFonts w:ascii="Yu Gothic UI" w:eastAsia="Yu Gothic UI" w:hAnsi="Yu Gothic UI" w:hint="eastAsia"/>
+          <w:color w:val="3D3447"/>
+          <w:sz w:val="22"/>
+          <w:szCs w:val="22"/>
+        </w:rPr>
+        <w:t xml:space="preserve">Creates a </w:t>
+      </w:r>
+      <w:r>
+        <w:rPr>
+          <w:rStyle w:val="a5"/>
+          <w:rFonts w:ascii="Yu Gothic UI" w:eastAsia="Yu Gothic UI" w:hAnsi="Yu Gothic UI" w:hint="eastAsia"/>
+          <w:color w:val="3D3447"/>
+          <w:sz w:val="22"/>
+          <w:szCs w:val="22"/>
+        </w:rPr>
+        <w:t>separate model</w:t>
+      </w:r>
+      <w:r>
+        <w:rPr>
+          <w:rFonts w:ascii="Yu Gothic UI" w:eastAsia="Yu Gothic UI" w:hAnsi="Yu Gothic UI" w:hint="eastAsia"/>
+          <w:color w:val="3D3447"/>
+          <w:sz w:val="22"/>
+          <w:szCs w:val="22"/>
+        </w:rPr>
+        <w:t xml:space="preserve"> based on an existing one, with a new system prompt.</w:t>
+      </w:r>
+    </w:p>
+    <w:p>
+      <w:pPr>
+        <w:numPr>
+          <w:ilvl w:val="0"/>
+          <w:numId w:val="7"/>
+        </w:numPr>
+        <w:spacing w:before="100" w:beforeAutospacing="1" w:after="100" w:afterAutospacing="1"/>
+        <w:rPr>
+          <w:rFonts w:ascii="Yu Gothic UI" w:eastAsia="Yu Gothic UI" w:hAnsi="Yu Gothic UI" w:hint="eastAsia"/>
+          <w:color w:val="3D3447"/>
+          <w:sz w:val="22"/>
+          <w:szCs w:val="22"/>
+        </w:rPr>
+      </w:pPr>
+      <w:r>
+        <w:rPr>
+          <w:rFonts w:ascii="Yu Gothic UI" w:eastAsia="Yu Gothic UI" w:hAnsi="Yu Gothic UI" w:hint="eastAsia"/>
+          <w:color w:val="3D3447"/>
+          <w:sz w:val="22"/>
+          <w:szCs w:val="22"/>
+        </w:rPr>
+        <w:t xml:space="preserve">Base model </w:t>
+      </w:r>
+      <w:r>
+        <w:rPr>
+          <w:rFonts w:ascii="Yu Gothic UI" w:eastAsia="Yu Gothic UI" w:hAnsi="Yu Gothic UI" w:hint="eastAsia"/>
+          <w:color w:val="3D3447"/>
+          <w:sz w:val="22"/>
+          <w:szCs w:val="22"/>
+        </w:rPr>
+        <w:t>…</w:t>
+      </w:r>
+      <w:r>
+        <w:rPr>
+          <w:rFonts w:ascii="Yu Gothic UI" w:eastAsia="Yu Gothic UI" w:hAnsi="Yu Gothic UI" w:hint="eastAsia"/>
+          <w:color w:val="3D3447"/>
+          <w:sz w:val="22"/>
+          <w:szCs w:val="22"/>
+        </w:rPr>
+        <w:t xml:space="preserve"> the model to build on</w:t>
+      </w:r>
+    </w:p>
+    <w:p>
+      <w:pPr>
+        <w:numPr>
+          <w:ilvl w:val="0"/>
+          <w:numId w:val="7"/>
+        </w:numPr>
+        <w:spacing w:before="100" w:beforeAutospacing="1" w:after="100" w:afterAutospacing="1"/>
+        <w:rPr>
+          <w:rFonts w:ascii="Yu Gothic UI" w:eastAsia="Yu Gothic UI" w:hAnsi="Yu Gothic UI" w:hint="eastAsia"/>
+          <w:color w:val="3D3447"/>
+          <w:sz w:val="22"/>
+          <w:szCs w:val="22"/>
+        </w:rPr>
+      </w:pPr>
+      <w:r>
+        <w:rPr>
+          <w:rFonts w:ascii="Yu Gothic UI" w:eastAsia="Yu Gothic UI" w:hAnsi="Yu Gothic UI" w:hint="eastAsia"/>
+          <w:color w:val="3D3447"/>
+          <w:sz w:val="22"/>
+          <w:szCs w:val="22"/>
+        </w:rPr>
+        <w:t xml:space="preserve">New model name </w:t>
+      </w:r>
+      <w:r>
+        <w:rPr>
+          <w:rFonts w:ascii="Yu Gothic UI" w:eastAsia="Yu Gothic UI" w:hAnsi="Yu Gothic UI" w:hint="eastAsia"/>
+          <w:color w:val="3D3447"/>
+          <w:sz w:val="22"/>
+          <w:szCs w:val="22"/>
+        </w:rPr>
+        <w:t>…</w:t>
+      </w:r>
+      <w:r>
+        <w:rPr>
+          <w:rFonts w:ascii="Yu Gothic UI" w:eastAsia="Yu Gothic UI" w:hAnsi="Yu Gothic UI" w:hint="eastAsia"/>
+          <w:color w:val="3D3447"/>
+          <w:sz w:val="22"/>
+          <w:szCs w:val="22"/>
+        </w:rPr>
+        <w:t xml:space="preserve"> the name to create (e.g. </w:t>
+      </w:r>
+      <w:r>
+        <w:rPr>
+          <w:rStyle w:val="HTML"/>
+        </w:rPr>
+        <w:t>magnum-v2-SD:latest</w:t>
+      </w:r>
+      <w:r>
+        <w:rPr>
+          <w:rFonts w:ascii="Yu Gothic UI" w:eastAsia="Yu Gothic UI" w:hAnsi="Yu Gothic UI" w:hint="eastAsia"/>
+          <w:color w:val="3D3447"/>
+          <w:sz w:val="22"/>
+          <w:szCs w:val="22"/>
+        </w:rPr>
+        <w:t>)</w:t>
+      </w:r>
+    </w:p>
+    <w:p>
+      <w:pPr>
+        <w:numPr>
+          <w:ilvl w:val="0"/>
+          <w:numId w:val="7"/>
         </w:numPr>
         <w:spacing w:before="100" w:beforeAutospacing="1" w:after="100" w:afterAutospacing="1"/>
         <w:rPr>
@@ -5238,7 +5911,7 @@
       <w:pPr>
         <w:numPr>
           <w:ilvl w:val="0"/>
-          <w:numId w:val="6"/>
+          <w:numId w:val="7"/>
         </w:numPr>
         <w:spacing w:before="100" w:beforeAutospacing="1" w:after="100" w:afterAutospacing="1"/>
         <w:rPr>
@@ -5287,19 +5960,112 @@
         <w:rPr>
           <w:rFonts w:ascii="Segoe UI Emoji" w:eastAsia="Yu Gothic UI" w:hAnsi="Segoe UI Emoji" w:cs="Segoe UI Emoji"/>
         </w:rPr>
-        <w:t>🖊</w:t>
-      </w:r>
+        <w:t>📋</w:t>
+      </w:r>
+      <w:r>
+        <w:rPr>
+          <w:rFonts w:ascii="Yu Gothic UI" w:eastAsia="Yu Gothic UI" w:hAnsi="Yu Gothic UI" w:hint="eastAsia"/>
+        </w:rPr>
+        <w:t xml:space="preserve"> Copy</w:t>
+      </w:r>
+    </w:p>
+    <w:p>
+      <w:pPr>
+        <w:pStyle w:val="Web"/>
+        <w:rPr>
+          <w:rFonts w:ascii="Yu Gothic UI" w:eastAsia="Yu Gothic UI" w:hAnsi="Yu Gothic UI" w:hint="eastAsia"/>
+          <w:color w:val="3D3447"/>
+          <w:sz w:val="22"/>
+          <w:szCs w:val="22"/>
+        </w:rPr>
+      </w:pPr>
+      <w:r>
+        <w:rPr>
+          <w:rFonts w:ascii="Yu Gothic UI" w:eastAsia="Yu Gothic UI" w:hAnsi="Yu Gothic UI" w:hint="eastAsia"/>
+          <w:color w:val="3D3447"/>
+          <w:sz w:val="22"/>
+          <w:szCs w:val="22"/>
+        </w:rPr>
+        <w:t xml:space="preserve">Makes </w:t>
+      </w:r>
+      <w:r>
+        <w:rPr>
+          <w:rStyle w:val="a5"/>
+          <w:rFonts w:ascii="Yu Gothic UI" w:eastAsia="Yu Gothic UI" w:hAnsi="Yu Gothic UI" w:hint="eastAsia"/>
+          <w:color w:val="3D3447"/>
+          <w:sz w:val="22"/>
+          <w:szCs w:val="22"/>
+        </w:rPr>
+        <w:t>another model under a different name</w:t>
+      </w:r>
+      <w:r>
+        <w:rPr>
+          <w:rFonts w:ascii="Yu Gothic UI" w:eastAsia="Yu Gothic UI" w:hAnsi="Yu Gothic UI" w:hint="eastAsia"/>
+          <w:color w:val="3D3447"/>
+          <w:sz w:val="22"/>
+          <w:szCs w:val="22"/>
+        </w:rPr>
+        <w:t xml:space="preserve"> with the same contents. The contents are shared, so </w:t>
+      </w:r>
+      <w:r>
+        <w:rPr>
+          <w:rStyle w:val="a5"/>
+          <w:rFonts w:ascii="Yu Gothic UI" w:eastAsia="Yu Gothic UI" w:hAnsi="Yu Gothic UI" w:hint="eastAsia"/>
+          <w:color w:val="3D3447"/>
+          <w:sz w:val="22"/>
+          <w:szCs w:val="22"/>
+        </w:rPr>
+        <w:t>disk usage barely increases</w:t>
+      </w:r>
+      <w:r>
+        <w:rPr>
+          <w:rFonts w:ascii="Yu Gothic UI" w:eastAsia="Yu Gothic UI" w:hAnsi="Yu Gothic UI" w:hint="eastAsia"/>
+          <w:color w:val="3D3447"/>
+          <w:sz w:val="22"/>
+          <w:szCs w:val="22"/>
+        </w:rPr>
+        <w:t xml:space="preserve"> (it just references the same data under a new name). You'll be asked for the new name (e.g. </w:t>
+      </w:r>
+      <w:r>
+        <w:rPr>
+          <w:rStyle w:val="HTML"/>
+        </w:rPr>
+        <w:t>magnum-v2-SD:latest</w:t>
+      </w:r>
+      <w:r>
+        <w:rPr>
+          <w:rFonts w:ascii="Yu Gothic UI" w:eastAsia="Yu Gothic UI" w:hAnsi="Yu Gothic UI" w:hint="eastAsia"/>
+          <w:color w:val="3D3447"/>
+          <w:sz w:val="22"/>
+          <w:szCs w:val="22"/>
+        </w:rPr>
+        <w:t>).</w:t>
+      </w:r>
+    </w:p>
+    <w:p>
+      <w:pPr>
+        <w:pStyle w:val="3"/>
+        <w:rPr>
+          <w:rFonts w:ascii="Yu Gothic UI" w:eastAsia="Yu Gothic UI" w:hAnsi="Yu Gothic UI" w:hint="eastAsia"/>
+        </w:rPr>
+      </w:pPr>
       <w:r>
         <w:rPr>
           <w:rFonts w:ascii="Segoe UI Emoji" w:eastAsia="Yu Gothic UI" w:hAnsi="Segoe UI Emoji" w:cs="Segoe UI Emoji"/>
         </w:rPr>
+        <w:t>✏</w:t>
+      </w:r>
+      <w:r>
+        <w:rPr>
+          <w:rFonts w:ascii="Segoe UI Emoji" w:eastAsia="Yu Gothic UI" w:hAnsi="Segoe UI Emoji" w:cs="Segoe UI Emoji"/>
+        </w:rPr>
         <w:t>️</w:t>
       </w:r>
       <w:r>
         <w:rPr>
           <w:rFonts w:ascii="Yu Gothic UI" w:eastAsia="Yu Gothic UI" w:hAnsi="Yu Gothic UI" w:hint="eastAsia"/>
         </w:rPr>
-        <w:t xml:space="preserve"> Edit prompt</w:t>
+        <w:t xml:space="preserve"> Rename</w:t>
       </w:r>
     </w:p>
     <w:p>
@@ -5319,56 +6085,209 @@
           <w:sz w:val="22"/>
           <w:szCs w:val="22"/>
         </w:rPr>
-        <w:t xml:space="preserve">Rewrites and overwrites the system prompt of </w:t>
-      </w:r>
-      <w:r>
-        <w:rPr>
-          <w:rStyle w:val="a5"/>
-          <w:rFonts w:ascii="Yu Gothic UI" w:eastAsia="Yu Gothic UI" w:hAnsi="Yu Gothic UI" w:hint="eastAsia"/>
-          <w:color w:val="3D3447"/>
-          <w:sz w:val="22"/>
-          <w:szCs w:val="22"/>
-        </w:rPr>
-        <w:t>the currently selected model itself</w:t>
-      </w:r>
-      <w:r>
-        <w:rPr>
-          <w:rFonts w:ascii="Yu Gothic UI" w:eastAsia="Yu Gothic UI" w:hAnsi="Yu Gothic UI" w:hint="eastAsia"/>
-          <w:color w:val="3D3447"/>
-          <w:sz w:val="22"/>
-          <w:szCs w:val="22"/>
-        </w:rPr>
-        <w:t xml:space="preserve">. </w:t>
-      </w:r>
-      <w:r>
-        <w:rPr>
-          <w:rFonts w:ascii="Yu Gothic UI" w:eastAsia="Yu Gothic UI" w:hAnsi="Yu Gothic UI" w:hint="eastAsia"/>
-          <w:color w:val="3D3447"/>
-          <w:sz w:val="22"/>
-          <w:szCs w:val="22"/>
-        </w:rPr>
-        <w:t>The name does not change. You can choose Ollama / OpenWebUI as the save target.</w:t>
-      </w:r>
-    </w:p>
-    <w:p>
-      <w:pPr>
-        <w:spacing w:before="300" w:after="300"/>
-        <w:rPr>
-          <w:rFonts w:ascii="Yu Gothic UI" w:eastAsia="Yu Gothic UI" w:hAnsi="Yu Gothic UI" w:hint="eastAsia"/>
-          <w:color w:val="3D3447"/>
-          <w:sz w:val="22"/>
-          <w:szCs w:val="22"/>
-        </w:rPr>
-      </w:pPr>
-      <w:r>
-        <w:rPr>
-          <w:rFonts w:ascii="Yu Gothic UI" w:eastAsia="Yu Gothic UI" w:hAnsi="Yu Gothic UI" w:hint="eastAsia"/>
-          <w:color w:val="3D3447"/>
-          <w:sz w:val="22"/>
-          <w:szCs w:val="22"/>
-        </w:rPr>
-        <w:pict>
-          <v:rect id="_x0000_i1033" style="width:0;height:1.5pt" o:hralign="center" o:hrstd="t" o:hr="t" fillcolor="#a0a0a0" stroked="f">
+        <w:t>Renames a model. Ollama has no direct "rename" feature, so internally it runs this safe sequence automatically:</w:t>
+      </w:r>
+    </w:p>
+    <w:p>
+      <w:pPr>
+        <w:numPr>
+          <w:ilvl w:val="0"/>
+          <w:numId w:val="8"/>
+        </w:numPr>
+        <w:spacing w:before="100" w:beforeAutospacing="1" w:after="100" w:afterAutospacing="1"/>
+        <w:rPr>
+          <w:rFonts w:ascii="Yu Gothic UI" w:eastAsia="Yu Gothic UI" w:hAnsi="Yu Gothic UI" w:hint="eastAsia"/>
+          <w:color w:val="3D3447"/>
+          <w:sz w:val="22"/>
+          <w:szCs w:val="22"/>
+        </w:rPr>
+      </w:pPr>
+      <w:r>
+        <w:rPr>
+          <w:rFonts w:ascii="Yu Gothic UI" w:eastAsia="Yu Gothic UI" w:hAnsi="Yu Gothic UI" w:hint="eastAsia"/>
+          <w:color w:val="3D3447"/>
+          <w:sz w:val="22"/>
+          <w:szCs w:val="22"/>
+        </w:rPr>
+        <w:t>Copy to a backup name first</w:t>
+      </w:r>
+    </w:p>
+    <w:p>
+      <w:pPr>
+        <w:numPr>
+          <w:ilvl w:val="0"/>
+          <w:numId w:val="8"/>
+        </w:numPr>
+        <w:spacing w:before="100" w:beforeAutospacing="1" w:after="100" w:afterAutospacing="1"/>
+        <w:rPr>
+          <w:rFonts w:ascii="Yu Gothic UI" w:eastAsia="Yu Gothic UI" w:hAnsi="Yu Gothic UI" w:hint="eastAsia"/>
+          <w:color w:val="3D3447"/>
+          <w:sz w:val="22"/>
+          <w:szCs w:val="22"/>
+        </w:rPr>
+      </w:pPr>
+      <w:r>
+        <w:rPr>
+          <w:rFonts w:ascii="Yu Gothic UI" w:eastAsia="Yu Gothic UI" w:hAnsi="Yu Gothic UI" w:hint="eastAsia"/>
+          <w:color w:val="3D3447"/>
+          <w:sz w:val="22"/>
+          <w:szCs w:val="22"/>
+        </w:rPr>
+        <w:t>Delete the original</w:t>
+      </w:r>
+    </w:p>
+    <w:p>
+      <w:pPr>
+        <w:numPr>
+          <w:ilvl w:val="0"/>
+          <w:numId w:val="8"/>
+        </w:numPr>
+        <w:spacing w:before="100" w:beforeAutospacing="1" w:after="100" w:afterAutospacing="1"/>
+        <w:rPr>
+          <w:rFonts w:ascii="Yu Gothic UI" w:eastAsia="Yu Gothic UI" w:hAnsi="Yu Gothic UI" w:hint="eastAsia"/>
+          <w:color w:val="3D3447"/>
+          <w:sz w:val="22"/>
+          <w:szCs w:val="22"/>
+        </w:rPr>
+      </w:pPr>
+      <w:r>
+        <w:rPr>
+          <w:rFonts w:ascii="Yu Gothic UI" w:eastAsia="Yu Gothic UI" w:hAnsi="Yu Gothic UI" w:hint="eastAsia"/>
+          <w:color w:val="3D3447"/>
+          <w:sz w:val="22"/>
+          <w:szCs w:val="22"/>
+        </w:rPr>
+        <w:t>Copy the backup to the new name</w:t>
+      </w:r>
+    </w:p>
+    <w:p>
+      <w:pPr>
+        <w:numPr>
+          <w:ilvl w:val="0"/>
+          <w:numId w:val="8"/>
+        </w:numPr>
+        <w:spacing w:before="100" w:beforeAutospacing="1" w:after="100" w:afterAutospacing="1"/>
+        <w:rPr>
+          <w:rFonts w:ascii="Yu Gothic UI" w:eastAsia="Yu Gothic UI" w:hAnsi="Yu Gothic UI" w:hint="eastAsia"/>
+          <w:color w:val="3D3447"/>
+          <w:sz w:val="22"/>
+          <w:szCs w:val="22"/>
+        </w:rPr>
+      </w:pPr>
+      <w:r>
+        <w:rPr>
+          <w:rFonts w:ascii="Yu Gothic UI" w:eastAsia="Yu Gothic UI" w:hAnsi="Yu Gothic UI" w:hint="eastAsia"/>
+          <w:color w:val="3D3447"/>
+          <w:sz w:val="22"/>
+          <w:szCs w:val="22"/>
+        </w:rPr>
+        <w:t>Delete the backup once verified</w:t>
+      </w:r>
+    </w:p>
+    <w:p>
+      <w:pPr>
+        <w:pStyle w:val="Web"/>
+        <w:rPr>
+          <w:rFonts w:ascii="Yu Gothic UI" w:eastAsia="Yu Gothic UI" w:hAnsi="Yu Gothic UI" w:hint="eastAsia"/>
+          <w:color w:val="3D3447"/>
+          <w:sz w:val="22"/>
+          <w:szCs w:val="22"/>
+        </w:rPr>
+      </w:pPr>
+      <w:r>
+        <w:rPr>
+          <w:rFonts w:ascii="Yu Gothic UI" w:eastAsia="Yu Gothic UI" w:hAnsi="Yu Gothic UI" w:hint="eastAsia"/>
+          <w:color w:val="3D3447"/>
+          <w:sz w:val="22"/>
+          <w:szCs w:val="22"/>
+        </w:rPr>
+        <w:t>If something fails midway, the backup remains so you don't lose data.</w:t>
+      </w:r>
+    </w:p>
+    <w:p>
+      <w:pPr>
+        <w:pStyle w:val="3"/>
+        <w:rPr>
+          <w:rFonts w:ascii="Yu Gothic UI" w:eastAsia="Yu Gothic UI" w:hAnsi="Yu Gothic UI" w:hint="eastAsia"/>
+        </w:rPr>
+      </w:pPr>
+      <w:r>
+        <w:rPr>
+          <w:rFonts w:ascii="Segoe UI Emoji" w:eastAsia="Yu Gothic UI" w:hAnsi="Segoe UI Emoji" w:cs="Segoe UI Emoji"/>
+        </w:rPr>
+        <w:t>🗑</w:t>
+      </w:r>
+      <w:r>
+        <w:rPr>
+          <w:rFonts w:ascii="Segoe UI Emoji" w:eastAsia="Yu Gothic UI" w:hAnsi="Segoe UI Emoji" w:cs="Segoe UI Emoji"/>
+        </w:rPr>
+        <w:t>️</w:t>
+      </w:r>
+      <w:r>
+        <w:rPr>
+          <w:rFonts w:ascii="Yu Gothic UI" w:eastAsia="Yu Gothic UI" w:hAnsi="Yu Gothic UI" w:hint="eastAsia"/>
+        </w:rPr>
+        <w:t xml:space="preserve"> Delete</w:t>
+      </w:r>
+    </w:p>
+    <w:p>
+      <w:pPr>
+        <w:pStyle w:val="Web"/>
+        <w:rPr>
+          <w:rFonts w:ascii="Yu Gothic UI" w:eastAsia="Yu Gothic UI" w:hAnsi="Yu Gothic UI" w:hint="eastAsia"/>
+          <w:color w:val="3D3447"/>
+          <w:sz w:val="22"/>
+          <w:szCs w:val="22"/>
+        </w:rPr>
+      </w:pPr>
+      <w:r>
+        <w:rPr>
+          <w:rFonts w:ascii="Yu Gothic UI" w:eastAsia="Yu Gothic UI" w:hAnsi="Yu Gothic UI" w:hint="eastAsia"/>
+          <w:color w:val="3D3447"/>
+          <w:sz w:val="22"/>
+          <w:szCs w:val="22"/>
+        </w:rPr>
+        <w:t xml:space="preserve">Deletes the selected model. A confirmation dialog appears. </w:t>
+      </w:r>
+      <w:r>
+        <w:rPr>
+          <w:rStyle w:val="a5"/>
+          <w:rFonts w:ascii="Yu Gothic UI" w:eastAsia="Yu Gothic UI" w:hAnsi="Yu Gothic UI" w:hint="eastAsia"/>
+          <w:color w:val="3D3447"/>
+          <w:sz w:val="22"/>
+          <w:szCs w:val="22"/>
+        </w:rPr>
+        <w:t>This cannot be undone,</w:t>
+      </w:r>
+      <w:r>
+        <w:rPr>
+          <w:rFonts w:ascii="Yu Gothic UI" w:eastAsia="Yu Gothic UI" w:hAnsi="Yu Gothic UI" w:hint="eastAsia"/>
+          <w:color w:val="3D3447"/>
+          <w:sz w:val="22"/>
+          <w:szCs w:val="22"/>
+        </w:rPr>
+        <w:t xml:space="preserve"> so be careful.</w:t>
+      </w:r>
+    </w:p>
+    <w:p>
+      <w:pPr>
+        <w:spacing w:before="270" w:after="270"/>
+        <w:rPr>
+          <w:rFonts w:ascii="Yu Gothic UI" w:eastAsia="Yu Gothic UI" w:hAnsi="Yu Gothic UI" w:hint="eastAsia"/>
+          <w:color w:val="3D3447"/>
+          <w:sz w:val="22"/>
+          <w:szCs w:val="22"/>
+        </w:rPr>
+      </w:pPr>
+      <w:r>
+        <w:rPr>
+          <w:rFonts w:ascii="Yu Gothic UI" w:eastAsia="Yu Gothic UI" w:hAnsi="Yu Gothic UI" w:hint="eastAsia"/>
+          <w:color w:val="3D3447"/>
+          <w:sz w:val="22"/>
+          <w:szCs w:val="22"/>
+        </w:rPr>
+        <w:pict w14:anchorId="0F29F80B">
+          <v:rect id="_x0000_i1036" style="width:0;height:1.5pt" o:hralign="center" o:hrstd="t" o:hr="t" fillcolor="#a0a0a0" stroked="f">
             <v:textbox inset="5.85pt,.7pt,5.85pt,.7pt"/>
           </v:rect>
         </w:pict>
@@ -5383,6 +6302,486 @@
       </w:pPr>
       <w:r>
         <w:rPr>
+          <w:rFonts w:ascii="Segoe UI Emoji" w:eastAsia="Yu Gothic UI" w:hAnsi="Segoe UI Emoji" w:cs="Segoe UI Emoji"/>
+        </w:rPr>
+        <w:t>📥</w:t>
+      </w:r>
+      <w:r>
+        <w:rPr>
+          <w:rFonts w:ascii="Yu Gothic UI" w:eastAsia="Yu Gothic UI" w:hAnsi="Yu Gothic UI" w:hint="eastAsia"/>
+        </w:rPr>
+        <w:t xml:space="preserve"> Import from LM Studio</w:t>
+      </w:r>
+    </w:p>
+    <w:p>
+      <w:pPr>
+        <w:pStyle w:val="Web"/>
+        <w:rPr>
+          <w:rFonts w:ascii="Yu Gothic UI" w:eastAsia="Yu Gothic UI" w:hAnsi="Yu Gothic UI" w:hint="eastAsia"/>
+          <w:color w:val="3D3447"/>
+          <w:sz w:val="22"/>
+          <w:szCs w:val="22"/>
+        </w:rPr>
+      </w:pPr>
+      <w:r>
+        <w:rPr>
+          <w:rFonts w:ascii="Yu Gothic UI" w:eastAsia="Yu Gothic UI" w:hAnsi="Yu Gothic UI" w:hint="eastAsia"/>
+          <w:color w:val="3D3447"/>
+          <w:sz w:val="22"/>
+          <w:szCs w:val="22"/>
+        </w:rPr>
+        <w:t>Models you downloaded in LM Studio (</w:t>
+      </w:r>
+      <w:r>
+        <w:rPr>
+          <w:rStyle w:val="HTML"/>
+        </w:rPr>
+        <w:t>.gguf</w:t>
+      </w:r>
+      <w:r>
+        <w:rPr>
+          <w:rFonts w:ascii="Yu Gothic UI" w:eastAsia="Yu Gothic UI" w:hAnsi="Yu Gothic UI" w:hint="eastAsia"/>
+          <w:color w:val="3D3447"/>
+          <w:sz w:val="22"/>
+          <w:szCs w:val="22"/>
+        </w:rPr>
+        <w:t xml:space="preserve"> files) </w:t>
+      </w:r>
+      <w:r>
+        <w:rPr>
+          <w:rStyle w:val="a5"/>
+          <w:rFonts w:ascii="Yu Gothic UI" w:eastAsia="Yu Gothic UI" w:hAnsi="Yu Gothic UI" w:hint="eastAsia"/>
+          <w:color w:val="3D3447"/>
+          <w:sz w:val="22"/>
+          <w:szCs w:val="22"/>
+        </w:rPr>
+        <w:t>don't show up in ModeColle (i.e. Ollama) on their own.</w:t>
+      </w:r>
+      <w:r>
+        <w:rPr>
+          <w:rFonts w:ascii="Yu Gothic UI" w:eastAsia="Yu Gothic UI" w:hAnsi="Yu Gothic UI" w:hint="eastAsia"/>
+          <w:color w:val="3D3447"/>
+          <w:sz w:val="22"/>
+          <w:szCs w:val="22"/>
+        </w:rPr>
+        <w:t xml:space="preserve"> LM Studio and Ollama are separate apps with separate storage, so pressing "</w:t>
+      </w:r>
+      <w:r>
+        <w:rPr>
+          <w:rFonts w:ascii="Segoe UI Emoji" w:eastAsia="Yu Gothic UI" w:hAnsi="Segoe UI Emoji" w:cs="Segoe UI Emoji"/>
+          <w:color w:val="3D3447"/>
+          <w:sz w:val="22"/>
+          <w:szCs w:val="22"/>
+        </w:rPr>
+        <w:t>🔄</w:t>
+      </w:r>
+      <w:r>
+        <w:rPr>
+          <w:rFonts w:ascii="Yu Gothic UI" w:eastAsia="Yu Gothic UI" w:hAnsi="Yu Gothic UI" w:hint="eastAsia"/>
+          <w:color w:val="3D3447"/>
+          <w:sz w:val="22"/>
+          <w:szCs w:val="22"/>
+        </w:rPr>
+        <w:t xml:space="preserve"> Refresh" won't surface them.</w:t>
+      </w:r>
+    </w:p>
+    <w:p>
+      <w:pPr>
+        <w:pStyle w:val="Web"/>
+        <w:rPr>
+          <w:rFonts w:ascii="Yu Gothic UI" w:eastAsia="Yu Gothic UI" w:hAnsi="Yu Gothic UI" w:hint="eastAsia"/>
+          <w:color w:val="3D3447"/>
+          <w:sz w:val="22"/>
+          <w:szCs w:val="22"/>
+        </w:rPr>
+      </w:pPr>
+      <w:r>
+        <w:rPr>
+          <w:rFonts w:ascii="Yu Gothic UI" w:eastAsia="Yu Gothic UI" w:hAnsi="Yu Gothic UI" w:hint="eastAsia"/>
+          <w:color w:val="3D3447"/>
+          <w:sz w:val="22"/>
+          <w:szCs w:val="22"/>
+        </w:rPr>
+        <w:t xml:space="preserve">Press </w:t>
+      </w:r>
+      <w:r>
+        <w:rPr>
+          <w:rStyle w:val="a5"/>
+          <w:rFonts w:ascii="Yu Gothic UI" w:eastAsia="Yu Gothic UI" w:hAnsi="Yu Gothic UI" w:hint="eastAsia"/>
+          <w:color w:val="3D3447"/>
+          <w:sz w:val="22"/>
+          <w:szCs w:val="22"/>
+        </w:rPr>
+        <w:t>"</w:t>
+      </w:r>
+      <w:r>
+        <w:rPr>
+          <w:rStyle w:val="a5"/>
+          <w:rFonts w:ascii="Segoe UI Emoji" w:eastAsia="Yu Gothic UI" w:hAnsi="Segoe UI Emoji" w:cs="Segoe UI Emoji"/>
+          <w:color w:val="3D3447"/>
+          <w:sz w:val="22"/>
+          <w:szCs w:val="22"/>
+        </w:rPr>
+        <w:t>📥</w:t>
+      </w:r>
+      <w:r>
+        <w:rPr>
+          <w:rStyle w:val="a5"/>
+          <w:rFonts w:ascii="Yu Gothic UI" w:eastAsia="Yu Gothic UI" w:hAnsi="Yu Gothic UI" w:hint="eastAsia"/>
+          <w:color w:val="3D3447"/>
+          <w:sz w:val="22"/>
+          <w:szCs w:val="22"/>
+        </w:rPr>
+        <w:t xml:space="preserve"> Import"</w:t>
+      </w:r>
+      <w:r>
+        <w:rPr>
+          <w:rFonts w:ascii="Yu Gothic UI" w:eastAsia="Yu Gothic UI" w:hAnsi="Yu Gothic UI" w:hint="eastAsia"/>
+          <w:color w:val="3D3447"/>
+          <w:sz w:val="22"/>
+          <w:szCs w:val="22"/>
+        </w:rPr>
+        <w:t xml:space="preserve"> in the header and ModeColle </w:t>
+      </w:r>
+      <w:r>
+        <w:rPr>
+          <w:rStyle w:val="a5"/>
+          <w:rFonts w:ascii="Yu Gothic UI" w:eastAsia="Yu Gothic UI" w:hAnsi="Yu Gothic UI" w:hint="eastAsia"/>
+          <w:color w:val="3D3447"/>
+          <w:sz w:val="22"/>
+          <w:szCs w:val="22"/>
+        </w:rPr>
+        <w:t>scans your LM Studio folder automatically</w:t>
+      </w:r>
+      <w:r>
+        <w:rPr>
+          <w:rFonts w:ascii="Yu Gothic UI" w:eastAsia="Yu Gothic UI" w:hAnsi="Yu Gothic UI" w:hint="eastAsia"/>
+          <w:color w:val="3D3447"/>
+          <w:sz w:val="22"/>
+          <w:szCs w:val="22"/>
+        </w:rPr>
+        <w:t xml:space="preserve">, listing what it finds as a checklist. Tick the ones you want and press </w:t>
+      </w:r>
+      <w:r>
+        <w:rPr>
+          <w:rStyle w:val="a5"/>
+          <w:rFonts w:ascii="Yu Gothic UI" w:eastAsia="Yu Gothic UI" w:hAnsi="Yu Gothic UI" w:hint="eastAsia"/>
+          <w:color w:val="3D3447"/>
+          <w:sz w:val="22"/>
+          <w:szCs w:val="22"/>
+        </w:rPr>
+        <w:t>"</w:t>
+      </w:r>
+      <w:r>
+        <w:rPr>
+          <w:rStyle w:val="a5"/>
+          <w:rFonts w:ascii="Segoe UI Emoji" w:eastAsia="Yu Gothic UI" w:hAnsi="Segoe UI Emoji" w:cs="Segoe UI Emoji"/>
+          <w:color w:val="3D3447"/>
+          <w:sz w:val="22"/>
+          <w:szCs w:val="22"/>
+        </w:rPr>
+        <w:t>📥</w:t>
+      </w:r>
+      <w:r>
+        <w:rPr>
+          <w:rStyle w:val="a5"/>
+          <w:rFonts w:ascii="Yu Gothic UI" w:eastAsia="Yu Gothic UI" w:hAnsi="Yu Gothic UI" w:hint="eastAsia"/>
+          <w:color w:val="3D3447"/>
+          <w:sz w:val="22"/>
+          <w:szCs w:val="22"/>
+        </w:rPr>
+        <w:t xml:space="preserve"> Import"</w:t>
+      </w:r>
+      <w:r>
+        <w:rPr>
+          <w:rFonts w:ascii="Yu Gothic UI" w:eastAsia="Yu Gothic UI" w:hAnsi="Yu Gothic UI" w:hint="eastAsia"/>
+          <w:color w:val="3D3447"/>
+          <w:sz w:val="22"/>
+          <w:szCs w:val="22"/>
+        </w:rPr>
+        <w:t xml:space="preserve"> </w:t>
+      </w:r>
+      <w:r>
+        <w:rPr>
+          <w:rFonts w:ascii="Yu Gothic UI" w:eastAsia="Yu Gothic UI" w:hAnsi="Yu Gothic UI" w:hint="eastAsia"/>
+          <w:color w:val="3D3447"/>
+          <w:sz w:val="22"/>
+          <w:szCs w:val="22"/>
+        </w:rPr>
+        <w:t>—</w:t>
+      </w:r>
+      <w:r>
+        <w:rPr>
+          <w:rFonts w:ascii="Yu Gothic UI" w:eastAsia="Yu Gothic UI" w:hAnsi="Yu Gothic UI" w:hint="eastAsia"/>
+          <w:color w:val="3D3447"/>
+          <w:sz w:val="22"/>
+          <w:szCs w:val="22"/>
+        </w:rPr>
+        <w:t xml:space="preserve"> they get imported into Ollama and appear in the list. A name is suggested automatically and is </w:t>
+      </w:r>
+      <w:r>
+        <w:rPr>
+          <w:rStyle w:val="a5"/>
+          <w:rFonts w:ascii="Yu Gothic UI" w:eastAsia="Yu Gothic UI" w:hAnsi="Yu Gothic UI" w:hint="eastAsia"/>
+          <w:color w:val="3D3447"/>
+          <w:sz w:val="22"/>
+          <w:szCs w:val="22"/>
+        </w:rPr>
+        <w:t>editable on the spot</w:t>
+      </w:r>
+      <w:r>
+        <w:rPr>
+          <w:rFonts w:ascii="Yu Gothic UI" w:eastAsia="Yu Gothic UI" w:hAnsi="Yu Gothic UI" w:hint="eastAsia"/>
+          <w:color w:val="3D3447"/>
+          <w:sz w:val="22"/>
+          <w:szCs w:val="22"/>
+        </w:rPr>
+        <w:t xml:space="preserve"> (e.g. </w:t>
+      </w:r>
+      <w:r>
+        <w:rPr>
+          <w:rStyle w:val="HTML"/>
+        </w:rPr>
+        <w:t>qwen3-coder:q4_k_m</w:t>
+      </w:r>
+      <w:r>
+        <w:rPr>
+          <w:rFonts w:ascii="Yu Gothic UI" w:eastAsia="Yu Gothic UI" w:hAnsi="Yu Gothic UI" w:hint="eastAsia"/>
+          <w:color w:val="3D3447"/>
+          <w:sz w:val="22"/>
+          <w:szCs w:val="22"/>
+        </w:rPr>
+        <w:t>).</w:t>
+      </w:r>
+    </w:p>
+    <w:p>
+      <w:pPr>
+        <w:pStyle w:val="Web"/>
+        <w:shd w:val="clear" w:color="auto" w:fill="FBE3F1"/>
+        <w:divId w:val="1532962774"/>
+        <w:rPr>
+          <w:rFonts w:ascii="Yu Gothic UI" w:eastAsia="Yu Gothic UI" w:hAnsi="Yu Gothic UI" w:hint="eastAsia"/>
+          <w:color w:val="3D3447"/>
+          <w:sz w:val="22"/>
+          <w:szCs w:val="22"/>
+        </w:rPr>
+      </w:pPr>
+      <w:r>
+        <w:rPr>
+          <w:rFonts w:ascii="Segoe UI Emoji" w:eastAsia="Yu Gothic UI" w:hAnsi="Segoe UI Emoji" w:cs="Segoe UI Emoji"/>
+          <w:color w:val="3D3447"/>
+          <w:sz w:val="22"/>
+          <w:szCs w:val="22"/>
+        </w:rPr>
+        <w:t>⚠</w:t>
+      </w:r>
+      <w:r>
+        <w:rPr>
+          <w:rFonts w:ascii="Segoe UI Emoji" w:eastAsia="Yu Gothic UI" w:hAnsi="Segoe UI Emoji" w:cs="Segoe UI Emoji"/>
+          <w:color w:val="3D3447"/>
+          <w:sz w:val="22"/>
+          <w:szCs w:val="22"/>
+        </w:rPr>
+        <w:t>️</w:t>
+      </w:r>
+      <w:r>
+        <w:rPr>
+          <w:rFonts w:ascii="Yu Gothic UI" w:eastAsia="Yu Gothic UI" w:hAnsi="Yu Gothic UI" w:hint="eastAsia"/>
+          <w:color w:val="3D3447"/>
+          <w:sz w:val="22"/>
+          <w:szCs w:val="22"/>
+        </w:rPr>
+        <w:t xml:space="preserve"> </w:t>
+      </w:r>
+      <w:r>
+        <w:rPr>
+          <w:rStyle w:val="a5"/>
+          <w:rFonts w:ascii="Yu Gothic UI" w:eastAsia="Yu Gothic UI" w:hAnsi="Yu Gothic UI" w:hint="eastAsia"/>
+          <w:color w:val="3D3447"/>
+          <w:sz w:val="22"/>
+          <w:szCs w:val="22"/>
+        </w:rPr>
+        <w:t>About disk usage (how it differs from "</w:t>
+      </w:r>
+      <w:r>
+        <w:rPr>
+          <w:rStyle w:val="a5"/>
+          <w:rFonts w:ascii="Segoe UI Emoji" w:eastAsia="Yu Gothic UI" w:hAnsi="Segoe UI Emoji" w:cs="Segoe UI Emoji"/>
+          <w:color w:val="3D3447"/>
+          <w:sz w:val="22"/>
+          <w:szCs w:val="22"/>
+        </w:rPr>
+        <w:t>📋</w:t>
+      </w:r>
+      <w:r>
+        <w:rPr>
+          <w:rStyle w:val="a5"/>
+          <w:rFonts w:ascii="Yu Gothic UI" w:eastAsia="Yu Gothic UI" w:hAnsi="Yu Gothic UI" w:hint="eastAsia"/>
+          <w:color w:val="3D3447"/>
+          <w:sz w:val="22"/>
+          <w:szCs w:val="22"/>
+        </w:rPr>
+        <w:t xml:space="preserve"> Copy")</w:t>
+      </w:r>
+      <w:r>
+        <w:rPr>
+          <w:rFonts w:ascii="Yu Gothic UI" w:eastAsia="Yu Gothic UI" w:hAnsi="Yu Gothic UI" w:hint="eastAsia"/>
+          <w:color w:val="3D3447"/>
+          <w:sz w:val="22"/>
+          <w:szCs w:val="22"/>
+        </w:rPr>
+        <w:t xml:space="preserve"> - </w:t>
+      </w:r>
+      <w:r>
+        <w:rPr>
+          <w:rStyle w:val="a5"/>
+          <w:rFonts w:ascii="Yu Gothic UI" w:eastAsia="Yu Gothic UI" w:hAnsi="Yu Gothic UI" w:hint="eastAsia"/>
+          <w:color w:val="3D3447"/>
+          <w:sz w:val="22"/>
+          <w:szCs w:val="22"/>
+        </w:rPr>
+        <w:t>"</w:t>
+      </w:r>
+      <w:r>
+        <w:rPr>
+          <w:rStyle w:val="a5"/>
+          <w:rFonts w:ascii="Segoe UI Emoji" w:eastAsia="Yu Gothic UI" w:hAnsi="Segoe UI Emoji" w:cs="Segoe UI Emoji"/>
+          <w:color w:val="3D3447"/>
+          <w:sz w:val="22"/>
+          <w:szCs w:val="22"/>
+        </w:rPr>
+        <w:t>📋</w:t>
+      </w:r>
+      <w:r>
+        <w:rPr>
+          <w:rStyle w:val="a5"/>
+          <w:rFonts w:ascii="Yu Gothic UI" w:eastAsia="Yu Gothic UI" w:hAnsi="Yu Gothic UI" w:hint="eastAsia"/>
+          <w:color w:val="3D3447"/>
+          <w:sz w:val="22"/>
+          <w:szCs w:val="22"/>
+        </w:rPr>
+        <w:t xml:space="preserve"> Copy"</w:t>
+      </w:r>
+      <w:r>
+        <w:rPr>
+          <w:rFonts w:ascii="Yu Gothic UI" w:eastAsia="Yu Gothic UI" w:hAnsi="Yu Gothic UI" w:hint="eastAsia"/>
+          <w:color w:val="3D3447"/>
+          <w:sz w:val="22"/>
+          <w:szCs w:val="22"/>
+        </w:rPr>
+        <w:t xml:space="preserve"> just points to the </w:t>
+      </w:r>
+      <w:r>
+        <w:rPr>
+          <w:rStyle w:val="a5"/>
+          <w:rFonts w:ascii="Yu Gothic UI" w:eastAsia="Yu Gothic UI" w:hAnsi="Yu Gothic UI" w:hint="eastAsia"/>
+          <w:color w:val="3D3447"/>
+          <w:sz w:val="22"/>
+          <w:szCs w:val="22"/>
+        </w:rPr>
+        <w:t>same data under a new name</w:t>
+      </w:r>
+      <w:r>
+        <w:rPr>
+          <w:rFonts w:ascii="Yu Gothic UI" w:eastAsia="Yu Gothic UI" w:hAnsi="Yu Gothic UI" w:hint="eastAsia"/>
+          <w:color w:val="3D3447"/>
+          <w:sz w:val="22"/>
+          <w:szCs w:val="22"/>
+        </w:rPr>
+        <w:t xml:space="preserve"> inside Ollama, so it barely uses extra space. - </w:t>
+      </w:r>
+      <w:r>
+        <w:rPr>
+          <w:rStyle w:val="a5"/>
+          <w:rFonts w:ascii="Yu Gothic UI" w:eastAsia="Yu Gothic UI" w:hAnsi="Yu Gothic UI" w:hint="eastAsia"/>
+          <w:color w:val="3D3447"/>
+          <w:sz w:val="22"/>
+          <w:szCs w:val="22"/>
+        </w:rPr>
+        <w:t>"</w:t>
+      </w:r>
+      <w:r>
+        <w:rPr>
+          <w:rStyle w:val="a5"/>
+          <w:rFonts w:ascii="Segoe UI Emoji" w:eastAsia="Yu Gothic UI" w:hAnsi="Segoe UI Emoji" w:cs="Segoe UI Emoji"/>
+          <w:color w:val="3D3447"/>
+          <w:sz w:val="22"/>
+          <w:szCs w:val="22"/>
+        </w:rPr>
+        <w:t>📥</w:t>
+      </w:r>
+      <w:r>
+        <w:rPr>
+          <w:rStyle w:val="a5"/>
+          <w:rFonts w:ascii="Yu Gothic UI" w:eastAsia="Yu Gothic UI" w:hAnsi="Yu Gothic UI" w:hint="eastAsia"/>
+          <w:color w:val="3D3447"/>
+          <w:sz w:val="22"/>
+          <w:szCs w:val="22"/>
+        </w:rPr>
+        <w:t xml:space="preserve"> Import"</w:t>
+      </w:r>
+      <w:r>
+        <w:rPr>
+          <w:rFonts w:ascii="Yu Gothic UI" w:eastAsia="Yu Gothic UI" w:hAnsi="Yu Gothic UI" w:hint="eastAsia"/>
+          <w:color w:val="3D3447"/>
+          <w:sz w:val="22"/>
+          <w:szCs w:val="22"/>
+        </w:rPr>
+        <w:t xml:space="preserve"> brings an </w:t>
+      </w:r>
+      <w:r>
+        <w:rPr>
+          <w:rStyle w:val="a5"/>
+          <w:rFonts w:ascii="Yu Gothic UI" w:eastAsia="Yu Gothic UI" w:hAnsi="Yu Gothic UI" w:hint="eastAsia"/>
+          <w:color w:val="3D3447"/>
+          <w:sz w:val="22"/>
+          <w:szCs w:val="22"/>
+        </w:rPr>
+        <w:t>external file into Ollama as real data</w:t>
+      </w:r>
+      <w:r>
+        <w:rPr>
+          <w:rFonts w:ascii="Yu Gothic UI" w:eastAsia="Yu Gothic UI" w:hAnsi="Yu Gothic UI" w:hint="eastAsia"/>
+          <w:color w:val="3D3447"/>
+          <w:sz w:val="22"/>
+          <w:szCs w:val="22"/>
+        </w:rPr>
+        <w:t>, so it uses disk for the whole model. The original file also stays in LM Studio, so the same model ends up stored in two places.</w:t>
+      </w:r>
+    </w:p>
+    <w:p>
+      <w:pPr>
+        <w:spacing w:before="270" w:after="270"/>
+        <w:rPr>
+          <w:rFonts w:ascii="Yu Gothic UI" w:eastAsia="Yu Gothic UI" w:hAnsi="Yu Gothic UI" w:hint="eastAsia"/>
+          <w:color w:val="3D3447"/>
+          <w:sz w:val="22"/>
+          <w:szCs w:val="22"/>
+        </w:rPr>
+      </w:pPr>
+      <w:r>
+        <w:rPr>
+          <w:rFonts w:ascii="Yu Gothic UI" w:eastAsia="Yu Gothic UI" w:hAnsi="Yu Gothic UI" w:hint="eastAsia"/>
+          <w:color w:val="3D3447"/>
+          <w:sz w:val="22"/>
+          <w:szCs w:val="22"/>
+        </w:rPr>
+        <w:pict w14:anchorId="581D6795">
+          <v:rect id="_x0000_i1037" style="width:0;height:1.5pt" o:hralign="center" o:hrstd="t" o:hr="t" fillcolor="#a0a0a0" stroked="f">
+            <v:textbox inset="5.85pt,.7pt,5.85pt,.7pt"/>
+          </v:rect>
+        </w:pict>
+      </w:r>
+    </w:p>
+    <w:p>
+      <w:pPr>
+        <w:pStyle w:val="2"/>
+        <w:rPr>
+          <w:rFonts w:ascii="Yu Gothic UI" w:eastAsia="Yu Gothic UI" w:hAnsi="Yu Gothic UI" w:hint="eastAsia"/>
+        </w:rPr>
+      </w:pPr>
+      <w:r>
+        <w:rPr>
           <w:rFonts w:ascii="Yu Gothic UI" w:eastAsia="Yu Gothic UI" w:hAnsi="Yu Gothic UI" w:hint="eastAsia"/>
         </w:rPr>
         <w:t>About OpenWebUI integration (important)</w:t>
@@ -5575,7 +6974,7 @@
       <w:pPr>
         <w:numPr>
           <w:ilvl w:val="0"/>
-          <w:numId w:val="7"/>
+          <w:numId w:val="9"/>
         </w:numPr>
         <w:spacing w:before="100" w:beforeAutospacing="1" w:after="100" w:afterAutospacing="1"/>
         <w:rPr>
@@ -5618,7 +7017,7 @@
       <w:pPr>
         <w:numPr>
           <w:ilvl w:val="0"/>
-          <w:numId w:val="7"/>
+          <w:numId w:val="9"/>
         </w:numPr>
         <w:spacing w:before="100" w:beforeAutospacing="1" w:after="100" w:afterAutospacing="1"/>
         <w:rPr>
@@ -5718,7 +7117,7 @@
       <w:pPr>
         <w:pStyle w:val="Web"/>
         <w:shd w:val="clear" w:color="auto" w:fill="FBE3F1"/>
-        <w:divId w:val="1994479973"/>
+        <w:divId w:val="1001814639"/>
         <w:rPr>
           <w:rFonts w:ascii="Yu Gothic UI" w:eastAsia="Yu Gothic UI" w:hAnsi="Yu Gothic UI" w:hint="eastAsia"/>
           <w:color w:val="3D3447"/>
@@ -5841,7 +7240,7 @@
       <w:pPr>
         <w:pStyle w:val="Web"/>
         <w:shd w:val="clear" w:color="auto" w:fill="FBE3F1"/>
-        <w:divId w:val="483812551"/>
+        <w:divId w:val="776170701"/>
         <w:rPr>
           <w:rFonts w:ascii="Yu Gothic UI" w:eastAsia="Yu Gothic UI" w:hAnsi="Yu Gothic UI" w:hint="eastAsia"/>
           <w:color w:val="3D3447"/>
@@ -5914,16 +7313,7 @@
           <w:sz w:val="22"/>
           <w:szCs w:val="22"/>
         </w:rPr>
-        <w:t xml:space="preserve"> </w:t>
-      </w:r>
-      <w:r>
-        <w:rPr>
-          <w:rFonts w:ascii="Yu Gothic UI" w:eastAsia="Yu Gothic UI" w:hAnsi="Yu Gothic UI" w:hint="eastAsia"/>
-          <w:color w:val="3D3447"/>
-          <w:sz w:val="22"/>
-          <w:szCs w:val="22"/>
-        </w:rPr>
-        <w:t xml:space="preserve">OpenWebUI's web page does </w:t>
+        <w:t xml:space="preserve"> OpenWebUI's web page does </w:t>
       </w:r>
       <w:r>
         <w:rPr>
@@ -5942,7 +7332,16 @@
           <w:sz w:val="22"/>
           <w:szCs w:val="22"/>
         </w:rPr>
-        <w:t xml:space="preserve"> content written by an external tool like ModeColle. The moment ModeColle saves it and </w:t>
+        <w:t xml:space="preserve"> content written by an external tool like ModeColle. </w:t>
+      </w:r>
+      <w:r>
+        <w:rPr>
+          <w:rFonts w:ascii="Yu Gothic UI" w:eastAsia="Yu Gothic UI" w:hAnsi="Yu Gothic UI" w:hint="eastAsia"/>
+          <w:color w:val="3D3447"/>
+          <w:sz w:val="22"/>
+          <w:szCs w:val="22"/>
+        </w:rPr>
+        <w:t xml:space="preserve">The moment ModeColle saves it and </w:t>
       </w:r>
       <w:r>
         <w:rPr>
@@ -6570,16 +7969,7 @@
           <w:sz w:val="22"/>
           <w:szCs w:val="22"/>
         </w:rPr>
-        <w:t xml:space="preserve"> </w:t>
-      </w:r>
-      <w:r>
-        <w:rPr>
-          <w:rFonts w:ascii="Yu Gothic UI" w:eastAsia="Yu Gothic UI" w:hAnsi="Yu Gothic UI" w:hint="eastAsia"/>
-          <w:color w:val="3D3447"/>
-          <w:sz w:val="22"/>
-          <w:szCs w:val="22"/>
-        </w:rPr>
-        <w:t xml:space="preserve">are handled too </w:t>
+        <w:t xml:space="preserve"> are handled too </w:t>
       </w:r>
       <w:r>
         <w:rPr>
@@ -6623,7 +8013,7 @@
       <w:pPr>
         <w:pStyle w:val="Web"/>
         <w:shd w:val="clear" w:color="auto" w:fill="FBE3F1"/>
-        <w:divId w:val="1167592006"/>
+        <w:divId w:val="1914000782"/>
         <w:rPr>
           <w:rFonts w:ascii="Yu Gothic UI" w:eastAsia="Yu Gothic UI" w:hAnsi="Yu Gothic UI" w:hint="eastAsia"/>
           <w:color w:val="3D3447"/>
@@ -6843,7 +8233,7 @@
       <w:pPr>
         <w:numPr>
           <w:ilvl w:val="0"/>
-          <w:numId w:val="8"/>
+          <w:numId w:val="10"/>
         </w:numPr>
         <w:spacing w:before="100" w:beforeAutospacing="1" w:after="100" w:afterAutospacing="1"/>
         <w:rPr>
@@ -6910,7 +8300,7 @@
       <w:pPr>
         <w:numPr>
           <w:ilvl w:val="0"/>
-          <w:numId w:val="8"/>
+          <w:numId w:val="10"/>
         </w:numPr>
         <w:spacing w:before="100" w:beforeAutospacing="1" w:after="100" w:afterAutospacing="1"/>
         <w:rPr>
@@ -7028,7 +8418,7 @@
       <w:pPr>
         <w:pStyle w:val="Web"/>
         <w:shd w:val="clear" w:color="auto" w:fill="FBE3F1"/>
-        <w:divId w:val="1332488470"/>
+        <w:divId w:val="1987202868"/>
         <w:rPr>
           <w:rFonts w:ascii="Yu Gothic UI" w:eastAsia="Yu Gothic UI" w:hAnsi="Yu Gothic UI" w:hint="eastAsia"/>
           <w:color w:val="3D3447"/>
@@ -7142,7 +8532,7 @@
       <w:pPr>
         <w:pStyle w:val="Web"/>
         <w:shd w:val="clear" w:color="auto" w:fill="FBE3F1"/>
-        <w:divId w:val="1332488470"/>
+        <w:divId w:val="1987202868"/>
         <w:rPr>
           <w:rFonts w:ascii="Yu Gothic UI" w:eastAsia="Yu Gothic UI" w:hAnsi="Yu Gothic UI" w:hint="eastAsia"/>
           <w:color w:val="3D3447"/>
@@ -7237,23 +8627,23 @@
     </w:p>
     <w:p>
       <w:pPr>
-        <w:spacing w:before="300" w:after="300"/>
-        <w:rPr>
-          <w:rFonts w:ascii="Yu Gothic UI" w:eastAsia="Yu Gothic UI" w:hAnsi="Yu Gothic UI" w:hint="eastAsia"/>
-          <w:color w:val="3D3447"/>
-          <w:sz w:val="22"/>
-          <w:szCs w:val="22"/>
-        </w:rPr>
-      </w:pPr>
-      <w:r>
-        <w:rPr>
-          <w:rFonts w:ascii="Yu Gothic UI" w:eastAsia="Yu Gothic UI" w:hAnsi="Yu Gothic UI" w:hint="eastAsia"/>
-          <w:color w:val="3D3447"/>
-          <w:sz w:val="22"/>
-          <w:szCs w:val="22"/>
-        </w:rPr>
-        <w:pict>
-          <v:rect id="_x0000_i1034" style="width:0;height:1.5pt" o:hralign="center" o:hrstd="t" o:hr="t" fillcolor="#a0a0a0" stroked="f">
+        <w:spacing w:before="270" w:after="270"/>
+        <w:rPr>
+          <w:rFonts w:ascii="Yu Gothic UI" w:eastAsia="Yu Gothic UI" w:hAnsi="Yu Gothic UI" w:hint="eastAsia"/>
+          <w:color w:val="3D3447"/>
+          <w:sz w:val="22"/>
+          <w:szCs w:val="22"/>
+        </w:rPr>
+      </w:pPr>
+      <w:r>
+        <w:rPr>
+          <w:rFonts w:ascii="Yu Gothic UI" w:eastAsia="Yu Gothic UI" w:hAnsi="Yu Gothic UI" w:hint="eastAsia"/>
+          <w:color w:val="3D3447"/>
+          <w:sz w:val="22"/>
+          <w:szCs w:val="22"/>
+        </w:rPr>
+        <w:pict w14:anchorId="7B1B91B2">
+          <v:rect id="_x0000_i1038" style="width:0;height:1.5pt" o:hralign="center" o:hrstd="t" o:hr="t" fillcolor="#a0a0a0" stroked="f">
             <v:textbox inset="5.85pt,.7pt,5.85pt,.7pt"/>
           </v:rect>
         </w:pict>
@@ -7354,23 +8744,23 @@
     </w:p>
     <w:p>
       <w:pPr>
-        <w:spacing w:before="300" w:after="300"/>
-        <w:rPr>
-          <w:rFonts w:ascii="Yu Gothic UI" w:eastAsia="Yu Gothic UI" w:hAnsi="Yu Gothic UI" w:hint="eastAsia"/>
-          <w:color w:val="3D3447"/>
-          <w:sz w:val="22"/>
-          <w:szCs w:val="22"/>
-        </w:rPr>
-      </w:pPr>
-      <w:r>
-        <w:rPr>
-          <w:rFonts w:ascii="Yu Gothic UI" w:eastAsia="Yu Gothic UI" w:hAnsi="Yu Gothic UI" w:hint="eastAsia"/>
-          <w:color w:val="3D3447"/>
-          <w:sz w:val="22"/>
-          <w:szCs w:val="22"/>
-        </w:rPr>
-        <w:pict>
-          <v:rect id="_x0000_i1035" style="width:0;height:1.5pt" o:hralign="center" o:hrstd="t" o:hr="t" fillcolor="#a0a0a0" stroked="f">
+        <w:spacing w:before="270" w:after="270"/>
+        <w:rPr>
+          <w:rFonts w:ascii="Yu Gothic UI" w:eastAsia="Yu Gothic UI" w:hAnsi="Yu Gothic UI" w:hint="eastAsia"/>
+          <w:color w:val="3D3447"/>
+          <w:sz w:val="22"/>
+          <w:szCs w:val="22"/>
+        </w:rPr>
+      </w:pPr>
+      <w:r>
+        <w:rPr>
+          <w:rFonts w:ascii="Yu Gothic UI" w:eastAsia="Yu Gothic UI" w:hAnsi="Yu Gothic UI" w:hint="eastAsia"/>
+          <w:color w:val="3D3447"/>
+          <w:sz w:val="22"/>
+          <w:szCs w:val="22"/>
+        </w:rPr>
+        <w:pict w14:anchorId="6BB1604F">
+          <v:rect id="_x0000_i1039" style="width:0;height:1.5pt" o:hralign="center" o:hrstd="t" o:hr="t" fillcolor="#a0a0a0" stroked="f">
             <v:textbox inset="5.85pt,.7pt,5.85pt,.7pt"/>
           </v:rect>
         </w:pict>
@@ -7408,21 +8798,51 @@
           <w:sz w:val="22"/>
           <w:szCs w:val="22"/>
         </w:rPr>
-        <w:t>Q. It closes immediately when I launch it</w:t>
-      </w:r>
-      <w:r>
-        <w:rPr>
-          <w:rFonts w:ascii="Yu Gothic UI" w:eastAsia="Yu Gothic UI" w:hAnsi="Yu Gothic UI" w:hint="eastAsia"/>
-          <w:color w:val="3D3447"/>
-          <w:sz w:val="22"/>
-          <w:szCs w:val="22"/>
-        </w:rPr>
-        <w:t xml:space="preserve"> A. Check that Python is installed correctly (if </w:t>
+        <w:t>Q. It closes immediately when I launch it / the window doesn't appear</w:t>
+      </w:r>
+      <w:r>
+        <w:rPr>
+          <w:rFonts w:ascii="Yu Gothic UI" w:eastAsia="Yu Gothic UI" w:hAnsi="Yu Gothic UI" w:hint="eastAsia"/>
+          <w:color w:val="3D3447"/>
+          <w:sz w:val="22"/>
+          <w:szCs w:val="22"/>
+        </w:rPr>
+        <w:t xml:space="preserve"> A. Make sure you ran </w:t>
       </w:r>
       <w:r>
         <w:rPr>
           <w:rStyle w:val="HTML"/>
         </w:rPr>
+        <w:t>pip install customtkinter</w:t>
+      </w:r>
+      <w:r>
+        <w:rPr>
+          <w:rFonts w:ascii="Yu Gothic UI" w:eastAsia="Yu Gothic UI" w:hAnsi="Yu Gothic UI" w:hint="eastAsia"/>
+          <w:color w:val="3D3447"/>
+          <w:sz w:val="22"/>
+          <w:szCs w:val="22"/>
+        </w:rPr>
+        <w:t xml:space="preserve">. </w:t>
+      </w:r>
+      <w:r>
+        <w:rPr>
+          <w:rStyle w:val="HTML"/>
+        </w:rPr>
+        <w:t>run.bat</w:t>
+      </w:r>
+      <w:r>
+        <w:rPr>
+          <w:rFonts w:ascii="Yu Gothic UI" w:eastAsia="Yu Gothic UI" w:hAnsi="Yu Gothic UI" w:hint="eastAsia"/>
+          <w:color w:val="3D3447"/>
+          <w:sz w:val="22"/>
+          <w:szCs w:val="22"/>
+        </w:rPr>
+        <w:t xml:space="preserve"> launches without a console window, so if the library is missing the app just exits quietly. You can verify Python itself with </w:t>
+      </w:r>
+      <w:r>
+        <w:rPr>
+          <w:rStyle w:val="HTML"/>
+        </w:rPr>
         <w:t>python --version</w:t>
       </w:r>
       <w:r>
@@ -7432,22 +8852,216 @@
           <w:sz w:val="22"/>
           <w:szCs w:val="22"/>
         </w:rPr>
-        <w:t xml:space="preserve"> prints something in Command Prompt, you're good). </w:t>
+        <w:t>.</w:t>
+      </w:r>
+    </w:p>
+    <w:p>
+      <w:pPr>
+        <w:pStyle w:val="Web"/>
+        <w:rPr>
+          <w:rFonts w:ascii="Yu Gothic UI" w:eastAsia="Yu Gothic UI" w:hAnsi="Yu Gothic UI" w:hint="eastAsia"/>
+          <w:color w:val="3D3447"/>
+          <w:sz w:val="22"/>
+          <w:szCs w:val="22"/>
+        </w:rPr>
+      </w:pPr>
+      <w:r>
+        <w:rPr>
+          <w:rStyle w:val="a5"/>
+          <w:rFonts w:ascii="Yu Gothic UI" w:eastAsia="Yu Gothic UI" w:hAnsi="Yu Gothic UI" w:hint="eastAsia"/>
+          <w:color w:val="3D3447"/>
+          <w:sz w:val="22"/>
+          <w:szCs w:val="22"/>
+        </w:rPr>
+        <w:t>Q. I want the screen in English / back to Japanese</w:t>
+      </w:r>
+      <w:r>
+        <w:rPr>
+          <w:rFonts w:ascii="Yu Gothic UI" w:eastAsia="Yu Gothic UI" w:hAnsi="Yu Gothic UI" w:hint="eastAsia"/>
+          <w:color w:val="3D3447"/>
+          <w:sz w:val="22"/>
+          <w:szCs w:val="22"/>
+        </w:rPr>
+        <w:t xml:space="preserve"> A. Press the </w:t>
+      </w:r>
+      <w:r>
+        <w:rPr>
+          <w:rStyle w:val="a5"/>
+          <w:rFonts w:ascii="Segoe UI Emoji" w:eastAsia="Yu Gothic UI" w:hAnsi="Segoe UI Emoji" w:cs="Segoe UI Emoji"/>
+          <w:color w:val="3D3447"/>
+          <w:sz w:val="22"/>
+          <w:szCs w:val="22"/>
+        </w:rPr>
+        <w:t>🌐</w:t>
+      </w:r>
+      <w:r>
+        <w:rPr>
+          <w:rStyle w:val="a5"/>
+          <w:rFonts w:ascii="Yu Gothic UI" w:eastAsia="Yu Gothic UI" w:hAnsi="Yu Gothic UI" w:hint="eastAsia"/>
+          <w:color w:val="3D3447"/>
+          <w:sz w:val="22"/>
+          <w:szCs w:val="22"/>
+        </w:rPr>
+        <w:t xml:space="preserve"> button</w:t>
+      </w:r>
+      <w:r>
+        <w:rPr>
+          <w:rFonts w:ascii="Yu Gothic UI" w:eastAsia="Yu Gothic UI" w:hAnsi="Yu Gothic UI" w:hint="eastAsia"/>
+          <w:color w:val="3D3447"/>
+          <w:sz w:val="22"/>
+          <w:szCs w:val="22"/>
+        </w:rPr>
+        <w:t xml:space="preserve"> in the header (labeled "EN" or "</w:t>
+      </w:r>
+      <w:r>
+        <w:rPr>
+          <w:rFonts w:ascii="Yu Gothic UI" w:eastAsia="Yu Gothic UI" w:hAnsi="Yu Gothic UI" w:hint="eastAsia"/>
+          <w:color w:val="3D3447"/>
+          <w:sz w:val="22"/>
+          <w:szCs w:val="22"/>
+        </w:rPr>
+        <w:t>日本語</w:t>
+      </w:r>
+      <w:r>
+        <w:rPr>
+          <w:rFonts w:ascii="Yu Gothic UI" w:eastAsia="Yu Gothic UI" w:hAnsi="Yu Gothic UI" w:hint="eastAsia"/>
+          <w:color w:val="3D3447"/>
+          <w:sz w:val="22"/>
+          <w:szCs w:val="22"/>
+        </w:rPr>
+        <w:t>") to toggle the UI language.</w:t>
+      </w:r>
+    </w:p>
+    <w:p>
+      <w:pPr>
+        <w:pStyle w:val="Web"/>
+        <w:rPr>
+          <w:rFonts w:ascii="Yu Gothic UI" w:eastAsia="Yu Gothic UI" w:hAnsi="Yu Gothic UI" w:hint="eastAsia"/>
+          <w:color w:val="3D3447"/>
+          <w:sz w:val="22"/>
+          <w:szCs w:val="22"/>
+        </w:rPr>
+      </w:pPr>
+      <w:r>
+        <w:rPr>
+          <w:rStyle w:val="a5"/>
+          <w:rFonts w:ascii="Yu Gothic UI" w:eastAsia="Yu Gothic UI" w:hAnsi="Yu Gothic UI" w:hint="eastAsia"/>
+          <w:color w:val="3D3447"/>
+          <w:sz w:val="22"/>
+          <w:szCs w:val="22"/>
+        </w:rPr>
+        <w:t>Q. I forgot how to use it</w:t>
+      </w:r>
+      <w:r>
+        <w:rPr>
+          <w:rFonts w:ascii="Yu Gothic UI" w:eastAsia="Yu Gothic UI" w:hAnsi="Yu Gothic UI" w:hint="eastAsia"/>
+          <w:color w:val="3D3447"/>
+          <w:sz w:val="22"/>
+          <w:szCs w:val="22"/>
+        </w:rPr>
+        <w:t xml:space="preserve"> A. Press the </w:t>
+      </w:r>
+      <w:r>
+        <w:rPr>
+          <w:rStyle w:val="a5"/>
+          <w:rFonts w:ascii="Yu Gothic UI" w:eastAsia="Yu Gothic UI" w:hAnsi="Yu Gothic UI" w:hint="eastAsia"/>
+          <w:color w:val="3D3447"/>
+          <w:sz w:val="22"/>
+          <w:szCs w:val="22"/>
+        </w:rPr>
+        <w:t>"</w:t>
+      </w:r>
+      <w:r>
+        <w:rPr>
+          <w:rStyle w:val="a5"/>
+          <w:rFonts w:ascii="Segoe UI Emoji" w:eastAsia="Yu Gothic UI" w:hAnsi="Segoe UI Emoji" w:cs="Segoe UI Emoji"/>
+          <w:color w:val="3D3447"/>
+          <w:sz w:val="22"/>
+          <w:szCs w:val="22"/>
+        </w:rPr>
+        <w:t>❓</w:t>
+      </w:r>
+      <w:r>
+        <w:rPr>
+          <w:rStyle w:val="a5"/>
+          <w:rFonts w:ascii="Yu Gothic UI" w:eastAsia="Yu Gothic UI" w:hAnsi="Yu Gothic UI" w:hint="eastAsia"/>
+          <w:color w:val="3D3447"/>
+          <w:sz w:val="22"/>
+          <w:szCs w:val="22"/>
+        </w:rPr>
+        <w:t xml:space="preserve"> Help"</w:t>
+      </w:r>
+      <w:r>
+        <w:rPr>
+          <w:rFonts w:ascii="Yu Gothic UI" w:eastAsia="Yu Gothic UI" w:hAnsi="Yu Gothic UI" w:hint="eastAsia"/>
+          <w:color w:val="3D3447"/>
+          <w:sz w:val="22"/>
+          <w:szCs w:val="22"/>
+        </w:rPr>
+        <w:t xml:space="preserve"> button in the header </w:t>
+      </w:r>
+      <w:r>
+        <w:rPr>
+          <w:rFonts w:ascii="Yu Gothic UI" w:eastAsia="Yu Gothic UI" w:hAnsi="Yu Gothic UI" w:hint="eastAsia"/>
+          <w:color w:val="3D3447"/>
+          <w:sz w:val="22"/>
+          <w:szCs w:val="22"/>
+        </w:rPr>
+        <w:t>—</w:t>
+      </w:r>
+      <w:r>
+        <w:rPr>
+          <w:rFonts w:ascii="Yu Gothic UI" w:eastAsia="Yu Gothic UI" w:hAnsi="Yu Gothic UI" w:hint="eastAsia"/>
+          <w:color w:val="3D3447"/>
+          <w:sz w:val="22"/>
+          <w:szCs w:val="22"/>
+        </w:rPr>
+        <w:t xml:space="preserve"> the usage guide appears inside the app (JA / EN).</w:t>
+      </w:r>
+    </w:p>
+    <w:p>
+      <w:pPr>
+        <w:pStyle w:val="Web"/>
+        <w:rPr>
+          <w:rFonts w:ascii="Yu Gothic UI" w:eastAsia="Yu Gothic UI" w:hAnsi="Yu Gothic UI" w:hint="eastAsia"/>
+          <w:color w:val="3D3447"/>
+          <w:sz w:val="22"/>
+          <w:szCs w:val="22"/>
+        </w:rPr>
+      </w:pPr>
+      <w:r>
+        <w:rPr>
+          <w:rStyle w:val="a5"/>
+          <w:rFonts w:ascii="Yu Gothic UI" w:eastAsia="Yu Gothic UI" w:hAnsi="Yu Gothic UI" w:hint="eastAsia"/>
+          <w:color w:val="3D3447"/>
+          <w:sz w:val="22"/>
+          <w:szCs w:val="22"/>
+        </w:rPr>
+        <w:t>Q. It says "Connection error" / no models show up</w:t>
+      </w:r>
+      <w:r>
+        <w:rPr>
+          <w:rFonts w:ascii="Yu Gothic UI" w:eastAsia="Yu Gothic UI" w:hAnsi="Yu Gothic UI" w:hint="eastAsia"/>
+          <w:color w:val="3D3447"/>
+          <w:sz w:val="22"/>
+          <w:szCs w:val="22"/>
+        </w:rPr>
+        <w:t xml:space="preserve"> A. Check that Ollama is running (</w:t>
       </w:r>
       <w:r>
         <w:rPr>
           <w:rStyle w:val="HTML"/>
         </w:rPr>
-        <w:t>run.bat</w:t>
-      </w:r>
-      <w:r>
-        <w:rPr>
-          <w:rFonts w:ascii="Yu Gothic UI" w:eastAsia="Yu Gothic UI" w:hAnsi="Yu Gothic UI" w:hint="eastAsia"/>
-          <w:color w:val="3D3447"/>
-          <w:sz w:val="22"/>
-          <w:szCs w:val="22"/>
-        </w:rPr>
-        <w:t xml:space="preserve"> keeps the window open on error, so if there's a red message, that's your clue.</w:t>
+        <w:t>http://localhost:11434</w:t>
+      </w:r>
+      <w:r>
+        <w:rPr>
+          <w:rFonts w:ascii="Yu Gothic UI" w:eastAsia="Yu Gothic UI" w:hAnsi="Yu Gothic UI" w:hint="eastAsia"/>
+          <w:color w:val="3D3447"/>
+          <w:sz w:val="22"/>
+          <w:szCs w:val="22"/>
+        </w:rPr>
+        <w:t>).</w:t>
       </w:r>
     </w:p>
     <w:p>
@@ -7468,16 +9082,26 @@
           <w:sz w:val="22"/>
           <w:szCs w:val="22"/>
         </w:rPr>
-        <w:t>Q. I want the screen in English / back to Japanese</w:t>
-      </w:r>
-      <w:r>
-        <w:rPr>
-          <w:rFonts w:ascii="Yu Gothic UI" w:eastAsia="Yu Gothic UI" w:hAnsi="Yu Gothic UI" w:hint="eastAsia"/>
-          <w:color w:val="3D3447"/>
-          <w:sz w:val="22"/>
-          <w:szCs w:val="22"/>
-        </w:rPr>
-        <w:t xml:space="preserve"> A. Press the </w:t>
+        <w:t>Q. My LM Studio models don't appear in the list</w:t>
+      </w:r>
+      <w:r>
+        <w:rPr>
+          <w:rFonts w:ascii="Yu Gothic UI" w:eastAsia="Yu Gothic UI" w:hAnsi="Yu Gothic UI" w:hint="eastAsia"/>
+          <w:color w:val="3D3447"/>
+          <w:sz w:val="22"/>
+          <w:szCs w:val="22"/>
+        </w:rPr>
+        <w:t xml:space="preserve"> A. Import them via </w:t>
+      </w:r>
+      <w:r>
+        <w:rPr>
+          <w:rStyle w:val="a5"/>
+          <w:rFonts w:ascii="Yu Gothic UI" w:eastAsia="Yu Gothic UI" w:hAnsi="Yu Gothic UI" w:hint="eastAsia"/>
+          <w:color w:val="3D3447"/>
+          <w:sz w:val="22"/>
+          <w:szCs w:val="22"/>
+        </w:rPr>
+        <w:t>"</w:t>
       </w:r>
       <w:r>
         <w:rPr>
@@ -7487,6 +9111,94 @@
           <w:sz w:val="22"/>
           <w:szCs w:val="22"/>
         </w:rPr>
+        <w:t>📥</w:t>
+      </w:r>
+      <w:r>
+        <w:rPr>
+          <w:rStyle w:val="a5"/>
+          <w:rFonts w:ascii="Yu Gothic UI" w:eastAsia="Yu Gothic UI" w:hAnsi="Yu Gothic UI" w:hint="eastAsia"/>
+          <w:color w:val="3D3447"/>
+          <w:sz w:val="22"/>
+          <w:szCs w:val="22"/>
+        </w:rPr>
+        <w:t xml:space="preserve"> Import"</w:t>
+      </w:r>
+      <w:r>
+        <w:rPr>
+          <w:rFonts w:ascii="Yu Gothic UI" w:eastAsia="Yu Gothic UI" w:hAnsi="Yu Gothic UI" w:hint="eastAsia"/>
+          <w:color w:val="3D3447"/>
+          <w:sz w:val="22"/>
+          <w:szCs w:val="22"/>
+        </w:rPr>
+        <w:t xml:space="preserve"> in the header. "</w:t>
+      </w:r>
+      <w:r>
+        <w:rPr>
+          <w:rFonts w:ascii="Segoe UI Emoji" w:eastAsia="Yu Gothic UI" w:hAnsi="Segoe UI Emoji" w:cs="Segoe UI Emoji"/>
+          <w:color w:val="3D3447"/>
+          <w:sz w:val="22"/>
+          <w:szCs w:val="22"/>
+        </w:rPr>
+        <w:t>🔄</w:t>
+      </w:r>
+      <w:r>
+        <w:rPr>
+          <w:rFonts w:ascii="Yu Gothic UI" w:eastAsia="Yu Gothic UI" w:hAnsi="Yu Gothic UI" w:hint="eastAsia"/>
+          <w:color w:val="3D3447"/>
+          <w:sz w:val="22"/>
+          <w:szCs w:val="22"/>
+        </w:rPr>
+        <w:t xml:space="preserve"> Refresh" alone won't show them (LM Studio and Ollama are separate). See </w:t>
+      </w:r>
+      <w:hyperlink w:anchor="-import-from-lm-studio" w:history="1">
+        <w:r>
+          <w:rPr>
+            <w:rStyle w:val="a3"/>
+            <w:rFonts w:ascii="Yu Gothic UI" w:eastAsia="Yu Gothic UI" w:hAnsi="Yu Gothic UI" w:hint="eastAsia"/>
+            <w:sz w:val="22"/>
+            <w:szCs w:val="22"/>
+          </w:rPr>
+          <w:t>Import from LM Studio</w:t>
+        </w:r>
+      </w:hyperlink>
+      <w:r>
+        <w:rPr>
+          <w:rFonts w:ascii="Yu Gothic UI" w:eastAsia="Yu Gothic UI" w:hAnsi="Yu Gothic UI" w:hint="eastAsia"/>
+          <w:color w:val="3D3447"/>
+          <w:sz w:val="22"/>
+          <w:szCs w:val="22"/>
+        </w:rPr>
+        <w:t>.</w:t>
+      </w:r>
+    </w:p>
+    <w:p>
+      <w:pPr>
+        <w:pStyle w:val="Web"/>
+        <w:rPr>
+          <w:rFonts w:ascii="Yu Gothic UI" w:eastAsia="Yu Gothic UI" w:hAnsi="Yu Gothic UI" w:hint="eastAsia"/>
+          <w:color w:val="3D3447"/>
+          <w:sz w:val="22"/>
+          <w:szCs w:val="22"/>
+        </w:rPr>
+      </w:pPr>
+      <w:r>
+        <w:rPr>
+          <w:rStyle w:val="a5"/>
+          <w:rFonts w:ascii="Yu Gothic UI" w:eastAsia="Yu Gothic UI" w:hAnsi="Yu Gothic UI" w:hint="eastAsia"/>
+          <w:color w:val="3D3447"/>
+          <w:sz w:val="22"/>
+          <w:szCs w:val="22"/>
+        </w:rPr>
+        <w:t xml:space="preserve">Q. </w:t>
+      </w:r>
+      <w:r>
+        <w:rPr>
+          <w:rStyle w:val="a5"/>
+          <w:rFonts w:ascii="Segoe UI Emoji" w:eastAsia="Yu Gothic UI" w:hAnsi="Segoe UI Emoji" w:cs="Segoe UI Emoji"/>
+          <w:color w:val="3D3447"/>
+          <w:sz w:val="22"/>
+          <w:szCs w:val="22"/>
+        </w:rPr>
         <w:t>🌐</w:t>
       </w:r>
       <w:r>
@@ -7497,34 +9209,31 @@
           <w:sz w:val="22"/>
           <w:szCs w:val="22"/>
         </w:rPr>
-        <w:t xml:space="preserve"> button</w:t>
-      </w:r>
-      <w:r>
-        <w:rPr>
-          <w:rFonts w:ascii="Yu Gothic UI" w:eastAsia="Yu Gothic UI" w:hAnsi="Yu Gothic UI" w:hint="eastAsia"/>
-          <w:color w:val="3D3447"/>
-          <w:sz w:val="22"/>
-          <w:szCs w:val="22"/>
-        </w:rPr>
-        <w:t xml:space="preserve"> in the header (labeled "EN" or "</w:t>
-      </w:r>
-      <w:r>
-        <w:rPr>
-          <w:rFonts w:ascii="Yu Gothic UI" w:eastAsia="Yu Gothic UI" w:hAnsi="Yu Gothic UI" w:hint="eastAsia"/>
-          <w:color w:val="3D3447"/>
-          <w:sz w:val="22"/>
-          <w:szCs w:val="22"/>
-        </w:rPr>
-        <w:t>日本語</w:t>
-      </w:r>
-      <w:r>
-        <w:rPr>
-          <w:rFonts w:ascii="Yu Gothic UI" w:eastAsia="Yu Gothic UI" w:hAnsi="Yu Gothic UI" w:hint="eastAsia"/>
-          <w:color w:val="3D3447"/>
-          <w:sz w:val="22"/>
-          <w:szCs w:val="22"/>
-        </w:rPr>
-        <w:t>") to toggle the UI language.</w:t>
+        <w:t xml:space="preserve"> doesn't appear / it's not reflected in OpenWebUI</w:t>
+      </w:r>
+      <w:r>
+        <w:rPr>
+          <w:rFonts w:ascii="Yu Gothic UI" w:eastAsia="Yu Gothic UI" w:hAnsi="Yu Gothic UI" w:hint="eastAsia"/>
+          <w:color w:val="3D3447"/>
+          <w:sz w:val="22"/>
+          <w:szCs w:val="22"/>
+        </w:rPr>
+        <w:t xml:space="preserve"> A. Check the following: - Is </w:t>
+      </w:r>
+      <w:r>
+        <w:rPr>
+          <w:rStyle w:val="HTML"/>
+        </w:rPr>
+        <w:t>openwebui_config.json</w:t>
+      </w:r>
+      <w:r>
+        <w:rPr>
+          <w:rFonts w:ascii="Yu Gothic UI" w:eastAsia="Yu Gothic UI" w:hAnsi="Yu Gothic UI" w:hint="eastAsia"/>
+          <w:color w:val="3D3447"/>
+          <w:sz w:val="22"/>
+          <w:szCs w:val="22"/>
+        </w:rPr>
+        <w:t xml:space="preserve"> created correctly? - Is the API key valid? (For 403, check "Endpoint Restrictions" above) - Does the model exist in Ollama? (ModeColle handles registering it on the OpenWebUI side automatically)</w:t>
       </w:r>
     </w:p>
     <w:p>
@@ -7545,31 +9254,137 @@
           <w:sz w:val="22"/>
           <w:szCs w:val="22"/>
         </w:rPr>
-        <w:t>Q. It says "Connection error"</w:t>
-      </w:r>
-      <w:r>
-        <w:rPr>
-          <w:rFonts w:ascii="Yu Gothic UI" w:eastAsia="Yu Gothic UI" w:hAnsi="Yu Gothic UI" w:hint="eastAsia"/>
-          <w:color w:val="3D3447"/>
-          <w:sz w:val="22"/>
-          <w:szCs w:val="22"/>
-        </w:rPr>
-        <w:t xml:space="preserve"> A. Check that Ollama is running (</w:t>
+        <w:t xml:space="preserve">Q. I saved with ModeColle and </w:t>
+      </w:r>
+      <w:r>
+        <w:rPr>
+          <w:rStyle w:val="a5"/>
+          <w:rFonts w:ascii="Segoe UI Emoji" w:eastAsia="Yu Gothic UI" w:hAnsi="Segoe UI Emoji" w:cs="Segoe UI Emoji"/>
+          <w:color w:val="3D3447"/>
+          <w:sz w:val="22"/>
+          <w:szCs w:val="22"/>
+        </w:rPr>
+        <w:t>🌐</w:t>
+      </w:r>
+      <w:r>
+        <w:rPr>
+          <w:rStyle w:val="a5"/>
+          <w:rFonts w:ascii="Yu Gothic UI" w:eastAsia="Yu Gothic UI" w:hAnsi="Yu Gothic UI" w:hint="eastAsia"/>
+          <w:color w:val="3D3447"/>
+          <w:sz w:val="22"/>
+          <w:szCs w:val="22"/>
+        </w:rPr>
+        <w:t xml:space="preserve"> appeared, but the OpenWebUI screen looks empty</w:t>
+      </w:r>
+      <w:r>
+        <w:rPr>
+          <w:rFonts w:ascii="Yu Gothic UI" w:eastAsia="Yu Gothic UI" w:hAnsi="Yu Gothic UI" w:hint="eastAsia"/>
+          <w:color w:val="3D3447"/>
+          <w:sz w:val="22"/>
+          <w:szCs w:val="22"/>
+        </w:rPr>
+        <w:t xml:space="preserve"> A. </w:t>
+      </w:r>
+      <w:r>
+        <w:rPr>
+          <w:rStyle w:val="a5"/>
+          <w:rFonts w:ascii="Yu Gothic UI" w:eastAsia="Yu Gothic UI" w:hAnsi="Yu Gothic UI" w:hint="eastAsia"/>
+          <w:color w:val="3D3447"/>
+          <w:sz w:val="22"/>
+          <w:szCs w:val="22"/>
+        </w:rPr>
+        <w:t xml:space="preserve">Reload the OpenWebUI page with F5 </w:t>
+      </w:r>
+      <w:r>
+        <w:rPr>
+          <w:rStyle w:val="a5"/>
+          <w:rFonts w:ascii="Yu Gothic UI" w:eastAsia="Yu Gothic UI" w:hAnsi="Yu Gothic UI" w:hint="eastAsia"/>
+          <w:color w:val="3D3447"/>
+          <w:sz w:val="22"/>
+          <w:szCs w:val="22"/>
+        </w:rPr>
+        <w:t>♡</w:t>
+      </w:r>
+      <w:r>
+        <w:rPr>
+          <w:rFonts w:ascii="Yu Gothic UI" w:eastAsia="Yu Gothic UI" w:hAnsi="Yu Gothic UI" w:hint="eastAsia"/>
+          <w:color w:val="3D3447"/>
+          <w:sz w:val="22"/>
+          <w:szCs w:val="22"/>
+        </w:rPr>
+        <w:t xml:space="preserve"> </w:t>
+      </w:r>
+      <w:r>
+        <w:rPr>
+          <w:rFonts w:ascii="Yu Gothic UI" w:eastAsia="Yu Gothic UI" w:hAnsi="Yu Gothic UI" w:hint="eastAsia"/>
+          <w:color w:val="3D3447"/>
+          <w:sz w:val="22"/>
+          <w:szCs w:val="22"/>
+        </w:rPr>
+        <w:t xml:space="preserve">OpenWebUI's web page does not automatically reflect changes written from outside by ModeColle (a stale view remains). If </w:t>
+      </w:r>
+      <w:r>
+        <w:rPr>
+          <w:rFonts w:ascii="Segoe UI Emoji" w:eastAsia="Yu Gothic UI" w:hAnsi="Segoe UI Emoji" w:cs="Segoe UI Emoji"/>
+          <w:color w:val="3D3447"/>
+          <w:sz w:val="22"/>
+          <w:szCs w:val="22"/>
+        </w:rPr>
+        <w:t>🌐</w:t>
+      </w:r>
+      <w:r>
+        <w:rPr>
+          <w:rFonts w:ascii="Yu Gothic UI" w:eastAsia="Yu Gothic UI" w:hAnsi="Yu Gothic UI" w:hint="eastAsia"/>
+          <w:color w:val="3D3447"/>
+          <w:sz w:val="22"/>
+          <w:szCs w:val="22"/>
+        </w:rPr>
+        <w:t xml:space="preserve"> is showing, the data is already saved in OpenWebUI. Reopen the page and it will display properly.</w:t>
+      </w:r>
+    </w:p>
+    <w:p>
+      <w:pPr>
+        <w:pStyle w:val="Web"/>
+        <w:rPr>
+          <w:rFonts w:ascii="Yu Gothic UI" w:eastAsia="Yu Gothic UI" w:hAnsi="Yu Gothic UI" w:hint="eastAsia"/>
+          <w:color w:val="3D3447"/>
+          <w:sz w:val="22"/>
+          <w:szCs w:val="22"/>
+        </w:rPr>
+      </w:pPr>
+      <w:r>
+        <w:rPr>
+          <w:rStyle w:val="a5"/>
+          <w:rFonts w:ascii="Yu Gothic UI" w:eastAsia="Yu Gothic UI" w:hAnsi="Yu Gothic UI" w:hint="eastAsia"/>
+          <w:color w:val="3D3447"/>
+          <w:sz w:val="22"/>
+          <w:szCs w:val="22"/>
+        </w:rPr>
+        <w:t>Q. Can I use it without OpenWebUI?</w:t>
+      </w:r>
+      <w:r>
+        <w:rPr>
+          <w:rFonts w:ascii="Yu Gothic UI" w:eastAsia="Yu Gothic UI" w:hAnsi="Yu Gothic UI" w:hint="eastAsia"/>
+          <w:color w:val="3D3447"/>
+          <w:sz w:val="22"/>
+          <w:szCs w:val="22"/>
+        </w:rPr>
+        <w:t xml:space="preserve"> A. Yes. Everything except the integration (list / delete / copy / rename / create variant / prompt editing / LM Studio import) works without </w:t>
       </w:r>
       <w:r>
         <w:rPr>
           <w:rStyle w:val="HTML"/>
         </w:rPr>
-        <w:t>http://localhost:11434</w:t>
-      </w:r>
-      <w:r>
-        <w:rPr>
-          <w:rFonts w:ascii="Yu Gothic UI" w:eastAsia="Yu Gothic UI" w:hAnsi="Yu Gothic UI" w:hint="eastAsia"/>
-          <w:color w:val="3D3447"/>
-          <w:sz w:val="22"/>
-          <w:szCs w:val="22"/>
-        </w:rPr>
-        <w:t>).</w:t>
+        <w:t>openwebui_config.json</w:t>
+      </w:r>
+      <w:r>
+        <w:rPr>
+          <w:rFonts w:ascii="Yu Gothic UI" w:eastAsia="Yu Gothic UI" w:hAnsi="Yu Gothic UI" w:hint="eastAsia"/>
+          <w:color w:val="3D3447"/>
+          <w:sz w:val="22"/>
+          <w:szCs w:val="22"/>
+        </w:rPr>
+        <w:t>.</w:t>
       </w:r>
     </w:p>
     <w:p>
@@ -7590,238 +9405,21 @@
           <w:sz w:val="22"/>
           <w:szCs w:val="22"/>
         </w:rPr>
-        <w:t xml:space="preserve">Q. </w:t>
-      </w:r>
-      <w:r>
-        <w:rPr>
-          <w:rStyle w:val="a5"/>
-          <w:rFonts w:ascii="Segoe UI Emoji" w:eastAsia="Yu Gothic UI" w:hAnsi="Segoe UI Emoji" w:cs="Segoe UI Emoji"/>
-          <w:color w:val="3D3447"/>
-          <w:sz w:val="22"/>
-          <w:szCs w:val="22"/>
-        </w:rPr>
-        <w:t>🌐</w:t>
-      </w:r>
-      <w:r>
-        <w:rPr>
-          <w:rStyle w:val="a5"/>
-          <w:rFonts w:ascii="Yu Gothic UI" w:eastAsia="Yu Gothic UI" w:hAnsi="Yu Gothic UI" w:hint="eastAsia"/>
-          <w:color w:val="3D3447"/>
-          <w:sz w:val="22"/>
-          <w:szCs w:val="22"/>
-        </w:rPr>
-        <w:t xml:space="preserve"> doesn't appear / it's not reflected in OpenWebUI</w:t>
-      </w:r>
-      <w:r>
-        <w:rPr>
-          <w:rFonts w:ascii="Yu Gothic UI" w:eastAsia="Yu Gothic UI" w:hAnsi="Yu Gothic UI" w:hint="eastAsia"/>
-          <w:color w:val="3D3447"/>
-          <w:sz w:val="22"/>
-          <w:szCs w:val="22"/>
-        </w:rPr>
-        <w:t xml:space="preserve"> A. Check the following: - Is </w:t>
+        <w:t>Q. The rename failed midway</w:t>
+      </w:r>
+      <w:r>
+        <w:rPr>
+          <w:rFonts w:ascii="Yu Gothic UI" w:eastAsia="Yu Gothic UI" w:hAnsi="Yu Gothic UI" w:hint="eastAsia"/>
+          <w:color w:val="3D3447"/>
+          <w:sz w:val="22"/>
+          <w:szCs w:val="22"/>
+        </w:rPr>
+        <w:t xml:space="preserve"> A. A backup (</w:t>
       </w:r>
       <w:r>
         <w:rPr>
           <w:rStyle w:val="HTML"/>
         </w:rPr>
-        <w:t>openwebui_config.json</w:t>
-      </w:r>
-      <w:r>
-        <w:rPr>
-          <w:rFonts w:ascii="Yu Gothic UI" w:eastAsia="Yu Gothic UI" w:hAnsi="Yu Gothic UI" w:hint="eastAsia"/>
-          <w:color w:val="3D3447"/>
-          <w:sz w:val="22"/>
-          <w:szCs w:val="22"/>
-        </w:rPr>
-        <w:t xml:space="preserve"> created correctly? - Is the API key valid? (For 403, check "Endpoint Restrictions" above) - Does the model exist in Ollama? (ModeColle handles registering it on the OpenWebUI side automatically)</w:t>
-      </w:r>
-    </w:p>
-    <w:p>
-      <w:pPr>
-        <w:pStyle w:val="Web"/>
-        <w:rPr>
-          <w:rFonts w:ascii="Yu Gothic UI" w:eastAsia="Yu Gothic UI" w:hAnsi="Yu Gothic UI" w:hint="eastAsia"/>
-          <w:color w:val="3D3447"/>
-          <w:sz w:val="22"/>
-          <w:szCs w:val="22"/>
-        </w:rPr>
-      </w:pPr>
-      <w:r>
-        <w:rPr>
-          <w:rStyle w:val="a5"/>
-          <w:rFonts w:ascii="Yu Gothic UI" w:eastAsia="Yu Gothic UI" w:hAnsi="Yu Gothic UI" w:hint="eastAsia"/>
-          <w:color w:val="3D3447"/>
-          <w:sz w:val="22"/>
-          <w:szCs w:val="22"/>
-        </w:rPr>
-        <w:t xml:space="preserve">Q. I saved with ModeColle and </w:t>
-      </w:r>
-      <w:r>
-        <w:rPr>
-          <w:rStyle w:val="a5"/>
-          <w:rFonts w:ascii="Segoe UI Emoji" w:eastAsia="Yu Gothic UI" w:hAnsi="Segoe UI Emoji" w:cs="Segoe UI Emoji"/>
-          <w:color w:val="3D3447"/>
-          <w:sz w:val="22"/>
-          <w:szCs w:val="22"/>
-        </w:rPr>
-        <w:t>🌐</w:t>
-      </w:r>
-      <w:r>
-        <w:rPr>
-          <w:rStyle w:val="a5"/>
-          <w:rFonts w:ascii="Yu Gothic UI" w:eastAsia="Yu Gothic UI" w:hAnsi="Yu Gothic UI" w:hint="eastAsia"/>
-          <w:color w:val="3D3447"/>
-          <w:sz w:val="22"/>
-          <w:szCs w:val="22"/>
-        </w:rPr>
-        <w:t xml:space="preserve"> appeared, but the OpenWebUI screen looks empty</w:t>
-      </w:r>
-      <w:r>
-        <w:rPr>
-          <w:rFonts w:ascii="Yu Gothic UI" w:eastAsia="Yu Gothic UI" w:hAnsi="Yu Gothic UI" w:hint="eastAsia"/>
-          <w:color w:val="3D3447"/>
-          <w:sz w:val="22"/>
-          <w:szCs w:val="22"/>
-        </w:rPr>
-        <w:t xml:space="preserve"> A. </w:t>
-      </w:r>
-      <w:r>
-        <w:rPr>
-          <w:rStyle w:val="a5"/>
-          <w:rFonts w:ascii="Yu Gothic UI" w:eastAsia="Yu Gothic UI" w:hAnsi="Yu Gothic UI" w:hint="eastAsia"/>
-          <w:color w:val="3D3447"/>
-          <w:sz w:val="22"/>
-          <w:szCs w:val="22"/>
-        </w:rPr>
-        <w:t xml:space="preserve">Reload the OpenWebUI page with F5 </w:t>
-      </w:r>
-      <w:r>
-        <w:rPr>
-          <w:rStyle w:val="a5"/>
-          <w:rFonts w:ascii="Yu Gothic UI" w:eastAsia="Yu Gothic UI" w:hAnsi="Yu Gothic UI" w:hint="eastAsia"/>
-          <w:color w:val="3D3447"/>
-          <w:sz w:val="22"/>
-          <w:szCs w:val="22"/>
-        </w:rPr>
-        <w:t>♡</w:t>
-      </w:r>
-      <w:r>
-        <w:rPr>
-          <w:rFonts w:ascii="Yu Gothic UI" w:eastAsia="Yu Gothic UI" w:hAnsi="Yu Gothic UI" w:hint="eastAsia"/>
-          <w:color w:val="3D3447"/>
-          <w:sz w:val="22"/>
-          <w:szCs w:val="22"/>
-        </w:rPr>
-        <w:t xml:space="preserve"> OpenWebUI's web page does not automatically reflect changes written from outside by ModeColle (a stale view remains). If </w:t>
-      </w:r>
-      <w:r>
-        <w:rPr>
-          <w:rFonts w:ascii="Segoe UI Emoji" w:eastAsia="Yu Gothic UI" w:hAnsi="Segoe UI Emoji" w:cs="Segoe UI Emoji"/>
-          <w:color w:val="3D3447"/>
-          <w:sz w:val="22"/>
-          <w:szCs w:val="22"/>
-        </w:rPr>
-        <w:t>🌐</w:t>
-      </w:r>
-      <w:r>
-        <w:rPr>
-          <w:rFonts w:ascii="Yu Gothic UI" w:eastAsia="Yu Gothic UI" w:hAnsi="Yu Gothic UI" w:hint="eastAsia"/>
-          <w:color w:val="3D3447"/>
-          <w:sz w:val="22"/>
-          <w:szCs w:val="22"/>
-        </w:rPr>
-        <w:t xml:space="preserve"> is showing, the data is already saved in OpenWebUI. Reopen the page and it will display properly. </w:t>
-      </w:r>
-      <w:r>
-        <w:rPr>
-          <w:rStyle w:val="a5"/>
-          <w:rFonts w:ascii="Yu Gothic UI" w:eastAsia="Yu Gothic UI" w:hAnsi="Yu Gothic UI" w:hint="eastAsia"/>
-          <w:color w:val="3D3447"/>
-          <w:sz w:val="22"/>
-          <w:szCs w:val="22"/>
-        </w:rPr>
-        <w:t>You do not need to manually save (handshake) from the admin panel yourself.</w:t>
-      </w:r>
-    </w:p>
-    <w:p>
-      <w:pPr>
-        <w:pStyle w:val="Web"/>
-        <w:rPr>
-          <w:rFonts w:ascii="Yu Gothic UI" w:eastAsia="Yu Gothic UI" w:hAnsi="Yu Gothic UI" w:hint="eastAsia"/>
-          <w:color w:val="3D3447"/>
-          <w:sz w:val="22"/>
-          <w:szCs w:val="22"/>
-        </w:rPr>
-      </w:pPr>
-      <w:r>
-        <w:rPr>
-          <w:rStyle w:val="a5"/>
-          <w:rFonts w:ascii="Yu Gothic UI" w:eastAsia="Yu Gothic UI" w:hAnsi="Yu Gothic UI" w:hint="eastAsia"/>
-          <w:color w:val="3D3447"/>
-          <w:sz w:val="22"/>
-          <w:szCs w:val="22"/>
-        </w:rPr>
-        <w:t>Q. Can I use it without OpenWebUI?</w:t>
-      </w:r>
-      <w:r>
-        <w:rPr>
-          <w:rFonts w:ascii="Yu Gothic UI" w:eastAsia="Yu Gothic UI" w:hAnsi="Yu Gothic UI" w:hint="eastAsia"/>
-          <w:color w:val="3D3447"/>
-          <w:sz w:val="22"/>
-          <w:szCs w:val="22"/>
-        </w:rPr>
-        <w:t xml:space="preserve"> A. Yes. Everything except the integration (list / delete / copy / rename / create variant / the Ollama part of prompt editing) works without </w:t>
-      </w:r>
-      <w:r>
-        <w:rPr>
-          <w:rStyle w:val="HTML"/>
-        </w:rPr>
-        <w:t>openwebui_config.json</w:t>
-      </w:r>
-      <w:r>
-        <w:rPr>
-          <w:rFonts w:ascii="Yu Gothic UI" w:eastAsia="Yu Gothic UI" w:hAnsi="Yu Gothic UI" w:hint="eastAsia"/>
-          <w:color w:val="3D3447"/>
-          <w:sz w:val="22"/>
-          <w:szCs w:val="22"/>
-        </w:rPr>
-        <w:t>.</w:t>
-      </w:r>
-    </w:p>
-    <w:p>
-      <w:pPr>
-        <w:pStyle w:val="Web"/>
-        <w:rPr>
-          <w:rFonts w:ascii="Yu Gothic UI" w:eastAsia="Yu Gothic UI" w:hAnsi="Yu Gothic UI" w:hint="eastAsia"/>
-          <w:color w:val="3D3447"/>
-          <w:sz w:val="22"/>
-          <w:szCs w:val="22"/>
-        </w:rPr>
-      </w:pPr>
-      <w:r>
-        <w:rPr>
-          <w:rStyle w:val="a5"/>
-          <w:rFonts w:ascii="Yu Gothic UI" w:eastAsia="Yu Gothic UI" w:hAnsi="Yu Gothic UI" w:hint="eastAsia"/>
-          <w:color w:val="3D3447"/>
-          <w:sz w:val="22"/>
-          <w:szCs w:val="22"/>
-        </w:rPr>
-        <w:t>Q. The rename failed midway</w:t>
-      </w:r>
-      <w:r>
-        <w:rPr>
-          <w:rFonts w:ascii="Yu Gothic UI" w:eastAsia="Yu Gothic UI" w:hAnsi="Yu Gothic UI" w:hint="eastAsia"/>
-          <w:color w:val="3D3447"/>
-          <w:sz w:val="22"/>
-          <w:szCs w:val="22"/>
-        </w:rPr>
-        <w:t xml:space="preserve"> A. A backup (</w:t>
-      </w:r>
-      <w:r>
-        <w:rPr>
-          <w:rStyle w:val="HTML"/>
-        </w:rPr>
         <w:t>originalname_backup</w:t>
       </w:r>
       <w:r>
@@ -7836,23 +9434,23 @@
     </w:p>
     <w:p>
       <w:pPr>
-        <w:spacing w:before="300" w:after="300"/>
-        <w:rPr>
-          <w:rFonts w:ascii="Yu Gothic UI" w:eastAsia="Yu Gothic UI" w:hAnsi="Yu Gothic UI" w:hint="eastAsia"/>
-          <w:color w:val="3D3447"/>
-          <w:sz w:val="22"/>
-          <w:szCs w:val="22"/>
-        </w:rPr>
-      </w:pPr>
-      <w:r>
-        <w:rPr>
-          <w:rFonts w:ascii="Yu Gothic UI" w:eastAsia="Yu Gothic UI" w:hAnsi="Yu Gothic UI" w:hint="eastAsia"/>
-          <w:color w:val="3D3447"/>
-          <w:sz w:val="22"/>
-          <w:szCs w:val="22"/>
-        </w:rPr>
-        <w:pict>
-          <v:rect id="_x0000_i1036" style="width:0;height:1.5pt" o:hralign="center" o:hrstd="t" o:hr="t" fillcolor="#a0a0a0" stroked="f">
+        <w:spacing w:before="270" w:after="270"/>
+        <w:rPr>
+          <w:rFonts w:ascii="Yu Gothic UI" w:eastAsia="Yu Gothic UI" w:hAnsi="Yu Gothic UI" w:hint="eastAsia"/>
+          <w:color w:val="3D3447"/>
+          <w:sz w:val="22"/>
+          <w:szCs w:val="22"/>
+        </w:rPr>
+      </w:pPr>
+      <w:r>
+        <w:rPr>
+          <w:rFonts w:ascii="Yu Gothic UI" w:eastAsia="Yu Gothic UI" w:hAnsi="Yu Gothic UI" w:hint="eastAsia"/>
+          <w:color w:val="3D3447"/>
+          <w:sz w:val="22"/>
+          <w:szCs w:val="22"/>
+        </w:rPr>
+        <w:pict w14:anchorId="0EC8A047">
+          <v:rect id="_x0000_i1040" style="width:0;height:1.5pt" o:hralign="center" o:hrstd="t" o:hr="t" fillcolor="#a0a0a0" stroked="f">
             <v:textbox inset="5.85pt,.7pt,5.85pt,.7pt"/>
           </v:rect>
         </w:pict>
@@ -7906,7 +9504,7 @@
       <w:pPr>
         <w:numPr>
           <w:ilvl w:val="0"/>
-          <w:numId w:val="9"/>
+          <w:numId w:val="11"/>
         </w:numPr>
         <w:spacing w:before="100" w:beforeAutospacing="1" w:after="100" w:afterAutospacing="1"/>
         <w:rPr>
@@ -8051,23 +9649,23 @@
     </w:p>
     <w:p>
       <w:pPr>
-        <w:spacing w:before="300" w:after="300"/>
-        <w:rPr>
-          <w:rFonts w:ascii="Yu Gothic UI" w:eastAsia="Yu Gothic UI" w:hAnsi="Yu Gothic UI" w:hint="eastAsia"/>
-          <w:color w:val="3D3447"/>
-          <w:sz w:val="22"/>
-          <w:szCs w:val="22"/>
-        </w:rPr>
-      </w:pPr>
-      <w:r>
-        <w:rPr>
-          <w:rFonts w:ascii="Yu Gothic UI" w:eastAsia="Yu Gothic UI" w:hAnsi="Yu Gothic UI" w:hint="eastAsia"/>
-          <w:color w:val="3D3447"/>
-          <w:sz w:val="22"/>
-          <w:szCs w:val="22"/>
-        </w:rPr>
-        <w:pict>
-          <v:rect id="_x0000_i1037" style="width:0;height:1.5pt" o:hralign="center" o:hrstd="t" o:hr="t" fillcolor="#a0a0a0" stroked="f">
+        <w:spacing w:before="270" w:after="270"/>
+        <w:rPr>
+          <w:rFonts w:ascii="Yu Gothic UI" w:eastAsia="Yu Gothic UI" w:hAnsi="Yu Gothic UI" w:hint="eastAsia"/>
+          <w:color w:val="3D3447"/>
+          <w:sz w:val="22"/>
+          <w:szCs w:val="22"/>
+        </w:rPr>
+      </w:pPr>
+      <w:r>
+        <w:rPr>
+          <w:rFonts w:ascii="Yu Gothic UI" w:eastAsia="Yu Gothic UI" w:hAnsi="Yu Gothic UI" w:hint="eastAsia"/>
+          <w:color w:val="3D3447"/>
+          <w:sz w:val="22"/>
+          <w:szCs w:val="22"/>
+        </w:rPr>
+        <w:pict w14:anchorId="41B974B9">
+          <v:rect id="_x0000_i1041" style="width:0;height:1.5pt" o:hralign="center" o:hrstd="t" o:hr="t" fillcolor="#a0a0a0" stroked="f">
             <v:textbox inset="5.85pt,.7pt,5.85pt,.7pt"/>
           </v:rect>
         </w:pict>
@@ -8203,9 +9801,9 @@
 <file path=word/numbering.xml><?xml version="1.0" encoding="utf-8"?>
 <w:numbering xmlns:wpc="http://schemas.microsoft.com/office/word/2010/wordprocessingCanvas" xmlns:cx="http://schemas.microsoft.com/office/drawing/2014/chartex" xmlns:cx1="http://schemas.microsoft.com/office/drawing/2015/9/8/chartex" xmlns:cx2="http://schemas.microsoft.com/office/drawing/2015/10/21/chartex" xmlns:cx3="http://schemas.microsoft.com/office/drawing/2016/5/9/chartex" xmlns:cx4="http://schemas.microsoft.com/office/drawing/2016/5/10/chartex" xmlns:cx5="http://schemas.microsoft.com/office/drawing/2016/5/11/chartex" xmlns:cx6="http://schemas.microsoft.com/office/drawing/2016/5/12/chartex" xmlns:cx7="http://schemas.microsoft.com/office/drawing/2016/5/13/chartex" xmlns:cx8="http://schemas.microsoft.com/office/drawing/2016/5/14/chartex" xmlns:mc="http://schemas.openxmlformats.org/markup-compatibility/2006" xmlns:aink="http://schemas.microsoft.com/office/drawing/2016/ink" xmlns:am3d="http://schemas.microsoft.com/office/drawing/2017/model3d" xmlns:o="urn:schemas-microsoft-com:office:office" xmlns:oel="http://schemas.microsoft.com/office/2019/extlst" xmlns:r="http://schemas.openxmlformats.org/officeDocument/2006/relationships" xmlns:m="http://schemas.openxmlformats.org/officeDocument/2006/math" xmlns:v="urn:schemas-microsoft-com:vml" xmlns:wp14="http://schemas.microsoft.com/office/word/2010/wordprocessingDrawing" xmlns:wp="http://schemas.openxmlformats.org/drawingml/2006/wordprocessingDrawing" xmlns:w10="urn:schemas-microsoft-com:office:word" xmlns:w="http://schemas.openxmlformats.org/wordprocessingml/2006/main" xmlns:w14="http://schemas.microsoft.com/office/word/2010/wordml" xmlns:w15="http://schemas.microsoft.com/office/word/2012/wordml" xmlns:w16cex="http://schemas.microsoft.com/office/word/2018/wordml/cex" xmlns:w16cid="http://schemas.microsoft.com/office/word/2016/wordml/cid" xmlns:w16="http://schemas.microsoft.com/office/word/2018/wordml" xmlns:w16du="http://schemas.microsoft.com/office/word/2023/wordml/word16du" xmlns:w16sdtdh="http://schemas.microsoft.com/office/word/2020/wordml/sdtdatahash" xmlns:w16sdtfl="http://schemas.microsoft.com/office/word/2024/wordml/sdtformatlock" xmlns:w16se="http://schemas.microsoft.com/office/word/2015/wordml/symex" xmlns:wpg="http://schemas.microsoft.com/office/word/2010/wordprocessingGroup" xmlns:wpi="http://schemas.microsoft.com/office/word/2010/wordprocessingInk" xmlns:wne="http://schemas.microsoft.com/office/word/2006/wordml" xmlns:wps="http://schemas.microsoft.com/office/word/2010/wordprocessingShape" mc:Ignorable="w14 w15 w16se w16cid w16 w16cex w16sdtdh w16sdtfl w16du wp14">
   <w:abstractNum w:abstractNumId="0" w15:restartNumberingAfterBreak="0">
-    <w:nsid w:val="01C33208"/>
+    <w:nsid w:val="15D25CF6"/>
     <w:multiLevelType w:val="multilevel"/>
-    <w:tmpl w:val="1E0CF886"/>
+    <w:tmpl w:val="0644C342"/>
     <w:lvl w:ilvl="0">
       <w:start w:val="1"/>
       <w:numFmt w:val="bullet"/>
@@ -8352,9 +9950,9 @@
     </w:lvl>
   </w:abstractNum>
   <w:abstractNum w:abstractNumId="1" w15:restartNumberingAfterBreak="0">
-    <w:nsid w:val="19336B8B"/>
+    <w:nsid w:val="1FB92AEF"/>
     <w:multiLevelType w:val="multilevel"/>
-    <w:tmpl w:val="EE62BE1A"/>
+    <w:tmpl w:val="7A6AA10A"/>
     <w:lvl w:ilvl="0">
       <w:start w:val="1"/>
       <w:numFmt w:val="bullet"/>
@@ -8501,9 +10099,9 @@
     </w:lvl>
   </w:abstractNum>
   <w:abstractNum w:abstractNumId="2" w15:restartNumberingAfterBreak="0">
-    <w:nsid w:val="29FC71DD"/>
+    <w:nsid w:val="37BF4D5A"/>
     <w:multiLevelType w:val="multilevel"/>
-    <w:tmpl w:val="FD16C2F6"/>
+    <w:tmpl w:val="6BA61DC8"/>
     <w:lvl w:ilvl="0">
       <w:start w:val="1"/>
       <w:numFmt w:val="bullet"/>
@@ -8650,9 +10248,235 @@
     </w:lvl>
   </w:abstractNum>
   <w:abstractNum w:abstractNumId="3" w15:restartNumberingAfterBreak="0">
-    <w:nsid w:val="3C9B3FB1"/>
+    <w:nsid w:val="438E631B"/>
     <w:multiLevelType w:val="multilevel"/>
-    <w:tmpl w:val="76762F88"/>
+    <w:tmpl w:val="BF4A3538"/>
+    <w:lvl w:ilvl="0">
+      <w:start w:val="1"/>
+      <w:numFmt w:val="decimal"/>
+      <w:lvlText w:val="%1."/>
+      <w:lvlJc w:val="left"/>
+      <w:pPr>
+        <w:tabs>
+          <w:tab w:val="num" w:pos="720"/>
+        </w:tabs>
+        <w:ind w:left="720" w:hanging="360"/>
+      </w:pPr>
+    </w:lvl>
+    <w:lvl w:ilvl="1" w:tentative="1">
+      <w:start w:val="1"/>
+      <w:numFmt w:val="decimal"/>
+      <w:lvlText w:val="%2."/>
+      <w:lvlJc w:val="left"/>
+      <w:pPr>
+        <w:tabs>
+          <w:tab w:val="num" w:pos="1440"/>
+        </w:tabs>
+        <w:ind w:left="1440" w:hanging="360"/>
+      </w:pPr>
+    </w:lvl>
+    <w:lvl w:ilvl="2" w:tentative="1">
+      <w:start w:val="1"/>
+      <w:numFmt w:val="decimal"/>
+      <w:lvlText w:val="%3."/>
+      <w:lvlJc w:val="left"/>
+      <w:pPr>
+        <w:tabs>
+          <w:tab w:val="num" w:pos="2160"/>
+        </w:tabs>
+        <w:ind w:left="2160" w:hanging="360"/>
+      </w:pPr>
+    </w:lvl>
+    <w:lvl w:ilvl="3" w:tentative="1">
+      <w:start w:val="1"/>
+      <w:numFmt w:val="decimal"/>
+      <w:lvlText w:val="%4."/>
+      <w:lvlJc w:val="left"/>
+      <w:pPr>
+        <w:tabs>
+          <w:tab w:val="num" w:pos="2880"/>
+        </w:tabs>
+        <w:ind w:left="2880" w:hanging="360"/>
+      </w:pPr>
+    </w:lvl>
+    <w:lvl w:ilvl="4" w:tentative="1">
+      <w:start w:val="1"/>
+      <w:numFmt w:val="decimal"/>
+      <w:lvlText w:val="%5."/>
+      <w:lvlJc w:val="left"/>
+      <w:pPr>
+        <w:tabs>
+          <w:tab w:val="num" w:pos="3600"/>
+        </w:tabs>
+        <w:ind w:left="3600" w:hanging="360"/>
+      </w:pPr>
+    </w:lvl>
+    <w:lvl w:ilvl="5" w:tentative="1">
+      <w:start w:val="1"/>
+      <w:numFmt w:val="decimal"/>
+      <w:lvlText w:val="%6."/>
+      <w:lvlJc w:val="left"/>
+      <w:pPr>
+        <w:tabs>
+          <w:tab w:val="num" w:pos="4320"/>
+        </w:tabs>
+        <w:ind w:left="4320" w:hanging="360"/>
+      </w:pPr>
+    </w:lvl>
+    <w:lvl w:ilvl="6" w:tentative="1">
+      <w:start w:val="1"/>
+      <w:numFmt w:val="decimal"/>
+      <w:lvlText w:val="%7."/>
+      <w:lvlJc w:val="left"/>
+      <w:pPr>
+        <w:tabs>
+          <w:tab w:val="num" w:pos="5040"/>
+        </w:tabs>
+        <w:ind w:left="5040" w:hanging="360"/>
+      </w:pPr>
+    </w:lvl>
+    <w:lvl w:ilvl="7" w:tentative="1">
+      <w:start w:val="1"/>
+      <w:numFmt w:val="decimal"/>
+      <w:lvlText w:val="%8."/>
+      <w:lvlJc w:val="left"/>
+      <w:pPr>
+        <w:tabs>
+          <w:tab w:val="num" w:pos="5760"/>
+        </w:tabs>
+        <w:ind w:left="5760" w:hanging="360"/>
+      </w:pPr>
+    </w:lvl>
+    <w:lvl w:ilvl="8" w:tentative="1">
+      <w:start w:val="1"/>
+      <w:numFmt w:val="decimal"/>
+      <w:lvlText w:val="%9."/>
+      <w:lvlJc w:val="left"/>
+      <w:pPr>
+        <w:tabs>
+          <w:tab w:val="num" w:pos="6480"/>
+        </w:tabs>
+        <w:ind w:left="6480" w:hanging="360"/>
+      </w:pPr>
+    </w:lvl>
+  </w:abstractNum>
+  <w:abstractNum w:abstractNumId="4" w15:restartNumberingAfterBreak="0">
+    <w:nsid w:val="4A41763D"/>
+    <w:multiLevelType w:val="multilevel"/>
+    <w:tmpl w:val="BDC82E50"/>
+    <w:lvl w:ilvl="0">
+      <w:start w:val="1"/>
+      <w:numFmt w:val="decimal"/>
+      <w:lvlText w:val="%1."/>
+      <w:lvlJc w:val="left"/>
+      <w:pPr>
+        <w:tabs>
+          <w:tab w:val="num" w:pos="720"/>
+        </w:tabs>
+        <w:ind w:left="720" w:hanging="360"/>
+      </w:pPr>
+    </w:lvl>
+    <w:lvl w:ilvl="1" w:tentative="1">
+      <w:start w:val="1"/>
+      <w:numFmt w:val="decimal"/>
+      <w:lvlText w:val="%2."/>
+      <w:lvlJc w:val="left"/>
+      <w:pPr>
+        <w:tabs>
+          <w:tab w:val="num" w:pos="1440"/>
+        </w:tabs>
+        <w:ind w:left="1440" w:hanging="360"/>
+      </w:pPr>
+    </w:lvl>
+    <w:lvl w:ilvl="2" w:tentative="1">
+      <w:start w:val="1"/>
+      <w:numFmt w:val="decimal"/>
+      <w:lvlText w:val="%3."/>
+      <w:lvlJc w:val="left"/>
+      <w:pPr>
+        <w:tabs>
+          <w:tab w:val="num" w:pos="2160"/>
+        </w:tabs>
+        <w:ind w:left="2160" w:hanging="360"/>
+      </w:pPr>
+    </w:lvl>
+    <w:lvl w:ilvl="3" w:tentative="1">
+      <w:start w:val="1"/>
+      <w:numFmt w:val="decimal"/>
+      <w:lvlText w:val="%4."/>
+      <w:lvlJc w:val="left"/>
+      <w:pPr>
+        <w:tabs>
+          <w:tab w:val="num" w:pos="2880"/>
+        </w:tabs>
+        <w:ind w:left="2880" w:hanging="360"/>
+      </w:pPr>
+    </w:lvl>
+    <w:lvl w:ilvl="4" w:tentative="1">
+      <w:start w:val="1"/>
+      <w:numFmt w:val="decimal"/>
+      <w:lvlText w:val="%5."/>
+      <w:lvlJc w:val="left"/>
+      <w:pPr>
+        <w:tabs>
+          <w:tab w:val="num" w:pos="3600"/>
+        </w:tabs>
+        <w:ind w:left="3600" w:hanging="360"/>
+      </w:pPr>
+    </w:lvl>
+    <w:lvl w:ilvl="5" w:tentative="1">
+      <w:start w:val="1"/>
+      <w:numFmt w:val="decimal"/>
+      <w:lvlText w:val="%6."/>
+      <w:lvlJc w:val="left"/>
+      <w:pPr>
+        <w:tabs>
+          <w:tab w:val="num" w:pos="4320"/>
+        </w:tabs>
+        <w:ind w:left="4320" w:hanging="360"/>
+      </w:pPr>
+    </w:lvl>
+    <w:lvl w:ilvl="6" w:tentative="1">
+      <w:start w:val="1"/>
+      <w:numFmt w:val="decimal"/>
+      <w:lvlText w:val="%7."/>
+      <w:lvlJc w:val="left"/>
+      <w:pPr>
+        <w:tabs>
+          <w:tab w:val="num" w:pos="5040"/>
+        </w:tabs>
+        <w:ind w:left="5040" w:hanging="360"/>
+      </w:pPr>
+    </w:lvl>
+    <w:lvl w:ilvl="7" w:tentative="1">
+      <w:start w:val="1"/>
+      <w:numFmt w:val="decimal"/>
+      <w:lvlText w:val="%8."/>
+      <w:lvlJc w:val="left"/>
+      <w:pPr>
+        <w:tabs>
+          <w:tab w:val="num" w:pos="5760"/>
+        </w:tabs>
+        <w:ind w:left="5760" w:hanging="360"/>
+      </w:pPr>
+    </w:lvl>
+    <w:lvl w:ilvl="8" w:tentative="1">
+      <w:start w:val="1"/>
+      <w:numFmt w:val="decimal"/>
+      <w:lvlText w:val="%9."/>
+      <w:lvlJc w:val="left"/>
+      <w:pPr>
+        <w:tabs>
+          <w:tab w:val="num" w:pos="6480"/>
+        </w:tabs>
+        <w:ind w:left="6480" w:hanging="360"/>
+      </w:pPr>
+    </w:lvl>
+  </w:abstractNum>
+  <w:abstractNum w:abstractNumId="5" w15:restartNumberingAfterBreak="0">
+    <w:nsid w:val="4D1309C2"/>
+    <w:multiLevelType w:val="multilevel"/>
+    <w:tmpl w:val="EF5E89FC"/>
     <w:lvl w:ilvl="0">
       <w:start w:val="1"/>
       <w:numFmt w:val="bullet"/>
@@ -8798,10 +10622,10 @@
       </w:rPr>
     </w:lvl>
   </w:abstractNum>
-  <w:abstractNum w:abstractNumId="4" w15:restartNumberingAfterBreak="0">
-    <w:nsid w:val="41911040"/>
+  <w:abstractNum w:abstractNumId="6" w15:restartNumberingAfterBreak="0">
+    <w:nsid w:val="55211D99"/>
     <w:multiLevelType w:val="multilevel"/>
-    <w:tmpl w:val="568CA46A"/>
+    <w:tmpl w:val="43EC2528"/>
     <w:lvl w:ilvl="0">
       <w:start w:val="1"/>
       <w:numFmt w:val="bullet"/>
@@ -8947,10 +10771,10 @@
       </w:rPr>
     </w:lvl>
   </w:abstractNum>
-  <w:abstractNum w:abstractNumId="5" w15:restartNumberingAfterBreak="0">
-    <w:nsid w:val="46725453"/>
+  <w:abstractNum w:abstractNumId="7" w15:restartNumberingAfterBreak="0">
+    <w:nsid w:val="5F533EC3"/>
     <w:multiLevelType w:val="multilevel"/>
-    <w:tmpl w:val="5B1498B8"/>
+    <w:tmpl w:val="10D04878"/>
     <w:lvl w:ilvl="0">
       <w:start w:val="1"/>
       <w:numFmt w:val="bullet"/>
@@ -9096,123 +10920,10 @@
       </w:rPr>
     </w:lvl>
   </w:abstractNum>
-  <w:abstractNum w:abstractNumId="6" w15:restartNumberingAfterBreak="0">
-    <w:nsid w:val="4773410A"/>
+  <w:abstractNum w:abstractNumId="8" w15:restartNumberingAfterBreak="0">
+    <w:nsid w:val="632F4BDE"/>
     <w:multiLevelType w:val="multilevel"/>
-    <w:tmpl w:val="AE3CC97A"/>
-    <w:lvl w:ilvl="0">
-      <w:start w:val="1"/>
-      <w:numFmt w:val="decimal"/>
-      <w:lvlText w:val="%1."/>
-      <w:lvlJc w:val="left"/>
-      <w:pPr>
-        <w:tabs>
-          <w:tab w:val="num" w:pos="720"/>
-        </w:tabs>
-        <w:ind w:left="720" w:hanging="360"/>
-      </w:pPr>
-    </w:lvl>
-    <w:lvl w:ilvl="1" w:tentative="1">
-      <w:start w:val="1"/>
-      <w:numFmt w:val="decimal"/>
-      <w:lvlText w:val="%2."/>
-      <w:lvlJc w:val="left"/>
-      <w:pPr>
-        <w:tabs>
-          <w:tab w:val="num" w:pos="1440"/>
-        </w:tabs>
-        <w:ind w:left="1440" w:hanging="360"/>
-      </w:pPr>
-    </w:lvl>
-    <w:lvl w:ilvl="2" w:tentative="1">
-      <w:start w:val="1"/>
-      <w:numFmt w:val="decimal"/>
-      <w:lvlText w:val="%3."/>
-      <w:lvlJc w:val="left"/>
-      <w:pPr>
-        <w:tabs>
-          <w:tab w:val="num" w:pos="2160"/>
-        </w:tabs>
-        <w:ind w:left="2160" w:hanging="360"/>
-      </w:pPr>
-    </w:lvl>
-    <w:lvl w:ilvl="3" w:tentative="1">
-      <w:start w:val="1"/>
-      <w:numFmt w:val="decimal"/>
-      <w:lvlText w:val="%4."/>
-      <w:lvlJc w:val="left"/>
-      <w:pPr>
-        <w:tabs>
-          <w:tab w:val="num" w:pos="2880"/>
-        </w:tabs>
-        <w:ind w:left="2880" w:hanging="360"/>
-      </w:pPr>
-    </w:lvl>
-    <w:lvl w:ilvl="4" w:tentative="1">
-      <w:start w:val="1"/>
-      <w:numFmt w:val="decimal"/>
-      <w:lvlText w:val="%5."/>
-      <w:lvlJc w:val="left"/>
-      <w:pPr>
-        <w:tabs>
-          <w:tab w:val="num" w:pos="3600"/>
-        </w:tabs>
-        <w:ind w:left="3600" w:hanging="360"/>
-      </w:pPr>
-    </w:lvl>
-    <w:lvl w:ilvl="5" w:tentative="1">
-      <w:start w:val="1"/>
-      <w:numFmt w:val="decimal"/>
-      <w:lvlText w:val="%6."/>
-      <w:lvlJc w:val="left"/>
-      <w:pPr>
-        <w:tabs>
-          <w:tab w:val="num" w:pos="4320"/>
-        </w:tabs>
-        <w:ind w:left="4320" w:hanging="360"/>
-      </w:pPr>
-    </w:lvl>
-    <w:lvl w:ilvl="6" w:tentative="1">
-      <w:start w:val="1"/>
-      <w:numFmt w:val="decimal"/>
-      <w:lvlText w:val="%7."/>
-      <w:lvlJc w:val="left"/>
-      <w:pPr>
-        <w:tabs>
-          <w:tab w:val="num" w:pos="5040"/>
-        </w:tabs>
-        <w:ind w:left="5040" w:hanging="360"/>
-      </w:pPr>
-    </w:lvl>
-    <w:lvl w:ilvl="7" w:tentative="1">
-      <w:start w:val="1"/>
-      <w:numFmt w:val="decimal"/>
-      <w:lvlText w:val="%8."/>
-      <w:lvlJc w:val="left"/>
-      <w:pPr>
-        <w:tabs>
-          <w:tab w:val="num" w:pos="5760"/>
-        </w:tabs>
-        <w:ind w:left="5760" w:hanging="360"/>
-      </w:pPr>
-    </w:lvl>
-    <w:lvl w:ilvl="8" w:tentative="1">
-      <w:start w:val="1"/>
-      <w:numFmt w:val="decimal"/>
-      <w:lvlText w:val="%9."/>
-      <w:lvlJc w:val="left"/>
-      <w:pPr>
-        <w:tabs>
-          <w:tab w:val="num" w:pos="6480"/>
-        </w:tabs>
-        <w:ind w:left="6480" w:hanging="360"/>
-      </w:pPr>
-    </w:lvl>
-  </w:abstractNum>
-  <w:abstractNum w:abstractNumId="7" w15:restartNumberingAfterBreak="0">
-    <w:nsid w:val="5C031FCF"/>
-    <w:multiLevelType w:val="multilevel"/>
-    <w:tmpl w:val="219EF6C2"/>
+    <w:tmpl w:val="6DEC5410"/>
     <w:lvl w:ilvl="0">
       <w:start w:val="1"/>
       <w:numFmt w:val="bullet"/>
@@ -9358,10 +11069,10 @@
       </w:rPr>
     </w:lvl>
   </w:abstractNum>
-  <w:abstractNum w:abstractNumId="8" w15:restartNumberingAfterBreak="0">
-    <w:nsid w:val="71DD7DE3"/>
+  <w:abstractNum w:abstractNumId="9" w15:restartNumberingAfterBreak="0">
+    <w:nsid w:val="73310162"/>
     <w:multiLevelType w:val="multilevel"/>
-    <w:tmpl w:val="69F453F8"/>
+    <w:tmpl w:val="72B2745A"/>
     <w:lvl w:ilvl="0">
       <w:start w:val="1"/>
       <w:numFmt w:val="decimal"/>
@@ -9471,32 +11182,187 @@
       </w:pPr>
     </w:lvl>
   </w:abstractNum>
-  <w:num w:numId="1" w16cid:durableId="1529444517">
+  <w:abstractNum w:abstractNumId="10" w15:restartNumberingAfterBreak="0">
+    <w:nsid w:val="7FC04327"/>
+    <w:multiLevelType w:val="multilevel"/>
+    <w:tmpl w:val="05165D9A"/>
+    <w:lvl w:ilvl="0">
+      <w:start w:val="1"/>
+      <w:numFmt w:val="bullet"/>
+      <w:lvlText w:val=""/>
+      <w:lvlJc w:val="left"/>
+      <w:pPr>
+        <w:tabs>
+          <w:tab w:val="num" w:pos="720"/>
+        </w:tabs>
+        <w:ind w:left="720" w:hanging="360"/>
+      </w:pPr>
+      <w:rPr>
+        <w:rFonts w:ascii="Symbol" w:hAnsi="Symbol" w:hint="default"/>
+        <w:sz w:val="20"/>
+      </w:rPr>
+    </w:lvl>
+    <w:lvl w:ilvl="1" w:tentative="1">
+      <w:start w:val="1"/>
+      <w:numFmt w:val="bullet"/>
+      <w:lvlText w:val="o"/>
+      <w:lvlJc w:val="left"/>
+      <w:pPr>
+        <w:tabs>
+          <w:tab w:val="num" w:pos="1440"/>
+        </w:tabs>
+        <w:ind w:left="1440" w:hanging="360"/>
+      </w:pPr>
+      <w:rPr>
+        <w:rFonts w:ascii="Courier New" w:hAnsi="Courier New" w:hint="default"/>
+        <w:sz w:val="20"/>
+      </w:rPr>
+    </w:lvl>
+    <w:lvl w:ilvl="2" w:tentative="1">
+      <w:start w:val="1"/>
+      <w:numFmt w:val="bullet"/>
+      <w:lvlText w:val=""/>
+      <w:lvlJc w:val="left"/>
+      <w:pPr>
+        <w:tabs>
+          <w:tab w:val="num" w:pos="2160"/>
+        </w:tabs>
+        <w:ind w:left="2160" w:hanging="360"/>
+      </w:pPr>
+      <w:rPr>
+        <w:rFonts w:ascii="Wingdings" w:hAnsi="Wingdings" w:hint="default"/>
+        <w:sz w:val="20"/>
+      </w:rPr>
+    </w:lvl>
+    <w:lvl w:ilvl="3" w:tentative="1">
+      <w:start w:val="1"/>
+      <w:numFmt w:val="bullet"/>
+      <w:lvlText w:val=""/>
+      <w:lvlJc w:val="left"/>
+      <w:pPr>
+        <w:tabs>
+          <w:tab w:val="num" w:pos="2880"/>
+        </w:tabs>
+        <w:ind w:left="2880" w:hanging="360"/>
+      </w:pPr>
+      <w:rPr>
+        <w:rFonts w:ascii="Wingdings" w:hAnsi="Wingdings" w:hint="default"/>
+        <w:sz w:val="20"/>
+      </w:rPr>
+    </w:lvl>
+    <w:lvl w:ilvl="4" w:tentative="1">
+      <w:start w:val="1"/>
+      <w:numFmt w:val="bullet"/>
+      <w:lvlText w:val=""/>
+      <w:lvlJc w:val="left"/>
+      <w:pPr>
+        <w:tabs>
+          <w:tab w:val="num" w:pos="3600"/>
+        </w:tabs>
+        <w:ind w:left="3600" w:hanging="360"/>
+      </w:pPr>
+      <w:rPr>
+        <w:rFonts w:ascii="Wingdings" w:hAnsi="Wingdings" w:hint="default"/>
+        <w:sz w:val="20"/>
+      </w:rPr>
+    </w:lvl>
+    <w:lvl w:ilvl="5" w:tentative="1">
+      <w:start w:val="1"/>
+      <w:numFmt w:val="bullet"/>
+      <w:lvlText w:val=""/>
+      <w:lvlJc w:val="left"/>
+      <w:pPr>
+        <w:tabs>
+          <w:tab w:val="num" w:pos="4320"/>
+        </w:tabs>
+        <w:ind w:left="4320" w:hanging="360"/>
+      </w:pPr>
+      <w:rPr>
+        <w:rFonts w:ascii="Wingdings" w:hAnsi="Wingdings" w:hint="default"/>
+        <w:sz w:val="20"/>
+      </w:rPr>
+    </w:lvl>
+    <w:lvl w:ilvl="6" w:tentative="1">
+      <w:start w:val="1"/>
+      <w:numFmt w:val="bullet"/>
+      <w:lvlText w:val=""/>
+      <w:lvlJc w:val="left"/>
+      <w:pPr>
+        <w:tabs>
+          <w:tab w:val="num" w:pos="5040"/>
+        </w:tabs>
+        <w:ind w:left="5040" w:hanging="360"/>
+      </w:pPr>
+      <w:rPr>
+        <w:rFonts w:ascii="Wingdings" w:hAnsi="Wingdings" w:hint="default"/>
+        <w:sz w:val="20"/>
+      </w:rPr>
+    </w:lvl>
+    <w:lvl w:ilvl="7" w:tentative="1">
+      <w:start w:val="1"/>
+      <w:numFmt w:val="bullet"/>
+      <w:lvlText w:val=""/>
+      <w:lvlJc w:val="left"/>
+      <w:pPr>
+        <w:tabs>
+          <w:tab w:val="num" w:pos="5760"/>
+        </w:tabs>
+        <w:ind w:left="5760" w:hanging="360"/>
+      </w:pPr>
+      <w:rPr>
+        <w:rFonts w:ascii="Wingdings" w:hAnsi="Wingdings" w:hint="default"/>
+        <w:sz w:val="20"/>
+      </w:rPr>
+    </w:lvl>
+    <w:lvl w:ilvl="8" w:tentative="1">
+      <w:start w:val="1"/>
+      <w:numFmt w:val="bullet"/>
+      <w:lvlText w:val=""/>
+      <w:lvlJc w:val="left"/>
+      <w:pPr>
+        <w:tabs>
+          <w:tab w:val="num" w:pos="6480"/>
+        </w:tabs>
+        <w:ind w:left="6480" w:hanging="360"/>
+      </w:pPr>
+      <w:rPr>
+        <w:rFonts w:ascii="Wingdings" w:hAnsi="Wingdings" w:hint="default"/>
+        <w:sz w:val="20"/>
+      </w:rPr>
+    </w:lvl>
+  </w:abstractNum>
+  <w:num w:numId="1" w16cid:durableId="1201354627">
+    <w:abstractNumId w:val="7"/>
+  </w:num>
+  <w:num w:numId="2" w16cid:durableId="150026581">
+    <w:abstractNumId w:val="4"/>
+  </w:num>
+  <w:num w:numId="3" w16cid:durableId="110129778">
+    <w:abstractNumId w:val="5"/>
+  </w:num>
+  <w:num w:numId="4" w16cid:durableId="339163664">
+    <w:abstractNumId w:val="3"/>
+  </w:num>
+  <w:num w:numId="5" w16cid:durableId="803275883">
+    <w:abstractNumId w:val="10"/>
+  </w:num>
+  <w:num w:numId="6" w16cid:durableId="963461005">
     <w:abstractNumId w:val="0"/>
   </w:num>
-  <w:num w:numId="2" w16cid:durableId="1771075310">
+  <w:num w:numId="7" w16cid:durableId="1801535438">
+    <w:abstractNumId w:val="6"/>
+  </w:num>
+  <w:num w:numId="8" w16cid:durableId="274412679">
+    <w:abstractNumId w:val="9"/>
+  </w:num>
+  <w:num w:numId="9" w16cid:durableId="556356758">
     <w:abstractNumId w:val="8"/>
   </w:num>
-  <w:num w:numId="3" w16cid:durableId="110445167">
+  <w:num w:numId="10" w16cid:durableId="2060780696">
     <w:abstractNumId w:val="2"/>
   </w:num>
-  <w:num w:numId="4" w16cid:durableId="507141501">
-    <w:abstractNumId w:val="7"/>
-  </w:num>
-  <w:num w:numId="5" w16cid:durableId="83378975">
-    <w:abstractNumId w:val="6"/>
-  </w:num>
-  <w:num w:numId="6" w16cid:durableId="2136825343">
-    <w:abstractNumId w:val="4"/>
-  </w:num>
-  <w:num w:numId="7" w16cid:durableId="1695761758">
-    <w:abstractNumId w:val="3"/>
-  </w:num>
-  <w:num w:numId="8" w16cid:durableId="1033265777">
+  <w:num w:numId="11" w16cid:durableId="1459568111">
     <w:abstractNumId w:val="1"/>
-  </w:num>
-  <w:num w:numId="9" w16cid:durableId="417020531">
-    <w:abstractNumId w:val="5"/>
   </w:num>
 </w:numbering>
 </file>
@@ -9931,7 +11797,7 @@
       <w:pBdr>
         <w:bottom w:val="single" w:sz="6" w:space="3" w:color="ECE4F0"/>
       </w:pBdr>
-      <w:spacing w:before="420" w:after="100" w:afterAutospacing="1"/>
+      <w:spacing w:before="390" w:after="100" w:afterAutospacing="1"/>
       <w:outlineLvl w:val="1"/>
     </w:pPr>
     <w:rPr>
@@ -9949,7 +11815,7 @@
     <w:uiPriority w:val="9"/>
     <w:qFormat/>
     <w:pPr>
-      <w:spacing w:before="300" w:after="100" w:afterAutospacing="1"/>
+      <w:spacing w:before="270" w:after="100" w:afterAutospacing="1"/>
       <w:outlineLvl w:val="2"/>
     </w:pPr>
     <w:rPr>
@@ -10152,7 +12018,7 @@
     <w:link w:val="a8"/>
     <w:uiPriority w:val="99"/>
     <w:unhideWhenUsed/>
-    <w:rsid w:val="00B44278"/>
+    <w:rsid w:val="00CF0502"/>
     <w:pPr>
       <w:tabs>
         <w:tab w:val="center" w:pos="4252"/>
@@ -10166,7 +12032,7 @@
     <w:basedOn w:val="a0"/>
     <w:link w:val="a7"/>
     <w:uiPriority w:val="99"/>
-    <w:rsid w:val="00B44278"/>
+    <w:rsid w:val="00CF0502"/>
     <w:rPr>
       <w:rFonts w:ascii="ＭＳ Ｐゴシック" w:eastAsia="ＭＳ Ｐゴシック" w:hAnsi="ＭＳ Ｐゴシック" w:cs="ＭＳ Ｐゴシック"/>
       <w:sz w:val="24"/>
@@ -10179,7 +12045,7 @@
     <w:link w:val="aa"/>
     <w:uiPriority w:val="99"/>
     <w:unhideWhenUsed/>
-    <w:rsid w:val="00B44278"/>
+    <w:rsid w:val="00CF0502"/>
     <w:pPr>
       <w:tabs>
         <w:tab w:val="center" w:pos="4252"/>
@@ -10193,7 +12059,7 @@
     <w:basedOn w:val="a0"/>
     <w:link w:val="a9"/>
     <w:uiPriority w:val="99"/>
-    <w:rsid w:val="00B44278"/>
+    <w:rsid w:val="00CF0502"/>
     <w:rPr>
       <w:rFonts w:ascii="ＭＳ Ｐゴシック" w:eastAsia="ＭＳ Ｐゴシック" w:hAnsi="ＭＳ Ｐゴシック" w:cs="ＭＳ Ｐゴシック"/>
       <w:sz w:val="24"/>
